--- a/EXPORTS/DOCX/published/niveau3/English/WMLeiden.docx
+++ b/EXPORTS/DOCX/published/niveau3/English/WMLeiden.docx
@@ -205,7 +205,7 @@
           <w:rFonts w:ascii="Charis SIL Regular" w:hAnsi="Charis SIL Regular" w:eastAsia="Charis SIL Regular"/>
           <w:b w:val="0"/>
           <w:i w:val="0"/>
-          <w:color w:val="0066CC"/>
+          <w:color w:val="0000FF"/>
           <w:sz w:val="24"/>
           <w:u w:val="single"/>
         </w:rPr>
@@ -223,7 +223,7 @@
           <w:rFonts w:ascii="Charis SIL Regular" w:hAnsi="Charis SIL Regular" w:eastAsia="Charis SIL Regular"/>
           <w:b w:val="0"/>
           <w:i w:val="0"/>
-          <w:color w:val="0066CC"/>
+          <w:color w:val="0000FF"/>
           <w:sz w:val="24"/>
           <w:u w:val="single"/>
         </w:rPr>
@@ -241,7 +241,7 @@
           <w:rFonts w:ascii="Charis SIL Regular" w:hAnsi="Charis SIL Regular" w:eastAsia="Charis SIL Regular"/>
           <w:b w:val="0"/>
           <w:i w:val="0"/>
-          <w:color w:val="0066CC"/>
+          <w:color w:val="0000FF"/>
           <w:sz w:val="24"/>
           <w:u w:val="single"/>
         </w:rPr>
@@ -252,7 +252,7 @@
           <w:rFonts w:ascii="Charis SIL Regular" w:hAnsi="Charis SIL Regular" w:eastAsia="Charis SIL Regular"/>
           <w:b w:val="0"/>
           <w:i w:val="0"/>
-          <w:color w:val="0066CC"/>
+          <w:color w:val="0000FF"/>
           <w:sz w:val="24"/>
           <w:u w:val="single"/>
         </w:rPr>
@@ -270,7 +270,7 @@
           <w:rFonts w:ascii="Charis SIL Regular" w:hAnsi="Charis SIL Regular" w:eastAsia="Charis SIL Regular"/>
           <w:b w:val="0"/>
           <w:i w:val="0"/>
-          <w:color w:val="0066CC"/>
+          <w:color w:val="0000FF"/>
           <w:sz w:val="24"/>
           <w:u w:val="single"/>
         </w:rPr>
@@ -281,7 +281,7 @@
           <w:rFonts w:ascii="Charis SIL Regular" w:hAnsi="Charis SIL Regular" w:eastAsia="Charis SIL Regular"/>
           <w:b w:val="0"/>
           <w:i w:val="0"/>
-          <w:color w:val="0066CC"/>
+          <w:color w:val="0000FF"/>
           <w:sz w:val="24"/>
           <w:u w:val="single"/>
         </w:rPr>
@@ -306,7 +306,7 @@
       </w:r>
       <w:r>
         <w:rPr>
-          <w:u w:val="single" w:color="0066cc"/>
+          <w:u w:val="single" w:color="0000ff"/>
           <w:rFonts w:ascii="Charis SIL Regular" w:hAnsi="Charis SIL Regular" w:eastAsia="Charis SIL Regular"/>
           <w:b w:val="0"/>
           <w:i w:val="0"/>
@@ -324,7 +324,7 @@
       </w:r>
       <w:r>
         <w:rPr>
-          <w:u w:val="single" w:color="0066cc"/>
+          <w:u w:val="single" w:color="0000ff"/>
           <w:rFonts w:ascii="Charis SIL Regular" w:hAnsi="Charis SIL Regular" w:eastAsia="Charis SIL Regular"/>
           <w:b w:val="0"/>
           <w:i w:val="0"/>
@@ -342,7 +342,7 @@
       </w:r>
       <w:r>
         <w:rPr>
-          <w:u w:val="single" w:color="0066cc"/>
+          <w:u w:val="single" w:color="0000ff"/>
           <w:rFonts w:ascii="Charis SIL Regular" w:hAnsi="Charis SIL Regular" w:eastAsia="Charis SIL Regular"/>
           <w:b w:val="0"/>
           <w:i w:val="0"/>
@@ -360,7 +360,7 @@
       </w:r>
       <w:r>
         <w:rPr>
-          <w:u w:val="single" w:color="0066cc"/>
+          <w:u w:val="single" w:color="0000ff"/>
           <w:rFonts w:ascii="Charis SIL Regular" w:hAnsi="Charis SIL Regular" w:eastAsia="Charis SIL Regular"/>
           <w:b w:val="0"/>
           <w:i w:val="0"/>
@@ -378,7 +378,7 @@
       </w:r>
       <w:r>
         <w:rPr>
-          <w:u w:val="single" w:color="0066cc"/>
+          <w:u w:val="single" w:color="0000ff"/>
           <w:rFonts w:ascii="Charis SIL Regular" w:hAnsi="Charis SIL Regular" w:eastAsia="Charis SIL Regular"/>
           <w:b w:val="0"/>
           <w:i w:val="0"/>
@@ -396,7 +396,7 @@
       </w:r>
       <w:r>
         <w:rPr>
-          <w:u w:val="single" w:color="0066cc"/>
+          <w:u w:val="single" w:color="0000ff"/>
           <w:rFonts w:ascii="Charis SIL Regular" w:hAnsi="Charis SIL Regular" w:eastAsia="Charis SIL Regular"/>
           <w:b w:val="0"/>
           <w:i w:val="0"/>
@@ -440,7 +440,7 @@
           <w:rFonts w:ascii="Charis SIL Regular" w:hAnsi="Charis SIL Regular" w:eastAsia="Charis SIL Regular"/>
           <w:b w:val="0"/>
           <w:i w:val="0"/>
-          <w:color w:val="0066CC"/>
+          <w:color w:val="0000FF"/>
           <w:sz w:val="24"/>
           <w:u w:val="single"/>
         </w:rPr>
@@ -458,7 +458,7 @@
           <w:rFonts w:ascii="Charis SIL Regular" w:hAnsi="Charis SIL Regular" w:eastAsia="Charis SIL Regular"/>
           <w:b w:val="0"/>
           <w:i w:val="0"/>
-          <w:color w:val="0066CC"/>
+          <w:color w:val="0000FF"/>
           <w:sz w:val="24"/>
           <w:u w:val="single"/>
         </w:rPr>
@@ -469,7 +469,7 @@
           <w:rFonts w:ascii="Charis SIL Regular" w:hAnsi="Charis SIL Regular" w:eastAsia="Charis SIL Regular"/>
           <w:b w:val="0"/>
           <w:i w:val="0"/>
-          <w:color w:val="0066CC"/>
+          <w:color w:val="0000FF"/>
           <w:sz w:val="24"/>
           <w:u w:val="single"/>
         </w:rPr>
@@ -487,7 +487,7 @@
           <w:rFonts w:ascii="Charis SIL Regular" w:hAnsi="Charis SIL Regular" w:eastAsia="Charis SIL Regular"/>
           <w:b w:val="0"/>
           <w:i w:val="0"/>
-          <w:color w:val="0066CC"/>
+          <w:color w:val="0000FF"/>
           <w:sz w:val="24"/>
           <w:u w:val="single"/>
         </w:rPr>
@@ -498,7 +498,7 @@
           <w:rFonts w:ascii="Charis SIL Regular" w:hAnsi="Charis SIL Regular" w:eastAsia="Charis SIL Regular"/>
           <w:b w:val="0"/>
           <w:i w:val="0"/>
-          <w:color w:val="0066CC"/>
+          <w:color w:val="0000FF"/>
           <w:sz w:val="24"/>
           <w:u w:val="single"/>
         </w:rPr>
@@ -516,7 +516,7 @@
           <w:rFonts w:ascii="Charis SIL Regular" w:hAnsi="Charis SIL Regular" w:eastAsia="Charis SIL Regular"/>
           <w:b w:val="0"/>
           <w:i w:val="0"/>
-          <w:color w:val="0066CC"/>
+          <w:color w:val="0000FF"/>
           <w:sz w:val="24"/>
           <w:u w:val="single"/>
         </w:rPr>
@@ -527,7 +527,7 @@
           <w:rFonts w:ascii="Charis SIL Regular" w:hAnsi="Charis SIL Regular" w:eastAsia="Charis SIL Regular"/>
           <w:b w:val="0"/>
           <w:i w:val="0"/>
-          <w:color w:val="0066CC"/>
+          <w:color w:val="0000FF"/>
           <w:sz w:val="24"/>
           <w:u w:val="single"/>
         </w:rPr>
@@ -565,11 +565,11 @@
           <w:rFonts w:ascii="Charis SIL Regular" w:hAnsi="Charis SIL Regular" w:eastAsia="Charis SIL Regular"/>
           <w:b w:val="0"/>
           <w:i w:val="0"/>
-          <w:color w:val="0066CC"/>
+          <w:color w:val="0000FF"/>
           <w:sz w:val="24"/>
           <w:u w:val="single"/>
         </w:rPr>
-        <w:hyperlink r:id="rId11" w:history="1">
+        <w:hyperlink r:id="rId10" w:history="1">
           <w:r>
             <w:rPr>
               <w:rStyle w:val="Hyperlink"/>
@@ -583,9 +583,188 @@
           <w:rFonts w:ascii="Charis SIL Regular" w:hAnsi="Charis SIL Regular" w:eastAsia="Charis SIL Regular"/>
           <w:b w:val="0"/>
           <w:i w:val="0"/>
-          <w:color w:val="0066CC"/>
+          <w:color w:val="0000FF"/>
           <w:sz w:val="24"/>
           <w:u w:val="single"/>
+        </w:rPr>
+        <w:hyperlink r:id="rId10" w:history="1">
+          <w:r>
+            <w:rPr>
+              <w:rStyle w:val="Hyperlink"/>
+            </w:rPr>
+            <w:t>s</w:t>
+          </w:r>
+        </w:hyperlink>
+      </w:r>
+      <w:r>
+        <w:rPr>
+          <w:rFonts w:ascii="Charis SIL Regular" w:hAnsi="Charis SIL Regular" w:eastAsia="Charis SIL Regular"/>
+          <w:b w:val="0"/>
+          <w:i w:val="0"/>
+          <w:color w:val="0000FF"/>
+          <w:sz w:val="24"/>
+          <w:u w:val="single"/>
+        </w:rPr>
+        <w:hyperlink r:id="rId10" w:history="1">
+          <w:r>
+            <w:rPr>
+              <w:rStyle w:val="Hyperlink"/>
+            </w:rPr>
+            <w:t>eum</w:t>
+          </w:r>
+        </w:hyperlink>
+      </w:r>
+      <w:r>
+        <w:rPr>
+          <w:rFonts w:ascii="Charis SIL Regular" w:hAnsi="Charis SIL Regular" w:eastAsia="Charis SIL Regular"/>
+          <w:b w:val="0"/>
+          <w:i w:val="0"/>
+          <w:color w:val="0000FF"/>
+          <w:sz w:val="24"/>
+          <w:u w:val="single"/>
+        </w:rPr>
+        <w:t xml:space="preserve"> </w:t>
+      </w:r>
+      <w:r>
+        <w:rPr>
+          <w:rFonts w:ascii="Charis SIL Regular" w:hAnsi="Charis SIL Regular" w:eastAsia="Charis SIL Regular"/>
+          <w:b w:val="0"/>
+          <w:i w:val="0"/>
+          <w:color w:val="0000FF"/>
+          <w:sz w:val="24"/>
+          <w:u w:val="single"/>
+        </w:rPr>
+        <w:hyperlink r:id="rId11" w:history="1">
+          <w:r>
+            <w:rPr>
+              <w:rStyle w:val="Hyperlink"/>
+            </w:rPr>
+            <w:t>of</w:t>
+          </w:r>
+        </w:hyperlink>
+      </w:r>
+      <w:r>
+        <w:rPr>
+          <w:rFonts w:ascii="Charis SIL Regular" w:hAnsi="Charis SIL Regular" w:eastAsia="Charis SIL Regular"/>
+          <w:b w:val="0"/>
+          <w:i w:val="0"/>
+          <w:color w:val="0000FF"/>
+          <w:sz w:val="24"/>
+          <w:u w:val="single"/>
+        </w:rPr>
+        <w:t xml:space="preserve"> </w:t>
+      </w:r>
+      <w:r>
+        <w:rPr>
+          <w:rFonts w:ascii="Charis SIL Regular" w:hAnsi="Charis SIL Regular" w:eastAsia="Charis SIL Regular"/>
+          <w:b w:val="0"/>
+          <w:i w:val="0"/>
+          <w:color w:val="0000FF"/>
+          <w:sz w:val="24"/>
+          <w:u w:val="single"/>
+        </w:rPr>
+        <w:hyperlink r:id="rId11" w:history="1">
+          <w:r>
+            <w:rPr>
+              <w:rStyle w:val="Hyperlink"/>
+            </w:rPr>
+            <w:t>An</w:t>
+          </w:r>
+        </w:hyperlink>
+      </w:r>
+      <w:r>
+        <w:rPr>
+          <w:rFonts w:ascii="Charis SIL Regular" w:hAnsi="Charis SIL Regular" w:eastAsia="Charis SIL Regular"/>
+          <w:b w:val="0"/>
+          <w:i w:val="0"/>
+          <w:color w:val="0000FF"/>
+          <w:sz w:val="24"/>
+          <w:u w:val="single"/>
+        </w:rPr>
+        <w:hyperlink r:id="rId11" w:history="1">
+          <w:r>
+            <w:rPr>
+              <w:rStyle w:val="Hyperlink"/>
+            </w:rPr>
+            <w:t>tiquities</w:t>
+          </w:r>
+        </w:hyperlink>
+      </w:r>
+      <w:r>
+        <w:rPr>
+          <w:u w:val="single" w:color="0000ff"/>
+          <w:rFonts w:ascii="Charis SIL Regular" w:hAnsi="Charis SIL Regular" w:eastAsia="Charis SIL Regular"/>
+          <w:b w:val="0"/>
+          <w:i w:val="0"/>
+          <w:color w:val="000000"/>
+          <w:sz w:val="24"/>
+        </w:rPr>
+        <w:hyperlink r:id="rId10" w:history="1">
+          <w:r>
+            <w:rPr>
+              <w:rStyle w:val="Hyperlink"/>
+            </w:rPr>
+            <w:t xml:space="preserve"> in</w:t>
+          </w:r>
+        </w:hyperlink>
+      </w:r>
+      <w:r>
+        <w:rPr>
+          <w:rFonts w:ascii="Charis SIL Regular" w:hAnsi="Charis SIL Regular" w:eastAsia="Charis SIL Regular"/>
+          <w:b w:val="0"/>
+          <w:i w:val="0"/>
+          <w:color w:val="000000"/>
+          <w:sz w:val="24"/>
+        </w:rPr>
+        <w:t xml:space="preserve"> Leiden was also transferred to what was </w:t>
+      </w:r>
+      <w:r>
+        <w:rPr>
+          <w:rFonts w:ascii="Charis SIL Regular" w:hAnsi="Charis SIL Regular" w:eastAsia="Charis SIL Regular"/>
+          <w:b w:val="0"/>
+          <w:i w:val="0"/>
+          <w:color w:val="000000"/>
+          <w:sz w:val="24"/>
+        </w:rPr>
+        <w:t>then the Rijks Ethnogra</w:t>
+      </w:r>
+      <w:r>
+        <w:rPr>
+          <w:u w:val="single" w:color="0000ff"/>
+          <w:rFonts w:ascii="Charis SIL Regular" w:hAnsi="Charis SIL Regular" w:eastAsia="Charis SIL Regular"/>
+          <w:b w:val="0"/>
+          <w:i w:val="0"/>
+          <w:color w:val="000000"/>
+          <w:sz w:val="24"/>
+        </w:rPr>
+        <w:t>phisch M</w:t>
+      </w:r>
+      <w:r>
+        <w:rPr>
+          <w:u w:val="single" w:color="0000ff"/>
+          <w:rFonts w:ascii="Charis SIL Regular" w:hAnsi="Charis SIL Regular" w:eastAsia="Charis SIL Regular"/>
+          <w:b w:val="0"/>
+          <w:i w:val="0"/>
+          <w:color w:val="000000"/>
+          <w:sz w:val="24"/>
+        </w:rPr>
+        <w:hyperlink r:id="rId11" w:history="1">
+          <w:r>
+            <w:rPr>
+              <w:rStyle w:val="Hyperlink"/>
+            </w:rPr>
+            <w:t>u</w:t>
+          </w:r>
+        </w:hyperlink>
+      </w:r>
+      <w:r>
+        <w:rPr>
+          <w:u w:val="single" w:color="0000ff"/>
+          <w:rFonts w:ascii="Charis SIL Regular" w:hAnsi="Charis SIL Regular" w:eastAsia="Charis SIL Regular"/>
+          <w:b w:val="0"/>
+          <w:i w:val="0"/>
+          <w:color w:val="000000"/>
+          <w:sz w:val="24"/>
         </w:rPr>
         <w:hyperlink r:id="rId11" w:history="1">
           <w:r>
@@ -598,193 +777,7 @@
       </w:r>
       <w:r>
         <w:rPr>
-          <w:rFonts w:ascii="Charis SIL Regular" w:hAnsi="Charis SIL Regular" w:eastAsia="Charis SIL Regular"/>
-          <w:b w:val="0"/>
-          <w:i w:val="0"/>
-          <w:color w:val="0066CC"/>
-          <w:sz w:val="24"/>
-          <w:u w:val="single"/>
-        </w:rPr>
-        <w:hyperlink r:id="rId10" w:history="1">
-          <w:r>
-            <w:rPr>
-              <w:rStyle w:val="Hyperlink"/>
-            </w:rPr>
-            <w:t>eum</w:t>
-          </w:r>
-        </w:hyperlink>
-      </w:r>
-      <w:r>
-        <w:rPr>
-          <w:rFonts w:ascii="Charis SIL Regular" w:hAnsi="Charis SIL Regular" w:eastAsia="Charis SIL Regular"/>
-          <w:b w:val="0"/>
-          <w:i w:val="0"/>
-          <w:color w:val="0066CC"/>
-          <w:sz w:val="24"/>
-          <w:u w:val="single"/>
-        </w:rPr>
-        <w:t xml:space="preserve"> </w:t>
-      </w:r>
-      <w:r>
-        <w:rPr>
-          <w:rFonts w:ascii="Charis SIL Regular" w:hAnsi="Charis SIL Regular" w:eastAsia="Charis SIL Regular"/>
-          <w:b w:val="0"/>
-          <w:i w:val="0"/>
-          <w:color w:val="0066CC"/>
-          <w:sz w:val="24"/>
-          <w:u w:val="single"/>
-        </w:rPr>
-        <w:hyperlink r:id="rId10" w:history="1">
-          <w:r>
-            <w:rPr>
-              <w:rStyle w:val="Hyperlink"/>
-            </w:rPr>
-            <w:t>of</w:t>
-          </w:r>
-        </w:hyperlink>
-      </w:r>
-      <w:r>
-        <w:rPr>
-          <w:rFonts w:ascii="Charis SIL Regular" w:hAnsi="Charis SIL Regular" w:eastAsia="Charis SIL Regular"/>
-          <w:b w:val="0"/>
-          <w:i w:val="0"/>
-          <w:color w:val="0066CC"/>
-          <w:sz w:val="24"/>
-          <w:u w:val="single"/>
-        </w:rPr>
-        <w:t xml:space="preserve"> </w:t>
-      </w:r>
-      <w:r>
-        <w:rPr>
-          <w:rFonts w:ascii="Charis SIL Regular" w:hAnsi="Charis SIL Regular" w:eastAsia="Charis SIL Regular"/>
-          <w:b w:val="0"/>
-          <w:i w:val="0"/>
-          <w:color w:val="0066CC"/>
-          <w:sz w:val="24"/>
-          <w:u w:val="single"/>
-        </w:rPr>
-        <w:hyperlink r:id="rId10" w:history="1">
-          <w:r>
-            <w:rPr>
-              <w:rStyle w:val="Hyperlink"/>
-            </w:rPr>
-            <w:t>An</w:t>
-          </w:r>
-        </w:hyperlink>
-      </w:r>
-      <w:r>
-        <w:rPr>
-          <w:rFonts w:ascii="Charis SIL Regular" w:hAnsi="Charis SIL Regular" w:eastAsia="Charis SIL Regular"/>
-          <w:b w:val="0"/>
-          <w:i w:val="0"/>
-          <w:color w:val="0066CC"/>
-          <w:sz w:val="24"/>
-          <w:u w:val="single"/>
-        </w:rPr>
-        <w:hyperlink r:id="rId10" w:history="1">
-          <w:r>
-            <w:rPr>
-              <w:rStyle w:val="Hyperlink"/>
-            </w:rPr>
-            <w:t>tiquities</w:t>
-          </w:r>
-        </w:hyperlink>
-      </w:r>
-      <w:r>
-        <w:rPr>
-          <w:u w:val="single" w:color="0066cc"/>
-          <w:rFonts w:ascii="Charis SIL Regular" w:hAnsi="Charis SIL Regular" w:eastAsia="Charis SIL Regular"/>
-          <w:b w:val="0"/>
-          <w:i w:val="0"/>
-          <w:color w:val="000000"/>
-          <w:sz w:val="24"/>
-        </w:rPr>
-        <w:hyperlink r:id="rId10" w:history="1">
-          <w:r>
-            <w:rPr>
-              <w:rStyle w:val="Hyperlink"/>
-            </w:rPr>
-            <w:t xml:space="preserve"> in</w:t>
-          </w:r>
-        </w:hyperlink>
-      </w:r>
-      <w:r>
-        <w:rPr>
-          <w:rFonts w:ascii="Charis SIL Regular" w:hAnsi="Charis SIL Regular" w:eastAsia="Charis SIL Regular"/>
-          <w:b w:val="0"/>
-          <w:i w:val="0"/>
-          <w:color w:val="000000"/>
-          <w:sz w:val="24"/>
-        </w:rPr>
-        <w:t xml:space="preserve"> Leiden was also transferred to what was </w:t>
-      </w:r>
-      <w:r>
-        <w:rPr>
-          <w:rFonts w:ascii="Charis SIL Regular" w:hAnsi="Charis SIL Regular" w:eastAsia="Charis SIL Regular"/>
-          <w:b w:val="0"/>
-          <w:i w:val="0"/>
-          <w:color w:val="000000"/>
-          <w:sz w:val="24"/>
-        </w:rPr>
-        <w:t>then the Rijks Ethnogra</w:t>
-      </w:r>
-      <w:r>
-        <w:rPr>
-          <w:u w:val="single" w:color="0066cc"/>
-          <w:rFonts w:ascii="Charis SIL Regular" w:hAnsi="Charis SIL Regular" w:eastAsia="Charis SIL Regular"/>
-          <w:b w:val="0"/>
-          <w:i w:val="0"/>
-          <w:color w:val="000000"/>
-          <w:sz w:val="24"/>
-        </w:rPr>
-        <w:hyperlink r:id="rId11" w:history="1">
-          <w:r>
-            <w:rPr>
-              <w:rStyle w:val="Hyperlink"/>
-            </w:rPr>
-            <w:t>phisch M</w:t>
-          </w:r>
-        </w:hyperlink>
-      </w:r>
-      <w:r>
-        <w:rPr>
-          <w:u w:val="single" w:color="0066cc"/>
-          <w:rFonts w:ascii="Charis SIL Regular" w:hAnsi="Charis SIL Regular" w:eastAsia="Charis SIL Regular"/>
-          <w:b w:val="0"/>
-          <w:i w:val="0"/>
-          <w:color w:val="000000"/>
-          <w:sz w:val="24"/>
-        </w:rPr>
-        <w:hyperlink r:id="rId11" w:history="1">
-          <w:r>
-            <w:rPr>
-              <w:rStyle w:val="Hyperlink"/>
-            </w:rPr>
-            <w:t>u</w:t>
-          </w:r>
-        </w:hyperlink>
-      </w:r>
-      <w:r>
-        <w:rPr>
-          <w:u w:val="single" w:color="0066cc"/>
-          <w:rFonts w:ascii="Charis SIL Regular" w:hAnsi="Charis SIL Regular" w:eastAsia="Charis SIL Regular"/>
-          <w:b w:val="0"/>
-          <w:i w:val="0"/>
-          <w:color w:val="000000"/>
-          <w:sz w:val="24"/>
-        </w:rPr>
-        <w:hyperlink r:id="rId11" w:history="1">
-          <w:r>
-            <w:rPr>
-              <w:rStyle w:val="Hyperlink"/>
-            </w:rPr>
-            <w:t>s</w:t>
-          </w:r>
-        </w:hyperlink>
-      </w:r>
-      <w:r>
-        <w:rPr>
-          <w:u w:val="single" w:color="0066cc"/>
+          <w:u w:val="single" w:color="0000ff"/>
           <w:rFonts w:ascii="Charis SIL Regular" w:hAnsi="Charis SIL Regular" w:eastAsia="Charis SIL Regular"/>
           <w:b w:val="0"/>
           <w:i w:val="0"/>
@@ -957,7 +950,7 @@
           <w:rFonts w:ascii="Charis SIL Regular" w:hAnsi="Charis SIL Regular" w:eastAsia="Charis SIL Regular"/>
           <w:b w:val="0"/>
           <w:i w:val="0"/>
-          <w:color w:val="0066CC"/>
+          <w:color w:val="0000FF"/>
           <w:sz w:val="24"/>
           <w:u w:val="single"/>
         </w:rPr>
@@ -975,7 +968,7 @@
           <w:rFonts w:ascii="Charis SIL Regular" w:hAnsi="Charis SIL Regular" w:eastAsia="Charis SIL Regular"/>
           <w:b w:val="0"/>
           <w:i w:val="0"/>
-          <w:color w:val="0066CC"/>
+          <w:color w:val="0000FF"/>
           <w:sz w:val="24"/>
           <w:u w:val="single"/>
         </w:rPr>
@@ -986,7 +979,7 @@
           <w:rFonts w:ascii="Charis SIL Regular" w:hAnsi="Charis SIL Regular" w:eastAsia="Charis SIL Regular"/>
           <w:b w:val="0"/>
           <w:i w:val="0"/>
-          <w:color w:val="0066CC"/>
+          <w:color w:val="0000FF"/>
           <w:sz w:val="24"/>
           <w:u w:val="single"/>
         </w:rPr>
@@ -1004,7 +997,7 @@
           <w:rFonts w:ascii="Charis SIL Regular" w:hAnsi="Charis SIL Regular" w:eastAsia="Charis SIL Regular"/>
           <w:b w:val="0"/>
           <w:i w:val="0"/>
-          <w:color w:val="0066CC"/>
+          <w:color w:val="0000FF"/>
           <w:sz w:val="24"/>
           <w:u w:val="single"/>
         </w:rPr>
@@ -1015,7 +1008,7 @@
           <w:rFonts w:ascii="Charis SIL Regular" w:hAnsi="Charis SIL Regular" w:eastAsia="Charis SIL Regular"/>
           <w:b w:val="0"/>
           <w:i w:val="0"/>
-          <w:color w:val="0066CC"/>
+          <w:color w:val="0000FF"/>
           <w:sz w:val="24"/>
           <w:u w:val="single"/>
         </w:rPr>
@@ -1043,7 +1036,7 @@
           <w:rFonts w:ascii="Charis SIL Regular" w:hAnsi="Charis SIL Regular" w:eastAsia="Charis SIL Regular"/>
           <w:b w:val="0"/>
           <w:i w:val="0"/>
-          <w:color w:val="0066CC"/>
+          <w:color w:val="0000FF"/>
           <w:sz w:val="24"/>
           <w:u w:val="single"/>
         </w:rPr>
@@ -1061,7 +1054,7 @@
           <w:rFonts w:ascii="Charis SIL Regular" w:hAnsi="Charis SIL Regular" w:eastAsia="Charis SIL Regular"/>
           <w:b w:val="0"/>
           <w:i w:val="0"/>
-          <w:color w:val="0066CC"/>
+          <w:color w:val="0000FF"/>
           <w:sz w:val="24"/>
           <w:u w:val="single"/>
         </w:rPr>
@@ -1072,7 +1065,7 @@
           <w:rFonts w:ascii="Charis SIL Regular" w:hAnsi="Charis SIL Regular" w:eastAsia="Charis SIL Regular"/>
           <w:b w:val="0"/>
           <w:i w:val="0"/>
-          <w:color w:val="0066CC"/>
+          <w:color w:val="0000FF"/>
           <w:sz w:val="24"/>
           <w:u w:val="single"/>
         </w:rPr>
@@ -1107,7 +1100,7 @@
       </w:r>
       <w:r>
         <w:rPr>
-          <w:u w:val="single" w:color="0066cc"/>
+          <w:u w:val="single" w:color="0000ff"/>
           <w:rFonts w:ascii="Charis SIL Regular" w:hAnsi="Charis SIL Regular" w:eastAsia="Charis SIL Regular"/>
           <w:b w:val="0"/>
           <w:i w:val="0"/>
@@ -1125,7 +1118,7 @@
       </w:r>
       <w:r>
         <w:rPr>
-          <w:u w:val="single" w:color="0066cc"/>
+          <w:u w:val="single" w:color="0000ff"/>
           <w:rFonts w:ascii="Charis SIL Regular" w:hAnsi="Charis SIL Regular" w:eastAsia="Charis SIL Regular"/>
           <w:b w:val="0"/>
           <w:i w:val="0"/>
@@ -1143,7 +1136,7 @@
       </w:r>
       <w:r>
         <w:rPr>
-          <w:u w:val="single" w:color="0066cc"/>
+          <w:u w:val="single" w:color="0000ff"/>
           <w:rFonts w:ascii="Charis SIL Regular" w:hAnsi="Charis SIL Regular" w:eastAsia="Charis SIL Regular"/>
           <w:b w:val="0"/>
           <w:i w:val="0"/>
@@ -1171,7 +1164,7 @@
       </w:r>
       <w:r>
         <w:rPr>
-          <w:u w:val="single" w:color="0066cc"/>
+          <w:u w:val="single" w:color="0000ff"/>
           <w:rFonts w:ascii="Charis SIL Regular" w:hAnsi="Charis SIL Regular" w:eastAsia="Charis SIL Regular"/>
           <w:b w:val="0"/>
           <w:i w:val="0"/>
@@ -1189,7 +1182,7 @@
       </w:r>
       <w:r>
         <w:rPr>
-          <w:u w:val="single" w:color="0066cc"/>
+          <w:u w:val="single" w:color="0000ff"/>
           <w:rFonts w:ascii="Charis SIL Regular" w:hAnsi="Charis SIL Regular" w:eastAsia="Charis SIL Regular"/>
           <w:b w:val="0"/>
           <w:i w:val="0"/>
@@ -1207,7 +1200,7 @@
       </w:r>
       <w:r>
         <w:rPr>
-          <w:u w:val="single" w:color="0066cc"/>
+          <w:u w:val="single" w:color="0000ff"/>
           <w:rFonts w:ascii="Charis SIL Regular" w:hAnsi="Charis SIL Regular" w:eastAsia="Charis SIL Regular"/>
           <w:b w:val="0"/>
           <w:i w:val="0"/>
@@ -1291,7 +1284,7 @@
           <w:rFonts w:ascii="Charis SIL Regular" w:hAnsi="Charis SIL Regular" w:eastAsia="Charis SIL Regular"/>
           <w:b w:val="0"/>
           <w:i w:val="0"/>
-          <w:color w:val="0066CC"/>
+          <w:color w:val="0000FF"/>
           <w:sz w:val="24"/>
           <w:u w:val="single"/>
         </w:rPr>
@@ -1309,7 +1302,7 @@
           <w:rFonts w:ascii="Charis SIL Regular" w:hAnsi="Charis SIL Regular" w:eastAsia="Charis SIL Regular"/>
           <w:b w:val="0"/>
           <w:i w:val="0"/>
-          <w:color w:val="0066CC"/>
+          <w:color w:val="0000FF"/>
           <w:sz w:val="24"/>
           <w:u w:val="single"/>
         </w:rPr>
@@ -1320,7 +1313,7 @@
           <w:rFonts w:ascii="Charis SIL Regular" w:hAnsi="Charis SIL Regular" w:eastAsia="Charis SIL Regular"/>
           <w:b w:val="0"/>
           <w:i w:val="0"/>
-          <w:color w:val="0066CC"/>
+          <w:color w:val="0000FF"/>
           <w:sz w:val="24"/>
           <w:u w:val="single"/>
         </w:rPr>
@@ -1338,7 +1331,7 @@
           <w:rFonts w:ascii="Charis SIL Regular" w:hAnsi="Charis SIL Regular" w:eastAsia="Charis SIL Regular"/>
           <w:b w:val="0"/>
           <w:i w:val="0"/>
-          <w:color w:val="0066CC"/>
+          <w:color w:val="0000FF"/>
           <w:sz w:val="24"/>
           <w:u w:val="single"/>
         </w:rPr>
@@ -1349,7 +1342,7 @@
           <w:rFonts w:ascii="Charis SIL Regular" w:hAnsi="Charis SIL Regular" w:eastAsia="Charis SIL Regular"/>
           <w:b w:val="0"/>
           <w:i w:val="0"/>
-          <w:color w:val="0066CC"/>
+          <w:color w:val="0000FF"/>
           <w:sz w:val="24"/>
           <w:u w:val="single"/>
         </w:rPr>
@@ -1367,7 +1360,7 @@
           <w:rFonts w:ascii="Charis SIL Regular" w:hAnsi="Charis SIL Regular" w:eastAsia="Charis SIL Regular"/>
           <w:b w:val="0"/>
           <w:i w:val="0"/>
-          <w:color w:val="0066CC"/>
+          <w:color w:val="0000FF"/>
           <w:sz w:val="24"/>
           <w:u w:val="single"/>
         </w:rPr>
@@ -1378,7 +1371,7 @@
           <w:rFonts w:ascii="Charis SIL Regular" w:hAnsi="Charis SIL Regular" w:eastAsia="Charis SIL Regular"/>
           <w:b w:val="0"/>
           <w:i w:val="0"/>
-          <w:color w:val="0066CC"/>
+          <w:color w:val="0000FF"/>
           <w:sz w:val="24"/>
           <w:u w:val="single"/>
         </w:rPr>
@@ -1456,7 +1449,7 @@
           <w:rFonts w:ascii="Charis SIL Regular" w:hAnsi="Charis SIL Regular" w:eastAsia="Charis SIL Regular"/>
           <w:b w:val="0"/>
           <w:i w:val="0"/>
-          <w:color w:val="0066CC"/>
+          <w:color w:val="0000FF"/>
           <w:sz w:val="24"/>
           <w:u w:val="single"/>
         </w:rPr>
@@ -1474,7 +1467,7 @@
           <w:rFonts w:ascii="Charis SIL Regular" w:hAnsi="Charis SIL Regular" w:eastAsia="Charis SIL Regular"/>
           <w:b w:val="0"/>
           <w:i w:val="0"/>
-          <w:color w:val="0066CC"/>
+          <w:color w:val="0000FF"/>
           <w:sz w:val="24"/>
           <w:u w:val="single"/>
         </w:rPr>
@@ -1485,7 +1478,7 @@
           <w:rFonts w:ascii="Charis SIL Regular" w:hAnsi="Charis SIL Regular" w:eastAsia="Charis SIL Regular"/>
           <w:b w:val="0"/>
           <w:i w:val="0"/>
-          <w:color w:val="0066CC"/>
+          <w:color w:val="0000FF"/>
           <w:sz w:val="24"/>
           <w:u w:val="single"/>
         </w:rPr>
@@ -1503,7 +1496,7 @@
           <w:rFonts w:ascii="Charis SIL Regular" w:hAnsi="Charis SIL Regular" w:eastAsia="Charis SIL Regular"/>
           <w:b w:val="0"/>
           <w:i w:val="0"/>
-          <w:color w:val="0066CC"/>
+          <w:color w:val="0000FF"/>
           <w:sz w:val="24"/>
           <w:u w:val="single"/>
         </w:rPr>
@@ -1514,7 +1507,7 @@
           <w:rFonts w:ascii="Charis SIL Regular" w:hAnsi="Charis SIL Regular" w:eastAsia="Charis SIL Regular"/>
           <w:b w:val="0"/>
           <w:i w:val="0"/>
-          <w:color w:val="0066CC"/>
+          <w:color w:val="0000FF"/>
           <w:sz w:val="24"/>
           <w:u w:val="single"/>
         </w:rPr>
@@ -1532,7 +1525,7 @@
           <w:rFonts w:ascii="Charis SIL Regular" w:hAnsi="Charis SIL Regular" w:eastAsia="Charis SIL Regular"/>
           <w:b w:val="0"/>
           <w:i w:val="0"/>
-          <w:color w:val="0066CC"/>
+          <w:color w:val="0000FF"/>
           <w:sz w:val="24"/>
           <w:u w:val="single"/>
         </w:rPr>
@@ -1543,7 +1536,7 @@
           <w:rFonts w:ascii="Charis SIL Regular" w:hAnsi="Charis SIL Regular" w:eastAsia="Charis SIL Regular"/>
           <w:b w:val="0"/>
           <w:i w:val="0"/>
-          <w:color w:val="0066CC"/>
+          <w:color w:val="0000FF"/>
           <w:sz w:val="24"/>
           <w:u w:val="single"/>
         </w:rPr>
@@ -1568,110 +1561,20 @@
       </w:r>
       <w:r>
         <w:rPr>
-          <w:u w:val="single" w:color="0066cc"/>
           <w:rFonts w:ascii="Charis SIL Regular" w:hAnsi="Charis SIL Regular" w:eastAsia="Charis SIL Regular"/>
           <w:b w:val="0"/>
           <w:i w:val="0"/>
           <w:color w:val="000000"/>
           <w:sz w:val="24"/>
         </w:rPr>
-        <w:hyperlink r:id="rId10" w:history="1">
-          <w:r>
-            <w:rPr>
-              <w:rStyle w:val="Hyperlink"/>
-            </w:rPr>
-            <w:t>that w</w:t>
-          </w:r>
-        </w:hyperlink>
-      </w:r>
-      <w:r>
-        <w:rPr>
-          <w:u w:val="single" w:color="0066cc"/>
+        <w:t xml:space="preserve">that were transferred from the </w:t>
+      </w:r>
+      <w:r>
+        <w:rPr>
           <w:rFonts w:ascii="Charis SIL Regular" w:hAnsi="Charis SIL Regular" w:eastAsia="Charis SIL Regular"/>
           <w:b w:val="0"/>
           <w:i w:val="0"/>
-          <w:color w:val="000000"/>
-          <w:sz w:val="24"/>
-        </w:rPr>
-        <w:hyperlink r:id="rId10" w:history="1">
-          <w:r>
-            <w:rPr>
-              <w:rStyle w:val="Hyperlink"/>
-            </w:rPr>
-            <w:t>ere tran</w:t>
-          </w:r>
-        </w:hyperlink>
-      </w:r>
-      <w:r>
-        <w:rPr>
-          <w:u w:val="single" w:color="0066cc"/>
-          <w:rFonts w:ascii="Charis SIL Regular" w:hAnsi="Charis SIL Regular" w:eastAsia="Charis SIL Regular"/>
-          <w:b w:val="0"/>
-          <w:i w:val="0"/>
-          <w:color w:val="000000"/>
-          <w:sz w:val="24"/>
-        </w:rPr>
-        <w:hyperlink r:id="rId10" w:history="1">
-          <w:r>
-            <w:rPr>
-              <w:rStyle w:val="Hyperlink"/>
-            </w:rPr>
-            <w:t>s</w:t>
-          </w:r>
-        </w:hyperlink>
-      </w:r>
-      <w:r>
-        <w:rPr>
-          <w:u w:val="single" w:color="0066cc"/>
-          <w:rFonts w:ascii="Charis SIL Regular" w:hAnsi="Charis SIL Regular" w:eastAsia="Charis SIL Regular"/>
-          <w:b w:val="0"/>
-          <w:i w:val="0"/>
-          <w:color w:val="000000"/>
-          <w:sz w:val="24"/>
-        </w:rPr>
-        <w:hyperlink r:id="rId10" w:history="1">
-          <w:r>
-            <w:rPr>
-              <w:rStyle w:val="Hyperlink"/>
-            </w:rPr>
-            <w:t>fe</w:t>
-          </w:r>
-        </w:hyperlink>
-      </w:r>
-      <w:r>
-        <w:rPr>
-          <w:u w:val="single" w:color="0066cc"/>
-          <w:rFonts w:ascii="Charis SIL Regular" w:hAnsi="Charis SIL Regular" w:eastAsia="Charis SIL Regular"/>
-          <w:b w:val="0"/>
-          <w:i w:val="0"/>
-          <w:color w:val="000000"/>
-          <w:sz w:val="24"/>
-        </w:rPr>
-        <w:hyperlink r:id="rId10" w:history="1">
-          <w:r>
-            <w:rPr>
-              <w:rStyle w:val="Hyperlink"/>
-            </w:rPr>
-            <w:t>rred from t</w:t>
-          </w:r>
-        </w:hyperlink>
-      </w:r>
-      <w:r>
-        <w:rPr>
-          <w:rFonts w:ascii="Charis SIL Regular" w:hAnsi="Charis SIL Regular" w:eastAsia="Charis SIL Regular"/>
-          <w:b w:val="0"/>
-          <w:i w:val="0"/>
-          <w:color w:val="000000"/>
-          <w:sz w:val="24"/>
-        </w:rPr>
-        <w:t xml:space="preserve">he </w:t>
-      </w:r>
-      <w:r>
-        <w:rPr>
-          <w:rFonts w:ascii="Charis SIL Regular" w:hAnsi="Charis SIL Regular" w:eastAsia="Charis SIL Regular"/>
-          <w:b w:val="0"/>
-          <w:i w:val="0"/>
-          <w:color w:val="0066CC"/>
+          <w:color w:val="0000FF"/>
           <w:sz w:val="24"/>
           <w:u w:val="single"/>
         </w:rPr>
@@ -1689,7 +1592,7 @@
           <w:rFonts w:ascii="Charis SIL Regular" w:hAnsi="Charis SIL Regular" w:eastAsia="Charis SIL Regular"/>
           <w:b w:val="0"/>
           <w:i w:val="0"/>
-          <w:color w:val="0066CC"/>
+          <w:color w:val="0000FF"/>
           <w:sz w:val="24"/>
           <w:u w:val="single"/>
         </w:rPr>
@@ -1700,7 +1603,7 @@
           <w:rFonts w:ascii="Charis SIL Regular" w:hAnsi="Charis SIL Regular" w:eastAsia="Charis SIL Regular"/>
           <w:b w:val="0"/>
           <w:i w:val="0"/>
-          <w:color w:val="0066CC"/>
+          <w:color w:val="0000FF"/>
           <w:sz w:val="24"/>
           <w:u w:val="single"/>
         </w:rPr>
@@ -1718,7 +1621,7 @@
           <w:rFonts w:ascii="Charis SIL Regular" w:hAnsi="Charis SIL Regular" w:eastAsia="Charis SIL Regular"/>
           <w:b w:val="0"/>
           <w:i w:val="0"/>
-          <w:color w:val="0066CC"/>
+          <w:color w:val="0000FF"/>
           <w:sz w:val="24"/>
           <w:u w:val="single"/>
         </w:rPr>
@@ -1729,7 +1632,7 @@
           <w:rFonts w:ascii="Charis SIL Regular" w:hAnsi="Charis SIL Regular" w:eastAsia="Charis SIL Regular"/>
           <w:b w:val="0"/>
           <w:i w:val="0"/>
-          <w:color w:val="0066CC"/>
+          <w:color w:val="0000FF"/>
           <w:sz w:val="24"/>
           <w:u w:val="single"/>
         </w:rPr>
@@ -1764,7 +1667,7 @@
       </w:r>
       <w:r>
         <w:rPr>
-          <w:u w:val="single" w:color="0066cc"/>
+          <w:u w:val="single" w:color="0000ff"/>
           <w:rFonts w:ascii="Charis SIL Regular" w:hAnsi="Charis SIL Regular" w:eastAsia="Charis SIL Regular"/>
           <w:b w:val="0"/>
           <w:i w:val="0"/>
@@ -1782,7 +1685,7 @@
       </w:r>
       <w:r>
         <w:rPr>
-          <w:u w:val="single" w:color="0066cc"/>
+          <w:u w:val="single" w:color="0000ff"/>
           <w:rFonts w:ascii="Charis SIL Regular" w:hAnsi="Charis SIL Regular" w:eastAsia="Charis SIL Regular"/>
           <w:b w:val="0"/>
           <w:i w:val="0"/>
@@ -1800,7 +1703,7 @@
       </w:r>
       <w:r>
         <w:rPr>
-          <w:u w:val="single" w:color="0066cc"/>
+          <w:u w:val="single" w:color="0000ff"/>
           <w:rFonts w:ascii="Charis SIL Regular" w:hAnsi="Charis SIL Regular" w:eastAsia="Charis SIL Regular"/>
           <w:b w:val="0"/>
           <w:i w:val="0"/>
@@ -1818,7 +1721,7 @@
       </w:r>
       <w:r>
         <w:rPr>
-          <w:u w:val="single" w:color="0066cc"/>
+          <w:u w:val="single" w:color="0000ff"/>
           <w:rFonts w:ascii="Charis SIL Regular" w:hAnsi="Charis SIL Regular" w:eastAsia="Charis SIL Regular"/>
           <w:b w:val="0"/>
           <w:i w:val="0"/>
@@ -1829,7 +1732,7 @@
       </w:r>
       <w:r>
         <w:rPr>
-          <w:u w:val="single" w:color="0066cc"/>
+          <w:u w:val="single" w:color="0000ff"/>
           <w:rFonts w:ascii="Charis SIL Regular" w:hAnsi="Charis SIL Regular" w:eastAsia="Charis SIL Regular"/>
           <w:b w:val="0"/>
           <w:i w:val="0"/>
@@ -1891,7 +1794,7 @@
         <w:autoSpaceDE w:val="0"/>
         <w:widowControl/>
         <w:spacing w:line="352" w:lineRule="exact" w:before="0" w:after="0"/>
-        <w:ind w:left="20" w:right="0" w:firstLine="0"/>
+        <w:ind w:left="10" w:right="0" w:firstLine="0"/>
         <w:jc w:val="left"/>
       </w:pPr>
       <w:r>
@@ -1911,7 +1814,7 @@
         <w:autoSpaceDE w:val="0"/>
         <w:widowControl/>
         <w:spacing w:line="288" w:lineRule="exact" w:before="240" w:after="0"/>
-        <w:ind w:left="20" w:right="0" w:firstLine="0"/>
+        <w:ind w:left="10" w:right="0" w:firstLine="0"/>
         <w:jc w:val="left"/>
       </w:pPr>
       <w:r>
@@ -1981,7 +1884,7 @@
         <w:autoSpaceDE w:val="0"/>
         <w:widowControl/>
         <w:spacing w:line="288" w:lineRule="exact" w:before="240" w:after="0"/>
-        <w:ind w:left="20" w:right="432" w:firstLine="0"/>
+        <w:ind w:left="10" w:right="432" w:firstLine="0"/>
         <w:jc w:val="left"/>
       </w:pPr>
       <w:r>
@@ -2012,7 +1915,7 @@
           <w:rFonts w:ascii="Charis SIL Regular" w:hAnsi="Charis SIL Regular" w:eastAsia="Charis SIL Regular"/>
           <w:b w:val="0"/>
           <w:i w:val="0"/>
-          <w:color w:val="0066CC"/>
+          <w:color w:val="0000FF"/>
           <w:sz w:val="24"/>
           <w:u w:val="single"/>
         </w:rPr>
@@ -2042,7 +1945,7 @@
         <w:autoSpaceDE w:val="0"/>
         <w:widowControl/>
         <w:spacing w:line="288" w:lineRule="exact" w:before="240" w:after="0"/>
-        <w:ind w:left="20" w:right="0" w:firstLine="0"/>
+        <w:ind w:left="10" w:right="0" w:firstLine="0"/>
         <w:jc w:val="left"/>
       </w:pPr>
       <w:r>
@@ -2092,7 +1995,7 @@
         <w:autoSpaceDE w:val="0"/>
         <w:widowControl/>
         <w:spacing w:line="538" w:lineRule="exact" w:before="198" w:after="0"/>
-        <w:ind w:left="20" w:right="0" w:firstLine="0"/>
+        <w:ind w:left="10" w:right="0" w:firstLine="0"/>
         <w:jc w:val="left"/>
       </w:pPr>
       <w:r>
@@ -2112,7 +2015,7 @@
         <w:autoSpaceDE w:val="0"/>
         <w:widowControl/>
         <w:spacing w:line="288" w:lineRule="exact" w:before="294" w:after="0"/>
-        <w:ind w:left="408" w:right="1728" w:firstLine="0"/>
+        <w:ind w:left="398" w:right="1728" w:firstLine="0"/>
         <w:jc w:val="left"/>
       </w:pPr>
       <w:r>
@@ -2130,7 +2033,7 @@
           <w:rFonts w:ascii="Charis SIL Regular" w:hAnsi="Charis SIL Regular" w:eastAsia="Charis SIL Regular"/>
           <w:b w:val="0"/>
           <w:i w:val="0"/>
-          <w:color w:val="0066CC"/>
+          <w:color w:val="0000FF"/>
           <w:sz w:val="24"/>
           <w:u w:val="single"/>
         </w:rPr>
@@ -2154,7 +2057,7 @@
           <w:rFonts w:ascii="Charis SIL Regular" w:hAnsi="Charis SIL Regular" w:eastAsia="Charis SIL Regular"/>
           <w:b w:val="0"/>
           <w:i w:val="0"/>
-          <w:color w:val="0066CC"/>
+          <w:color w:val="0000FF"/>
           <w:sz w:val="24"/>
           <w:u w:val="single"/>
         </w:rPr>
@@ -2165,7 +2068,7 @@
           <w:rFonts w:ascii="Charis SIL Regular" w:hAnsi="Charis SIL Regular" w:eastAsia="Charis SIL Regular"/>
           <w:b w:val="0"/>
           <w:i w:val="0"/>
-          <w:color w:val="0066CC"/>
+          <w:color w:val="0000FF"/>
           <w:sz w:val="24"/>
           <w:u w:val="single"/>
         </w:rPr>
@@ -2189,7 +2092,7 @@
           <w:rFonts w:ascii="Charis SIL Regular" w:hAnsi="Charis SIL Regular" w:eastAsia="Charis SIL Regular"/>
           <w:b w:val="0"/>
           <w:i w:val="0"/>
-          <w:color w:val="0066CC"/>
+          <w:color w:val="0000FF"/>
           <w:sz w:val="24"/>
           <w:u w:val="single"/>
         </w:rPr>
@@ -2200,7 +2103,7 @@
           <w:rFonts w:ascii="Charis SIL Regular" w:hAnsi="Charis SIL Regular" w:eastAsia="Charis SIL Regular"/>
           <w:b w:val="0"/>
           <w:i w:val="0"/>
-          <w:color w:val="0066CC"/>
+          <w:color w:val="0000FF"/>
           <w:sz w:val="24"/>
           <w:u w:val="single"/>
         </w:rPr>
@@ -2224,7 +2127,7 @@
           <w:rFonts w:ascii="Charis SIL Regular" w:hAnsi="Charis SIL Regular" w:eastAsia="Charis SIL Regular"/>
           <w:b w:val="0"/>
           <w:i w:val="0"/>
-          <w:color w:val="0066CC"/>
+          <w:color w:val="0000FF"/>
           <w:sz w:val="24"/>
           <w:u w:val="single"/>
         </w:rPr>
@@ -2248,7 +2151,7 @@
           <w:rFonts w:ascii="Charis SIL Regular" w:hAnsi="Charis SIL Regular" w:eastAsia="Charis SIL Regular"/>
           <w:b w:val="0"/>
           <w:i w:val="0"/>
-          <w:color w:val="0066CC"/>
+          <w:color w:val="0000FF"/>
           <w:sz w:val="24"/>
           <w:u w:val="single"/>
         </w:rPr>
@@ -2272,11 +2175,22 @@
           <w:rFonts w:ascii="Charis SIL Regular" w:hAnsi="Charis SIL Regular" w:eastAsia="Charis SIL Regular"/>
           <w:b w:val="0"/>
           <w:i w:val="0"/>
-          <w:color w:val="0066CC"/>
+          <w:color w:val="0000FF"/>
           <w:sz w:val="24"/>
           <w:u w:val="single"/>
         </w:rPr>
-        <w:t>Royal Cabinet of Curiosities</w:t>
+        <w:t>Royal Cab</w:t>
+      </w:r>
+      <w:r>
+        <w:rPr>
+          <w:rFonts w:ascii="Charis SIL Regular" w:hAnsi="Charis SIL Regular" w:eastAsia="Charis SIL Regular"/>
+          <w:b w:val="0"/>
+          <w:i w:val="0"/>
+          <w:color w:val="0000FF"/>
+          <w:sz w:val="24"/>
+          <w:u w:val="single"/>
+        </w:rPr>
+        <w:t>inet of Curiosities</w:t>
       </w:r>
       <w:r>
         <w:br/>
@@ -2296,7 +2210,7 @@
           <w:rFonts w:ascii="Charis SIL Regular" w:hAnsi="Charis SIL Regular" w:eastAsia="Charis SIL Regular"/>
           <w:b w:val="0"/>
           <w:i w:val="0"/>
-          <w:color w:val="0066CC"/>
+          <w:color w:val="0000FF"/>
           <w:sz w:val="24"/>
           <w:u w:val="single"/>
         </w:rPr>
@@ -2320,7 +2234,7 @@
           <w:rFonts w:ascii="Charis SIL Regular" w:hAnsi="Charis SIL Regular" w:eastAsia="Charis SIL Regular"/>
           <w:b w:val="0"/>
           <w:i w:val="0"/>
-          <w:color w:val="0066CC"/>
+          <w:color w:val="0000FF"/>
           <w:sz w:val="24"/>
           <w:u w:val="single"/>
         </w:rPr>
@@ -2344,7 +2258,7 @@
           <w:rFonts w:ascii="Charis SIL Regular" w:hAnsi="Charis SIL Regular" w:eastAsia="Charis SIL Regular"/>
           <w:b w:val="0"/>
           <w:i w:val="0"/>
-          <w:color w:val="0066CC"/>
+          <w:color w:val="0000FF"/>
           <w:sz w:val="24"/>
           <w:u w:val="single"/>
         </w:rPr>
@@ -2355,7 +2269,7 @@
           <w:rFonts w:ascii="Charis SIL Regular" w:hAnsi="Charis SIL Regular" w:eastAsia="Charis SIL Regular"/>
           <w:b w:val="0"/>
           <w:i w:val="0"/>
-          <w:color w:val="0066CC"/>
+          <w:color w:val="0000FF"/>
           <w:sz w:val="24"/>
           <w:u w:val="single"/>
         </w:rPr>
@@ -2379,7 +2293,7 @@
           <w:rFonts w:ascii="Charis SIL Regular" w:hAnsi="Charis SIL Regular" w:eastAsia="Charis SIL Regular"/>
           <w:b w:val="0"/>
           <w:i w:val="0"/>
-          <w:color w:val="0066CC"/>
+          <w:color w:val="0000FF"/>
           <w:sz w:val="24"/>
           <w:u w:val="single"/>
         </w:rPr>
@@ -2390,7 +2304,7 @@
           <w:rFonts w:ascii="Charis SIL Regular" w:hAnsi="Charis SIL Regular" w:eastAsia="Charis SIL Regular"/>
           <w:b w:val="0"/>
           <w:i w:val="0"/>
-          <w:color w:val="0066CC"/>
+          <w:color w:val="0000FF"/>
           <w:sz w:val="24"/>
           <w:u w:val="single"/>
         </w:rPr>
@@ -2411,7 +2325,7 @@
           <w:rFonts w:ascii="Charis SIL Regular" w:hAnsi="Charis SIL Regular" w:eastAsia="Charis SIL Regular"/>
           <w:b w:val="0"/>
           <w:i w:val="0"/>
-          <w:color w:val="0066CC"/>
+          <w:color w:val="0000FF"/>
           <w:sz w:val="24"/>
           <w:u w:val="single"/>
         </w:rPr>
@@ -2435,7 +2349,7 @@
           <w:rFonts w:ascii="Charis SIL Regular" w:hAnsi="Charis SIL Regular" w:eastAsia="Charis SIL Regular"/>
           <w:b w:val="0"/>
           <w:i w:val="0"/>
-          <w:color w:val="0066CC"/>
+          <w:color w:val="0000FF"/>
           <w:sz w:val="24"/>
           <w:u w:val="single"/>
         </w:rPr>
@@ -2459,7 +2373,7 @@
           <w:rFonts w:ascii="Charis SIL Regular" w:hAnsi="Charis SIL Regular" w:eastAsia="Charis SIL Regular"/>
           <w:b w:val="0"/>
           <w:i w:val="0"/>
-          <w:color w:val="0066CC"/>
+          <w:color w:val="0000FF"/>
           <w:sz w:val="24"/>
           <w:u w:val="single"/>
         </w:rPr>
@@ -2483,7 +2397,7 @@
           <w:rFonts w:ascii="Charis SIL Regular" w:hAnsi="Charis SIL Regular" w:eastAsia="Charis SIL Regular"/>
           <w:b w:val="0"/>
           <w:i w:val="0"/>
-          <w:color w:val="0066CC"/>
+          <w:color w:val="0000FF"/>
           <w:sz w:val="24"/>
           <w:u w:val="single"/>
         </w:rPr>
@@ -2494,7 +2408,7 @@
           <w:rFonts w:ascii="Charis SIL Regular" w:hAnsi="Charis SIL Regular" w:eastAsia="Charis SIL Regular"/>
           <w:b w:val="0"/>
           <w:i w:val="0"/>
-          <w:color w:val="0066CC"/>
+          <w:color w:val="0000FF"/>
           <w:sz w:val="24"/>
           <w:u w:val="single"/>
         </w:rPr>
@@ -2518,7 +2432,7 @@
           <w:rFonts w:ascii="Charis SIL Regular" w:hAnsi="Charis SIL Regular" w:eastAsia="Charis SIL Regular"/>
           <w:b w:val="0"/>
           <w:i w:val="0"/>
-          <w:color w:val="0066CC"/>
+          <w:color w:val="0000FF"/>
           <w:sz w:val="24"/>
           <w:u w:val="single"/>
         </w:rPr>
@@ -2529,7 +2443,7 @@
           <w:rFonts w:ascii="Charis SIL Regular" w:hAnsi="Charis SIL Regular" w:eastAsia="Charis SIL Regular"/>
           <w:b w:val="0"/>
           <w:i w:val="0"/>
-          <w:color w:val="0066CC"/>
+          <w:color w:val="0000FF"/>
           <w:sz w:val="24"/>
         </w:rPr>
         <w:t>of Southeast Asian and Caribbean Studies</w:t>
@@ -2549,7 +2463,7 @@
           <w:rFonts w:ascii="Charis SIL Regular" w:hAnsi="Charis SIL Regular" w:eastAsia="Charis SIL Regular"/>
           <w:b w:val="0"/>
           <w:i w:val="0"/>
-          <w:color w:val="0066CC"/>
+          <w:color w:val="0000FF"/>
           <w:sz w:val="24"/>
           <w:u w:val="single"/>
         </w:rPr>
@@ -2573,7 +2487,7 @@
           <w:rFonts w:ascii="Charis SIL Regular" w:hAnsi="Charis SIL Regular" w:eastAsia="Charis SIL Regular"/>
           <w:b w:val="0"/>
           <w:i w:val="0"/>
-          <w:color w:val="0066CC"/>
+          <w:color w:val="0000FF"/>
           <w:sz w:val="24"/>
           <w:u w:val="single"/>
         </w:rPr>
@@ -2584,7 +2498,7 @@
           <w:rFonts w:ascii="Charis SIL Regular" w:hAnsi="Charis SIL Regular" w:eastAsia="Charis SIL Regular"/>
           <w:b w:val="0"/>
           <w:i w:val="0"/>
-          <w:color w:val="0066CC"/>
+          <w:color w:val="0000FF"/>
           <w:sz w:val="24"/>
           <w:u w:val="single"/>
         </w:rPr>
@@ -2608,7 +2522,7 @@
           <w:rFonts w:ascii="Charis SIL Regular" w:hAnsi="Charis SIL Regular" w:eastAsia="Charis SIL Regular"/>
           <w:b w:val="0"/>
           <w:i w:val="0"/>
-          <w:color w:val="0066CC"/>
+          <w:color w:val="0000FF"/>
           <w:sz w:val="24"/>
           <w:u w:val="single"/>
         </w:rPr>
@@ -2632,7 +2546,7 @@
           <w:rFonts w:ascii="Charis SIL Regular" w:hAnsi="Charis SIL Regular" w:eastAsia="Charis SIL Regular"/>
           <w:b w:val="0"/>
           <w:i w:val="0"/>
-          <w:color w:val="0066CC"/>
+          <w:color w:val="0000FF"/>
           <w:sz w:val="24"/>
           <w:u w:val="single"/>
         </w:rPr>
@@ -2643,7 +2557,7 @@
           <w:rFonts w:ascii="Charis SIL Regular" w:hAnsi="Charis SIL Regular" w:eastAsia="Charis SIL Regular"/>
           <w:b w:val="0"/>
           <w:i w:val="0"/>
-          <w:color w:val="0066CC"/>
+          <w:color w:val="0000FF"/>
           <w:sz w:val="24"/>
           <w:u w:val="single"/>
         </w:rPr>
@@ -2667,7 +2581,7 @@
           <w:rFonts w:ascii="Charis SIL Regular" w:hAnsi="Charis SIL Regular" w:eastAsia="Charis SIL Regular"/>
           <w:b w:val="0"/>
           <w:i w:val="0"/>
-          <w:color w:val="0066CC"/>
+          <w:color w:val="0000FF"/>
           <w:sz w:val="24"/>
           <w:u w:val="single"/>
         </w:rPr>
@@ -2678,7 +2592,7 @@
           <w:rFonts w:ascii="Charis SIL Regular" w:hAnsi="Charis SIL Regular" w:eastAsia="Charis SIL Regular"/>
           <w:b w:val="0"/>
           <w:i w:val="0"/>
-          <w:color w:val="0066CC"/>
+          <w:color w:val="0000FF"/>
           <w:sz w:val="24"/>
           <w:u w:val="single"/>
         </w:rPr>
@@ -2702,7 +2616,7 @@
           <w:rFonts w:ascii="Charis SIL Regular" w:hAnsi="Charis SIL Regular" w:eastAsia="Charis SIL Regular"/>
           <w:b w:val="0"/>
           <w:i w:val="0"/>
-          <w:color w:val="0066CC"/>
+          <w:color w:val="0000FF"/>
           <w:sz w:val="24"/>
           <w:u w:val="single"/>
         </w:rPr>
@@ -2713,7 +2627,7 @@
           <w:rFonts w:ascii="Charis SIL Regular" w:hAnsi="Charis SIL Regular" w:eastAsia="Charis SIL Regular"/>
           <w:b w:val="0"/>
           <w:i w:val="0"/>
-          <w:color w:val="0066CC"/>
+          <w:color w:val="0000FF"/>
           <w:sz w:val="24"/>
           <w:u w:val="single"/>
         </w:rPr>
@@ -2737,7 +2651,7 @@
           <w:rFonts w:ascii="Charis SIL Regular" w:hAnsi="Charis SIL Regular" w:eastAsia="Charis SIL Regular"/>
           <w:b w:val="0"/>
           <w:i w:val="0"/>
-          <w:color w:val="0066CC"/>
+          <w:color w:val="0000FF"/>
           <w:sz w:val="24"/>
           <w:u w:val="single"/>
         </w:rPr>
@@ -2748,7 +2662,7 @@
           <w:rFonts w:ascii="Charis SIL Regular" w:hAnsi="Charis SIL Regular" w:eastAsia="Charis SIL Regular"/>
           <w:b w:val="0"/>
           <w:i w:val="0"/>
-          <w:color w:val="0066CC"/>
+          <w:color w:val="0000FF"/>
           <w:sz w:val="24"/>
           <w:u w:val="single"/>
         </w:rPr>
@@ -2772,7 +2686,7 @@
           <w:rFonts w:ascii="Charis SIL Regular" w:hAnsi="Charis SIL Regular" w:eastAsia="Charis SIL Regular"/>
           <w:b w:val="0"/>
           <w:i w:val="0"/>
-          <w:color w:val="0066CC"/>
+          <w:color w:val="0000FF"/>
           <w:sz w:val="24"/>
           <w:u w:val="single"/>
         </w:rPr>
@@ -2783,7 +2697,7 @@
           <w:rFonts w:ascii="Charis SIL Regular" w:hAnsi="Charis SIL Regular" w:eastAsia="Charis SIL Regular"/>
           <w:b w:val="0"/>
           <w:i w:val="0"/>
-          <w:color w:val="0066CC"/>
+          <w:color w:val="0000FF"/>
           <w:sz w:val="24"/>
           <w:u w:val="single"/>
         </w:rPr>
@@ -2794,7 +2708,7 @@
           <w:rFonts w:ascii="Charis SIL Regular" w:hAnsi="Charis SIL Regular" w:eastAsia="Charis SIL Regular"/>
           <w:b w:val="0"/>
           <w:i w:val="0"/>
-          <w:color w:val="0066CC"/>
+          <w:color w:val="0000FF"/>
           <w:sz w:val="24"/>
         </w:rPr>
         <w:t>y</w:t>
@@ -2806,7 +2720,7 @@
         <w:autoSpaceDE w:val="0"/>
         <w:widowControl/>
         <w:spacing w:line="538" w:lineRule="exact" w:before="198" w:after="0"/>
-        <w:ind w:left="20" w:right="0" w:firstLine="0"/>
+        <w:ind w:left="10" w:right="0" w:firstLine="0"/>
         <w:jc w:val="left"/>
       </w:pPr>
       <w:r>
@@ -2826,7 +2740,7 @@
         <w:autoSpaceDE w:val="0"/>
         <w:widowControl/>
         <w:spacing w:line="354" w:lineRule="exact" w:before="228" w:after="0"/>
-        <w:ind w:left="20" w:right="0" w:firstLine="0"/>
+        <w:ind w:left="10" w:right="0" w:firstLine="0"/>
         <w:jc w:val="left"/>
       </w:pPr>
       <w:r>
@@ -2846,7 +2760,7 @@
         <w:autoSpaceDE w:val="0"/>
         <w:widowControl/>
         <w:spacing w:line="288" w:lineRule="exact" w:before="240" w:after="0"/>
-        <w:ind w:left="820" w:right="864" w:firstLine="0"/>
+        <w:ind w:left="810" w:right="864" w:firstLine="0"/>
         <w:jc w:val="left"/>
       </w:pPr>
       <w:r>
@@ -2904,7 +2818,7 @@
       <w:pPr>
         <w:sectPr>
           <w:pgSz w:w="11900" w:h="16840"/>
-          <w:pgMar w:top="324" w:right="1120" w:bottom="506" w:left="940" w:header="720" w:footer="720" w:gutter="0"/>
+          <w:pgMar w:top="324" w:right="1120" w:bottom="506" w:left="950" w:header="720" w:footer="720" w:gutter="0"/>
           <w:cols/>
           <w:docGrid w:linePitch="360"/>
         </w:sectPr>
@@ -2953,7 +2867,7 @@
           <w:rFonts w:ascii="Charis SIL Regular" w:hAnsi="Charis SIL Regular" w:eastAsia="Charis SIL Regular"/>
           <w:b w:val="0"/>
           <w:i w:val="0"/>
-          <w:color w:val="0066CC"/>
+          <w:color w:val="0000FF"/>
           <w:sz w:val="24"/>
           <w:u w:val="single"/>
         </w:rPr>
@@ -2971,7 +2885,7 @@
           <w:rFonts w:ascii="Charis SIL Regular" w:hAnsi="Charis SIL Regular" w:eastAsia="Charis SIL Regular"/>
           <w:b w:val="0"/>
           <w:i w:val="0"/>
-          <w:color w:val="0066CC"/>
+          <w:color w:val="0000FF"/>
           <w:sz w:val="24"/>
           <w:u w:val="single"/>
         </w:rPr>
@@ -2982,7 +2896,7 @@
           <w:rFonts w:ascii="Charis SIL Regular" w:hAnsi="Charis SIL Regular" w:eastAsia="Charis SIL Regular"/>
           <w:b w:val="0"/>
           <w:i w:val="0"/>
-          <w:color w:val="0066CC"/>
+          <w:color w:val="0000FF"/>
           <w:sz w:val="24"/>
           <w:u w:val="single"/>
         </w:rPr>
@@ -3010,7 +2924,7 @@
           <w:rFonts w:ascii="Charis SIL Regular" w:hAnsi="Charis SIL Regular" w:eastAsia="Charis SIL Regular"/>
           <w:b w:val="0"/>
           <w:i w:val="0"/>
-          <w:color w:val="0066CC"/>
+          <w:color w:val="0000FF"/>
           <w:sz w:val="24"/>
           <w:u w:val="single"/>
         </w:rPr>
@@ -3028,7 +2942,7 @@
           <w:rFonts w:ascii="Charis SIL Regular" w:hAnsi="Charis SIL Regular" w:eastAsia="Charis SIL Regular"/>
           <w:b w:val="0"/>
           <w:i w:val="0"/>
-          <w:color w:val="0066CC"/>
+          <w:color w:val="0000FF"/>
           <w:sz w:val="24"/>
           <w:u w:val="single"/>
         </w:rPr>
@@ -3039,7 +2953,7 @@
           <w:rFonts w:ascii="Charis SIL Regular" w:hAnsi="Charis SIL Regular" w:eastAsia="Charis SIL Regular"/>
           <w:b w:val="0"/>
           <w:i w:val="0"/>
-          <w:color w:val="0066CC"/>
+          <w:color w:val="0000FF"/>
           <w:sz w:val="24"/>
           <w:u w:val="single"/>
         </w:rPr>
@@ -3160,7 +3074,7 @@
           <w:rFonts w:ascii="Charis SIL Regular" w:hAnsi="Charis SIL Regular" w:eastAsia="Charis SIL Regular"/>
           <w:b w:val="0"/>
           <w:i w:val="0"/>
-          <w:color w:val="0066CC"/>
+          <w:color w:val="0000FF"/>
           <w:sz w:val="24"/>
           <w:u w:val="single"/>
         </w:rPr>
@@ -3178,7 +3092,7 @@
           <w:rFonts w:ascii="Charis SIL Regular" w:hAnsi="Charis SIL Regular" w:eastAsia="Charis SIL Regular"/>
           <w:b w:val="0"/>
           <w:i w:val="0"/>
-          <w:color w:val="0066CC"/>
+          <w:color w:val="0000FF"/>
           <w:sz w:val="24"/>
           <w:u w:val="single"/>
         </w:rPr>
@@ -3189,7 +3103,7 @@
           <w:rFonts w:ascii="Charis SIL Regular" w:hAnsi="Charis SIL Regular" w:eastAsia="Charis SIL Regular"/>
           <w:b w:val="0"/>
           <w:i w:val="0"/>
-          <w:color w:val="0066CC"/>
+          <w:color w:val="0000FF"/>
           <w:sz w:val="24"/>
           <w:u w:val="single"/>
         </w:rPr>
@@ -3387,7 +3301,7 @@
           <w:rFonts w:ascii="Charis SIL Regular" w:hAnsi="Charis SIL Regular" w:eastAsia="Charis SIL Regular"/>
           <w:b w:val="0"/>
           <w:i w:val="0"/>
-          <w:color w:val="0066CC"/>
+          <w:color w:val="0000FF"/>
           <w:sz w:val="24"/>
           <w:u w:val="single"/>
         </w:rPr>
@@ -3405,7 +3319,7 @@
           <w:rFonts w:ascii="Charis SIL Regular" w:hAnsi="Charis SIL Regular" w:eastAsia="Charis SIL Regular"/>
           <w:b w:val="0"/>
           <w:i w:val="0"/>
-          <w:color w:val="0066CC"/>
+          <w:color w:val="0000FF"/>
           <w:sz w:val="24"/>
           <w:u w:val="single"/>
         </w:rPr>
@@ -3416,7 +3330,7 @@
           <w:rFonts w:ascii="Charis SIL Regular" w:hAnsi="Charis SIL Regular" w:eastAsia="Charis SIL Regular"/>
           <w:b w:val="0"/>
           <w:i w:val="0"/>
-          <w:color w:val="0066CC"/>
+          <w:color w:val="0000FF"/>
           <w:sz w:val="24"/>
           <w:u w:val="single"/>
         </w:rPr>
@@ -3544,7 +3458,7 @@
           <w:rFonts w:ascii="Charis SIL Regular" w:hAnsi="Charis SIL Regular" w:eastAsia="Charis SIL Regular"/>
           <w:b w:val="0"/>
           <w:i w:val="0"/>
-          <w:color w:val="0066CC"/>
+          <w:color w:val="0000FF"/>
           <w:sz w:val="24"/>
           <w:u w:val="single"/>
         </w:rPr>
@@ -3562,7 +3476,7 @@
           <w:rFonts w:ascii="Charis SIL Regular" w:hAnsi="Charis SIL Regular" w:eastAsia="Charis SIL Regular"/>
           <w:b w:val="0"/>
           <w:i w:val="0"/>
-          <w:color w:val="0066CC"/>
+          <w:color w:val="0000FF"/>
           <w:sz w:val="24"/>
           <w:u w:val="single"/>
         </w:rPr>
@@ -3580,7 +3494,7 @@
           <w:rFonts w:ascii="Charis SIL Regular" w:hAnsi="Charis SIL Regular" w:eastAsia="Charis SIL Regular"/>
           <w:b w:val="0"/>
           <w:i w:val="0"/>
-          <w:color w:val="0066CC"/>
+          <w:color w:val="0000FF"/>
           <w:sz w:val="24"/>
           <w:u w:val="single"/>
         </w:rPr>
@@ -3598,7 +3512,7 @@
           <w:rFonts w:ascii="Charis SIL Regular" w:hAnsi="Charis SIL Regular" w:eastAsia="Charis SIL Regular"/>
           <w:b w:val="0"/>
           <w:i w:val="0"/>
-          <w:color w:val="0066CC"/>
+          <w:color w:val="0000FF"/>
           <w:sz w:val="24"/>
           <w:u w:val="single"/>
         </w:rPr>
@@ -3726,7 +3640,7 @@
           <w:rFonts w:ascii="Charis SIL Regular" w:hAnsi="Charis SIL Regular" w:eastAsia="Charis SIL Regular"/>
           <w:b w:val="0"/>
           <w:i w:val="0"/>
-          <w:color w:val="0066CC"/>
+          <w:color w:val="0000FF"/>
           <w:sz w:val="24"/>
           <w:u w:val="single"/>
         </w:rPr>
@@ -3744,7 +3658,7 @@
           <w:rFonts w:ascii="Charis SIL Regular" w:hAnsi="Charis SIL Regular" w:eastAsia="Charis SIL Regular"/>
           <w:b w:val="0"/>
           <w:i w:val="0"/>
-          <w:color w:val="0066CC"/>
+          <w:color w:val="0000FF"/>
           <w:sz w:val="24"/>
           <w:u w:val="single"/>
         </w:rPr>
@@ -3755,7 +3669,7 @@
           <w:rFonts w:ascii="Charis SIL Regular" w:hAnsi="Charis SIL Regular" w:eastAsia="Charis SIL Regular"/>
           <w:b w:val="0"/>
           <w:i w:val="0"/>
-          <w:color w:val="0066CC"/>
+          <w:color w:val="0000FF"/>
           <w:sz w:val="24"/>
           <w:u w:val="single"/>
         </w:rPr>
@@ -3783,7 +3697,7 @@
           <w:rFonts w:ascii="Charis SIL Regular" w:hAnsi="Charis SIL Regular" w:eastAsia="Charis SIL Regular"/>
           <w:b w:val="0"/>
           <w:i w:val="0"/>
-          <w:color w:val="0066CC"/>
+          <w:color w:val="0000FF"/>
           <w:sz w:val="24"/>
           <w:u w:val="single"/>
         </w:rPr>
@@ -3801,7 +3715,7 @@
           <w:rFonts w:ascii="Charis SIL Regular" w:hAnsi="Charis SIL Regular" w:eastAsia="Charis SIL Regular"/>
           <w:b w:val="0"/>
           <w:i w:val="0"/>
-          <w:color w:val="0066CC"/>
+          <w:color w:val="0000FF"/>
           <w:sz w:val="24"/>
           <w:u w:val="single"/>
         </w:rPr>
@@ -3812,7 +3726,7 @@
           <w:rFonts w:ascii="Charis SIL Regular" w:hAnsi="Charis SIL Regular" w:eastAsia="Charis SIL Regular"/>
           <w:b w:val="0"/>
           <w:i w:val="0"/>
-          <w:color w:val="0066CC"/>
+          <w:color w:val="0000FF"/>
           <w:sz w:val="24"/>
           <w:u w:val="single"/>
         </w:rPr>
@@ -3910,7 +3824,7 @@
           <w:rFonts w:ascii="Charis SIL Regular" w:hAnsi="Charis SIL Regular" w:eastAsia="Charis SIL Regular"/>
           <w:b w:val="0"/>
           <w:i w:val="0"/>
-          <w:color w:val="0066CC"/>
+          <w:color w:val="0000FF"/>
           <w:sz w:val="24"/>
           <w:u w:val="single"/>
         </w:rPr>
@@ -3928,7 +3842,7 @@
           <w:rFonts w:ascii="Charis SIL Regular" w:hAnsi="Charis SIL Regular" w:eastAsia="Charis SIL Regular"/>
           <w:b w:val="0"/>
           <w:i w:val="0"/>
-          <w:color w:val="0066CC"/>
+          <w:color w:val="0000FF"/>
           <w:sz w:val="24"/>
           <w:u w:val="single"/>
         </w:rPr>
@@ -3939,7 +3853,7 @@
           <w:rFonts w:ascii="Charis SIL Regular" w:hAnsi="Charis SIL Regular" w:eastAsia="Charis SIL Regular"/>
           <w:b w:val="0"/>
           <w:i w:val="0"/>
-          <w:color w:val="0066CC"/>
+          <w:color w:val="0000FF"/>
           <w:sz w:val="24"/>
           <w:u w:val="single"/>
         </w:rPr>
@@ -3967,7 +3881,7 @@
           <w:rFonts w:ascii="Charis SIL Regular" w:hAnsi="Charis SIL Regular" w:eastAsia="Charis SIL Regular"/>
           <w:b w:val="0"/>
           <w:i w:val="0"/>
-          <w:color w:val="0066CC"/>
+          <w:color w:val="0000FF"/>
           <w:sz w:val="24"/>
           <w:u w:val="single"/>
         </w:rPr>
@@ -3985,7 +3899,7 @@
           <w:rFonts w:ascii="Charis SIL Regular" w:hAnsi="Charis SIL Regular" w:eastAsia="Charis SIL Regular"/>
           <w:b w:val="0"/>
           <w:i w:val="0"/>
-          <w:color w:val="0066CC"/>
+          <w:color w:val="0000FF"/>
           <w:sz w:val="24"/>
           <w:u w:val="single"/>
         </w:rPr>
@@ -3996,7 +3910,7 @@
           <w:rFonts w:ascii="Charis SIL Regular" w:hAnsi="Charis SIL Regular" w:eastAsia="Charis SIL Regular"/>
           <w:b w:val="0"/>
           <w:i w:val="0"/>
-          <w:color w:val="0066CC"/>
+          <w:color w:val="0000FF"/>
           <w:sz w:val="24"/>
           <w:u w:val="single"/>
         </w:rPr>

--- a/EXPORTS/DOCX/published/niveau3/English/WMLeiden.docx
+++ b/EXPORTS/DOCX/published/niveau3/English/WMLeiden.docx
@@ -558,7 +558,25 @@
           <w:color w:val="000000"/>
           <w:sz w:val="24"/>
         </w:rPr>
-        <w:t xml:space="preserve">of the collection of the </w:t>
+        <w:t>of the collection of t</w:t>
+      </w:r>
+      <w:r>
+        <w:rPr>
+          <w:u w:val="single" w:color="0000ff"/>
+          <w:rFonts w:ascii="Charis SIL Regular" w:hAnsi="Charis SIL Regular" w:eastAsia="Charis SIL Regular"/>
+          <w:b w:val="0"/>
+          <w:i w:val="0"/>
+          <w:color w:val="000000"/>
+          <w:sz w:val="24"/>
+        </w:rPr>
+        <w:hyperlink r:id="rId10" w:history="1">
+          <w:r>
+            <w:rPr>
+              <w:rStyle w:val="Hyperlink"/>
+            </w:rPr>
+            <w:t xml:space="preserve">he </w:t>
+          </w:r>
+        </w:hyperlink>
       </w:r>
       <w:r>
         <w:rPr>
@@ -569,7 +587,7 @@
           <w:sz w:val="24"/>
           <w:u w:val="single"/>
         </w:rPr>
-        <w:hyperlink r:id="rId10" w:history="1">
+        <w:hyperlink r:id="rId11" w:history="1">
           <w:r>
             <w:rPr>
               <w:rStyle w:val="Hyperlink"/>
@@ -587,7 +605,7 @@
           <w:sz w:val="24"/>
           <w:u w:val="single"/>
         </w:rPr>
-        <w:hyperlink r:id="rId10" w:history="1">
+        <w:hyperlink r:id="rId11" w:history="1">
           <w:r>
             <w:rPr>
               <w:rStyle w:val="Hyperlink"/>
@@ -605,7 +623,7 @@
           <w:sz w:val="24"/>
           <w:u w:val="single"/>
         </w:rPr>
-        <w:hyperlink r:id="rId10" w:history="1">
+        <w:hyperlink r:id="rId11" w:history="1">
           <w:r>
             <w:rPr>
               <w:rStyle w:val="Hyperlink"/>
@@ -737,7 +755,14 @@
           <w:color w:val="000000"/>
           <w:sz w:val="24"/>
         </w:rPr>
-        <w:t>phisch M</w:t>
+        <w:hyperlink r:id="rId11" w:history="1">
+          <w:r>
+            <w:rPr>
+              <w:rStyle w:val="Hyperlink"/>
+            </w:rPr>
+            <w:t>phisch M</w:t>
+          </w:r>
+        </w:hyperlink>
       </w:r>
       <w:r>
         <w:rPr>

--- a/EXPORTS/DOCX/published/niveau3/English/WMLeiden.docx
+++ b/EXPORTS/DOCX/published/niveau3/English/WMLeiden.docx
@@ -562,7 +562,6 @@
       </w:r>
       <w:r>
         <w:rPr>
-          <w:u w:val="single" w:color="0000ff"/>
           <w:rFonts w:ascii="Charis SIL Regular" w:hAnsi="Charis SIL Regular" w:eastAsia="Charis SIL Regular"/>
           <w:b w:val="0"/>
           <w:i w:val="0"/>
@@ -587,7 +586,7 @@
           <w:sz w:val="24"/>
           <w:u w:val="single"/>
         </w:rPr>
-        <w:hyperlink r:id="rId11" w:history="1">
+        <w:hyperlink r:id="rId10" w:history="1">
           <w:r>
             <w:rPr>
               <w:rStyle w:val="Hyperlink"/>
@@ -605,7 +604,7 @@
           <w:sz w:val="24"/>
           <w:u w:val="single"/>
         </w:rPr>
-        <w:hyperlink r:id="rId11" w:history="1">
+        <w:hyperlink r:id="rId10" w:history="1">
           <w:r>
             <w:rPr>
               <w:rStyle w:val="Hyperlink"/>
@@ -623,7 +622,7 @@
           <w:sz w:val="24"/>
           <w:u w:val="single"/>
         </w:rPr>
-        <w:hyperlink r:id="rId11" w:history="1">
+        <w:hyperlink r:id="rId10" w:history="1">
           <w:r>
             <w:rPr>
               <w:rStyle w:val="Hyperlink"/>
@@ -652,7 +651,7 @@
           <w:sz w:val="24"/>
           <w:u w:val="single"/>
         </w:rPr>
-        <w:hyperlink r:id="rId11" w:history="1">
+        <w:hyperlink r:id="rId10" w:history="1">
           <w:r>
             <w:rPr>
               <w:rStyle w:val="Hyperlink"/>
@@ -681,7 +680,7 @@
           <w:sz w:val="24"/>
           <w:u w:val="single"/>
         </w:rPr>
-        <w:hyperlink r:id="rId11" w:history="1">
+        <w:hyperlink r:id="rId10" w:history="1">
           <w:r>
             <w:rPr>
               <w:rStyle w:val="Hyperlink"/>
@@ -699,7 +698,7 @@
           <w:sz w:val="24"/>
           <w:u w:val="single"/>
         </w:rPr>
-        <w:hyperlink r:id="rId11" w:history="1">
+        <w:hyperlink r:id="rId10" w:history="1">
           <w:r>
             <w:rPr>
               <w:rStyle w:val="Hyperlink"/>
@@ -1121,43 +1120,7 @@
           <w:color w:val="000000"/>
           <w:sz w:val="24"/>
         </w:rPr>
-        <w:t>Royal Dutc</w:t>
-      </w:r>
-      <w:r>
-        <w:rPr>
-          <w:u w:val="single" w:color="0000ff"/>
-          <w:rFonts w:ascii="Charis SIL Regular" w:hAnsi="Charis SIL Regular" w:eastAsia="Charis SIL Regular"/>
-          <w:b w:val="0"/>
-          <w:i w:val="0"/>
-          <w:color w:val="000000"/>
-          <w:sz w:val="24"/>
-        </w:rPr>
-        <w:hyperlink r:id="rId12" w:history="1">
-          <w:r>
-            <w:rPr>
-              <w:rStyle w:val="Hyperlink"/>
-            </w:rPr>
-            <w:t>h East In</w:t>
-          </w:r>
-        </w:hyperlink>
-      </w:r>
-      <w:r>
-        <w:rPr>
-          <w:u w:val="single" w:color="0000ff"/>
-          <w:rFonts w:ascii="Charis SIL Regular" w:hAnsi="Charis SIL Regular" w:eastAsia="Charis SIL Regular"/>
-          <w:b w:val="0"/>
-          <w:i w:val="0"/>
-          <w:color w:val="000000"/>
-          <w:sz w:val="24"/>
-        </w:rPr>
-        <w:hyperlink r:id="rId12" w:history="1">
-          <w:r>
-            <w:rPr>
-              <w:rStyle w:val="Hyperlink"/>
-            </w:rPr>
-            <w:t xml:space="preserve">dies </w:t>
-          </w:r>
-        </w:hyperlink>
+        <w:t xml:space="preserve">Royal Dutch East Indies </w:t>
       </w:r>
       <w:r>
         <w:rPr>
@@ -1586,13 +1549,103 @@
       </w:r>
       <w:r>
         <w:rPr>
+          <w:u w:val="single" w:color="0000ff"/>
           <w:rFonts w:ascii="Charis SIL Regular" w:hAnsi="Charis SIL Regular" w:eastAsia="Charis SIL Regular"/>
           <w:b w:val="0"/>
           <w:i w:val="0"/>
           <w:color w:val="000000"/>
           <w:sz w:val="24"/>
         </w:rPr>
-        <w:t xml:space="preserve">that were transferred from the </w:t>
+        <w:hyperlink r:id="rId10" w:history="1">
+          <w:r>
+            <w:rPr>
+              <w:rStyle w:val="Hyperlink"/>
+            </w:rPr>
+            <w:t>that w</w:t>
+          </w:r>
+        </w:hyperlink>
+      </w:r>
+      <w:r>
+        <w:rPr>
+          <w:u w:val="single" w:color="0000ff"/>
+          <w:rFonts w:ascii="Charis SIL Regular" w:hAnsi="Charis SIL Regular" w:eastAsia="Charis SIL Regular"/>
+          <w:b w:val="0"/>
+          <w:i w:val="0"/>
+          <w:color w:val="000000"/>
+          <w:sz w:val="24"/>
+        </w:rPr>
+        <w:hyperlink r:id="rId10" w:history="1">
+          <w:r>
+            <w:rPr>
+              <w:rStyle w:val="Hyperlink"/>
+            </w:rPr>
+            <w:t>ere tran</w:t>
+          </w:r>
+        </w:hyperlink>
+      </w:r>
+      <w:r>
+        <w:rPr>
+          <w:u w:val="single" w:color="0000ff"/>
+          <w:rFonts w:ascii="Charis SIL Regular" w:hAnsi="Charis SIL Regular" w:eastAsia="Charis SIL Regular"/>
+          <w:b w:val="0"/>
+          <w:i w:val="0"/>
+          <w:color w:val="000000"/>
+          <w:sz w:val="24"/>
+        </w:rPr>
+        <w:hyperlink r:id="rId10" w:history="1">
+          <w:r>
+            <w:rPr>
+              <w:rStyle w:val="Hyperlink"/>
+            </w:rPr>
+            <w:t>s</w:t>
+          </w:r>
+        </w:hyperlink>
+      </w:r>
+      <w:r>
+        <w:rPr>
+          <w:u w:val="single" w:color="0000ff"/>
+          <w:rFonts w:ascii="Charis SIL Regular" w:hAnsi="Charis SIL Regular" w:eastAsia="Charis SIL Regular"/>
+          <w:b w:val="0"/>
+          <w:i w:val="0"/>
+          <w:color w:val="000000"/>
+          <w:sz w:val="24"/>
+        </w:rPr>
+        <w:hyperlink r:id="rId10" w:history="1">
+          <w:r>
+            <w:rPr>
+              <w:rStyle w:val="Hyperlink"/>
+            </w:rPr>
+            <w:t>fe</w:t>
+          </w:r>
+        </w:hyperlink>
+      </w:r>
+      <w:r>
+        <w:rPr>
+          <w:u w:val="single" w:color="0000ff"/>
+          <w:rFonts w:ascii="Charis SIL Regular" w:hAnsi="Charis SIL Regular" w:eastAsia="Charis SIL Regular"/>
+          <w:b w:val="0"/>
+          <w:i w:val="0"/>
+          <w:color w:val="000000"/>
+          <w:sz w:val="24"/>
+        </w:rPr>
+        <w:hyperlink r:id="rId10" w:history="1">
+          <w:r>
+            <w:rPr>
+              <w:rStyle w:val="Hyperlink"/>
+            </w:rPr>
+            <w:t>rred from t</w:t>
+          </w:r>
+        </w:hyperlink>
+      </w:r>
+      <w:r>
+        <w:rPr>
+          <w:rFonts w:ascii="Charis SIL Regular" w:hAnsi="Charis SIL Regular" w:eastAsia="Charis SIL Regular"/>
+          <w:b w:val="0"/>
+          <w:i w:val="0"/>
+          <w:color w:val="000000"/>
+          <w:sz w:val="24"/>
+        </w:rPr>
+        <w:t xml:space="preserve">he </w:t>
       </w:r>
       <w:r>
         <w:rPr>

--- a/EXPORTS/DOCX/published/niveau3/English/WMLeiden.docx
+++ b/EXPORTS/DOCX/published/niveau3/English/WMLeiden.docx
@@ -1120,7 +1120,43 @@
           <w:color w:val="000000"/>
           <w:sz w:val="24"/>
         </w:rPr>
-        <w:t xml:space="preserve">Royal Dutch East Indies </w:t>
+        <w:t>Royal Dutc</w:t>
+      </w:r>
+      <w:r>
+        <w:rPr>
+          <w:u w:val="single" w:color="0000ff"/>
+          <w:rFonts w:ascii="Charis SIL Regular" w:hAnsi="Charis SIL Regular" w:eastAsia="Charis SIL Regular"/>
+          <w:b w:val="0"/>
+          <w:i w:val="0"/>
+          <w:color w:val="000000"/>
+          <w:sz w:val="24"/>
+        </w:rPr>
+        <w:hyperlink r:id="rId12" w:history="1">
+          <w:r>
+            <w:rPr>
+              <w:rStyle w:val="Hyperlink"/>
+            </w:rPr>
+            <w:t>h East In</w:t>
+          </w:r>
+        </w:hyperlink>
+      </w:r>
+      <w:r>
+        <w:rPr>
+          <w:u w:val="single" w:color="0000ff"/>
+          <w:rFonts w:ascii="Charis SIL Regular" w:hAnsi="Charis SIL Regular" w:eastAsia="Charis SIL Regular"/>
+          <w:b w:val="0"/>
+          <w:i w:val="0"/>
+          <w:color w:val="000000"/>
+          <w:sz w:val="24"/>
+        </w:rPr>
+        <w:hyperlink r:id="rId12" w:history="1">
+          <w:r>
+            <w:rPr>
+              <w:rStyle w:val="Hyperlink"/>
+            </w:rPr>
+            <w:t xml:space="preserve">dies </w:t>
+          </w:r>
+        </w:hyperlink>
       </w:r>
       <w:r>
         <w:rPr>
@@ -1556,14 +1592,7 @@
           <w:color w:val="000000"/>
           <w:sz w:val="24"/>
         </w:rPr>
-        <w:hyperlink r:id="rId10" w:history="1">
-          <w:r>
-            <w:rPr>
-              <w:rStyle w:val="Hyperlink"/>
-            </w:rPr>
-            <w:t>that w</w:t>
-          </w:r>
-        </w:hyperlink>
+        <w:t>that w</w:t>
       </w:r>
       <w:r>
         <w:rPr>

--- a/EXPORTS/DOCX/published/niveau3/English/WMLeiden.docx
+++ b/EXPORTS/DOCX/published/niveau3/English/WMLeiden.docx
@@ -558,24 +558,17 @@
           <w:color w:val="000000"/>
           <w:sz w:val="24"/>
         </w:rPr>
-        <w:t>of the collection of t</w:t>
+        <w:t xml:space="preserve">of the collection of the </w:t>
       </w:r>
       <w:r>
         <w:rPr>
           <w:rFonts w:ascii="Charis SIL Regular" w:hAnsi="Charis SIL Regular" w:eastAsia="Charis SIL Regular"/>
           <w:b w:val="0"/>
           <w:i w:val="0"/>
-          <w:color w:val="000000"/>
+          <w:color w:val="0000FF"/>
           <w:sz w:val="24"/>
         </w:rPr>
-        <w:hyperlink r:id="rId10" w:history="1">
-          <w:r>
-            <w:rPr>
-              <w:rStyle w:val="Hyperlink"/>
-            </w:rPr>
-            <w:t xml:space="preserve">he </w:t>
-          </w:r>
-        </w:hyperlink>
+        <w:t>Museum of An</w:t>
       </w:r>
       <w:r>
         <w:rPr>
@@ -591,9 +584,770 @@
             <w:rPr>
               <w:rStyle w:val="Hyperlink"/>
             </w:rPr>
-            <w:t>Mu</w:t>
+            <w:t>tiquities</w:t>
           </w:r>
         </w:hyperlink>
+      </w:r>
+      <w:r>
+        <w:rPr>
+          <w:u w:val="single" w:color="0000ff"/>
+          <w:rFonts w:ascii="Charis SIL Regular" w:hAnsi="Charis SIL Regular" w:eastAsia="Charis SIL Regular"/>
+          <w:b w:val="0"/>
+          <w:i w:val="0"/>
+          <w:color w:val="000000"/>
+          <w:sz w:val="24"/>
+        </w:rPr>
+        <w:hyperlink r:id="rId10" w:history="1">
+          <w:r>
+            <w:rPr>
+              <w:rStyle w:val="Hyperlink"/>
+            </w:rPr>
+            <w:t xml:space="preserve"> in</w:t>
+          </w:r>
+        </w:hyperlink>
+      </w:r>
+      <w:r>
+        <w:rPr>
+          <w:rFonts w:ascii="Charis SIL Regular" w:hAnsi="Charis SIL Regular" w:eastAsia="Charis SIL Regular"/>
+          <w:b w:val="0"/>
+          <w:i w:val="0"/>
+          <w:color w:val="000000"/>
+          <w:sz w:val="24"/>
+        </w:rPr>
+        <w:t xml:space="preserve"> Leiden was also transferred to what was </w:t>
+      </w:r>
+      <w:r>
+        <w:rPr>
+          <w:rFonts w:ascii="Charis SIL Regular" w:hAnsi="Charis SIL Regular" w:eastAsia="Charis SIL Regular"/>
+          <w:b w:val="0"/>
+          <w:i w:val="0"/>
+          <w:color w:val="000000"/>
+          <w:sz w:val="24"/>
+        </w:rPr>
+        <w:t>then the Rijks Ethnogra</w:t>
+      </w:r>
+      <w:r>
+        <w:rPr>
+          <w:u w:val="single" w:color="0000ff"/>
+          <w:rFonts w:ascii="Charis SIL Regular" w:hAnsi="Charis SIL Regular" w:eastAsia="Charis SIL Regular"/>
+          <w:b w:val="0"/>
+          <w:i w:val="0"/>
+          <w:color w:val="000000"/>
+          <w:sz w:val="24"/>
+        </w:rPr>
+        <w:hyperlink r:id="rId11" w:history="1">
+          <w:r>
+            <w:rPr>
+              <w:rStyle w:val="Hyperlink"/>
+            </w:rPr>
+            <w:t>phisch M</w:t>
+          </w:r>
+        </w:hyperlink>
+      </w:r>
+      <w:r>
+        <w:rPr>
+          <w:u w:val="single" w:color="0000ff"/>
+          <w:rFonts w:ascii="Charis SIL Regular" w:hAnsi="Charis SIL Regular" w:eastAsia="Charis SIL Regular"/>
+          <w:b w:val="0"/>
+          <w:i w:val="0"/>
+          <w:color w:val="000000"/>
+          <w:sz w:val="24"/>
+        </w:rPr>
+        <w:hyperlink r:id="rId11" w:history="1">
+          <w:r>
+            <w:rPr>
+              <w:rStyle w:val="Hyperlink"/>
+            </w:rPr>
+            <w:t>u</w:t>
+          </w:r>
+        </w:hyperlink>
+      </w:r>
+      <w:r>
+        <w:rPr>
+          <w:u w:val="single" w:color="0000ff"/>
+          <w:rFonts w:ascii="Charis SIL Regular" w:hAnsi="Charis SIL Regular" w:eastAsia="Charis SIL Regular"/>
+          <w:b w:val="0"/>
+          <w:i w:val="0"/>
+          <w:color w:val="000000"/>
+          <w:sz w:val="24"/>
+        </w:rPr>
+        <w:hyperlink r:id="rId11" w:history="1">
+          <w:r>
+            <w:rPr>
+              <w:rStyle w:val="Hyperlink"/>
+            </w:rPr>
+            <w:t>s</w:t>
+          </w:r>
+        </w:hyperlink>
+      </w:r>
+      <w:r>
+        <w:rPr>
+          <w:u w:val="single" w:color="0000ff"/>
+          <w:rFonts w:ascii="Charis SIL Regular" w:hAnsi="Charis SIL Regular" w:eastAsia="Charis SIL Regular"/>
+          <w:b w:val="0"/>
+          <w:i w:val="0"/>
+          <w:color w:val="000000"/>
+          <w:sz w:val="24"/>
+        </w:rPr>
+        <w:hyperlink r:id="rId11" w:history="1">
+          <w:r>
+            <w:rPr>
+              <w:rStyle w:val="Hyperlink"/>
+            </w:rPr>
+            <w:t>eum (Natio</w:t>
+          </w:r>
+        </w:hyperlink>
+      </w:r>
+      <w:r>
+        <w:rPr>
+          <w:rFonts w:ascii="Charis SIL Regular" w:hAnsi="Charis SIL Regular" w:eastAsia="Charis SIL Regular"/>
+          <w:b w:val="0"/>
+          <w:i w:val="0"/>
+          <w:color w:val="000000"/>
+          <w:sz w:val="24"/>
+        </w:rPr>
+        <w:t xml:space="preserve">nal Museum of Ethnology). The latter group of </w:t>
+      </w:r>
+      <w:r>
+        <w:rPr>
+          <w:rFonts w:ascii="Charis SIL Regular" w:hAnsi="Charis SIL Regular" w:eastAsia="Charis SIL Regular"/>
+          <w:b w:val="0"/>
+          <w:i w:val="0"/>
+          <w:color w:val="000000"/>
+          <w:sz w:val="24"/>
+        </w:rPr>
+        <w:t xml:space="preserve">objects included the various Singhasari statues, some of which were returned to Indonesia in </w:t>
+      </w:r>
+      <w:r>
+        <w:rPr>
+          <w:rFonts w:ascii="Charis SIL Regular" w:hAnsi="Charis SIL Regular" w:eastAsia="Charis SIL Regular"/>
+          <w:b w:val="0"/>
+          <w:i w:val="0"/>
+          <w:color w:val="000000"/>
+          <w:sz w:val="24"/>
+        </w:rPr>
+        <w:t xml:space="preserve">1978 and others in 2023. Objects were also transferred from the National Museum of </w:t>
+      </w:r>
+      <w:r>
+        <w:rPr>
+          <w:rFonts w:ascii="Charis SIL Regular" w:hAnsi="Charis SIL Regular" w:eastAsia="Charis SIL Regular"/>
+          <w:b w:val="0"/>
+          <w:i w:val="0"/>
+          <w:color w:val="000000"/>
+          <w:sz w:val="24"/>
+        </w:rPr>
+        <w:t>Ethnology to other museums, such as the Anatomical Museum in Leiden in 1935.</w:t>
+      </w:r>
+    </w:p>
+    <w:p>
+      <w:pPr>
+        <w:autoSpaceDN w:val="0"/>
+        <w:autoSpaceDE w:val="0"/>
+        <w:widowControl/>
+        <w:spacing w:line="288" w:lineRule="exact" w:before="240" w:after="0"/>
+        <w:ind w:left="10" w:right="0" w:firstLine="0"/>
+        <w:jc w:val="left"/>
+      </w:pPr>
+      <w:r>
+        <w:rPr>
+          <w:rFonts w:ascii="Charis SIL Regular" w:hAnsi="Charis SIL Regular" w:eastAsia="Charis SIL Regular"/>
+          <w:b w:val="0"/>
+          <w:i w:val="0"/>
+          <w:color w:val="000000"/>
+          <w:sz w:val="24"/>
+        </w:rPr>
+        <w:t xml:space="preserve">Objects were acquired in various ways. First, as described above, through exchange with </w:t>
+      </w:r>
+      <w:r>
+        <w:rPr>
+          <w:rFonts w:ascii="Charis SIL Regular" w:hAnsi="Charis SIL Regular" w:eastAsia="Charis SIL Regular"/>
+          <w:b w:val="0"/>
+          <w:i w:val="0"/>
+          <w:color w:val="000000"/>
+          <w:sz w:val="24"/>
+        </w:rPr>
+        <w:t xml:space="preserve">other museums. Many objects from Indonesia were sent by the [Koninklijk Bataviaasch </w:t>
+      </w:r>
+      <w:r>
+        <w:br/>
+      </w:r>
+      <w:r>
+        <w:rPr>
+          <w:rFonts w:ascii="Charis SIL Regular" w:hAnsi="Charis SIL Regular" w:eastAsia="Charis SIL Regular"/>
+          <w:b w:val="0"/>
+          <w:i w:val="0"/>
+          <w:color w:val="000000"/>
+          <w:sz w:val="24"/>
+        </w:rPr>
+        <w:t xml:space="preserve">Genootschap van Kunsten en Wetenschappen](https://app.colonialcollections.nl/en/ </w:t>
+      </w:r>
+      <w:r>
+        <w:br/>
+      </w:r>
+      <w:r>
+        <w:rPr>
+          <w:rFonts w:ascii="Charis SIL Regular" w:hAnsi="Charis SIL Regular" w:eastAsia="Charis SIL Regular"/>
+          <w:b w:val="0"/>
+          <w:i w:val="0"/>
+          <w:color w:val="000000"/>
+          <w:sz w:val="24"/>
+        </w:rPr>
+        <w:t xml:space="preserve">research-aids/ </w:t>
+      </w:r>
+      <w:r>
+        <w:br/>
+      </w:r>
+      <w:r>
+        <w:rPr>
+          <w:rFonts w:ascii="Charis SIL Regular" w:hAnsi="Charis SIL Regular" w:eastAsia="Charis SIL Regular"/>
+          <w:b w:val="0"/>
+          <w:i w:val="0"/>
+          <w:color w:val="000000"/>
+          <w:sz w:val="24"/>
+        </w:rPr>
+        <w:t xml:space="preserve">https%3A%2F%2Fn2t%252Enet%2Fark%3A%2F27023%2F879aa24d509fdae582d9cbd6cc60160 </w:t>
+      </w:r>
+      <w:r>
+        <w:rPr>
+          <w:rFonts w:ascii="Charis SIL Regular" w:hAnsi="Charis SIL Regular" w:eastAsia="Charis SIL Regular"/>
+          <w:b w:val="0"/>
+          <w:i w:val="0"/>
+          <w:color w:val="000000"/>
+          <w:sz w:val="24"/>
+        </w:rPr>
+        <w:t xml:space="preserve">addition, the National Museum of Ethnology itself was an active buyer of ethnographic </w:t>
+      </w:r>
+      <w:r>
+        <w:br/>
+      </w:r>
+      <w:r>
+        <w:rPr>
+          <w:rFonts w:ascii="Charis SIL Regular" w:hAnsi="Charis SIL Regular" w:eastAsia="Charis SIL Regular"/>
+          <w:b w:val="0"/>
+          <w:i w:val="0"/>
+          <w:color w:val="000000"/>
+          <w:sz w:val="24"/>
+        </w:rPr>
+        <w:t xml:space="preserve">objects from dealers and auctions, with for example part of the museum's collection of Benin </w:t>
+      </w:r>
+      <w:r>
+        <w:rPr>
+          <w:rFonts w:ascii="Charis SIL Regular" w:hAnsi="Charis SIL Regular" w:eastAsia="Charis SIL Regular"/>
+          <w:b w:val="0"/>
+          <w:i w:val="0"/>
+          <w:color w:val="000000"/>
+          <w:sz w:val="24"/>
+        </w:rPr>
+        <w:t xml:space="preserve">Bronzes having been obtained in this way. Many objects were also received as donations, </w:t>
+      </w:r>
+      <w:r>
+        <w:rPr>
+          <w:rFonts w:ascii="Charis SIL Regular" w:hAnsi="Charis SIL Regular" w:eastAsia="Charis SIL Regular"/>
+          <w:b w:val="0"/>
+          <w:i w:val="0"/>
+          <w:color w:val="000000"/>
+          <w:sz w:val="24"/>
+        </w:rPr>
+        <w:t xml:space="preserve">often from </w:t>
+      </w:r>
+      <w:r>
+        <w:rPr>
+          <w:rFonts w:ascii="Charis SIL Regular" w:hAnsi="Charis SIL Regular" w:eastAsia="Charis SIL Regular"/>
+          <w:b w:val="0"/>
+          <w:i w:val="0"/>
+          <w:color w:val="0000FF"/>
+          <w:sz w:val="24"/>
+          <w:u w:val="single"/>
+        </w:rPr>
+        <w:hyperlink r:id="rId12" w:history="1">
+          <w:r>
+            <w:rPr>
+              <w:rStyle w:val="Hyperlink"/>
+            </w:rPr>
+            <w:t>colonial</w:t>
+          </w:r>
+        </w:hyperlink>
+      </w:r>
+      <w:r>
+        <w:rPr>
+          <w:rFonts w:ascii="Charis SIL Regular" w:hAnsi="Charis SIL Regular" w:eastAsia="Charis SIL Regular"/>
+          <w:b w:val="0"/>
+          <w:i w:val="0"/>
+          <w:color w:val="0000FF"/>
+          <w:sz w:val="24"/>
+          <w:u w:val="single"/>
+        </w:rPr>
+        <w:t xml:space="preserve"> </w:t>
+      </w:r>
+      <w:r>
+        <w:rPr>
+          <w:rFonts w:ascii="Charis SIL Regular" w:hAnsi="Charis SIL Regular" w:eastAsia="Charis SIL Regular"/>
+          <w:b w:val="0"/>
+          <w:i w:val="0"/>
+          <w:color w:val="0000FF"/>
+          <w:sz w:val="24"/>
+          <w:u w:val="single"/>
+        </w:rPr>
+        <w:hyperlink r:id="rId12" w:history="1">
+          <w:r>
+            <w:rPr>
+              <w:rStyle w:val="Hyperlink"/>
+            </w:rPr>
+            <w:t>civil</w:t>
+          </w:r>
+        </w:hyperlink>
+      </w:r>
+      <w:r>
+        <w:rPr>
+          <w:rFonts w:ascii="Charis SIL Regular" w:hAnsi="Charis SIL Regular" w:eastAsia="Charis SIL Regular"/>
+          <w:b w:val="0"/>
+          <w:i w:val="0"/>
+          <w:color w:val="0000FF"/>
+          <w:sz w:val="24"/>
+          <w:u w:val="single"/>
+        </w:rPr>
+        <w:t xml:space="preserve"> </w:t>
+      </w:r>
+      <w:r>
+        <w:rPr>
+          <w:rFonts w:ascii="Charis SIL Regular" w:hAnsi="Charis SIL Regular" w:eastAsia="Charis SIL Regular"/>
+          <w:b w:val="0"/>
+          <w:i w:val="0"/>
+          <w:color w:val="0000FF"/>
+          <w:sz w:val="24"/>
+          <w:u w:val="single"/>
+        </w:rPr>
+        <w:hyperlink r:id="rId12" w:history="1">
+          <w:r>
+            <w:rPr>
+              <w:rStyle w:val="Hyperlink"/>
+            </w:rPr>
+            <w:t>servants</w:t>
+          </w:r>
+        </w:hyperlink>
+      </w:r>
+      <w:r>
+        <w:rPr>
+          <w:rFonts w:ascii="Charis SIL Regular" w:hAnsi="Charis SIL Regular" w:eastAsia="Charis SIL Regular"/>
+          <w:b w:val="0"/>
+          <w:i w:val="0"/>
+          <w:color w:val="000000"/>
+          <w:sz w:val="24"/>
+        </w:rPr>
+        <w:t xml:space="preserve"> or </w:t>
+      </w:r>
+      <w:r>
+        <w:rPr>
+          <w:rFonts w:ascii="Charis SIL Regular" w:hAnsi="Charis SIL Regular" w:eastAsia="Charis SIL Regular"/>
+          <w:b w:val="0"/>
+          <w:i w:val="0"/>
+          <w:color w:val="0000FF"/>
+          <w:sz w:val="24"/>
+          <w:u w:val="single"/>
+        </w:rPr>
+        <w:hyperlink r:id="rId13" w:history="1">
+          <w:r>
+            <w:rPr>
+              <w:rStyle w:val="Hyperlink"/>
+            </w:rPr>
+            <w:t>military</w:t>
+          </w:r>
+        </w:hyperlink>
+      </w:r>
+      <w:r>
+        <w:rPr>
+          <w:rFonts w:ascii="Charis SIL Regular" w:hAnsi="Charis SIL Regular" w:eastAsia="Charis SIL Regular"/>
+          <w:b w:val="0"/>
+          <w:i w:val="0"/>
+          <w:color w:val="0000FF"/>
+          <w:sz w:val="24"/>
+          <w:u w:val="single"/>
+        </w:rPr>
+        <w:t xml:space="preserve"> </w:t>
+      </w:r>
+      <w:r>
+        <w:rPr>
+          <w:rFonts w:ascii="Charis SIL Regular" w:hAnsi="Charis SIL Regular" w:eastAsia="Charis SIL Regular"/>
+          <w:b w:val="0"/>
+          <w:i w:val="0"/>
+          <w:color w:val="0000FF"/>
+          <w:sz w:val="24"/>
+          <w:u w:val="single"/>
+        </w:rPr>
+        <w:hyperlink r:id="rId13" w:history="1">
+          <w:r>
+            <w:rPr>
+              <w:rStyle w:val="Hyperlink"/>
+            </w:rPr>
+            <w:t>personnel</w:t>
+          </w:r>
+        </w:hyperlink>
+      </w:r>
+      <w:r>
+        <w:rPr>
+          <w:rFonts w:ascii="Charis SIL Regular" w:hAnsi="Charis SIL Regular" w:eastAsia="Charis SIL Regular"/>
+          <w:b w:val="0"/>
+          <w:i w:val="0"/>
+          <w:color w:val="000000"/>
+          <w:sz w:val="24"/>
+        </w:rPr>
+        <w:t xml:space="preserve"> who served for example with the </w:t>
+      </w:r>
+      <w:r>
+        <w:rPr>
+          <w:rFonts w:ascii="Charis SIL Regular" w:hAnsi="Charis SIL Regular" w:eastAsia="Charis SIL Regular"/>
+          <w:b w:val="0"/>
+          <w:i w:val="0"/>
+          <w:color w:val="000000"/>
+          <w:sz w:val="24"/>
+        </w:rPr>
+        <w:t>Royal Dutc</w:t>
+      </w:r>
+      <w:r>
+        <w:rPr>
+          <w:u w:val="single" w:color="0000ff"/>
+          <w:rFonts w:ascii="Charis SIL Regular" w:hAnsi="Charis SIL Regular" w:eastAsia="Charis SIL Regular"/>
+          <w:b w:val="0"/>
+          <w:i w:val="0"/>
+          <w:color w:val="000000"/>
+          <w:sz w:val="24"/>
+        </w:rPr>
+        <w:hyperlink r:id="rId12" w:history="1">
+          <w:r>
+            <w:rPr>
+              <w:rStyle w:val="Hyperlink"/>
+            </w:rPr>
+            <w:t>h East In</w:t>
+          </w:r>
+        </w:hyperlink>
+      </w:r>
+      <w:r>
+        <w:rPr>
+          <w:u w:val="single" w:color="0000ff"/>
+          <w:rFonts w:ascii="Charis SIL Regular" w:hAnsi="Charis SIL Regular" w:eastAsia="Charis SIL Regular"/>
+          <w:b w:val="0"/>
+          <w:i w:val="0"/>
+          <w:color w:val="000000"/>
+          <w:sz w:val="24"/>
+        </w:rPr>
+        <w:hyperlink r:id="rId12" w:history="1">
+          <w:r>
+            <w:rPr>
+              <w:rStyle w:val="Hyperlink"/>
+            </w:rPr>
+            <w:t xml:space="preserve">dies </w:t>
+          </w:r>
+        </w:hyperlink>
+      </w:r>
+      <w:r>
+        <w:rPr>
+          <w:u w:val="single" w:color="0000ff"/>
+          <w:rFonts w:ascii="Charis SIL Regular" w:hAnsi="Charis SIL Regular" w:eastAsia="Charis SIL Regular"/>
+          <w:b w:val="0"/>
+          <w:i w:val="0"/>
+          <w:color w:val="000000"/>
+          <w:sz w:val="24"/>
+        </w:rPr>
+        <w:hyperlink r:id="rId12" w:history="1">
+          <w:r>
+            <w:rPr>
+              <w:rStyle w:val="Hyperlink"/>
+            </w:rPr>
+            <w:t>Army (K</w:t>
+          </w:r>
+        </w:hyperlink>
+      </w:r>
+      <w:r>
+        <w:rPr>
+          <w:rFonts w:ascii="Charis SIL Regular" w:hAnsi="Charis SIL Regular" w:eastAsia="Charis SIL Regular"/>
+          <w:b w:val="0"/>
+          <w:i w:val="0"/>
+          <w:color w:val="000000"/>
+          <w:sz w:val="24"/>
+        </w:rPr>
+        <w:t>NIL</w:t>
+      </w:r>
+      <w:r>
+        <w:rPr>
+          <w:u w:val="single" w:color="0000ff"/>
+          <w:rFonts w:ascii="Charis SIL Regular" w:hAnsi="Charis SIL Regular" w:eastAsia="Charis SIL Regular"/>
+          <w:b w:val="0"/>
+          <w:i w:val="0"/>
+          <w:color w:val="000000"/>
+          <w:sz w:val="24"/>
+        </w:rPr>
+        <w:hyperlink r:id="rId13" w:history="1">
+          <w:r>
+            <w:rPr>
+              <w:rStyle w:val="Hyperlink"/>
+            </w:rPr>
+            <w:t>). The v</w:t>
+          </w:r>
+        </w:hyperlink>
+      </w:r>
+      <w:r>
+        <w:rPr>
+          <w:u w:val="single" w:color="0000ff"/>
+          <w:rFonts w:ascii="Charis SIL Regular" w:hAnsi="Charis SIL Regular" w:eastAsia="Charis SIL Regular"/>
+          <w:b w:val="0"/>
+          <w:i w:val="0"/>
+          <w:color w:val="000000"/>
+          <w:sz w:val="24"/>
+        </w:rPr>
+        <w:hyperlink r:id="rId13" w:history="1">
+          <w:r>
+            <w:rPr>
+              <w:rStyle w:val="Hyperlink"/>
+            </w:rPr>
+            <w:t>a</w:t>
+          </w:r>
+        </w:hyperlink>
+      </w:r>
+      <w:r>
+        <w:rPr>
+          <w:u w:val="single" w:color="0000ff"/>
+          <w:rFonts w:ascii="Charis SIL Regular" w:hAnsi="Charis SIL Regular" w:eastAsia="Charis SIL Regular"/>
+          <w:b w:val="0"/>
+          <w:i w:val="0"/>
+          <w:color w:val="000000"/>
+          <w:sz w:val="24"/>
+        </w:rPr>
+        <w:hyperlink r:id="rId13" w:history="1">
+          <w:r>
+            <w:rPr>
+              <w:rStyle w:val="Hyperlink"/>
+            </w:rPr>
+            <w:t>st majorit</w:t>
+          </w:r>
+        </w:hyperlink>
+      </w:r>
+      <w:r>
+        <w:rPr>
+          <w:rFonts w:ascii="Charis SIL Regular" w:hAnsi="Charis SIL Regular" w:eastAsia="Charis SIL Regular"/>
+          <w:b w:val="0"/>
+          <w:i w:val="0"/>
+          <w:color w:val="000000"/>
+          <w:sz w:val="24"/>
+        </w:rPr>
+        <w:t xml:space="preserve">y of the collection of the present </w:t>
+      </w:r>
+      <w:r>
+        <w:br/>
+      </w:r>
+      <w:r>
+        <w:rPr>
+          <w:rFonts w:ascii="Charis SIL Regular" w:hAnsi="Charis SIL Regular" w:eastAsia="Charis SIL Regular"/>
+          <w:b w:val="0"/>
+          <w:i w:val="0"/>
+          <w:color w:val="000000"/>
+          <w:sz w:val="24"/>
+        </w:rPr>
+        <w:t>Wereldmuseum Leiden was therefore collected during the 19th and 20th centuries.</w:t>
+      </w:r>
+    </w:p>
+    <w:p>
+      <w:pPr>
+        <w:autoSpaceDN w:val="0"/>
+        <w:autoSpaceDE w:val="0"/>
+        <w:widowControl/>
+        <w:spacing w:line="352" w:lineRule="exact" w:before="176" w:after="0"/>
+        <w:ind w:left="10" w:right="0" w:firstLine="0"/>
+        <w:jc w:val="left"/>
+      </w:pPr>
+      <w:r>
+        <w:rPr>
+          <w:rFonts w:ascii="Charis SIL Regular" w:hAnsi="Charis SIL Regular" w:eastAsia="Charis SIL Regular"/>
+          <w:b w:val="0"/>
+          <w:i w:val="0"/>
+          <w:color w:val="000000"/>
+          <w:sz w:val="24"/>
+        </w:rPr>
+        <w:t xml:space="preserve">[image] </w:t>
+      </w:r>
+      <w:r>
+        <w:rPr>
+          <w:rFonts w:ascii="Charis SIL Italic" w:hAnsi="Charis SIL Italic" w:eastAsia="Charis SIL Italic"/>
+          <w:b w:val="0"/>
+          <w:i/>
+          <w:color w:val="000000"/>
+          <w:sz w:val="24"/>
+        </w:rPr>
+        <w:t>The Wereldmuseum Leiden in November 2024</w:t>
+      </w:r>
+      <w:r>
+        <w:rPr>
+          <w:rFonts w:ascii="Charis SIL Regular" w:hAnsi="Charis SIL Regular" w:eastAsia="Charis SIL Regular"/>
+          <w:b w:val="0"/>
+          <w:i w:val="0"/>
+          <w:color w:val="000000"/>
+          <w:sz w:val="24"/>
+        </w:rPr>
+        <w:t xml:space="preserve"> (</w:t>
+      </w:r>
+      <w:r>
+        <w:rPr>
+          <w:rFonts w:ascii="Charis SIL Regular" w:hAnsi="Charis SIL Regular" w:eastAsia="Charis SIL Regular"/>
+          <w:b w:val="0"/>
+          <w:i w:val="0"/>
+          <w:color w:val="0000FF"/>
+          <w:sz w:val="24"/>
+          <w:u w:val="single"/>
+        </w:rPr>
+        <w:hyperlink r:id="rId14" w:history="1">
+          <w:r>
+            <w:rPr>
+              <w:rStyle w:val="Hyperlink"/>
+            </w:rPr>
+            <w:t>Sneeuwvlakte</w:t>
+          </w:r>
+        </w:hyperlink>
+      </w:r>
+      <w:r>
+        <w:rPr>
+          <w:rFonts w:ascii="Charis SIL Regular" w:hAnsi="Charis SIL Regular" w:eastAsia="Charis SIL Regular"/>
+          <w:b w:val="0"/>
+          <w:i w:val="0"/>
+          <w:color w:val="0000FF"/>
+          <w:sz w:val="24"/>
+          <w:u w:val="single"/>
+        </w:rPr>
+        <w:t xml:space="preserve"> </w:t>
+      </w:r>
+      <w:r>
+        <w:rPr>
+          <w:rFonts w:ascii="Charis SIL Regular" w:hAnsi="Charis SIL Regular" w:eastAsia="Charis SIL Regular"/>
+          <w:b w:val="0"/>
+          <w:i w:val="0"/>
+          <w:color w:val="0000FF"/>
+          <w:sz w:val="24"/>
+          <w:u w:val="single"/>
+        </w:rPr>
+        <w:hyperlink r:id="rId14" w:history="1">
+          <w:r>
+            <w:rPr>
+              <w:rStyle w:val="Hyperlink"/>
+            </w:rPr>
+            <w:t>/</w:t>
+          </w:r>
+        </w:hyperlink>
+      </w:r>
+      <w:r>
+        <w:rPr>
+          <w:rFonts w:ascii="Charis SIL Regular" w:hAnsi="Charis SIL Regular" w:eastAsia="Charis SIL Regular"/>
+          <w:b w:val="0"/>
+          <w:i w:val="0"/>
+          <w:color w:val="0000FF"/>
+          <w:sz w:val="24"/>
+          <w:u w:val="single"/>
+        </w:rPr>
+        <w:t xml:space="preserve"> </w:t>
+      </w:r>
+      <w:r>
+        <w:rPr>
+          <w:rFonts w:ascii="Charis SIL Regular" w:hAnsi="Charis SIL Regular" w:eastAsia="Charis SIL Regular"/>
+          <w:b w:val="0"/>
+          <w:i w:val="0"/>
+          <w:color w:val="0000FF"/>
+          <w:sz w:val="24"/>
+          <w:u w:val="single"/>
+        </w:rPr>
+        <w:hyperlink r:id="rId14" w:history="1">
+          <w:r>
+            <w:rPr>
+              <w:rStyle w:val="Hyperlink"/>
+            </w:rPr>
+            <w:t>Wikimedia</w:t>
+          </w:r>
+        </w:hyperlink>
+      </w:r>
+      <w:r>
+        <w:rPr>
+          <w:rFonts w:ascii="Charis SIL Regular" w:hAnsi="Charis SIL Regular" w:eastAsia="Charis SIL Regular"/>
+          <w:b w:val="0"/>
+          <w:i w:val="0"/>
+          <w:color w:val="0000FF"/>
+          <w:sz w:val="24"/>
+          <w:u w:val="single"/>
+        </w:rPr>
+        <w:t xml:space="preserve"> </w:t>
+      </w:r>
+      <w:r>
+        <w:rPr>
+          <w:rFonts w:ascii="Charis SIL Regular" w:hAnsi="Charis SIL Regular" w:eastAsia="Charis SIL Regular"/>
+          <w:b w:val="0"/>
+          <w:i w:val="0"/>
+          <w:color w:val="0000FF"/>
+          <w:sz w:val="24"/>
+          <w:u w:val="single"/>
+        </w:rPr>
+        <w:hyperlink r:id="rId14" w:history="1">
+          <w:r>
+            <w:rPr>
+              <w:rStyle w:val="Hyperlink"/>
+            </w:rPr>
+            <w:t>Commons</w:t>
+          </w:r>
+        </w:hyperlink>
+      </w:r>
+      <w:r>
+        <w:rPr>
+          <w:rFonts w:ascii="Charis SIL Regular" w:hAnsi="Charis SIL Regular" w:eastAsia="Charis SIL Regular"/>
+          <w:b w:val="0"/>
+          <w:i w:val="0"/>
+          <w:color w:val="000000"/>
+          <w:sz w:val="24"/>
+        </w:rPr>
+        <w:t>)</w:t>
+      </w:r>
+    </w:p>
+    <w:p>
+      <w:pPr>
+        <w:autoSpaceDN w:val="0"/>
+        <w:autoSpaceDE w:val="0"/>
+        <w:widowControl/>
+        <w:spacing w:line="420" w:lineRule="exact" w:before="204" w:after="0"/>
+        <w:ind w:left="10" w:right="0" w:firstLine="0"/>
+        <w:jc w:val="left"/>
+      </w:pPr>
+      <w:r>
+        <w:rPr>
+          <w:rFonts w:ascii="Charis SIL Bold" w:hAnsi="Charis SIL Bold" w:eastAsia="Charis SIL Bold"/>
+          <w:b/>
+          <w:i w:val="0"/>
+          <w:color w:val="000000"/>
+          <w:sz w:val="28"/>
+        </w:rPr>
+        <w:t>Provenance research</w:t>
+      </w:r>
+    </w:p>
+    <w:p>
+      <w:pPr>
+        <w:autoSpaceDN w:val="0"/>
+        <w:autoSpaceDE w:val="0"/>
+        <w:widowControl/>
+        <w:spacing w:line="288" w:lineRule="exact" w:before="276" w:after="0"/>
+        <w:ind w:left="10" w:right="576" w:firstLine="0"/>
+        <w:jc w:val="left"/>
+      </w:pPr>
+      <w:r>
+        <w:rPr>
+          <w:rFonts w:ascii="Charis SIL Regular" w:hAnsi="Charis SIL Regular" w:eastAsia="Charis SIL Regular"/>
+          <w:b w:val="0"/>
+          <w:i w:val="0"/>
+          <w:color w:val="000000"/>
+          <w:sz w:val="24"/>
+        </w:rPr>
+        <w:t xml:space="preserve">Objects from the Wereldmuseum Leiden can be identified within the Wereldmuseum </w:t>
+      </w:r>
+      <w:r>
+        <w:rPr>
+          <w:rFonts w:ascii="Charis SIL Regular" w:hAnsi="Charis SIL Regular" w:eastAsia="Charis SIL Regular"/>
+          <w:b w:val="0"/>
+          <w:i w:val="0"/>
+          <w:color w:val="000000"/>
+          <w:sz w:val="24"/>
+        </w:rPr>
+        <w:t xml:space="preserve">collection by the attribute ‘RV-’. ‘RV-360’ comprises the objects that were received from the </w:t>
       </w:r>
       <w:r>
         <w:rPr>
@@ -609,9 +1363,20 @@
             <w:rPr>
               <w:rStyle w:val="Hyperlink"/>
             </w:rPr>
-            <w:t>s</w:t>
+            <w:t>Royal</w:t>
           </w:r>
         </w:hyperlink>
+      </w:r>
+      <w:r>
+        <w:rPr>
+          <w:rFonts w:ascii="Charis SIL Regular" w:hAnsi="Charis SIL Regular" w:eastAsia="Charis SIL Regular"/>
+          <w:b w:val="0"/>
+          <w:i w:val="0"/>
+          <w:color w:val="0000FF"/>
+          <w:sz w:val="24"/>
+          <w:u w:val="single"/>
+        </w:rPr>
+        <w:t xml:space="preserve"> </w:t>
       </w:r>
       <w:r>
         <w:rPr>
@@ -627,7 +1392,7 @@
             <w:rPr>
               <w:rStyle w:val="Hyperlink"/>
             </w:rPr>
-            <w:t>eum</w:t>
+            <w:t>Cabinet</w:t>
           </w:r>
         </w:hyperlink>
       </w:r>
@@ -685,890 +1450,6 @@
             <w:rPr>
               <w:rStyle w:val="Hyperlink"/>
             </w:rPr>
-            <w:t>An</w:t>
-          </w:r>
-        </w:hyperlink>
-      </w:r>
-      <w:r>
-        <w:rPr>
-          <w:rFonts w:ascii="Charis SIL Regular" w:hAnsi="Charis SIL Regular" w:eastAsia="Charis SIL Regular"/>
-          <w:b w:val="0"/>
-          <w:i w:val="0"/>
-          <w:color w:val="0000FF"/>
-          <w:sz w:val="24"/>
-          <w:u w:val="single"/>
-        </w:rPr>
-        <w:hyperlink r:id="rId10" w:history="1">
-          <w:r>
-            <w:rPr>
-              <w:rStyle w:val="Hyperlink"/>
-            </w:rPr>
-            <w:t>tiquities</w:t>
-          </w:r>
-        </w:hyperlink>
-      </w:r>
-      <w:r>
-        <w:rPr>
-          <w:u w:val="single" w:color="0000ff"/>
-          <w:rFonts w:ascii="Charis SIL Regular" w:hAnsi="Charis SIL Regular" w:eastAsia="Charis SIL Regular"/>
-          <w:b w:val="0"/>
-          <w:i w:val="0"/>
-          <w:color w:val="000000"/>
-          <w:sz w:val="24"/>
-        </w:rPr>
-        <w:hyperlink r:id="rId10" w:history="1">
-          <w:r>
-            <w:rPr>
-              <w:rStyle w:val="Hyperlink"/>
-            </w:rPr>
-            <w:t xml:space="preserve"> in</w:t>
-          </w:r>
-        </w:hyperlink>
-      </w:r>
-      <w:r>
-        <w:rPr>
-          <w:rFonts w:ascii="Charis SIL Regular" w:hAnsi="Charis SIL Regular" w:eastAsia="Charis SIL Regular"/>
-          <w:b w:val="0"/>
-          <w:i w:val="0"/>
-          <w:color w:val="000000"/>
-          <w:sz w:val="24"/>
-        </w:rPr>
-        <w:t xml:space="preserve"> Leiden was also transferred to what was </w:t>
-      </w:r>
-      <w:r>
-        <w:rPr>
-          <w:rFonts w:ascii="Charis SIL Regular" w:hAnsi="Charis SIL Regular" w:eastAsia="Charis SIL Regular"/>
-          <w:b w:val="0"/>
-          <w:i w:val="0"/>
-          <w:color w:val="000000"/>
-          <w:sz w:val="24"/>
-        </w:rPr>
-        <w:t>then the Rijks Ethnogra</w:t>
-      </w:r>
-      <w:r>
-        <w:rPr>
-          <w:u w:val="single" w:color="0000ff"/>
-          <w:rFonts w:ascii="Charis SIL Regular" w:hAnsi="Charis SIL Regular" w:eastAsia="Charis SIL Regular"/>
-          <w:b w:val="0"/>
-          <w:i w:val="0"/>
-          <w:color w:val="000000"/>
-          <w:sz w:val="24"/>
-        </w:rPr>
-        <w:hyperlink r:id="rId11" w:history="1">
-          <w:r>
-            <w:rPr>
-              <w:rStyle w:val="Hyperlink"/>
-            </w:rPr>
-            <w:t>phisch M</w:t>
-          </w:r>
-        </w:hyperlink>
-      </w:r>
-      <w:r>
-        <w:rPr>
-          <w:u w:val="single" w:color="0000ff"/>
-          <w:rFonts w:ascii="Charis SIL Regular" w:hAnsi="Charis SIL Regular" w:eastAsia="Charis SIL Regular"/>
-          <w:b w:val="0"/>
-          <w:i w:val="0"/>
-          <w:color w:val="000000"/>
-          <w:sz w:val="24"/>
-        </w:rPr>
-        <w:hyperlink r:id="rId11" w:history="1">
-          <w:r>
-            <w:rPr>
-              <w:rStyle w:val="Hyperlink"/>
-            </w:rPr>
-            <w:t>u</w:t>
-          </w:r>
-        </w:hyperlink>
-      </w:r>
-      <w:r>
-        <w:rPr>
-          <w:u w:val="single" w:color="0000ff"/>
-          <w:rFonts w:ascii="Charis SIL Regular" w:hAnsi="Charis SIL Regular" w:eastAsia="Charis SIL Regular"/>
-          <w:b w:val="0"/>
-          <w:i w:val="0"/>
-          <w:color w:val="000000"/>
-          <w:sz w:val="24"/>
-        </w:rPr>
-        <w:hyperlink r:id="rId11" w:history="1">
-          <w:r>
-            <w:rPr>
-              <w:rStyle w:val="Hyperlink"/>
-            </w:rPr>
-            <w:t>s</w:t>
-          </w:r>
-        </w:hyperlink>
-      </w:r>
-      <w:r>
-        <w:rPr>
-          <w:u w:val="single" w:color="0000ff"/>
-          <w:rFonts w:ascii="Charis SIL Regular" w:hAnsi="Charis SIL Regular" w:eastAsia="Charis SIL Regular"/>
-          <w:b w:val="0"/>
-          <w:i w:val="0"/>
-          <w:color w:val="000000"/>
-          <w:sz w:val="24"/>
-        </w:rPr>
-        <w:hyperlink r:id="rId11" w:history="1">
-          <w:r>
-            <w:rPr>
-              <w:rStyle w:val="Hyperlink"/>
-            </w:rPr>
-            <w:t>eum (Natio</w:t>
-          </w:r>
-        </w:hyperlink>
-      </w:r>
-      <w:r>
-        <w:rPr>
-          <w:rFonts w:ascii="Charis SIL Regular" w:hAnsi="Charis SIL Regular" w:eastAsia="Charis SIL Regular"/>
-          <w:b w:val="0"/>
-          <w:i w:val="0"/>
-          <w:color w:val="000000"/>
-          <w:sz w:val="24"/>
-        </w:rPr>
-        <w:t xml:space="preserve">nal Museum of Ethnology). The latter group of </w:t>
-      </w:r>
-      <w:r>
-        <w:rPr>
-          <w:rFonts w:ascii="Charis SIL Regular" w:hAnsi="Charis SIL Regular" w:eastAsia="Charis SIL Regular"/>
-          <w:b w:val="0"/>
-          <w:i w:val="0"/>
-          <w:color w:val="000000"/>
-          <w:sz w:val="24"/>
-        </w:rPr>
-        <w:t xml:space="preserve">objects included the various Singhasari statues, some of which were returned to Indonesia in </w:t>
-      </w:r>
-      <w:r>
-        <w:rPr>
-          <w:rFonts w:ascii="Charis SIL Regular" w:hAnsi="Charis SIL Regular" w:eastAsia="Charis SIL Regular"/>
-          <w:b w:val="0"/>
-          <w:i w:val="0"/>
-          <w:color w:val="000000"/>
-          <w:sz w:val="24"/>
-        </w:rPr>
-        <w:t xml:space="preserve">1978 and others in 2023. Objects were also transferred from the National Museum of </w:t>
-      </w:r>
-      <w:r>
-        <w:rPr>
-          <w:rFonts w:ascii="Charis SIL Regular" w:hAnsi="Charis SIL Regular" w:eastAsia="Charis SIL Regular"/>
-          <w:b w:val="0"/>
-          <w:i w:val="0"/>
-          <w:color w:val="000000"/>
-          <w:sz w:val="24"/>
-        </w:rPr>
-        <w:t>Ethnology to other museums, such as the Anatomical Museum in Leiden in 1935.</w:t>
-      </w:r>
-    </w:p>
-    <w:p>
-      <w:pPr>
-        <w:autoSpaceDN w:val="0"/>
-        <w:autoSpaceDE w:val="0"/>
-        <w:widowControl/>
-        <w:spacing w:line="288" w:lineRule="exact" w:before="240" w:after="0"/>
-        <w:ind w:left="10" w:right="0" w:firstLine="0"/>
-        <w:jc w:val="left"/>
-      </w:pPr>
-      <w:r>
-        <w:rPr>
-          <w:rFonts w:ascii="Charis SIL Regular" w:hAnsi="Charis SIL Regular" w:eastAsia="Charis SIL Regular"/>
-          <w:b w:val="0"/>
-          <w:i w:val="0"/>
-          <w:color w:val="000000"/>
-          <w:sz w:val="24"/>
-        </w:rPr>
-        <w:t xml:space="preserve">Objects were acquired in various ways. First, as described above, through exchange with </w:t>
-      </w:r>
-      <w:r>
-        <w:rPr>
-          <w:rFonts w:ascii="Charis SIL Regular" w:hAnsi="Charis SIL Regular" w:eastAsia="Charis SIL Regular"/>
-          <w:b w:val="0"/>
-          <w:i w:val="0"/>
-          <w:color w:val="000000"/>
-          <w:sz w:val="24"/>
-        </w:rPr>
-        <w:t xml:space="preserve">other museums. Many objects from Indonesia were sent by the [Koninklijk Bataviaasch </w:t>
-      </w:r>
-      <w:r>
-        <w:br/>
-      </w:r>
-      <w:r>
-        <w:rPr>
-          <w:rFonts w:ascii="Charis SIL Regular" w:hAnsi="Charis SIL Regular" w:eastAsia="Charis SIL Regular"/>
-          <w:b w:val="0"/>
-          <w:i w:val="0"/>
-          <w:color w:val="000000"/>
-          <w:sz w:val="24"/>
-        </w:rPr>
-        <w:t xml:space="preserve">Genootschap van Kunsten en Wetenschappen](https://app.colonialcollections.nl/en/ </w:t>
-      </w:r>
-      <w:r>
-        <w:br/>
-      </w:r>
-      <w:r>
-        <w:rPr>
-          <w:rFonts w:ascii="Charis SIL Regular" w:hAnsi="Charis SIL Regular" w:eastAsia="Charis SIL Regular"/>
-          <w:b w:val="0"/>
-          <w:i w:val="0"/>
-          <w:color w:val="000000"/>
-          <w:sz w:val="24"/>
-        </w:rPr>
-        <w:t xml:space="preserve">research-aids/ </w:t>
-      </w:r>
-      <w:r>
-        <w:br/>
-      </w:r>
-      <w:r>
-        <w:rPr>
-          <w:rFonts w:ascii="Charis SIL Regular" w:hAnsi="Charis SIL Regular" w:eastAsia="Charis SIL Regular"/>
-          <w:b w:val="0"/>
-          <w:i w:val="0"/>
-          <w:color w:val="000000"/>
-          <w:sz w:val="24"/>
-        </w:rPr>
-        <w:t xml:space="preserve">https%3A%2F%2Fn2t%252Enet%2Fark%3A%2F27023%2F879aa24d509fdae582d9cbd6cc60160 </w:t>
-      </w:r>
-      <w:r>
-        <w:rPr>
-          <w:rFonts w:ascii="Charis SIL Regular" w:hAnsi="Charis SIL Regular" w:eastAsia="Charis SIL Regular"/>
-          <w:b w:val="0"/>
-          <w:i w:val="0"/>
-          <w:color w:val="000000"/>
-          <w:sz w:val="24"/>
-        </w:rPr>
-        <w:t xml:space="preserve">addition, the National Museum of Ethnology itself was an active buyer of ethnographic </w:t>
-      </w:r>
-      <w:r>
-        <w:br/>
-      </w:r>
-      <w:r>
-        <w:rPr>
-          <w:rFonts w:ascii="Charis SIL Regular" w:hAnsi="Charis SIL Regular" w:eastAsia="Charis SIL Regular"/>
-          <w:b w:val="0"/>
-          <w:i w:val="0"/>
-          <w:color w:val="000000"/>
-          <w:sz w:val="24"/>
-        </w:rPr>
-        <w:t xml:space="preserve">objects from dealers and auctions, with for example part of the museum's collection of Benin </w:t>
-      </w:r>
-      <w:r>
-        <w:rPr>
-          <w:rFonts w:ascii="Charis SIL Regular" w:hAnsi="Charis SIL Regular" w:eastAsia="Charis SIL Regular"/>
-          <w:b w:val="0"/>
-          <w:i w:val="0"/>
-          <w:color w:val="000000"/>
-          <w:sz w:val="24"/>
-        </w:rPr>
-        <w:t xml:space="preserve">Bronzes having been obtained in this way. Many objects were also received as donations, </w:t>
-      </w:r>
-      <w:r>
-        <w:rPr>
-          <w:rFonts w:ascii="Charis SIL Regular" w:hAnsi="Charis SIL Regular" w:eastAsia="Charis SIL Regular"/>
-          <w:b w:val="0"/>
-          <w:i w:val="0"/>
-          <w:color w:val="000000"/>
-          <w:sz w:val="24"/>
-        </w:rPr>
-        <w:t xml:space="preserve">often from </w:t>
-      </w:r>
-      <w:r>
-        <w:rPr>
-          <w:rFonts w:ascii="Charis SIL Regular" w:hAnsi="Charis SIL Regular" w:eastAsia="Charis SIL Regular"/>
-          <w:b w:val="0"/>
-          <w:i w:val="0"/>
-          <w:color w:val="0000FF"/>
-          <w:sz w:val="24"/>
-          <w:u w:val="single"/>
-        </w:rPr>
-        <w:hyperlink r:id="rId12" w:history="1">
-          <w:r>
-            <w:rPr>
-              <w:rStyle w:val="Hyperlink"/>
-            </w:rPr>
-            <w:t>colonial</w:t>
-          </w:r>
-        </w:hyperlink>
-      </w:r>
-      <w:r>
-        <w:rPr>
-          <w:rFonts w:ascii="Charis SIL Regular" w:hAnsi="Charis SIL Regular" w:eastAsia="Charis SIL Regular"/>
-          <w:b w:val="0"/>
-          <w:i w:val="0"/>
-          <w:color w:val="0000FF"/>
-          <w:sz w:val="24"/>
-          <w:u w:val="single"/>
-        </w:rPr>
-        <w:t xml:space="preserve"> </w:t>
-      </w:r>
-      <w:r>
-        <w:rPr>
-          <w:rFonts w:ascii="Charis SIL Regular" w:hAnsi="Charis SIL Regular" w:eastAsia="Charis SIL Regular"/>
-          <w:b w:val="0"/>
-          <w:i w:val="0"/>
-          <w:color w:val="0000FF"/>
-          <w:sz w:val="24"/>
-          <w:u w:val="single"/>
-        </w:rPr>
-        <w:hyperlink r:id="rId12" w:history="1">
-          <w:r>
-            <w:rPr>
-              <w:rStyle w:val="Hyperlink"/>
-            </w:rPr>
-            <w:t>civil</w:t>
-          </w:r>
-        </w:hyperlink>
-      </w:r>
-      <w:r>
-        <w:rPr>
-          <w:rFonts w:ascii="Charis SIL Regular" w:hAnsi="Charis SIL Regular" w:eastAsia="Charis SIL Regular"/>
-          <w:b w:val="0"/>
-          <w:i w:val="0"/>
-          <w:color w:val="0000FF"/>
-          <w:sz w:val="24"/>
-          <w:u w:val="single"/>
-        </w:rPr>
-        <w:t xml:space="preserve"> </w:t>
-      </w:r>
-      <w:r>
-        <w:rPr>
-          <w:rFonts w:ascii="Charis SIL Regular" w:hAnsi="Charis SIL Regular" w:eastAsia="Charis SIL Regular"/>
-          <w:b w:val="0"/>
-          <w:i w:val="0"/>
-          <w:color w:val="0000FF"/>
-          <w:sz w:val="24"/>
-          <w:u w:val="single"/>
-        </w:rPr>
-        <w:hyperlink r:id="rId12" w:history="1">
-          <w:r>
-            <w:rPr>
-              <w:rStyle w:val="Hyperlink"/>
-            </w:rPr>
-            <w:t>servants</w:t>
-          </w:r>
-        </w:hyperlink>
-      </w:r>
-      <w:r>
-        <w:rPr>
-          <w:rFonts w:ascii="Charis SIL Regular" w:hAnsi="Charis SIL Regular" w:eastAsia="Charis SIL Regular"/>
-          <w:b w:val="0"/>
-          <w:i w:val="0"/>
-          <w:color w:val="000000"/>
-          <w:sz w:val="24"/>
-        </w:rPr>
-        <w:t xml:space="preserve"> or </w:t>
-      </w:r>
-      <w:r>
-        <w:rPr>
-          <w:rFonts w:ascii="Charis SIL Regular" w:hAnsi="Charis SIL Regular" w:eastAsia="Charis SIL Regular"/>
-          <w:b w:val="0"/>
-          <w:i w:val="0"/>
-          <w:color w:val="0000FF"/>
-          <w:sz w:val="24"/>
-          <w:u w:val="single"/>
-        </w:rPr>
-        <w:hyperlink r:id="rId13" w:history="1">
-          <w:r>
-            <w:rPr>
-              <w:rStyle w:val="Hyperlink"/>
-            </w:rPr>
-            <w:t>military</w:t>
-          </w:r>
-        </w:hyperlink>
-      </w:r>
-      <w:r>
-        <w:rPr>
-          <w:rFonts w:ascii="Charis SIL Regular" w:hAnsi="Charis SIL Regular" w:eastAsia="Charis SIL Regular"/>
-          <w:b w:val="0"/>
-          <w:i w:val="0"/>
-          <w:color w:val="0000FF"/>
-          <w:sz w:val="24"/>
-          <w:u w:val="single"/>
-        </w:rPr>
-        <w:t xml:space="preserve"> </w:t>
-      </w:r>
-      <w:r>
-        <w:rPr>
-          <w:rFonts w:ascii="Charis SIL Regular" w:hAnsi="Charis SIL Regular" w:eastAsia="Charis SIL Regular"/>
-          <w:b w:val="0"/>
-          <w:i w:val="0"/>
-          <w:color w:val="0000FF"/>
-          <w:sz w:val="24"/>
-          <w:u w:val="single"/>
-        </w:rPr>
-        <w:hyperlink r:id="rId13" w:history="1">
-          <w:r>
-            <w:rPr>
-              <w:rStyle w:val="Hyperlink"/>
-            </w:rPr>
-            <w:t>personnel</w:t>
-          </w:r>
-        </w:hyperlink>
-      </w:r>
-      <w:r>
-        <w:rPr>
-          <w:rFonts w:ascii="Charis SIL Regular" w:hAnsi="Charis SIL Regular" w:eastAsia="Charis SIL Regular"/>
-          <w:b w:val="0"/>
-          <w:i w:val="0"/>
-          <w:color w:val="000000"/>
-          <w:sz w:val="24"/>
-        </w:rPr>
-        <w:t xml:space="preserve"> who served for example with the </w:t>
-      </w:r>
-      <w:r>
-        <w:rPr>
-          <w:rFonts w:ascii="Charis SIL Regular" w:hAnsi="Charis SIL Regular" w:eastAsia="Charis SIL Regular"/>
-          <w:b w:val="0"/>
-          <w:i w:val="0"/>
-          <w:color w:val="000000"/>
-          <w:sz w:val="24"/>
-        </w:rPr>
-        <w:t>Royal Dutc</w:t>
-      </w:r>
-      <w:r>
-        <w:rPr>
-          <w:u w:val="single" w:color="0000ff"/>
-          <w:rFonts w:ascii="Charis SIL Regular" w:hAnsi="Charis SIL Regular" w:eastAsia="Charis SIL Regular"/>
-          <w:b w:val="0"/>
-          <w:i w:val="0"/>
-          <w:color w:val="000000"/>
-          <w:sz w:val="24"/>
-        </w:rPr>
-        <w:hyperlink r:id="rId12" w:history="1">
-          <w:r>
-            <w:rPr>
-              <w:rStyle w:val="Hyperlink"/>
-            </w:rPr>
-            <w:t>h East In</w:t>
-          </w:r>
-        </w:hyperlink>
-      </w:r>
-      <w:r>
-        <w:rPr>
-          <w:u w:val="single" w:color="0000ff"/>
-          <w:rFonts w:ascii="Charis SIL Regular" w:hAnsi="Charis SIL Regular" w:eastAsia="Charis SIL Regular"/>
-          <w:b w:val="0"/>
-          <w:i w:val="0"/>
-          <w:color w:val="000000"/>
-          <w:sz w:val="24"/>
-        </w:rPr>
-        <w:hyperlink r:id="rId12" w:history="1">
-          <w:r>
-            <w:rPr>
-              <w:rStyle w:val="Hyperlink"/>
-            </w:rPr>
-            <w:t xml:space="preserve">dies </w:t>
-          </w:r>
-        </w:hyperlink>
-      </w:r>
-      <w:r>
-        <w:rPr>
-          <w:u w:val="single" w:color="0000ff"/>
-          <w:rFonts w:ascii="Charis SIL Regular" w:hAnsi="Charis SIL Regular" w:eastAsia="Charis SIL Regular"/>
-          <w:b w:val="0"/>
-          <w:i w:val="0"/>
-          <w:color w:val="000000"/>
-          <w:sz w:val="24"/>
-        </w:rPr>
-        <w:hyperlink r:id="rId12" w:history="1">
-          <w:r>
-            <w:rPr>
-              <w:rStyle w:val="Hyperlink"/>
-            </w:rPr>
-            <w:t>Army (K</w:t>
-          </w:r>
-        </w:hyperlink>
-      </w:r>
-      <w:r>
-        <w:rPr>
-          <w:rFonts w:ascii="Charis SIL Regular" w:hAnsi="Charis SIL Regular" w:eastAsia="Charis SIL Regular"/>
-          <w:b w:val="0"/>
-          <w:i w:val="0"/>
-          <w:color w:val="000000"/>
-          <w:sz w:val="24"/>
-        </w:rPr>
-        <w:t>NIL</w:t>
-      </w:r>
-      <w:r>
-        <w:rPr>
-          <w:u w:val="single" w:color="0000ff"/>
-          <w:rFonts w:ascii="Charis SIL Regular" w:hAnsi="Charis SIL Regular" w:eastAsia="Charis SIL Regular"/>
-          <w:b w:val="0"/>
-          <w:i w:val="0"/>
-          <w:color w:val="000000"/>
-          <w:sz w:val="24"/>
-        </w:rPr>
-        <w:hyperlink r:id="rId13" w:history="1">
-          <w:r>
-            <w:rPr>
-              <w:rStyle w:val="Hyperlink"/>
-            </w:rPr>
-            <w:t>). The v</w:t>
-          </w:r>
-        </w:hyperlink>
-      </w:r>
-      <w:r>
-        <w:rPr>
-          <w:u w:val="single" w:color="0000ff"/>
-          <w:rFonts w:ascii="Charis SIL Regular" w:hAnsi="Charis SIL Regular" w:eastAsia="Charis SIL Regular"/>
-          <w:b w:val="0"/>
-          <w:i w:val="0"/>
-          <w:color w:val="000000"/>
-          <w:sz w:val="24"/>
-        </w:rPr>
-        <w:hyperlink r:id="rId13" w:history="1">
-          <w:r>
-            <w:rPr>
-              <w:rStyle w:val="Hyperlink"/>
-            </w:rPr>
-            <w:t>a</w:t>
-          </w:r>
-        </w:hyperlink>
-      </w:r>
-      <w:r>
-        <w:rPr>
-          <w:u w:val="single" w:color="0000ff"/>
-          <w:rFonts w:ascii="Charis SIL Regular" w:hAnsi="Charis SIL Regular" w:eastAsia="Charis SIL Regular"/>
-          <w:b w:val="0"/>
-          <w:i w:val="0"/>
-          <w:color w:val="000000"/>
-          <w:sz w:val="24"/>
-        </w:rPr>
-        <w:hyperlink r:id="rId13" w:history="1">
-          <w:r>
-            <w:rPr>
-              <w:rStyle w:val="Hyperlink"/>
-            </w:rPr>
-            <w:t>st majorit</w:t>
-          </w:r>
-        </w:hyperlink>
-      </w:r>
-      <w:r>
-        <w:rPr>
-          <w:rFonts w:ascii="Charis SIL Regular" w:hAnsi="Charis SIL Regular" w:eastAsia="Charis SIL Regular"/>
-          <w:b w:val="0"/>
-          <w:i w:val="0"/>
-          <w:color w:val="000000"/>
-          <w:sz w:val="24"/>
-        </w:rPr>
-        <w:t xml:space="preserve">y of the collection of the present </w:t>
-      </w:r>
-      <w:r>
-        <w:br/>
-      </w:r>
-      <w:r>
-        <w:rPr>
-          <w:rFonts w:ascii="Charis SIL Regular" w:hAnsi="Charis SIL Regular" w:eastAsia="Charis SIL Regular"/>
-          <w:b w:val="0"/>
-          <w:i w:val="0"/>
-          <w:color w:val="000000"/>
-          <w:sz w:val="24"/>
-        </w:rPr>
-        <w:t>Wereldmuseum Leiden was therefore collected during the 19th and 20th centuries.</w:t>
-      </w:r>
-    </w:p>
-    <w:p>
-      <w:pPr>
-        <w:autoSpaceDN w:val="0"/>
-        <w:autoSpaceDE w:val="0"/>
-        <w:widowControl/>
-        <w:spacing w:line="352" w:lineRule="exact" w:before="176" w:after="0"/>
-        <w:ind w:left="10" w:right="0" w:firstLine="0"/>
-        <w:jc w:val="left"/>
-      </w:pPr>
-      <w:r>
-        <w:rPr>
-          <w:rFonts w:ascii="Charis SIL Regular" w:hAnsi="Charis SIL Regular" w:eastAsia="Charis SIL Regular"/>
-          <w:b w:val="0"/>
-          <w:i w:val="0"/>
-          <w:color w:val="000000"/>
-          <w:sz w:val="24"/>
-        </w:rPr>
-        <w:t xml:space="preserve">[image] </w:t>
-      </w:r>
-      <w:r>
-        <w:rPr>
-          <w:rFonts w:ascii="Charis SIL Italic" w:hAnsi="Charis SIL Italic" w:eastAsia="Charis SIL Italic"/>
-          <w:b w:val="0"/>
-          <w:i/>
-          <w:color w:val="000000"/>
-          <w:sz w:val="24"/>
-        </w:rPr>
-        <w:t>The Wereldmuseum Leiden in November 2024</w:t>
-      </w:r>
-      <w:r>
-        <w:rPr>
-          <w:rFonts w:ascii="Charis SIL Regular" w:hAnsi="Charis SIL Regular" w:eastAsia="Charis SIL Regular"/>
-          <w:b w:val="0"/>
-          <w:i w:val="0"/>
-          <w:color w:val="000000"/>
-          <w:sz w:val="24"/>
-        </w:rPr>
-        <w:t xml:space="preserve"> (</w:t>
-      </w:r>
-      <w:r>
-        <w:rPr>
-          <w:rFonts w:ascii="Charis SIL Regular" w:hAnsi="Charis SIL Regular" w:eastAsia="Charis SIL Regular"/>
-          <w:b w:val="0"/>
-          <w:i w:val="0"/>
-          <w:color w:val="0000FF"/>
-          <w:sz w:val="24"/>
-          <w:u w:val="single"/>
-        </w:rPr>
-        <w:hyperlink r:id="rId14" w:history="1">
-          <w:r>
-            <w:rPr>
-              <w:rStyle w:val="Hyperlink"/>
-            </w:rPr>
-            <w:t>Sneeuwvlakte</w:t>
-          </w:r>
-        </w:hyperlink>
-      </w:r>
-      <w:r>
-        <w:rPr>
-          <w:rFonts w:ascii="Charis SIL Regular" w:hAnsi="Charis SIL Regular" w:eastAsia="Charis SIL Regular"/>
-          <w:b w:val="0"/>
-          <w:i w:val="0"/>
-          <w:color w:val="0000FF"/>
-          <w:sz w:val="24"/>
-          <w:u w:val="single"/>
-        </w:rPr>
-        <w:t xml:space="preserve"> </w:t>
-      </w:r>
-      <w:r>
-        <w:rPr>
-          <w:rFonts w:ascii="Charis SIL Regular" w:hAnsi="Charis SIL Regular" w:eastAsia="Charis SIL Regular"/>
-          <w:b w:val="0"/>
-          <w:i w:val="0"/>
-          <w:color w:val="0000FF"/>
-          <w:sz w:val="24"/>
-          <w:u w:val="single"/>
-        </w:rPr>
-        <w:hyperlink r:id="rId14" w:history="1">
-          <w:r>
-            <w:rPr>
-              <w:rStyle w:val="Hyperlink"/>
-            </w:rPr>
-            <w:t>/</w:t>
-          </w:r>
-        </w:hyperlink>
-      </w:r>
-      <w:r>
-        <w:rPr>
-          <w:rFonts w:ascii="Charis SIL Regular" w:hAnsi="Charis SIL Regular" w:eastAsia="Charis SIL Regular"/>
-          <w:b w:val="0"/>
-          <w:i w:val="0"/>
-          <w:color w:val="0000FF"/>
-          <w:sz w:val="24"/>
-          <w:u w:val="single"/>
-        </w:rPr>
-        <w:t xml:space="preserve"> </w:t>
-      </w:r>
-      <w:r>
-        <w:rPr>
-          <w:rFonts w:ascii="Charis SIL Regular" w:hAnsi="Charis SIL Regular" w:eastAsia="Charis SIL Regular"/>
-          <w:b w:val="0"/>
-          <w:i w:val="0"/>
-          <w:color w:val="0000FF"/>
-          <w:sz w:val="24"/>
-          <w:u w:val="single"/>
-        </w:rPr>
-        <w:hyperlink r:id="rId14" w:history="1">
-          <w:r>
-            <w:rPr>
-              <w:rStyle w:val="Hyperlink"/>
-            </w:rPr>
-            <w:t>Wikimedia</w:t>
-          </w:r>
-        </w:hyperlink>
-      </w:r>
-      <w:r>
-        <w:rPr>
-          <w:rFonts w:ascii="Charis SIL Regular" w:hAnsi="Charis SIL Regular" w:eastAsia="Charis SIL Regular"/>
-          <w:b w:val="0"/>
-          <w:i w:val="0"/>
-          <w:color w:val="0000FF"/>
-          <w:sz w:val="24"/>
-          <w:u w:val="single"/>
-        </w:rPr>
-        <w:t xml:space="preserve"> </w:t>
-      </w:r>
-      <w:r>
-        <w:rPr>
-          <w:rFonts w:ascii="Charis SIL Regular" w:hAnsi="Charis SIL Regular" w:eastAsia="Charis SIL Regular"/>
-          <w:b w:val="0"/>
-          <w:i w:val="0"/>
-          <w:color w:val="0000FF"/>
-          <w:sz w:val="24"/>
-          <w:u w:val="single"/>
-        </w:rPr>
-        <w:hyperlink r:id="rId14" w:history="1">
-          <w:r>
-            <w:rPr>
-              <w:rStyle w:val="Hyperlink"/>
-            </w:rPr>
-            <w:t>Commons</w:t>
-          </w:r>
-        </w:hyperlink>
-      </w:r>
-      <w:r>
-        <w:rPr>
-          <w:rFonts w:ascii="Charis SIL Regular" w:hAnsi="Charis SIL Regular" w:eastAsia="Charis SIL Regular"/>
-          <w:b w:val="0"/>
-          <w:i w:val="0"/>
-          <w:color w:val="000000"/>
-          <w:sz w:val="24"/>
-        </w:rPr>
-        <w:t>)</w:t>
-      </w:r>
-    </w:p>
-    <w:p>
-      <w:pPr>
-        <w:autoSpaceDN w:val="0"/>
-        <w:autoSpaceDE w:val="0"/>
-        <w:widowControl/>
-        <w:spacing w:line="420" w:lineRule="exact" w:before="204" w:after="0"/>
-        <w:ind w:left="10" w:right="0" w:firstLine="0"/>
-        <w:jc w:val="left"/>
-      </w:pPr>
-      <w:r>
-        <w:rPr>
-          <w:rFonts w:ascii="Charis SIL Bold" w:hAnsi="Charis SIL Bold" w:eastAsia="Charis SIL Bold"/>
-          <w:b/>
-          <w:i w:val="0"/>
-          <w:color w:val="000000"/>
-          <w:sz w:val="28"/>
-        </w:rPr>
-        <w:t>Provenance research</w:t>
-      </w:r>
-    </w:p>
-    <w:p>
-      <w:pPr>
-        <w:autoSpaceDN w:val="0"/>
-        <w:autoSpaceDE w:val="0"/>
-        <w:widowControl/>
-        <w:spacing w:line="288" w:lineRule="exact" w:before="276" w:after="0"/>
-        <w:ind w:left="10" w:right="576" w:firstLine="0"/>
-        <w:jc w:val="left"/>
-      </w:pPr>
-      <w:r>
-        <w:rPr>
-          <w:rFonts w:ascii="Charis SIL Regular" w:hAnsi="Charis SIL Regular" w:eastAsia="Charis SIL Regular"/>
-          <w:b w:val="0"/>
-          <w:i w:val="0"/>
-          <w:color w:val="000000"/>
-          <w:sz w:val="24"/>
-        </w:rPr>
-        <w:t xml:space="preserve">Objects from the Wereldmuseum Leiden can be identified within the Wereldmuseum </w:t>
-      </w:r>
-      <w:r>
-        <w:rPr>
-          <w:rFonts w:ascii="Charis SIL Regular" w:hAnsi="Charis SIL Regular" w:eastAsia="Charis SIL Regular"/>
-          <w:b w:val="0"/>
-          <w:i w:val="0"/>
-          <w:color w:val="000000"/>
-          <w:sz w:val="24"/>
-        </w:rPr>
-        <w:t xml:space="preserve">collection by the attribute ‘RV-’. ‘RV-360’ comprises the objects that were received from the </w:t>
-      </w:r>
-      <w:r>
-        <w:rPr>
-          <w:rFonts w:ascii="Charis SIL Regular" w:hAnsi="Charis SIL Regular" w:eastAsia="Charis SIL Regular"/>
-          <w:b w:val="0"/>
-          <w:i w:val="0"/>
-          <w:color w:val="0000FF"/>
-          <w:sz w:val="24"/>
-          <w:u w:val="single"/>
-        </w:rPr>
-        <w:hyperlink r:id="rId10" w:history="1">
-          <w:r>
-            <w:rPr>
-              <w:rStyle w:val="Hyperlink"/>
-            </w:rPr>
-            <w:t>Royal</w:t>
-          </w:r>
-        </w:hyperlink>
-      </w:r>
-      <w:r>
-        <w:rPr>
-          <w:rFonts w:ascii="Charis SIL Regular" w:hAnsi="Charis SIL Regular" w:eastAsia="Charis SIL Regular"/>
-          <w:b w:val="0"/>
-          <w:i w:val="0"/>
-          <w:color w:val="0000FF"/>
-          <w:sz w:val="24"/>
-          <w:u w:val="single"/>
-        </w:rPr>
-        <w:t xml:space="preserve"> </w:t>
-      </w:r>
-      <w:r>
-        <w:rPr>
-          <w:rFonts w:ascii="Charis SIL Regular" w:hAnsi="Charis SIL Regular" w:eastAsia="Charis SIL Regular"/>
-          <w:b w:val="0"/>
-          <w:i w:val="0"/>
-          <w:color w:val="0000FF"/>
-          <w:sz w:val="24"/>
-          <w:u w:val="single"/>
-        </w:rPr>
-        <w:hyperlink r:id="rId10" w:history="1">
-          <w:r>
-            <w:rPr>
-              <w:rStyle w:val="Hyperlink"/>
-            </w:rPr>
-            <w:t>Cabinet</w:t>
-          </w:r>
-        </w:hyperlink>
-      </w:r>
-      <w:r>
-        <w:rPr>
-          <w:rFonts w:ascii="Charis SIL Regular" w:hAnsi="Charis SIL Regular" w:eastAsia="Charis SIL Regular"/>
-          <w:b w:val="0"/>
-          <w:i w:val="0"/>
-          <w:color w:val="0000FF"/>
-          <w:sz w:val="24"/>
-          <w:u w:val="single"/>
-        </w:rPr>
-        <w:t xml:space="preserve"> </w:t>
-      </w:r>
-      <w:r>
-        <w:rPr>
-          <w:rFonts w:ascii="Charis SIL Regular" w:hAnsi="Charis SIL Regular" w:eastAsia="Charis SIL Regular"/>
-          <w:b w:val="0"/>
-          <w:i w:val="0"/>
-          <w:color w:val="0000FF"/>
-          <w:sz w:val="24"/>
-          <w:u w:val="single"/>
-        </w:rPr>
-        <w:hyperlink r:id="rId10" w:history="1">
-          <w:r>
-            <w:rPr>
-              <w:rStyle w:val="Hyperlink"/>
-            </w:rPr>
-            <w:t>of</w:t>
-          </w:r>
-        </w:hyperlink>
-      </w:r>
-      <w:r>
-        <w:rPr>
-          <w:rFonts w:ascii="Charis SIL Regular" w:hAnsi="Charis SIL Regular" w:eastAsia="Charis SIL Regular"/>
-          <w:b w:val="0"/>
-          <w:i w:val="0"/>
-          <w:color w:val="0000FF"/>
-          <w:sz w:val="24"/>
-          <w:u w:val="single"/>
-        </w:rPr>
-        <w:t xml:space="preserve"> </w:t>
-      </w:r>
-      <w:r>
-        <w:rPr>
-          <w:rFonts w:ascii="Charis SIL Regular" w:hAnsi="Charis SIL Regular" w:eastAsia="Charis SIL Regular"/>
-          <w:b w:val="0"/>
-          <w:i w:val="0"/>
-          <w:color w:val="0000FF"/>
-          <w:sz w:val="24"/>
-          <w:u w:val="single"/>
-        </w:rPr>
-        <w:hyperlink r:id="rId10" w:history="1">
-          <w:r>
-            <w:rPr>
-              <w:rStyle w:val="Hyperlink"/>
-            </w:rPr>
             <w:t>Curiosities</w:t>
           </w:r>
         </w:hyperlink>
@@ -1585,96 +1466,13 @@
       </w:r>
       <w:r>
         <w:rPr>
-          <w:u w:val="single" w:color="0000ff"/>
           <w:rFonts w:ascii="Charis SIL Regular" w:hAnsi="Charis SIL Regular" w:eastAsia="Charis SIL Regular"/>
           <w:b w:val="0"/>
           <w:i w:val="0"/>
           <w:color w:val="000000"/>
           <w:sz w:val="24"/>
         </w:rPr>
-        <w:t>that w</w:t>
-      </w:r>
-      <w:r>
-        <w:rPr>
-          <w:u w:val="single" w:color="0000ff"/>
-          <w:rFonts w:ascii="Charis SIL Regular" w:hAnsi="Charis SIL Regular" w:eastAsia="Charis SIL Regular"/>
-          <w:b w:val="0"/>
-          <w:i w:val="0"/>
-          <w:color w:val="000000"/>
-          <w:sz w:val="24"/>
-        </w:rPr>
-        <w:hyperlink r:id="rId10" w:history="1">
-          <w:r>
-            <w:rPr>
-              <w:rStyle w:val="Hyperlink"/>
-            </w:rPr>
-            <w:t>ere tran</w:t>
-          </w:r>
-        </w:hyperlink>
-      </w:r>
-      <w:r>
-        <w:rPr>
-          <w:u w:val="single" w:color="0000ff"/>
-          <w:rFonts w:ascii="Charis SIL Regular" w:hAnsi="Charis SIL Regular" w:eastAsia="Charis SIL Regular"/>
-          <w:b w:val="0"/>
-          <w:i w:val="0"/>
-          <w:color w:val="000000"/>
-          <w:sz w:val="24"/>
-        </w:rPr>
-        <w:hyperlink r:id="rId10" w:history="1">
-          <w:r>
-            <w:rPr>
-              <w:rStyle w:val="Hyperlink"/>
-            </w:rPr>
-            <w:t>s</w:t>
-          </w:r>
-        </w:hyperlink>
-      </w:r>
-      <w:r>
-        <w:rPr>
-          <w:u w:val="single" w:color="0000ff"/>
-          <w:rFonts w:ascii="Charis SIL Regular" w:hAnsi="Charis SIL Regular" w:eastAsia="Charis SIL Regular"/>
-          <w:b w:val="0"/>
-          <w:i w:val="0"/>
-          <w:color w:val="000000"/>
-          <w:sz w:val="24"/>
-        </w:rPr>
-        <w:hyperlink r:id="rId10" w:history="1">
-          <w:r>
-            <w:rPr>
-              <w:rStyle w:val="Hyperlink"/>
-            </w:rPr>
-            <w:t>fe</w:t>
-          </w:r>
-        </w:hyperlink>
-      </w:r>
-      <w:r>
-        <w:rPr>
-          <w:u w:val="single" w:color="0000ff"/>
-          <w:rFonts w:ascii="Charis SIL Regular" w:hAnsi="Charis SIL Regular" w:eastAsia="Charis SIL Regular"/>
-          <w:b w:val="0"/>
-          <w:i w:val="0"/>
-          <w:color w:val="000000"/>
-          <w:sz w:val="24"/>
-        </w:rPr>
-        <w:hyperlink r:id="rId10" w:history="1">
-          <w:r>
-            <w:rPr>
-              <w:rStyle w:val="Hyperlink"/>
-            </w:rPr>
-            <w:t>rred from t</w:t>
-          </w:r>
-        </w:hyperlink>
-      </w:r>
-      <w:r>
-        <w:rPr>
-          <w:rFonts w:ascii="Charis SIL Regular" w:hAnsi="Charis SIL Regular" w:eastAsia="Charis SIL Regular"/>
-          <w:b w:val="0"/>
-          <w:i w:val="0"/>
-          <w:color w:val="000000"/>
-          <w:sz w:val="24"/>
-        </w:rPr>
-        <w:t xml:space="preserve">he </w:t>
+        <w:t xml:space="preserve">that were transferred from the </w:t>
       </w:r>
       <w:r>
         <w:rPr>

--- a/EXPORTS/DOCX/published/niveau3/English/WMLeiden.docx
+++ b/EXPORTS/DOCX/published/niveau3/English/WMLeiden.docx
@@ -567,8 +567,110 @@
           <w:i w:val="0"/>
           <w:color w:val="0000FF"/>
           <w:sz w:val="24"/>
-        </w:rPr>
-        <w:t>Museum of An</w:t>
+          <w:u w:val="single"/>
+        </w:rPr>
+        <w:hyperlink r:id="rId11" w:history="1">
+          <w:r>
+            <w:rPr>
+              <w:rStyle w:val="Hyperlink"/>
+            </w:rPr>
+            <w:t>Mu</w:t>
+          </w:r>
+        </w:hyperlink>
+      </w:r>
+      <w:r>
+        <w:rPr>
+          <w:rFonts w:ascii="Charis SIL Regular" w:hAnsi="Charis SIL Regular" w:eastAsia="Charis SIL Regular"/>
+          <w:b w:val="0"/>
+          <w:i w:val="0"/>
+          <w:color w:val="0000FF"/>
+          <w:sz w:val="24"/>
+          <w:u w:val="single"/>
+        </w:rPr>
+        <w:hyperlink r:id="rId11" w:history="1">
+          <w:r>
+            <w:rPr>
+              <w:rStyle w:val="Hyperlink"/>
+            </w:rPr>
+            <w:t>s</w:t>
+          </w:r>
+        </w:hyperlink>
+      </w:r>
+      <w:r>
+        <w:rPr>
+          <w:rFonts w:ascii="Charis SIL Regular" w:hAnsi="Charis SIL Regular" w:eastAsia="Charis SIL Regular"/>
+          <w:b w:val="0"/>
+          <w:i w:val="0"/>
+          <w:color w:val="0000FF"/>
+          <w:sz w:val="24"/>
+          <w:u w:val="single"/>
+        </w:rPr>
+        <w:hyperlink r:id="rId11" w:history="1">
+          <w:r>
+            <w:rPr>
+              <w:rStyle w:val="Hyperlink"/>
+            </w:rPr>
+            <w:t>eum</w:t>
+          </w:r>
+        </w:hyperlink>
+      </w:r>
+      <w:r>
+        <w:rPr>
+          <w:rFonts w:ascii="Charis SIL Regular" w:hAnsi="Charis SIL Regular" w:eastAsia="Charis SIL Regular"/>
+          <w:b w:val="0"/>
+          <w:i w:val="0"/>
+          <w:color w:val="0000FF"/>
+          <w:sz w:val="24"/>
+          <w:u w:val="single"/>
+        </w:rPr>
+        <w:t xml:space="preserve"> </w:t>
+      </w:r>
+      <w:r>
+        <w:rPr>
+          <w:rFonts w:ascii="Charis SIL Regular" w:hAnsi="Charis SIL Regular" w:eastAsia="Charis SIL Regular"/>
+          <w:b w:val="0"/>
+          <w:i w:val="0"/>
+          <w:color w:val="0000FF"/>
+          <w:sz w:val="24"/>
+          <w:u w:val="single"/>
+        </w:rPr>
+        <w:hyperlink r:id="rId11" w:history="1">
+          <w:r>
+            <w:rPr>
+              <w:rStyle w:val="Hyperlink"/>
+            </w:rPr>
+            <w:t>of</w:t>
+          </w:r>
+        </w:hyperlink>
+      </w:r>
+      <w:r>
+        <w:rPr>
+          <w:rFonts w:ascii="Charis SIL Regular" w:hAnsi="Charis SIL Regular" w:eastAsia="Charis SIL Regular"/>
+          <w:b w:val="0"/>
+          <w:i w:val="0"/>
+          <w:color w:val="0000FF"/>
+          <w:sz w:val="24"/>
+          <w:u w:val="single"/>
+        </w:rPr>
+        <w:t xml:space="preserve"> </w:t>
+      </w:r>
+      <w:r>
+        <w:rPr>
+          <w:rFonts w:ascii="Charis SIL Regular" w:hAnsi="Charis SIL Regular" w:eastAsia="Charis SIL Regular"/>
+          <w:b w:val="0"/>
+          <w:i w:val="0"/>
+          <w:color w:val="0000FF"/>
+          <w:sz w:val="24"/>
+          <w:u w:val="single"/>
+        </w:rPr>
+        <w:hyperlink r:id="rId10" w:history="1">
+          <w:r>
+            <w:rPr>
+              <w:rStyle w:val="Hyperlink"/>
+            </w:rPr>
+            <w:t>An</w:t>
+          </w:r>
+        </w:hyperlink>
       </w:r>
       <w:r>
         <w:rPr>
@@ -1466,13 +1568,103 @@
       </w:r>
       <w:r>
         <w:rPr>
+          <w:u w:val="single" w:color="0000ff"/>
           <w:rFonts w:ascii="Charis SIL Regular" w:hAnsi="Charis SIL Regular" w:eastAsia="Charis SIL Regular"/>
           <w:b w:val="0"/>
           <w:i w:val="0"/>
           <w:color w:val="000000"/>
           <w:sz w:val="24"/>
         </w:rPr>
-        <w:t xml:space="preserve">that were transferred from the </w:t>
+        <w:hyperlink r:id="rId10" w:history="1">
+          <w:r>
+            <w:rPr>
+              <w:rStyle w:val="Hyperlink"/>
+            </w:rPr>
+            <w:t>that w</w:t>
+          </w:r>
+        </w:hyperlink>
+      </w:r>
+      <w:r>
+        <w:rPr>
+          <w:u w:val="single" w:color="0000ff"/>
+          <w:rFonts w:ascii="Charis SIL Regular" w:hAnsi="Charis SIL Regular" w:eastAsia="Charis SIL Regular"/>
+          <w:b w:val="0"/>
+          <w:i w:val="0"/>
+          <w:color w:val="000000"/>
+          <w:sz w:val="24"/>
+        </w:rPr>
+        <w:hyperlink r:id="rId10" w:history="1">
+          <w:r>
+            <w:rPr>
+              <w:rStyle w:val="Hyperlink"/>
+            </w:rPr>
+            <w:t>ere tran</w:t>
+          </w:r>
+        </w:hyperlink>
+      </w:r>
+      <w:r>
+        <w:rPr>
+          <w:u w:val="single" w:color="0000ff"/>
+          <w:rFonts w:ascii="Charis SIL Regular" w:hAnsi="Charis SIL Regular" w:eastAsia="Charis SIL Regular"/>
+          <w:b w:val="0"/>
+          <w:i w:val="0"/>
+          <w:color w:val="000000"/>
+          <w:sz w:val="24"/>
+        </w:rPr>
+        <w:hyperlink r:id="rId10" w:history="1">
+          <w:r>
+            <w:rPr>
+              <w:rStyle w:val="Hyperlink"/>
+            </w:rPr>
+            <w:t>s</w:t>
+          </w:r>
+        </w:hyperlink>
+      </w:r>
+      <w:r>
+        <w:rPr>
+          <w:u w:val="single" w:color="0000ff"/>
+          <w:rFonts w:ascii="Charis SIL Regular" w:hAnsi="Charis SIL Regular" w:eastAsia="Charis SIL Regular"/>
+          <w:b w:val="0"/>
+          <w:i w:val="0"/>
+          <w:color w:val="000000"/>
+          <w:sz w:val="24"/>
+        </w:rPr>
+        <w:hyperlink r:id="rId10" w:history="1">
+          <w:r>
+            <w:rPr>
+              <w:rStyle w:val="Hyperlink"/>
+            </w:rPr>
+            <w:t>fe</w:t>
+          </w:r>
+        </w:hyperlink>
+      </w:r>
+      <w:r>
+        <w:rPr>
+          <w:u w:val="single" w:color="0000ff"/>
+          <w:rFonts w:ascii="Charis SIL Regular" w:hAnsi="Charis SIL Regular" w:eastAsia="Charis SIL Regular"/>
+          <w:b w:val="0"/>
+          <w:i w:val="0"/>
+          <w:color w:val="000000"/>
+          <w:sz w:val="24"/>
+        </w:rPr>
+        <w:hyperlink r:id="rId10" w:history="1">
+          <w:r>
+            <w:rPr>
+              <w:rStyle w:val="Hyperlink"/>
+            </w:rPr>
+            <w:t>rred from t</w:t>
+          </w:r>
+        </w:hyperlink>
+      </w:r>
+      <w:r>
+        <w:rPr>
+          <w:rFonts w:ascii="Charis SIL Regular" w:hAnsi="Charis SIL Regular" w:eastAsia="Charis SIL Regular"/>
+          <w:b w:val="0"/>
+          <w:i w:val="0"/>
+          <w:color w:val="000000"/>
+          <w:sz w:val="24"/>
+        </w:rPr>
+        <w:t xml:space="preserve">he </w:t>
       </w:r>
       <w:r>
         <w:rPr>

--- a/EXPORTS/DOCX/published/niveau3/English/WMLeiden.docx
+++ b/EXPORTS/DOCX/published/niveau3/English/WMLeiden.docx
@@ -663,7 +663,7 @@
           <w:sz w:val="24"/>
           <w:u w:val="single"/>
         </w:rPr>
-        <w:hyperlink r:id="rId10" w:history="1">
+        <w:hyperlink r:id="rId11" w:history="1">
           <w:r>
             <w:rPr>
               <w:rStyle w:val="Hyperlink"/>
@@ -681,7 +681,7 @@
           <w:sz w:val="24"/>
           <w:u w:val="single"/>
         </w:rPr>
-        <w:hyperlink r:id="rId10" w:history="1">
+        <w:hyperlink r:id="rId11" w:history="1">
           <w:r>
             <w:rPr>
               <w:rStyle w:val="Hyperlink"/>
@@ -1568,103 +1568,13 @@
       </w:r>
       <w:r>
         <w:rPr>
-          <w:u w:val="single" w:color="0000ff"/>
           <w:rFonts w:ascii="Charis SIL Regular" w:hAnsi="Charis SIL Regular" w:eastAsia="Charis SIL Regular"/>
           <w:b w:val="0"/>
           <w:i w:val="0"/>
           <w:color w:val="000000"/>
           <w:sz w:val="24"/>
         </w:rPr>
-        <w:hyperlink r:id="rId10" w:history="1">
-          <w:r>
-            <w:rPr>
-              <w:rStyle w:val="Hyperlink"/>
-            </w:rPr>
-            <w:t>that w</w:t>
-          </w:r>
-        </w:hyperlink>
-      </w:r>
-      <w:r>
-        <w:rPr>
-          <w:u w:val="single" w:color="0000ff"/>
-          <w:rFonts w:ascii="Charis SIL Regular" w:hAnsi="Charis SIL Regular" w:eastAsia="Charis SIL Regular"/>
-          <w:b w:val="0"/>
-          <w:i w:val="0"/>
-          <w:color w:val="000000"/>
-          <w:sz w:val="24"/>
-        </w:rPr>
-        <w:hyperlink r:id="rId10" w:history="1">
-          <w:r>
-            <w:rPr>
-              <w:rStyle w:val="Hyperlink"/>
-            </w:rPr>
-            <w:t>ere tran</w:t>
-          </w:r>
-        </w:hyperlink>
-      </w:r>
-      <w:r>
-        <w:rPr>
-          <w:u w:val="single" w:color="0000ff"/>
-          <w:rFonts w:ascii="Charis SIL Regular" w:hAnsi="Charis SIL Regular" w:eastAsia="Charis SIL Regular"/>
-          <w:b w:val="0"/>
-          <w:i w:val="0"/>
-          <w:color w:val="000000"/>
-          <w:sz w:val="24"/>
-        </w:rPr>
-        <w:hyperlink r:id="rId10" w:history="1">
-          <w:r>
-            <w:rPr>
-              <w:rStyle w:val="Hyperlink"/>
-            </w:rPr>
-            <w:t>s</w:t>
-          </w:r>
-        </w:hyperlink>
-      </w:r>
-      <w:r>
-        <w:rPr>
-          <w:u w:val="single" w:color="0000ff"/>
-          <w:rFonts w:ascii="Charis SIL Regular" w:hAnsi="Charis SIL Regular" w:eastAsia="Charis SIL Regular"/>
-          <w:b w:val="0"/>
-          <w:i w:val="0"/>
-          <w:color w:val="000000"/>
-          <w:sz w:val="24"/>
-        </w:rPr>
-        <w:hyperlink r:id="rId10" w:history="1">
-          <w:r>
-            <w:rPr>
-              <w:rStyle w:val="Hyperlink"/>
-            </w:rPr>
-            <w:t>fe</w:t>
-          </w:r>
-        </w:hyperlink>
-      </w:r>
-      <w:r>
-        <w:rPr>
-          <w:u w:val="single" w:color="0000ff"/>
-          <w:rFonts w:ascii="Charis SIL Regular" w:hAnsi="Charis SIL Regular" w:eastAsia="Charis SIL Regular"/>
-          <w:b w:val="0"/>
-          <w:i w:val="0"/>
-          <w:color w:val="000000"/>
-          <w:sz w:val="24"/>
-        </w:rPr>
-        <w:hyperlink r:id="rId10" w:history="1">
-          <w:r>
-            <w:rPr>
-              <w:rStyle w:val="Hyperlink"/>
-            </w:rPr>
-            <w:t>rred from t</w:t>
-          </w:r>
-        </w:hyperlink>
-      </w:r>
-      <w:r>
-        <w:rPr>
-          <w:rFonts w:ascii="Charis SIL Regular" w:hAnsi="Charis SIL Regular" w:eastAsia="Charis SIL Regular"/>
-          <w:b w:val="0"/>
-          <w:i w:val="0"/>
-          <w:color w:val="000000"/>
-          <w:sz w:val="24"/>
-        </w:rPr>
-        <w:t xml:space="preserve">he </w:t>
+        <w:t xml:space="preserve">that were transferred from the </w:t>
       </w:r>
       <w:r>
         <w:rPr>

--- a/EXPORTS/DOCX/published/niveau3/English/WMLeiden.docx
+++ b/EXPORTS/DOCX/published/niveau3/English/WMLeiden.docx
@@ -331,50 +331,7 @@
           <w:color w:val="000000"/>
           <w:sz w:val="24"/>
         </w:rPr>
-        <w:hyperlink r:id="rId9" w:history="1">
-          <w:r>
-            <w:rPr>
-              <w:rStyle w:val="Hyperlink"/>
-            </w:rPr>
-            <w:t>consi</w:t>
-          </w:r>
-        </w:hyperlink>
-      </w:r>
-      <w:r>
-        <w:rPr>
-          <w:u w:val="single" w:color="0000ff"/>
-          <w:rFonts w:ascii="Charis SIL Regular" w:hAnsi="Charis SIL Regular" w:eastAsia="Charis SIL Regular"/>
-          <w:b w:val="0"/>
-          <w:i w:val="0"/>
-          <w:color w:val="000000"/>
-          <w:sz w:val="24"/>
-        </w:rPr>
-        <w:hyperlink r:id="rId9" w:history="1">
-          <w:r>
-            <w:rPr>
-              <w:rStyle w:val="Hyperlink"/>
-            </w:rPr>
-            <w:t>s</w:t>
-          </w:r>
-        </w:hyperlink>
-      </w:r>
-      <w:r>
-        <w:rPr>
-          <w:u w:val="single" w:color="0000ff"/>
-          <w:rFonts w:ascii="Charis SIL Regular" w:hAnsi="Charis SIL Regular" w:eastAsia="Charis SIL Regular"/>
-          <w:b w:val="0"/>
-          <w:i w:val="0"/>
-          <w:color w:val="000000"/>
-          <w:sz w:val="24"/>
-        </w:rPr>
-        <w:hyperlink r:id="rId9" w:history="1">
-          <w:r>
-            <w:rPr>
-              <w:rStyle w:val="Hyperlink"/>
-            </w:rPr>
-            <w:t xml:space="preserve">ted </w:t>
-          </w:r>
-        </w:hyperlink>
+        <w:t xml:space="preserve">consisted </w:t>
       </w:r>
       <w:r>
         <w:rPr>
@@ -558,7 +515,24 @@
           <w:color w:val="000000"/>
           <w:sz w:val="24"/>
         </w:rPr>
-        <w:t xml:space="preserve">of the collection of the </w:t>
+        <w:t>of the collection of t</w:t>
+      </w:r>
+      <w:r>
+        <w:rPr>
+          <w:rFonts w:ascii="Charis SIL Regular" w:hAnsi="Charis SIL Regular" w:eastAsia="Charis SIL Regular"/>
+          <w:b w:val="0"/>
+          <w:i w:val="0"/>
+          <w:color w:val="000000"/>
+          <w:sz w:val="24"/>
+        </w:rPr>
+        <w:hyperlink r:id="rId10" w:history="1">
+          <w:r>
+            <w:rPr>
+              <w:rStyle w:val="Hyperlink"/>
+            </w:rPr>
+            <w:t xml:space="preserve">he </w:t>
+          </w:r>
+        </w:hyperlink>
       </w:r>
       <w:r>
         <w:rPr>
@@ -605,7 +579,7 @@
           <w:sz w:val="24"/>
           <w:u w:val="single"/>
         </w:rPr>
-        <w:hyperlink r:id="rId11" w:history="1">
+        <w:hyperlink r:id="rId10" w:history="1">
           <w:r>
             <w:rPr>
               <w:rStyle w:val="Hyperlink"/>
@@ -634,7 +608,7 @@
           <w:sz w:val="24"/>
           <w:u w:val="single"/>
         </w:rPr>
-        <w:hyperlink r:id="rId11" w:history="1">
+        <w:hyperlink r:id="rId10" w:history="1">
           <w:r>
             <w:rPr>
               <w:rStyle w:val="Hyperlink"/>
@@ -663,7 +637,7 @@
           <w:sz w:val="24"/>
           <w:u w:val="single"/>
         </w:rPr>
-        <w:hyperlink r:id="rId11" w:history="1">
+        <w:hyperlink r:id="rId10" w:history="1">
           <w:r>
             <w:rPr>
               <w:rStyle w:val="Hyperlink"/>
@@ -681,7 +655,7 @@
           <w:sz w:val="24"/>
           <w:u w:val="single"/>
         </w:rPr>
-        <w:hyperlink r:id="rId11" w:history="1">
+        <w:hyperlink r:id="rId10" w:history="1">
           <w:r>
             <w:rPr>
               <w:rStyle w:val="Hyperlink"/>
@@ -1103,43 +1077,7 @@
           <w:color w:val="000000"/>
           <w:sz w:val="24"/>
         </w:rPr>
-        <w:t>Royal Dutc</w:t>
-      </w:r>
-      <w:r>
-        <w:rPr>
-          <w:u w:val="single" w:color="0000ff"/>
-          <w:rFonts w:ascii="Charis SIL Regular" w:hAnsi="Charis SIL Regular" w:eastAsia="Charis SIL Regular"/>
-          <w:b w:val="0"/>
-          <w:i w:val="0"/>
-          <w:color w:val="000000"/>
-          <w:sz w:val="24"/>
-        </w:rPr>
-        <w:hyperlink r:id="rId12" w:history="1">
-          <w:r>
-            <w:rPr>
-              <w:rStyle w:val="Hyperlink"/>
-            </w:rPr>
-            <w:t>h East In</w:t>
-          </w:r>
-        </w:hyperlink>
-      </w:r>
-      <w:r>
-        <w:rPr>
-          <w:u w:val="single" w:color="0000ff"/>
-          <w:rFonts w:ascii="Charis SIL Regular" w:hAnsi="Charis SIL Regular" w:eastAsia="Charis SIL Regular"/>
-          <w:b w:val="0"/>
-          <w:i w:val="0"/>
-          <w:color w:val="000000"/>
-          <w:sz w:val="24"/>
-        </w:rPr>
-        <w:hyperlink r:id="rId12" w:history="1">
-          <w:r>
-            <w:rPr>
-              <w:rStyle w:val="Hyperlink"/>
-            </w:rPr>
-            <w:t xml:space="preserve">dies </w:t>
-          </w:r>
-        </w:hyperlink>
+        <w:t xml:space="preserve">Royal Dutch East Indies </w:t>
       </w:r>
       <w:r>
         <w:rPr>
@@ -1568,13 +1506,103 @@
       </w:r>
       <w:r>
         <w:rPr>
+          <w:u w:val="single" w:color="0000ff"/>
           <w:rFonts w:ascii="Charis SIL Regular" w:hAnsi="Charis SIL Regular" w:eastAsia="Charis SIL Regular"/>
           <w:b w:val="0"/>
           <w:i w:val="0"/>
           <w:color w:val="000000"/>
           <w:sz w:val="24"/>
         </w:rPr>
-        <w:t xml:space="preserve">that were transferred from the </w:t>
+        <w:hyperlink r:id="rId10" w:history="1">
+          <w:r>
+            <w:rPr>
+              <w:rStyle w:val="Hyperlink"/>
+            </w:rPr>
+            <w:t>that w</w:t>
+          </w:r>
+        </w:hyperlink>
+      </w:r>
+      <w:r>
+        <w:rPr>
+          <w:u w:val="single" w:color="0000ff"/>
+          <w:rFonts w:ascii="Charis SIL Regular" w:hAnsi="Charis SIL Regular" w:eastAsia="Charis SIL Regular"/>
+          <w:b w:val="0"/>
+          <w:i w:val="0"/>
+          <w:color w:val="000000"/>
+          <w:sz w:val="24"/>
+        </w:rPr>
+        <w:hyperlink r:id="rId10" w:history="1">
+          <w:r>
+            <w:rPr>
+              <w:rStyle w:val="Hyperlink"/>
+            </w:rPr>
+            <w:t>ere tran</w:t>
+          </w:r>
+        </w:hyperlink>
+      </w:r>
+      <w:r>
+        <w:rPr>
+          <w:u w:val="single" w:color="0000ff"/>
+          <w:rFonts w:ascii="Charis SIL Regular" w:hAnsi="Charis SIL Regular" w:eastAsia="Charis SIL Regular"/>
+          <w:b w:val="0"/>
+          <w:i w:val="0"/>
+          <w:color w:val="000000"/>
+          <w:sz w:val="24"/>
+        </w:rPr>
+        <w:hyperlink r:id="rId10" w:history="1">
+          <w:r>
+            <w:rPr>
+              <w:rStyle w:val="Hyperlink"/>
+            </w:rPr>
+            <w:t>s</w:t>
+          </w:r>
+        </w:hyperlink>
+      </w:r>
+      <w:r>
+        <w:rPr>
+          <w:u w:val="single" w:color="0000ff"/>
+          <w:rFonts w:ascii="Charis SIL Regular" w:hAnsi="Charis SIL Regular" w:eastAsia="Charis SIL Regular"/>
+          <w:b w:val="0"/>
+          <w:i w:val="0"/>
+          <w:color w:val="000000"/>
+          <w:sz w:val="24"/>
+        </w:rPr>
+        <w:hyperlink r:id="rId10" w:history="1">
+          <w:r>
+            <w:rPr>
+              <w:rStyle w:val="Hyperlink"/>
+            </w:rPr>
+            <w:t>fe</w:t>
+          </w:r>
+        </w:hyperlink>
+      </w:r>
+      <w:r>
+        <w:rPr>
+          <w:u w:val="single" w:color="0000ff"/>
+          <w:rFonts w:ascii="Charis SIL Regular" w:hAnsi="Charis SIL Regular" w:eastAsia="Charis SIL Regular"/>
+          <w:b w:val="0"/>
+          <w:i w:val="0"/>
+          <w:color w:val="000000"/>
+          <w:sz w:val="24"/>
+        </w:rPr>
+        <w:hyperlink r:id="rId10" w:history="1">
+          <w:r>
+            <w:rPr>
+              <w:rStyle w:val="Hyperlink"/>
+            </w:rPr>
+            <w:t>rred from t</w:t>
+          </w:r>
+        </w:hyperlink>
+      </w:r>
+      <w:r>
+        <w:rPr>
+          <w:rFonts w:ascii="Charis SIL Regular" w:hAnsi="Charis SIL Regular" w:eastAsia="Charis SIL Regular"/>
+          <w:b w:val="0"/>
+          <w:i w:val="0"/>
+          <w:color w:val="000000"/>
+          <w:sz w:val="24"/>
+        </w:rPr>
+        <w:t xml:space="preserve">he </w:t>
       </w:r>
       <w:r>
         <w:rPr>

--- a/EXPORTS/DOCX/published/niveau3/English/WMLeiden.docx
+++ b/EXPORTS/DOCX/published/niveau3/English/WMLeiden.docx
@@ -331,7 +331,50 @@
           <w:color w:val="000000"/>
           <w:sz w:val="24"/>
         </w:rPr>
-        <w:t xml:space="preserve">consisted </w:t>
+        <w:hyperlink r:id="rId9" w:history="1">
+          <w:r>
+            <w:rPr>
+              <w:rStyle w:val="Hyperlink"/>
+            </w:rPr>
+            <w:t>consi</w:t>
+          </w:r>
+        </w:hyperlink>
+      </w:r>
+      <w:r>
+        <w:rPr>
+          <w:u w:val="single" w:color="0000ff"/>
+          <w:rFonts w:ascii="Charis SIL Regular" w:hAnsi="Charis SIL Regular" w:eastAsia="Charis SIL Regular"/>
+          <w:b w:val="0"/>
+          <w:i w:val="0"/>
+          <w:color w:val="000000"/>
+          <w:sz w:val="24"/>
+        </w:rPr>
+        <w:hyperlink r:id="rId9" w:history="1">
+          <w:r>
+            <w:rPr>
+              <w:rStyle w:val="Hyperlink"/>
+            </w:rPr>
+            <w:t>s</w:t>
+          </w:r>
+        </w:hyperlink>
+      </w:r>
+      <w:r>
+        <w:rPr>
+          <w:u w:val="single" w:color="0000ff"/>
+          <w:rFonts w:ascii="Charis SIL Regular" w:hAnsi="Charis SIL Regular" w:eastAsia="Charis SIL Regular"/>
+          <w:b w:val="0"/>
+          <w:i w:val="0"/>
+          <w:color w:val="000000"/>
+          <w:sz w:val="24"/>
+        </w:rPr>
+        <w:hyperlink r:id="rId9" w:history="1">
+          <w:r>
+            <w:rPr>
+              <w:rStyle w:val="Hyperlink"/>
+            </w:rPr>
+            <w:t xml:space="preserve">ted </w:t>
+          </w:r>
+        </w:hyperlink>
       </w:r>
       <w:r>
         <w:rPr>
@@ -515,24 +558,7 @@
           <w:color w:val="000000"/>
           <w:sz w:val="24"/>
         </w:rPr>
-        <w:t>of the collection of t</w:t>
-      </w:r>
-      <w:r>
-        <w:rPr>
-          <w:rFonts w:ascii="Charis SIL Regular" w:hAnsi="Charis SIL Regular" w:eastAsia="Charis SIL Regular"/>
-          <w:b w:val="0"/>
-          <w:i w:val="0"/>
-          <w:color w:val="000000"/>
-          <w:sz w:val="24"/>
-        </w:rPr>
-        <w:hyperlink r:id="rId10" w:history="1">
-          <w:r>
-            <w:rPr>
-              <w:rStyle w:val="Hyperlink"/>
-            </w:rPr>
-            <w:t xml:space="preserve">he </w:t>
-          </w:r>
-        </w:hyperlink>
+        <w:t xml:space="preserve">of the collection of the </w:t>
       </w:r>
       <w:r>
         <w:rPr>
@@ -543,7 +569,7 @@
           <w:sz w:val="24"/>
           <w:u w:val="single"/>
         </w:rPr>
-        <w:hyperlink r:id="rId11" w:history="1">
+        <w:hyperlink r:id="rId10" w:history="1">
           <w:r>
             <w:rPr>
               <w:rStyle w:val="Hyperlink"/>
@@ -561,7 +587,7 @@
           <w:sz w:val="24"/>
           <w:u w:val="single"/>
         </w:rPr>
-        <w:hyperlink r:id="rId11" w:history="1">
+        <w:hyperlink r:id="rId10" w:history="1">
           <w:r>
             <w:rPr>
               <w:rStyle w:val="Hyperlink"/>
@@ -608,7 +634,7 @@
           <w:sz w:val="24"/>
           <w:u w:val="single"/>
         </w:rPr>
-        <w:hyperlink r:id="rId10" w:history="1">
+        <w:hyperlink r:id="rId11" w:history="1">
           <w:r>
             <w:rPr>
               <w:rStyle w:val="Hyperlink"/>
@@ -637,7 +663,7 @@
           <w:sz w:val="24"/>
           <w:u w:val="single"/>
         </w:rPr>
-        <w:hyperlink r:id="rId10" w:history="1">
+        <w:hyperlink r:id="rId11" w:history="1">
           <w:r>
             <w:rPr>
               <w:rStyle w:val="Hyperlink"/>
@@ -655,7 +681,7 @@
           <w:sz w:val="24"/>
           <w:u w:val="single"/>
         </w:rPr>
-        <w:hyperlink r:id="rId10" w:history="1">
+        <w:hyperlink r:id="rId11" w:history="1">
           <w:r>
             <w:rPr>
               <w:rStyle w:val="Hyperlink"/>
@@ -1077,7 +1103,43 @@
           <w:color w:val="000000"/>
           <w:sz w:val="24"/>
         </w:rPr>
-        <w:t xml:space="preserve">Royal Dutch East Indies </w:t>
+        <w:t>Royal Dutc</w:t>
+      </w:r>
+      <w:r>
+        <w:rPr>
+          <w:u w:val="single" w:color="0000ff"/>
+          <w:rFonts w:ascii="Charis SIL Regular" w:hAnsi="Charis SIL Regular" w:eastAsia="Charis SIL Regular"/>
+          <w:b w:val="0"/>
+          <w:i w:val="0"/>
+          <w:color w:val="000000"/>
+          <w:sz w:val="24"/>
+        </w:rPr>
+        <w:hyperlink r:id="rId12" w:history="1">
+          <w:r>
+            <w:rPr>
+              <w:rStyle w:val="Hyperlink"/>
+            </w:rPr>
+            <w:t>h East In</w:t>
+          </w:r>
+        </w:hyperlink>
+      </w:r>
+      <w:r>
+        <w:rPr>
+          <w:u w:val="single" w:color="0000ff"/>
+          <w:rFonts w:ascii="Charis SIL Regular" w:hAnsi="Charis SIL Regular" w:eastAsia="Charis SIL Regular"/>
+          <w:b w:val="0"/>
+          <w:i w:val="0"/>
+          <w:color w:val="000000"/>
+          <w:sz w:val="24"/>
+        </w:rPr>
+        <w:hyperlink r:id="rId12" w:history="1">
+          <w:r>
+            <w:rPr>
+              <w:rStyle w:val="Hyperlink"/>
+            </w:rPr>
+            <w:t xml:space="preserve">dies </w:t>
+          </w:r>
+        </w:hyperlink>
       </w:r>
       <w:r>
         <w:rPr>
@@ -1506,103 +1568,13 @@
       </w:r>
       <w:r>
         <w:rPr>
-          <w:u w:val="single" w:color="0000ff"/>
           <w:rFonts w:ascii="Charis SIL Regular" w:hAnsi="Charis SIL Regular" w:eastAsia="Charis SIL Regular"/>
           <w:b w:val="0"/>
           <w:i w:val="0"/>
           <w:color w:val="000000"/>
           <w:sz w:val="24"/>
         </w:rPr>
-        <w:hyperlink r:id="rId10" w:history="1">
-          <w:r>
-            <w:rPr>
-              <w:rStyle w:val="Hyperlink"/>
-            </w:rPr>
-            <w:t>that w</w:t>
-          </w:r>
-        </w:hyperlink>
-      </w:r>
-      <w:r>
-        <w:rPr>
-          <w:u w:val="single" w:color="0000ff"/>
-          <w:rFonts w:ascii="Charis SIL Regular" w:hAnsi="Charis SIL Regular" w:eastAsia="Charis SIL Regular"/>
-          <w:b w:val="0"/>
-          <w:i w:val="0"/>
-          <w:color w:val="000000"/>
-          <w:sz w:val="24"/>
-        </w:rPr>
-        <w:hyperlink r:id="rId10" w:history="1">
-          <w:r>
-            <w:rPr>
-              <w:rStyle w:val="Hyperlink"/>
-            </w:rPr>
-            <w:t>ere tran</w:t>
-          </w:r>
-        </w:hyperlink>
-      </w:r>
-      <w:r>
-        <w:rPr>
-          <w:u w:val="single" w:color="0000ff"/>
-          <w:rFonts w:ascii="Charis SIL Regular" w:hAnsi="Charis SIL Regular" w:eastAsia="Charis SIL Regular"/>
-          <w:b w:val="0"/>
-          <w:i w:val="0"/>
-          <w:color w:val="000000"/>
-          <w:sz w:val="24"/>
-        </w:rPr>
-        <w:hyperlink r:id="rId10" w:history="1">
-          <w:r>
-            <w:rPr>
-              <w:rStyle w:val="Hyperlink"/>
-            </w:rPr>
-            <w:t>s</w:t>
-          </w:r>
-        </w:hyperlink>
-      </w:r>
-      <w:r>
-        <w:rPr>
-          <w:u w:val="single" w:color="0000ff"/>
-          <w:rFonts w:ascii="Charis SIL Regular" w:hAnsi="Charis SIL Regular" w:eastAsia="Charis SIL Regular"/>
-          <w:b w:val="0"/>
-          <w:i w:val="0"/>
-          <w:color w:val="000000"/>
-          <w:sz w:val="24"/>
-        </w:rPr>
-        <w:hyperlink r:id="rId10" w:history="1">
-          <w:r>
-            <w:rPr>
-              <w:rStyle w:val="Hyperlink"/>
-            </w:rPr>
-            <w:t>fe</w:t>
-          </w:r>
-        </w:hyperlink>
-      </w:r>
-      <w:r>
-        <w:rPr>
-          <w:u w:val="single" w:color="0000ff"/>
-          <w:rFonts w:ascii="Charis SIL Regular" w:hAnsi="Charis SIL Regular" w:eastAsia="Charis SIL Regular"/>
-          <w:b w:val="0"/>
-          <w:i w:val="0"/>
-          <w:color w:val="000000"/>
-          <w:sz w:val="24"/>
-        </w:rPr>
-        <w:hyperlink r:id="rId10" w:history="1">
-          <w:r>
-            <w:rPr>
-              <w:rStyle w:val="Hyperlink"/>
-            </w:rPr>
-            <w:t>rred from t</w:t>
-          </w:r>
-        </w:hyperlink>
-      </w:r>
-      <w:r>
-        <w:rPr>
-          <w:rFonts w:ascii="Charis SIL Regular" w:hAnsi="Charis SIL Regular" w:eastAsia="Charis SIL Regular"/>
-          <w:b w:val="0"/>
-          <w:i w:val="0"/>
-          <w:color w:val="000000"/>
-          <w:sz w:val="24"/>
-        </w:rPr>
-        <w:t xml:space="preserve">he </w:t>
+        <w:t xml:space="preserve">that were transferred from the </w:t>
       </w:r>
       <w:r>
         <w:rPr>

--- a/EXPORTS/DOCX/published/niveau3/English/WMLeiden.docx
+++ b/EXPORTS/DOCX/published/niveau3/English/WMLeiden.docx
@@ -324,57 +324,13 @@
       </w:r>
       <w:r>
         <w:rPr>
-          <w:u w:val="single" w:color="0000ff"/>
           <w:rFonts w:ascii="Charis SIL Regular" w:hAnsi="Charis SIL Regular" w:eastAsia="Charis SIL Regular"/>
           <w:b w:val="0"/>
           <w:i w:val="0"/>
           <w:color w:val="000000"/>
           <w:sz w:val="24"/>
         </w:rPr>
-        <w:hyperlink r:id="rId9" w:history="1">
-          <w:r>
-            <w:rPr>
-              <w:rStyle w:val="Hyperlink"/>
-            </w:rPr>
-            <w:t>consi</w:t>
-          </w:r>
-        </w:hyperlink>
-      </w:r>
-      <w:r>
-        <w:rPr>
-          <w:u w:val="single" w:color="0000ff"/>
-          <w:rFonts w:ascii="Charis SIL Regular" w:hAnsi="Charis SIL Regular" w:eastAsia="Charis SIL Regular"/>
-          <w:b w:val="0"/>
-          <w:i w:val="0"/>
-          <w:color w:val="000000"/>
-          <w:sz w:val="24"/>
-        </w:rPr>
-        <w:hyperlink r:id="rId9" w:history="1">
-          <w:r>
-            <w:rPr>
-              <w:rStyle w:val="Hyperlink"/>
-            </w:rPr>
-            <w:t>s</w:t>
-          </w:r>
-        </w:hyperlink>
-      </w:r>
-      <w:r>
-        <w:rPr>
-          <w:u w:val="single" w:color="0000ff"/>
-          <w:rFonts w:ascii="Charis SIL Regular" w:hAnsi="Charis SIL Regular" w:eastAsia="Charis SIL Regular"/>
-          <w:b w:val="0"/>
-          <w:i w:val="0"/>
-          <w:color w:val="000000"/>
-          <w:sz w:val="24"/>
-        </w:rPr>
-        <w:hyperlink r:id="rId9" w:history="1">
-          <w:r>
-            <w:rPr>
-              <w:rStyle w:val="Hyperlink"/>
-            </w:rPr>
-            <w:t xml:space="preserve">ted </w:t>
-          </w:r>
-        </w:hyperlink>
+        <w:t xml:space="preserve">consisted </w:t>
       </w:r>
       <w:r>
         <w:rPr>
@@ -558,7 +514,24 @@
           <w:color w:val="000000"/>
           <w:sz w:val="24"/>
         </w:rPr>
-        <w:t xml:space="preserve">of the collection of the </w:t>
+        <w:t>of the collection of t</w:t>
+      </w:r>
+      <w:r>
+        <w:rPr>
+          <w:rFonts w:ascii="Charis SIL Regular" w:hAnsi="Charis SIL Regular" w:eastAsia="Charis SIL Regular"/>
+          <w:b w:val="0"/>
+          <w:i w:val="0"/>
+          <w:color w:val="000000"/>
+          <w:sz w:val="24"/>
+        </w:rPr>
+        <w:hyperlink r:id="rId10" w:history="1">
+          <w:r>
+            <w:rPr>
+              <w:rStyle w:val="Hyperlink"/>
+            </w:rPr>
+            <w:t xml:space="preserve">he </w:t>
+          </w:r>
+        </w:hyperlink>
       </w:r>
       <w:r>
         <w:rPr>
@@ -634,7 +607,7 @@
           <w:sz w:val="24"/>
           <w:u w:val="single"/>
         </w:rPr>
-        <w:hyperlink r:id="rId11" w:history="1">
+        <w:hyperlink r:id="rId10" w:history="1">
           <w:r>
             <w:rPr>
               <w:rStyle w:val="Hyperlink"/>
@@ -663,7 +636,7 @@
           <w:sz w:val="24"/>
           <w:u w:val="single"/>
         </w:rPr>
-        <w:hyperlink r:id="rId11" w:history="1">
+        <w:hyperlink r:id="rId10" w:history="1">
           <w:r>
             <w:rPr>
               <w:rStyle w:val="Hyperlink"/>
@@ -681,7 +654,7 @@
           <w:sz w:val="24"/>
           <w:u w:val="single"/>
         </w:rPr>
-        <w:hyperlink r:id="rId11" w:history="1">
+        <w:hyperlink r:id="rId10" w:history="1">
           <w:r>
             <w:rPr>
               <w:rStyle w:val="Hyperlink"/>
@@ -1568,13 +1541,103 @@
       </w:r>
       <w:r>
         <w:rPr>
+          <w:u w:val="single" w:color="0000ff"/>
           <w:rFonts w:ascii="Charis SIL Regular" w:hAnsi="Charis SIL Regular" w:eastAsia="Charis SIL Regular"/>
           <w:b w:val="0"/>
           <w:i w:val="0"/>
           <w:color w:val="000000"/>
           <w:sz w:val="24"/>
         </w:rPr>
-        <w:t xml:space="preserve">that were transferred from the </w:t>
+        <w:hyperlink r:id="rId10" w:history="1">
+          <w:r>
+            <w:rPr>
+              <w:rStyle w:val="Hyperlink"/>
+            </w:rPr>
+            <w:t>that w</w:t>
+          </w:r>
+        </w:hyperlink>
+      </w:r>
+      <w:r>
+        <w:rPr>
+          <w:u w:val="single" w:color="0000ff"/>
+          <w:rFonts w:ascii="Charis SIL Regular" w:hAnsi="Charis SIL Regular" w:eastAsia="Charis SIL Regular"/>
+          <w:b w:val="0"/>
+          <w:i w:val="0"/>
+          <w:color w:val="000000"/>
+          <w:sz w:val="24"/>
+        </w:rPr>
+        <w:hyperlink r:id="rId10" w:history="1">
+          <w:r>
+            <w:rPr>
+              <w:rStyle w:val="Hyperlink"/>
+            </w:rPr>
+            <w:t>ere tran</w:t>
+          </w:r>
+        </w:hyperlink>
+      </w:r>
+      <w:r>
+        <w:rPr>
+          <w:u w:val="single" w:color="0000ff"/>
+          <w:rFonts w:ascii="Charis SIL Regular" w:hAnsi="Charis SIL Regular" w:eastAsia="Charis SIL Regular"/>
+          <w:b w:val="0"/>
+          <w:i w:val="0"/>
+          <w:color w:val="000000"/>
+          <w:sz w:val="24"/>
+        </w:rPr>
+        <w:hyperlink r:id="rId10" w:history="1">
+          <w:r>
+            <w:rPr>
+              <w:rStyle w:val="Hyperlink"/>
+            </w:rPr>
+            <w:t>s</w:t>
+          </w:r>
+        </w:hyperlink>
+      </w:r>
+      <w:r>
+        <w:rPr>
+          <w:u w:val="single" w:color="0000ff"/>
+          <w:rFonts w:ascii="Charis SIL Regular" w:hAnsi="Charis SIL Regular" w:eastAsia="Charis SIL Regular"/>
+          <w:b w:val="0"/>
+          <w:i w:val="0"/>
+          <w:color w:val="000000"/>
+          <w:sz w:val="24"/>
+        </w:rPr>
+        <w:hyperlink r:id="rId10" w:history="1">
+          <w:r>
+            <w:rPr>
+              <w:rStyle w:val="Hyperlink"/>
+            </w:rPr>
+            <w:t>fe</w:t>
+          </w:r>
+        </w:hyperlink>
+      </w:r>
+      <w:r>
+        <w:rPr>
+          <w:u w:val="single" w:color="0000ff"/>
+          <w:rFonts w:ascii="Charis SIL Regular" w:hAnsi="Charis SIL Regular" w:eastAsia="Charis SIL Regular"/>
+          <w:b w:val="0"/>
+          <w:i w:val="0"/>
+          <w:color w:val="000000"/>
+          <w:sz w:val="24"/>
+        </w:rPr>
+        <w:hyperlink r:id="rId10" w:history="1">
+          <w:r>
+            <w:rPr>
+              <w:rStyle w:val="Hyperlink"/>
+            </w:rPr>
+            <w:t>rred from t</w:t>
+          </w:r>
+        </w:hyperlink>
+      </w:r>
+      <w:r>
+        <w:rPr>
+          <w:rFonts w:ascii="Charis SIL Regular" w:hAnsi="Charis SIL Regular" w:eastAsia="Charis SIL Regular"/>
+          <w:b w:val="0"/>
+          <w:i w:val="0"/>
+          <w:color w:val="000000"/>
+          <w:sz w:val="24"/>
+        </w:rPr>
+        <w:t xml:space="preserve">he </w:t>
       </w:r>
       <w:r>
         <w:rPr>

--- a/EXPORTS/DOCX/published/niveau3/English/WMLeiden.docx
+++ b/EXPORTS/DOCX/published/niveau3/English/WMLeiden.docx
@@ -324,13 +324,57 @@
       </w:r>
       <w:r>
         <w:rPr>
+          <w:u w:val="single" w:color="0000ff"/>
           <w:rFonts w:ascii="Charis SIL Regular" w:hAnsi="Charis SIL Regular" w:eastAsia="Charis SIL Regular"/>
           <w:b w:val="0"/>
           <w:i w:val="0"/>
           <w:color w:val="000000"/>
           <w:sz w:val="24"/>
         </w:rPr>
-        <w:t xml:space="preserve">consisted </w:t>
+        <w:hyperlink r:id="rId9" w:history="1">
+          <w:r>
+            <w:rPr>
+              <w:rStyle w:val="Hyperlink"/>
+            </w:rPr>
+            <w:t>consi</w:t>
+          </w:r>
+        </w:hyperlink>
+      </w:r>
+      <w:r>
+        <w:rPr>
+          <w:u w:val="single" w:color="0000ff"/>
+          <w:rFonts w:ascii="Charis SIL Regular" w:hAnsi="Charis SIL Regular" w:eastAsia="Charis SIL Regular"/>
+          <w:b w:val="0"/>
+          <w:i w:val="0"/>
+          <w:color w:val="000000"/>
+          <w:sz w:val="24"/>
+        </w:rPr>
+        <w:hyperlink r:id="rId9" w:history="1">
+          <w:r>
+            <w:rPr>
+              <w:rStyle w:val="Hyperlink"/>
+            </w:rPr>
+            <w:t>s</w:t>
+          </w:r>
+        </w:hyperlink>
+      </w:r>
+      <w:r>
+        <w:rPr>
+          <w:u w:val="single" w:color="0000ff"/>
+          <w:rFonts w:ascii="Charis SIL Regular" w:hAnsi="Charis SIL Regular" w:eastAsia="Charis SIL Regular"/>
+          <w:b w:val="0"/>
+          <w:i w:val="0"/>
+          <w:color w:val="000000"/>
+          <w:sz w:val="24"/>
+        </w:rPr>
+        <w:hyperlink r:id="rId9" w:history="1">
+          <w:r>
+            <w:rPr>
+              <w:rStyle w:val="Hyperlink"/>
+            </w:rPr>
+            <w:t xml:space="preserve">ted </w:t>
+          </w:r>
+        </w:hyperlink>
       </w:r>
       <w:r>
         <w:rPr>
@@ -514,24 +558,7 @@
           <w:color w:val="000000"/>
           <w:sz w:val="24"/>
         </w:rPr>
-        <w:t>of the collection of t</w:t>
-      </w:r>
-      <w:r>
-        <w:rPr>
-          <w:rFonts w:ascii="Charis SIL Regular" w:hAnsi="Charis SIL Regular" w:eastAsia="Charis SIL Regular"/>
-          <w:b w:val="0"/>
-          <w:i w:val="0"/>
-          <w:color w:val="000000"/>
-          <w:sz w:val="24"/>
-        </w:rPr>
-        <w:hyperlink r:id="rId10" w:history="1">
-          <w:r>
-            <w:rPr>
-              <w:rStyle w:val="Hyperlink"/>
-            </w:rPr>
-            <w:t xml:space="preserve">he </w:t>
-          </w:r>
-        </w:hyperlink>
+        <w:t xml:space="preserve">of the collection of the </w:t>
       </w:r>
       <w:r>
         <w:rPr>
@@ -607,7 +634,7 @@
           <w:sz w:val="24"/>
           <w:u w:val="single"/>
         </w:rPr>
-        <w:hyperlink r:id="rId10" w:history="1">
+        <w:hyperlink r:id="rId11" w:history="1">
           <w:r>
             <w:rPr>
               <w:rStyle w:val="Hyperlink"/>
@@ -636,7 +663,7 @@
           <w:sz w:val="24"/>
           <w:u w:val="single"/>
         </w:rPr>
-        <w:hyperlink r:id="rId10" w:history="1">
+        <w:hyperlink r:id="rId11" w:history="1">
           <w:r>
             <w:rPr>
               <w:rStyle w:val="Hyperlink"/>
@@ -654,7 +681,7 @@
           <w:sz w:val="24"/>
           <w:u w:val="single"/>
         </w:rPr>
-        <w:hyperlink r:id="rId10" w:history="1">
+        <w:hyperlink r:id="rId11" w:history="1">
           <w:r>
             <w:rPr>
               <w:rStyle w:val="Hyperlink"/>
@@ -699,25 +726,7 @@
           <w:color w:val="000000"/>
           <w:sz w:val="24"/>
         </w:rPr>
-        <w:t>then the Rijks Ethnogra</w:t>
-      </w:r>
-      <w:r>
-        <w:rPr>
-          <w:u w:val="single" w:color="0000ff"/>
-          <w:rFonts w:ascii="Charis SIL Regular" w:hAnsi="Charis SIL Regular" w:eastAsia="Charis SIL Regular"/>
-          <w:b w:val="0"/>
-          <w:i w:val="0"/>
-          <w:color w:val="000000"/>
-          <w:sz w:val="24"/>
-        </w:rPr>
-        <w:hyperlink r:id="rId11" w:history="1">
-          <w:r>
-            <w:rPr>
-              <w:rStyle w:val="Hyperlink"/>
-            </w:rPr>
-            <w:t>phisch M</w:t>
-          </w:r>
-        </w:hyperlink>
+        <w:t>then the Rijks Ethnographisch M</w:t>
       </w:r>
       <w:r>
         <w:rPr>
@@ -1541,103 +1550,13 @@
       </w:r>
       <w:r>
         <w:rPr>
-          <w:u w:val="single" w:color="0000ff"/>
           <w:rFonts w:ascii="Charis SIL Regular" w:hAnsi="Charis SIL Regular" w:eastAsia="Charis SIL Regular"/>
           <w:b w:val="0"/>
           <w:i w:val="0"/>
           <w:color w:val="000000"/>
           <w:sz w:val="24"/>
         </w:rPr>
-        <w:hyperlink r:id="rId10" w:history="1">
-          <w:r>
-            <w:rPr>
-              <w:rStyle w:val="Hyperlink"/>
-            </w:rPr>
-            <w:t>that w</w:t>
-          </w:r>
-        </w:hyperlink>
-      </w:r>
-      <w:r>
-        <w:rPr>
-          <w:u w:val="single" w:color="0000ff"/>
-          <w:rFonts w:ascii="Charis SIL Regular" w:hAnsi="Charis SIL Regular" w:eastAsia="Charis SIL Regular"/>
-          <w:b w:val="0"/>
-          <w:i w:val="0"/>
-          <w:color w:val="000000"/>
-          <w:sz w:val="24"/>
-        </w:rPr>
-        <w:hyperlink r:id="rId10" w:history="1">
-          <w:r>
-            <w:rPr>
-              <w:rStyle w:val="Hyperlink"/>
-            </w:rPr>
-            <w:t>ere tran</w:t>
-          </w:r>
-        </w:hyperlink>
-      </w:r>
-      <w:r>
-        <w:rPr>
-          <w:u w:val="single" w:color="0000ff"/>
-          <w:rFonts w:ascii="Charis SIL Regular" w:hAnsi="Charis SIL Regular" w:eastAsia="Charis SIL Regular"/>
-          <w:b w:val="0"/>
-          <w:i w:val="0"/>
-          <w:color w:val="000000"/>
-          <w:sz w:val="24"/>
-        </w:rPr>
-        <w:hyperlink r:id="rId10" w:history="1">
-          <w:r>
-            <w:rPr>
-              <w:rStyle w:val="Hyperlink"/>
-            </w:rPr>
-            <w:t>s</w:t>
-          </w:r>
-        </w:hyperlink>
-      </w:r>
-      <w:r>
-        <w:rPr>
-          <w:u w:val="single" w:color="0000ff"/>
-          <w:rFonts w:ascii="Charis SIL Regular" w:hAnsi="Charis SIL Regular" w:eastAsia="Charis SIL Regular"/>
-          <w:b w:val="0"/>
-          <w:i w:val="0"/>
-          <w:color w:val="000000"/>
-          <w:sz w:val="24"/>
-        </w:rPr>
-        <w:hyperlink r:id="rId10" w:history="1">
-          <w:r>
-            <w:rPr>
-              <w:rStyle w:val="Hyperlink"/>
-            </w:rPr>
-            <w:t>fe</w:t>
-          </w:r>
-        </w:hyperlink>
-      </w:r>
-      <w:r>
-        <w:rPr>
-          <w:u w:val="single" w:color="0000ff"/>
-          <w:rFonts w:ascii="Charis SIL Regular" w:hAnsi="Charis SIL Regular" w:eastAsia="Charis SIL Regular"/>
-          <w:b w:val="0"/>
-          <w:i w:val="0"/>
-          <w:color w:val="000000"/>
-          <w:sz w:val="24"/>
-        </w:rPr>
-        <w:hyperlink r:id="rId10" w:history="1">
-          <w:r>
-            <w:rPr>
-              <w:rStyle w:val="Hyperlink"/>
-            </w:rPr>
-            <w:t>rred from t</w:t>
-          </w:r>
-        </w:hyperlink>
-      </w:r>
-      <w:r>
-        <w:rPr>
-          <w:rFonts w:ascii="Charis SIL Regular" w:hAnsi="Charis SIL Regular" w:eastAsia="Charis SIL Regular"/>
-          <w:b w:val="0"/>
-          <w:i w:val="0"/>
-          <w:color w:val="000000"/>
-          <w:sz w:val="24"/>
-        </w:rPr>
-        <w:t xml:space="preserve">he </w:t>
+        <w:t xml:space="preserve">that were transferred from the </w:t>
       </w:r>
       <w:r>
         <w:rPr>

--- a/EXPORTS/DOCX/published/niveau3/English/WMLeiden.docx
+++ b/EXPORTS/DOCX/published/niveau3/English/WMLeiden.docx
@@ -558,7 +558,24 @@
           <w:color w:val="000000"/>
           <w:sz w:val="24"/>
         </w:rPr>
-        <w:t xml:space="preserve">of the collection of the </w:t>
+        <w:t>of the collection of t</w:t>
+      </w:r>
+      <w:r>
+        <w:rPr>
+          <w:rFonts w:ascii="Charis SIL Regular" w:hAnsi="Charis SIL Regular" w:eastAsia="Charis SIL Regular"/>
+          <w:b w:val="0"/>
+          <w:i w:val="0"/>
+          <w:color w:val="000000"/>
+          <w:sz w:val="24"/>
+        </w:rPr>
+        <w:hyperlink r:id="rId10" w:history="1">
+          <w:r>
+            <w:rPr>
+              <w:rStyle w:val="Hyperlink"/>
+            </w:rPr>
+            <w:t xml:space="preserve">he </w:t>
+          </w:r>
+        </w:hyperlink>
       </w:r>
       <w:r>
         <w:rPr>
@@ -634,7 +651,7 @@
           <w:sz w:val="24"/>
           <w:u w:val="single"/>
         </w:rPr>
-        <w:hyperlink r:id="rId11" w:history="1">
+        <w:hyperlink r:id="rId10" w:history="1">
           <w:r>
             <w:rPr>
               <w:rStyle w:val="Hyperlink"/>
@@ -663,7 +680,7 @@
           <w:sz w:val="24"/>
           <w:u w:val="single"/>
         </w:rPr>
-        <w:hyperlink r:id="rId11" w:history="1">
+        <w:hyperlink r:id="rId10" w:history="1">
           <w:r>
             <w:rPr>
               <w:rStyle w:val="Hyperlink"/>
@@ -681,7 +698,7 @@
           <w:sz w:val="24"/>
           <w:u w:val="single"/>
         </w:rPr>
-        <w:hyperlink r:id="rId11" w:history="1">
+        <w:hyperlink r:id="rId10" w:history="1">
           <w:r>
             <w:rPr>
               <w:rStyle w:val="Hyperlink"/>
@@ -726,7 +743,25 @@
           <w:color w:val="000000"/>
           <w:sz w:val="24"/>
         </w:rPr>
-        <w:t>then the Rijks Ethnographisch M</w:t>
+        <w:t>then the Rijks Ethnogra</w:t>
+      </w:r>
+      <w:r>
+        <w:rPr>
+          <w:u w:val="single" w:color="0000ff"/>
+          <w:rFonts w:ascii="Charis SIL Regular" w:hAnsi="Charis SIL Regular" w:eastAsia="Charis SIL Regular"/>
+          <w:b w:val="0"/>
+          <w:i w:val="0"/>
+          <w:color w:val="000000"/>
+          <w:sz w:val="24"/>
+        </w:rPr>
+        <w:hyperlink r:id="rId11" w:history="1">
+          <w:r>
+            <w:rPr>
+              <w:rStyle w:val="Hyperlink"/>
+            </w:rPr>
+            <w:t>phisch M</w:t>
+          </w:r>
+        </w:hyperlink>
       </w:r>
       <w:r>
         <w:rPr>
@@ -1085,25 +1120,7 @@
           <w:color w:val="000000"/>
           <w:sz w:val="24"/>
         </w:rPr>
-        <w:t>Royal Dutc</w:t>
-      </w:r>
-      <w:r>
-        <w:rPr>
-          <w:u w:val="single" w:color="0000ff"/>
-          <w:rFonts w:ascii="Charis SIL Regular" w:hAnsi="Charis SIL Regular" w:eastAsia="Charis SIL Regular"/>
-          <w:b w:val="0"/>
-          <w:i w:val="0"/>
-          <w:color w:val="000000"/>
-          <w:sz w:val="24"/>
-        </w:rPr>
-        <w:hyperlink r:id="rId12" w:history="1">
-          <w:r>
-            <w:rPr>
-              <w:rStyle w:val="Hyperlink"/>
-            </w:rPr>
-            <w:t>h East In</w:t>
-          </w:r>
-        </w:hyperlink>
+        <w:t>Royal Dutch East In</w:t>
       </w:r>
       <w:r>
         <w:rPr>
@@ -1550,13 +1567,96 @@
       </w:r>
       <w:r>
         <w:rPr>
+          <w:u w:val="single" w:color="0000ff"/>
           <w:rFonts w:ascii="Charis SIL Regular" w:hAnsi="Charis SIL Regular" w:eastAsia="Charis SIL Regular"/>
           <w:b w:val="0"/>
           <w:i w:val="0"/>
           <w:color w:val="000000"/>
           <w:sz w:val="24"/>
         </w:rPr>
-        <w:t xml:space="preserve">that were transferred from the </w:t>
+        <w:t>that w</w:t>
+      </w:r>
+      <w:r>
+        <w:rPr>
+          <w:u w:val="single" w:color="0000ff"/>
+          <w:rFonts w:ascii="Charis SIL Regular" w:hAnsi="Charis SIL Regular" w:eastAsia="Charis SIL Regular"/>
+          <w:b w:val="0"/>
+          <w:i w:val="0"/>
+          <w:color w:val="000000"/>
+          <w:sz w:val="24"/>
+        </w:rPr>
+        <w:hyperlink r:id="rId10" w:history="1">
+          <w:r>
+            <w:rPr>
+              <w:rStyle w:val="Hyperlink"/>
+            </w:rPr>
+            <w:t>ere tran</w:t>
+          </w:r>
+        </w:hyperlink>
+      </w:r>
+      <w:r>
+        <w:rPr>
+          <w:u w:val="single" w:color="0000ff"/>
+          <w:rFonts w:ascii="Charis SIL Regular" w:hAnsi="Charis SIL Regular" w:eastAsia="Charis SIL Regular"/>
+          <w:b w:val="0"/>
+          <w:i w:val="0"/>
+          <w:color w:val="000000"/>
+          <w:sz w:val="24"/>
+        </w:rPr>
+        <w:hyperlink r:id="rId10" w:history="1">
+          <w:r>
+            <w:rPr>
+              <w:rStyle w:val="Hyperlink"/>
+            </w:rPr>
+            <w:t>s</w:t>
+          </w:r>
+        </w:hyperlink>
+      </w:r>
+      <w:r>
+        <w:rPr>
+          <w:u w:val="single" w:color="0000ff"/>
+          <w:rFonts w:ascii="Charis SIL Regular" w:hAnsi="Charis SIL Regular" w:eastAsia="Charis SIL Regular"/>
+          <w:b w:val="0"/>
+          <w:i w:val="0"/>
+          <w:color w:val="000000"/>
+          <w:sz w:val="24"/>
+        </w:rPr>
+        <w:hyperlink r:id="rId10" w:history="1">
+          <w:r>
+            <w:rPr>
+              <w:rStyle w:val="Hyperlink"/>
+            </w:rPr>
+            <w:t>fe</w:t>
+          </w:r>
+        </w:hyperlink>
+      </w:r>
+      <w:r>
+        <w:rPr>
+          <w:u w:val="single" w:color="0000ff"/>
+          <w:rFonts w:ascii="Charis SIL Regular" w:hAnsi="Charis SIL Regular" w:eastAsia="Charis SIL Regular"/>
+          <w:b w:val="0"/>
+          <w:i w:val="0"/>
+          <w:color w:val="000000"/>
+          <w:sz w:val="24"/>
+        </w:rPr>
+        <w:hyperlink r:id="rId10" w:history="1">
+          <w:r>
+            <w:rPr>
+              <w:rStyle w:val="Hyperlink"/>
+            </w:rPr>
+            <w:t>rred from t</w:t>
+          </w:r>
+        </w:hyperlink>
+      </w:r>
+      <w:r>
+        <w:rPr>
+          <w:rFonts w:ascii="Charis SIL Regular" w:hAnsi="Charis SIL Regular" w:eastAsia="Charis SIL Regular"/>
+          <w:b w:val="0"/>
+          <w:i w:val="0"/>
+          <w:color w:val="000000"/>
+          <w:sz w:val="24"/>
+        </w:rPr>
+        <w:t xml:space="preserve">he </w:t>
       </w:r>
       <w:r>
         <w:rPr>

--- a/EXPORTS/DOCX/published/niveau3/English/WMLeiden.docx
+++ b/EXPORTS/DOCX/published/niveau3/English/WMLeiden.docx
@@ -558,24 +558,7 @@
           <w:color w:val="000000"/>
           <w:sz w:val="24"/>
         </w:rPr>
-        <w:t>of the collection of t</w:t>
-      </w:r>
-      <w:r>
-        <w:rPr>
-          <w:rFonts w:ascii="Charis SIL Regular" w:hAnsi="Charis SIL Regular" w:eastAsia="Charis SIL Regular"/>
-          <w:b w:val="0"/>
-          <w:i w:val="0"/>
-          <w:color w:val="000000"/>
-          <w:sz w:val="24"/>
-        </w:rPr>
-        <w:hyperlink r:id="rId10" w:history="1">
-          <w:r>
-            <w:rPr>
-              <w:rStyle w:val="Hyperlink"/>
-            </w:rPr>
-            <w:t xml:space="preserve">he </w:t>
-          </w:r>
-        </w:hyperlink>
+        <w:t xml:space="preserve">of the collection of the </w:t>
       </w:r>
       <w:r>
         <w:rPr>
@@ -651,7 +634,7 @@
           <w:sz w:val="24"/>
           <w:u w:val="single"/>
         </w:rPr>
-        <w:hyperlink r:id="rId10" w:history="1">
+        <w:hyperlink r:id="rId11" w:history="1">
           <w:r>
             <w:rPr>
               <w:rStyle w:val="Hyperlink"/>
@@ -680,7 +663,7 @@
           <w:sz w:val="24"/>
           <w:u w:val="single"/>
         </w:rPr>
-        <w:hyperlink r:id="rId10" w:history="1">
+        <w:hyperlink r:id="rId11" w:history="1">
           <w:r>
             <w:rPr>
               <w:rStyle w:val="Hyperlink"/>
@@ -698,7 +681,7 @@
           <w:sz w:val="24"/>
           <w:u w:val="single"/>
         </w:rPr>
-        <w:hyperlink r:id="rId10" w:history="1">
+        <w:hyperlink r:id="rId11" w:history="1">
           <w:r>
             <w:rPr>
               <w:rStyle w:val="Hyperlink"/>
@@ -754,14 +737,7 @@
           <w:color w:val="000000"/>
           <w:sz w:val="24"/>
         </w:rPr>
-        <w:hyperlink r:id="rId11" w:history="1">
-          <w:r>
-            <w:rPr>
-              <w:rStyle w:val="Hyperlink"/>
-            </w:rPr>
-            <w:t>phisch M</w:t>
-          </w:r>
-        </w:hyperlink>
+        <w:t>phisch M</w:t>
       </w:r>
       <w:r>
         <w:rPr>
@@ -1120,7 +1096,25 @@
           <w:color w:val="000000"/>
           <w:sz w:val="24"/>
         </w:rPr>
-        <w:t>Royal Dutch East In</w:t>
+        <w:t>Royal Dutc</w:t>
+      </w:r>
+      <w:r>
+        <w:rPr>
+          <w:u w:val="single" w:color="0000ff"/>
+          <w:rFonts w:ascii="Charis SIL Regular" w:hAnsi="Charis SIL Regular" w:eastAsia="Charis SIL Regular"/>
+          <w:b w:val="0"/>
+          <w:i w:val="0"/>
+          <w:color w:val="000000"/>
+          <w:sz w:val="24"/>
+        </w:rPr>
+        <w:hyperlink r:id="rId12" w:history="1">
+          <w:r>
+            <w:rPr>
+              <w:rStyle w:val="Hyperlink"/>
+            </w:rPr>
+            <w:t>h East In</w:t>
+          </w:r>
+        </w:hyperlink>
       </w:r>
       <w:r>
         <w:rPr>
@@ -1567,96 +1561,13 @@
       </w:r>
       <w:r>
         <w:rPr>
-          <w:u w:val="single" w:color="0000ff"/>
           <w:rFonts w:ascii="Charis SIL Regular" w:hAnsi="Charis SIL Regular" w:eastAsia="Charis SIL Regular"/>
           <w:b w:val="0"/>
           <w:i w:val="0"/>
           <w:color w:val="000000"/>
           <w:sz w:val="24"/>
         </w:rPr>
-        <w:t>that w</w:t>
-      </w:r>
-      <w:r>
-        <w:rPr>
-          <w:u w:val="single" w:color="0000ff"/>
-          <w:rFonts w:ascii="Charis SIL Regular" w:hAnsi="Charis SIL Regular" w:eastAsia="Charis SIL Regular"/>
-          <w:b w:val="0"/>
-          <w:i w:val="0"/>
-          <w:color w:val="000000"/>
-          <w:sz w:val="24"/>
-        </w:rPr>
-        <w:hyperlink r:id="rId10" w:history="1">
-          <w:r>
-            <w:rPr>
-              <w:rStyle w:val="Hyperlink"/>
-            </w:rPr>
-            <w:t>ere tran</w:t>
-          </w:r>
-        </w:hyperlink>
-      </w:r>
-      <w:r>
-        <w:rPr>
-          <w:u w:val="single" w:color="0000ff"/>
-          <w:rFonts w:ascii="Charis SIL Regular" w:hAnsi="Charis SIL Regular" w:eastAsia="Charis SIL Regular"/>
-          <w:b w:val="0"/>
-          <w:i w:val="0"/>
-          <w:color w:val="000000"/>
-          <w:sz w:val="24"/>
-        </w:rPr>
-        <w:hyperlink r:id="rId10" w:history="1">
-          <w:r>
-            <w:rPr>
-              <w:rStyle w:val="Hyperlink"/>
-            </w:rPr>
-            <w:t>s</w:t>
-          </w:r>
-        </w:hyperlink>
-      </w:r>
-      <w:r>
-        <w:rPr>
-          <w:u w:val="single" w:color="0000ff"/>
-          <w:rFonts w:ascii="Charis SIL Regular" w:hAnsi="Charis SIL Regular" w:eastAsia="Charis SIL Regular"/>
-          <w:b w:val="0"/>
-          <w:i w:val="0"/>
-          <w:color w:val="000000"/>
-          <w:sz w:val="24"/>
-        </w:rPr>
-        <w:hyperlink r:id="rId10" w:history="1">
-          <w:r>
-            <w:rPr>
-              <w:rStyle w:val="Hyperlink"/>
-            </w:rPr>
-            <w:t>fe</w:t>
-          </w:r>
-        </w:hyperlink>
-      </w:r>
-      <w:r>
-        <w:rPr>
-          <w:u w:val="single" w:color="0000ff"/>
-          <w:rFonts w:ascii="Charis SIL Regular" w:hAnsi="Charis SIL Regular" w:eastAsia="Charis SIL Regular"/>
-          <w:b w:val="0"/>
-          <w:i w:val="0"/>
-          <w:color w:val="000000"/>
-          <w:sz w:val="24"/>
-        </w:rPr>
-        <w:hyperlink r:id="rId10" w:history="1">
-          <w:r>
-            <w:rPr>
-              <w:rStyle w:val="Hyperlink"/>
-            </w:rPr>
-            <w:t>rred from t</w:t>
-          </w:r>
-        </w:hyperlink>
-      </w:r>
-      <w:r>
-        <w:rPr>
-          <w:rFonts w:ascii="Charis SIL Regular" w:hAnsi="Charis SIL Regular" w:eastAsia="Charis SIL Regular"/>
-          <w:b w:val="0"/>
-          <w:i w:val="0"/>
-          <w:color w:val="000000"/>
-          <w:sz w:val="24"/>
-        </w:rPr>
-        <w:t xml:space="preserve">he </w:t>
+        <w:t xml:space="preserve">that were transferred from the </w:t>
       </w:r>
       <w:r>
         <w:rPr>

--- a/EXPORTS/DOCX/published/niveau3/English/WMLeiden.docx
+++ b/EXPORTS/DOCX/published/niveau3/English/WMLeiden.docx
@@ -324,57 +324,13 @@
       </w:r>
       <w:r>
         <w:rPr>
-          <w:u w:val="single" w:color="0000ff"/>
           <w:rFonts w:ascii="Charis SIL Regular" w:hAnsi="Charis SIL Regular" w:eastAsia="Charis SIL Regular"/>
           <w:b w:val="0"/>
           <w:i w:val="0"/>
           <w:color w:val="000000"/>
           <w:sz w:val="24"/>
         </w:rPr>
-        <w:hyperlink r:id="rId9" w:history="1">
-          <w:r>
-            <w:rPr>
-              <w:rStyle w:val="Hyperlink"/>
-            </w:rPr>
-            <w:t>consi</w:t>
-          </w:r>
-        </w:hyperlink>
-      </w:r>
-      <w:r>
-        <w:rPr>
-          <w:u w:val="single" w:color="0000ff"/>
-          <w:rFonts w:ascii="Charis SIL Regular" w:hAnsi="Charis SIL Regular" w:eastAsia="Charis SIL Regular"/>
-          <w:b w:val="0"/>
-          <w:i w:val="0"/>
-          <w:color w:val="000000"/>
-          <w:sz w:val="24"/>
-        </w:rPr>
-        <w:hyperlink r:id="rId9" w:history="1">
-          <w:r>
-            <w:rPr>
-              <w:rStyle w:val="Hyperlink"/>
-            </w:rPr>
-            <w:t>s</w:t>
-          </w:r>
-        </w:hyperlink>
-      </w:r>
-      <w:r>
-        <w:rPr>
-          <w:u w:val="single" w:color="0000ff"/>
-          <w:rFonts w:ascii="Charis SIL Regular" w:hAnsi="Charis SIL Regular" w:eastAsia="Charis SIL Regular"/>
-          <w:b w:val="0"/>
-          <w:i w:val="0"/>
-          <w:color w:val="000000"/>
-          <w:sz w:val="24"/>
-        </w:rPr>
-        <w:hyperlink r:id="rId9" w:history="1">
-          <w:r>
-            <w:rPr>
-              <w:rStyle w:val="Hyperlink"/>
-            </w:rPr>
-            <w:t xml:space="preserve">ted </w:t>
-          </w:r>
-        </w:hyperlink>
+        <w:t xml:space="preserve">consisted </w:t>
       </w:r>
       <w:r>
         <w:rPr>
@@ -558,7 +514,25 @@
           <w:color w:val="000000"/>
           <w:sz w:val="24"/>
         </w:rPr>
-        <w:t xml:space="preserve">of the collection of the </w:t>
+        <w:t>of the collection of t</w:t>
+      </w:r>
+      <w:r>
+        <w:rPr>
+          <w:u w:val="single" w:color="0000ff"/>
+          <w:rFonts w:ascii="Charis SIL Regular" w:hAnsi="Charis SIL Regular" w:eastAsia="Charis SIL Regular"/>
+          <w:b w:val="0"/>
+          <w:i w:val="0"/>
+          <w:color w:val="000000"/>
+          <w:sz w:val="24"/>
+        </w:rPr>
+        <w:hyperlink r:id="rId10" w:history="1">
+          <w:r>
+            <w:rPr>
+              <w:rStyle w:val="Hyperlink"/>
+            </w:rPr>
+            <w:t xml:space="preserve">he </w:t>
+          </w:r>
+        </w:hyperlink>
       </w:r>
       <w:r>
         <w:rPr>
@@ -634,7 +608,7 @@
           <w:sz w:val="24"/>
           <w:u w:val="single"/>
         </w:rPr>
-        <w:hyperlink r:id="rId11" w:history="1">
+        <w:hyperlink r:id="rId10" w:history="1">
           <w:r>
             <w:rPr>
               <w:rStyle w:val="Hyperlink"/>
@@ -663,7 +637,7 @@
           <w:sz w:val="24"/>
           <w:u w:val="single"/>
         </w:rPr>
-        <w:hyperlink r:id="rId11" w:history="1">
+        <w:hyperlink r:id="rId10" w:history="1">
           <w:r>
             <w:rPr>
               <w:rStyle w:val="Hyperlink"/>
@@ -681,7 +655,7 @@
           <w:sz w:val="24"/>
           <w:u w:val="single"/>
         </w:rPr>
-        <w:hyperlink r:id="rId11" w:history="1">
+        <w:hyperlink r:id="rId10" w:history="1">
           <w:r>
             <w:rPr>
               <w:rStyle w:val="Hyperlink"/>
@@ -737,7 +711,14 @@
           <w:color w:val="000000"/>
           <w:sz w:val="24"/>
         </w:rPr>
-        <w:t>phisch M</w:t>
+        <w:hyperlink r:id="rId11" w:history="1">
+          <w:r>
+            <w:rPr>
+              <w:rStyle w:val="Hyperlink"/>
+            </w:rPr>
+            <w:t>phisch M</w:t>
+          </w:r>
+        </w:hyperlink>
       </w:r>
       <w:r>
         <w:rPr>
@@ -1561,13 +1542,103 @@
       </w:r>
       <w:r>
         <w:rPr>
+          <w:u w:val="single" w:color="0000ff"/>
           <w:rFonts w:ascii="Charis SIL Regular" w:hAnsi="Charis SIL Regular" w:eastAsia="Charis SIL Regular"/>
           <w:b w:val="0"/>
           <w:i w:val="0"/>
           <w:color w:val="000000"/>
           <w:sz w:val="24"/>
         </w:rPr>
-        <w:t xml:space="preserve">that were transferred from the </w:t>
+        <w:hyperlink r:id="rId10" w:history="1">
+          <w:r>
+            <w:rPr>
+              <w:rStyle w:val="Hyperlink"/>
+            </w:rPr>
+            <w:t>that w</w:t>
+          </w:r>
+        </w:hyperlink>
+      </w:r>
+      <w:r>
+        <w:rPr>
+          <w:u w:val="single" w:color="0000ff"/>
+          <w:rFonts w:ascii="Charis SIL Regular" w:hAnsi="Charis SIL Regular" w:eastAsia="Charis SIL Regular"/>
+          <w:b w:val="0"/>
+          <w:i w:val="0"/>
+          <w:color w:val="000000"/>
+          <w:sz w:val="24"/>
+        </w:rPr>
+        <w:hyperlink r:id="rId10" w:history="1">
+          <w:r>
+            <w:rPr>
+              <w:rStyle w:val="Hyperlink"/>
+            </w:rPr>
+            <w:t>ere tran</w:t>
+          </w:r>
+        </w:hyperlink>
+      </w:r>
+      <w:r>
+        <w:rPr>
+          <w:u w:val="single" w:color="0000ff"/>
+          <w:rFonts w:ascii="Charis SIL Regular" w:hAnsi="Charis SIL Regular" w:eastAsia="Charis SIL Regular"/>
+          <w:b w:val="0"/>
+          <w:i w:val="0"/>
+          <w:color w:val="000000"/>
+          <w:sz w:val="24"/>
+        </w:rPr>
+        <w:hyperlink r:id="rId10" w:history="1">
+          <w:r>
+            <w:rPr>
+              <w:rStyle w:val="Hyperlink"/>
+            </w:rPr>
+            <w:t>s</w:t>
+          </w:r>
+        </w:hyperlink>
+      </w:r>
+      <w:r>
+        <w:rPr>
+          <w:u w:val="single" w:color="0000ff"/>
+          <w:rFonts w:ascii="Charis SIL Regular" w:hAnsi="Charis SIL Regular" w:eastAsia="Charis SIL Regular"/>
+          <w:b w:val="0"/>
+          <w:i w:val="0"/>
+          <w:color w:val="000000"/>
+          <w:sz w:val="24"/>
+        </w:rPr>
+        <w:hyperlink r:id="rId10" w:history="1">
+          <w:r>
+            <w:rPr>
+              <w:rStyle w:val="Hyperlink"/>
+            </w:rPr>
+            <w:t>fe</w:t>
+          </w:r>
+        </w:hyperlink>
+      </w:r>
+      <w:r>
+        <w:rPr>
+          <w:u w:val="single" w:color="0000ff"/>
+          <w:rFonts w:ascii="Charis SIL Regular" w:hAnsi="Charis SIL Regular" w:eastAsia="Charis SIL Regular"/>
+          <w:b w:val="0"/>
+          <w:i w:val="0"/>
+          <w:color w:val="000000"/>
+          <w:sz w:val="24"/>
+        </w:rPr>
+        <w:hyperlink r:id="rId10" w:history="1">
+          <w:r>
+            <w:rPr>
+              <w:rStyle w:val="Hyperlink"/>
+            </w:rPr>
+            <w:t>rred from t</w:t>
+          </w:r>
+        </w:hyperlink>
+      </w:r>
+      <w:r>
+        <w:rPr>
+          <w:rFonts w:ascii="Charis SIL Regular" w:hAnsi="Charis SIL Regular" w:eastAsia="Charis SIL Regular"/>
+          <w:b w:val="0"/>
+          <w:i w:val="0"/>
+          <w:color w:val="000000"/>
+          <w:sz w:val="24"/>
+        </w:rPr>
+        <w:t xml:space="preserve">he </w:t>
       </w:r>
       <w:r>
         <w:rPr>

--- a/EXPORTS/DOCX/published/niveau3/English/WMLeiden.docx
+++ b/EXPORTS/DOCX/published/niveau3/English/WMLeiden.docx
@@ -324,13 +324,57 @@
       </w:r>
       <w:r>
         <w:rPr>
+          <w:u w:val="single" w:color="0000ff"/>
           <w:rFonts w:ascii="Charis SIL Regular" w:hAnsi="Charis SIL Regular" w:eastAsia="Charis SIL Regular"/>
           <w:b w:val="0"/>
           <w:i w:val="0"/>
           <w:color w:val="000000"/>
           <w:sz w:val="24"/>
         </w:rPr>
-        <w:t xml:space="preserve">consisted </w:t>
+        <w:hyperlink r:id="rId9" w:history="1">
+          <w:r>
+            <w:rPr>
+              <w:rStyle w:val="Hyperlink"/>
+            </w:rPr>
+            <w:t>consi</w:t>
+          </w:r>
+        </w:hyperlink>
+      </w:r>
+      <w:r>
+        <w:rPr>
+          <w:u w:val="single" w:color="0000ff"/>
+          <w:rFonts w:ascii="Charis SIL Regular" w:hAnsi="Charis SIL Regular" w:eastAsia="Charis SIL Regular"/>
+          <w:b w:val="0"/>
+          <w:i w:val="0"/>
+          <w:color w:val="000000"/>
+          <w:sz w:val="24"/>
+        </w:rPr>
+        <w:hyperlink r:id="rId9" w:history="1">
+          <w:r>
+            <w:rPr>
+              <w:rStyle w:val="Hyperlink"/>
+            </w:rPr>
+            <w:t>s</w:t>
+          </w:r>
+        </w:hyperlink>
+      </w:r>
+      <w:r>
+        <w:rPr>
+          <w:u w:val="single" w:color="0000ff"/>
+          <w:rFonts w:ascii="Charis SIL Regular" w:hAnsi="Charis SIL Regular" w:eastAsia="Charis SIL Regular"/>
+          <w:b w:val="0"/>
+          <w:i w:val="0"/>
+          <w:color w:val="000000"/>
+          <w:sz w:val="24"/>
+        </w:rPr>
+        <w:hyperlink r:id="rId9" w:history="1">
+          <w:r>
+            <w:rPr>
+              <w:rStyle w:val="Hyperlink"/>
+            </w:rPr>
+            <w:t xml:space="preserve">ted </w:t>
+          </w:r>
+        </w:hyperlink>
       </w:r>
       <w:r>
         <w:rPr>
@@ -518,7 +562,6 @@
       </w:r>
       <w:r>
         <w:rPr>
-          <w:u w:val="single" w:color="0000ff"/>
           <w:rFonts w:ascii="Charis SIL Regular" w:hAnsi="Charis SIL Regular" w:eastAsia="Charis SIL Regular"/>
           <w:b w:val="0"/>
           <w:i w:val="0"/>
@@ -1077,25 +1120,7 @@
           <w:color w:val="000000"/>
           <w:sz w:val="24"/>
         </w:rPr>
-        <w:t>Royal Dutc</w:t>
-      </w:r>
-      <w:r>
-        <w:rPr>
-          <w:u w:val="single" w:color="0000ff"/>
-          <w:rFonts w:ascii="Charis SIL Regular" w:hAnsi="Charis SIL Regular" w:eastAsia="Charis SIL Regular"/>
-          <w:b w:val="0"/>
-          <w:i w:val="0"/>
-          <w:color w:val="000000"/>
-          <w:sz w:val="24"/>
-        </w:rPr>
-        <w:hyperlink r:id="rId12" w:history="1">
-          <w:r>
-            <w:rPr>
-              <w:rStyle w:val="Hyperlink"/>
-            </w:rPr>
-            <w:t>h East In</w:t>
-          </w:r>
-        </w:hyperlink>
+        <w:t>Royal Dutch East In</w:t>
       </w:r>
       <w:r>
         <w:rPr>

--- a/EXPORTS/DOCX/published/niveau3/English/WMLeiden.docx
+++ b/EXPORTS/DOCX/published/niveau3/English/WMLeiden.docx
@@ -558,24 +558,7 @@
           <w:color w:val="000000"/>
           <w:sz w:val="24"/>
         </w:rPr>
-        <w:t>of the collection of t</w:t>
-      </w:r>
-      <w:r>
-        <w:rPr>
-          <w:rFonts w:ascii="Charis SIL Regular" w:hAnsi="Charis SIL Regular" w:eastAsia="Charis SIL Regular"/>
-          <w:b w:val="0"/>
-          <w:i w:val="0"/>
-          <w:color w:val="000000"/>
-          <w:sz w:val="24"/>
-        </w:rPr>
-        <w:hyperlink r:id="rId10" w:history="1">
-          <w:r>
-            <w:rPr>
-              <w:rStyle w:val="Hyperlink"/>
-            </w:rPr>
-            <w:t xml:space="preserve">he </w:t>
-          </w:r>
-        </w:hyperlink>
+        <w:t xml:space="preserve">of the collection of the </w:t>
       </w:r>
       <w:r>
         <w:rPr>
@@ -586,7 +569,7 @@
           <w:sz w:val="24"/>
           <w:u w:val="single"/>
         </w:rPr>
-        <w:hyperlink r:id="rId10" w:history="1">
+        <w:hyperlink r:id="rId11" w:history="1">
           <w:r>
             <w:rPr>
               <w:rStyle w:val="Hyperlink"/>
@@ -604,7 +587,7 @@
           <w:sz w:val="24"/>
           <w:u w:val="single"/>
         </w:rPr>
-        <w:hyperlink r:id="rId10" w:history="1">
+        <w:hyperlink r:id="rId11" w:history="1">
           <w:r>
             <w:rPr>
               <w:rStyle w:val="Hyperlink"/>
@@ -622,7 +605,7 @@
           <w:sz w:val="24"/>
           <w:u w:val="single"/>
         </w:rPr>
-        <w:hyperlink r:id="rId10" w:history="1">
+        <w:hyperlink r:id="rId11" w:history="1">
           <w:r>
             <w:rPr>
               <w:rStyle w:val="Hyperlink"/>
@@ -651,7 +634,7 @@
           <w:sz w:val="24"/>
           <w:u w:val="single"/>
         </w:rPr>
-        <w:hyperlink r:id="rId10" w:history="1">
+        <w:hyperlink r:id="rId11" w:history="1">
           <w:r>
             <w:rPr>
               <w:rStyle w:val="Hyperlink"/>
@@ -1120,7 +1103,25 @@
           <w:color w:val="000000"/>
           <w:sz w:val="24"/>
         </w:rPr>
-        <w:t>Royal Dutch East In</w:t>
+        <w:t>Royal Dutc</w:t>
+      </w:r>
+      <w:r>
+        <w:rPr>
+          <w:u w:val="single" w:color="0000ff"/>
+          <w:rFonts w:ascii="Charis SIL Regular" w:hAnsi="Charis SIL Regular" w:eastAsia="Charis SIL Regular"/>
+          <w:b w:val="0"/>
+          <w:i w:val="0"/>
+          <w:color w:val="000000"/>
+          <w:sz w:val="24"/>
+        </w:rPr>
+        <w:hyperlink r:id="rId12" w:history="1">
+          <w:r>
+            <w:rPr>
+              <w:rStyle w:val="Hyperlink"/>
+            </w:rPr>
+            <w:t>h East In</w:t>
+          </w:r>
+        </w:hyperlink>
       </w:r>
       <w:r>
         <w:rPr>
@@ -1567,75 +1568,13 @@
       </w:r>
       <w:r>
         <w:rPr>
-          <w:u w:val="single" w:color="0000ff"/>
           <w:rFonts w:ascii="Charis SIL Regular" w:hAnsi="Charis SIL Regular" w:eastAsia="Charis SIL Regular"/>
           <w:b w:val="0"/>
           <w:i w:val="0"/>
           <w:color w:val="000000"/>
           <w:sz w:val="24"/>
         </w:rPr>
-        <w:hyperlink r:id="rId10" w:history="1">
-          <w:r>
-            <w:rPr>
-              <w:rStyle w:val="Hyperlink"/>
-            </w:rPr>
-            <w:t>that w</w:t>
-          </w:r>
-        </w:hyperlink>
-      </w:r>
-      <w:r>
-        <w:rPr>
-          <w:u w:val="single" w:color="0000ff"/>
-          <w:rFonts w:ascii="Charis SIL Regular" w:hAnsi="Charis SIL Regular" w:eastAsia="Charis SIL Regular"/>
-          <w:b w:val="0"/>
-          <w:i w:val="0"/>
-          <w:color w:val="000000"/>
-          <w:sz w:val="24"/>
-        </w:rPr>
-        <w:hyperlink r:id="rId10" w:history="1">
-          <w:r>
-            <w:rPr>
-              <w:rStyle w:val="Hyperlink"/>
-            </w:rPr>
-            <w:t>ere tran</w:t>
-          </w:r>
-        </w:hyperlink>
-      </w:r>
-      <w:r>
-        <w:rPr>
-          <w:u w:val="single" w:color="0000ff"/>
-          <w:rFonts w:ascii="Charis SIL Regular" w:hAnsi="Charis SIL Regular" w:eastAsia="Charis SIL Regular"/>
-          <w:b w:val="0"/>
-          <w:i w:val="0"/>
-          <w:color w:val="000000"/>
-          <w:sz w:val="24"/>
-        </w:rPr>
-        <w:hyperlink r:id="rId10" w:history="1">
-          <w:r>
-            <w:rPr>
-              <w:rStyle w:val="Hyperlink"/>
-            </w:rPr>
-            <w:t>s</w:t>
-          </w:r>
-        </w:hyperlink>
-      </w:r>
-      <w:r>
-        <w:rPr>
-          <w:u w:val="single" w:color="0000ff"/>
-          <w:rFonts w:ascii="Charis SIL Regular" w:hAnsi="Charis SIL Regular" w:eastAsia="Charis SIL Regular"/>
-          <w:b w:val="0"/>
-          <w:i w:val="0"/>
-          <w:color w:val="000000"/>
-          <w:sz w:val="24"/>
-        </w:rPr>
-        <w:hyperlink r:id="rId10" w:history="1">
-          <w:r>
-            <w:rPr>
-              <w:rStyle w:val="Hyperlink"/>
-            </w:rPr>
-            <w:t>fe</w:t>
-          </w:r>
-        </w:hyperlink>
+        <w:t>that were transfe</w:t>
       </w:r>
       <w:r>
         <w:rPr>

--- a/EXPORTS/DOCX/published/niveau3/English/WMLeiden.docx
+++ b/EXPORTS/DOCX/published/niveau3/English/WMLeiden.docx
@@ -569,7 +569,7 @@
           <w:sz w:val="24"/>
           <w:u w:val="single"/>
         </w:rPr>
-        <w:hyperlink r:id="rId11" w:history="1">
+        <w:hyperlink r:id="rId10" w:history="1">
           <w:r>
             <w:rPr>
               <w:rStyle w:val="Hyperlink"/>
@@ -587,7 +587,7 @@
           <w:sz w:val="24"/>
           <w:u w:val="single"/>
         </w:rPr>
-        <w:hyperlink r:id="rId11" w:history="1">
+        <w:hyperlink r:id="rId10" w:history="1">
           <w:r>
             <w:rPr>
               <w:rStyle w:val="Hyperlink"/>
@@ -605,7 +605,7 @@
           <w:sz w:val="24"/>
           <w:u w:val="single"/>
         </w:rPr>
-        <w:hyperlink r:id="rId11" w:history="1">
+        <w:hyperlink r:id="rId10" w:history="1">
           <w:r>
             <w:rPr>
               <w:rStyle w:val="Hyperlink"/>
@@ -634,7 +634,7 @@
           <w:sz w:val="24"/>
           <w:u w:val="single"/>
         </w:rPr>
-        <w:hyperlink r:id="rId11" w:history="1">
+        <w:hyperlink r:id="rId10" w:history="1">
           <w:r>
             <w:rPr>
               <w:rStyle w:val="Hyperlink"/>
@@ -663,7 +663,7 @@
           <w:sz w:val="24"/>
           <w:u w:val="single"/>
         </w:rPr>
-        <w:hyperlink r:id="rId10" w:history="1">
+        <w:hyperlink r:id="rId11" w:history="1">
           <w:r>
             <w:rPr>
               <w:rStyle w:val="Hyperlink"/>
@@ -681,7 +681,7 @@
           <w:sz w:val="24"/>
           <w:u w:val="single"/>
         </w:rPr>
-        <w:hyperlink r:id="rId10" w:history="1">
+        <w:hyperlink r:id="rId11" w:history="1">
           <w:r>
             <w:rPr>
               <w:rStyle w:val="Hyperlink"/>
@@ -1574,35 +1574,7 @@
           <w:color w:val="000000"/>
           <w:sz w:val="24"/>
         </w:rPr>
-        <w:t>that were transfe</w:t>
-      </w:r>
-      <w:r>
-        <w:rPr>
-          <w:u w:val="single" w:color="0000ff"/>
-          <w:rFonts w:ascii="Charis SIL Regular" w:hAnsi="Charis SIL Regular" w:eastAsia="Charis SIL Regular"/>
-          <w:b w:val="0"/>
-          <w:i w:val="0"/>
-          <w:color w:val="000000"/>
-          <w:sz w:val="24"/>
-        </w:rPr>
-        <w:hyperlink r:id="rId10" w:history="1">
-          <w:r>
-            <w:rPr>
-              <w:rStyle w:val="Hyperlink"/>
-            </w:rPr>
-            <w:t>rred from t</w:t>
-          </w:r>
-        </w:hyperlink>
-      </w:r>
-      <w:r>
-        <w:rPr>
-          <w:rFonts w:ascii="Charis SIL Regular" w:hAnsi="Charis SIL Regular" w:eastAsia="Charis SIL Regular"/>
-          <w:b w:val="0"/>
-          <w:i w:val="0"/>
-          <w:color w:val="000000"/>
-          <w:sz w:val="24"/>
-        </w:rPr>
-        <w:t xml:space="preserve">he </w:t>
+        <w:t xml:space="preserve">that were transferred from the </w:t>
       </w:r>
       <w:r>
         <w:rPr>

--- a/EXPORTS/DOCX/published/niveau3/English/WMLeiden.docx
+++ b/EXPORTS/DOCX/published/niveau3/English/WMLeiden.docx
@@ -569,7 +569,7 @@
           <w:sz w:val="24"/>
           <w:u w:val="single"/>
         </w:rPr>
-        <w:hyperlink r:id="rId10" w:history="1">
+        <w:hyperlink r:id="rId11" w:history="1">
           <w:r>
             <w:rPr>
               <w:rStyle w:val="Hyperlink"/>
@@ -587,7 +587,7 @@
           <w:sz w:val="24"/>
           <w:u w:val="single"/>
         </w:rPr>
-        <w:hyperlink r:id="rId10" w:history="1">
+        <w:hyperlink r:id="rId11" w:history="1">
           <w:r>
             <w:rPr>
               <w:rStyle w:val="Hyperlink"/>
@@ -605,7 +605,7 @@
           <w:sz w:val="24"/>
           <w:u w:val="single"/>
         </w:rPr>
-        <w:hyperlink r:id="rId10" w:history="1">
+        <w:hyperlink r:id="rId11" w:history="1">
           <w:r>
             <w:rPr>
               <w:rStyle w:val="Hyperlink"/>
@@ -634,7 +634,7 @@
           <w:sz w:val="24"/>
           <w:u w:val="single"/>
         </w:rPr>
-        <w:hyperlink r:id="rId10" w:history="1">
+        <w:hyperlink r:id="rId11" w:history="1">
           <w:r>
             <w:rPr>
               <w:rStyle w:val="Hyperlink"/>
@@ -681,7 +681,7 @@
           <w:sz w:val="24"/>
           <w:u w:val="single"/>
         </w:rPr>
-        <w:hyperlink r:id="rId11" w:history="1">
+        <w:hyperlink r:id="rId10" w:history="1">
           <w:r>
             <w:rPr>
               <w:rStyle w:val="Hyperlink"/>
@@ -1568,13 +1568,59 @@
       </w:r>
       <w:r>
         <w:rPr>
+          <w:u w:val="single" w:color="0000ff"/>
           <w:rFonts w:ascii="Charis SIL Regular" w:hAnsi="Charis SIL Regular" w:eastAsia="Charis SIL Regular"/>
           <w:b w:val="0"/>
           <w:i w:val="0"/>
           <w:color w:val="000000"/>
           <w:sz w:val="24"/>
         </w:rPr>
-        <w:t xml:space="preserve">that were transferred from the </w:t>
+        <w:hyperlink r:id="rId10" w:history="1">
+          <w:r>
+            <w:rPr>
+              <w:rStyle w:val="Hyperlink"/>
+            </w:rPr>
+            <w:t>that w</w:t>
+          </w:r>
+        </w:hyperlink>
+      </w:r>
+      <w:r>
+        <w:rPr>
+          <w:rFonts w:ascii="Charis SIL Regular" w:hAnsi="Charis SIL Regular" w:eastAsia="Charis SIL Regular"/>
+          <w:b w:val="0"/>
+          <w:i w:val="0"/>
+          <w:color w:val="000000"/>
+          <w:sz w:val="24"/>
+        </w:rPr>
+        <w:t>ere transfe</w:t>
+      </w:r>
+      <w:r>
+        <w:rPr>
+          <w:u w:val="single" w:color="0000ff"/>
+          <w:rFonts w:ascii="Charis SIL Regular" w:hAnsi="Charis SIL Regular" w:eastAsia="Charis SIL Regular"/>
+          <w:b w:val="0"/>
+          <w:i w:val="0"/>
+          <w:color w:val="000000"/>
+          <w:sz w:val="24"/>
+        </w:rPr>
+        <w:hyperlink r:id="rId10" w:history="1">
+          <w:r>
+            <w:rPr>
+              <w:rStyle w:val="Hyperlink"/>
+            </w:rPr>
+            <w:t>rred from t</w:t>
+          </w:r>
+        </w:hyperlink>
+      </w:r>
+      <w:r>
+        <w:rPr>
+          <w:rFonts w:ascii="Charis SIL Regular" w:hAnsi="Charis SIL Regular" w:eastAsia="Charis SIL Regular"/>
+          <w:b w:val="0"/>
+          <w:i w:val="0"/>
+          <w:color w:val="000000"/>
+          <w:sz w:val="24"/>
+        </w:rPr>
+        <w:t xml:space="preserve">he </w:t>
       </w:r>
       <w:r>
         <w:rPr>

--- a/EXPORTS/DOCX/published/niveau3/English/WMLeiden.docx
+++ b/EXPORTS/DOCX/published/niveau3/English/WMLeiden.docx
@@ -663,7 +663,7 @@
           <w:sz w:val="24"/>
           <w:u w:val="single"/>
         </w:rPr>
-        <w:hyperlink r:id="rId11" w:history="1">
+        <w:hyperlink r:id="rId10" w:history="1">
           <w:r>
             <w:rPr>
               <w:rStyle w:val="Hyperlink"/>
@@ -1568,31 +1568,13 @@
       </w:r>
       <w:r>
         <w:rPr>
-          <w:u w:val="single" w:color="0000ff"/>
           <w:rFonts w:ascii="Charis SIL Regular" w:hAnsi="Charis SIL Regular" w:eastAsia="Charis SIL Regular"/>
           <w:b w:val="0"/>
           <w:i w:val="0"/>
           <w:color w:val="000000"/>
           <w:sz w:val="24"/>
         </w:rPr>
-        <w:hyperlink r:id="rId10" w:history="1">
-          <w:r>
-            <w:rPr>
-              <w:rStyle w:val="Hyperlink"/>
-            </w:rPr>
-            <w:t>that w</w:t>
-          </w:r>
-        </w:hyperlink>
-      </w:r>
-      <w:r>
-        <w:rPr>
-          <w:rFonts w:ascii="Charis SIL Regular" w:hAnsi="Charis SIL Regular" w:eastAsia="Charis SIL Regular"/>
-          <w:b w:val="0"/>
-          <w:i w:val="0"/>
-          <w:color w:val="000000"/>
-          <w:sz w:val="24"/>
-        </w:rPr>
-        <w:t>ere transfe</w:t>
+        <w:t>that were transfe</w:t>
       </w:r>
       <w:r>
         <w:rPr>

--- a/EXPORTS/DOCX/published/niveau3/English/WMLeiden.docx
+++ b/EXPORTS/DOCX/published/niveau3/English/WMLeiden.docx
@@ -663,7 +663,7 @@
           <w:sz w:val="24"/>
           <w:u w:val="single"/>
         </w:rPr>
-        <w:hyperlink r:id="rId10" w:history="1">
+        <w:hyperlink r:id="rId11" w:history="1">
           <w:r>
             <w:rPr>
               <w:rStyle w:val="Hyperlink"/>
@@ -681,7 +681,7 @@
           <w:sz w:val="24"/>
           <w:u w:val="single"/>
         </w:rPr>
-        <w:hyperlink r:id="rId10" w:history="1">
+        <w:hyperlink r:id="rId11" w:history="1">
           <w:r>
             <w:rPr>
               <w:rStyle w:val="Hyperlink"/>
@@ -1574,35 +1574,7 @@
           <w:color w:val="000000"/>
           <w:sz w:val="24"/>
         </w:rPr>
-        <w:t>that were transfe</w:t>
-      </w:r>
-      <w:r>
-        <w:rPr>
-          <w:u w:val="single" w:color="0000ff"/>
-          <w:rFonts w:ascii="Charis SIL Regular" w:hAnsi="Charis SIL Regular" w:eastAsia="Charis SIL Regular"/>
-          <w:b w:val="0"/>
-          <w:i w:val="0"/>
-          <w:color w:val="000000"/>
-          <w:sz w:val="24"/>
-        </w:rPr>
-        <w:hyperlink r:id="rId10" w:history="1">
-          <w:r>
-            <w:rPr>
-              <w:rStyle w:val="Hyperlink"/>
-            </w:rPr>
-            <w:t>rred from t</w:t>
-          </w:r>
-        </w:hyperlink>
-      </w:r>
-      <w:r>
-        <w:rPr>
-          <w:rFonts w:ascii="Charis SIL Regular" w:hAnsi="Charis SIL Regular" w:eastAsia="Charis SIL Regular"/>
-          <w:b w:val="0"/>
-          <w:i w:val="0"/>
-          <w:color w:val="000000"/>
-          <w:sz w:val="24"/>
-        </w:rPr>
-        <w:t xml:space="preserve">he </w:t>
+        <w:t xml:space="preserve">that were transferred from the </w:t>
       </w:r>
       <w:r>
         <w:rPr>

--- a/EXPORTS/DOCX/published/niveau3/English/WMLeiden.docx
+++ b/EXPORTS/DOCX/published/niveau3/English/WMLeiden.docx
@@ -567,16 +567,8 @@
           <w:i w:val="0"/>
           <w:color w:val="0000FF"/>
           <w:sz w:val="24"/>
-          <w:u w:val="single"/>
         </w:rPr>
-        <w:hyperlink r:id="rId11" w:history="1">
-          <w:r>
-            <w:rPr>
-              <w:rStyle w:val="Hyperlink"/>
-            </w:rPr>
-            <w:t>Mu</w:t>
-          </w:r>
-        </w:hyperlink>
+        <w:t>Museum of An</w:t>
       </w:r>
       <w:r>
         <w:rPr>
@@ -587,101 +579,7 @@
           <w:sz w:val="24"/>
           <w:u w:val="single"/>
         </w:rPr>
-        <w:hyperlink r:id="rId11" w:history="1">
-          <w:r>
-            <w:rPr>
-              <w:rStyle w:val="Hyperlink"/>
-            </w:rPr>
-            <w:t>s</w:t>
-          </w:r>
-        </w:hyperlink>
-      </w:r>
-      <w:r>
-        <w:rPr>
-          <w:rFonts w:ascii="Charis SIL Regular" w:hAnsi="Charis SIL Regular" w:eastAsia="Charis SIL Regular"/>
-          <w:b w:val="0"/>
-          <w:i w:val="0"/>
-          <w:color w:val="0000FF"/>
-          <w:sz w:val="24"/>
-          <w:u w:val="single"/>
-        </w:rPr>
-        <w:hyperlink r:id="rId11" w:history="1">
-          <w:r>
-            <w:rPr>
-              <w:rStyle w:val="Hyperlink"/>
-            </w:rPr>
-            <w:t>eum</w:t>
-          </w:r>
-        </w:hyperlink>
-      </w:r>
-      <w:r>
-        <w:rPr>
-          <w:rFonts w:ascii="Charis SIL Regular" w:hAnsi="Charis SIL Regular" w:eastAsia="Charis SIL Regular"/>
-          <w:b w:val="0"/>
-          <w:i w:val="0"/>
-          <w:color w:val="0000FF"/>
-          <w:sz w:val="24"/>
-          <w:u w:val="single"/>
-        </w:rPr>
-        <w:t xml:space="preserve"> </w:t>
-      </w:r>
-      <w:r>
-        <w:rPr>
-          <w:rFonts w:ascii="Charis SIL Regular" w:hAnsi="Charis SIL Regular" w:eastAsia="Charis SIL Regular"/>
-          <w:b w:val="0"/>
-          <w:i w:val="0"/>
-          <w:color w:val="0000FF"/>
-          <w:sz w:val="24"/>
-          <w:u w:val="single"/>
-        </w:rPr>
-        <w:hyperlink r:id="rId11" w:history="1">
-          <w:r>
-            <w:rPr>
-              <w:rStyle w:val="Hyperlink"/>
-            </w:rPr>
-            <w:t>of</w:t>
-          </w:r>
-        </w:hyperlink>
-      </w:r>
-      <w:r>
-        <w:rPr>
-          <w:rFonts w:ascii="Charis SIL Regular" w:hAnsi="Charis SIL Regular" w:eastAsia="Charis SIL Regular"/>
-          <w:b w:val="0"/>
-          <w:i w:val="0"/>
-          <w:color w:val="0000FF"/>
-          <w:sz w:val="24"/>
-          <w:u w:val="single"/>
-        </w:rPr>
-        <w:t xml:space="preserve"> </w:t>
-      </w:r>
-      <w:r>
-        <w:rPr>
-          <w:rFonts w:ascii="Charis SIL Regular" w:hAnsi="Charis SIL Regular" w:eastAsia="Charis SIL Regular"/>
-          <w:b w:val="0"/>
-          <w:i w:val="0"/>
-          <w:color w:val="0000FF"/>
-          <w:sz w:val="24"/>
-          <w:u w:val="single"/>
-        </w:rPr>
-        <w:hyperlink r:id="rId11" w:history="1">
-          <w:r>
-            <w:rPr>
-              <w:rStyle w:val="Hyperlink"/>
-            </w:rPr>
-            <w:t>An</w:t>
-          </w:r>
-        </w:hyperlink>
-      </w:r>
-      <w:r>
-        <w:rPr>
-          <w:rFonts w:ascii="Charis SIL Regular" w:hAnsi="Charis SIL Regular" w:eastAsia="Charis SIL Regular"/>
-          <w:b w:val="0"/>
-          <w:i w:val="0"/>
-          <w:color w:val="0000FF"/>
-          <w:sz w:val="24"/>
-          <w:u w:val="single"/>
-        </w:rPr>
-        <w:hyperlink r:id="rId11" w:history="1">
+        <w:hyperlink r:id="rId10" w:history="1">
           <w:r>
             <w:rPr>
               <w:rStyle w:val="Hyperlink"/>
@@ -1574,7 +1472,35 @@
           <w:color w:val="000000"/>
           <w:sz w:val="24"/>
         </w:rPr>
-        <w:t xml:space="preserve">that were transferred from the </w:t>
+        <w:t>that were transfe</w:t>
+      </w:r>
+      <w:r>
+        <w:rPr>
+          <w:u w:val="single" w:color="0000ff"/>
+          <w:rFonts w:ascii="Charis SIL Regular" w:hAnsi="Charis SIL Regular" w:eastAsia="Charis SIL Regular"/>
+          <w:b w:val="0"/>
+          <w:i w:val="0"/>
+          <w:color w:val="000000"/>
+          <w:sz w:val="24"/>
+        </w:rPr>
+        <w:hyperlink r:id="rId10" w:history="1">
+          <w:r>
+            <w:rPr>
+              <w:rStyle w:val="Hyperlink"/>
+            </w:rPr>
+            <w:t>rred from t</w:t>
+          </w:r>
+        </w:hyperlink>
+      </w:r>
+      <w:r>
+        <w:rPr>
+          <w:rFonts w:ascii="Charis SIL Regular" w:hAnsi="Charis SIL Regular" w:eastAsia="Charis SIL Regular"/>
+          <w:b w:val="0"/>
+          <w:i w:val="0"/>
+          <w:color w:val="000000"/>
+          <w:sz w:val="24"/>
+        </w:rPr>
+        <w:t xml:space="preserve">he </w:t>
       </w:r>
       <w:r>
         <w:rPr>

--- a/EXPORTS/DOCX/published/niveau3/English/WMLeiden.docx
+++ b/EXPORTS/DOCX/published/niveau3/English/WMLeiden.docx
@@ -367,14 +367,7 @@
           <w:color w:val="000000"/>
           <w:sz w:val="24"/>
         </w:rPr>
-        <w:hyperlink r:id="rId9" w:history="1">
-          <w:r>
-            <w:rPr>
-              <w:rStyle w:val="Hyperlink"/>
-            </w:rPr>
-            <w:t xml:space="preserve">ted </w:t>
-          </w:r>
-        </w:hyperlink>
+        <w:t xml:space="preserve">ted </w:t>
       </w:r>
       <w:r>
         <w:rPr>
@@ -558,7 +551,18 @@
           <w:color w:val="000000"/>
           <w:sz w:val="24"/>
         </w:rPr>
-        <w:t xml:space="preserve">of the collection of the </w:t>
+        <w:t>of the collection of t</w:t>
+      </w:r>
+      <w:r>
+        <w:rPr>
+          <w:u w:val="single" w:color="0000ff"/>
+          <w:rFonts w:ascii="Charis SIL Regular" w:hAnsi="Charis SIL Regular" w:eastAsia="Charis SIL Regular"/>
+          <w:b w:val="0"/>
+          <w:i w:val="0"/>
+          <w:color w:val="000000"/>
+          <w:sz w:val="24"/>
+        </w:rPr>
+        <w:t xml:space="preserve">he </w:t>
       </w:r>
       <w:r>
         <w:rPr>
@@ -567,8 +571,103 @@
           <w:i w:val="0"/>
           <w:color w:val="0000FF"/>
           <w:sz w:val="24"/>
-        </w:rPr>
-        <w:t>Museum of An</w:t>
+          <w:u w:val="single"/>
+        </w:rPr>
+        <w:hyperlink r:id="rId11" w:history="1">
+          <w:r>
+            <w:rPr>
+              <w:rStyle w:val="Hyperlink"/>
+            </w:rPr>
+            <w:t>Mu</w:t>
+          </w:r>
+        </w:hyperlink>
+      </w:r>
+      <w:r>
+        <w:rPr>
+          <w:rFonts w:ascii="Charis SIL Regular" w:hAnsi="Charis SIL Regular" w:eastAsia="Charis SIL Regular"/>
+          <w:b w:val="0"/>
+          <w:i w:val="0"/>
+          <w:color w:val="0000FF"/>
+          <w:sz w:val="24"/>
+          <w:u w:val="single"/>
+        </w:rPr>
+        <w:hyperlink r:id="rId11" w:history="1">
+          <w:r>
+            <w:rPr>
+              <w:rStyle w:val="Hyperlink"/>
+            </w:rPr>
+            <w:t>s</w:t>
+          </w:r>
+        </w:hyperlink>
+      </w:r>
+      <w:r>
+        <w:rPr>
+          <w:rFonts w:ascii="Charis SIL Regular" w:hAnsi="Charis SIL Regular" w:eastAsia="Charis SIL Regular"/>
+          <w:b w:val="0"/>
+          <w:i w:val="0"/>
+          <w:color w:val="0000FF"/>
+          <w:sz w:val="24"/>
+          <w:u w:val="single"/>
+        </w:rPr>
+        <w:hyperlink r:id="rId11" w:history="1">
+          <w:r>
+            <w:rPr>
+              <w:rStyle w:val="Hyperlink"/>
+            </w:rPr>
+            <w:t>eum</w:t>
+          </w:r>
+        </w:hyperlink>
+      </w:r>
+      <w:r>
+        <w:rPr>
+          <w:rFonts w:ascii="Charis SIL Regular" w:hAnsi="Charis SIL Regular" w:eastAsia="Charis SIL Regular"/>
+          <w:b w:val="0"/>
+          <w:i w:val="0"/>
+          <w:color w:val="0000FF"/>
+          <w:sz w:val="24"/>
+          <w:u w:val="single"/>
+        </w:rPr>
+        <w:t xml:space="preserve"> </w:t>
+      </w:r>
+      <w:r>
+        <w:rPr>
+          <w:rFonts w:ascii="Charis SIL Regular" w:hAnsi="Charis SIL Regular" w:eastAsia="Charis SIL Regular"/>
+          <w:b w:val="0"/>
+          <w:i w:val="0"/>
+          <w:color w:val="0000FF"/>
+          <w:sz w:val="24"/>
+          <w:u w:val="single"/>
+        </w:rPr>
+        <w:t>of</w:t>
+      </w:r>
+      <w:r>
+        <w:rPr>
+          <w:rFonts w:ascii="Charis SIL Regular" w:hAnsi="Charis SIL Regular" w:eastAsia="Charis SIL Regular"/>
+          <w:b w:val="0"/>
+          <w:i w:val="0"/>
+          <w:color w:val="0000FF"/>
+          <w:sz w:val="24"/>
+          <w:u w:val="single"/>
+        </w:rPr>
+        <w:t xml:space="preserve"> </w:t>
+      </w:r>
+      <w:r>
+        <w:rPr>
+          <w:rFonts w:ascii="Charis SIL Regular" w:hAnsi="Charis SIL Regular" w:eastAsia="Charis SIL Regular"/>
+          <w:b w:val="0"/>
+          <w:i w:val="0"/>
+          <w:color w:val="0000FF"/>
+          <w:sz w:val="24"/>
+          <w:u w:val="single"/>
+        </w:rPr>
+        <w:hyperlink r:id="rId10" w:history="1">
+          <w:r>
+            <w:rPr>
+              <w:rStyle w:val="Hyperlink"/>
+            </w:rPr>
+            <w:t>An</w:t>
+          </w:r>
+        </w:hyperlink>
       </w:r>
       <w:r>
         <w:rPr>
@@ -635,14 +734,7 @@
           <w:color w:val="000000"/>
           <w:sz w:val="24"/>
         </w:rPr>
-        <w:hyperlink r:id="rId11" w:history="1">
-          <w:r>
-            <w:rPr>
-              <w:rStyle w:val="Hyperlink"/>
-            </w:rPr>
-            <w:t>phisch M</w:t>
-          </w:r>
-        </w:hyperlink>
+        <w:t>phisch M</w:t>
       </w:r>
       <w:r>
         <w:rPr>
@@ -1023,49 +1115,13 @@
       </w:r>
       <w:r>
         <w:rPr>
-          <w:u w:val="single" w:color="0000ff"/>
           <w:rFonts w:ascii="Charis SIL Regular" w:hAnsi="Charis SIL Regular" w:eastAsia="Charis SIL Regular"/>
           <w:b w:val="0"/>
           <w:i w:val="0"/>
           <w:color w:val="000000"/>
           <w:sz w:val="24"/>
         </w:rPr>
-        <w:hyperlink r:id="rId12" w:history="1">
-          <w:r>
-            <w:rPr>
-              <w:rStyle w:val="Hyperlink"/>
-            </w:rPr>
-            <w:t xml:space="preserve">dies </w:t>
-          </w:r>
-        </w:hyperlink>
-      </w:r>
-      <w:r>
-        <w:rPr>
-          <w:u w:val="single" w:color="0000ff"/>
-          <w:rFonts w:ascii="Charis SIL Regular" w:hAnsi="Charis SIL Regular" w:eastAsia="Charis SIL Regular"/>
-          <w:b w:val="0"/>
-          <w:i w:val="0"/>
-          <w:color w:val="000000"/>
-          <w:sz w:val="24"/>
-        </w:rPr>
-        <w:hyperlink r:id="rId12" w:history="1">
-          <w:r>
-            <w:rPr>
-              <w:rStyle w:val="Hyperlink"/>
-            </w:rPr>
-            <w:t>Army (K</w:t>
-          </w:r>
-        </w:hyperlink>
-      </w:r>
-      <w:r>
-        <w:rPr>
-          <w:rFonts w:ascii="Charis SIL Regular" w:hAnsi="Charis SIL Regular" w:eastAsia="Charis SIL Regular"/>
-          <w:b w:val="0"/>
-          <w:i w:val="0"/>
-          <w:color w:val="000000"/>
-          <w:sz w:val="24"/>
-        </w:rPr>
-        <w:t>NIL</w:t>
+        <w:t>dies Army (KNIL</w:t>
       </w:r>
       <w:r>
         <w:rPr>
@@ -1466,16 +1522,6 @@
       </w:r>
       <w:r>
         <w:rPr>
-          <w:rFonts w:ascii="Charis SIL Regular" w:hAnsi="Charis SIL Regular" w:eastAsia="Charis SIL Regular"/>
-          <w:b w:val="0"/>
-          <w:i w:val="0"/>
-          <w:color w:val="000000"/>
-          <w:sz w:val="24"/>
-        </w:rPr>
-        <w:t>that were transfe</w:t>
-      </w:r>
-      <w:r>
-        <w:rPr>
           <w:u w:val="single" w:color="0000ff"/>
           <w:rFonts w:ascii="Charis SIL Regular" w:hAnsi="Charis SIL Regular" w:eastAsia="Charis SIL Regular"/>
           <w:b w:val="0"/>
@@ -1483,24 +1529,71 @@
           <w:color w:val="000000"/>
           <w:sz w:val="24"/>
         </w:rPr>
+        <w:t>that w</w:t>
+      </w:r>
+      <w:r>
+        <w:rPr>
+          <w:u w:val="single" w:color="0000ff"/>
+          <w:rFonts w:ascii="Charis SIL Regular" w:hAnsi="Charis SIL Regular" w:eastAsia="Charis SIL Regular"/>
+          <w:b w:val="0"/>
+          <w:i w:val="0"/>
+          <w:color w:val="000000"/>
+          <w:sz w:val="24"/>
+        </w:rPr>
         <w:hyperlink r:id="rId10" w:history="1">
           <w:r>
             <w:rPr>
               <w:rStyle w:val="Hyperlink"/>
             </w:rPr>
-            <w:t>rred from t</w:t>
+            <w:t>ere tran</w:t>
           </w:r>
         </w:hyperlink>
       </w:r>
       <w:r>
         <w:rPr>
+          <w:u w:val="single" w:color="0000ff"/>
           <w:rFonts w:ascii="Charis SIL Regular" w:hAnsi="Charis SIL Regular" w:eastAsia="Charis SIL Regular"/>
           <w:b w:val="0"/>
           <w:i w:val="0"/>
           <w:color w:val="000000"/>
           <w:sz w:val="24"/>
         </w:rPr>
-        <w:t xml:space="preserve">he </w:t>
+        <w:hyperlink r:id="rId10" w:history="1">
+          <w:r>
+            <w:rPr>
+              <w:rStyle w:val="Hyperlink"/>
+            </w:rPr>
+            <w:t>s</w:t>
+          </w:r>
+        </w:hyperlink>
+      </w:r>
+      <w:r>
+        <w:rPr>
+          <w:u w:val="single" w:color="0000ff"/>
+          <w:rFonts w:ascii="Charis SIL Regular" w:hAnsi="Charis SIL Regular" w:eastAsia="Charis SIL Regular"/>
+          <w:b w:val="0"/>
+          <w:i w:val="0"/>
+          <w:color w:val="000000"/>
+          <w:sz w:val="24"/>
+        </w:rPr>
+        <w:hyperlink r:id="rId10" w:history="1">
+          <w:r>
+            <w:rPr>
+              <w:rStyle w:val="Hyperlink"/>
+            </w:rPr>
+            <w:t>fe</w:t>
+          </w:r>
+        </w:hyperlink>
+      </w:r>
+      <w:r>
+        <w:rPr>
+          <w:rFonts w:ascii="Charis SIL Regular" w:hAnsi="Charis SIL Regular" w:eastAsia="Charis SIL Regular"/>
+          <w:b w:val="0"/>
+          <w:i w:val="0"/>
+          <w:color w:val="000000"/>
+          <w:sz w:val="24"/>
+        </w:rPr>
+        <w:t xml:space="preserve">rred from the </w:t>
       </w:r>
       <w:r>
         <w:rPr>

--- a/EXPORTS/DOCX/published/niveau3/English/WMLeiden.docx
+++ b/EXPORTS/DOCX/published/niveau3/English/WMLeiden.docx
@@ -367,7 +367,14 @@
           <w:color w:val="000000"/>
           <w:sz w:val="24"/>
         </w:rPr>
-        <w:t xml:space="preserve">ted </w:t>
+        <w:hyperlink r:id="rId9" w:history="1">
+          <w:r>
+            <w:rPr>
+              <w:rStyle w:val="Hyperlink"/>
+            </w:rPr>
+            <w:t xml:space="preserve">ted </w:t>
+          </w:r>
+        </w:hyperlink>
       </w:r>
       <w:r>
         <w:rPr>
@@ -562,7 +569,14 @@
           <w:color w:val="000000"/>
           <w:sz w:val="24"/>
         </w:rPr>
-        <w:t xml:space="preserve">he </w:t>
+        <w:hyperlink r:id="rId10" w:history="1">
+          <w:r>
+            <w:rPr>
+              <w:rStyle w:val="Hyperlink"/>
+            </w:rPr>
+            <w:t xml:space="preserve">he </w:t>
+          </w:r>
+        </w:hyperlink>
       </w:r>
       <w:r>
         <w:rPr>
@@ -573,7 +587,7 @@
           <w:sz w:val="24"/>
           <w:u w:val="single"/>
         </w:rPr>
-        <w:hyperlink r:id="rId11" w:history="1">
+        <w:hyperlink r:id="rId10" w:history="1">
           <w:r>
             <w:rPr>
               <w:rStyle w:val="Hyperlink"/>
@@ -591,7 +605,7 @@
           <w:sz w:val="24"/>
           <w:u w:val="single"/>
         </w:rPr>
-        <w:hyperlink r:id="rId11" w:history="1">
+        <w:hyperlink r:id="rId10" w:history="1">
           <w:r>
             <w:rPr>
               <w:rStyle w:val="Hyperlink"/>
@@ -609,7 +623,7 @@
           <w:sz w:val="24"/>
           <w:u w:val="single"/>
         </w:rPr>
-        <w:hyperlink r:id="rId11" w:history="1">
+        <w:hyperlink r:id="rId10" w:history="1">
           <w:r>
             <w:rPr>
               <w:rStyle w:val="Hyperlink"/>
@@ -638,7 +652,14 @@
           <w:sz w:val="24"/>
           <w:u w:val="single"/>
         </w:rPr>
-        <w:t>of</w:t>
+        <w:hyperlink r:id="rId10" w:history="1">
+          <w:r>
+            <w:rPr>
+              <w:rStyle w:val="Hyperlink"/>
+            </w:rPr>
+            <w:t>of</w:t>
+          </w:r>
+        </w:hyperlink>
       </w:r>
       <w:r>
         <w:rPr>
@@ -660,7 +681,7 @@
           <w:sz w:val="24"/>
           <w:u w:val="single"/>
         </w:rPr>
-        <w:hyperlink r:id="rId10" w:history="1">
+        <w:hyperlink r:id="rId11" w:history="1">
           <w:r>
             <w:rPr>
               <w:rStyle w:val="Hyperlink"/>
@@ -678,7 +699,7 @@
           <w:sz w:val="24"/>
           <w:u w:val="single"/>
         </w:rPr>
-        <w:hyperlink r:id="rId10" w:history="1">
+        <w:hyperlink r:id="rId11" w:history="1">
           <w:r>
             <w:rPr>
               <w:rStyle w:val="Hyperlink"/>
@@ -734,7 +755,14 @@
           <w:color w:val="000000"/>
           <w:sz w:val="24"/>
         </w:rPr>
-        <w:t>phisch M</w:t>
+        <w:hyperlink r:id="rId11" w:history="1">
+          <w:r>
+            <w:rPr>
+              <w:rStyle w:val="Hyperlink"/>
+            </w:rPr>
+            <w:t>phisch M</w:t>
+          </w:r>
+        </w:hyperlink>
       </w:r>
       <w:r>
         <w:rPr>
@@ -1115,13 +1143,49 @@
       </w:r>
       <w:r>
         <w:rPr>
+          <w:u w:val="single" w:color="0000ff"/>
           <w:rFonts w:ascii="Charis SIL Regular" w:hAnsi="Charis SIL Regular" w:eastAsia="Charis SIL Regular"/>
           <w:b w:val="0"/>
           <w:i w:val="0"/>
           <w:color w:val="000000"/>
           <w:sz w:val="24"/>
         </w:rPr>
-        <w:t>dies Army (KNIL</w:t>
+        <w:hyperlink r:id="rId12" w:history="1">
+          <w:r>
+            <w:rPr>
+              <w:rStyle w:val="Hyperlink"/>
+            </w:rPr>
+            <w:t xml:space="preserve">dies </w:t>
+          </w:r>
+        </w:hyperlink>
+      </w:r>
+      <w:r>
+        <w:rPr>
+          <w:u w:val="single" w:color="0000ff"/>
+          <w:rFonts w:ascii="Charis SIL Regular" w:hAnsi="Charis SIL Regular" w:eastAsia="Charis SIL Regular"/>
+          <w:b w:val="0"/>
+          <w:i w:val="0"/>
+          <w:color w:val="000000"/>
+          <w:sz w:val="24"/>
+        </w:rPr>
+        <w:hyperlink r:id="rId12" w:history="1">
+          <w:r>
+            <w:rPr>
+              <w:rStyle w:val="Hyperlink"/>
+            </w:rPr>
+            <w:t>Army (K</w:t>
+          </w:r>
+        </w:hyperlink>
+      </w:r>
+      <w:r>
+        <w:rPr>
+          <w:rFonts w:ascii="Charis SIL Regular" w:hAnsi="Charis SIL Regular" w:eastAsia="Charis SIL Regular"/>
+          <w:b w:val="0"/>
+          <w:i w:val="0"/>
+          <w:color w:val="000000"/>
+          <w:sz w:val="24"/>
+        </w:rPr>
+        <w:t>NIL</w:t>
       </w:r>
       <w:r>
         <w:rPr>
@@ -1522,78 +1586,13 @@
       </w:r>
       <w:r>
         <w:rPr>
-          <w:u w:val="single" w:color="0000ff"/>
           <w:rFonts w:ascii="Charis SIL Regular" w:hAnsi="Charis SIL Regular" w:eastAsia="Charis SIL Regular"/>
           <w:b w:val="0"/>
           <w:i w:val="0"/>
           <w:color w:val="000000"/>
           <w:sz w:val="24"/>
         </w:rPr>
-        <w:t>that w</w:t>
-      </w:r>
-      <w:r>
-        <w:rPr>
-          <w:u w:val="single" w:color="0000ff"/>
-          <w:rFonts w:ascii="Charis SIL Regular" w:hAnsi="Charis SIL Regular" w:eastAsia="Charis SIL Regular"/>
-          <w:b w:val="0"/>
-          <w:i w:val="0"/>
-          <w:color w:val="000000"/>
-          <w:sz w:val="24"/>
-        </w:rPr>
-        <w:hyperlink r:id="rId10" w:history="1">
-          <w:r>
-            <w:rPr>
-              <w:rStyle w:val="Hyperlink"/>
-            </w:rPr>
-            <w:t>ere tran</w:t>
-          </w:r>
-        </w:hyperlink>
-      </w:r>
-      <w:r>
-        <w:rPr>
-          <w:u w:val="single" w:color="0000ff"/>
-          <w:rFonts w:ascii="Charis SIL Regular" w:hAnsi="Charis SIL Regular" w:eastAsia="Charis SIL Regular"/>
-          <w:b w:val="0"/>
-          <w:i w:val="0"/>
-          <w:color w:val="000000"/>
-          <w:sz w:val="24"/>
-        </w:rPr>
-        <w:hyperlink r:id="rId10" w:history="1">
-          <w:r>
-            <w:rPr>
-              <w:rStyle w:val="Hyperlink"/>
-            </w:rPr>
-            <w:t>s</w:t>
-          </w:r>
-        </w:hyperlink>
-      </w:r>
-      <w:r>
-        <w:rPr>
-          <w:u w:val="single" w:color="0000ff"/>
-          <w:rFonts w:ascii="Charis SIL Regular" w:hAnsi="Charis SIL Regular" w:eastAsia="Charis SIL Regular"/>
-          <w:b w:val="0"/>
-          <w:i w:val="0"/>
-          <w:color w:val="000000"/>
-          <w:sz w:val="24"/>
-        </w:rPr>
-        <w:hyperlink r:id="rId10" w:history="1">
-          <w:r>
-            <w:rPr>
-              <w:rStyle w:val="Hyperlink"/>
-            </w:rPr>
-            <w:t>fe</w:t>
-          </w:r>
-        </w:hyperlink>
-      </w:r>
-      <w:r>
-        <w:rPr>
-          <w:rFonts w:ascii="Charis SIL Regular" w:hAnsi="Charis SIL Regular" w:eastAsia="Charis SIL Regular"/>
-          <w:b w:val="0"/>
-          <w:i w:val="0"/>
-          <w:color w:val="000000"/>
-          <w:sz w:val="24"/>
-        </w:rPr>
-        <w:t xml:space="preserve">rred from the </w:t>
+        <w:t xml:space="preserve">that were transferred from the </w:t>
       </w:r>
       <w:r>
         <w:rPr>

--- a/EXPORTS/DOCX/published/niveau3/English/WMLeiden.docx
+++ b/EXPORTS/DOCX/published/niveau3/English/WMLeiden.docx
@@ -652,7 +652,7 @@
           <w:sz w:val="24"/>
           <w:u w:val="single"/>
         </w:rPr>
-        <w:hyperlink r:id="rId10" w:history="1">
+        <w:hyperlink r:id="rId11" w:history="1">
           <w:r>
             <w:rPr>
               <w:rStyle w:val="Hyperlink"/>

--- a/EXPORTS/DOCX/published/niveau3/English/WMLeiden.docx
+++ b/EXPORTS/DOCX/published/niveau3/English/WMLeiden.docx
@@ -558,25 +558,7 @@
           <w:color w:val="000000"/>
           <w:sz w:val="24"/>
         </w:rPr>
-        <w:t>of the collection of t</w:t>
-      </w:r>
-      <w:r>
-        <w:rPr>
-          <w:u w:val="single" w:color="0000ff"/>
-          <w:rFonts w:ascii="Charis SIL Regular" w:hAnsi="Charis SIL Regular" w:eastAsia="Charis SIL Regular"/>
-          <w:b w:val="0"/>
-          <w:i w:val="0"/>
-          <w:color w:val="000000"/>
-          <w:sz w:val="24"/>
-        </w:rPr>
-        <w:hyperlink r:id="rId10" w:history="1">
-          <w:r>
-            <w:rPr>
-              <w:rStyle w:val="Hyperlink"/>
-            </w:rPr>
-            <w:t xml:space="preserve">he </w:t>
-          </w:r>
-        </w:hyperlink>
+        <w:t xml:space="preserve">of the collection of the </w:t>
       </w:r>
       <w:r>
         <w:rPr>
@@ -652,7 +634,7 @@
           <w:sz w:val="24"/>
           <w:u w:val="single"/>
         </w:rPr>
-        <w:hyperlink r:id="rId11" w:history="1">
+        <w:hyperlink r:id="rId10" w:history="1">
           <w:r>
             <w:rPr>
               <w:rStyle w:val="Hyperlink"/>

--- a/EXPORTS/DOCX/published/niveau3/English/WMLeiden.docx
+++ b/EXPORTS/DOCX/published/niveau3/English/WMLeiden.docx
@@ -569,7 +569,7 @@
           <w:sz w:val="24"/>
           <w:u w:val="single"/>
         </w:rPr>
-        <w:hyperlink r:id="rId10" w:history="1">
+        <w:hyperlink r:id="rId11" w:history="1">
           <w:r>
             <w:rPr>
               <w:rStyle w:val="Hyperlink"/>
@@ -587,7 +587,7 @@
           <w:sz w:val="24"/>
           <w:u w:val="single"/>
         </w:rPr>
-        <w:hyperlink r:id="rId10" w:history="1">
+        <w:hyperlink r:id="rId11" w:history="1">
           <w:r>
             <w:rPr>
               <w:rStyle w:val="Hyperlink"/>
@@ -605,7 +605,7 @@
           <w:sz w:val="24"/>
           <w:u w:val="single"/>
         </w:rPr>
-        <w:hyperlink r:id="rId10" w:history="1">
+        <w:hyperlink r:id="rId11" w:history="1">
           <w:r>
             <w:rPr>
               <w:rStyle w:val="Hyperlink"/>
@@ -634,7 +634,7 @@
           <w:sz w:val="24"/>
           <w:u w:val="single"/>
         </w:rPr>
-        <w:hyperlink r:id="rId10" w:history="1">
+        <w:hyperlink r:id="rId11" w:history="1">
           <w:r>
             <w:rPr>
               <w:rStyle w:val="Hyperlink"/>
@@ -663,7 +663,7 @@
           <w:sz w:val="24"/>
           <w:u w:val="single"/>
         </w:rPr>
-        <w:hyperlink r:id="rId11" w:history="1">
+        <w:hyperlink r:id="rId10" w:history="1">
           <w:r>
             <w:rPr>
               <w:rStyle w:val="Hyperlink"/>
@@ -681,7 +681,7 @@
           <w:sz w:val="24"/>
           <w:u w:val="single"/>
         </w:rPr>
-        <w:hyperlink r:id="rId11" w:history="1">
+        <w:hyperlink r:id="rId10" w:history="1">
           <w:r>
             <w:rPr>
               <w:rStyle w:val="Hyperlink"/>
@@ -1568,13 +1568,103 @@
       </w:r>
       <w:r>
         <w:rPr>
+          <w:u w:val="single" w:color="0000ff"/>
           <w:rFonts w:ascii="Charis SIL Regular" w:hAnsi="Charis SIL Regular" w:eastAsia="Charis SIL Regular"/>
           <w:b w:val="0"/>
           <w:i w:val="0"/>
           <w:color w:val="000000"/>
           <w:sz w:val="24"/>
         </w:rPr>
-        <w:t xml:space="preserve">that were transferred from the </w:t>
+        <w:hyperlink r:id="rId10" w:history="1">
+          <w:r>
+            <w:rPr>
+              <w:rStyle w:val="Hyperlink"/>
+            </w:rPr>
+            <w:t>that w</w:t>
+          </w:r>
+        </w:hyperlink>
+      </w:r>
+      <w:r>
+        <w:rPr>
+          <w:u w:val="single" w:color="0000ff"/>
+          <w:rFonts w:ascii="Charis SIL Regular" w:hAnsi="Charis SIL Regular" w:eastAsia="Charis SIL Regular"/>
+          <w:b w:val="0"/>
+          <w:i w:val="0"/>
+          <w:color w:val="000000"/>
+          <w:sz w:val="24"/>
+        </w:rPr>
+        <w:hyperlink r:id="rId10" w:history="1">
+          <w:r>
+            <w:rPr>
+              <w:rStyle w:val="Hyperlink"/>
+            </w:rPr>
+            <w:t>ere tran</w:t>
+          </w:r>
+        </w:hyperlink>
+      </w:r>
+      <w:r>
+        <w:rPr>
+          <w:u w:val="single" w:color="0000ff"/>
+          <w:rFonts w:ascii="Charis SIL Regular" w:hAnsi="Charis SIL Regular" w:eastAsia="Charis SIL Regular"/>
+          <w:b w:val="0"/>
+          <w:i w:val="0"/>
+          <w:color w:val="000000"/>
+          <w:sz w:val="24"/>
+        </w:rPr>
+        <w:hyperlink r:id="rId10" w:history="1">
+          <w:r>
+            <w:rPr>
+              <w:rStyle w:val="Hyperlink"/>
+            </w:rPr>
+            <w:t>s</w:t>
+          </w:r>
+        </w:hyperlink>
+      </w:r>
+      <w:r>
+        <w:rPr>
+          <w:u w:val="single" w:color="0000ff"/>
+          <w:rFonts w:ascii="Charis SIL Regular" w:hAnsi="Charis SIL Regular" w:eastAsia="Charis SIL Regular"/>
+          <w:b w:val="0"/>
+          <w:i w:val="0"/>
+          <w:color w:val="000000"/>
+          <w:sz w:val="24"/>
+        </w:rPr>
+        <w:hyperlink r:id="rId10" w:history="1">
+          <w:r>
+            <w:rPr>
+              <w:rStyle w:val="Hyperlink"/>
+            </w:rPr>
+            <w:t>fe</w:t>
+          </w:r>
+        </w:hyperlink>
+      </w:r>
+      <w:r>
+        <w:rPr>
+          <w:u w:val="single" w:color="0000ff"/>
+          <w:rFonts w:ascii="Charis SIL Regular" w:hAnsi="Charis SIL Regular" w:eastAsia="Charis SIL Regular"/>
+          <w:b w:val="0"/>
+          <w:i w:val="0"/>
+          <w:color w:val="000000"/>
+          <w:sz w:val="24"/>
+        </w:rPr>
+        <w:hyperlink r:id="rId10" w:history="1">
+          <w:r>
+            <w:rPr>
+              <w:rStyle w:val="Hyperlink"/>
+            </w:rPr>
+            <w:t>rred from t</w:t>
+          </w:r>
+        </w:hyperlink>
+      </w:r>
+      <w:r>
+        <w:rPr>
+          <w:rFonts w:ascii="Charis SIL Regular" w:hAnsi="Charis SIL Regular" w:eastAsia="Charis SIL Regular"/>
+          <w:b w:val="0"/>
+          <w:i w:val="0"/>
+          <w:color w:val="000000"/>
+          <w:sz w:val="24"/>
+        </w:rPr>
+        <w:t xml:space="preserve">he </w:t>
       </w:r>
       <w:r>
         <w:rPr>

--- a/EXPORTS/DOCX/published/niveau3/English/WMLeiden.docx
+++ b/EXPORTS/DOCX/published/niveau3/English/WMLeiden.docx
@@ -558,7 +558,24 @@
           <w:color w:val="000000"/>
           <w:sz w:val="24"/>
         </w:rPr>
-        <w:t xml:space="preserve">of the collection of the </w:t>
+        <w:t>of the collection of t</w:t>
+      </w:r>
+      <w:r>
+        <w:rPr>
+          <w:rFonts w:ascii="Charis SIL Regular" w:hAnsi="Charis SIL Regular" w:eastAsia="Charis SIL Regular"/>
+          <w:b w:val="0"/>
+          <w:i w:val="0"/>
+          <w:color w:val="000000"/>
+          <w:sz w:val="24"/>
+        </w:rPr>
+        <w:hyperlink r:id="rId10" w:history="1">
+          <w:r>
+            <w:rPr>
+              <w:rStyle w:val="Hyperlink"/>
+            </w:rPr>
+            <w:t xml:space="preserve">he </w:t>
+          </w:r>
+        </w:hyperlink>
       </w:r>
       <w:r>
         <w:rPr>
@@ -634,7 +651,7 @@
           <w:sz w:val="24"/>
           <w:u w:val="single"/>
         </w:rPr>
-        <w:hyperlink r:id="rId11" w:history="1">
+        <w:hyperlink r:id="rId10" w:history="1">
           <w:r>
             <w:rPr>
               <w:rStyle w:val="Hyperlink"/>
@@ -663,7 +680,7 @@
           <w:sz w:val="24"/>
           <w:u w:val="single"/>
         </w:rPr>
-        <w:hyperlink r:id="rId11" w:history="1">
+        <w:hyperlink r:id="rId10" w:history="1">
           <w:r>
             <w:rPr>
               <w:rStyle w:val="Hyperlink"/>
@@ -681,7 +698,7 @@
           <w:sz w:val="24"/>
           <w:u w:val="single"/>
         </w:rPr>
-        <w:hyperlink r:id="rId11" w:history="1">
+        <w:hyperlink r:id="rId10" w:history="1">
           <w:r>
             <w:rPr>
               <w:rStyle w:val="Hyperlink"/>
@@ -737,7 +754,14 @@
           <w:color w:val="000000"/>
           <w:sz w:val="24"/>
         </w:rPr>
-        <w:t>phisch M</w:t>
+        <w:hyperlink r:id="rId11" w:history="1">
+          <w:r>
+            <w:rPr>
+              <w:rStyle w:val="Hyperlink"/>
+            </w:rPr>
+            <w:t>phisch M</w:t>
+          </w:r>
+        </w:hyperlink>
       </w:r>
       <w:r>
         <w:rPr>
@@ -1561,13 +1585,96 @@
       </w:r>
       <w:r>
         <w:rPr>
+          <w:u w:val="single" w:color="0000ff"/>
           <w:rFonts w:ascii="Charis SIL Regular" w:hAnsi="Charis SIL Regular" w:eastAsia="Charis SIL Regular"/>
           <w:b w:val="0"/>
           <w:i w:val="0"/>
           <w:color w:val="000000"/>
           <w:sz w:val="24"/>
         </w:rPr>
-        <w:t xml:space="preserve">that were transferred from the </w:t>
+        <w:t>that w</w:t>
+      </w:r>
+      <w:r>
+        <w:rPr>
+          <w:u w:val="single" w:color="0000ff"/>
+          <w:rFonts w:ascii="Charis SIL Regular" w:hAnsi="Charis SIL Regular" w:eastAsia="Charis SIL Regular"/>
+          <w:b w:val="0"/>
+          <w:i w:val="0"/>
+          <w:color w:val="000000"/>
+          <w:sz w:val="24"/>
+        </w:rPr>
+        <w:hyperlink r:id="rId10" w:history="1">
+          <w:r>
+            <w:rPr>
+              <w:rStyle w:val="Hyperlink"/>
+            </w:rPr>
+            <w:t>ere tran</w:t>
+          </w:r>
+        </w:hyperlink>
+      </w:r>
+      <w:r>
+        <w:rPr>
+          <w:u w:val="single" w:color="0000ff"/>
+          <w:rFonts w:ascii="Charis SIL Regular" w:hAnsi="Charis SIL Regular" w:eastAsia="Charis SIL Regular"/>
+          <w:b w:val="0"/>
+          <w:i w:val="0"/>
+          <w:color w:val="000000"/>
+          <w:sz w:val="24"/>
+        </w:rPr>
+        <w:hyperlink r:id="rId10" w:history="1">
+          <w:r>
+            <w:rPr>
+              <w:rStyle w:val="Hyperlink"/>
+            </w:rPr>
+            <w:t>s</w:t>
+          </w:r>
+        </w:hyperlink>
+      </w:r>
+      <w:r>
+        <w:rPr>
+          <w:u w:val="single" w:color="0000ff"/>
+          <w:rFonts w:ascii="Charis SIL Regular" w:hAnsi="Charis SIL Regular" w:eastAsia="Charis SIL Regular"/>
+          <w:b w:val="0"/>
+          <w:i w:val="0"/>
+          <w:color w:val="000000"/>
+          <w:sz w:val="24"/>
+        </w:rPr>
+        <w:hyperlink r:id="rId10" w:history="1">
+          <w:r>
+            <w:rPr>
+              <w:rStyle w:val="Hyperlink"/>
+            </w:rPr>
+            <w:t>fe</w:t>
+          </w:r>
+        </w:hyperlink>
+      </w:r>
+      <w:r>
+        <w:rPr>
+          <w:u w:val="single" w:color="0000ff"/>
+          <w:rFonts w:ascii="Charis SIL Regular" w:hAnsi="Charis SIL Regular" w:eastAsia="Charis SIL Regular"/>
+          <w:b w:val="0"/>
+          <w:i w:val="0"/>
+          <w:color w:val="000000"/>
+          <w:sz w:val="24"/>
+        </w:rPr>
+        <w:hyperlink r:id="rId10" w:history="1">
+          <w:r>
+            <w:rPr>
+              <w:rStyle w:val="Hyperlink"/>
+            </w:rPr>
+            <w:t>rred from t</w:t>
+          </w:r>
+        </w:hyperlink>
+      </w:r>
+      <w:r>
+        <w:rPr>
+          <w:rFonts w:ascii="Charis SIL Regular" w:hAnsi="Charis SIL Regular" w:eastAsia="Charis SIL Regular"/>
+          <w:b w:val="0"/>
+          <w:i w:val="0"/>
+          <w:color w:val="000000"/>
+          <w:sz w:val="24"/>
+        </w:rPr>
+        <w:t xml:space="preserve">he </w:t>
       </w:r>
       <w:r>
         <w:rPr>

--- a/EXPORTS/DOCX/published/niveau3/English/WMLeiden.docx
+++ b/EXPORTS/DOCX/published/niveau3/English/WMLeiden.docx
@@ -558,24 +558,7 @@
           <w:color w:val="000000"/>
           <w:sz w:val="24"/>
         </w:rPr>
-        <w:t>of the collection of t</w:t>
-      </w:r>
-      <w:r>
-        <w:rPr>
-          <w:rFonts w:ascii="Charis SIL Regular" w:hAnsi="Charis SIL Regular" w:eastAsia="Charis SIL Regular"/>
-          <w:b w:val="0"/>
-          <w:i w:val="0"/>
-          <w:color w:val="000000"/>
-          <w:sz w:val="24"/>
-        </w:rPr>
-        <w:hyperlink r:id="rId10" w:history="1">
-          <w:r>
-            <w:rPr>
-              <w:rStyle w:val="Hyperlink"/>
-            </w:rPr>
-            <w:t xml:space="preserve">he </w:t>
-          </w:r>
-        </w:hyperlink>
+        <w:t xml:space="preserve">of the collection of the </w:t>
       </w:r>
       <w:r>
         <w:rPr>
@@ -651,7 +634,7 @@
           <w:sz w:val="24"/>
           <w:u w:val="single"/>
         </w:rPr>
-        <w:hyperlink r:id="rId10" w:history="1">
+        <w:hyperlink r:id="rId11" w:history="1">
           <w:r>
             <w:rPr>
               <w:rStyle w:val="Hyperlink"/>
@@ -680,7 +663,7 @@
           <w:sz w:val="24"/>
           <w:u w:val="single"/>
         </w:rPr>
-        <w:hyperlink r:id="rId10" w:history="1">
+        <w:hyperlink r:id="rId11" w:history="1">
           <w:r>
             <w:rPr>
               <w:rStyle w:val="Hyperlink"/>
@@ -698,7 +681,7 @@
           <w:sz w:val="24"/>
           <w:u w:val="single"/>
         </w:rPr>
-        <w:hyperlink r:id="rId10" w:history="1">
+        <w:hyperlink r:id="rId11" w:history="1">
           <w:r>
             <w:rPr>
               <w:rStyle w:val="Hyperlink"/>
@@ -754,14 +737,7 @@
           <w:color w:val="000000"/>
           <w:sz w:val="24"/>
         </w:rPr>
-        <w:hyperlink r:id="rId11" w:history="1">
-          <w:r>
-            <w:rPr>
-              <w:rStyle w:val="Hyperlink"/>
-            </w:rPr>
-            <w:t>phisch M</w:t>
-          </w:r>
-        </w:hyperlink>
+        <w:t>phisch M</w:t>
       </w:r>
       <w:r>
         <w:rPr>
@@ -1585,96 +1561,13 @@
       </w:r>
       <w:r>
         <w:rPr>
-          <w:u w:val="single" w:color="0000ff"/>
           <w:rFonts w:ascii="Charis SIL Regular" w:hAnsi="Charis SIL Regular" w:eastAsia="Charis SIL Regular"/>
           <w:b w:val="0"/>
           <w:i w:val="0"/>
           <w:color w:val="000000"/>
           <w:sz w:val="24"/>
         </w:rPr>
-        <w:t>that w</w:t>
-      </w:r>
-      <w:r>
-        <w:rPr>
-          <w:u w:val="single" w:color="0000ff"/>
-          <w:rFonts w:ascii="Charis SIL Regular" w:hAnsi="Charis SIL Regular" w:eastAsia="Charis SIL Regular"/>
-          <w:b w:val="0"/>
-          <w:i w:val="0"/>
-          <w:color w:val="000000"/>
-          <w:sz w:val="24"/>
-        </w:rPr>
-        <w:hyperlink r:id="rId10" w:history="1">
-          <w:r>
-            <w:rPr>
-              <w:rStyle w:val="Hyperlink"/>
-            </w:rPr>
-            <w:t>ere tran</w:t>
-          </w:r>
-        </w:hyperlink>
-      </w:r>
-      <w:r>
-        <w:rPr>
-          <w:u w:val="single" w:color="0000ff"/>
-          <w:rFonts w:ascii="Charis SIL Regular" w:hAnsi="Charis SIL Regular" w:eastAsia="Charis SIL Regular"/>
-          <w:b w:val="0"/>
-          <w:i w:val="0"/>
-          <w:color w:val="000000"/>
-          <w:sz w:val="24"/>
-        </w:rPr>
-        <w:hyperlink r:id="rId10" w:history="1">
-          <w:r>
-            <w:rPr>
-              <w:rStyle w:val="Hyperlink"/>
-            </w:rPr>
-            <w:t>s</w:t>
-          </w:r>
-        </w:hyperlink>
-      </w:r>
-      <w:r>
-        <w:rPr>
-          <w:u w:val="single" w:color="0000ff"/>
-          <w:rFonts w:ascii="Charis SIL Regular" w:hAnsi="Charis SIL Regular" w:eastAsia="Charis SIL Regular"/>
-          <w:b w:val="0"/>
-          <w:i w:val="0"/>
-          <w:color w:val="000000"/>
-          <w:sz w:val="24"/>
-        </w:rPr>
-        <w:hyperlink r:id="rId10" w:history="1">
-          <w:r>
-            <w:rPr>
-              <w:rStyle w:val="Hyperlink"/>
-            </w:rPr>
-            <w:t>fe</w:t>
-          </w:r>
-        </w:hyperlink>
-      </w:r>
-      <w:r>
-        <w:rPr>
-          <w:u w:val="single" w:color="0000ff"/>
-          <w:rFonts w:ascii="Charis SIL Regular" w:hAnsi="Charis SIL Regular" w:eastAsia="Charis SIL Regular"/>
-          <w:b w:val="0"/>
-          <w:i w:val="0"/>
-          <w:color w:val="000000"/>
-          <w:sz w:val="24"/>
-        </w:rPr>
-        <w:hyperlink r:id="rId10" w:history="1">
-          <w:r>
-            <w:rPr>
-              <w:rStyle w:val="Hyperlink"/>
-            </w:rPr>
-            <w:t>rred from t</w:t>
-          </w:r>
-        </w:hyperlink>
-      </w:r>
-      <w:r>
-        <w:rPr>
-          <w:rFonts w:ascii="Charis SIL Regular" w:hAnsi="Charis SIL Regular" w:eastAsia="Charis SIL Regular"/>
-          <w:b w:val="0"/>
-          <w:i w:val="0"/>
-          <w:color w:val="000000"/>
-          <w:sz w:val="24"/>
-        </w:rPr>
-        <w:t xml:space="preserve">he </w:t>
+        <w:t xml:space="preserve">that were transferred from the </w:t>
       </w:r>
       <w:r>
         <w:rPr>

--- a/EXPORTS/DOCX/published/niveau3/English/WMLeiden.docx
+++ b/EXPORTS/DOCX/published/niveau3/English/WMLeiden.docx
@@ -569,7 +569,7 @@
           <w:sz w:val="24"/>
           <w:u w:val="single"/>
         </w:rPr>
-        <w:hyperlink r:id="rId10" w:history="1">
+        <w:hyperlink r:id="rId11" w:history="1">
           <w:r>
             <w:rPr>
               <w:rStyle w:val="Hyperlink"/>
@@ -587,7 +587,7 @@
           <w:sz w:val="24"/>
           <w:u w:val="single"/>
         </w:rPr>
-        <w:hyperlink r:id="rId10" w:history="1">
+        <w:hyperlink r:id="rId11" w:history="1">
           <w:r>
             <w:rPr>
               <w:rStyle w:val="Hyperlink"/>
@@ -634,7 +634,7 @@
           <w:sz w:val="24"/>
           <w:u w:val="single"/>
         </w:rPr>
-        <w:hyperlink r:id="rId11" w:history="1">
+        <w:hyperlink r:id="rId10" w:history="1">
           <w:r>
             <w:rPr>
               <w:rStyle w:val="Hyperlink"/>
@@ -663,7 +663,7 @@
           <w:sz w:val="24"/>
           <w:u w:val="single"/>
         </w:rPr>
-        <w:hyperlink r:id="rId11" w:history="1">
+        <w:hyperlink r:id="rId10" w:history="1">
           <w:r>
             <w:rPr>
               <w:rStyle w:val="Hyperlink"/>
@@ -681,7 +681,7 @@
           <w:sz w:val="24"/>
           <w:u w:val="single"/>
         </w:rPr>
-        <w:hyperlink r:id="rId11" w:history="1">
+        <w:hyperlink r:id="rId10" w:history="1">
           <w:r>
             <w:rPr>
               <w:rStyle w:val="Hyperlink"/>
@@ -737,7 +737,14 @@
           <w:color w:val="000000"/>
           <w:sz w:val="24"/>
         </w:rPr>
-        <w:t>phisch M</w:t>
+        <w:hyperlink r:id="rId11" w:history="1">
+          <w:r>
+            <w:rPr>
+              <w:rStyle w:val="Hyperlink"/>
+            </w:rPr>
+            <w:t>phisch M</w:t>
+          </w:r>
+        </w:hyperlink>
       </w:r>
       <w:r>
         <w:rPr>
@@ -1561,13 +1568,103 @@
       </w:r>
       <w:r>
         <w:rPr>
+          <w:u w:val="single" w:color="0000ff"/>
           <w:rFonts w:ascii="Charis SIL Regular" w:hAnsi="Charis SIL Regular" w:eastAsia="Charis SIL Regular"/>
           <w:b w:val="0"/>
           <w:i w:val="0"/>
           <w:color w:val="000000"/>
           <w:sz w:val="24"/>
         </w:rPr>
-        <w:t xml:space="preserve">that were transferred from the </w:t>
+        <w:hyperlink r:id="rId10" w:history="1">
+          <w:r>
+            <w:rPr>
+              <w:rStyle w:val="Hyperlink"/>
+            </w:rPr>
+            <w:t>that w</w:t>
+          </w:r>
+        </w:hyperlink>
+      </w:r>
+      <w:r>
+        <w:rPr>
+          <w:u w:val="single" w:color="0000ff"/>
+          <w:rFonts w:ascii="Charis SIL Regular" w:hAnsi="Charis SIL Regular" w:eastAsia="Charis SIL Regular"/>
+          <w:b w:val="0"/>
+          <w:i w:val="0"/>
+          <w:color w:val="000000"/>
+          <w:sz w:val="24"/>
+        </w:rPr>
+        <w:hyperlink r:id="rId10" w:history="1">
+          <w:r>
+            <w:rPr>
+              <w:rStyle w:val="Hyperlink"/>
+            </w:rPr>
+            <w:t>ere tran</w:t>
+          </w:r>
+        </w:hyperlink>
+      </w:r>
+      <w:r>
+        <w:rPr>
+          <w:u w:val="single" w:color="0000ff"/>
+          <w:rFonts w:ascii="Charis SIL Regular" w:hAnsi="Charis SIL Regular" w:eastAsia="Charis SIL Regular"/>
+          <w:b w:val="0"/>
+          <w:i w:val="0"/>
+          <w:color w:val="000000"/>
+          <w:sz w:val="24"/>
+        </w:rPr>
+        <w:hyperlink r:id="rId10" w:history="1">
+          <w:r>
+            <w:rPr>
+              <w:rStyle w:val="Hyperlink"/>
+            </w:rPr>
+            <w:t>s</w:t>
+          </w:r>
+        </w:hyperlink>
+      </w:r>
+      <w:r>
+        <w:rPr>
+          <w:u w:val="single" w:color="0000ff"/>
+          <w:rFonts w:ascii="Charis SIL Regular" w:hAnsi="Charis SIL Regular" w:eastAsia="Charis SIL Regular"/>
+          <w:b w:val="0"/>
+          <w:i w:val="0"/>
+          <w:color w:val="000000"/>
+          <w:sz w:val="24"/>
+        </w:rPr>
+        <w:hyperlink r:id="rId10" w:history="1">
+          <w:r>
+            <w:rPr>
+              <w:rStyle w:val="Hyperlink"/>
+            </w:rPr>
+            <w:t>fe</w:t>
+          </w:r>
+        </w:hyperlink>
+      </w:r>
+      <w:r>
+        <w:rPr>
+          <w:u w:val="single" w:color="0000ff"/>
+          <w:rFonts w:ascii="Charis SIL Regular" w:hAnsi="Charis SIL Regular" w:eastAsia="Charis SIL Regular"/>
+          <w:b w:val="0"/>
+          <w:i w:val="0"/>
+          <w:color w:val="000000"/>
+          <w:sz w:val="24"/>
+        </w:rPr>
+        <w:hyperlink r:id="rId10" w:history="1">
+          <w:r>
+            <w:rPr>
+              <w:rStyle w:val="Hyperlink"/>
+            </w:rPr>
+            <w:t>rred from t</w:t>
+          </w:r>
+        </w:hyperlink>
+      </w:r>
+      <w:r>
+        <w:rPr>
+          <w:rFonts w:ascii="Charis SIL Regular" w:hAnsi="Charis SIL Regular" w:eastAsia="Charis SIL Regular"/>
+          <w:b w:val="0"/>
+          <w:i w:val="0"/>
+          <w:color w:val="000000"/>
+          <w:sz w:val="24"/>
+        </w:rPr>
+        <w:t xml:space="preserve">he </w:t>
       </w:r>
       <w:r>
         <w:rPr>

--- a/EXPORTS/DOCX/published/niveau3/English/WMLeiden.docx
+++ b/EXPORTS/DOCX/published/niveau3/English/WMLeiden.docx
@@ -567,34 +567,8 @@
           <w:i w:val="0"/>
           <w:color w:val="0000FF"/>
           <w:sz w:val="24"/>
-          <w:u w:val="single"/>
         </w:rPr>
-        <w:hyperlink r:id="rId11" w:history="1">
-          <w:r>
-            <w:rPr>
-              <w:rStyle w:val="Hyperlink"/>
-            </w:rPr>
-            <w:t>Mu</w:t>
-          </w:r>
-        </w:hyperlink>
-      </w:r>
-      <w:r>
-        <w:rPr>
-          <w:rFonts w:ascii="Charis SIL Regular" w:hAnsi="Charis SIL Regular" w:eastAsia="Charis SIL Regular"/>
-          <w:b w:val="0"/>
-          <w:i w:val="0"/>
-          <w:color w:val="0000FF"/>
-          <w:sz w:val="24"/>
-          <w:u w:val="single"/>
-        </w:rPr>
-        <w:hyperlink r:id="rId11" w:history="1">
-          <w:r>
-            <w:rPr>
-              <w:rStyle w:val="Hyperlink"/>
-            </w:rPr>
-            <w:t>s</w:t>
-          </w:r>
-        </w:hyperlink>
+        <w:t>Museum of An</w:t>
       </w:r>
       <w:r>
         <w:rPr>
@@ -610,7 +584,815 @@
             <w:rPr>
               <w:rStyle w:val="Hyperlink"/>
             </w:rPr>
-            <w:t>eum</w:t>
+            <w:t>tiquities</w:t>
+          </w:r>
+        </w:hyperlink>
+      </w:r>
+      <w:r>
+        <w:rPr>
+          <w:u w:val="single" w:color="0000ff"/>
+          <w:rFonts w:ascii="Charis SIL Regular" w:hAnsi="Charis SIL Regular" w:eastAsia="Charis SIL Regular"/>
+          <w:b w:val="0"/>
+          <w:i w:val="0"/>
+          <w:color w:val="000000"/>
+          <w:sz w:val="24"/>
+        </w:rPr>
+        <w:hyperlink r:id="rId10" w:history="1">
+          <w:r>
+            <w:rPr>
+              <w:rStyle w:val="Hyperlink"/>
+            </w:rPr>
+            <w:t xml:space="preserve"> in</w:t>
+          </w:r>
+        </w:hyperlink>
+      </w:r>
+      <w:r>
+        <w:rPr>
+          <w:rFonts w:ascii="Charis SIL Regular" w:hAnsi="Charis SIL Regular" w:eastAsia="Charis SIL Regular"/>
+          <w:b w:val="0"/>
+          <w:i w:val="0"/>
+          <w:color w:val="000000"/>
+          <w:sz w:val="24"/>
+        </w:rPr>
+        <w:t xml:space="preserve"> Leiden was also transferred to what was </w:t>
+      </w:r>
+      <w:r>
+        <w:rPr>
+          <w:rFonts w:ascii="Charis SIL Regular" w:hAnsi="Charis SIL Regular" w:eastAsia="Charis SIL Regular"/>
+          <w:b w:val="0"/>
+          <w:i w:val="0"/>
+          <w:color w:val="000000"/>
+          <w:sz w:val="24"/>
+        </w:rPr>
+        <w:t>then the Rijks Ethnogra</w:t>
+      </w:r>
+      <w:r>
+        <w:rPr>
+          <w:u w:val="single" w:color="0000ff"/>
+          <w:rFonts w:ascii="Charis SIL Regular" w:hAnsi="Charis SIL Regular" w:eastAsia="Charis SIL Regular"/>
+          <w:b w:val="0"/>
+          <w:i w:val="0"/>
+          <w:color w:val="000000"/>
+          <w:sz w:val="24"/>
+        </w:rPr>
+        <w:hyperlink r:id="rId11" w:history="1">
+          <w:r>
+            <w:rPr>
+              <w:rStyle w:val="Hyperlink"/>
+            </w:rPr>
+            <w:t>phisch M</w:t>
+          </w:r>
+        </w:hyperlink>
+      </w:r>
+      <w:r>
+        <w:rPr>
+          <w:u w:val="single" w:color="0000ff"/>
+          <w:rFonts w:ascii="Charis SIL Regular" w:hAnsi="Charis SIL Regular" w:eastAsia="Charis SIL Regular"/>
+          <w:b w:val="0"/>
+          <w:i w:val="0"/>
+          <w:color w:val="000000"/>
+          <w:sz w:val="24"/>
+        </w:rPr>
+        <w:hyperlink r:id="rId11" w:history="1">
+          <w:r>
+            <w:rPr>
+              <w:rStyle w:val="Hyperlink"/>
+            </w:rPr>
+            <w:t>u</w:t>
+          </w:r>
+        </w:hyperlink>
+      </w:r>
+      <w:r>
+        <w:rPr>
+          <w:u w:val="single" w:color="0000ff"/>
+          <w:rFonts w:ascii="Charis SIL Regular" w:hAnsi="Charis SIL Regular" w:eastAsia="Charis SIL Regular"/>
+          <w:b w:val="0"/>
+          <w:i w:val="0"/>
+          <w:color w:val="000000"/>
+          <w:sz w:val="24"/>
+        </w:rPr>
+        <w:hyperlink r:id="rId11" w:history="1">
+          <w:r>
+            <w:rPr>
+              <w:rStyle w:val="Hyperlink"/>
+            </w:rPr>
+            <w:t>s</w:t>
+          </w:r>
+        </w:hyperlink>
+      </w:r>
+      <w:r>
+        <w:rPr>
+          <w:u w:val="single" w:color="0000ff"/>
+          <w:rFonts w:ascii="Charis SIL Regular" w:hAnsi="Charis SIL Regular" w:eastAsia="Charis SIL Regular"/>
+          <w:b w:val="0"/>
+          <w:i w:val="0"/>
+          <w:color w:val="000000"/>
+          <w:sz w:val="24"/>
+        </w:rPr>
+        <w:hyperlink r:id="rId11" w:history="1">
+          <w:r>
+            <w:rPr>
+              <w:rStyle w:val="Hyperlink"/>
+            </w:rPr>
+            <w:t>eum (Natio</w:t>
+          </w:r>
+        </w:hyperlink>
+      </w:r>
+      <w:r>
+        <w:rPr>
+          <w:rFonts w:ascii="Charis SIL Regular" w:hAnsi="Charis SIL Regular" w:eastAsia="Charis SIL Regular"/>
+          <w:b w:val="0"/>
+          <w:i w:val="0"/>
+          <w:color w:val="000000"/>
+          <w:sz w:val="24"/>
+        </w:rPr>
+        <w:t xml:space="preserve">nal Museum of Ethnology). The latter group of </w:t>
+      </w:r>
+      <w:r>
+        <w:rPr>
+          <w:rFonts w:ascii="Charis SIL Regular" w:hAnsi="Charis SIL Regular" w:eastAsia="Charis SIL Regular"/>
+          <w:b w:val="0"/>
+          <w:i w:val="0"/>
+          <w:color w:val="000000"/>
+          <w:sz w:val="24"/>
+        </w:rPr>
+        <w:t xml:space="preserve">objects included the various Singhasari statues, some of which were returned to Indonesia in </w:t>
+      </w:r>
+      <w:r>
+        <w:rPr>
+          <w:rFonts w:ascii="Charis SIL Regular" w:hAnsi="Charis SIL Regular" w:eastAsia="Charis SIL Regular"/>
+          <w:b w:val="0"/>
+          <w:i w:val="0"/>
+          <w:color w:val="000000"/>
+          <w:sz w:val="24"/>
+        </w:rPr>
+        <w:t xml:space="preserve">1978 and others in 2023. Objects were also transferred from the National Museum of </w:t>
+      </w:r>
+      <w:r>
+        <w:rPr>
+          <w:rFonts w:ascii="Charis SIL Regular" w:hAnsi="Charis SIL Regular" w:eastAsia="Charis SIL Regular"/>
+          <w:b w:val="0"/>
+          <w:i w:val="0"/>
+          <w:color w:val="000000"/>
+          <w:sz w:val="24"/>
+        </w:rPr>
+        <w:t>Ethnology to other museums, such as the Anatomical Museum in Leiden in 1935.</w:t>
+      </w:r>
+    </w:p>
+    <w:p>
+      <w:pPr>
+        <w:autoSpaceDN w:val="0"/>
+        <w:autoSpaceDE w:val="0"/>
+        <w:widowControl/>
+        <w:spacing w:line="288" w:lineRule="exact" w:before="240" w:after="0"/>
+        <w:ind w:left="10" w:right="0" w:firstLine="0"/>
+        <w:jc w:val="left"/>
+      </w:pPr>
+      <w:r>
+        <w:rPr>
+          <w:rFonts w:ascii="Charis SIL Regular" w:hAnsi="Charis SIL Regular" w:eastAsia="Charis SIL Regular"/>
+          <w:b w:val="0"/>
+          <w:i w:val="0"/>
+          <w:color w:val="000000"/>
+          <w:sz w:val="24"/>
+        </w:rPr>
+        <w:t xml:space="preserve">Objects were acquired in various ways. First, as described above, through exchange with </w:t>
+      </w:r>
+      <w:r>
+        <w:rPr>
+          <w:rFonts w:ascii="Charis SIL Regular" w:hAnsi="Charis SIL Regular" w:eastAsia="Charis SIL Regular"/>
+          <w:b w:val="0"/>
+          <w:i w:val="0"/>
+          <w:color w:val="000000"/>
+          <w:sz w:val="24"/>
+        </w:rPr>
+        <w:t xml:space="preserve">other museums. Many objects from Indonesia were sent by the [Koninklijk Bataviaasch </w:t>
+      </w:r>
+      <w:r>
+        <w:br/>
+      </w:r>
+      <w:r>
+        <w:rPr>
+          <w:rFonts w:ascii="Charis SIL Regular" w:hAnsi="Charis SIL Regular" w:eastAsia="Charis SIL Regular"/>
+          <w:b w:val="0"/>
+          <w:i w:val="0"/>
+          <w:color w:val="000000"/>
+          <w:sz w:val="24"/>
+        </w:rPr>
+        <w:t xml:space="preserve">Genootschap van Kunsten en Wetenschappen](https://app.colonialcollections.nl/en/ </w:t>
+      </w:r>
+      <w:r>
+        <w:br/>
+      </w:r>
+      <w:r>
+        <w:rPr>
+          <w:rFonts w:ascii="Charis SIL Regular" w:hAnsi="Charis SIL Regular" w:eastAsia="Charis SIL Regular"/>
+          <w:b w:val="0"/>
+          <w:i w:val="0"/>
+          <w:color w:val="000000"/>
+          <w:sz w:val="24"/>
+        </w:rPr>
+        <w:t xml:space="preserve">research-aids/ </w:t>
+      </w:r>
+      <w:r>
+        <w:br/>
+      </w:r>
+      <w:r>
+        <w:rPr>
+          <w:rFonts w:ascii="Charis SIL Regular" w:hAnsi="Charis SIL Regular" w:eastAsia="Charis SIL Regular"/>
+          <w:b w:val="0"/>
+          <w:i w:val="0"/>
+          <w:color w:val="000000"/>
+          <w:sz w:val="24"/>
+        </w:rPr>
+        <w:t xml:space="preserve">https%3A%2F%2Fn2t%252Enet%2Fark%3A%2F27023%2F879aa24d509fdae582d9cbd6cc60160 </w:t>
+      </w:r>
+      <w:r>
+        <w:rPr>
+          <w:rFonts w:ascii="Charis SIL Regular" w:hAnsi="Charis SIL Regular" w:eastAsia="Charis SIL Regular"/>
+          <w:b w:val="0"/>
+          <w:i w:val="0"/>
+          <w:color w:val="000000"/>
+          <w:sz w:val="24"/>
+        </w:rPr>
+        <w:t xml:space="preserve">addition, the National Museum of Ethnology itself was an active buyer of ethnographic </w:t>
+      </w:r>
+      <w:r>
+        <w:br/>
+      </w:r>
+      <w:r>
+        <w:rPr>
+          <w:rFonts w:ascii="Charis SIL Regular" w:hAnsi="Charis SIL Regular" w:eastAsia="Charis SIL Regular"/>
+          <w:b w:val="0"/>
+          <w:i w:val="0"/>
+          <w:color w:val="000000"/>
+          <w:sz w:val="24"/>
+        </w:rPr>
+        <w:t xml:space="preserve">objects from dealers and auctions, with for example part of the museum's collection of Benin </w:t>
+      </w:r>
+      <w:r>
+        <w:rPr>
+          <w:rFonts w:ascii="Charis SIL Regular" w:hAnsi="Charis SIL Regular" w:eastAsia="Charis SIL Regular"/>
+          <w:b w:val="0"/>
+          <w:i w:val="0"/>
+          <w:color w:val="000000"/>
+          <w:sz w:val="24"/>
+        </w:rPr>
+        <w:t xml:space="preserve">Bronzes having been obtained in this way. Many objects were also received as donations, </w:t>
+      </w:r>
+      <w:r>
+        <w:rPr>
+          <w:rFonts w:ascii="Charis SIL Regular" w:hAnsi="Charis SIL Regular" w:eastAsia="Charis SIL Regular"/>
+          <w:b w:val="0"/>
+          <w:i w:val="0"/>
+          <w:color w:val="000000"/>
+          <w:sz w:val="24"/>
+        </w:rPr>
+        <w:t xml:space="preserve">often from </w:t>
+      </w:r>
+      <w:r>
+        <w:rPr>
+          <w:rFonts w:ascii="Charis SIL Regular" w:hAnsi="Charis SIL Regular" w:eastAsia="Charis SIL Regular"/>
+          <w:b w:val="0"/>
+          <w:i w:val="0"/>
+          <w:color w:val="0000FF"/>
+          <w:sz w:val="24"/>
+          <w:u w:val="single"/>
+        </w:rPr>
+        <w:hyperlink r:id="rId12" w:history="1">
+          <w:r>
+            <w:rPr>
+              <w:rStyle w:val="Hyperlink"/>
+            </w:rPr>
+            <w:t>colonial</w:t>
+          </w:r>
+        </w:hyperlink>
+      </w:r>
+      <w:r>
+        <w:rPr>
+          <w:rFonts w:ascii="Charis SIL Regular" w:hAnsi="Charis SIL Regular" w:eastAsia="Charis SIL Regular"/>
+          <w:b w:val="0"/>
+          <w:i w:val="0"/>
+          <w:color w:val="0000FF"/>
+          <w:sz w:val="24"/>
+          <w:u w:val="single"/>
+        </w:rPr>
+        <w:t xml:space="preserve"> </w:t>
+      </w:r>
+      <w:r>
+        <w:rPr>
+          <w:rFonts w:ascii="Charis SIL Regular" w:hAnsi="Charis SIL Regular" w:eastAsia="Charis SIL Regular"/>
+          <w:b w:val="0"/>
+          <w:i w:val="0"/>
+          <w:color w:val="0000FF"/>
+          <w:sz w:val="24"/>
+          <w:u w:val="single"/>
+        </w:rPr>
+        <w:hyperlink r:id="rId12" w:history="1">
+          <w:r>
+            <w:rPr>
+              <w:rStyle w:val="Hyperlink"/>
+            </w:rPr>
+            <w:t>civil</w:t>
+          </w:r>
+        </w:hyperlink>
+      </w:r>
+      <w:r>
+        <w:rPr>
+          <w:rFonts w:ascii="Charis SIL Regular" w:hAnsi="Charis SIL Regular" w:eastAsia="Charis SIL Regular"/>
+          <w:b w:val="0"/>
+          <w:i w:val="0"/>
+          <w:color w:val="0000FF"/>
+          <w:sz w:val="24"/>
+          <w:u w:val="single"/>
+        </w:rPr>
+        <w:t xml:space="preserve"> </w:t>
+      </w:r>
+      <w:r>
+        <w:rPr>
+          <w:rFonts w:ascii="Charis SIL Regular" w:hAnsi="Charis SIL Regular" w:eastAsia="Charis SIL Regular"/>
+          <w:b w:val="0"/>
+          <w:i w:val="0"/>
+          <w:color w:val="0000FF"/>
+          <w:sz w:val="24"/>
+          <w:u w:val="single"/>
+        </w:rPr>
+        <w:hyperlink r:id="rId12" w:history="1">
+          <w:r>
+            <w:rPr>
+              <w:rStyle w:val="Hyperlink"/>
+            </w:rPr>
+            <w:t>servants</w:t>
+          </w:r>
+        </w:hyperlink>
+      </w:r>
+      <w:r>
+        <w:rPr>
+          <w:rFonts w:ascii="Charis SIL Regular" w:hAnsi="Charis SIL Regular" w:eastAsia="Charis SIL Regular"/>
+          <w:b w:val="0"/>
+          <w:i w:val="0"/>
+          <w:color w:val="000000"/>
+          <w:sz w:val="24"/>
+        </w:rPr>
+        <w:t xml:space="preserve"> or </w:t>
+      </w:r>
+      <w:r>
+        <w:rPr>
+          <w:rFonts w:ascii="Charis SIL Regular" w:hAnsi="Charis SIL Regular" w:eastAsia="Charis SIL Regular"/>
+          <w:b w:val="0"/>
+          <w:i w:val="0"/>
+          <w:color w:val="0000FF"/>
+          <w:sz w:val="24"/>
+          <w:u w:val="single"/>
+        </w:rPr>
+        <w:hyperlink r:id="rId13" w:history="1">
+          <w:r>
+            <w:rPr>
+              <w:rStyle w:val="Hyperlink"/>
+            </w:rPr>
+            <w:t>military</w:t>
+          </w:r>
+        </w:hyperlink>
+      </w:r>
+      <w:r>
+        <w:rPr>
+          <w:rFonts w:ascii="Charis SIL Regular" w:hAnsi="Charis SIL Regular" w:eastAsia="Charis SIL Regular"/>
+          <w:b w:val="0"/>
+          <w:i w:val="0"/>
+          <w:color w:val="0000FF"/>
+          <w:sz w:val="24"/>
+          <w:u w:val="single"/>
+        </w:rPr>
+        <w:t xml:space="preserve"> </w:t>
+      </w:r>
+      <w:r>
+        <w:rPr>
+          <w:rFonts w:ascii="Charis SIL Regular" w:hAnsi="Charis SIL Regular" w:eastAsia="Charis SIL Regular"/>
+          <w:b w:val="0"/>
+          <w:i w:val="0"/>
+          <w:color w:val="0000FF"/>
+          <w:sz w:val="24"/>
+          <w:u w:val="single"/>
+        </w:rPr>
+        <w:hyperlink r:id="rId13" w:history="1">
+          <w:r>
+            <w:rPr>
+              <w:rStyle w:val="Hyperlink"/>
+            </w:rPr>
+            <w:t>personnel</w:t>
+          </w:r>
+        </w:hyperlink>
+      </w:r>
+      <w:r>
+        <w:rPr>
+          <w:rFonts w:ascii="Charis SIL Regular" w:hAnsi="Charis SIL Regular" w:eastAsia="Charis SIL Regular"/>
+          <w:b w:val="0"/>
+          <w:i w:val="0"/>
+          <w:color w:val="000000"/>
+          <w:sz w:val="24"/>
+        </w:rPr>
+        <w:t xml:space="preserve"> who served for example with the </w:t>
+      </w:r>
+      <w:r>
+        <w:rPr>
+          <w:rFonts w:ascii="Charis SIL Regular" w:hAnsi="Charis SIL Regular" w:eastAsia="Charis SIL Regular"/>
+          <w:b w:val="0"/>
+          <w:i w:val="0"/>
+          <w:color w:val="000000"/>
+          <w:sz w:val="24"/>
+        </w:rPr>
+        <w:t>Royal Dutc</w:t>
+      </w:r>
+      <w:r>
+        <w:rPr>
+          <w:u w:val="single" w:color="0000ff"/>
+          <w:rFonts w:ascii="Charis SIL Regular" w:hAnsi="Charis SIL Regular" w:eastAsia="Charis SIL Regular"/>
+          <w:b w:val="0"/>
+          <w:i w:val="0"/>
+          <w:color w:val="000000"/>
+          <w:sz w:val="24"/>
+        </w:rPr>
+        <w:hyperlink r:id="rId12" w:history="1">
+          <w:r>
+            <w:rPr>
+              <w:rStyle w:val="Hyperlink"/>
+            </w:rPr>
+            <w:t>h East In</w:t>
+          </w:r>
+        </w:hyperlink>
+      </w:r>
+      <w:r>
+        <w:rPr>
+          <w:u w:val="single" w:color="0000ff"/>
+          <w:rFonts w:ascii="Charis SIL Regular" w:hAnsi="Charis SIL Regular" w:eastAsia="Charis SIL Regular"/>
+          <w:b w:val="0"/>
+          <w:i w:val="0"/>
+          <w:color w:val="000000"/>
+          <w:sz w:val="24"/>
+        </w:rPr>
+        <w:hyperlink r:id="rId12" w:history="1">
+          <w:r>
+            <w:rPr>
+              <w:rStyle w:val="Hyperlink"/>
+            </w:rPr>
+            <w:t xml:space="preserve">dies </w:t>
+          </w:r>
+        </w:hyperlink>
+      </w:r>
+      <w:r>
+        <w:rPr>
+          <w:u w:val="single" w:color="0000ff"/>
+          <w:rFonts w:ascii="Charis SIL Regular" w:hAnsi="Charis SIL Regular" w:eastAsia="Charis SIL Regular"/>
+          <w:b w:val="0"/>
+          <w:i w:val="0"/>
+          <w:color w:val="000000"/>
+          <w:sz w:val="24"/>
+        </w:rPr>
+        <w:hyperlink r:id="rId12" w:history="1">
+          <w:r>
+            <w:rPr>
+              <w:rStyle w:val="Hyperlink"/>
+            </w:rPr>
+            <w:t>Army (K</w:t>
+          </w:r>
+        </w:hyperlink>
+      </w:r>
+      <w:r>
+        <w:rPr>
+          <w:rFonts w:ascii="Charis SIL Regular" w:hAnsi="Charis SIL Regular" w:eastAsia="Charis SIL Regular"/>
+          <w:b w:val="0"/>
+          <w:i w:val="0"/>
+          <w:color w:val="000000"/>
+          <w:sz w:val="24"/>
+        </w:rPr>
+        <w:t>NIL</w:t>
+      </w:r>
+      <w:r>
+        <w:rPr>
+          <w:u w:val="single" w:color="0000ff"/>
+          <w:rFonts w:ascii="Charis SIL Regular" w:hAnsi="Charis SIL Regular" w:eastAsia="Charis SIL Regular"/>
+          <w:b w:val="0"/>
+          <w:i w:val="0"/>
+          <w:color w:val="000000"/>
+          <w:sz w:val="24"/>
+        </w:rPr>
+        <w:hyperlink r:id="rId13" w:history="1">
+          <w:r>
+            <w:rPr>
+              <w:rStyle w:val="Hyperlink"/>
+            </w:rPr>
+            <w:t>). The v</w:t>
+          </w:r>
+        </w:hyperlink>
+      </w:r>
+      <w:r>
+        <w:rPr>
+          <w:u w:val="single" w:color="0000ff"/>
+          <w:rFonts w:ascii="Charis SIL Regular" w:hAnsi="Charis SIL Regular" w:eastAsia="Charis SIL Regular"/>
+          <w:b w:val="0"/>
+          <w:i w:val="0"/>
+          <w:color w:val="000000"/>
+          <w:sz w:val="24"/>
+        </w:rPr>
+        <w:hyperlink r:id="rId13" w:history="1">
+          <w:r>
+            <w:rPr>
+              <w:rStyle w:val="Hyperlink"/>
+            </w:rPr>
+            <w:t>a</w:t>
+          </w:r>
+        </w:hyperlink>
+      </w:r>
+      <w:r>
+        <w:rPr>
+          <w:u w:val="single" w:color="0000ff"/>
+          <w:rFonts w:ascii="Charis SIL Regular" w:hAnsi="Charis SIL Regular" w:eastAsia="Charis SIL Regular"/>
+          <w:b w:val="0"/>
+          <w:i w:val="0"/>
+          <w:color w:val="000000"/>
+          <w:sz w:val="24"/>
+        </w:rPr>
+        <w:hyperlink r:id="rId13" w:history="1">
+          <w:r>
+            <w:rPr>
+              <w:rStyle w:val="Hyperlink"/>
+            </w:rPr>
+            <w:t>st majorit</w:t>
+          </w:r>
+        </w:hyperlink>
+      </w:r>
+      <w:r>
+        <w:rPr>
+          <w:rFonts w:ascii="Charis SIL Regular" w:hAnsi="Charis SIL Regular" w:eastAsia="Charis SIL Regular"/>
+          <w:b w:val="0"/>
+          <w:i w:val="0"/>
+          <w:color w:val="000000"/>
+          <w:sz w:val="24"/>
+        </w:rPr>
+        <w:t xml:space="preserve">y of the collection of the present </w:t>
+      </w:r>
+      <w:r>
+        <w:br/>
+      </w:r>
+      <w:r>
+        <w:rPr>
+          <w:rFonts w:ascii="Charis SIL Regular" w:hAnsi="Charis SIL Regular" w:eastAsia="Charis SIL Regular"/>
+          <w:b w:val="0"/>
+          <w:i w:val="0"/>
+          <w:color w:val="000000"/>
+          <w:sz w:val="24"/>
+        </w:rPr>
+        <w:t>Wereldmuseum Leiden was therefore collected during the 19th and 20th centuries.</w:t>
+      </w:r>
+    </w:p>
+    <w:p>
+      <w:pPr>
+        <w:autoSpaceDN w:val="0"/>
+        <w:autoSpaceDE w:val="0"/>
+        <w:widowControl/>
+        <w:spacing w:line="352" w:lineRule="exact" w:before="176" w:after="0"/>
+        <w:ind w:left="10" w:right="0" w:firstLine="0"/>
+        <w:jc w:val="left"/>
+      </w:pPr>
+      <w:r>
+        <w:rPr>
+          <w:rFonts w:ascii="Charis SIL Regular" w:hAnsi="Charis SIL Regular" w:eastAsia="Charis SIL Regular"/>
+          <w:b w:val="0"/>
+          <w:i w:val="0"/>
+          <w:color w:val="000000"/>
+          <w:sz w:val="24"/>
+        </w:rPr>
+        <w:t xml:space="preserve">[image] </w:t>
+      </w:r>
+      <w:r>
+        <w:rPr>
+          <w:rFonts w:ascii="Charis SIL Italic" w:hAnsi="Charis SIL Italic" w:eastAsia="Charis SIL Italic"/>
+          <w:b w:val="0"/>
+          <w:i/>
+          <w:color w:val="000000"/>
+          <w:sz w:val="24"/>
+        </w:rPr>
+        <w:t>The Wereldmuseum Leiden in November 2024</w:t>
+      </w:r>
+      <w:r>
+        <w:rPr>
+          <w:rFonts w:ascii="Charis SIL Regular" w:hAnsi="Charis SIL Regular" w:eastAsia="Charis SIL Regular"/>
+          <w:b w:val="0"/>
+          <w:i w:val="0"/>
+          <w:color w:val="000000"/>
+          <w:sz w:val="24"/>
+        </w:rPr>
+        <w:t xml:space="preserve"> (</w:t>
+      </w:r>
+      <w:r>
+        <w:rPr>
+          <w:rFonts w:ascii="Charis SIL Regular" w:hAnsi="Charis SIL Regular" w:eastAsia="Charis SIL Regular"/>
+          <w:b w:val="0"/>
+          <w:i w:val="0"/>
+          <w:color w:val="0000FF"/>
+          <w:sz w:val="24"/>
+          <w:u w:val="single"/>
+        </w:rPr>
+        <w:hyperlink r:id="rId14" w:history="1">
+          <w:r>
+            <w:rPr>
+              <w:rStyle w:val="Hyperlink"/>
+            </w:rPr>
+            <w:t>Sneeuwvlakte</w:t>
+          </w:r>
+        </w:hyperlink>
+      </w:r>
+      <w:r>
+        <w:rPr>
+          <w:rFonts w:ascii="Charis SIL Regular" w:hAnsi="Charis SIL Regular" w:eastAsia="Charis SIL Regular"/>
+          <w:b w:val="0"/>
+          <w:i w:val="0"/>
+          <w:color w:val="0000FF"/>
+          <w:sz w:val="24"/>
+          <w:u w:val="single"/>
+        </w:rPr>
+        <w:t xml:space="preserve"> </w:t>
+      </w:r>
+      <w:r>
+        <w:rPr>
+          <w:rFonts w:ascii="Charis SIL Regular" w:hAnsi="Charis SIL Regular" w:eastAsia="Charis SIL Regular"/>
+          <w:b w:val="0"/>
+          <w:i w:val="0"/>
+          <w:color w:val="0000FF"/>
+          <w:sz w:val="24"/>
+          <w:u w:val="single"/>
+        </w:rPr>
+        <w:hyperlink r:id="rId14" w:history="1">
+          <w:r>
+            <w:rPr>
+              <w:rStyle w:val="Hyperlink"/>
+            </w:rPr>
+            <w:t>/</w:t>
+          </w:r>
+        </w:hyperlink>
+      </w:r>
+      <w:r>
+        <w:rPr>
+          <w:rFonts w:ascii="Charis SIL Regular" w:hAnsi="Charis SIL Regular" w:eastAsia="Charis SIL Regular"/>
+          <w:b w:val="0"/>
+          <w:i w:val="0"/>
+          <w:color w:val="0000FF"/>
+          <w:sz w:val="24"/>
+          <w:u w:val="single"/>
+        </w:rPr>
+        <w:t xml:space="preserve"> </w:t>
+      </w:r>
+      <w:r>
+        <w:rPr>
+          <w:rFonts w:ascii="Charis SIL Regular" w:hAnsi="Charis SIL Regular" w:eastAsia="Charis SIL Regular"/>
+          <w:b w:val="0"/>
+          <w:i w:val="0"/>
+          <w:color w:val="0000FF"/>
+          <w:sz w:val="24"/>
+          <w:u w:val="single"/>
+        </w:rPr>
+        <w:hyperlink r:id="rId14" w:history="1">
+          <w:r>
+            <w:rPr>
+              <w:rStyle w:val="Hyperlink"/>
+            </w:rPr>
+            <w:t>Wikimedia</w:t>
+          </w:r>
+        </w:hyperlink>
+      </w:r>
+      <w:r>
+        <w:rPr>
+          <w:rFonts w:ascii="Charis SIL Regular" w:hAnsi="Charis SIL Regular" w:eastAsia="Charis SIL Regular"/>
+          <w:b w:val="0"/>
+          <w:i w:val="0"/>
+          <w:color w:val="0000FF"/>
+          <w:sz w:val="24"/>
+          <w:u w:val="single"/>
+        </w:rPr>
+        <w:t xml:space="preserve"> </w:t>
+      </w:r>
+      <w:r>
+        <w:rPr>
+          <w:rFonts w:ascii="Charis SIL Regular" w:hAnsi="Charis SIL Regular" w:eastAsia="Charis SIL Regular"/>
+          <w:b w:val="0"/>
+          <w:i w:val="0"/>
+          <w:color w:val="0000FF"/>
+          <w:sz w:val="24"/>
+          <w:u w:val="single"/>
+        </w:rPr>
+        <w:hyperlink r:id="rId14" w:history="1">
+          <w:r>
+            <w:rPr>
+              <w:rStyle w:val="Hyperlink"/>
+            </w:rPr>
+            <w:t>Commons</w:t>
+          </w:r>
+        </w:hyperlink>
+      </w:r>
+      <w:r>
+        <w:rPr>
+          <w:rFonts w:ascii="Charis SIL Regular" w:hAnsi="Charis SIL Regular" w:eastAsia="Charis SIL Regular"/>
+          <w:b w:val="0"/>
+          <w:i w:val="0"/>
+          <w:color w:val="000000"/>
+          <w:sz w:val="24"/>
+        </w:rPr>
+        <w:t>)</w:t>
+      </w:r>
+    </w:p>
+    <w:p>
+      <w:pPr>
+        <w:autoSpaceDN w:val="0"/>
+        <w:autoSpaceDE w:val="0"/>
+        <w:widowControl/>
+        <w:spacing w:line="420" w:lineRule="exact" w:before="204" w:after="0"/>
+        <w:ind w:left="10" w:right="0" w:firstLine="0"/>
+        <w:jc w:val="left"/>
+      </w:pPr>
+      <w:r>
+        <w:rPr>
+          <w:rFonts w:ascii="Charis SIL Bold" w:hAnsi="Charis SIL Bold" w:eastAsia="Charis SIL Bold"/>
+          <w:b/>
+          <w:i w:val="0"/>
+          <w:color w:val="000000"/>
+          <w:sz w:val="28"/>
+        </w:rPr>
+        <w:t>Provenance research</w:t>
+      </w:r>
+    </w:p>
+    <w:p>
+      <w:pPr>
+        <w:autoSpaceDN w:val="0"/>
+        <w:autoSpaceDE w:val="0"/>
+        <w:widowControl/>
+        <w:spacing w:line="288" w:lineRule="exact" w:before="276" w:after="0"/>
+        <w:ind w:left="10" w:right="576" w:firstLine="0"/>
+        <w:jc w:val="left"/>
+      </w:pPr>
+      <w:r>
+        <w:rPr>
+          <w:rFonts w:ascii="Charis SIL Regular" w:hAnsi="Charis SIL Regular" w:eastAsia="Charis SIL Regular"/>
+          <w:b w:val="0"/>
+          <w:i w:val="0"/>
+          <w:color w:val="000000"/>
+          <w:sz w:val="24"/>
+        </w:rPr>
+        <w:t xml:space="preserve">Objects from the Wereldmuseum Leiden can be identified within the Wereldmuseum </w:t>
+      </w:r>
+      <w:r>
+        <w:rPr>
+          <w:rFonts w:ascii="Charis SIL Regular" w:hAnsi="Charis SIL Regular" w:eastAsia="Charis SIL Regular"/>
+          <w:b w:val="0"/>
+          <w:i w:val="0"/>
+          <w:color w:val="000000"/>
+          <w:sz w:val="24"/>
+        </w:rPr>
+        <w:t xml:space="preserve">collection by the attribute ‘RV-’. ‘RV-360’ comprises the objects that were received from the </w:t>
+      </w:r>
+      <w:r>
+        <w:rPr>
+          <w:rFonts w:ascii="Charis SIL Regular" w:hAnsi="Charis SIL Regular" w:eastAsia="Charis SIL Regular"/>
+          <w:b w:val="0"/>
+          <w:i w:val="0"/>
+          <w:color w:val="0000FF"/>
+          <w:sz w:val="24"/>
+          <w:u w:val="single"/>
+        </w:rPr>
+        <w:hyperlink r:id="rId10" w:history="1">
+          <w:r>
+            <w:rPr>
+              <w:rStyle w:val="Hyperlink"/>
+            </w:rPr>
+            <w:t>Royal</w:t>
+          </w:r>
+        </w:hyperlink>
+      </w:r>
+      <w:r>
+        <w:rPr>
+          <w:rFonts w:ascii="Charis SIL Regular" w:hAnsi="Charis SIL Regular" w:eastAsia="Charis SIL Regular"/>
+          <w:b w:val="0"/>
+          <w:i w:val="0"/>
+          <w:color w:val="0000FF"/>
+          <w:sz w:val="24"/>
+          <w:u w:val="single"/>
+        </w:rPr>
+        <w:t xml:space="preserve"> </w:t>
+      </w:r>
+      <w:r>
+        <w:rPr>
+          <w:rFonts w:ascii="Charis SIL Regular" w:hAnsi="Charis SIL Regular" w:eastAsia="Charis SIL Regular"/>
+          <w:b w:val="0"/>
+          <w:i w:val="0"/>
+          <w:color w:val="0000FF"/>
+          <w:sz w:val="24"/>
+          <w:u w:val="single"/>
+        </w:rPr>
+        <w:hyperlink r:id="rId10" w:history="1">
+          <w:r>
+            <w:rPr>
+              <w:rStyle w:val="Hyperlink"/>
+            </w:rPr>
+            <w:t>Cabinet</w:t>
           </w:r>
         </w:hyperlink>
       </w:r>
@@ -668,890 +1450,6 @@
             <w:rPr>
               <w:rStyle w:val="Hyperlink"/>
             </w:rPr>
-            <w:t>An</w:t>
-          </w:r>
-        </w:hyperlink>
-      </w:r>
-      <w:r>
-        <w:rPr>
-          <w:rFonts w:ascii="Charis SIL Regular" w:hAnsi="Charis SIL Regular" w:eastAsia="Charis SIL Regular"/>
-          <w:b w:val="0"/>
-          <w:i w:val="0"/>
-          <w:color w:val="0000FF"/>
-          <w:sz w:val="24"/>
-          <w:u w:val="single"/>
-        </w:rPr>
-        <w:hyperlink r:id="rId10" w:history="1">
-          <w:r>
-            <w:rPr>
-              <w:rStyle w:val="Hyperlink"/>
-            </w:rPr>
-            <w:t>tiquities</w:t>
-          </w:r>
-        </w:hyperlink>
-      </w:r>
-      <w:r>
-        <w:rPr>
-          <w:u w:val="single" w:color="0000ff"/>
-          <w:rFonts w:ascii="Charis SIL Regular" w:hAnsi="Charis SIL Regular" w:eastAsia="Charis SIL Regular"/>
-          <w:b w:val="0"/>
-          <w:i w:val="0"/>
-          <w:color w:val="000000"/>
-          <w:sz w:val="24"/>
-        </w:rPr>
-        <w:hyperlink r:id="rId10" w:history="1">
-          <w:r>
-            <w:rPr>
-              <w:rStyle w:val="Hyperlink"/>
-            </w:rPr>
-            <w:t xml:space="preserve"> in</w:t>
-          </w:r>
-        </w:hyperlink>
-      </w:r>
-      <w:r>
-        <w:rPr>
-          <w:rFonts w:ascii="Charis SIL Regular" w:hAnsi="Charis SIL Regular" w:eastAsia="Charis SIL Regular"/>
-          <w:b w:val="0"/>
-          <w:i w:val="0"/>
-          <w:color w:val="000000"/>
-          <w:sz w:val="24"/>
-        </w:rPr>
-        <w:t xml:space="preserve"> Leiden was also transferred to what was </w:t>
-      </w:r>
-      <w:r>
-        <w:rPr>
-          <w:rFonts w:ascii="Charis SIL Regular" w:hAnsi="Charis SIL Regular" w:eastAsia="Charis SIL Regular"/>
-          <w:b w:val="0"/>
-          <w:i w:val="0"/>
-          <w:color w:val="000000"/>
-          <w:sz w:val="24"/>
-        </w:rPr>
-        <w:t>then the Rijks Ethnogra</w:t>
-      </w:r>
-      <w:r>
-        <w:rPr>
-          <w:u w:val="single" w:color="0000ff"/>
-          <w:rFonts w:ascii="Charis SIL Regular" w:hAnsi="Charis SIL Regular" w:eastAsia="Charis SIL Regular"/>
-          <w:b w:val="0"/>
-          <w:i w:val="0"/>
-          <w:color w:val="000000"/>
-          <w:sz w:val="24"/>
-        </w:rPr>
-        <w:hyperlink r:id="rId11" w:history="1">
-          <w:r>
-            <w:rPr>
-              <w:rStyle w:val="Hyperlink"/>
-            </w:rPr>
-            <w:t>phisch M</w:t>
-          </w:r>
-        </w:hyperlink>
-      </w:r>
-      <w:r>
-        <w:rPr>
-          <w:u w:val="single" w:color="0000ff"/>
-          <w:rFonts w:ascii="Charis SIL Regular" w:hAnsi="Charis SIL Regular" w:eastAsia="Charis SIL Regular"/>
-          <w:b w:val="0"/>
-          <w:i w:val="0"/>
-          <w:color w:val="000000"/>
-          <w:sz w:val="24"/>
-        </w:rPr>
-        <w:hyperlink r:id="rId11" w:history="1">
-          <w:r>
-            <w:rPr>
-              <w:rStyle w:val="Hyperlink"/>
-            </w:rPr>
-            <w:t>u</w:t>
-          </w:r>
-        </w:hyperlink>
-      </w:r>
-      <w:r>
-        <w:rPr>
-          <w:u w:val="single" w:color="0000ff"/>
-          <w:rFonts w:ascii="Charis SIL Regular" w:hAnsi="Charis SIL Regular" w:eastAsia="Charis SIL Regular"/>
-          <w:b w:val="0"/>
-          <w:i w:val="0"/>
-          <w:color w:val="000000"/>
-          <w:sz w:val="24"/>
-        </w:rPr>
-        <w:hyperlink r:id="rId11" w:history="1">
-          <w:r>
-            <w:rPr>
-              <w:rStyle w:val="Hyperlink"/>
-            </w:rPr>
-            <w:t>s</w:t>
-          </w:r>
-        </w:hyperlink>
-      </w:r>
-      <w:r>
-        <w:rPr>
-          <w:u w:val="single" w:color="0000ff"/>
-          <w:rFonts w:ascii="Charis SIL Regular" w:hAnsi="Charis SIL Regular" w:eastAsia="Charis SIL Regular"/>
-          <w:b w:val="0"/>
-          <w:i w:val="0"/>
-          <w:color w:val="000000"/>
-          <w:sz w:val="24"/>
-        </w:rPr>
-        <w:hyperlink r:id="rId11" w:history="1">
-          <w:r>
-            <w:rPr>
-              <w:rStyle w:val="Hyperlink"/>
-            </w:rPr>
-            <w:t>eum (Natio</w:t>
-          </w:r>
-        </w:hyperlink>
-      </w:r>
-      <w:r>
-        <w:rPr>
-          <w:rFonts w:ascii="Charis SIL Regular" w:hAnsi="Charis SIL Regular" w:eastAsia="Charis SIL Regular"/>
-          <w:b w:val="0"/>
-          <w:i w:val="0"/>
-          <w:color w:val="000000"/>
-          <w:sz w:val="24"/>
-        </w:rPr>
-        <w:t xml:space="preserve">nal Museum of Ethnology). The latter group of </w:t>
-      </w:r>
-      <w:r>
-        <w:rPr>
-          <w:rFonts w:ascii="Charis SIL Regular" w:hAnsi="Charis SIL Regular" w:eastAsia="Charis SIL Regular"/>
-          <w:b w:val="0"/>
-          <w:i w:val="0"/>
-          <w:color w:val="000000"/>
-          <w:sz w:val="24"/>
-        </w:rPr>
-        <w:t xml:space="preserve">objects included the various Singhasari statues, some of which were returned to Indonesia in </w:t>
-      </w:r>
-      <w:r>
-        <w:rPr>
-          <w:rFonts w:ascii="Charis SIL Regular" w:hAnsi="Charis SIL Regular" w:eastAsia="Charis SIL Regular"/>
-          <w:b w:val="0"/>
-          <w:i w:val="0"/>
-          <w:color w:val="000000"/>
-          <w:sz w:val="24"/>
-        </w:rPr>
-        <w:t xml:space="preserve">1978 and others in 2023. Objects were also transferred from the National Museum of </w:t>
-      </w:r>
-      <w:r>
-        <w:rPr>
-          <w:rFonts w:ascii="Charis SIL Regular" w:hAnsi="Charis SIL Regular" w:eastAsia="Charis SIL Regular"/>
-          <w:b w:val="0"/>
-          <w:i w:val="0"/>
-          <w:color w:val="000000"/>
-          <w:sz w:val="24"/>
-        </w:rPr>
-        <w:t>Ethnology to other museums, such as the Anatomical Museum in Leiden in 1935.</w:t>
-      </w:r>
-    </w:p>
-    <w:p>
-      <w:pPr>
-        <w:autoSpaceDN w:val="0"/>
-        <w:autoSpaceDE w:val="0"/>
-        <w:widowControl/>
-        <w:spacing w:line="288" w:lineRule="exact" w:before="240" w:after="0"/>
-        <w:ind w:left="10" w:right="0" w:firstLine="0"/>
-        <w:jc w:val="left"/>
-      </w:pPr>
-      <w:r>
-        <w:rPr>
-          <w:rFonts w:ascii="Charis SIL Regular" w:hAnsi="Charis SIL Regular" w:eastAsia="Charis SIL Regular"/>
-          <w:b w:val="0"/>
-          <w:i w:val="0"/>
-          <w:color w:val="000000"/>
-          <w:sz w:val="24"/>
-        </w:rPr>
-        <w:t xml:space="preserve">Objects were acquired in various ways. First, as described above, through exchange with </w:t>
-      </w:r>
-      <w:r>
-        <w:rPr>
-          <w:rFonts w:ascii="Charis SIL Regular" w:hAnsi="Charis SIL Regular" w:eastAsia="Charis SIL Regular"/>
-          <w:b w:val="0"/>
-          <w:i w:val="0"/>
-          <w:color w:val="000000"/>
-          <w:sz w:val="24"/>
-        </w:rPr>
-        <w:t xml:space="preserve">other museums. Many objects from Indonesia were sent by the [Koninklijk Bataviaasch </w:t>
-      </w:r>
-      <w:r>
-        <w:br/>
-      </w:r>
-      <w:r>
-        <w:rPr>
-          <w:rFonts w:ascii="Charis SIL Regular" w:hAnsi="Charis SIL Regular" w:eastAsia="Charis SIL Regular"/>
-          <w:b w:val="0"/>
-          <w:i w:val="0"/>
-          <w:color w:val="000000"/>
-          <w:sz w:val="24"/>
-        </w:rPr>
-        <w:t xml:space="preserve">Genootschap van Kunsten en Wetenschappen](https://app.colonialcollections.nl/en/ </w:t>
-      </w:r>
-      <w:r>
-        <w:br/>
-      </w:r>
-      <w:r>
-        <w:rPr>
-          <w:rFonts w:ascii="Charis SIL Regular" w:hAnsi="Charis SIL Regular" w:eastAsia="Charis SIL Regular"/>
-          <w:b w:val="0"/>
-          <w:i w:val="0"/>
-          <w:color w:val="000000"/>
-          <w:sz w:val="24"/>
-        </w:rPr>
-        <w:t xml:space="preserve">research-aids/ </w:t>
-      </w:r>
-      <w:r>
-        <w:br/>
-      </w:r>
-      <w:r>
-        <w:rPr>
-          <w:rFonts w:ascii="Charis SIL Regular" w:hAnsi="Charis SIL Regular" w:eastAsia="Charis SIL Regular"/>
-          <w:b w:val="0"/>
-          <w:i w:val="0"/>
-          <w:color w:val="000000"/>
-          <w:sz w:val="24"/>
-        </w:rPr>
-        <w:t xml:space="preserve">https%3A%2F%2Fn2t%252Enet%2Fark%3A%2F27023%2F879aa24d509fdae582d9cbd6cc60160 </w:t>
-      </w:r>
-      <w:r>
-        <w:rPr>
-          <w:rFonts w:ascii="Charis SIL Regular" w:hAnsi="Charis SIL Regular" w:eastAsia="Charis SIL Regular"/>
-          <w:b w:val="0"/>
-          <w:i w:val="0"/>
-          <w:color w:val="000000"/>
-          <w:sz w:val="24"/>
-        </w:rPr>
-        <w:t xml:space="preserve">addition, the National Museum of Ethnology itself was an active buyer of ethnographic </w:t>
-      </w:r>
-      <w:r>
-        <w:br/>
-      </w:r>
-      <w:r>
-        <w:rPr>
-          <w:rFonts w:ascii="Charis SIL Regular" w:hAnsi="Charis SIL Regular" w:eastAsia="Charis SIL Regular"/>
-          <w:b w:val="0"/>
-          <w:i w:val="0"/>
-          <w:color w:val="000000"/>
-          <w:sz w:val="24"/>
-        </w:rPr>
-        <w:t xml:space="preserve">objects from dealers and auctions, with for example part of the museum's collection of Benin </w:t>
-      </w:r>
-      <w:r>
-        <w:rPr>
-          <w:rFonts w:ascii="Charis SIL Regular" w:hAnsi="Charis SIL Regular" w:eastAsia="Charis SIL Regular"/>
-          <w:b w:val="0"/>
-          <w:i w:val="0"/>
-          <w:color w:val="000000"/>
-          <w:sz w:val="24"/>
-        </w:rPr>
-        <w:t xml:space="preserve">Bronzes having been obtained in this way. Many objects were also received as donations, </w:t>
-      </w:r>
-      <w:r>
-        <w:rPr>
-          <w:rFonts w:ascii="Charis SIL Regular" w:hAnsi="Charis SIL Regular" w:eastAsia="Charis SIL Regular"/>
-          <w:b w:val="0"/>
-          <w:i w:val="0"/>
-          <w:color w:val="000000"/>
-          <w:sz w:val="24"/>
-        </w:rPr>
-        <w:t xml:space="preserve">often from </w:t>
-      </w:r>
-      <w:r>
-        <w:rPr>
-          <w:rFonts w:ascii="Charis SIL Regular" w:hAnsi="Charis SIL Regular" w:eastAsia="Charis SIL Regular"/>
-          <w:b w:val="0"/>
-          <w:i w:val="0"/>
-          <w:color w:val="0000FF"/>
-          <w:sz w:val="24"/>
-          <w:u w:val="single"/>
-        </w:rPr>
-        <w:hyperlink r:id="rId12" w:history="1">
-          <w:r>
-            <w:rPr>
-              <w:rStyle w:val="Hyperlink"/>
-            </w:rPr>
-            <w:t>colonial</w:t>
-          </w:r>
-        </w:hyperlink>
-      </w:r>
-      <w:r>
-        <w:rPr>
-          <w:rFonts w:ascii="Charis SIL Regular" w:hAnsi="Charis SIL Regular" w:eastAsia="Charis SIL Regular"/>
-          <w:b w:val="0"/>
-          <w:i w:val="0"/>
-          <w:color w:val="0000FF"/>
-          <w:sz w:val="24"/>
-          <w:u w:val="single"/>
-        </w:rPr>
-        <w:t xml:space="preserve"> </w:t>
-      </w:r>
-      <w:r>
-        <w:rPr>
-          <w:rFonts w:ascii="Charis SIL Regular" w:hAnsi="Charis SIL Regular" w:eastAsia="Charis SIL Regular"/>
-          <w:b w:val="0"/>
-          <w:i w:val="0"/>
-          <w:color w:val="0000FF"/>
-          <w:sz w:val="24"/>
-          <w:u w:val="single"/>
-        </w:rPr>
-        <w:hyperlink r:id="rId12" w:history="1">
-          <w:r>
-            <w:rPr>
-              <w:rStyle w:val="Hyperlink"/>
-            </w:rPr>
-            <w:t>civil</w:t>
-          </w:r>
-        </w:hyperlink>
-      </w:r>
-      <w:r>
-        <w:rPr>
-          <w:rFonts w:ascii="Charis SIL Regular" w:hAnsi="Charis SIL Regular" w:eastAsia="Charis SIL Regular"/>
-          <w:b w:val="0"/>
-          <w:i w:val="0"/>
-          <w:color w:val="0000FF"/>
-          <w:sz w:val="24"/>
-          <w:u w:val="single"/>
-        </w:rPr>
-        <w:t xml:space="preserve"> </w:t>
-      </w:r>
-      <w:r>
-        <w:rPr>
-          <w:rFonts w:ascii="Charis SIL Regular" w:hAnsi="Charis SIL Regular" w:eastAsia="Charis SIL Regular"/>
-          <w:b w:val="0"/>
-          <w:i w:val="0"/>
-          <w:color w:val="0000FF"/>
-          <w:sz w:val="24"/>
-          <w:u w:val="single"/>
-        </w:rPr>
-        <w:hyperlink r:id="rId12" w:history="1">
-          <w:r>
-            <w:rPr>
-              <w:rStyle w:val="Hyperlink"/>
-            </w:rPr>
-            <w:t>servants</w:t>
-          </w:r>
-        </w:hyperlink>
-      </w:r>
-      <w:r>
-        <w:rPr>
-          <w:rFonts w:ascii="Charis SIL Regular" w:hAnsi="Charis SIL Regular" w:eastAsia="Charis SIL Regular"/>
-          <w:b w:val="0"/>
-          <w:i w:val="0"/>
-          <w:color w:val="000000"/>
-          <w:sz w:val="24"/>
-        </w:rPr>
-        <w:t xml:space="preserve"> or </w:t>
-      </w:r>
-      <w:r>
-        <w:rPr>
-          <w:rFonts w:ascii="Charis SIL Regular" w:hAnsi="Charis SIL Regular" w:eastAsia="Charis SIL Regular"/>
-          <w:b w:val="0"/>
-          <w:i w:val="0"/>
-          <w:color w:val="0000FF"/>
-          <w:sz w:val="24"/>
-          <w:u w:val="single"/>
-        </w:rPr>
-        <w:hyperlink r:id="rId13" w:history="1">
-          <w:r>
-            <w:rPr>
-              <w:rStyle w:val="Hyperlink"/>
-            </w:rPr>
-            <w:t>military</w:t>
-          </w:r>
-        </w:hyperlink>
-      </w:r>
-      <w:r>
-        <w:rPr>
-          <w:rFonts w:ascii="Charis SIL Regular" w:hAnsi="Charis SIL Regular" w:eastAsia="Charis SIL Regular"/>
-          <w:b w:val="0"/>
-          <w:i w:val="0"/>
-          <w:color w:val="0000FF"/>
-          <w:sz w:val="24"/>
-          <w:u w:val="single"/>
-        </w:rPr>
-        <w:t xml:space="preserve"> </w:t>
-      </w:r>
-      <w:r>
-        <w:rPr>
-          <w:rFonts w:ascii="Charis SIL Regular" w:hAnsi="Charis SIL Regular" w:eastAsia="Charis SIL Regular"/>
-          <w:b w:val="0"/>
-          <w:i w:val="0"/>
-          <w:color w:val="0000FF"/>
-          <w:sz w:val="24"/>
-          <w:u w:val="single"/>
-        </w:rPr>
-        <w:hyperlink r:id="rId13" w:history="1">
-          <w:r>
-            <w:rPr>
-              <w:rStyle w:val="Hyperlink"/>
-            </w:rPr>
-            <w:t>personnel</w:t>
-          </w:r>
-        </w:hyperlink>
-      </w:r>
-      <w:r>
-        <w:rPr>
-          <w:rFonts w:ascii="Charis SIL Regular" w:hAnsi="Charis SIL Regular" w:eastAsia="Charis SIL Regular"/>
-          <w:b w:val="0"/>
-          <w:i w:val="0"/>
-          <w:color w:val="000000"/>
-          <w:sz w:val="24"/>
-        </w:rPr>
-        <w:t xml:space="preserve"> who served for example with the </w:t>
-      </w:r>
-      <w:r>
-        <w:rPr>
-          <w:rFonts w:ascii="Charis SIL Regular" w:hAnsi="Charis SIL Regular" w:eastAsia="Charis SIL Regular"/>
-          <w:b w:val="0"/>
-          <w:i w:val="0"/>
-          <w:color w:val="000000"/>
-          <w:sz w:val="24"/>
-        </w:rPr>
-        <w:t>Royal Dutc</w:t>
-      </w:r>
-      <w:r>
-        <w:rPr>
-          <w:u w:val="single" w:color="0000ff"/>
-          <w:rFonts w:ascii="Charis SIL Regular" w:hAnsi="Charis SIL Regular" w:eastAsia="Charis SIL Regular"/>
-          <w:b w:val="0"/>
-          <w:i w:val="0"/>
-          <w:color w:val="000000"/>
-          <w:sz w:val="24"/>
-        </w:rPr>
-        <w:hyperlink r:id="rId12" w:history="1">
-          <w:r>
-            <w:rPr>
-              <w:rStyle w:val="Hyperlink"/>
-            </w:rPr>
-            <w:t>h East In</w:t>
-          </w:r>
-        </w:hyperlink>
-      </w:r>
-      <w:r>
-        <w:rPr>
-          <w:u w:val="single" w:color="0000ff"/>
-          <w:rFonts w:ascii="Charis SIL Regular" w:hAnsi="Charis SIL Regular" w:eastAsia="Charis SIL Regular"/>
-          <w:b w:val="0"/>
-          <w:i w:val="0"/>
-          <w:color w:val="000000"/>
-          <w:sz w:val="24"/>
-        </w:rPr>
-        <w:hyperlink r:id="rId12" w:history="1">
-          <w:r>
-            <w:rPr>
-              <w:rStyle w:val="Hyperlink"/>
-            </w:rPr>
-            <w:t xml:space="preserve">dies </w:t>
-          </w:r>
-        </w:hyperlink>
-      </w:r>
-      <w:r>
-        <w:rPr>
-          <w:u w:val="single" w:color="0000ff"/>
-          <w:rFonts w:ascii="Charis SIL Regular" w:hAnsi="Charis SIL Regular" w:eastAsia="Charis SIL Regular"/>
-          <w:b w:val="0"/>
-          <w:i w:val="0"/>
-          <w:color w:val="000000"/>
-          <w:sz w:val="24"/>
-        </w:rPr>
-        <w:hyperlink r:id="rId12" w:history="1">
-          <w:r>
-            <w:rPr>
-              <w:rStyle w:val="Hyperlink"/>
-            </w:rPr>
-            <w:t>Army (K</w:t>
-          </w:r>
-        </w:hyperlink>
-      </w:r>
-      <w:r>
-        <w:rPr>
-          <w:rFonts w:ascii="Charis SIL Regular" w:hAnsi="Charis SIL Regular" w:eastAsia="Charis SIL Regular"/>
-          <w:b w:val="0"/>
-          <w:i w:val="0"/>
-          <w:color w:val="000000"/>
-          <w:sz w:val="24"/>
-        </w:rPr>
-        <w:t>NIL</w:t>
-      </w:r>
-      <w:r>
-        <w:rPr>
-          <w:u w:val="single" w:color="0000ff"/>
-          <w:rFonts w:ascii="Charis SIL Regular" w:hAnsi="Charis SIL Regular" w:eastAsia="Charis SIL Regular"/>
-          <w:b w:val="0"/>
-          <w:i w:val="0"/>
-          <w:color w:val="000000"/>
-          <w:sz w:val="24"/>
-        </w:rPr>
-        <w:hyperlink r:id="rId13" w:history="1">
-          <w:r>
-            <w:rPr>
-              <w:rStyle w:val="Hyperlink"/>
-            </w:rPr>
-            <w:t>). The v</w:t>
-          </w:r>
-        </w:hyperlink>
-      </w:r>
-      <w:r>
-        <w:rPr>
-          <w:u w:val="single" w:color="0000ff"/>
-          <w:rFonts w:ascii="Charis SIL Regular" w:hAnsi="Charis SIL Regular" w:eastAsia="Charis SIL Regular"/>
-          <w:b w:val="0"/>
-          <w:i w:val="0"/>
-          <w:color w:val="000000"/>
-          <w:sz w:val="24"/>
-        </w:rPr>
-        <w:hyperlink r:id="rId13" w:history="1">
-          <w:r>
-            <w:rPr>
-              <w:rStyle w:val="Hyperlink"/>
-            </w:rPr>
-            <w:t>a</w:t>
-          </w:r>
-        </w:hyperlink>
-      </w:r>
-      <w:r>
-        <w:rPr>
-          <w:u w:val="single" w:color="0000ff"/>
-          <w:rFonts w:ascii="Charis SIL Regular" w:hAnsi="Charis SIL Regular" w:eastAsia="Charis SIL Regular"/>
-          <w:b w:val="0"/>
-          <w:i w:val="0"/>
-          <w:color w:val="000000"/>
-          <w:sz w:val="24"/>
-        </w:rPr>
-        <w:hyperlink r:id="rId13" w:history="1">
-          <w:r>
-            <w:rPr>
-              <w:rStyle w:val="Hyperlink"/>
-            </w:rPr>
-            <w:t>st majorit</w:t>
-          </w:r>
-        </w:hyperlink>
-      </w:r>
-      <w:r>
-        <w:rPr>
-          <w:rFonts w:ascii="Charis SIL Regular" w:hAnsi="Charis SIL Regular" w:eastAsia="Charis SIL Regular"/>
-          <w:b w:val="0"/>
-          <w:i w:val="0"/>
-          <w:color w:val="000000"/>
-          <w:sz w:val="24"/>
-        </w:rPr>
-        <w:t xml:space="preserve">y of the collection of the present </w:t>
-      </w:r>
-      <w:r>
-        <w:br/>
-      </w:r>
-      <w:r>
-        <w:rPr>
-          <w:rFonts w:ascii="Charis SIL Regular" w:hAnsi="Charis SIL Regular" w:eastAsia="Charis SIL Regular"/>
-          <w:b w:val="0"/>
-          <w:i w:val="0"/>
-          <w:color w:val="000000"/>
-          <w:sz w:val="24"/>
-        </w:rPr>
-        <w:t>Wereldmuseum Leiden was therefore collected during the 19th and 20th centuries.</w:t>
-      </w:r>
-    </w:p>
-    <w:p>
-      <w:pPr>
-        <w:autoSpaceDN w:val="0"/>
-        <w:autoSpaceDE w:val="0"/>
-        <w:widowControl/>
-        <w:spacing w:line="352" w:lineRule="exact" w:before="176" w:after="0"/>
-        <w:ind w:left="10" w:right="0" w:firstLine="0"/>
-        <w:jc w:val="left"/>
-      </w:pPr>
-      <w:r>
-        <w:rPr>
-          <w:rFonts w:ascii="Charis SIL Regular" w:hAnsi="Charis SIL Regular" w:eastAsia="Charis SIL Regular"/>
-          <w:b w:val="0"/>
-          <w:i w:val="0"/>
-          <w:color w:val="000000"/>
-          <w:sz w:val="24"/>
-        </w:rPr>
-        <w:t xml:space="preserve">[image] </w:t>
-      </w:r>
-      <w:r>
-        <w:rPr>
-          <w:rFonts w:ascii="Charis SIL Italic" w:hAnsi="Charis SIL Italic" w:eastAsia="Charis SIL Italic"/>
-          <w:b w:val="0"/>
-          <w:i/>
-          <w:color w:val="000000"/>
-          <w:sz w:val="24"/>
-        </w:rPr>
-        <w:t>The Wereldmuseum Leiden in November 2024</w:t>
-      </w:r>
-      <w:r>
-        <w:rPr>
-          <w:rFonts w:ascii="Charis SIL Regular" w:hAnsi="Charis SIL Regular" w:eastAsia="Charis SIL Regular"/>
-          <w:b w:val="0"/>
-          <w:i w:val="0"/>
-          <w:color w:val="000000"/>
-          <w:sz w:val="24"/>
-        </w:rPr>
-        <w:t xml:space="preserve"> (</w:t>
-      </w:r>
-      <w:r>
-        <w:rPr>
-          <w:rFonts w:ascii="Charis SIL Regular" w:hAnsi="Charis SIL Regular" w:eastAsia="Charis SIL Regular"/>
-          <w:b w:val="0"/>
-          <w:i w:val="0"/>
-          <w:color w:val="0000FF"/>
-          <w:sz w:val="24"/>
-          <w:u w:val="single"/>
-        </w:rPr>
-        <w:hyperlink r:id="rId14" w:history="1">
-          <w:r>
-            <w:rPr>
-              <w:rStyle w:val="Hyperlink"/>
-            </w:rPr>
-            <w:t>Sneeuwvlakte</w:t>
-          </w:r>
-        </w:hyperlink>
-      </w:r>
-      <w:r>
-        <w:rPr>
-          <w:rFonts w:ascii="Charis SIL Regular" w:hAnsi="Charis SIL Regular" w:eastAsia="Charis SIL Regular"/>
-          <w:b w:val="0"/>
-          <w:i w:val="0"/>
-          <w:color w:val="0000FF"/>
-          <w:sz w:val="24"/>
-          <w:u w:val="single"/>
-        </w:rPr>
-        <w:t xml:space="preserve"> </w:t>
-      </w:r>
-      <w:r>
-        <w:rPr>
-          <w:rFonts w:ascii="Charis SIL Regular" w:hAnsi="Charis SIL Regular" w:eastAsia="Charis SIL Regular"/>
-          <w:b w:val="0"/>
-          <w:i w:val="0"/>
-          <w:color w:val="0000FF"/>
-          <w:sz w:val="24"/>
-          <w:u w:val="single"/>
-        </w:rPr>
-        <w:hyperlink r:id="rId14" w:history="1">
-          <w:r>
-            <w:rPr>
-              <w:rStyle w:val="Hyperlink"/>
-            </w:rPr>
-            <w:t>/</w:t>
-          </w:r>
-        </w:hyperlink>
-      </w:r>
-      <w:r>
-        <w:rPr>
-          <w:rFonts w:ascii="Charis SIL Regular" w:hAnsi="Charis SIL Regular" w:eastAsia="Charis SIL Regular"/>
-          <w:b w:val="0"/>
-          <w:i w:val="0"/>
-          <w:color w:val="0000FF"/>
-          <w:sz w:val="24"/>
-          <w:u w:val="single"/>
-        </w:rPr>
-        <w:t xml:space="preserve"> </w:t>
-      </w:r>
-      <w:r>
-        <w:rPr>
-          <w:rFonts w:ascii="Charis SIL Regular" w:hAnsi="Charis SIL Regular" w:eastAsia="Charis SIL Regular"/>
-          <w:b w:val="0"/>
-          <w:i w:val="0"/>
-          <w:color w:val="0000FF"/>
-          <w:sz w:val="24"/>
-          <w:u w:val="single"/>
-        </w:rPr>
-        <w:hyperlink r:id="rId14" w:history="1">
-          <w:r>
-            <w:rPr>
-              <w:rStyle w:val="Hyperlink"/>
-            </w:rPr>
-            <w:t>Wikimedia</w:t>
-          </w:r>
-        </w:hyperlink>
-      </w:r>
-      <w:r>
-        <w:rPr>
-          <w:rFonts w:ascii="Charis SIL Regular" w:hAnsi="Charis SIL Regular" w:eastAsia="Charis SIL Regular"/>
-          <w:b w:val="0"/>
-          <w:i w:val="0"/>
-          <w:color w:val="0000FF"/>
-          <w:sz w:val="24"/>
-          <w:u w:val="single"/>
-        </w:rPr>
-        <w:t xml:space="preserve"> </w:t>
-      </w:r>
-      <w:r>
-        <w:rPr>
-          <w:rFonts w:ascii="Charis SIL Regular" w:hAnsi="Charis SIL Regular" w:eastAsia="Charis SIL Regular"/>
-          <w:b w:val="0"/>
-          <w:i w:val="0"/>
-          <w:color w:val="0000FF"/>
-          <w:sz w:val="24"/>
-          <w:u w:val="single"/>
-        </w:rPr>
-        <w:hyperlink r:id="rId14" w:history="1">
-          <w:r>
-            <w:rPr>
-              <w:rStyle w:val="Hyperlink"/>
-            </w:rPr>
-            <w:t>Commons</w:t>
-          </w:r>
-        </w:hyperlink>
-      </w:r>
-      <w:r>
-        <w:rPr>
-          <w:rFonts w:ascii="Charis SIL Regular" w:hAnsi="Charis SIL Regular" w:eastAsia="Charis SIL Regular"/>
-          <w:b w:val="0"/>
-          <w:i w:val="0"/>
-          <w:color w:val="000000"/>
-          <w:sz w:val="24"/>
-        </w:rPr>
-        <w:t>)</w:t>
-      </w:r>
-    </w:p>
-    <w:p>
-      <w:pPr>
-        <w:autoSpaceDN w:val="0"/>
-        <w:autoSpaceDE w:val="0"/>
-        <w:widowControl/>
-        <w:spacing w:line="420" w:lineRule="exact" w:before="204" w:after="0"/>
-        <w:ind w:left="10" w:right="0" w:firstLine="0"/>
-        <w:jc w:val="left"/>
-      </w:pPr>
-      <w:r>
-        <w:rPr>
-          <w:rFonts w:ascii="Charis SIL Bold" w:hAnsi="Charis SIL Bold" w:eastAsia="Charis SIL Bold"/>
-          <w:b/>
-          <w:i w:val="0"/>
-          <w:color w:val="000000"/>
-          <w:sz w:val="28"/>
-        </w:rPr>
-        <w:t>Provenance research</w:t>
-      </w:r>
-    </w:p>
-    <w:p>
-      <w:pPr>
-        <w:autoSpaceDN w:val="0"/>
-        <w:autoSpaceDE w:val="0"/>
-        <w:widowControl/>
-        <w:spacing w:line="288" w:lineRule="exact" w:before="276" w:after="0"/>
-        <w:ind w:left="10" w:right="576" w:firstLine="0"/>
-        <w:jc w:val="left"/>
-      </w:pPr>
-      <w:r>
-        <w:rPr>
-          <w:rFonts w:ascii="Charis SIL Regular" w:hAnsi="Charis SIL Regular" w:eastAsia="Charis SIL Regular"/>
-          <w:b w:val="0"/>
-          <w:i w:val="0"/>
-          <w:color w:val="000000"/>
-          <w:sz w:val="24"/>
-        </w:rPr>
-        <w:t xml:space="preserve">Objects from the Wereldmuseum Leiden can be identified within the Wereldmuseum </w:t>
-      </w:r>
-      <w:r>
-        <w:rPr>
-          <w:rFonts w:ascii="Charis SIL Regular" w:hAnsi="Charis SIL Regular" w:eastAsia="Charis SIL Regular"/>
-          <w:b w:val="0"/>
-          <w:i w:val="0"/>
-          <w:color w:val="000000"/>
-          <w:sz w:val="24"/>
-        </w:rPr>
-        <w:t xml:space="preserve">collection by the attribute ‘RV-’. ‘RV-360’ comprises the objects that were received from the </w:t>
-      </w:r>
-      <w:r>
-        <w:rPr>
-          <w:rFonts w:ascii="Charis SIL Regular" w:hAnsi="Charis SIL Regular" w:eastAsia="Charis SIL Regular"/>
-          <w:b w:val="0"/>
-          <w:i w:val="0"/>
-          <w:color w:val="0000FF"/>
-          <w:sz w:val="24"/>
-          <w:u w:val="single"/>
-        </w:rPr>
-        <w:hyperlink r:id="rId10" w:history="1">
-          <w:r>
-            <w:rPr>
-              <w:rStyle w:val="Hyperlink"/>
-            </w:rPr>
-            <w:t>Royal</w:t>
-          </w:r>
-        </w:hyperlink>
-      </w:r>
-      <w:r>
-        <w:rPr>
-          <w:rFonts w:ascii="Charis SIL Regular" w:hAnsi="Charis SIL Regular" w:eastAsia="Charis SIL Regular"/>
-          <w:b w:val="0"/>
-          <w:i w:val="0"/>
-          <w:color w:val="0000FF"/>
-          <w:sz w:val="24"/>
-          <w:u w:val="single"/>
-        </w:rPr>
-        <w:t xml:space="preserve"> </w:t>
-      </w:r>
-      <w:r>
-        <w:rPr>
-          <w:rFonts w:ascii="Charis SIL Regular" w:hAnsi="Charis SIL Regular" w:eastAsia="Charis SIL Regular"/>
-          <w:b w:val="0"/>
-          <w:i w:val="0"/>
-          <w:color w:val="0000FF"/>
-          <w:sz w:val="24"/>
-          <w:u w:val="single"/>
-        </w:rPr>
-        <w:hyperlink r:id="rId10" w:history="1">
-          <w:r>
-            <w:rPr>
-              <w:rStyle w:val="Hyperlink"/>
-            </w:rPr>
-            <w:t>Cabinet</w:t>
-          </w:r>
-        </w:hyperlink>
-      </w:r>
-      <w:r>
-        <w:rPr>
-          <w:rFonts w:ascii="Charis SIL Regular" w:hAnsi="Charis SIL Regular" w:eastAsia="Charis SIL Regular"/>
-          <w:b w:val="0"/>
-          <w:i w:val="0"/>
-          <w:color w:val="0000FF"/>
-          <w:sz w:val="24"/>
-          <w:u w:val="single"/>
-        </w:rPr>
-        <w:t xml:space="preserve"> </w:t>
-      </w:r>
-      <w:r>
-        <w:rPr>
-          <w:rFonts w:ascii="Charis SIL Regular" w:hAnsi="Charis SIL Regular" w:eastAsia="Charis SIL Regular"/>
-          <w:b w:val="0"/>
-          <w:i w:val="0"/>
-          <w:color w:val="0000FF"/>
-          <w:sz w:val="24"/>
-          <w:u w:val="single"/>
-        </w:rPr>
-        <w:hyperlink r:id="rId10" w:history="1">
-          <w:r>
-            <w:rPr>
-              <w:rStyle w:val="Hyperlink"/>
-            </w:rPr>
-            <w:t>of</w:t>
-          </w:r>
-        </w:hyperlink>
-      </w:r>
-      <w:r>
-        <w:rPr>
-          <w:rFonts w:ascii="Charis SIL Regular" w:hAnsi="Charis SIL Regular" w:eastAsia="Charis SIL Regular"/>
-          <w:b w:val="0"/>
-          <w:i w:val="0"/>
-          <w:color w:val="0000FF"/>
-          <w:sz w:val="24"/>
-          <w:u w:val="single"/>
-        </w:rPr>
-        <w:t xml:space="preserve"> </w:t>
-      </w:r>
-      <w:r>
-        <w:rPr>
-          <w:rFonts w:ascii="Charis SIL Regular" w:hAnsi="Charis SIL Regular" w:eastAsia="Charis SIL Regular"/>
-          <w:b w:val="0"/>
-          <w:i w:val="0"/>
-          <w:color w:val="0000FF"/>
-          <w:sz w:val="24"/>
-          <w:u w:val="single"/>
-        </w:rPr>
-        <w:hyperlink r:id="rId10" w:history="1">
-          <w:r>
-            <w:rPr>
-              <w:rStyle w:val="Hyperlink"/>
-            </w:rPr>
             <w:t>Curiosities</w:t>
           </w:r>
         </w:hyperlink>
@@ -1568,75 +1466,13 @@
       </w:r>
       <w:r>
         <w:rPr>
-          <w:u w:val="single" w:color="0000ff"/>
           <w:rFonts w:ascii="Charis SIL Regular" w:hAnsi="Charis SIL Regular" w:eastAsia="Charis SIL Regular"/>
           <w:b w:val="0"/>
           <w:i w:val="0"/>
           <w:color w:val="000000"/>
           <w:sz w:val="24"/>
         </w:rPr>
-        <w:hyperlink r:id="rId10" w:history="1">
-          <w:r>
-            <w:rPr>
-              <w:rStyle w:val="Hyperlink"/>
-            </w:rPr>
-            <w:t>that w</w:t>
-          </w:r>
-        </w:hyperlink>
-      </w:r>
-      <w:r>
-        <w:rPr>
-          <w:u w:val="single" w:color="0000ff"/>
-          <w:rFonts w:ascii="Charis SIL Regular" w:hAnsi="Charis SIL Regular" w:eastAsia="Charis SIL Regular"/>
-          <w:b w:val="0"/>
-          <w:i w:val="0"/>
-          <w:color w:val="000000"/>
-          <w:sz w:val="24"/>
-        </w:rPr>
-        <w:hyperlink r:id="rId10" w:history="1">
-          <w:r>
-            <w:rPr>
-              <w:rStyle w:val="Hyperlink"/>
-            </w:rPr>
-            <w:t>ere tran</w:t>
-          </w:r>
-        </w:hyperlink>
-      </w:r>
-      <w:r>
-        <w:rPr>
-          <w:u w:val="single" w:color="0000ff"/>
-          <w:rFonts w:ascii="Charis SIL Regular" w:hAnsi="Charis SIL Regular" w:eastAsia="Charis SIL Regular"/>
-          <w:b w:val="0"/>
-          <w:i w:val="0"/>
-          <w:color w:val="000000"/>
-          <w:sz w:val="24"/>
-        </w:rPr>
-        <w:hyperlink r:id="rId10" w:history="1">
-          <w:r>
-            <w:rPr>
-              <w:rStyle w:val="Hyperlink"/>
-            </w:rPr>
-            <w:t>s</w:t>
-          </w:r>
-        </w:hyperlink>
-      </w:r>
-      <w:r>
-        <w:rPr>
-          <w:u w:val="single" w:color="0000ff"/>
-          <w:rFonts w:ascii="Charis SIL Regular" w:hAnsi="Charis SIL Regular" w:eastAsia="Charis SIL Regular"/>
-          <w:b w:val="0"/>
-          <w:i w:val="0"/>
-          <w:color w:val="000000"/>
-          <w:sz w:val="24"/>
-        </w:rPr>
-        <w:hyperlink r:id="rId10" w:history="1">
-          <w:r>
-            <w:rPr>
-              <w:rStyle w:val="Hyperlink"/>
-            </w:rPr>
-            <w:t>fe</w:t>
-          </w:r>
-        </w:hyperlink>
+        <w:t>that were transfe</w:t>
       </w:r>
       <w:r>
         <w:rPr>

--- a/EXPORTS/DOCX/published/niveau3/English/WMLeiden.docx
+++ b/EXPORTS/DOCX/published/niveau3/English/WMLeiden.docx
@@ -567,8 +567,16 @@
           <w:i w:val="0"/>
           <w:color w:val="0000FF"/>
           <w:sz w:val="24"/>
-        </w:rPr>
-        <w:t>Museum of An</w:t>
+          <w:u w:val="single"/>
+        </w:rPr>
+        <w:hyperlink r:id="rId10" w:history="1">
+          <w:r>
+            <w:rPr>
+              <w:rStyle w:val="Hyperlink"/>
+            </w:rPr>
+            <w:t>Mu</w:t>
+          </w:r>
+        </w:hyperlink>
       </w:r>
       <w:r>
         <w:rPr>
@@ -580,6 +588,100 @@
           <w:u w:val="single"/>
         </w:rPr>
         <w:hyperlink r:id="rId10" w:history="1">
+          <w:r>
+            <w:rPr>
+              <w:rStyle w:val="Hyperlink"/>
+            </w:rPr>
+            <w:t>s</w:t>
+          </w:r>
+        </w:hyperlink>
+      </w:r>
+      <w:r>
+        <w:rPr>
+          <w:rFonts w:ascii="Charis SIL Regular" w:hAnsi="Charis SIL Regular" w:eastAsia="Charis SIL Regular"/>
+          <w:b w:val="0"/>
+          <w:i w:val="0"/>
+          <w:color w:val="0000FF"/>
+          <w:sz w:val="24"/>
+          <w:u w:val="single"/>
+        </w:rPr>
+        <w:hyperlink r:id="rId10" w:history="1">
+          <w:r>
+            <w:rPr>
+              <w:rStyle w:val="Hyperlink"/>
+            </w:rPr>
+            <w:t>eum</w:t>
+          </w:r>
+        </w:hyperlink>
+      </w:r>
+      <w:r>
+        <w:rPr>
+          <w:rFonts w:ascii="Charis SIL Regular" w:hAnsi="Charis SIL Regular" w:eastAsia="Charis SIL Regular"/>
+          <w:b w:val="0"/>
+          <w:i w:val="0"/>
+          <w:color w:val="0000FF"/>
+          <w:sz w:val="24"/>
+          <w:u w:val="single"/>
+        </w:rPr>
+        <w:t xml:space="preserve"> </w:t>
+      </w:r>
+      <w:r>
+        <w:rPr>
+          <w:rFonts w:ascii="Charis SIL Regular" w:hAnsi="Charis SIL Regular" w:eastAsia="Charis SIL Regular"/>
+          <w:b w:val="0"/>
+          <w:i w:val="0"/>
+          <w:color w:val="0000FF"/>
+          <w:sz w:val="24"/>
+          <w:u w:val="single"/>
+        </w:rPr>
+        <w:hyperlink r:id="rId11" w:history="1">
+          <w:r>
+            <w:rPr>
+              <w:rStyle w:val="Hyperlink"/>
+            </w:rPr>
+            <w:t>of</w:t>
+          </w:r>
+        </w:hyperlink>
+      </w:r>
+      <w:r>
+        <w:rPr>
+          <w:rFonts w:ascii="Charis SIL Regular" w:hAnsi="Charis SIL Regular" w:eastAsia="Charis SIL Regular"/>
+          <w:b w:val="0"/>
+          <w:i w:val="0"/>
+          <w:color w:val="0000FF"/>
+          <w:sz w:val="24"/>
+          <w:u w:val="single"/>
+        </w:rPr>
+        <w:t xml:space="preserve"> </w:t>
+      </w:r>
+      <w:r>
+        <w:rPr>
+          <w:rFonts w:ascii="Charis SIL Regular" w:hAnsi="Charis SIL Regular" w:eastAsia="Charis SIL Regular"/>
+          <w:b w:val="0"/>
+          <w:i w:val="0"/>
+          <w:color w:val="0000FF"/>
+          <w:sz w:val="24"/>
+          <w:u w:val="single"/>
+        </w:rPr>
+        <w:hyperlink r:id="rId11" w:history="1">
+          <w:r>
+            <w:rPr>
+              <w:rStyle w:val="Hyperlink"/>
+            </w:rPr>
+            <w:t>An</w:t>
+          </w:r>
+        </w:hyperlink>
+      </w:r>
+      <w:r>
+        <w:rPr>
+          <w:rFonts w:ascii="Charis SIL Regular" w:hAnsi="Charis SIL Regular" w:eastAsia="Charis SIL Regular"/>
+          <w:b w:val="0"/>
+          <w:i w:val="0"/>
+          <w:color w:val="0000FF"/>
+          <w:sz w:val="24"/>
+          <w:u w:val="single"/>
+        </w:rPr>
+        <w:hyperlink r:id="rId11" w:history="1">
           <w:r>
             <w:rPr>
               <w:rStyle w:val="Hyperlink"/>
@@ -635,14 +737,7 @@
           <w:color w:val="000000"/>
           <w:sz w:val="24"/>
         </w:rPr>
-        <w:hyperlink r:id="rId11" w:history="1">
-          <w:r>
-            <w:rPr>
-              <w:rStyle w:val="Hyperlink"/>
-            </w:rPr>
-            <w:t>phisch M</w:t>
-          </w:r>
-        </w:hyperlink>
+        <w:t>phisch M</w:t>
       </w:r>
       <w:r>
         <w:rPr>
@@ -1472,35 +1567,7 @@
           <w:color w:val="000000"/>
           <w:sz w:val="24"/>
         </w:rPr>
-        <w:t>that were transfe</w:t>
-      </w:r>
-      <w:r>
-        <w:rPr>
-          <w:u w:val="single" w:color="0000ff"/>
-          <w:rFonts w:ascii="Charis SIL Regular" w:hAnsi="Charis SIL Regular" w:eastAsia="Charis SIL Regular"/>
-          <w:b w:val="0"/>
-          <w:i w:val="0"/>
-          <w:color w:val="000000"/>
-          <w:sz w:val="24"/>
-        </w:rPr>
-        <w:hyperlink r:id="rId10" w:history="1">
-          <w:r>
-            <w:rPr>
-              <w:rStyle w:val="Hyperlink"/>
-            </w:rPr>
-            <w:t>rred from t</w:t>
-          </w:r>
-        </w:hyperlink>
-      </w:r>
-      <w:r>
-        <w:rPr>
-          <w:rFonts w:ascii="Charis SIL Regular" w:hAnsi="Charis SIL Regular" w:eastAsia="Charis SIL Regular"/>
-          <w:b w:val="0"/>
-          <w:i w:val="0"/>
-          <w:color w:val="000000"/>
-          <w:sz w:val="24"/>
-        </w:rPr>
-        <w:t xml:space="preserve">he </w:t>
+        <w:t xml:space="preserve">that were transferred from the </w:t>
       </w:r>
       <w:r>
         <w:rPr>

--- a/EXPORTS/DOCX/published/niveau3/English/WMLeiden.docx
+++ b/EXPORTS/DOCX/published/niveau3/English/WMLeiden.docx
@@ -737,7 +737,14 @@
           <w:color w:val="000000"/>
           <w:sz w:val="24"/>
         </w:rPr>
-        <w:t>phisch M</w:t>
+        <w:hyperlink r:id="rId11" w:history="1">
+          <w:r>
+            <w:rPr>
+              <w:rStyle w:val="Hyperlink"/>
+            </w:rPr>
+            <w:t>phisch M</w:t>
+          </w:r>
+        </w:hyperlink>
       </w:r>
       <w:r>
         <w:rPr>

--- a/EXPORTS/DOCX/published/niveau3/English/WMLeiden.docx
+++ b/EXPORTS/DOCX/published/niveau3/English/WMLeiden.docx
@@ -324,57 +324,13 @@
       </w:r>
       <w:r>
         <w:rPr>
-          <w:u w:val="single" w:color="0000ff"/>
           <w:rFonts w:ascii="Charis SIL Regular" w:hAnsi="Charis SIL Regular" w:eastAsia="Charis SIL Regular"/>
           <w:b w:val="0"/>
           <w:i w:val="0"/>
           <w:color w:val="000000"/>
           <w:sz w:val="24"/>
         </w:rPr>
-        <w:hyperlink r:id="rId9" w:history="1">
-          <w:r>
-            <w:rPr>
-              <w:rStyle w:val="Hyperlink"/>
-            </w:rPr>
-            <w:t>consi</w:t>
-          </w:r>
-        </w:hyperlink>
-      </w:r>
-      <w:r>
-        <w:rPr>
-          <w:u w:val="single" w:color="0000ff"/>
-          <w:rFonts w:ascii="Charis SIL Regular" w:hAnsi="Charis SIL Regular" w:eastAsia="Charis SIL Regular"/>
-          <w:b w:val="0"/>
-          <w:i w:val="0"/>
-          <w:color w:val="000000"/>
-          <w:sz w:val="24"/>
-        </w:rPr>
-        <w:hyperlink r:id="rId9" w:history="1">
-          <w:r>
-            <w:rPr>
-              <w:rStyle w:val="Hyperlink"/>
-            </w:rPr>
-            <w:t>s</w:t>
-          </w:r>
-        </w:hyperlink>
-      </w:r>
-      <w:r>
-        <w:rPr>
-          <w:u w:val="single" w:color="0000ff"/>
-          <w:rFonts w:ascii="Charis SIL Regular" w:hAnsi="Charis SIL Regular" w:eastAsia="Charis SIL Regular"/>
-          <w:b w:val="0"/>
-          <w:i w:val="0"/>
-          <w:color w:val="000000"/>
-          <w:sz w:val="24"/>
-        </w:rPr>
-        <w:hyperlink r:id="rId9" w:history="1">
-          <w:r>
-            <w:rPr>
-              <w:rStyle w:val="Hyperlink"/>
-            </w:rPr>
-            <w:t xml:space="preserve">ted </w:t>
-          </w:r>
-        </w:hyperlink>
+        <w:t xml:space="preserve">consisted </w:t>
       </w:r>
       <w:r>
         <w:rPr>
@@ -558,7 +514,25 @@
           <w:color w:val="000000"/>
           <w:sz w:val="24"/>
         </w:rPr>
-        <w:t xml:space="preserve">of the collection of the </w:t>
+        <w:t>of the collection of t</w:t>
+      </w:r>
+      <w:r>
+        <w:rPr>
+          <w:u w:val="single" w:color="0000ff"/>
+          <w:rFonts w:ascii="Charis SIL Regular" w:hAnsi="Charis SIL Regular" w:eastAsia="Charis SIL Regular"/>
+          <w:b w:val="0"/>
+          <w:i w:val="0"/>
+          <w:color w:val="000000"/>
+          <w:sz w:val="24"/>
+        </w:rPr>
+        <w:hyperlink r:id="rId10" w:history="1">
+          <w:r>
+            <w:rPr>
+              <w:rStyle w:val="Hyperlink"/>
+            </w:rPr>
+            <w:t xml:space="preserve">he </w:t>
+          </w:r>
+        </w:hyperlink>
       </w:r>
       <w:r>
         <w:rPr>
@@ -634,7 +608,7 @@
           <w:sz w:val="24"/>
           <w:u w:val="single"/>
         </w:rPr>
-        <w:hyperlink r:id="rId11" w:history="1">
+        <w:hyperlink r:id="rId10" w:history="1">
           <w:r>
             <w:rPr>
               <w:rStyle w:val="Hyperlink"/>
@@ -663,7 +637,7 @@
           <w:sz w:val="24"/>
           <w:u w:val="single"/>
         </w:rPr>
-        <w:hyperlink r:id="rId11" w:history="1">
+        <w:hyperlink r:id="rId10" w:history="1">
           <w:r>
             <w:rPr>
               <w:rStyle w:val="Hyperlink"/>
@@ -681,7 +655,7 @@
           <w:sz w:val="24"/>
           <w:u w:val="single"/>
         </w:rPr>
-        <w:hyperlink r:id="rId11" w:history="1">
+        <w:hyperlink r:id="rId10" w:history="1">
           <w:r>
             <w:rPr>
               <w:rStyle w:val="Hyperlink"/>
@@ -1103,25 +1077,7 @@
           <w:color w:val="000000"/>
           <w:sz w:val="24"/>
         </w:rPr>
-        <w:t>Royal Dutc</w:t>
-      </w:r>
-      <w:r>
-        <w:rPr>
-          <w:u w:val="single" w:color="0000ff"/>
-          <w:rFonts w:ascii="Charis SIL Regular" w:hAnsi="Charis SIL Regular" w:eastAsia="Charis SIL Regular"/>
-          <w:b w:val="0"/>
-          <w:i w:val="0"/>
-          <w:color w:val="000000"/>
-          <w:sz w:val="24"/>
-        </w:rPr>
-        <w:hyperlink r:id="rId12" w:history="1">
-          <w:r>
-            <w:rPr>
-              <w:rStyle w:val="Hyperlink"/>
-            </w:rPr>
-            <w:t>h East In</w:t>
-          </w:r>
-        </w:hyperlink>
+        <w:t>Royal Dutch East In</w:t>
       </w:r>
       <w:r>
         <w:rPr>
@@ -1568,13 +1524,103 @@
       </w:r>
       <w:r>
         <w:rPr>
+          <w:u w:val="single" w:color="0000ff"/>
           <w:rFonts w:ascii="Charis SIL Regular" w:hAnsi="Charis SIL Regular" w:eastAsia="Charis SIL Regular"/>
           <w:b w:val="0"/>
           <w:i w:val="0"/>
           <w:color w:val="000000"/>
           <w:sz w:val="24"/>
         </w:rPr>
-        <w:t xml:space="preserve">that were transferred from the </w:t>
+        <w:hyperlink r:id="rId10" w:history="1">
+          <w:r>
+            <w:rPr>
+              <w:rStyle w:val="Hyperlink"/>
+            </w:rPr>
+            <w:t>that w</w:t>
+          </w:r>
+        </w:hyperlink>
+      </w:r>
+      <w:r>
+        <w:rPr>
+          <w:u w:val="single" w:color="0000ff"/>
+          <w:rFonts w:ascii="Charis SIL Regular" w:hAnsi="Charis SIL Regular" w:eastAsia="Charis SIL Regular"/>
+          <w:b w:val="0"/>
+          <w:i w:val="0"/>
+          <w:color w:val="000000"/>
+          <w:sz w:val="24"/>
+        </w:rPr>
+        <w:hyperlink r:id="rId10" w:history="1">
+          <w:r>
+            <w:rPr>
+              <w:rStyle w:val="Hyperlink"/>
+            </w:rPr>
+            <w:t>ere tran</w:t>
+          </w:r>
+        </w:hyperlink>
+      </w:r>
+      <w:r>
+        <w:rPr>
+          <w:u w:val="single" w:color="0000ff"/>
+          <w:rFonts w:ascii="Charis SIL Regular" w:hAnsi="Charis SIL Regular" w:eastAsia="Charis SIL Regular"/>
+          <w:b w:val="0"/>
+          <w:i w:val="0"/>
+          <w:color w:val="000000"/>
+          <w:sz w:val="24"/>
+        </w:rPr>
+        <w:hyperlink r:id="rId10" w:history="1">
+          <w:r>
+            <w:rPr>
+              <w:rStyle w:val="Hyperlink"/>
+            </w:rPr>
+            <w:t>s</w:t>
+          </w:r>
+        </w:hyperlink>
+      </w:r>
+      <w:r>
+        <w:rPr>
+          <w:u w:val="single" w:color="0000ff"/>
+          <w:rFonts w:ascii="Charis SIL Regular" w:hAnsi="Charis SIL Regular" w:eastAsia="Charis SIL Regular"/>
+          <w:b w:val="0"/>
+          <w:i w:val="0"/>
+          <w:color w:val="000000"/>
+          <w:sz w:val="24"/>
+        </w:rPr>
+        <w:hyperlink r:id="rId10" w:history="1">
+          <w:r>
+            <w:rPr>
+              <w:rStyle w:val="Hyperlink"/>
+            </w:rPr>
+            <w:t>fe</w:t>
+          </w:r>
+        </w:hyperlink>
+      </w:r>
+      <w:r>
+        <w:rPr>
+          <w:u w:val="single" w:color="0000ff"/>
+          <w:rFonts w:ascii="Charis SIL Regular" w:hAnsi="Charis SIL Regular" w:eastAsia="Charis SIL Regular"/>
+          <w:b w:val="0"/>
+          <w:i w:val="0"/>
+          <w:color w:val="000000"/>
+          <w:sz w:val="24"/>
+        </w:rPr>
+        <w:hyperlink r:id="rId10" w:history="1">
+          <w:r>
+            <w:rPr>
+              <w:rStyle w:val="Hyperlink"/>
+            </w:rPr>
+            <w:t>rred from t</w:t>
+          </w:r>
+        </w:hyperlink>
+      </w:r>
+      <w:r>
+        <w:rPr>
+          <w:rFonts w:ascii="Charis SIL Regular" w:hAnsi="Charis SIL Regular" w:eastAsia="Charis SIL Regular"/>
+          <w:b w:val="0"/>
+          <w:i w:val="0"/>
+          <w:color w:val="000000"/>
+          <w:sz w:val="24"/>
+        </w:rPr>
+        <w:t xml:space="preserve">he </w:t>
       </w:r>
       <w:r>
         <w:rPr>

--- a/EXPORTS/DOCX/published/niveau3/English/WMLeiden.docx
+++ b/EXPORTS/DOCX/published/niveau3/English/WMLeiden.docx
@@ -324,13 +324,57 @@
       </w:r>
       <w:r>
         <w:rPr>
+          <w:u w:val="single" w:color="0000ff"/>
           <w:rFonts w:ascii="Charis SIL Regular" w:hAnsi="Charis SIL Regular" w:eastAsia="Charis SIL Regular"/>
           <w:b w:val="0"/>
           <w:i w:val="0"/>
           <w:color w:val="000000"/>
           <w:sz w:val="24"/>
         </w:rPr>
-        <w:t xml:space="preserve">consisted </w:t>
+        <w:hyperlink r:id="rId9" w:history="1">
+          <w:r>
+            <w:rPr>
+              <w:rStyle w:val="Hyperlink"/>
+            </w:rPr>
+            <w:t>consi</w:t>
+          </w:r>
+        </w:hyperlink>
+      </w:r>
+      <w:r>
+        <w:rPr>
+          <w:u w:val="single" w:color="0000ff"/>
+          <w:rFonts w:ascii="Charis SIL Regular" w:hAnsi="Charis SIL Regular" w:eastAsia="Charis SIL Regular"/>
+          <w:b w:val="0"/>
+          <w:i w:val="0"/>
+          <w:color w:val="000000"/>
+          <w:sz w:val="24"/>
+        </w:rPr>
+        <w:hyperlink r:id="rId9" w:history="1">
+          <w:r>
+            <w:rPr>
+              <w:rStyle w:val="Hyperlink"/>
+            </w:rPr>
+            <w:t>s</w:t>
+          </w:r>
+        </w:hyperlink>
+      </w:r>
+      <w:r>
+        <w:rPr>
+          <w:u w:val="single" w:color="0000ff"/>
+          <w:rFonts w:ascii="Charis SIL Regular" w:hAnsi="Charis SIL Regular" w:eastAsia="Charis SIL Regular"/>
+          <w:b w:val="0"/>
+          <w:i w:val="0"/>
+          <w:color w:val="000000"/>
+          <w:sz w:val="24"/>
+        </w:rPr>
+        <w:hyperlink r:id="rId9" w:history="1">
+          <w:r>
+            <w:rPr>
+              <w:rStyle w:val="Hyperlink"/>
+            </w:rPr>
+            <w:t xml:space="preserve">ted </w:t>
+          </w:r>
+        </w:hyperlink>
       </w:r>
       <w:r>
         <w:rPr>
@@ -637,7 +681,7 @@
           <w:sz w:val="24"/>
           <w:u w:val="single"/>
         </w:rPr>
-        <w:hyperlink r:id="rId10" w:history="1">
+        <w:hyperlink r:id="rId11" w:history="1">
           <w:r>
             <w:rPr>
               <w:rStyle w:val="Hyperlink"/>
@@ -655,7 +699,7 @@
           <w:sz w:val="24"/>
           <w:u w:val="single"/>
         </w:rPr>
-        <w:hyperlink r:id="rId10" w:history="1">
+        <w:hyperlink r:id="rId11" w:history="1">
           <w:r>
             <w:rPr>
               <w:rStyle w:val="Hyperlink"/>
@@ -1077,7 +1121,25 @@
           <w:color w:val="000000"/>
           <w:sz w:val="24"/>
         </w:rPr>
-        <w:t>Royal Dutch East In</w:t>
+        <w:t>Royal Dutc</w:t>
+      </w:r>
+      <w:r>
+        <w:rPr>
+          <w:u w:val="single" w:color="0000ff"/>
+          <w:rFonts w:ascii="Charis SIL Regular" w:hAnsi="Charis SIL Regular" w:eastAsia="Charis SIL Regular"/>
+          <w:b w:val="0"/>
+          <w:i w:val="0"/>
+          <w:color w:val="000000"/>
+          <w:sz w:val="24"/>
+        </w:rPr>
+        <w:hyperlink r:id="rId12" w:history="1">
+          <w:r>
+            <w:rPr>
+              <w:rStyle w:val="Hyperlink"/>
+            </w:rPr>
+            <w:t>h East In</w:t>
+          </w:r>
+        </w:hyperlink>
       </w:r>
       <w:r>
         <w:rPr>
@@ -1524,103 +1586,13 @@
       </w:r>
       <w:r>
         <w:rPr>
-          <w:u w:val="single" w:color="0000ff"/>
           <w:rFonts w:ascii="Charis SIL Regular" w:hAnsi="Charis SIL Regular" w:eastAsia="Charis SIL Regular"/>
           <w:b w:val="0"/>
           <w:i w:val="0"/>
           <w:color w:val="000000"/>
           <w:sz w:val="24"/>
         </w:rPr>
-        <w:hyperlink r:id="rId10" w:history="1">
-          <w:r>
-            <w:rPr>
-              <w:rStyle w:val="Hyperlink"/>
-            </w:rPr>
-            <w:t>that w</w:t>
-          </w:r>
-        </w:hyperlink>
-      </w:r>
-      <w:r>
-        <w:rPr>
-          <w:u w:val="single" w:color="0000ff"/>
-          <w:rFonts w:ascii="Charis SIL Regular" w:hAnsi="Charis SIL Regular" w:eastAsia="Charis SIL Regular"/>
-          <w:b w:val="0"/>
-          <w:i w:val="0"/>
-          <w:color w:val="000000"/>
-          <w:sz w:val="24"/>
-        </w:rPr>
-        <w:hyperlink r:id="rId10" w:history="1">
-          <w:r>
-            <w:rPr>
-              <w:rStyle w:val="Hyperlink"/>
-            </w:rPr>
-            <w:t>ere tran</w:t>
-          </w:r>
-        </w:hyperlink>
-      </w:r>
-      <w:r>
-        <w:rPr>
-          <w:u w:val="single" w:color="0000ff"/>
-          <w:rFonts w:ascii="Charis SIL Regular" w:hAnsi="Charis SIL Regular" w:eastAsia="Charis SIL Regular"/>
-          <w:b w:val="0"/>
-          <w:i w:val="0"/>
-          <w:color w:val="000000"/>
-          <w:sz w:val="24"/>
-        </w:rPr>
-        <w:hyperlink r:id="rId10" w:history="1">
-          <w:r>
-            <w:rPr>
-              <w:rStyle w:val="Hyperlink"/>
-            </w:rPr>
-            <w:t>s</w:t>
-          </w:r>
-        </w:hyperlink>
-      </w:r>
-      <w:r>
-        <w:rPr>
-          <w:u w:val="single" w:color="0000ff"/>
-          <w:rFonts w:ascii="Charis SIL Regular" w:hAnsi="Charis SIL Regular" w:eastAsia="Charis SIL Regular"/>
-          <w:b w:val="0"/>
-          <w:i w:val="0"/>
-          <w:color w:val="000000"/>
-          <w:sz w:val="24"/>
-        </w:rPr>
-        <w:hyperlink r:id="rId10" w:history="1">
-          <w:r>
-            <w:rPr>
-              <w:rStyle w:val="Hyperlink"/>
-            </w:rPr>
-            <w:t>fe</w:t>
-          </w:r>
-        </w:hyperlink>
-      </w:r>
-      <w:r>
-        <w:rPr>
-          <w:u w:val="single" w:color="0000ff"/>
-          <w:rFonts w:ascii="Charis SIL Regular" w:hAnsi="Charis SIL Regular" w:eastAsia="Charis SIL Regular"/>
-          <w:b w:val="0"/>
-          <w:i w:val="0"/>
-          <w:color w:val="000000"/>
-          <w:sz w:val="24"/>
-        </w:rPr>
-        <w:hyperlink r:id="rId10" w:history="1">
-          <w:r>
-            <w:rPr>
-              <w:rStyle w:val="Hyperlink"/>
-            </w:rPr>
-            <w:t>rred from t</w:t>
-          </w:r>
-        </w:hyperlink>
-      </w:r>
-      <w:r>
-        <w:rPr>
-          <w:rFonts w:ascii="Charis SIL Regular" w:hAnsi="Charis SIL Regular" w:eastAsia="Charis SIL Regular"/>
-          <w:b w:val="0"/>
-          <w:i w:val="0"/>
-          <w:color w:val="000000"/>
-          <w:sz w:val="24"/>
-        </w:rPr>
-        <w:t xml:space="preserve">he </w:t>
+        <w:t xml:space="preserve">that were transferred from the </w:t>
       </w:r>
       <w:r>
         <w:rPr>

--- a/EXPORTS/DOCX/published/niveau3/English/WMLeiden.docx
+++ b/EXPORTS/DOCX/published/niveau3/English/WMLeiden.docx
@@ -558,25 +558,7 @@
           <w:color w:val="000000"/>
           <w:sz w:val="24"/>
         </w:rPr>
-        <w:t>of the collection of t</w:t>
-      </w:r>
-      <w:r>
-        <w:rPr>
-          <w:u w:val="single" w:color="0000ff"/>
-          <w:rFonts w:ascii="Charis SIL Regular" w:hAnsi="Charis SIL Regular" w:eastAsia="Charis SIL Regular"/>
-          <w:b w:val="0"/>
-          <w:i w:val="0"/>
-          <w:color w:val="000000"/>
-          <w:sz w:val="24"/>
-        </w:rPr>
-        <w:hyperlink r:id="rId10" w:history="1">
-          <w:r>
-            <w:rPr>
-              <w:rStyle w:val="Hyperlink"/>
-            </w:rPr>
-            <w:t xml:space="preserve">he </w:t>
-          </w:r>
-        </w:hyperlink>
+        <w:t xml:space="preserve">of the collection of the </w:t>
       </w:r>
       <w:r>
         <w:rPr>
@@ -587,7 +569,7 @@
           <w:sz w:val="24"/>
           <w:u w:val="single"/>
         </w:rPr>
-        <w:hyperlink r:id="rId10" w:history="1">
+        <w:hyperlink r:id="rId11" w:history="1">
           <w:r>
             <w:rPr>
               <w:rStyle w:val="Hyperlink"/>
@@ -681,7 +663,7 @@
           <w:sz w:val="24"/>
           <w:u w:val="single"/>
         </w:rPr>
-        <w:hyperlink r:id="rId11" w:history="1">
+        <w:hyperlink r:id="rId10" w:history="1">
           <w:r>
             <w:rPr>
               <w:rStyle w:val="Hyperlink"/>
@@ -699,7 +681,7 @@
           <w:sz w:val="24"/>
           <w:u w:val="single"/>
         </w:rPr>
-        <w:hyperlink r:id="rId11" w:history="1">
+        <w:hyperlink r:id="rId10" w:history="1">
           <w:r>
             <w:rPr>
               <w:rStyle w:val="Hyperlink"/>
@@ -1121,43 +1103,7 @@
           <w:color w:val="000000"/>
           <w:sz w:val="24"/>
         </w:rPr>
-        <w:t>Royal Dutc</w:t>
-      </w:r>
-      <w:r>
-        <w:rPr>
-          <w:u w:val="single" w:color="0000ff"/>
-          <w:rFonts w:ascii="Charis SIL Regular" w:hAnsi="Charis SIL Regular" w:eastAsia="Charis SIL Regular"/>
-          <w:b w:val="0"/>
-          <w:i w:val="0"/>
-          <w:color w:val="000000"/>
-          <w:sz w:val="24"/>
-        </w:rPr>
-        <w:hyperlink r:id="rId12" w:history="1">
-          <w:r>
-            <w:rPr>
-              <w:rStyle w:val="Hyperlink"/>
-            </w:rPr>
-            <w:t>h East In</w:t>
-          </w:r>
-        </w:hyperlink>
-      </w:r>
-      <w:r>
-        <w:rPr>
-          <w:u w:val="single" w:color="0000ff"/>
-          <w:rFonts w:ascii="Charis SIL Regular" w:hAnsi="Charis SIL Regular" w:eastAsia="Charis SIL Regular"/>
-          <w:b w:val="0"/>
-          <w:i w:val="0"/>
-          <w:color w:val="000000"/>
-          <w:sz w:val="24"/>
-        </w:rPr>
-        <w:hyperlink r:id="rId12" w:history="1">
-          <w:r>
-            <w:rPr>
-              <w:rStyle w:val="Hyperlink"/>
-            </w:rPr>
-            <w:t xml:space="preserve">dies </w:t>
-          </w:r>
-        </w:hyperlink>
+        <w:t xml:space="preserve">Royal Dutch East Indies </w:t>
       </w:r>
       <w:r>
         <w:rPr>
@@ -1586,13 +1532,103 @@
       </w:r>
       <w:r>
         <w:rPr>
+          <w:u w:val="single" w:color="0000ff"/>
           <w:rFonts w:ascii="Charis SIL Regular" w:hAnsi="Charis SIL Regular" w:eastAsia="Charis SIL Regular"/>
           <w:b w:val="0"/>
           <w:i w:val="0"/>
           <w:color w:val="000000"/>
           <w:sz w:val="24"/>
         </w:rPr>
-        <w:t xml:space="preserve">that were transferred from the </w:t>
+        <w:hyperlink r:id="rId10" w:history="1">
+          <w:r>
+            <w:rPr>
+              <w:rStyle w:val="Hyperlink"/>
+            </w:rPr>
+            <w:t>that w</w:t>
+          </w:r>
+        </w:hyperlink>
+      </w:r>
+      <w:r>
+        <w:rPr>
+          <w:u w:val="single" w:color="0000ff"/>
+          <w:rFonts w:ascii="Charis SIL Regular" w:hAnsi="Charis SIL Regular" w:eastAsia="Charis SIL Regular"/>
+          <w:b w:val="0"/>
+          <w:i w:val="0"/>
+          <w:color w:val="000000"/>
+          <w:sz w:val="24"/>
+        </w:rPr>
+        <w:hyperlink r:id="rId10" w:history="1">
+          <w:r>
+            <w:rPr>
+              <w:rStyle w:val="Hyperlink"/>
+            </w:rPr>
+            <w:t>ere tran</w:t>
+          </w:r>
+        </w:hyperlink>
+      </w:r>
+      <w:r>
+        <w:rPr>
+          <w:u w:val="single" w:color="0000ff"/>
+          <w:rFonts w:ascii="Charis SIL Regular" w:hAnsi="Charis SIL Regular" w:eastAsia="Charis SIL Regular"/>
+          <w:b w:val="0"/>
+          <w:i w:val="0"/>
+          <w:color w:val="000000"/>
+          <w:sz w:val="24"/>
+        </w:rPr>
+        <w:hyperlink r:id="rId10" w:history="1">
+          <w:r>
+            <w:rPr>
+              <w:rStyle w:val="Hyperlink"/>
+            </w:rPr>
+            <w:t>s</w:t>
+          </w:r>
+        </w:hyperlink>
+      </w:r>
+      <w:r>
+        <w:rPr>
+          <w:u w:val="single" w:color="0000ff"/>
+          <w:rFonts w:ascii="Charis SIL Regular" w:hAnsi="Charis SIL Regular" w:eastAsia="Charis SIL Regular"/>
+          <w:b w:val="0"/>
+          <w:i w:val="0"/>
+          <w:color w:val="000000"/>
+          <w:sz w:val="24"/>
+        </w:rPr>
+        <w:hyperlink r:id="rId10" w:history="1">
+          <w:r>
+            <w:rPr>
+              <w:rStyle w:val="Hyperlink"/>
+            </w:rPr>
+            <w:t>fe</w:t>
+          </w:r>
+        </w:hyperlink>
+      </w:r>
+      <w:r>
+        <w:rPr>
+          <w:u w:val="single" w:color="0000ff"/>
+          <w:rFonts w:ascii="Charis SIL Regular" w:hAnsi="Charis SIL Regular" w:eastAsia="Charis SIL Regular"/>
+          <w:b w:val="0"/>
+          <w:i w:val="0"/>
+          <w:color w:val="000000"/>
+          <w:sz w:val="24"/>
+        </w:rPr>
+        <w:hyperlink r:id="rId10" w:history="1">
+          <w:r>
+            <w:rPr>
+              <w:rStyle w:val="Hyperlink"/>
+            </w:rPr>
+            <w:t>rred from t</w:t>
+          </w:r>
+        </w:hyperlink>
+      </w:r>
+      <w:r>
+        <w:rPr>
+          <w:rFonts w:ascii="Charis SIL Regular" w:hAnsi="Charis SIL Regular" w:eastAsia="Charis SIL Regular"/>
+          <w:b w:val="0"/>
+          <w:i w:val="0"/>
+          <w:color w:val="000000"/>
+          <w:sz w:val="24"/>
+        </w:rPr>
+        <w:t xml:space="preserve">he </w:t>
       </w:r>
       <w:r>
         <w:rPr>

--- a/EXPORTS/DOCX/published/niveau3/English/WMLeiden.docx
+++ b/EXPORTS/DOCX/published/niveau3/English/WMLeiden.docx
@@ -587,7 +587,7 @@
           <w:sz w:val="24"/>
           <w:u w:val="single"/>
         </w:rPr>
-        <w:hyperlink r:id="rId10" w:history="1">
+        <w:hyperlink r:id="rId11" w:history="1">
           <w:r>
             <w:rPr>
               <w:rStyle w:val="Hyperlink"/>
@@ -605,7 +605,7 @@
           <w:sz w:val="24"/>
           <w:u w:val="single"/>
         </w:rPr>
-        <w:hyperlink r:id="rId10" w:history="1">
+        <w:hyperlink r:id="rId11" w:history="1">
           <w:r>
             <w:rPr>
               <w:rStyle w:val="Hyperlink"/>
@@ -634,7 +634,7 @@
           <w:sz w:val="24"/>
           <w:u w:val="single"/>
         </w:rPr>
-        <w:hyperlink r:id="rId10" w:history="1">
+        <w:hyperlink r:id="rId11" w:history="1">
           <w:r>
             <w:rPr>
               <w:rStyle w:val="Hyperlink"/>
@@ -1103,7 +1103,43 @@
           <w:color w:val="000000"/>
           <w:sz w:val="24"/>
         </w:rPr>
-        <w:t xml:space="preserve">Royal Dutch East Indies </w:t>
+        <w:t>Royal Dutc</w:t>
+      </w:r>
+      <w:r>
+        <w:rPr>
+          <w:u w:val="single" w:color="0000ff"/>
+          <w:rFonts w:ascii="Charis SIL Regular" w:hAnsi="Charis SIL Regular" w:eastAsia="Charis SIL Regular"/>
+          <w:b w:val="0"/>
+          <w:i w:val="0"/>
+          <w:color w:val="000000"/>
+          <w:sz w:val="24"/>
+        </w:rPr>
+        <w:hyperlink r:id="rId12" w:history="1">
+          <w:r>
+            <w:rPr>
+              <w:rStyle w:val="Hyperlink"/>
+            </w:rPr>
+            <w:t>h East In</w:t>
+          </w:r>
+        </w:hyperlink>
+      </w:r>
+      <w:r>
+        <w:rPr>
+          <w:u w:val="single" w:color="0000ff"/>
+          <w:rFonts w:ascii="Charis SIL Regular" w:hAnsi="Charis SIL Regular" w:eastAsia="Charis SIL Regular"/>
+          <w:b w:val="0"/>
+          <w:i w:val="0"/>
+          <w:color w:val="000000"/>
+          <w:sz w:val="24"/>
+        </w:rPr>
+        <w:hyperlink r:id="rId12" w:history="1">
+          <w:r>
+            <w:rPr>
+              <w:rStyle w:val="Hyperlink"/>
+            </w:rPr>
+            <w:t xml:space="preserve">dies </w:t>
+          </w:r>
+        </w:hyperlink>
       </w:r>
       <w:r>
         <w:rPr>
@@ -1532,75 +1568,13 @@
       </w:r>
       <w:r>
         <w:rPr>
-          <w:u w:val="single" w:color="0000ff"/>
           <w:rFonts w:ascii="Charis SIL Regular" w:hAnsi="Charis SIL Regular" w:eastAsia="Charis SIL Regular"/>
           <w:b w:val="0"/>
           <w:i w:val="0"/>
           <w:color w:val="000000"/>
           <w:sz w:val="24"/>
         </w:rPr>
-        <w:hyperlink r:id="rId10" w:history="1">
-          <w:r>
-            <w:rPr>
-              <w:rStyle w:val="Hyperlink"/>
-            </w:rPr>
-            <w:t>that w</w:t>
-          </w:r>
-        </w:hyperlink>
-      </w:r>
-      <w:r>
-        <w:rPr>
-          <w:u w:val="single" w:color="0000ff"/>
-          <w:rFonts w:ascii="Charis SIL Regular" w:hAnsi="Charis SIL Regular" w:eastAsia="Charis SIL Regular"/>
-          <w:b w:val="0"/>
-          <w:i w:val="0"/>
-          <w:color w:val="000000"/>
-          <w:sz w:val="24"/>
-        </w:rPr>
-        <w:hyperlink r:id="rId10" w:history="1">
-          <w:r>
-            <w:rPr>
-              <w:rStyle w:val="Hyperlink"/>
-            </w:rPr>
-            <w:t>ere tran</w:t>
-          </w:r>
-        </w:hyperlink>
-      </w:r>
-      <w:r>
-        <w:rPr>
-          <w:u w:val="single" w:color="0000ff"/>
-          <w:rFonts w:ascii="Charis SIL Regular" w:hAnsi="Charis SIL Regular" w:eastAsia="Charis SIL Regular"/>
-          <w:b w:val="0"/>
-          <w:i w:val="0"/>
-          <w:color w:val="000000"/>
-          <w:sz w:val="24"/>
-        </w:rPr>
-        <w:hyperlink r:id="rId10" w:history="1">
-          <w:r>
-            <w:rPr>
-              <w:rStyle w:val="Hyperlink"/>
-            </w:rPr>
-            <w:t>s</w:t>
-          </w:r>
-        </w:hyperlink>
-      </w:r>
-      <w:r>
-        <w:rPr>
-          <w:u w:val="single" w:color="0000ff"/>
-          <w:rFonts w:ascii="Charis SIL Regular" w:hAnsi="Charis SIL Regular" w:eastAsia="Charis SIL Regular"/>
-          <w:b w:val="0"/>
-          <w:i w:val="0"/>
-          <w:color w:val="000000"/>
-          <w:sz w:val="24"/>
-        </w:rPr>
-        <w:hyperlink r:id="rId10" w:history="1">
-          <w:r>
-            <w:rPr>
-              <w:rStyle w:val="Hyperlink"/>
-            </w:rPr>
-            <w:t>fe</w:t>
-          </w:r>
-        </w:hyperlink>
+        <w:t>that were transfe</w:t>
       </w:r>
       <w:r>
         <w:rPr>

--- a/EXPORTS/DOCX/published/niveau3/English/WMLeiden.docx
+++ b/EXPORTS/DOCX/published/niveau3/English/WMLeiden.docx
@@ -569,7 +569,7 @@
           <w:sz w:val="24"/>
           <w:u w:val="single"/>
         </w:rPr>
-        <w:hyperlink r:id="rId11" w:history="1">
+        <w:hyperlink r:id="rId10" w:history="1">
           <w:r>
             <w:rPr>
               <w:rStyle w:val="Hyperlink"/>
@@ -663,7 +663,7 @@
           <w:sz w:val="24"/>
           <w:u w:val="single"/>
         </w:rPr>
-        <w:hyperlink r:id="rId10" w:history="1">
+        <w:hyperlink r:id="rId11" w:history="1">
           <w:r>
             <w:rPr>
               <w:rStyle w:val="Hyperlink"/>
@@ -681,7 +681,7 @@
           <w:sz w:val="24"/>
           <w:u w:val="single"/>
         </w:rPr>
-        <w:hyperlink r:id="rId10" w:history="1">
+        <w:hyperlink r:id="rId11" w:history="1">
           <w:r>
             <w:rPr>
               <w:rStyle w:val="Hyperlink"/>
@@ -737,14 +737,7 @@
           <w:color w:val="000000"/>
           <w:sz w:val="24"/>
         </w:rPr>
-        <w:hyperlink r:id="rId11" w:history="1">
-          <w:r>
-            <w:rPr>
-              <w:rStyle w:val="Hyperlink"/>
-            </w:rPr>
-            <w:t>phisch M</w:t>
-          </w:r>
-        </w:hyperlink>
+        <w:t>phisch M</w:t>
       </w:r>
       <w:r>
         <w:rPr>
@@ -1568,13 +1561,75 @@
       </w:r>
       <w:r>
         <w:rPr>
+          <w:u w:val="single" w:color="0000ff"/>
           <w:rFonts w:ascii="Charis SIL Regular" w:hAnsi="Charis SIL Regular" w:eastAsia="Charis SIL Regular"/>
           <w:b w:val="0"/>
           <w:i w:val="0"/>
           <w:color w:val="000000"/>
           <w:sz w:val="24"/>
         </w:rPr>
-        <w:t>that were transfe</w:t>
+        <w:hyperlink r:id="rId10" w:history="1">
+          <w:r>
+            <w:rPr>
+              <w:rStyle w:val="Hyperlink"/>
+            </w:rPr>
+            <w:t>that w</w:t>
+          </w:r>
+        </w:hyperlink>
+      </w:r>
+      <w:r>
+        <w:rPr>
+          <w:u w:val="single" w:color="0000ff"/>
+          <w:rFonts w:ascii="Charis SIL Regular" w:hAnsi="Charis SIL Regular" w:eastAsia="Charis SIL Regular"/>
+          <w:b w:val="0"/>
+          <w:i w:val="0"/>
+          <w:color w:val="000000"/>
+          <w:sz w:val="24"/>
+        </w:rPr>
+        <w:hyperlink r:id="rId10" w:history="1">
+          <w:r>
+            <w:rPr>
+              <w:rStyle w:val="Hyperlink"/>
+            </w:rPr>
+            <w:t>ere tran</w:t>
+          </w:r>
+        </w:hyperlink>
+      </w:r>
+      <w:r>
+        <w:rPr>
+          <w:u w:val="single" w:color="0000ff"/>
+          <w:rFonts w:ascii="Charis SIL Regular" w:hAnsi="Charis SIL Regular" w:eastAsia="Charis SIL Regular"/>
+          <w:b w:val="0"/>
+          <w:i w:val="0"/>
+          <w:color w:val="000000"/>
+          <w:sz w:val="24"/>
+        </w:rPr>
+        <w:hyperlink r:id="rId10" w:history="1">
+          <w:r>
+            <w:rPr>
+              <w:rStyle w:val="Hyperlink"/>
+            </w:rPr>
+            <w:t>s</w:t>
+          </w:r>
+        </w:hyperlink>
+      </w:r>
+      <w:r>
+        <w:rPr>
+          <w:u w:val="single" w:color="0000ff"/>
+          <w:rFonts w:ascii="Charis SIL Regular" w:hAnsi="Charis SIL Regular" w:eastAsia="Charis SIL Regular"/>
+          <w:b w:val="0"/>
+          <w:i w:val="0"/>
+          <w:color w:val="000000"/>
+          <w:sz w:val="24"/>
+        </w:rPr>
+        <w:hyperlink r:id="rId10" w:history="1">
+          <w:r>
+            <w:rPr>
+              <w:rStyle w:val="Hyperlink"/>
+            </w:rPr>
+            <w:t>fe</w:t>
+          </w:r>
+        </w:hyperlink>
       </w:r>
       <w:r>
         <w:rPr>

--- a/EXPORTS/DOCX/published/niveau3/English/WMLeiden.docx
+++ b/EXPORTS/DOCX/published/niveau3/English/WMLeiden.docx
@@ -569,7 +569,7 @@
           <w:sz w:val="24"/>
           <w:u w:val="single"/>
         </w:rPr>
-        <w:hyperlink r:id="rId10" w:history="1">
+        <w:hyperlink r:id="rId11" w:history="1">
           <w:r>
             <w:rPr>
               <w:rStyle w:val="Hyperlink"/>
@@ -681,7 +681,7 @@
           <w:sz w:val="24"/>
           <w:u w:val="single"/>
         </w:rPr>
-        <w:hyperlink r:id="rId11" w:history="1">
+        <w:hyperlink r:id="rId10" w:history="1">
           <w:r>
             <w:rPr>
               <w:rStyle w:val="Hyperlink"/>
@@ -737,7 +737,14 @@
           <w:color w:val="000000"/>
           <w:sz w:val="24"/>
         </w:rPr>
-        <w:t>phisch M</w:t>
+        <w:hyperlink r:id="rId11" w:history="1">
+          <w:r>
+            <w:rPr>
+              <w:rStyle w:val="Hyperlink"/>
+            </w:rPr>
+            <w:t>phisch M</w:t>
+          </w:r>
+        </w:hyperlink>
       </w:r>
       <w:r>
         <w:rPr>
@@ -1561,103 +1568,13 @@
       </w:r>
       <w:r>
         <w:rPr>
-          <w:u w:val="single" w:color="0000ff"/>
           <w:rFonts w:ascii="Charis SIL Regular" w:hAnsi="Charis SIL Regular" w:eastAsia="Charis SIL Regular"/>
           <w:b w:val="0"/>
           <w:i w:val="0"/>
           <w:color w:val="000000"/>
           <w:sz w:val="24"/>
         </w:rPr>
-        <w:hyperlink r:id="rId10" w:history="1">
-          <w:r>
-            <w:rPr>
-              <w:rStyle w:val="Hyperlink"/>
-            </w:rPr>
-            <w:t>that w</w:t>
-          </w:r>
-        </w:hyperlink>
-      </w:r>
-      <w:r>
-        <w:rPr>
-          <w:u w:val="single" w:color="0000ff"/>
-          <w:rFonts w:ascii="Charis SIL Regular" w:hAnsi="Charis SIL Regular" w:eastAsia="Charis SIL Regular"/>
-          <w:b w:val="0"/>
-          <w:i w:val="0"/>
-          <w:color w:val="000000"/>
-          <w:sz w:val="24"/>
-        </w:rPr>
-        <w:hyperlink r:id="rId10" w:history="1">
-          <w:r>
-            <w:rPr>
-              <w:rStyle w:val="Hyperlink"/>
-            </w:rPr>
-            <w:t>ere tran</w:t>
-          </w:r>
-        </w:hyperlink>
-      </w:r>
-      <w:r>
-        <w:rPr>
-          <w:u w:val="single" w:color="0000ff"/>
-          <w:rFonts w:ascii="Charis SIL Regular" w:hAnsi="Charis SIL Regular" w:eastAsia="Charis SIL Regular"/>
-          <w:b w:val="0"/>
-          <w:i w:val="0"/>
-          <w:color w:val="000000"/>
-          <w:sz w:val="24"/>
-        </w:rPr>
-        <w:hyperlink r:id="rId10" w:history="1">
-          <w:r>
-            <w:rPr>
-              <w:rStyle w:val="Hyperlink"/>
-            </w:rPr>
-            <w:t>s</w:t>
-          </w:r>
-        </w:hyperlink>
-      </w:r>
-      <w:r>
-        <w:rPr>
-          <w:u w:val="single" w:color="0000ff"/>
-          <w:rFonts w:ascii="Charis SIL Regular" w:hAnsi="Charis SIL Regular" w:eastAsia="Charis SIL Regular"/>
-          <w:b w:val="0"/>
-          <w:i w:val="0"/>
-          <w:color w:val="000000"/>
-          <w:sz w:val="24"/>
-        </w:rPr>
-        <w:hyperlink r:id="rId10" w:history="1">
-          <w:r>
-            <w:rPr>
-              <w:rStyle w:val="Hyperlink"/>
-            </w:rPr>
-            <w:t>fe</w:t>
-          </w:r>
-        </w:hyperlink>
-      </w:r>
-      <w:r>
-        <w:rPr>
-          <w:u w:val="single" w:color="0000ff"/>
-          <w:rFonts w:ascii="Charis SIL Regular" w:hAnsi="Charis SIL Regular" w:eastAsia="Charis SIL Regular"/>
-          <w:b w:val="0"/>
-          <w:i w:val="0"/>
-          <w:color w:val="000000"/>
-          <w:sz w:val="24"/>
-        </w:rPr>
-        <w:hyperlink r:id="rId10" w:history="1">
-          <w:r>
-            <w:rPr>
-              <w:rStyle w:val="Hyperlink"/>
-            </w:rPr>
-            <w:t>rred from t</w:t>
-          </w:r>
-        </w:hyperlink>
-      </w:r>
-      <w:r>
-        <w:rPr>
-          <w:rFonts w:ascii="Charis SIL Regular" w:hAnsi="Charis SIL Regular" w:eastAsia="Charis SIL Regular"/>
-          <w:b w:val="0"/>
-          <w:i w:val="0"/>
-          <w:color w:val="000000"/>
-          <w:sz w:val="24"/>
-        </w:rPr>
-        <w:t xml:space="preserve">he </w:t>
+        <w:t xml:space="preserve">that were transferred from the </w:t>
       </w:r>
       <w:r>
         <w:rPr>
@@ -2269,6 +2186,30 @@
           <w:sz w:val="24"/>
           <w:u w:val="single"/>
         </w:rPr>
+        <w:t>Suriname</w:t>
+      </w:r>
+      <w:r>
+        <w:br/>
+      </w:r>
+      <w:r>
+        <w:rPr>
+          <w:rFonts w:ascii="Charis SIL Regular" w:hAnsi="Charis SIL Regular" w:eastAsia="Charis SIL Regular"/>
+          <w:b w:val="0"/>
+          <w:i w:val="0"/>
+          <w:color w:val="000000"/>
+          <w:sz w:val="24"/>
+        </w:rPr>
+        <w:t xml:space="preserve">•  </w:t>
+      </w:r>
+      <w:r>
+        <w:rPr>
+          <w:rFonts w:ascii="Charis SIL Regular" w:hAnsi="Charis SIL Regular" w:eastAsia="Charis SIL Regular"/>
+          <w:b w:val="0"/>
+          <w:i w:val="0"/>
+          <w:color w:val="0000FF"/>
+          <w:sz w:val="24"/>
+          <w:u w:val="single"/>
+        </w:rPr>
         <w:t>Royal Cab</w:t>
       </w:r>
       <w:r>
@@ -2891,17 +2832,7 @@
           <w:color w:val="000000"/>
           <w:sz w:val="24"/>
         </w:rPr>
-        <w:t xml:space="preserve">History of the Rijks Etnografisch Museum in Leiden (now Wereldmuseum </w:t>
-      </w:r>
-      <w:r>
-        <w:rPr>
-          <w:rFonts w:ascii="Charis SIL Italic" w:hAnsi="Charis SIL Italic" w:eastAsia="Charis SIL Italic"/>
-          <w:b w:val="0"/>
-          <w:i/>
-          <w:color w:val="000000"/>
-          <w:sz w:val="24"/>
-        </w:rPr>
-        <w:t>Leiden) and how it was formed from the collections of the Royal Cabinet of</w:t>
+        <w:t>History of the Rijks Etnografisch Museum in Leiden (now Wereldmuseum</w:t>
       </w:r>
     </w:p>
     <w:p>
@@ -2928,10 +2859,20 @@
         <w:autoSpaceDN w:val="0"/>
         <w:autoSpaceDE w:val="0"/>
         <w:widowControl/>
-        <w:spacing w:line="352" w:lineRule="exact" w:before="0" w:after="0"/>
-        <w:ind w:left="800" w:right="0" w:firstLine="0"/>
+        <w:spacing w:line="288" w:lineRule="exact" w:before="64" w:after="0"/>
+        <w:ind w:left="800" w:right="1584" w:firstLine="0"/>
         <w:jc w:val="left"/>
       </w:pPr>
+      <w:r>
+        <w:rPr>
+          <w:rFonts w:ascii="Charis SIL Italic" w:hAnsi="Charis SIL Italic" w:eastAsia="Charis SIL Italic"/>
+          <w:b w:val="0"/>
+          <w:i/>
+          <w:color w:val="000000"/>
+          <w:sz w:val="24"/>
+        </w:rPr>
+        <w:t xml:space="preserve">Leiden) and how it was formed from the collections of the Royal Cabinet of </w:t>
+      </w:r>
       <w:r>
         <w:rPr>
           <w:rFonts w:ascii="Charis SIL Italic" w:hAnsi="Charis SIL Italic" w:eastAsia="Charis SIL Italic"/>
@@ -4018,7 +3959,7 @@
       <w:pPr>
         <w:sectPr>
           <w:pgSz w:w="11900" w:h="16840"/>
-          <w:pgMar w:top="324" w:right="940" w:bottom="672" w:left="960" w:header="720" w:footer="720" w:gutter="0"/>
+          <w:pgMar w:top="324" w:right="940" w:bottom="528" w:left="960" w:header="720" w:footer="720" w:gutter="0"/>
           <w:cols/>
           <w:docGrid w:linePitch="360"/>
         </w:sectPr>

--- a/EXPORTS/DOCX/published/niveau3/English/WMLeiden.docx
+++ b/EXPORTS/DOCX/published/niveau3/English/WMLeiden.docx
@@ -569,7 +569,7 @@
           <w:sz w:val="24"/>
           <w:u w:val="single"/>
         </w:rPr>
-        <w:hyperlink r:id="rId11" w:history="1">
+        <w:hyperlink r:id="rId10" w:history="1">
           <w:r>
             <w:rPr>
               <w:rStyle w:val="Hyperlink"/>
@@ -587,7 +587,7 @@
           <w:sz w:val="24"/>
           <w:u w:val="single"/>
         </w:rPr>
-        <w:hyperlink r:id="rId11" w:history="1">
+        <w:hyperlink r:id="rId10" w:history="1">
           <w:r>
             <w:rPr>
               <w:rStyle w:val="Hyperlink"/>
@@ -605,7 +605,7 @@
           <w:sz w:val="24"/>
           <w:u w:val="single"/>
         </w:rPr>
-        <w:hyperlink r:id="rId11" w:history="1">
+        <w:hyperlink r:id="rId10" w:history="1">
           <w:r>
             <w:rPr>
               <w:rStyle w:val="Hyperlink"/>
@@ -634,7 +634,7 @@
           <w:sz w:val="24"/>
           <w:u w:val="single"/>
         </w:rPr>
-        <w:hyperlink r:id="rId11" w:history="1">
+        <w:hyperlink r:id="rId10" w:history="1">
           <w:r>
             <w:rPr>
               <w:rStyle w:val="Hyperlink"/>
@@ -681,7 +681,7 @@
           <w:sz w:val="24"/>
           <w:u w:val="single"/>
         </w:rPr>
-        <w:hyperlink r:id="rId10" w:history="1">
+        <w:hyperlink r:id="rId11" w:history="1">
           <w:r>
             <w:rPr>
               <w:rStyle w:val="Hyperlink"/>

--- a/EXPORTS/DOCX/published/niveau3/English/WMLeiden.docx
+++ b/EXPORTS/DOCX/published/niveau3/English/WMLeiden.docx
@@ -569,7 +569,7 @@
           <w:sz w:val="24"/>
           <w:u w:val="single"/>
         </w:rPr>
-        <w:hyperlink r:id="rId10" w:history="1">
+        <w:hyperlink r:id="rId11" w:history="1">
           <w:r>
             <w:rPr>
               <w:rStyle w:val="Hyperlink"/>
@@ -587,7 +587,7 @@
           <w:sz w:val="24"/>
           <w:u w:val="single"/>
         </w:rPr>
-        <w:hyperlink r:id="rId10" w:history="1">
+        <w:hyperlink r:id="rId11" w:history="1">
           <w:r>
             <w:rPr>
               <w:rStyle w:val="Hyperlink"/>
@@ -663,7 +663,7 @@
           <w:sz w:val="24"/>
           <w:u w:val="single"/>
         </w:rPr>
-        <w:hyperlink r:id="rId11" w:history="1">
+        <w:hyperlink r:id="rId10" w:history="1">
           <w:r>
             <w:rPr>
               <w:rStyle w:val="Hyperlink"/>
@@ -681,7 +681,7 @@
           <w:sz w:val="24"/>
           <w:u w:val="single"/>
         </w:rPr>
-        <w:hyperlink r:id="rId11" w:history="1">
+        <w:hyperlink r:id="rId10" w:history="1">
           <w:r>
             <w:rPr>
               <w:rStyle w:val="Hyperlink"/>
@@ -1103,43 +1103,7 @@
           <w:color w:val="000000"/>
           <w:sz w:val="24"/>
         </w:rPr>
-        <w:t>Royal Dutc</w:t>
-      </w:r>
-      <w:r>
-        <w:rPr>
-          <w:u w:val="single" w:color="0000ff"/>
-          <w:rFonts w:ascii="Charis SIL Regular" w:hAnsi="Charis SIL Regular" w:eastAsia="Charis SIL Regular"/>
-          <w:b w:val="0"/>
-          <w:i w:val="0"/>
-          <w:color w:val="000000"/>
-          <w:sz w:val="24"/>
-        </w:rPr>
-        <w:hyperlink r:id="rId12" w:history="1">
-          <w:r>
-            <w:rPr>
-              <w:rStyle w:val="Hyperlink"/>
-            </w:rPr>
-            <w:t>h East In</w:t>
-          </w:r>
-        </w:hyperlink>
-      </w:r>
-      <w:r>
-        <w:rPr>
-          <w:u w:val="single" w:color="0000ff"/>
-          <w:rFonts w:ascii="Charis SIL Regular" w:hAnsi="Charis SIL Regular" w:eastAsia="Charis SIL Regular"/>
-          <w:b w:val="0"/>
-          <w:i w:val="0"/>
-          <w:color w:val="000000"/>
-          <w:sz w:val="24"/>
-        </w:rPr>
-        <w:hyperlink r:id="rId12" w:history="1">
-          <w:r>
-            <w:rPr>
-              <w:rStyle w:val="Hyperlink"/>
-            </w:rPr>
-            <w:t xml:space="preserve">dies </w:t>
-          </w:r>
-        </w:hyperlink>
+        <w:t xml:space="preserve">Royal Dutch East Indies </w:t>
       </w:r>
       <w:r>
         <w:rPr>
@@ -1574,7 +1538,89 @@
           <w:color w:val="000000"/>
           <w:sz w:val="24"/>
         </w:rPr>
-        <w:t xml:space="preserve">that were transferred from the </w:t>
+        <w:t>that w</w:t>
+      </w:r>
+      <w:r>
+        <w:rPr>
+          <w:u w:val="single" w:color="0000ff"/>
+          <w:rFonts w:ascii="Charis SIL Regular" w:hAnsi="Charis SIL Regular" w:eastAsia="Charis SIL Regular"/>
+          <w:b w:val="0"/>
+          <w:i w:val="0"/>
+          <w:color w:val="000000"/>
+          <w:sz w:val="24"/>
+        </w:rPr>
+        <w:hyperlink r:id="rId10" w:history="1">
+          <w:r>
+            <w:rPr>
+              <w:rStyle w:val="Hyperlink"/>
+            </w:rPr>
+            <w:t>ere tran</w:t>
+          </w:r>
+        </w:hyperlink>
+      </w:r>
+      <w:r>
+        <w:rPr>
+          <w:u w:val="single" w:color="0000ff"/>
+          <w:rFonts w:ascii="Charis SIL Regular" w:hAnsi="Charis SIL Regular" w:eastAsia="Charis SIL Regular"/>
+          <w:b w:val="0"/>
+          <w:i w:val="0"/>
+          <w:color w:val="000000"/>
+          <w:sz w:val="24"/>
+        </w:rPr>
+        <w:hyperlink r:id="rId10" w:history="1">
+          <w:r>
+            <w:rPr>
+              <w:rStyle w:val="Hyperlink"/>
+            </w:rPr>
+            <w:t>s</w:t>
+          </w:r>
+        </w:hyperlink>
+      </w:r>
+      <w:r>
+        <w:rPr>
+          <w:u w:val="single" w:color="0000ff"/>
+          <w:rFonts w:ascii="Charis SIL Regular" w:hAnsi="Charis SIL Regular" w:eastAsia="Charis SIL Regular"/>
+          <w:b w:val="0"/>
+          <w:i w:val="0"/>
+          <w:color w:val="000000"/>
+          <w:sz w:val="24"/>
+        </w:rPr>
+        <w:hyperlink r:id="rId10" w:history="1">
+          <w:r>
+            <w:rPr>
+              <w:rStyle w:val="Hyperlink"/>
+            </w:rPr>
+            <w:t>fe</w:t>
+          </w:r>
+        </w:hyperlink>
+      </w:r>
+      <w:r>
+        <w:rPr>
+          <w:u w:val="single" w:color="0000ff"/>
+          <w:rFonts w:ascii="Charis SIL Regular" w:hAnsi="Charis SIL Regular" w:eastAsia="Charis SIL Regular"/>
+          <w:b w:val="0"/>
+          <w:i w:val="0"/>
+          <w:color w:val="000000"/>
+          <w:sz w:val="24"/>
+        </w:rPr>
+        <w:hyperlink r:id="rId10" w:history="1">
+          <w:r>
+            <w:rPr>
+              <w:rStyle w:val="Hyperlink"/>
+            </w:rPr>
+            <w:t>rred from t</w:t>
+          </w:r>
+        </w:hyperlink>
+      </w:r>
+      <w:r>
+        <w:rPr>
+          <w:rFonts w:ascii="Charis SIL Regular" w:hAnsi="Charis SIL Regular" w:eastAsia="Charis SIL Regular"/>
+          <w:b w:val="0"/>
+          <w:i w:val="0"/>
+          <w:color w:val="000000"/>
+          <w:sz w:val="24"/>
+        </w:rPr>
+        <w:t xml:space="preserve">he </w:t>
       </w:r>
       <w:r>
         <w:rPr>

--- a/EXPORTS/DOCX/published/niveau3/English/WMLeiden.docx
+++ b/EXPORTS/DOCX/published/niveau3/English/WMLeiden.docx
@@ -567,34 +567,8 @@
           <w:i w:val="0"/>
           <w:color w:val="0000FF"/>
           <w:sz w:val="24"/>
-          <w:u w:val="single"/>
         </w:rPr>
-        <w:hyperlink r:id="rId11" w:history="1">
-          <w:r>
-            <w:rPr>
-              <w:rStyle w:val="Hyperlink"/>
-            </w:rPr>
-            <w:t>Mu</w:t>
-          </w:r>
-        </w:hyperlink>
-      </w:r>
-      <w:r>
-        <w:rPr>
-          <w:rFonts w:ascii="Charis SIL Regular" w:hAnsi="Charis SIL Regular" w:eastAsia="Charis SIL Regular"/>
-          <w:b w:val="0"/>
-          <w:i w:val="0"/>
-          <w:color w:val="0000FF"/>
-          <w:sz w:val="24"/>
-          <w:u w:val="single"/>
-        </w:rPr>
-        <w:hyperlink r:id="rId11" w:history="1">
-          <w:r>
-            <w:rPr>
-              <w:rStyle w:val="Hyperlink"/>
-            </w:rPr>
-            <w:t>s</w:t>
-          </w:r>
-        </w:hyperlink>
+        <w:t>Museum of An</w:t>
       </w:r>
       <w:r>
         <w:rPr>
@@ -610,7 +584,815 @@
             <w:rPr>
               <w:rStyle w:val="Hyperlink"/>
             </w:rPr>
-            <w:t>eum</w:t>
+            <w:t>tiquities</w:t>
+          </w:r>
+        </w:hyperlink>
+      </w:r>
+      <w:r>
+        <w:rPr>
+          <w:u w:val="single" w:color="0000ff"/>
+          <w:rFonts w:ascii="Charis SIL Regular" w:hAnsi="Charis SIL Regular" w:eastAsia="Charis SIL Regular"/>
+          <w:b w:val="0"/>
+          <w:i w:val="0"/>
+          <w:color w:val="000000"/>
+          <w:sz w:val="24"/>
+        </w:rPr>
+        <w:hyperlink r:id="rId10" w:history="1">
+          <w:r>
+            <w:rPr>
+              <w:rStyle w:val="Hyperlink"/>
+            </w:rPr>
+            <w:t xml:space="preserve"> in</w:t>
+          </w:r>
+        </w:hyperlink>
+      </w:r>
+      <w:r>
+        <w:rPr>
+          <w:rFonts w:ascii="Charis SIL Regular" w:hAnsi="Charis SIL Regular" w:eastAsia="Charis SIL Regular"/>
+          <w:b w:val="0"/>
+          <w:i w:val="0"/>
+          <w:color w:val="000000"/>
+          <w:sz w:val="24"/>
+        </w:rPr>
+        <w:t xml:space="preserve"> Leiden was also transferred to what was </w:t>
+      </w:r>
+      <w:r>
+        <w:rPr>
+          <w:rFonts w:ascii="Charis SIL Regular" w:hAnsi="Charis SIL Regular" w:eastAsia="Charis SIL Regular"/>
+          <w:b w:val="0"/>
+          <w:i w:val="0"/>
+          <w:color w:val="000000"/>
+          <w:sz w:val="24"/>
+        </w:rPr>
+        <w:t>then the Rijks Ethnogra</w:t>
+      </w:r>
+      <w:r>
+        <w:rPr>
+          <w:u w:val="single" w:color="0000ff"/>
+          <w:rFonts w:ascii="Charis SIL Regular" w:hAnsi="Charis SIL Regular" w:eastAsia="Charis SIL Regular"/>
+          <w:b w:val="0"/>
+          <w:i w:val="0"/>
+          <w:color w:val="000000"/>
+          <w:sz w:val="24"/>
+        </w:rPr>
+        <w:hyperlink r:id="rId11" w:history="1">
+          <w:r>
+            <w:rPr>
+              <w:rStyle w:val="Hyperlink"/>
+            </w:rPr>
+            <w:t>phisch M</w:t>
+          </w:r>
+        </w:hyperlink>
+      </w:r>
+      <w:r>
+        <w:rPr>
+          <w:u w:val="single" w:color="0000ff"/>
+          <w:rFonts w:ascii="Charis SIL Regular" w:hAnsi="Charis SIL Regular" w:eastAsia="Charis SIL Regular"/>
+          <w:b w:val="0"/>
+          <w:i w:val="0"/>
+          <w:color w:val="000000"/>
+          <w:sz w:val="24"/>
+        </w:rPr>
+        <w:hyperlink r:id="rId11" w:history="1">
+          <w:r>
+            <w:rPr>
+              <w:rStyle w:val="Hyperlink"/>
+            </w:rPr>
+            <w:t>u</w:t>
+          </w:r>
+        </w:hyperlink>
+      </w:r>
+      <w:r>
+        <w:rPr>
+          <w:u w:val="single" w:color="0000ff"/>
+          <w:rFonts w:ascii="Charis SIL Regular" w:hAnsi="Charis SIL Regular" w:eastAsia="Charis SIL Regular"/>
+          <w:b w:val="0"/>
+          <w:i w:val="0"/>
+          <w:color w:val="000000"/>
+          <w:sz w:val="24"/>
+        </w:rPr>
+        <w:hyperlink r:id="rId11" w:history="1">
+          <w:r>
+            <w:rPr>
+              <w:rStyle w:val="Hyperlink"/>
+            </w:rPr>
+            <w:t>s</w:t>
+          </w:r>
+        </w:hyperlink>
+      </w:r>
+      <w:r>
+        <w:rPr>
+          <w:u w:val="single" w:color="0000ff"/>
+          <w:rFonts w:ascii="Charis SIL Regular" w:hAnsi="Charis SIL Regular" w:eastAsia="Charis SIL Regular"/>
+          <w:b w:val="0"/>
+          <w:i w:val="0"/>
+          <w:color w:val="000000"/>
+          <w:sz w:val="24"/>
+        </w:rPr>
+        <w:hyperlink r:id="rId11" w:history="1">
+          <w:r>
+            <w:rPr>
+              <w:rStyle w:val="Hyperlink"/>
+            </w:rPr>
+            <w:t>eum (Natio</w:t>
+          </w:r>
+        </w:hyperlink>
+      </w:r>
+      <w:r>
+        <w:rPr>
+          <w:rFonts w:ascii="Charis SIL Regular" w:hAnsi="Charis SIL Regular" w:eastAsia="Charis SIL Regular"/>
+          <w:b w:val="0"/>
+          <w:i w:val="0"/>
+          <w:color w:val="000000"/>
+          <w:sz w:val="24"/>
+        </w:rPr>
+        <w:t xml:space="preserve">nal Museum of Ethnology). The latter group of </w:t>
+      </w:r>
+      <w:r>
+        <w:rPr>
+          <w:rFonts w:ascii="Charis SIL Regular" w:hAnsi="Charis SIL Regular" w:eastAsia="Charis SIL Regular"/>
+          <w:b w:val="0"/>
+          <w:i w:val="0"/>
+          <w:color w:val="000000"/>
+          <w:sz w:val="24"/>
+        </w:rPr>
+        <w:t xml:space="preserve">objects included the various Singhasari statues, some of which were returned to Indonesia in </w:t>
+      </w:r>
+      <w:r>
+        <w:rPr>
+          <w:rFonts w:ascii="Charis SIL Regular" w:hAnsi="Charis SIL Regular" w:eastAsia="Charis SIL Regular"/>
+          <w:b w:val="0"/>
+          <w:i w:val="0"/>
+          <w:color w:val="000000"/>
+          <w:sz w:val="24"/>
+        </w:rPr>
+        <w:t xml:space="preserve">1978 and others in 2023. Objects were also transferred from the National Museum of </w:t>
+      </w:r>
+      <w:r>
+        <w:rPr>
+          <w:rFonts w:ascii="Charis SIL Regular" w:hAnsi="Charis SIL Regular" w:eastAsia="Charis SIL Regular"/>
+          <w:b w:val="0"/>
+          <w:i w:val="0"/>
+          <w:color w:val="000000"/>
+          <w:sz w:val="24"/>
+        </w:rPr>
+        <w:t>Ethnology to other museums, such as the Anatomical Museum in Leiden in 1935.</w:t>
+      </w:r>
+    </w:p>
+    <w:p>
+      <w:pPr>
+        <w:autoSpaceDN w:val="0"/>
+        <w:autoSpaceDE w:val="0"/>
+        <w:widowControl/>
+        <w:spacing w:line="288" w:lineRule="exact" w:before="240" w:after="0"/>
+        <w:ind w:left="10" w:right="0" w:firstLine="0"/>
+        <w:jc w:val="left"/>
+      </w:pPr>
+      <w:r>
+        <w:rPr>
+          <w:rFonts w:ascii="Charis SIL Regular" w:hAnsi="Charis SIL Regular" w:eastAsia="Charis SIL Regular"/>
+          <w:b w:val="0"/>
+          <w:i w:val="0"/>
+          <w:color w:val="000000"/>
+          <w:sz w:val="24"/>
+        </w:rPr>
+        <w:t xml:space="preserve">Objects were acquired in various ways. First, as described above, through exchange with </w:t>
+      </w:r>
+      <w:r>
+        <w:rPr>
+          <w:rFonts w:ascii="Charis SIL Regular" w:hAnsi="Charis SIL Regular" w:eastAsia="Charis SIL Regular"/>
+          <w:b w:val="0"/>
+          <w:i w:val="0"/>
+          <w:color w:val="000000"/>
+          <w:sz w:val="24"/>
+        </w:rPr>
+        <w:t xml:space="preserve">other museums. Many objects from Indonesia were sent by the [Koninklijk Bataviaasch </w:t>
+      </w:r>
+      <w:r>
+        <w:br/>
+      </w:r>
+      <w:r>
+        <w:rPr>
+          <w:rFonts w:ascii="Charis SIL Regular" w:hAnsi="Charis SIL Regular" w:eastAsia="Charis SIL Regular"/>
+          <w:b w:val="0"/>
+          <w:i w:val="0"/>
+          <w:color w:val="000000"/>
+          <w:sz w:val="24"/>
+        </w:rPr>
+        <w:t xml:space="preserve">Genootschap van Kunsten en Wetenschappen](https://app.colonialcollections.nl/en/ </w:t>
+      </w:r>
+      <w:r>
+        <w:br/>
+      </w:r>
+      <w:r>
+        <w:rPr>
+          <w:rFonts w:ascii="Charis SIL Regular" w:hAnsi="Charis SIL Regular" w:eastAsia="Charis SIL Regular"/>
+          <w:b w:val="0"/>
+          <w:i w:val="0"/>
+          <w:color w:val="000000"/>
+          <w:sz w:val="24"/>
+        </w:rPr>
+        <w:t xml:space="preserve">research-aids/ </w:t>
+      </w:r>
+      <w:r>
+        <w:br/>
+      </w:r>
+      <w:r>
+        <w:rPr>
+          <w:rFonts w:ascii="Charis SIL Regular" w:hAnsi="Charis SIL Regular" w:eastAsia="Charis SIL Regular"/>
+          <w:b w:val="0"/>
+          <w:i w:val="0"/>
+          <w:color w:val="000000"/>
+          <w:sz w:val="24"/>
+        </w:rPr>
+        <w:t xml:space="preserve">https%3A%2F%2Fn2t%252Enet%2Fark%3A%2F27023%2F879aa24d509fdae582d9cbd6cc60160 </w:t>
+      </w:r>
+      <w:r>
+        <w:rPr>
+          <w:rFonts w:ascii="Charis SIL Regular" w:hAnsi="Charis SIL Regular" w:eastAsia="Charis SIL Regular"/>
+          <w:b w:val="0"/>
+          <w:i w:val="0"/>
+          <w:color w:val="000000"/>
+          <w:sz w:val="24"/>
+        </w:rPr>
+        <w:t xml:space="preserve">addition, the National Museum of Ethnology itself was an active buyer of ethnographic </w:t>
+      </w:r>
+      <w:r>
+        <w:br/>
+      </w:r>
+      <w:r>
+        <w:rPr>
+          <w:rFonts w:ascii="Charis SIL Regular" w:hAnsi="Charis SIL Regular" w:eastAsia="Charis SIL Regular"/>
+          <w:b w:val="0"/>
+          <w:i w:val="0"/>
+          <w:color w:val="000000"/>
+          <w:sz w:val="24"/>
+        </w:rPr>
+        <w:t xml:space="preserve">objects from dealers and auctions, with for example part of the museum's collection of Benin </w:t>
+      </w:r>
+      <w:r>
+        <w:rPr>
+          <w:rFonts w:ascii="Charis SIL Regular" w:hAnsi="Charis SIL Regular" w:eastAsia="Charis SIL Regular"/>
+          <w:b w:val="0"/>
+          <w:i w:val="0"/>
+          <w:color w:val="000000"/>
+          <w:sz w:val="24"/>
+        </w:rPr>
+        <w:t xml:space="preserve">Bronzes having been obtained in this way. Many objects were also received as donations, </w:t>
+      </w:r>
+      <w:r>
+        <w:rPr>
+          <w:rFonts w:ascii="Charis SIL Regular" w:hAnsi="Charis SIL Regular" w:eastAsia="Charis SIL Regular"/>
+          <w:b w:val="0"/>
+          <w:i w:val="0"/>
+          <w:color w:val="000000"/>
+          <w:sz w:val="24"/>
+        </w:rPr>
+        <w:t xml:space="preserve">often from </w:t>
+      </w:r>
+      <w:r>
+        <w:rPr>
+          <w:rFonts w:ascii="Charis SIL Regular" w:hAnsi="Charis SIL Regular" w:eastAsia="Charis SIL Regular"/>
+          <w:b w:val="0"/>
+          <w:i w:val="0"/>
+          <w:color w:val="0000FF"/>
+          <w:sz w:val="24"/>
+          <w:u w:val="single"/>
+        </w:rPr>
+        <w:hyperlink r:id="rId12" w:history="1">
+          <w:r>
+            <w:rPr>
+              <w:rStyle w:val="Hyperlink"/>
+            </w:rPr>
+            <w:t>colonial</w:t>
+          </w:r>
+        </w:hyperlink>
+      </w:r>
+      <w:r>
+        <w:rPr>
+          <w:rFonts w:ascii="Charis SIL Regular" w:hAnsi="Charis SIL Regular" w:eastAsia="Charis SIL Regular"/>
+          <w:b w:val="0"/>
+          <w:i w:val="0"/>
+          <w:color w:val="0000FF"/>
+          <w:sz w:val="24"/>
+          <w:u w:val="single"/>
+        </w:rPr>
+        <w:t xml:space="preserve"> </w:t>
+      </w:r>
+      <w:r>
+        <w:rPr>
+          <w:rFonts w:ascii="Charis SIL Regular" w:hAnsi="Charis SIL Regular" w:eastAsia="Charis SIL Regular"/>
+          <w:b w:val="0"/>
+          <w:i w:val="0"/>
+          <w:color w:val="0000FF"/>
+          <w:sz w:val="24"/>
+          <w:u w:val="single"/>
+        </w:rPr>
+        <w:hyperlink r:id="rId12" w:history="1">
+          <w:r>
+            <w:rPr>
+              <w:rStyle w:val="Hyperlink"/>
+            </w:rPr>
+            <w:t>civil</w:t>
+          </w:r>
+        </w:hyperlink>
+      </w:r>
+      <w:r>
+        <w:rPr>
+          <w:rFonts w:ascii="Charis SIL Regular" w:hAnsi="Charis SIL Regular" w:eastAsia="Charis SIL Regular"/>
+          <w:b w:val="0"/>
+          <w:i w:val="0"/>
+          <w:color w:val="0000FF"/>
+          <w:sz w:val="24"/>
+          <w:u w:val="single"/>
+        </w:rPr>
+        <w:t xml:space="preserve"> </w:t>
+      </w:r>
+      <w:r>
+        <w:rPr>
+          <w:rFonts w:ascii="Charis SIL Regular" w:hAnsi="Charis SIL Regular" w:eastAsia="Charis SIL Regular"/>
+          <w:b w:val="0"/>
+          <w:i w:val="0"/>
+          <w:color w:val="0000FF"/>
+          <w:sz w:val="24"/>
+          <w:u w:val="single"/>
+        </w:rPr>
+        <w:hyperlink r:id="rId12" w:history="1">
+          <w:r>
+            <w:rPr>
+              <w:rStyle w:val="Hyperlink"/>
+            </w:rPr>
+            <w:t>servants</w:t>
+          </w:r>
+        </w:hyperlink>
+      </w:r>
+      <w:r>
+        <w:rPr>
+          <w:rFonts w:ascii="Charis SIL Regular" w:hAnsi="Charis SIL Regular" w:eastAsia="Charis SIL Regular"/>
+          <w:b w:val="0"/>
+          <w:i w:val="0"/>
+          <w:color w:val="000000"/>
+          <w:sz w:val="24"/>
+        </w:rPr>
+        <w:t xml:space="preserve"> or </w:t>
+      </w:r>
+      <w:r>
+        <w:rPr>
+          <w:rFonts w:ascii="Charis SIL Regular" w:hAnsi="Charis SIL Regular" w:eastAsia="Charis SIL Regular"/>
+          <w:b w:val="0"/>
+          <w:i w:val="0"/>
+          <w:color w:val="0000FF"/>
+          <w:sz w:val="24"/>
+          <w:u w:val="single"/>
+        </w:rPr>
+        <w:hyperlink r:id="rId13" w:history="1">
+          <w:r>
+            <w:rPr>
+              <w:rStyle w:val="Hyperlink"/>
+            </w:rPr>
+            <w:t>military</w:t>
+          </w:r>
+        </w:hyperlink>
+      </w:r>
+      <w:r>
+        <w:rPr>
+          <w:rFonts w:ascii="Charis SIL Regular" w:hAnsi="Charis SIL Regular" w:eastAsia="Charis SIL Regular"/>
+          <w:b w:val="0"/>
+          <w:i w:val="0"/>
+          <w:color w:val="0000FF"/>
+          <w:sz w:val="24"/>
+          <w:u w:val="single"/>
+        </w:rPr>
+        <w:t xml:space="preserve"> </w:t>
+      </w:r>
+      <w:r>
+        <w:rPr>
+          <w:rFonts w:ascii="Charis SIL Regular" w:hAnsi="Charis SIL Regular" w:eastAsia="Charis SIL Regular"/>
+          <w:b w:val="0"/>
+          <w:i w:val="0"/>
+          <w:color w:val="0000FF"/>
+          <w:sz w:val="24"/>
+          <w:u w:val="single"/>
+        </w:rPr>
+        <w:hyperlink r:id="rId13" w:history="1">
+          <w:r>
+            <w:rPr>
+              <w:rStyle w:val="Hyperlink"/>
+            </w:rPr>
+            <w:t>personnel</w:t>
+          </w:r>
+        </w:hyperlink>
+      </w:r>
+      <w:r>
+        <w:rPr>
+          <w:rFonts w:ascii="Charis SIL Regular" w:hAnsi="Charis SIL Regular" w:eastAsia="Charis SIL Regular"/>
+          <w:b w:val="0"/>
+          <w:i w:val="0"/>
+          <w:color w:val="000000"/>
+          <w:sz w:val="24"/>
+        </w:rPr>
+        <w:t xml:space="preserve"> who served for example with the </w:t>
+      </w:r>
+      <w:r>
+        <w:rPr>
+          <w:rFonts w:ascii="Charis SIL Regular" w:hAnsi="Charis SIL Regular" w:eastAsia="Charis SIL Regular"/>
+          <w:b w:val="0"/>
+          <w:i w:val="0"/>
+          <w:color w:val="000000"/>
+          <w:sz w:val="24"/>
+        </w:rPr>
+        <w:t>Royal Dutc</w:t>
+      </w:r>
+      <w:r>
+        <w:rPr>
+          <w:u w:val="single" w:color="0000ff"/>
+          <w:rFonts w:ascii="Charis SIL Regular" w:hAnsi="Charis SIL Regular" w:eastAsia="Charis SIL Regular"/>
+          <w:b w:val="0"/>
+          <w:i w:val="0"/>
+          <w:color w:val="000000"/>
+          <w:sz w:val="24"/>
+        </w:rPr>
+        <w:hyperlink r:id="rId12" w:history="1">
+          <w:r>
+            <w:rPr>
+              <w:rStyle w:val="Hyperlink"/>
+            </w:rPr>
+            <w:t>h East In</w:t>
+          </w:r>
+        </w:hyperlink>
+      </w:r>
+      <w:r>
+        <w:rPr>
+          <w:u w:val="single" w:color="0000ff"/>
+          <w:rFonts w:ascii="Charis SIL Regular" w:hAnsi="Charis SIL Regular" w:eastAsia="Charis SIL Regular"/>
+          <w:b w:val="0"/>
+          <w:i w:val="0"/>
+          <w:color w:val="000000"/>
+          <w:sz w:val="24"/>
+        </w:rPr>
+        <w:hyperlink r:id="rId12" w:history="1">
+          <w:r>
+            <w:rPr>
+              <w:rStyle w:val="Hyperlink"/>
+            </w:rPr>
+            <w:t xml:space="preserve">dies </w:t>
+          </w:r>
+        </w:hyperlink>
+      </w:r>
+      <w:r>
+        <w:rPr>
+          <w:u w:val="single" w:color="0000ff"/>
+          <w:rFonts w:ascii="Charis SIL Regular" w:hAnsi="Charis SIL Regular" w:eastAsia="Charis SIL Regular"/>
+          <w:b w:val="0"/>
+          <w:i w:val="0"/>
+          <w:color w:val="000000"/>
+          <w:sz w:val="24"/>
+        </w:rPr>
+        <w:hyperlink r:id="rId12" w:history="1">
+          <w:r>
+            <w:rPr>
+              <w:rStyle w:val="Hyperlink"/>
+            </w:rPr>
+            <w:t>Army (K</w:t>
+          </w:r>
+        </w:hyperlink>
+      </w:r>
+      <w:r>
+        <w:rPr>
+          <w:rFonts w:ascii="Charis SIL Regular" w:hAnsi="Charis SIL Regular" w:eastAsia="Charis SIL Regular"/>
+          <w:b w:val="0"/>
+          <w:i w:val="0"/>
+          <w:color w:val="000000"/>
+          <w:sz w:val="24"/>
+        </w:rPr>
+        <w:t>NIL</w:t>
+      </w:r>
+      <w:r>
+        <w:rPr>
+          <w:u w:val="single" w:color="0000ff"/>
+          <w:rFonts w:ascii="Charis SIL Regular" w:hAnsi="Charis SIL Regular" w:eastAsia="Charis SIL Regular"/>
+          <w:b w:val="0"/>
+          <w:i w:val="0"/>
+          <w:color w:val="000000"/>
+          <w:sz w:val="24"/>
+        </w:rPr>
+        <w:hyperlink r:id="rId13" w:history="1">
+          <w:r>
+            <w:rPr>
+              <w:rStyle w:val="Hyperlink"/>
+            </w:rPr>
+            <w:t>). The v</w:t>
+          </w:r>
+        </w:hyperlink>
+      </w:r>
+      <w:r>
+        <w:rPr>
+          <w:u w:val="single" w:color="0000ff"/>
+          <w:rFonts w:ascii="Charis SIL Regular" w:hAnsi="Charis SIL Regular" w:eastAsia="Charis SIL Regular"/>
+          <w:b w:val="0"/>
+          <w:i w:val="0"/>
+          <w:color w:val="000000"/>
+          <w:sz w:val="24"/>
+        </w:rPr>
+        <w:hyperlink r:id="rId13" w:history="1">
+          <w:r>
+            <w:rPr>
+              <w:rStyle w:val="Hyperlink"/>
+            </w:rPr>
+            <w:t>a</w:t>
+          </w:r>
+        </w:hyperlink>
+      </w:r>
+      <w:r>
+        <w:rPr>
+          <w:u w:val="single" w:color="0000ff"/>
+          <w:rFonts w:ascii="Charis SIL Regular" w:hAnsi="Charis SIL Regular" w:eastAsia="Charis SIL Regular"/>
+          <w:b w:val="0"/>
+          <w:i w:val="0"/>
+          <w:color w:val="000000"/>
+          <w:sz w:val="24"/>
+        </w:rPr>
+        <w:hyperlink r:id="rId13" w:history="1">
+          <w:r>
+            <w:rPr>
+              <w:rStyle w:val="Hyperlink"/>
+            </w:rPr>
+            <w:t>st majorit</w:t>
+          </w:r>
+        </w:hyperlink>
+      </w:r>
+      <w:r>
+        <w:rPr>
+          <w:rFonts w:ascii="Charis SIL Regular" w:hAnsi="Charis SIL Regular" w:eastAsia="Charis SIL Regular"/>
+          <w:b w:val="0"/>
+          <w:i w:val="0"/>
+          <w:color w:val="000000"/>
+          <w:sz w:val="24"/>
+        </w:rPr>
+        <w:t xml:space="preserve">y of the collection of the present </w:t>
+      </w:r>
+      <w:r>
+        <w:br/>
+      </w:r>
+      <w:r>
+        <w:rPr>
+          <w:rFonts w:ascii="Charis SIL Regular" w:hAnsi="Charis SIL Regular" w:eastAsia="Charis SIL Regular"/>
+          <w:b w:val="0"/>
+          <w:i w:val="0"/>
+          <w:color w:val="000000"/>
+          <w:sz w:val="24"/>
+        </w:rPr>
+        <w:t>Wereldmuseum Leiden was therefore collected during the 19th and 20th centuries.</w:t>
+      </w:r>
+    </w:p>
+    <w:p>
+      <w:pPr>
+        <w:autoSpaceDN w:val="0"/>
+        <w:autoSpaceDE w:val="0"/>
+        <w:widowControl/>
+        <w:spacing w:line="352" w:lineRule="exact" w:before="176" w:after="0"/>
+        <w:ind w:left="10" w:right="0" w:firstLine="0"/>
+        <w:jc w:val="left"/>
+      </w:pPr>
+      <w:r>
+        <w:rPr>
+          <w:rFonts w:ascii="Charis SIL Regular" w:hAnsi="Charis SIL Regular" w:eastAsia="Charis SIL Regular"/>
+          <w:b w:val="0"/>
+          <w:i w:val="0"/>
+          <w:color w:val="000000"/>
+          <w:sz w:val="24"/>
+        </w:rPr>
+        <w:t xml:space="preserve">[image] </w:t>
+      </w:r>
+      <w:r>
+        <w:rPr>
+          <w:rFonts w:ascii="Charis SIL Italic" w:hAnsi="Charis SIL Italic" w:eastAsia="Charis SIL Italic"/>
+          <w:b w:val="0"/>
+          <w:i/>
+          <w:color w:val="000000"/>
+          <w:sz w:val="24"/>
+        </w:rPr>
+        <w:t>The Wereldmuseum Leiden in November 2024</w:t>
+      </w:r>
+      <w:r>
+        <w:rPr>
+          <w:rFonts w:ascii="Charis SIL Regular" w:hAnsi="Charis SIL Regular" w:eastAsia="Charis SIL Regular"/>
+          <w:b w:val="0"/>
+          <w:i w:val="0"/>
+          <w:color w:val="000000"/>
+          <w:sz w:val="24"/>
+        </w:rPr>
+        <w:t xml:space="preserve"> (</w:t>
+      </w:r>
+      <w:r>
+        <w:rPr>
+          <w:rFonts w:ascii="Charis SIL Regular" w:hAnsi="Charis SIL Regular" w:eastAsia="Charis SIL Regular"/>
+          <w:b w:val="0"/>
+          <w:i w:val="0"/>
+          <w:color w:val="0000FF"/>
+          <w:sz w:val="24"/>
+          <w:u w:val="single"/>
+        </w:rPr>
+        <w:hyperlink r:id="rId14" w:history="1">
+          <w:r>
+            <w:rPr>
+              <w:rStyle w:val="Hyperlink"/>
+            </w:rPr>
+            <w:t>Sneeuwvlakte</w:t>
+          </w:r>
+        </w:hyperlink>
+      </w:r>
+      <w:r>
+        <w:rPr>
+          <w:rFonts w:ascii="Charis SIL Regular" w:hAnsi="Charis SIL Regular" w:eastAsia="Charis SIL Regular"/>
+          <w:b w:val="0"/>
+          <w:i w:val="0"/>
+          <w:color w:val="0000FF"/>
+          <w:sz w:val="24"/>
+          <w:u w:val="single"/>
+        </w:rPr>
+        <w:t xml:space="preserve"> </w:t>
+      </w:r>
+      <w:r>
+        <w:rPr>
+          <w:rFonts w:ascii="Charis SIL Regular" w:hAnsi="Charis SIL Regular" w:eastAsia="Charis SIL Regular"/>
+          <w:b w:val="0"/>
+          <w:i w:val="0"/>
+          <w:color w:val="0000FF"/>
+          <w:sz w:val="24"/>
+          <w:u w:val="single"/>
+        </w:rPr>
+        <w:hyperlink r:id="rId14" w:history="1">
+          <w:r>
+            <w:rPr>
+              <w:rStyle w:val="Hyperlink"/>
+            </w:rPr>
+            <w:t>/</w:t>
+          </w:r>
+        </w:hyperlink>
+      </w:r>
+      <w:r>
+        <w:rPr>
+          <w:rFonts w:ascii="Charis SIL Regular" w:hAnsi="Charis SIL Regular" w:eastAsia="Charis SIL Regular"/>
+          <w:b w:val="0"/>
+          <w:i w:val="0"/>
+          <w:color w:val="0000FF"/>
+          <w:sz w:val="24"/>
+          <w:u w:val="single"/>
+        </w:rPr>
+        <w:t xml:space="preserve"> </w:t>
+      </w:r>
+      <w:r>
+        <w:rPr>
+          <w:rFonts w:ascii="Charis SIL Regular" w:hAnsi="Charis SIL Regular" w:eastAsia="Charis SIL Regular"/>
+          <w:b w:val="0"/>
+          <w:i w:val="0"/>
+          <w:color w:val="0000FF"/>
+          <w:sz w:val="24"/>
+          <w:u w:val="single"/>
+        </w:rPr>
+        <w:hyperlink r:id="rId14" w:history="1">
+          <w:r>
+            <w:rPr>
+              <w:rStyle w:val="Hyperlink"/>
+            </w:rPr>
+            <w:t>Wikimedia</w:t>
+          </w:r>
+        </w:hyperlink>
+      </w:r>
+      <w:r>
+        <w:rPr>
+          <w:rFonts w:ascii="Charis SIL Regular" w:hAnsi="Charis SIL Regular" w:eastAsia="Charis SIL Regular"/>
+          <w:b w:val="0"/>
+          <w:i w:val="0"/>
+          <w:color w:val="0000FF"/>
+          <w:sz w:val="24"/>
+          <w:u w:val="single"/>
+        </w:rPr>
+        <w:t xml:space="preserve"> </w:t>
+      </w:r>
+      <w:r>
+        <w:rPr>
+          <w:rFonts w:ascii="Charis SIL Regular" w:hAnsi="Charis SIL Regular" w:eastAsia="Charis SIL Regular"/>
+          <w:b w:val="0"/>
+          <w:i w:val="0"/>
+          <w:color w:val="0000FF"/>
+          <w:sz w:val="24"/>
+          <w:u w:val="single"/>
+        </w:rPr>
+        <w:hyperlink r:id="rId14" w:history="1">
+          <w:r>
+            <w:rPr>
+              <w:rStyle w:val="Hyperlink"/>
+            </w:rPr>
+            <w:t>Commons</w:t>
+          </w:r>
+        </w:hyperlink>
+      </w:r>
+      <w:r>
+        <w:rPr>
+          <w:rFonts w:ascii="Charis SIL Regular" w:hAnsi="Charis SIL Regular" w:eastAsia="Charis SIL Regular"/>
+          <w:b w:val="0"/>
+          <w:i w:val="0"/>
+          <w:color w:val="000000"/>
+          <w:sz w:val="24"/>
+        </w:rPr>
+        <w:t>)</w:t>
+      </w:r>
+    </w:p>
+    <w:p>
+      <w:pPr>
+        <w:autoSpaceDN w:val="0"/>
+        <w:autoSpaceDE w:val="0"/>
+        <w:widowControl/>
+        <w:spacing w:line="420" w:lineRule="exact" w:before="204" w:after="0"/>
+        <w:ind w:left="10" w:right="0" w:firstLine="0"/>
+        <w:jc w:val="left"/>
+      </w:pPr>
+      <w:r>
+        <w:rPr>
+          <w:rFonts w:ascii="Charis SIL Bold" w:hAnsi="Charis SIL Bold" w:eastAsia="Charis SIL Bold"/>
+          <w:b/>
+          <w:i w:val="0"/>
+          <w:color w:val="000000"/>
+          <w:sz w:val="28"/>
+        </w:rPr>
+        <w:t>Provenance research</w:t>
+      </w:r>
+    </w:p>
+    <w:p>
+      <w:pPr>
+        <w:autoSpaceDN w:val="0"/>
+        <w:autoSpaceDE w:val="0"/>
+        <w:widowControl/>
+        <w:spacing w:line="288" w:lineRule="exact" w:before="276" w:after="0"/>
+        <w:ind w:left="10" w:right="576" w:firstLine="0"/>
+        <w:jc w:val="left"/>
+      </w:pPr>
+      <w:r>
+        <w:rPr>
+          <w:rFonts w:ascii="Charis SIL Regular" w:hAnsi="Charis SIL Regular" w:eastAsia="Charis SIL Regular"/>
+          <w:b w:val="0"/>
+          <w:i w:val="0"/>
+          <w:color w:val="000000"/>
+          <w:sz w:val="24"/>
+        </w:rPr>
+        <w:t xml:space="preserve">Objects from the Wereldmuseum Leiden can be identified within the Wereldmuseum </w:t>
+      </w:r>
+      <w:r>
+        <w:rPr>
+          <w:rFonts w:ascii="Charis SIL Regular" w:hAnsi="Charis SIL Regular" w:eastAsia="Charis SIL Regular"/>
+          <w:b w:val="0"/>
+          <w:i w:val="0"/>
+          <w:color w:val="000000"/>
+          <w:sz w:val="24"/>
+        </w:rPr>
+        <w:t xml:space="preserve">collection by the attribute ‘RV-’. ‘RV-360’ comprises the objects that were received from the </w:t>
+      </w:r>
+      <w:r>
+        <w:rPr>
+          <w:rFonts w:ascii="Charis SIL Regular" w:hAnsi="Charis SIL Regular" w:eastAsia="Charis SIL Regular"/>
+          <w:b w:val="0"/>
+          <w:i w:val="0"/>
+          <w:color w:val="0000FF"/>
+          <w:sz w:val="24"/>
+          <w:u w:val="single"/>
+        </w:rPr>
+        <w:hyperlink r:id="rId10" w:history="1">
+          <w:r>
+            <w:rPr>
+              <w:rStyle w:val="Hyperlink"/>
+            </w:rPr>
+            <w:t>Royal</w:t>
+          </w:r>
+        </w:hyperlink>
+      </w:r>
+      <w:r>
+        <w:rPr>
+          <w:rFonts w:ascii="Charis SIL Regular" w:hAnsi="Charis SIL Regular" w:eastAsia="Charis SIL Regular"/>
+          <w:b w:val="0"/>
+          <w:i w:val="0"/>
+          <w:color w:val="0000FF"/>
+          <w:sz w:val="24"/>
+          <w:u w:val="single"/>
+        </w:rPr>
+        <w:t xml:space="preserve"> </w:t>
+      </w:r>
+      <w:r>
+        <w:rPr>
+          <w:rFonts w:ascii="Charis SIL Regular" w:hAnsi="Charis SIL Regular" w:eastAsia="Charis SIL Regular"/>
+          <w:b w:val="0"/>
+          <w:i w:val="0"/>
+          <w:color w:val="0000FF"/>
+          <w:sz w:val="24"/>
+          <w:u w:val="single"/>
+        </w:rPr>
+        <w:hyperlink r:id="rId10" w:history="1">
+          <w:r>
+            <w:rPr>
+              <w:rStyle w:val="Hyperlink"/>
+            </w:rPr>
+            <w:t>Cabinet</w:t>
           </w:r>
         </w:hyperlink>
       </w:r>
@@ -668,854 +1450,6 @@
             <w:rPr>
               <w:rStyle w:val="Hyperlink"/>
             </w:rPr>
-            <w:t>An</w:t>
-          </w:r>
-        </w:hyperlink>
-      </w:r>
-      <w:r>
-        <w:rPr>
-          <w:rFonts w:ascii="Charis SIL Regular" w:hAnsi="Charis SIL Regular" w:eastAsia="Charis SIL Regular"/>
-          <w:b w:val="0"/>
-          <w:i w:val="0"/>
-          <w:color w:val="0000FF"/>
-          <w:sz w:val="24"/>
-          <w:u w:val="single"/>
-        </w:rPr>
-        <w:hyperlink r:id="rId10" w:history="1">
-          <w:r>
-            <w:rPr>
-              <w:rStyle w:val="Hyperlink"/>
-            </w:rPr>
-            <w:t>tiquities</w:t>
-          </w:r>
-        </w:hyperlink>
-      </w:r>
-      <w:r>
-        <w:rPr>
-          <w:u w:val="single" w:color="0000ff"/>
-          <w:rFonts w:ascii="Charis SIL Regular" w:hAnsi="Charis SIL Regular" w:eastAsia="Charis SIL Regular"/>
-          <w:b w:val="0"/>
-          <w:i w:val="0"/>
-          <w:color w:val="000000"/>
-          <w:sz w:val="24"/>
-        </w:rPr>
-        <w:hyperlink r:id="rId10" w:history="1">
-          <w:r>
-            <w:rPr>
-              <w:rStyle w:val="Hyperlink"/>
-            </w:rPr>
-            <w:t xml:space="preserve"> in</w:t>
-          </w:r>
-        </w:hyperlink>
-      </w:r>
-      <w:r>
-        <w:rPr>
-          <w:rFonts w:ascii="Charis SIL Regular" w:hAnsi="Charis SIL Regular" w:eastAsia="Charis SIL Regular"/>
-          <w:b w:val="0"/>
-          <w:i w:val="0"/>
-          <w:color w:val="000000"/>
-          <w:sz w:val="24"/>
-        </w:rPr>
-        <w:t xml:space="preserve"> Leiden was also transferred to what was </w:t>
-      </w:r>
-      <w:r>
-        <w:rPr>
-          <w:rFonts w:ascii="Charis SIL Regular" w:hAnsi="Charis SIL Regular" w:eastAsia="Charis SIL Regular"/>
-          <w:b w:val="0"/>
-          <w:i w:val="0"/>
-          <w:color w:val="000000"/>
-          <w:sz w:val="24"/>
-        </w:rPr>
-        <w:t>then the Rijks Ethnogra</w:t>
-      </w:r>
-      <w:r>
-        <w:rPr>
-          <w:u w:val="single" w:color="0000ff"/>
-          <w:rFonts w:ascii="Charis SIL Regular" w:hAnsi="Charis SIL Regular" w:eastAsia="Charis SIL Regular"/>
-          <w:b w:val="0"/>
-          <w:i w:val="0"/>
-          <w:color w:val="000000"/>
-          <w:sz w:val="24"/>
-        </w:rPr>
-        <w:hyperlink r:id="rId11" w:history="1">
-          <w:r>
-            <w:rPr>
-              <w:rStyle w:val="Hyperlink"/>
-            </w:rPr>
-            <w:t>phisch M</w:t>
-          </w:r>
-        </w:hyperlink>
-      </w:r>
-      <w:r>
-        <w:rPr>
-          <w:u w:val="single" w:color="0000ff"/>
-          <w:rFonts w:ascii="Charis SIL Regular" w:hAnsi="Charis SIL Regular" w:eastAsia="Charis SIL Regular"/>
-          <w:b w:val="0"/>
-          <w:i w:val="0"/>
-          <w:color w:val="000000"/>
-          <w:sz w:val="24"/>
-        </w:rPr>
-        <w:hyperlink r:id="rId11" w:history="1">
-          <w:r>
-            <w:rPr>
-              <w:rStyle w:val="Hyperlink"/>
-            </w:rPr>
-            <w:t>u</w:t>
-          </w:r>
-        </w:hyperlink>
-      </w:r>
-      <w:r>
-        <w:rPr>
-          <w:u w:val="single" w:color="0000ff"/>
-          <w:rFonts w:ascii="Charis SIL Regular" w:hAnsi="Charis SIL Regular" w:eastAsia="Charis SIL Regular"/>
-          <w:b w:val="0"/>
-          <w:i w:val="0"/>
-          <w:color w:val="000000"/>
-          <w:sz w:val="24"/>
-        </w:rPr>
-        <w:hyperlink r:id="rId11" w:history="1">
-          <w:r>
-            <w:rPr>
-              <w:rStyle w:val="Hyperlink"/>
-            </w:rPr>
-            <w:t>s</w:t>
-          </w:r>
-        </w:hyperlink>
-      </w:r>
-      <w:r>
-        <w:rPr>
-          <w:u w:val="single" w:color="0000ff"/>
-          <w:rFonts w:ascii="Charis SIL Regular" w:hAnsi="Charis SIL Regular" w:eastAsia="Charis SIL Regular"/>
-          <w:b w:val="0"/>
-          <w:i w:val="0"/>
-          <w:color w:val="000000"/>
-          <w:sz w:val="24"/>
-        </w:rPr>
-        <w:hyperlink r:id="rId11" w:history="1">
-          <w:r>
-            <w:rPr>
-              <w:rStyle w:val="Hyperlink"/>
-            </w:rPr>
-            <w:t>eum (Natio</w:t>
-          </w:r>
-        </w:hyperlink>
-      </w:r>
-      <w:r>
-        <w:rPr>
-          <w:rFonts w:ascii="Charis SIL Regular" w:hAnsi="Charis SIL Regular" w:eastAsia="Charis SIL Regular"/>
-          <w:b w:val="0"/>
-          <w:i w:val="0"/>
-          <w:color w:val="000000"/>
-          <w:sz w:val="24"/>
-        </w:rPr>
-        <w:t xml:space="preserve">nal Museum of Ethnology). The latter group of </w:t>
-      </w:r>
-      <w:r>
-        <w:rPr>
-          <w:rFonts w:ascii="Charis SIL Regular" w:hAnsi="Charis SIL Regular" w:eastAsia="Charis SIL Regular"/>
-          <w:b w:val="0"/>
-          <w:i w:val="0"/>
-          <w:color w:val="000000"/>
-          <w:sz w:val="24"/>
-        </w:rPr>
-        <w:t xml:space="preserve">objects included the various Singhasari statues, some of which were returned to Indonesia in </w:t>
-      </w:r>
-      <w:r>
-        <w:rPr>
-          <w:rFonts w:ascii="Charis SIL Regular" w:hAnsi="Charis SIL Regular" w:eastAsia="Charis SIL Regular"/>
-          <w:b w:val="0"/>
-          <w:i w:val="0"/>
-          <w:color w:val="000000"/>
-          <w:sz w:val="24"/>
-        </w:rPr>
-        <w:t xml:space="preserve">1978 and others in 2023. Objects were also transferred from the National Museum of </w:t>
-      </w:r>
-      <w:r>
-        <w:rPr>
-          <w:rFonts w:ascii="Charis SIL Regular" w:hAnsi="Charis SIL Regular" w:eastAsia="Charis SIL Regular"/>
-          <w:b w:val="0"/>
-          <w:i w:val="0"/>
-          <w:color w:val="000000"/>
-          <w:sz w:val="24"/>
-        </w:rPr>
-        <w:t>Ethnology to other museums, such as the Anatomical Museum in Leiden in 1935.</w:t>
-      </w:r>
-    </w:p>
-    <w:p>
-      <w:pPr>
-        <w:autoSpaceDN w:val="0"/>
-        <w:autoSpaceDE w:val="0"/>
-        <w:widowControl/>
-        <w:spacing w:line="288" w:lineRule="exact" w:before="240" w:after="0"/>
-        <w:ind w:left="10" w:right="0" w:firstLine="0"/>
-        <w:jc w:val="left"/>
-      </w:pPr>
-      <w:r>
-        <w:rPr>
-          <w:rFonts w:ascii="Charis SIL Regular" w:hAnsi="Charis SIL Regular" w:eastAsia="Charis SIL Regular"/>
-          <w:b w:val="0"/>
-          <w:i w:val="0"/>
-          <w:color w:val="000000"/>
-          <w:sz w:val="24"/>
-        </w:rPr>
-        <w:t xml:space="preserve">Objects were acquired in various ways. First, as described above, through exchange with </w:t>
-      </w:r>
-      <w:r>
-        <w:rPr>
-          <w:rFonts w:ascii="Charis SIL Regular" w:hAnsi="Charis SIL Regular" w:eastAsia="Charis SIL Regular"/>
-          <w:b w:val="0"/>
-          <w:i w:val="0"/>
-          <w:color w:val="000000"/>
-          <w:sz w:val="24"/>
-        </w:rPr>
-        <w:t xml:space="preserve">other museums. Many objects from Indonesia were sent by the [Koninklijk Bataviaasch </w:t>
-      </w:r>
-      <w:r>
-        <w:br/>
-      </w:r>
-      <w:r>
-        <w:rPr>
-          <w:rFonts w:ascii="Charis SIL Regular" w:hAnsi="Charis SIL Regular" w:eastAsia="Charis SIL Regular"/>
-          <w:b w:val="0"/>
-          <w:i w:val="0"/>
-          <w:color w:val="000000"/>
-          <w:sz w:val="24"/>
-        </w:rPr>
-        <w:t xml:space="preserve">Genootschap van Kunsten en Wetenschappen](https://app.colonialcollections.nl/en/ </w:t>
-      </w:r>
-      <w:r>
-        <w:br/>
-      </w:r>
-      <w:r>
-        <w:rPr>
-          <w:rFonts w:ascii="Charis SIL Regular" w:hAnsi="Charis SIL Regular" w:eastAsia="Charis SIL Regular"/>
-          <w:b w:val="0"/>
-          <w:i w:val="0"/>
-          <w:color w:val="000000"/>
-          <w:sz w:val="24"/>
-        </w:rPr>
-        <w:t xml:space="preserve">research-aids/ </w:t>
-      </w:r>
-      <w:r>
-        <w:br/>
-      </w:r>
-      <w:r>
-        <w:rPr>
-          <w:rFonts w:ascii="Charis SIL Regular" w:hAnsi="Charis SIL Regular" w:eastAsia="Charis SIL Regular"/>
-          <w:b w:val="0"/>
-          <w:i w:val="0"/>
-          <w:color w:val="000000"/>
-          <w:sz w:val="24"/>
-        </w:rPr>
-        <w:t xml:space="preserve">https%3A%2F%2Fn2t%252Enet%2Fark%3A%2F27023%2F879aa24d509fdae582d9cbd6cc60160 </w:t>
-      </w:r>
-      <w:r>
-        <w:rPr>
-          <w:rFonts w:ascii="Charis SIL Regular" w:hAnsi="Charis SIL Regular" w:eastAsia="Charis SIL Regular"/>
-          <w:b w:val="0"/>
-          <w:i w:val="0"/>
-          <w:color w:val="000000"/>
-          <w:sz w:val="24"/>
-        </w:rPr>
-        <w:t xml:space="preserve">addition, the National Museum of Ethnology itself was an active buyer of ethnographic </w:t>
-      </w:r>
-      <w:r>
-        <w:br/>
-      </w:r>
-      <w:r>
-        <w:rPr>
-          <w:rFonts w:ascii="Charis SIL Regular" w:hAnsi="Charis SIL Regular" w:eastAsia="Charis SIL Regular"/>
-          <w:b w:val="0"/>
-          <w:i w:val="0"/>
-          <w:color w:val="000000"/>
-          <w:sz w:val="24"/>
-        </w:rPr>
-        <w:t xml:space="preserve">objects from dealers and auctions, with for example part of the museum's collection of Benin </w:t>
-      </w:r>
-      <w:r>
-        <w:rPr>
-          <w:rFonts w:ascii="Charis SIL Regular" w:hAnsi="Charis SIL Regular" w:eastAsia="Charis SIL Regular"/>
-          <w:b w:val="0"/>
-          <w:i w:val="0"/>
-          <w:color w:val="000000"/>
-          <w:sz w:val="24"/>
-        </w:rPr>
-        <w:t xml:space="preserve">Bronzes having been obtained in this way. Many objects were also received as donations, </w:t>
-      </w:r>
-      <w:r>
-        <w:rPr>
-          <w:rFonts w:ascii="Charis SIL Regular" w:hAnsi="Charis SIL Regular" w:eastAsia="Charis SIL Regular"/>
-          <w:b w:val="0"/>
-          <w:i w:val="0"/>
-          <w:color w:val="000000"/>
-          <w:sz w:val="24"/>
-        </w:rPr>
-        <w:t xml:space="preserve">often from </w:t>
-      </w:r>
-      <w:r>
-        <w:rPr>
-          <w:rFonts w:ascii="Charis SIL Regular" w:hAnsi="Charis SIL Regular" w:eastAsia="Charis SIL Regular"/>
-          <w:b w:val="0"/>
-          <w:i w:val="0"/>
-          <w:color w:val="0000FF"/>
-          <w:sz w:val="24"/>
-          <w:u w:val="single"/>
-        </w:rPr>
-        <w:hyperlink r:id="rId12" w:history="1">
-          <w:r>
-            <w:rPr>
-              <w:rStyle w:val="Hyperlink"/>
-            </w:rPr>
-            <w:t>colonial</w:t>
-          </w:r>
-        </w:hyperlink>
-      </w:r>
-      <w:r>
-        <w:rPr>
-          <w:rFonts w:ascii="Charis SIL Regular" w:hAnsi="Charis SIL Regular" w:eastAsia="Charis SIL Regular"/>
-          <w:b w:val="0"/>
-          <w:i w:val="0"/>
-          <w:color w:val="0000FF"/>
-          <w:sz w:val="24"/>
-          <w:u w:val="single"/>
-        </w:rPr>
-        <w:t xml:space="preserve"> </w:t>
-      </w:r>
-      <w:r>
-        <w:rPr>
-          <w:rFonts w:ascii="Charis SIL Regular" w:hAnsi="Charis SIL Regular" w:eastAsia="Charis SIL Regular"/>
-          <w:b w:val="0"/>
-          <w:i w:val="0"/>
-          <w:color w:val="0000FF"/>
-          <w:sz w:val="24"/>
-          <w:u w:val="single"/>
-        </w:rPr>
-        <w:hyperlink r:id="rId12" w:history="1">
-          <w:r>
-            <w:rPr>
-              <w:rStyle w:val="Hyperlink"/>
-            </w:rPr>
-            <w:t>civil</w:t>
-          </w:r>
-        </w:hyperlink>
-      </w:r>
-      <w:r>
-        <w:rPr>
-          <w:rFonts w:ascii="Charis SIL Regular" w:hAnsi="Charis SIL Regular" w:eastAsia="Charis SIL Regular"/>
-          <w:b w:val="0"/>
-          <w:i w:val="0"/>
-          <w:color w:val="0000FF"/>
-          <w:sz w:val="24"/>
-          <w:u w:val="single"/>
-        </w:rPr>
-        <w:t xml:space="preserve"> </w:t>
-      </w:r>
-      <w:r>
-        <w:rPr>
-          <w:rFonts w:ascii="Charis SIL Regular" w:hAnsi="Charis SIL Regular" w:eastAsia="Charis SIL Regular"/>
-          <w:b w:val="0"/>
-          <w:i w:val="0"/>
-          <w:color w:val="0000FF"/>
-          <w:sz w:val="24"/>
-          <w:u w:val="single"/>
-        </w:rPr>
-        <w:hyperlink r:id="rId12" w:history="1">
-          <w:r>
-            <w:rPr>
-              <w:rStyle w:val="Hyperlink"/>
-            </w:rPr>
-            <w:t>servants</w:t>
-          </w:r>
-        </w:hyperlink>
-      </w:r>
-      <w:r>
-        <w:rPr>
-          <w:rFonts w:ascii="Charis SIL Regular" w:hAnsi="Charis SIL Regular" w:eastAsia="Charis SIL Regular"/>
-          <w:b w:val="0"/>
-          <w:i w:val="0"/>
-          <w:color w:val="000000"/>
-          <w:sz w:val="24"/>
-        </w:rPr>
-        <w:t xml:space="preserve"> or </w:t>
-      </w:r>
-      <w:r>
-        <w:rPr>
-          <w:rFonts w:ascii="Charis SIL Regular" w:hAnsi="Charis SIL Regular" w:eastAsia="Charis SIL Regular"/>
-          <w:b w:val="0"/>
-          <w:i w:val="0"/>
-          <w:color w:val="0000FF"/>
-          <w:sz w:val="24"/>
-          <w:u w:val="single"/>
-        </w:rPr>
-        <w:hyperlink r:id="rId13" w:history="1">
-          <w:r>
-            <w:rPr>
-              <w:rStyle w:val="Hyperlink"/>
-            </w:rPr>
-            <w:t>military</w:t>
-          </w:r>
-        </w:hyperlink>
-      </w:r>
-      <w:r>
-        <w:rPr>
-          <w:rFonts w:ascii="Charis SIL Regular" w:hAnsi="Charis SIL Regular" w:eastAsia="Charis SIL Regular"/>
-          <w:b w:val="0"/>
-          <w:i w:val="0"/>
-          <w:color w:val="0000FF"/>
-          <w:sz w:val="24"/>
-          <w:u w:val="single"/>
-        </w:rPr>
-        <w:t xml:space="preserve"> </w:t>
-      </w:r>
-      <w:r>
-        <w:rPr>
-          <w:rFonts w:ascii="Charis SIL Regular" w:hAnsi="Charis SIL Regular" w:eastAsia="Charis SIL Regular"/>
-          <w:b w:val="0"/>
-          <w:i w:val="0"/>
-          <w:color w:val="0000FF"/>
-          <w:sz w:val="24"/>
-          <w:u w:val="single"/>
-        </w:rPr>
-        <w:hyperlink r:id="rId13" w:history="1">
-          <w:r>
-            <w:rPr>
-              <w:rStyle w:val="Hyperlink"/>
-            </w:rPr>
-            <w:t>personnel</w:t>
-          </w:r>
-        </w:hyperlink>
-      </w:r>
-      <w:r>
-        <w:rPr>
-          <w:rFonts w:ascii="Charis SIL Regular" w:hAnsi="Charis SIL Regular" w:eastAsia="Charis SIL Regular"/>
-          <w:b w:val="0"/>
-          <w:i w:val="0"/>
-          <w:color w:val="000000"/>
-          <w:sz w:val="24"/>
-        </w:rPr>
-        <w:t xml:space="preserve"> who served for example with the </w:t>
-      </w:r>
-      <w:r>
-        <w:rPr>
-          <w:rFonts w:ascii="Charis SIL Regular" w:hAnsi="Charis SIL Regular" w:eastAsia="Charis SIL Regular"/>
-          <w:b w:val="0"/>
-          <w:i w:val="0"/>
-          <w:color w:val="000000"/>
-          <w:sz w:val="24"/>
-        </w:rPr>
-        <w:t xml:space="preserve">Royal Dutch East Indies </w:t>
-      </w:r>
-      <w:r>
-        <w:rPr>
-          <w:u w:val="single" w:color="0000ff"/>
-          <w:rFonts w:ascii="Charis SIL Regular" w:hAnsi="Charis SIL Regular" w:eastAsia="Charis SIL Regular"/>
-          <w:b w:val="0"/>
-          <w:i w:val="0"/>
-          <w:color w:val="000000"/>
-          <w:sz w:val="24"/>
-        </w:rPr>
-        <w:hyperlink r:id="rId12" w:history="1">
-          <w:r>
-            <w:rPr>
-              <w:rStyle w:val="Hyperlink"/>
-            </w:rPr>
-            <w:t>Army (K</w:t>
-          </w:r>
-        </w:hyperlink>
-      </w:r>
-      <w:r>
-        <w:rPr>
-          <w:rFonts w:ascii="Charis SIL Regular" w:hAnsi="Charis SIL Regular" w:eastAsia="Charis SIL Regular"/>
-          <w:b w:val="0"/>
-          <w:i w:val="0"/>
-          <w:color w:val="000000"/>
-          <w:sz w:val="24"/>
-        </w:rPr>
-        <w:t>NIL</w:t>
-      </w:r>
-      <w:r>
-        <w:rPr>
-          <w:u w:val="single" w:color="0000ff"/>
-          <w:rFonts w:ascii="Charis SIL Regular" w:hAnsi="Charis SIL Regular" w:eastAsia="Charis SIL Regular"/>
-          <w:b w:val="0"/>
-          <w:i w:val="0"/>
-          <w:color w:val="000000"/>
-          <w:sz w:val="24"/>
-        </w:rPr>
-        <w:hyperlink r:id="rId13" w:history="1">
-          <w:r>
-            <w:rPr>
-              <w:rStyle w:val="Hyperlink"/>
-            </w:rPr>
-            <w:t>). The v</w:t>
-          </w:r>
-        </w:hyperlink>
-      </w:r>
-      <w:r>
-        <w:rPr>
-          <w:u w:val="single" w:color="0000ff"/>
-          <w:rFonts w:ascii="Charis SIL Regular" w:hAnsi="Charis SIL Regular" w:eastAsia="Charis SIL Regular"/>
-          <w:b w:val="0"/>
-          <w:i w:val="0"/>
-          <w:color w:val="000000"/>
-          <w:sz w:val="24"/>
-        </w:rPr>
-        <w:hyperlink r:id="rId13" w:history="1">
-          <w:r>
-            <w:rPr>
-              <w:rStyle w:val="Hyperlink"/>
-            </w:rPr>
-            <w:t>a</w:t>
-          </w:r>
-        </w:hyperlink>
-      </w:r>
-      <w:r>
-        <w:rPr>
-          <w:u w:val="single" w:color="0000ff"/>
-          <w:rFonts w:ascii="Charis SIL Regular" w:hAnsi="Charis SIL Regular" w:eastAsia="Charis SIL Regular"/>
-          <w:b w:val="0"/>
-          <w:i w:val="0"/>
-          <w:color w:val="000000"/>
-          <w:sz w:val="24"/>
-        </w:rPr>
-        <w:hyperlink r:id="rId13" w:history="1">
-          <w:r>
-            <w:rPr>
-              <w:rStyle w:val="Hyperlink"/>
-            </w:rPr>
-            <w:t>st majorit</w:t>
-          </w:r>
-        </w:hyperlink>
-      </w:r>
-      <w:r>
-        <w:rPr>
-          <w:rFonts w:ascii="Charis SIL Regular" w:hAnsi="Charis SIL Regular" w:eastAsia="Charis SIL Regular"/>
-          <w:b w:val="0"/>
-          <w:i w:val="0"/>
-          <w:color w:val="000000"/>
-          <w:sz w:val="24"/>
-        </w:rPr>
-        <w:t xml:space="preserve">y of the collection of the present </w:t>
-      </w:r>
-      <w:r>
-        <w:br/>
-      </w:r>
-      <w:r>
-        <w:rPr>
-          <w:rFonts w:ascii="Charis SIL Regular" w:hAnsi="Charis SIL Regular" w:eastAsia="Charis SIL Regular"/>
-          <w:b w:val="0"/>
-          <w:i w:val="0"/>
-          <w:color w:val="000000"/>
-          <w:sz w:val="24"/>
-        </w:rPr>
-        <w:t>Wereldmuseum Leiden was therefore collected during the 19th and 20th centuries.</w:t>
-      </w:r>
-    </w:p>
-    <w:p>
-      <w:pPr>
-        <w:autoSpaceDN w:val="0"/>
-        <w:autoSpaceDE w:val="0"/>
-        <w:widowControl/>
-        <w:spacing w:line="352" w:lineRule="exact" w:before="176" w:after="0"/>
-        <w:ind w:left="10" w:right="0" w:firstLine="0"/>
-        <w:jc w:val="left"/>
-      </w:pPr>
-      <w:r>
-        <w:rPr>
-          <w:rFonts w:ascii="Charis SIL Regular" w:hAnsi="Charis SIL Regular" w:eastAsia="Charis SIL Regular"/>
-          <w:b w:val="0"/>
-          <w:i w:val="0"/>
-          <w:color w:val="000000"/>
-          <w:sz w:val="24"/>
-        </w:rPr>
-        <w:t xml:space="preserve">[image] </w:t>
-      </w:r>
-      <w:r>
-        <w:rPr>
-          <w:rFonts w:ascii="Charis SIL Italic" w:hAnsi="Charis SIL Italic" w:eastAsia="Charis SIL Italic"/>
-          <w:b w:val="0"/>
-          <w:i/>
-          <w:color w:val="000000"/>
-          <w:sz w:val="24"/>
-        </w:rPr>
-        <w:t>The Wereldmuseum Leiden in November 2024</w:t>
-      </w:r>
-      <w:r>
-        <w:rPr>
-          <w:rFonts w:ascii="Charis SIL Regular" w:hAnsi="Charis SIL Regular" w:eastAsia="Charis SIL Regular"/>
-          <w:b w:val="0"/>
-          <w:i w:val="0"/>
-          <w:color w:val="000000"/>
-          <w:sz w:val="24"/>
-        </w:rPr>
-        <w:t xml:space="preserve"> (</w:t>
-      </w:r>
-      <w:r>
-        <w:rPr>
-          <w:rFonts w:ascii="Charis SIL Regular" w:hAnsi="Charis SIL Regular" w:eastAsia="Charis SIL Regular"/>
-          <w:b w:val="0"/>
-          <w:i w:val="0"/>
-          <w:color w:val="0000FF"/>
-          <w:sz w:val="24"/>
-          <w:u w:val="single"/>
-        </w:rPr>
-        <w:hyperlink r:id="rId14" w:history="1">
-          <w:r>
-            <w:rPr>
-              <w:rStyle w:val="Hyperlink"/>
-            </w:rPr>
-            <w:t>Sneeuwvlakte</w:t>
-          </w:r>
-        </w:hyperlink>
-      </w:r>
-      <w:r>
-        <w:rPr>
-          <w:rFonts w:ascii="Charis SIL Regular" w:hAnsi="Charis SIL Regular" w:eastAsia="Charis SIL Regular"/>
-          <w:b w:val="0"/>
-          <w:i w:val="0"/>
-          <w:color w:val="0000FF"/>
-          <w:sz w:val="24"/>
-          <w:u w:val="single"/>
-        </w:rPr>
-        <w:t xml:space="preserve"> </w:t>
-      </w:r>
-      <w:r>
-        <w:rPr>
-          <w:rFonts w:ascii="Charis SIL Regular" w:hAnsi="Charis SIL Regular" w:eastAsia="Charis SIL Regular"/>
-          <w:b w:val="0"/>
-          <w:i w:val="0"/>
-          <w:color w:val="0000FF"/>
-          <w:sz w:val="24"/>
-          <w:u w:val="single"/>
-        </w:rPr>
-        <w:hyperlink r:id="rId14" w:history="1">
-          <w:r>
-            <w:rPr>
-              <w:rStyle w:val="Hyperlink"/>
-            </w:rPr>
-            <w:t>/</w:t>
-          </w:r>
-        </w:hyperlink>
-      </w:r>
-      <w:r>
-        <w:rPr>
-          <w:rFonts w:ascii="Charis SIL Regular" w:hAnsi="Charis SIL Regular" w:eastAsia="Charis SIL Regular"/>
-          <w:b w:val="0"/>
-          <w:i w:val="0"/>
-          <w:color w:val="0000FF"/>
-          <w:sz w:val="24"/>
-          <w:u w:val="single"/>
-        </w:rPr>
-        <w:t xml:space="preserve"> </w:t>
-      </w:r>
-      <w:r>
-        <w:rPr>
-          <w:rFonts w:ascii="Charis SIL Regular" w:hAnsi="Charis SIL Regular" w:eastAsia="Charis SIL Regular"/>
-          <w:b w:val="0"/>
-          <w:i w:val="0"/>
-          <w:color w:val="0000FF"/>
-          <w:sz w:val="24"/>
-          <w:u w:val="single"/>
-        </w:rPr>
-        <w:hyperlink r:id="rId14" w:history="1">
-          <w:r>
-            <w:rPr>
-              <w:rStyle w:val="Hyperlink"/>
-            </w:rPr>
-            <w:t>Wikimedia</w:t>
-          </w:r>
-        </w:hyperlink>
-      </w:r>
-      <w:r>
-        <w:rPr>
-          <w:rFonts w:ascii="Charis SIL Regular" w:hAnsi="Charis SIL Regular" w:eastAsia="Charis SIL Regular"/>
-          <w:b w:val="0"/>
-          <w:i w:val="0"/>
-          <w:color w:val="0000FF"/>
-          <w:sz w:val="24"/>
-          <w:u w:val="single"/>
-        </w:rPr>
-        <w:t xml:space="preserve"> </w:t>
-      </w:r>
-      <w:r>
-        <w:rPr>
-          <w:rFonts w:ascii="Charis SIL Regular" w:hAnsi="Charis SIL Regular" w:eastAsia="Charis SIL Regular"/>
-          <w:b w:val="0"/>
-          <w:i w:val="0"/>
-          <w:color w:val="0000FF"/>
-          <w:sz w:val="24"/>
-          <w:u w:val="single"/>
-        </w:rPr>
-        <w:hyperlink r:id="rId14" w:history="1">
-          <w:r>
-            <w:rPr>
-              <w:rStyle w:val="Hyperlink"/>
-            </w:rPr>
-            <w:t>Commons</w:t>
-          </w:r>
-        </w:hyperlink>
-      </w:r>
-      <w:r>
-        <w:rPr>
-          <w:rFonts w:ascii="Charis SIL Regular" w:hAnsi="Charis SIL Regular" w:eastAsia="Charis SIL Regular"/>
-          <w:b w:val="0"/>
-          <w:i w:val="0"/>
-          <w:color w:val="000000"/>
-          <w:sz w:val="24"/>
-        </w:rPr>
-        <w:t>)</w:t>
-      </w:r>
-    </w:p>
-    <w:p>
-      <w:pPr>
-        <w:autoSpaceDN w:val="0"/>
-        <w:autoSpaceDE w:val="0"/>
-        <w:widowControl/>
-        <w:spacing w:line="420" w:lineRule="exact" w:before="204" w:after="0"/>
-        <w:ind w:left="10" w:right="0" w:firstLine="0"/>
-        <w:jc w:val="left"/>
-      </w:pPr>
-      <w:r>
-        <w:rPr>
-          <w:rFonts w:ascii="Charis SIL Bold" w:hAnsi="Charis SIL Bold" w:eastAsia="Charis SIL Bold"/>
-          <w:b/>
-          <w:i w:val="0"/>
-          <w:color w:val="000000"/>
-          <w:sz w:val="28"/>
-        </w:rPr>
-        <w:t>Provenance research</w:t>
-      </w:r>
-    </w:p>
-    <w:p>
-      <w:pPr>
-        <w:autoSpaceDN w:val="0"/>
-        <w:autoSpaceDE w:val="0"/>
-        <w:widowControl/>
-        <w:spacing w:line="288" w:lineRule="exact" w:before="276" w:after="0"/>
-        <w:ind w:left="10" w:right="576" w:firstLine="0"/>
-        <w:jc w:val="left"/>
-      </w:pPr>
-      <w:r>
-        <w:rPr>
-          <w:rFonts w:ascii="Charis SIL Regular" w:hAnsi="Charis SIL Regular" w:eastAsia="Charis SIL Regular"/>
-          <w:b w:val="0"/>
-          <w:i w:val="0"/>
-          <w:color w:val="000000"/>
-          <w:sz w:val="24"/>
-        </w:rPr>
-        <w:t xml:space="preserve">Objects from the Wereldmuseum Leiden can be identified within the Wereldmuseum </w:t>
-      </w:r>
-      <w:r>
-        <w:rPr>
-          <w:rFonts w:ascii="Charis SIL Regular" w:hAnsi="Charis SIL Regular" w:eastAsia="Charis SIL Regular"/>
-          <w:b w:val="0"/>
-          <w:i w:val="0"/>
-          <w:color w:val="000000"/>
-          <w:sz w:val="24"/>
-        </w:rPr>
-        <w:t xml:space="preserve">collection by the attribute ‘RV-’. ‘RV-360’ comprises the objects that were received from the </w:t>
-      </w:r>
-      <w:r>
-        <w:rPr>
-          <w:rFonts w:ascii="Charis SIL Regular" w:hAnsi="Charis SIL Regular" w:eastAsia="Charis SIL Regular"/>
-          <w:b w:val="0"/>
-          <w:i w:val="0"/>
-          <w:color w:val="0000FF"/>
-          <w:sz w:val="24"/>
-          <w:u w:val="single"/>
-        </w:rPr>
-        <w:hyperlink r:id="rId10" w:history="1">
-          <w:r>
-            <w:rPr>
-              <w:rStyle w:val="Hyperlink"/>
-            </w:rPr>
-            <w:t>Royal</w:t>
-          </w:r>
-        </w:hyperlink>
-      </w:r>
-      <w:r>
-        <w:rPr>
-          <w:rFonts w:ascii="Charis SIL Regular" w:hAnsi="Charis SIL Regular" w:eastAsia="Charis SIL Regular"/>
-          <w:b w:val="0"/>
-          <w:i w:val="0"/>
-          <w:color w:val="0000FF"/>
-          <w:sz w:val="24"/>
-          <w:u w:val="single"/>
-        </w:rPr>
-        <w:t xml:space="preserve"> </w:t>
-      </w:r>
-      <w:r>
-        <w:rPr>
-          <w:rFonts w:ascii="Charis SIL Regular" w:hAnsi="Charis SIL Regular" w:eastAsia="Charis SIL Regular"/>
-          <w:b w:val="0"/>
-          <w:i w:val="0"/>
-          <w:color w:val="0000FF"/>
-          <w:sz w:val="24"/>
-          <w:u w:val="single"/>
-        </w:rPr>
-        <w:hyperlink r:id="rId10" w:history="1">
-          <w:r>
-            <w:rPr>
-              <w:rStyle w:val="Hyperlink"/>
-            </w:rPr>
-            <w:t>Cabinet</w:t>
-          </w:r>
-        </w:hyperlink>
-      </w:r>
-      <w:r>
-        <w:rPr>
-          <w:rFonts w:ascii="Charis SIL Regular" w:hAnsi="Charis SIL Regular" w:eastAsia="Charis SIL Regular"/>
-          <w:b w:val="0"/>
-          <w:i w:val="0"/>
-          <w:color w:val="0000FF"/>
-          <w:sz w:val="24"/>
-          <w:u w:val="single"/>
-        </w:rPr>
-        <w:t xml:space="preserve"> </w:t>
-      </w:r>
-      <w:r>
-        <w:rPr>
-          <w:rFonts w:ascii="Charis SIL Regular" w:hAnsi="Charis SIL Regular" w:eastAsia="Charis SIL Regular"/>
-          <w:b w:val="0"/>
-          <w:i w:val="0"/>
-          <w:color w:val="0000FF"/>
-          <w:sz w:val="24"/>
-          <w:u w:val="single"/>
-        </w:rPr>
-        <w:hyperlink r:id="rId10" w:history="1">
-          <w:r>
-            <w:rPr>
-              <w:rStyle w:val="Hyperlink"/>
-            </w:rPr>
-            <w:t>of</w:t>
-          </w:r>
-        </w:hyperlink>
-      </w:r>
-      <w:r>
-        <w:rPr>
-          <w:rFonts w:ascii="Charis SIL Regular" w:hAnsi="Charis SIL Regular" w:eastAsia="Charis SIL Regular"/>
-          <w:b w:val="0"/>
-          <w:i w:val="0"/>
-          <w:color w:val="0000FF"/>
-          <w:sz w:val="24"/>
-          <w:u w:val="single"/>
-        </w:rPr>
-        <w:t xml:space="preserve"> </w:t>
-      </w:r>
-      <w:r>
-        <w:rPr>
-          <w:rFonts w:ascii="Charis SIL Regular" w:hAnsi="Charis SIL Regular" w:eastAsia="Charis SIL Regular"/>
-          <w:b w:val="0"/>
-          <w:i w:val="0"/>
-          <w:color w:val="0000FF"/>
-          <w:sz w:val="24"/>
-          <w:u w:val="single"/>
-        </w:rPr>
-        <w:hyperlink r:id="rId10" w:history="1">
-          <w:r>
-            <w:rPr>
-              <w:rStyle w:val="Hyperlink"/>
-            </w:rPr>
             <w:t>Curiosities</w:t>
           </w:r>
         </w:hyperlink>
@@ -1538,89 +1472,7 @@
           <w:color w:val="000000"/>
           <w:sz w:val="24"/>
         </w:rPr>
-        <w:t>that w</w:t>
-      </w:r>
-      <w:r>
-        <w:rPr>
-          <w:u w:val="single" w:color="0000ff"/>
-          <w:rFonts w:ascii="Charis SIL Regular" w:hAnsi="Charis SIL Regular" w:eastAsia="Charis SIL Regular"/>
-          <w:b w:val="0"/>
-          <w:i w:val="0"/>
-          <w:color w:val="000000"/>
-          <w:sz w:val="24"/>
-        </w:rPr>
-        <w:hyperlink r:id="rId10" w:history="1">
-          <w:r>
-            <w:rPr>
-              <w:rStyle w:val="Hyperlink"/>
-            </w:rPr>
-            <w:t>ere tran</w:t>
-          </w:r>
-        </w:hyperlink>
-      </w:r>
-      <w:r>
-        <w:rPr>
-          <w:u w:val="single" w:color="0000ff"/>
-          <w:rFonts w:ascii="Charis SIL Regular" w:hAnsi="Charis SIL Regular" w:eastAsia="Charis SIL Regular"/>
-          <w:b w:val="0"/>
-          <w:i w:val="0"/>
-          <w:color w:val="000000"/>
-          <w:sz w:val="24"/>
-        </w:rPr>
-        <w:hyperlink r:id="rId10" w:history="1">
-          <w:r>
-            <w:rPr>
-              <w:rStyle w:val="Hyperlink"/>
-            </w:rPr>
-            <w:t>s</w:t>
-          </w:r>
-        </w:hyperlink>
-      </w:r>
-      <w:r>
-        <w:rPr>
-          <w:u w:val="single" w:color="0000ff"/>
-          <w:rFonts w:ascii="Charis SIL Regular" w:hAnsi="Charis SIL Regular" w:eastAsia="Charis SIL Regular"/>
-          <w:b w:val="0"/>
-          <w:i w:val="0"/>
-          <w:color w:val="000000"/>
-          <w:sz w:val="24"/>
-        </w:rPr>
-        <w:hyperlink r:id="rId10" w:history="1">
-          <w:r>
-            <w:rPr>
-              <w:rStyle w:val="Hyperlink"/>
-            </w:rPr>
-            <w:t>fe</w:t>
-          </w:r>
-        </w:hyperlink>
-      </w:r>
-      <w:r>
-        <w:rPr>
-          <w:u w:val="single" w:color="0000ff"/>
-          <w:rFonts w:ascii="Charis SIL Regular" w:hAnsi="Charis SIL Regular" w:eastAsia="Charis SIL Regular"/>
-          <w:b w:val="0"/>
-          <w:i w:val="0"/>
-          <w:color w:val="000000"/>
-          <w:sz w:val="24"/>
-        </w:rPr>
-        <w:hyperlink r:id="rId10" w:history="1">
-          <w:r>
-            <w:rPr>
-              <w:rStyle w:val="Hyperlink"/>
-            </w:rPr>
-            <w:t>rred from t</w:t>
-          </w:r>
-        </w:hyperlink>
-      </w:r>
-      <w:r>
-        <w:rPr>
-          <w:rFonts w:ascii="Charis SIL Regular" w:hAnsi="Charis SIL Regular" w:eastAsia="Charis SIL Regular"/>
-          <w:b w:val="0"/>
-          <w:i w:val="0"/>
-          <w:color w:val="000000"/>
-          <w:sz w:val="24"/>
-        </w:rPr>
-        <w:t xml:space="preserve">he </w:t>
+        <w:t xml:space="preserve">that were transferred from the </w:t>
       </w:r>
       <w:r>
         <w:rPr>

--- a/EXPORTS/DOCX/published/niveau3/English/WMLeiden.docx
+++ b/EXPORTS/DOCX/published/niveau3/English/WMLeiden.docx
@@ -567,8 +567,110 @@
           <w:i w:val="0"/>
           <w:color w:val="0000FF"/>
           <w:sz w:val="24"/>
-        </w:rPr>
-        <w:t>Museum of An</w:t>
+          <w:u w:val="single"/>
+        </w:rPr>
+        <w:hyperlink r:id="rId11" w:history="1">
+          <w:r>
+            <w:rPr>
+              <w:rStyle w:val="Hyperlink"/>
+            </w:rPr>
+            <w:t>Mu</w:t>
+          </w:r>
+        </w:hyperlink>
+      </w:r>
+      <w:r>
+        <w:rPr>
+          <w:rFonts w:ascii="Charis SIL Regular" w:hAnsi="Charis SIL Regular" w:eastAsia="Charis SIL Regular"/>
+          <w:b w:val="0"/>
+          <w:i w:val="0"/>
+          <w:color w:val="0000FF"/>
+          <w:sz w:val="24"/>
+          <w:u w:val="single"/>
+        </w:rPr>
+        <w:hyperlink r:id="rId10" w:history="1">
+          <w:r>
+            <w:rPr>
+              <w:rStyle w:val="Hyperlink"/>
+            </w:rPr>
+            <w:t>s</w:t>
+          </w:r>
+        </w:hyperlink>
+      </w:r>
+      <w:r>
+        <w:rPr>
+          <w:rFonts w:ascii="Charis SIL Regular" w:hAnsi="Charis SIL Regular" w:eastAsia="Charis SIL Regular"/>
+          <w:b w:val="0"/>
+          <w:i w:val="0"/>
+          <w:color w:val="0000FF"/>
+          <w:sz w:val="24"/>
+          <w:u w:val="single"/>
+        </w:rPr>
+        <w:hyperlink r:id="rId10" w:history="1">
+          <w:r>
+            <w:rPr>
+              <w:rStyle w:val="Hyperlink"/>
+            </w:rPr>
+            <w:t>eum</w:t>
+          </w:r>
+        </w:hyperlink>
+      </w:r>
+      <w:r>
+        <w:rPr>
+          <w:rFonts w:ascii="Charis SIL Regular" w:hAnsi="Charis SIL Regular" w:eastAsia="Charis SIL Regular"/>
+          <w:b w:val="0"/>
+          <w:i w:val="0"/>
+          <w:color w:val="0000FF"/>
+          <w:sz w:val="24"/>
+          <w:u w:val="single"/>
+        </w:rPr>
+        <w:t xml:space="preserve"> </w:t>
+      </w:r>
+      <w:r>
+        <w:rPr>
+          <w:rFonts w:ascii="Charis SIL Regular" w:hAnsi="Charis SIL Regular" w:eastAsia="Charis SIL Regular"/>
+          <w:b w:val="0"/>
+          <w:i w:val="0"/>
+          <w:color w:val="0000FF"/>
+          <w:sz w:val="24"/>
+          <w:u w:val="single"/>
+        </w:rPr>
+        <w:hyperlink r:id="rId10" w:history="1">
+          <w:r>
+            <w:rPr>
+              <w:rStyle w:val="Hyperlink"/>
+            </w:rPr>
+            <w:t>of</w:t>
+          </w:r>
+        </w:hyperlink>
+      </w:r>
+      <w:r>
+        <w:rPr>
+          <w:rFonts w:ascii="Charis SIL Regular" w:hAnsi="Charis SIL Regular" w:eastAsia="Charis SIL Regular"/>
+          <w:b w:val="0"/>
+          <w:i w:val="0"/>
+          <w:color w:val="0000FF"/>
+          <w:sz w:val="24"/>
+          <w:u w:val="single"/>
+        </w:rPr>
+        <w:t xml:space="preserve"> </w:t>
+      </w:r>
+      <w:r>
+        <w:rPr>
+          <w:rFonts w:ascii="Charis SIL Regular" w:hAnsi="Charis SIL Regular" w:eastAsia="Charis SIL Regular"/>
+          <w:b w:val="0"/>
+          <w:i w:val="0"/>
+          <w:color w:val="0000FF"/>
+          <w:sz w:val="24"/>
+          <w:u w:val="single"/>
+        </w:rPr>
+        <w:hyperlink r:id="rId10" w:history="1">
+          <w:r>
+            <w:rPr>
+              <w:rStyle w:val="Hyperlink"/>
+            </w:rPr>
+            <w:t>An</w:t>
+          </w:r>
+        </w:hyperlink>
       </w:r>
       <w:r>
         <w:rPr>
@@ -1466,13 +1568,96 @@
       </w:r>
       <w:r>
         <w:rPr>
+          <w:u w:val="single" w:color="0000ff"/>
           <w:rFonts w:ascii="Charis SIL Regular" w:hAnsi="Charis SIL Regular" w:eastAsia="Charis SIL Regular"/>
           <w:b w:val="0"/>
           <w:i w:val="0"/>
           <w:color w:val="000000"/>
           <w:sz w:val="24"/>
         </w:rPr>
-        <w:t xml:space="preserve">that were transferred from the </w:t>
+        <w:t>that w</w:t>
+      </w:r>
+      <w:r>
+        <w:rPr>
+          <w:u w:val="single" w:color="0000ff"/>
+          <w:rFonts w:ascii="Charis SIL Regular" w:hAnsi="Charis SIL Regular" w:eastAsia="Charis SIL Regular"/>
+          <w:b w:val="0"/>
+          <w:i w:val="0"/>
+          <w:color w:val="000000"/>
+          <w:sz w:val="24"/>
+        </w:rPr>
+        <w:hyperlink r:id="rId10" w:history="1">
+          <w:r>
+            <w:rPr>
+              <w:rStyle w:val="Hyperlink"/>
+            </w:rPr>
+            <w:t>ere tran</w:t>
+          </w:r>
+        </w:hyperlink>
+      </w:r>
+      <w:r>
+        <w:rPr>
+          <w:u w:val="single" w:color="0000ff"/>
+          <w:rFonts w:ascii="Charis SIL Regular" w:hAnsi="Charis SIL Regular" w:eastAsia="Charis SIL Regular"/>
+          <w:b w:val="0"/>
+          <w:i w:val="0"/>
+          <w:color w:val="000000"/>
+          <w:sz w:val="24"/>
+        </w:rPr>
+        <w:hyperlink r:id="rId10" w:history="1">
+          <w:r>
+            <w:rPr>
+              <w:rStyle w:val="Hyperlink"/>
+            </w:rPr>
+            <w:t>s</w:t>
+          </w:r>
+        </w:hyperlink>
+      </w:r>
+      <w:r>
+        <w:rPr>
+          <w:u w:val="single" w:color="0000ff"/>
+          <w:rFonts w:ascii="Charis SIL Regular" w:hAnsi="Charis SIL Regular" w:eastAsia="Charis SIL Regular"/>
+          <w:b w:val="0"/>
+          <w:i w:val="0"/>
+          <w:color w:val="000000"/>
+          <w:sz w:val="24"/>
+        </w:rPr>
+        <w:hyperlink r:id="rId10" w:history="1">
+          <w:r>
+            <w:rPr>
+              <w:rStyle w:val="Hyperlink"/>
+            </w:rPr>
+            <w:t>fe</w:t>
+          </w:r>
+        </w:hyperlink>
+      </w:r>
+      <w:r>
+        <w:rPr>
+          <w:u w:val="single" w:color="0000ff"/>
+          <w:rFonts w:ascii="Charis SIL Regular" w:hAnsi="Charis SIL Regular" w:eastAsia="Charis SIL Regular"/>
+          <w:b w:val="0"/>
+          <w:i w:val="0"/>
+          <w:color w:val="000000"/>
+          <w:sz w:val="24"/>
+        </w:rPr>
+        <w:hyperlink r:id="rId10" w:history="1">
+          <w:r>
+            <w:rPr>
+              <w:rStyle w:val="Hyperlink"/>
+            </w:rPr>
+            <w:t>rred from t</w:t>
+          </w:r>
+        </w:hyperlink>
+      </w:r>
+      <w:r>
+        <w:rPr>
+          <w:rFonts w:ascii="Charis SIL Regular" w:hAnsi="Charis SIL Regular" w:eastAsia="Charis SIL Regular"/>
+          <w:b w:val="0"/>
+          <w:i w:val="0"/>
+          <w:color w:val="000000"/>
+          <w:sz w:val="24"/>
+        </w:rPr>
+        <w:t xml:space="preserve">he </w:t>
       </w:r>
       <w:r>
         <w:rPr>

--- a/EXPORTS/DOCX/published/niveau3/English/WMLeiden.docx
+++ b/EXPORTS/DOCX/published/niveau3/English/WMLeiden.docx
@@ -1103,43 +1103,7 @@
           <w:color w:val="000000"/>
           <w:sz w:val="24"/>
         </w:rPr>
-        <w:t>Royal Dutc</w:t>
-      </w:r>
-      <w:r>
-        <w:rPr>
-          <w:u w:val="single" w:color="0000ff"/>
-          <w:rFonts w:ascii="Charis SIL Regular" w:hAnsi="Charis SIL Regular" w:eastAsia="Charis SIL Regular"/>
-          <w:b w:val="0"/>
-          <w:i w:val="0"/>
-          <w:color w:val="000000"/>
-          <w:sz w:val="24"/>
-        </w:rPr>
-        <w:hyperlink r:id="rId12" w:history="1">
-          <w:r>
-            <w:rPr>
-              <w:rStyle w:val="Hyperlink"/>
-            </w:rPr>
-            <w:t>h East In</w:t>
-          </w:r>
-        </w:hyperlink>
-      </w:r>
-      <w:r>
-        <w:rPr>
-          <w:u w:val="single" w:color="0000ff"/>
-          <w:rFonts w:ascii="Charis SIL Regular" w:hAnsi="Charis SIL Regular" w:eastAsia="Charis SIL Regular"/>
-          <w:b w:val="0"/>
-          <w:i w:val="0"/>
-          <w:color w:val="000000"/>
-          <w:sz w:val="24"/>
-        </w:rPr>
-        <w:hyperlink r:id="rId12" w:history="1">
-          <w:r>
-            <w:rPr>
-              <w:rStyle w:val="Hyperlink"/>
-            </w:rPr>
-            <w:t xml:space="preserve">dies </w:t>
-          </w:r>
-        </w:hyperlink>
+        <w:t xml:space="preserve">Royal Dutch East Indies </w:t>
       </w:r>
       <w:r>
         <w:rPr>
@@ -1575,7 +1539,14 @@
           <w:color w:val="000000"/>
           <w:sz w:val="24"/>
         </w:rPr>
-        <w:t>that w</w:t>
+        <w:hyperlink r:id="rId10" w:history="1">
+          <w:r>
+            <w:rPr>
+              <w:rStyle w:val="Hyperlink"/>
+            </w:rPr>
+            <w:t>that w</w:t>
+          </w:r>
+        </w:hyperlink>
       </w:r>
       <w:r>
         <w:rPr>

--- a/EXPORTS/DOCX/published/niveau3/English/WMLeiden.docx
+++ b/EXPORTS/DOCX/published/niveau3/English/WMLeiden.docx
@@ -57,7 +57,7 @@
         <w:autoSpaceDE w:val="0"/>
         <w:widowControl/>
         <w:spacing w:line="288" w:lineRule="exact" w:before="292" w:after="0"/>
-        <w:ind w:left="10" w:right="288" w:firstLine="0"/>
+        <w:ind w:left="10" w:right="0" w:firstLine="0"/>
         <w:jc w:val="left"/>
       </w:pPr>
       <w:r>
@@ -127,7 +127,7 @@
         <w:autoSpaceDE w:val="0"/>
         <w:widowControl/>
         <w:spacing w:line="288" w:lineRule="exact" w:before="274" w:after="0"/>
-        <w:ind w:left="10" w:right="432" w:firstLine="0"/>
+        <w:ind w:left="10" w:right="0" w:firstLine="0"/>
         <w:jc w:val="left"/>
       </w:pPr>
       <w:r>
@@ -179,6 +179,2010 @@
           <w:sz w:val="24"/>
         </w:rPr>
         <w:t>located in this building.</w:t>
+      </w:r>
+    </w:p>
+    <w:p>
+      <w:pPr>
+        <w:autoSpaceDN w:val="0"/>
+        <w:autoSpaceDE w:val="0"/>
+        <w:widowControl/>
+        <w:spacing w:line="288" w:lineRule="exact" w:before="240" w:after="0"/>
+        <w:ind w:left="10" w:right="0" w:firstLine="0"/>
+        <w:jc w:val="left"/>
+      </w:pPr>
+      <w:r>
+        <w:rPr>
+          <w:rFonts w:ascii="Charis SIL Regular" w:hAnsi="Charis SIL Regular" w:eastAsia="Charis SIL Regular"/>
+          <w:b w:val="0"/>
+          <w:i w:val="0"/>
+          <w:color w:val="000000"/>
+          <w:sz w:val="24"/>
+        </w:rPr>
+        <w:t xml:space="preserve">The collection of the Wereldmuseum Leiden originated from the private collection of </w:t>
+      </w:r>
+      <w:r>
+        <w:rPr>
+          <w:rFonts w:ascii="Charis SIL Regular" w:hAnsi="Charis SIL Regular" w:eastAsia="Charis SIL Regular"/>
+          <w:b w:val="0"/>
+          <w:i w:val="0"/>
+          <w:color w:val="0000FF"/>
+          <w:sz w:val="24"/>
+          <w:u w:val="single"/>
+        </w:rPr>
+        <w:hyperlink r:id="rId9" w:history="1">
+          <w:r>
+            <w:rPr>
+              <w:rStyle w:val="Hyperlink"/>
+            </w:rPr>
+            <w:t xml:space="preserve">Philipp </w:t>
+          </w:r>
+        </w:hyperlink>
+      </w:r>
+      <w:r>
+        <w:rPr>
+          <w:rFonts w:ascii="Charis SIL Regular" w:hAnsi="Charis SIL Regular" w:eastAsia="Charis SIL Regular"/>
+          <w:b w:val="0"/>
+          <w:i w:val="0"/>
+          <w:color w:val="0000FF"/>
+          <w:sz w:val="24"/>
+          <w:u w:val="single"/>
+        </w:rPr>
+        <w:hyperlink r:id="rId9" w:history="1">
+          <w:r>
+            <w:rPr>
+              <w:rStyle w:val="Hyperlink"/>
+            </w:rPr>
+            <w:t>Franz</w:t>
+          </w:r>
+        </w:hyperlink>
+      </w:r>
+      <w:r>
+        <w:rPr>
+          <w:rFonts w:ascii="Charis SIL Regular" w:hAnsi="Charis SIL Regular" w:eastAsia="Charis SIL Regular"/>
+          <w:b w:val="0"/>
+          <w:i w:val="0"/>
+          <w:color w:val="0000FF"/>
+          <w:sz w:val="24"/>
+          <w:u w:val="single"/>
+        </w:rPr>
+        <w:t xml:space="preserve"> </w:t>
+      </w:r>
+      <w:r>
+        <w:rPr>
+          <w:rFonts w:ascii="Charis SIL Regular" w:hAnsi="Charis SIL Regular" w:eastAsia="Charis SIL Regular"/>
+          <w:b w:val="0"/>
+          <w:i w:val="0"/>
+          <w:color w:val="0000FF"/>
+          <w:sz w:val="24"/>
+          <w:u w:val="single"/>
+        </w:rPr>
+        <w:hyperlink r:id="rId9" w:history="1">
+          <w:r>
+            <w:rPr>
+              <w:rStyle w:val="Hyperlink"/>
+            </w:rPr>
+            <w:t>von</w:t>
+          </w:r>
+        </w:hyperlink>
+      </w:r>
+      <w:r>
+        <w:rPr>
+          <w:rFonts w:ascii="Charis SIL Regular" w:hAnsi="Charis SIL Regular" w:eastAsia="Charis SIL Regular"/>
+          <w:b w:val="0"/>
+          <w:i w:val="0"/>
+          <w:color w:val="0000FF"/>
+          <w:sz w:val="24"/>
+          <w:u w:val="single"/>
+        </w:rPr>
+        <w:t xml:space="preserve"> </w:t>
+      </w:r>
+      <w:r>
+        <w:rPr>
+          <w:rFonts w:ascii="Charis SIL Regular" w:hAnsi="Charis SIL Regular" w:eastAsia="Charis SIL Regular"/>
+          <w:b w:val="0"/>
+          <w:i w:val="0"/>
+          <w:color w:val="0000FF"/>
+          <w:sz w:val="24"/>
+          <w:u w:val="single"/>
+        </w:rPr>
+        <w:hyperlink r:id="rId9" w:history="1">
+          <w:r>
+            <w:rPr>
+              <w:rStyle w:val="Hyperlink"/>
+            </w:rPr>
+            <w:t>Siebold</w:t>
+          </w:r>
+        </w:hyperlink>
+      </w:r>
+      <w:r>
+        <w:rPr>
+          <w:rFonts w:ascii="Charis SIL Regular" w:hAnsi="Charis SIL Regular" w:eastAsia="Charis SIL Regular"/>
+          <w:b w:val="0"/>
+          <w:i w:val="0"/>
+          <w:color w:val="000000"/>
+          <w:sz w:val="24"/>
+        </w:rPr>
+        <w:t>, who was also the museum's first director. His collection, which ori</w:t>
+      </w:r>
+      <w:r>
+        <w:rPr>
+          <w:u w:val="single" w:color="0000ff"/>
+          <w:rFonts w:ascii="Charis SIL Regular" w:hAnsi="Charis SIL Regular" w:eastAsia="Charis SIL Regular"/>
+          <w:b w:val="0"/>
+          <w:i w:val="0"/>
+          <w:color w:val="000000"/>
+          <w:sz w:val="24"/>
+        </w:rPr>
+        <w:hyperlink r:id="rId9" w:history="1">
+          <w:r>
+            <w:rPr>
+              <w:rStyle w:val="Hyperlink"/>
+            </w:rPr>
+            <w:t xml:space="preserve">ginally </w:t>
+          </w:r>
+        </w:hyperlink>
+      </w:r>
+      <w:r>
+        <w:rPr>
+          <w:rFonts w:ascii="Charis SIL Regular" w:hAnsi="Charis SIL Regular" w:eastAsia="Charis SIL Regular"/>
+          <w:b w:val="0"/>
+          <w:i w:val="0"/>
+          <w:color w:val="000000"/>
+          <w:sz w:val="24"/>
+        </w:rPr>
+        <w:t xml:space="preserve">consisted </w:t>
+      </w:r>
+      <w:r>
+        <w:rPr>
+          <w:u w:val="single" w:color="0000ff"/>
+          <w:rFonts w:ascii="Charis SIL Regular" w:hAnsi="Charis SIL Regular" w:eastAsia="Charis SIL Regular"/>
+          <w:b w:val="0"/>
+          <w:i w:val="0"/>
+          <w:color w:val="000000"/>
+          <w:sz w:val="24"/>
+        </w:rPr>
+        <w:hyperlink r:id="rId9" w:history="1">
+          <w:r>
+            <w:rPr>
+              <w:rStyle w:val="Hyperlink"/>
+            </w:rPr>
+            <w:t xml:space="preserve">mainly </w:t>
+          </w:r>
+        </w:hyperlink>
+      </w:r>
+      <w:r>
+        <w:rPr>
+          <w:u w:val="single" w:color="0000ff"/>
+          <w:rFonts w:ascii="Charis SIL Regular" w:hAnsi="Charis SIL Regular" w:eastAsia="Charis SIL Regular"/>
+          <w:b w:val="0"/>
+          <w:i w:val="0"/>
+          <w:color w:val="000000"/>
+          <w:sz w:val="24"/>
+        </w:rPr>
+        <w:t>o</w:t>
+      </w:r>
+      <w:r>
+        <w:rPr>
+          <w:rFonts w:ascii="Charis SIL Regular" w:hAnsi="Charis SIL Regular" w:eastAsia="Charis SIL Regular"/>
+          <w:b w:val="0"/>
+          <w:i w:val="0"/>
+          <w:color w:val="000000"/>
+          <w:sz w:val="24"/>
+        </w:rPr>
+        <w:t xml:space="preserve">f Japanese objects, was expanded during the 19th century to include </w:t>
+      </w:r>
+      <w:r>
+        <w:rPr>
+          <w:rFonts w:ascii="Charis SIL Regular" w:hAnsi="Charis SIL Regular" w:eastAsia="Charis SIL Regular"/>
+          <w:b w:val="0"/>
+          <w:i w:val="0"/>
+          <w:color w:val="000000"/>
+          <w:sz w:val="24"/>
+        </w:rPr>
+        <w:t xml:space="preserve">several private collections and, in 1883, a significant collection of ethnographic objects from </w:t>
+      </w:r>
+      <w:r>
+        <w:rPr>
+          <w:rFonts w:ascii="Charis SIL Regular" w:hAnsi="Charis SIL Regular" w:eastAsia="Charis SIL Regular"/>
+          <w:b w:val="0"/>
+          <w:i w:val="0"/>
+          <w:color w:val="000000"/>
+          <w:sz w:val="24"/>
+        </w:rPr>
+        <w:t xml:space="preserve">the collection of the </w:t>
+      </w:r>
+      <w:r>
+        <w:rPr>
+          <w:rFonts w:ascii="Charis SIL Regular" w:hAnsi="Charis SIL Regular" w:eastAsia="Charis SIL Regular"/>
+          <w:b w:val="0"/>
+          <w:i w:val="0"/>
+          <w:color w:val="0000FF"/>
+          <w:sz w:val="24"/>
+          <w:u w:val="single"/>
+        </w:rPr>
+        <w:hyperlink r:id="rId10" w:history="1">
+          <w:r>
+            <w:rPr>
+              <w:rStyle w:val="Hyperlink"/>
+            </w:rPr>
+            <w:t>Royal</w:t>
+          </w:r>
+        </w:hyperlink>
+      </w:r>
+      <w:r>
+        <w:rPr>
+          <w:rFonts w:ascii="Charis SIL Regular" w:hAnsi="Charis SIL Regular" w:eastAsia="Charis SIL Regular"/>
+          <w:b w:val="0"/>
+          <w:i w:val="0"/>
+          <w:color w:val="0000FF"/>
+          <w:sz w:val="24"/>
+          <w:u w:val="single"/>
+        </w:rPr>
+        <w:t xml:space="preserve"> </w:t>
+      </w:r>
+      <w:r>
+        <w:rPr>
+          <w:rFonts w:ascii="Charis SIL Regular" w:hAnsi="Charis SIL Regular" w:eastAsia="Charis SIL Regular"/>
+          <w:b w:val="0"/>
+          <w:i w:val="0"/>
+          <w:color w:val="0000FF"/>
+          <w:sz w:val="24"/>
+          <w:u w:val="single"/>
+        </w:rPr>
+        <w:hyperlink r:id="rId10" w:history="1">
+          <w:r>
+            <w:rPr>
+              <w:rStyle w:val="Hyperlink"/>
+            </w:rPr>
+            <w:t>Cabinet</w:t>
+          </w:r>
+        </w:hyperlink>
+      </w:r>
+      <w:r>
+        <w:rPr>
+          <w:rFonts w:ascii="Charis SIL Regular" w:hAnsi="Charis SIL Regular" w:eastAsia="Charis SIL Regular"/>
+          <w:b w:val="0"/>
+          <w:i w:val="0"/>
+          <w:color w:val="0000FF"/>
+          <w:sz w:val="24"/>
+          <w:u w:val="single"/>
+        </w:rPr>
+        <w:t xml:space="preserve"> </w:t>
+      </w:r>
+      <w:r>
+        <w:rPr>
+          <w:rFonts w:ascii="Charis SIL Regular" w:hAnsi="Charis SIL Regular" w:eastAsia="Charis SIL Regular"/>
+          <w:b w:val="0"/>
+          <w:i w:val="0"/>
+          <w:color w:val="0000FF"/>
+          <w:sz w:val="24"/>
+          <w:u w:val="single"/>
+        </w:rPr>
+        <w:hyperlink r:id="rId10" w:history="1">
+          <w:r>
+            <w:rPr>
+              <w:rStyle w:val="Hyperlink"/>
+            </w:rPr>
+            <w:t>of</w:t>
+          </w:r>
+        </w:hyperlink>
+      </w:r>
+      <w:r>
+        <w:rPr>
+          <w:rFonts w:ascii="Charis SIL Regular" w:hAnsi="Charis SIL Regular" w:eastAsia="Charis SIL Regular"/>
+          <w:b w:val="0"/>
+          <w:i w:val="0"/>
+          <w:color w:val="0000FF"/>
+          <w:sz w:val="24"/>
+          <w:u w:val="single"/>
+        </w:rPr>
+        <w:t xml:space="preserve"> </w:t>
+      </w:r>
+      <w:r>
+        <w:rPr>
+          <w:rFonts w:ascii="Charis SIL Regular" w:hAnsi="Charis SIL Regular" w:eastAsia="Charis SIL Regular"/>
+          <w:b w:val="0"/>
+          <w:i w:val="0"/>
+          <w:color w:val="0000FF"/>
+          <w:sz w:val="24"/>
+          <w:u w:val="single"/>
+        </w:rPr>
+        <w:hyperlink r:id="rId10" w:history="1">
+          <w:r>
+            <w:rPr>
+              <w:rStyle w:val="Hyperlink"/>
+            </w:rPr>
+            <w:t>Curiosities</w:t>
+          </w:r>
+        </w:hyperlink>
+      </w:r>
+      <w:r>
+        <w:rPr>
+          <w:rFonts w:ascii="Charis SIL Regular" w:hAnsi="Charis SIL Regular" w:eastAsia="Charis SIL Regular"/>
+          <w:b w:val="0"/>
+          <w:i w:val="0"/>
+          <w:color w:val="000000"/>
+          <w:sz w:val="24"/>
+        </w:rPr>
+        <w:t xml:space="preserve">. At the start of the twentieth century, part </w:t>
+      </w:r>
+      <w:r>
+        <w:rPr>
+          <w:rFonts w:ascii="Charis SIL Regular" w:hAnsi="Charis SIL Regular" w:eastAsia="Charis SIL Regular"/>
+          <w:b w:val="0"/>
+          <w:i w:val="0"/>
+          <w:color w:val="000000"/>
+          <w:sz w:val="24"/>
+        </w:rPr>
+        <w:t>of the collection of t</w:t>
+      </w:r>
+      <w:r>
+        <w:rPr>
+          <w:rFonts w:ascii="Charis SIL Regular" w:hAnsi="Charis SIL Regular" w:eastAsia="Charis SIL Regular"/>
+          <w:b w:val="0"/>
+          <w:i w:val="0"/>
+          <w:color w:val="000000"/>
+          <w:sz w:val="24"/>
+        </w:rPr>
+        <w:hyperlink r:id="rId10" w:history="1">
+          <w:r>
+            <w:rPr>
+              <w:rStyle w:val="Hyperlink"/>
+            </w:rPr>
+            <w:t xml:space="preserve">he </w:t>
+          </w:r>
+        </w:hyperlink>
+      </w:r>
+      <w:r>
+        <w:rPr>
+          <w:rFonts w:ascii="Charis SIL Regular" w:hAnsi="Charis SIL Regular" w:eastAsia="Charis SIL Regular"/>
+          <w:b w:val="0"/>
+          <w:i w:val="0"/>
+          <w:color w:val="0000FF"/>
+          <w:sz w:val="24"/>
+          <w:u w:val="single"/>
+        </w:rPr>
+        <w:hyperlink r:id="rId10" w:history="1">
+          <w:r>
+            <w:rPr>
+              <w:rStyle w:val="Hyperlink"/>
+            </w:rPr>
+            <w:t>Mu</w:t>
+          </w:r>
+        </w:hyperlink>
+      </w:r>
+      <w:r>
+        <w:rPr>
+          <w:rFonts w:ascii="Charis SIL Regular" w:hAnsi="Charis SIL Regular" w:eastAsia="Charis SIL Regular"/>
+          <w:b w:val="0"/>
+          <w:i w:val="0"/>
+          <w:color w:val="0000FF"/>
+          <w:sz w:val="24"/>
+          <w:u w:val="single"/>
+        </w:rPr>
+        <w:hyperlink r:id="rId10" w:history="1">
+          <w:r>
+            <w:rPr>
+              <w:rStyle w:val="Hyperlink"/>
+            </w:rPr>
+            <w:t>s</w:t>
+          </w:r>
+        </w:hyperlink>
+      </w:r>
+      <w:r>
+        <w:rPr>
+          <w:rFonts w:ascii="Charis SIL Regular" w:hAnsi="Charis SIL Regular" w:eastAsia="Charis SIL Regular"/>
+          <w:b w:val="0"/>
+          <w:i w:val="0"/>
+          <w:color w:val="0000FF"/>
+          <w:sz w:val="24"/>
+          <w:u w:val="single"/>
+        </w:rPr>
+        <w:hyperlink r:id="rId10" w:history="1">
+          <w:r>
+            <w:rPr>
+              <w:rStyle w:val="Hyperlink"/>
+            </w:rPr>
+            <w:t>eum</w:t>
+          </w:r>
+        </w:hyperlink>
+      </w:r>
+      <w:r>
+        <w:rPr>
+          <w:rFonts w:ascii="Charis SIL Regular" w:hAnsi="Charis SIL Regular" w:eastAsia="Charis SIL Regular"/>
+          <w:b w:val="0"/>
+          <w:i w:val="0"/>
+          <w:color w:val="0000FF"/>
+          <w:sz w:val="24"/>
+          <w:u w:val="single"/>
+        </w:rPr>
+        <w:t xml:space="preserve"> </w:t>
+      </w:r>
+      <w:r>
+        <w:rPr>
+          <w:rFonts w:ascii="Charis SIL Regular" w:hAnsi="Charis SIL Regular" w:eastAsia="Charis SIL Regular"/>
+          <w:b w:val="0"/>
+          <w:i w:val="0"/>
+          <w:color w:val="0000FF"/>
+          <w:sz w:val="24"/>
+          <w:u w:val="single"/>
+        </w:rPr>
+        <w:hyperlink r:id="rId10" w:history="1">
+          <w:r>
+            <w:rPr>
+              <w:rStyle w:val="Hyperlink"/>
+            </w:rPr>
+            <w:t>of</w:t>
+          </w:r>
+        </w:hyperlink>
+      </w:r>
+      <w:r>
+        <w:rPr>
+          <w:rFonts w:ascii="Charis SIL Regular" w:hAnsi="Charis SIL Regular" w:eastAsia="Charis SIL Regular"/>
+          <w:b w:val="0"/>
+          <w:i w:val="0"/>
+          <w:color w:val="0000FF"/>
+          <w:sz w:val="24"/>
+          <w:u w:val="single"/>
+        </w:rPr>
+        <w:t xml:space="preserve"> </w:t>
+      </w:r>
+      <w:r>
+        <w:rPr>
+          <w:rFonts w:ascii="Charis SIL Regular" w:hAnsi="Charis SIL Regular" w:eastAsia="Charis SIL Regular"/>
+          <w:b w:val="0"/>
+          <w:i w:val="0"/>
+          <w:color w:val="0000FF"/>
+          <w:sz w:val="24"/>
+          <w:u w:val="single"/>
+        </w:rPr>
+        <w:hyperlink r:id="rId11" w:history="1">
+          <w:r>
+            <w:rPr>
+              <w:rStyle w:val="Hyperlink"/>
+            </w:rPr>
+            <w:t>An</w:t>
+          </w:r>
+        </w:hyperlink>
+      </w:r>
+      <w:r>
+        <w:rPr>
+          <w:rFonts w:ascii="Charis SIL Regular" w:hAnsi="Charis SIL Regular" w:eastAsia="Charis SIL Regular"/>
+          <w:b w:val="0"/>
+          <w:i w:val="0"/>
+          <w:color w:val="0000FF"/>
+          <w:sz w:val="24"/>
+          <w:u w:val="single"/>
+        </w:rPr>
+        <w:hyperlink r:id="rId11" w:history="1">
+          <w:r>
+            <w:rPr>
+              <w:rStyle w:val="Hyperlink"/>
+            </w:rPr>
+            <w:t>tiquities</w:t>
+          </w:r>
+        </w:hyperlink>
+      </w:r>
+      <w:r>
+        <w:rPr>
+          <w:u w:val="single" w:color="0000ff"/>
+          <w:rFonts w:ascii="Charis SIL Regular" w:hAnsi="Charis SIL Regular" w:eastAsia="Charis SIL Regular"/>
+          <w:b w:val="0"/>
+          <w:i w:val="0"/>
+          <w:color w:val="000000"/>
+          <w:sz w:val="24"/>
+        </w:rPr>
+        <w:hyperlink r:id="rId10" w:history="1">
+          <w:r>
+            <w:rPr>
+              <w:rStyle w:val="Hyperlink"/>
+            </w:rPr>
+            <w:t xml:space="preserve"> in</w:t>
+          </w:r>
+        </w:hyperlink>
+      </w:r>
+      <w:r>
+        <w:rPr>
+          <w:rFonts w:ascii="Charis SIL Regular" w:hAnsi="Charis SIL Regular" w:eastAsia="Charis SIL Regular"/>
+          <w:b w:val="0"/>
+          <w:i w:val="0"/>
+          <w:color w:val="000000"/>
+          <w:sz w:val="24"/>
+        </w:rPr>
+        <w:t xml:space="preserve"> Leiden was also transferred to what was </w:t>
+      </w:r>
+      <w:r>
+        <w:rPr>
+          <w:rFonts w:ascii="Charis SIL Regular" w:hAnsi="Charis SIL Regular" w:eastAsia="Charis SIL Regular"/>
+          <w:b w:val="0"/>
+          <w:i w:val="0"/>
+          <w:color w:val="000000"/>
+          <w:sz w:val="24"/>
+        </w:rPr>
+        <w:t>then the Rijks Ethnogra</w:t>
+      </w:r>
+      <w:r>
+        <w:rPr>
+          <w:u w:val="single" w:color="0000ff"/>
+          <w:rFonts w:ascii="Charis SIL Regular" w:hAnsi="Charis SIL Regular" w:eastAsia="Charis SIL Regular"/>
+          <w:b w:val="0"/>
+          <w:i w:val="0"/>
+          <w:color w:val="000000"/>
+          <w:sz w:val="24"/>
+        </w:rPr>
+        <w:hyperlink r:id="rId11" w:history="1">
+          <w:r>
+            <w:rPr>
+              <w:rStyle w:val="Hyperlink"/>
+            </w:rPr>
+            <w:t>phisch M</w:t>
+          </w:r>
+        </w:hyperlink>
+      </w:r>
+      <w:r>
+        <w:rPr>
+          <w:u w:val="single" w:color="0000ff"/>
+          <w:rFonts w:ascii="Charis SIL Regular" w:hAnsi="Charis SIL Regular" w:eastAsia="Charis SIL Regular"/>
+          <w:b w:val="0"/>
+          <w:i w:val="0"/>
+          <w:color w:val="000000"/>
+          <w:sz w:val="24"/>
+        </w:rPr>
+        <w:hyperlink r:id="rId11" w:history="1">
+          <w:r>
+            <w:rPr>
+              <w:rStyle w:val="Hyperlink"/>
+            </w:rPr>
+            <w:t>u</w:t>
+          </w:r>
+        </w:hyperlink>
+      </w:r>
+      <w:r>
+        <w:rPr>
+          <w:u w:val="single" w:color="0000ff"/>
+          <w:rFonts w:ascii="Charis SIL Regular" w:hAnsi="Charis SIL Regular" w:eastAsia="Charis SIL Regular"/>
+          <w:b w:val="0"/>
+          <w:i w:val="0"/>
+          <w:color w:val="000000"/>
+          <w:sz w:val="24"/>
+        </w:rPr>
+        <w:hyperlink r:id="rId11" w:history="1">
+          <w:r>
+            <w:rPr>
+              <w:rStyle w:val="Hyperlink"/>
+            </w:rPr>
+            <w:t>s</w:t>
+          </w:r>
+        </w:hyperlink>
+      </w:r>
+      <w:r>
+        <w:rPr>
+          <w:u w:val="single" w:color="0000ff"/>
+          <w:rFonts w:ascii="Charis SIL Regular" w:hAnsi="Charis SIL Regular" w:eastAsia="Charis SIL Regular"/>
+          <w:b w:val="0"/>
+          <w:i w:val="0"/>
+          <w:color w:val="000000"/>
+          <w:sz w:val="24"/>
+        </w:rPr>
+        <w:hyperlink r:id="rId11" w:history="1">
+          <w:r>
+            <w:rPr>
+              <w:rStyle w:val="Hyperlink"/>
+            </w:rPr>
+            <w:t>eum (Natio</w:t>
+          </w:r>
+        </w:hyperlink>
+      </w:r>
+      <w:r>
+        <w:rPr>
+          <w:rFonts w:ascii="Charis SIL Regular" w:hAnsi="Charis SIL Regular" w:eastAsia="Charis SIL Regular"/>
+          <w:b w:val="0"/>
+          <w:i w:val="0"/>
+          <w:color w:val="000000"/>
+          <w:sz w:val="24"/>
+        </w:rPr>
+        <w:t xml:space="preserve">nal Museum of Ethnology). The latter group of </w:t>
+      </w:r>
+      <w:r>
+        <w:rPr>
+          <w:rFonts w:ascii="Charis SIL Regular" w:hAnsi="Charis SIL Regular" w:eastAsia="Charis SIL Regular"/>
+          <w:b w:val="0"/>
+          <w:i w:val="0"/>
+          <w:color w:val="000000"/>
+          <w:sz w:val="24"/>
+        </w:rPr>
+        <w:t xml:space="preserve">objects included the various Singhasari statues, some of which were returned to Indonesia in </w:t>
+      </w:r>
+      <w:r>
+        <w:rPr>
+          <w:rFonts w:ascii="Charis SIL Regular" w:hAnsi="Charis SIL Regular" w:eastAsia="Charis SIL Regular"/>
+          <w:b w:val="0"/>
+          <w:i w:val="0"/>
+          <w:color w:val="000000"/>
+          <w:sz w:val="24"/>
+        </w:rPr>
+        <w:t xml:space="preserve">1978 and others in 2023. Objects were also transferred from the National Museum of </w:t>
+      </w:r>
+      <w:r>
+        <w:rPr>
+          <w:rFonts w:ascii="Charis SIL Regular" w:hAnsi="Charis SIL Regular" w:eastAsia="Charis SIL Regular"/>
+          <w:b w:val="0"/>
+          <w:i w:val="0"/>
+          <w:color w:val="000000"/>
+          <w:sz w:val="24"/>
+        </w:rPr>
+        <w:t>Ethnology to other museums, such as the Anatomical Museum in Leiden in 1935.</w:t>
+      </w:r>
+    </w:p>
+    <w:p>
+      <w:pPr>
+        <w:autoSpaceDN w:val="0"/>
+        <w:autoSpaceDE w:val="0"/>
+        <w:widowControl/>
+        <w:spacing w:line="288" w:lineRule="exact" w:before="240" w:after="0"/>
+        <w:ind w:left="10" w:right="0" w:firstLine="0"/>
+        <w:jc w:val="left"/>
+      </w:pPr>
+      <w:r>
+        <w:rPr>
+          <w:rFonts w:ascii="Charis SIL Regular" w:hAnsi="Charis SIL Regular" w:eastAsia="Charis SIL Regular"/>
+          <w:b w:val="0"/>
+          <w:i w:val="0"/>
+          <w:color w:val="000000"/>
+          <w:sz w:val="24"/>
+        </w:rPr>
+        <w:t xml:space="preserve">Objects were acquired in various ways. First, as described above, through exchange with </w:t>
+      </w:r>
+      <w:r>
+        <w:rPr>
+          <w:rFonts w:ascii="Charis SIL Regular" w:hAnsi="Charis SIL Regular" w:eastAsia="Charis SIL Regular"/>
+          <w:b w:val="0"/>
+          <w:i w:val="0"/>
+          <w:color w:val="000000"/>
+          <w:sz w:val="24"/>
+        </w:rPr>
+        <w:t xml:space="preserve">other museums. Many objects from Indonesia were sent by the </w:t>
+      </w:r>
+      <w:r>
+        <w:rPr>
+          <w:rFonts w:ascii="Charis SIL Regular" w:hAnsi="Charis SIL Regular" w:eastAsia="Charis SIL Regular"/>
+          <w:b w:val="0"/>
+          <w:i w:val="0"/>
+          <w:color w:val="0000FF"/>
+          <w:sz w:val="24"/>
+          <w:u w:val="single"/>
+        </w:rPr>
+        <w:hyperlink r:id="rId12" w:history="1">
+          <w:r>
+            <w:rPr>
+              <w:rStyle w:val="Hyperlink"/>
+            </w:rPr>
+            <w:t>Koninklijk</w:t>
+          </w:r>
+        </w:hyperlink>
+      </w:r>
+      <w:r>
+        <w:rPr>
+          <w:rFonts w:ascii="Charis SIL Regular" w:hAnsi="Charis SIL Regular" w:eastAsia="Charis SIL Regular"/>
+          <w:b w:val="0"/>
+          <w:i w:val="0"/>
+          <w:color w:val="0000FF"/>
+          <w:sz w:val="24"/>
+          <w:u w:val="single"/>
+        </w:rPr>
+        <w:t xml:space="preserve"> </w:t>
+      </w:r>
+      <w:r>
+        <w:rPr>
+          <w:rFonts w:ascii="Charis SIL Regular" w:hAnsi="Charis SIL Regular" w:eastAsia="Charis SIL Regular"/>
+          <w:b w:val="0"/>
+          <w:i w:val="0"/>
+          <w:color w:val="0000FF"/>
+          <w:sz w:val="24"/>
+          <w:u w:val="single"/>
+        </w:rPr>
+        <w:hyperlink r:id="rId12" w:history="1">
+          <w:r>
+            <w:rPr>
+              <w:rStyle w:val="Hyperlink"/>
+            </w:rPr>
+            <w:t xml:space="preserve">Bataviaasch </w:t>
+          </w:r>
+        </w:hyperlink>
+      </w:r>
+      <w:r>
+        <w:rPr>
+          <w:rFonts w:ascii="Charis SIL Regular" w:hAnsi="Charis SIL Regular" w:eastAsia="Charis SIL Regular"/>
+          <w:b w:val="0"/>
+          <w:i w:val="0"/>
+          <w:color w:val="0000FF"/>
+          <w:sz w:val="24"/>
+          <w:u w:val="single"/>
+        </w:rPr>
+        <w:hyperlink r:id="rId12" w:history="1">
+          <w:r>
+            <w:rPr>
+              <w:rStyle w:val="Hyperlink"/>
+            </w:rPr>
+            <w:t>Genootschap</w:t>
+          </w:r>
+        </w:hyperlink>
+      </w:r>
+      <w:r>
+        <w:rPr>
+          <w:rFonts w:ascii="Charis SIL Regular" w:hAnsi="Charis SIL Regular" w:eastAsia="Charis SIL Regular"/>
+          <w:b w:val="0"/>
+          <w:i w:val="0"/>
+          <w:color w:val="0000FF"/>
+          <w:sz w:val="24"/>
+          <w:u w:val="single"/>
+        </w:rPr>
+        <w:t xml:space="preserve"> </w:t>
+      </w:r>
+      <w:r>
+        <w:rPr>
+          <w:rFonts w:ascii="Charis SIL Regular" w:hAnsi="Charis SIL Regular" w:eastAsia="Charis SIL Regular"/>
+          <w:b w:val="0"/>
+          <w:i w:val="0"/>
+          <w:color w:val="0000FF"/>
+          <w:sz w:val="24"/>
+          <w:u w:val="single"/>
+        </w:rPr>
+        <w:hyperlink r:id="rId12" w:history="1">
+          <w:r>
+            <w:rPr>
+              <w:rStyle w:val="Hyperlink"/>
+            </w:rPr>
+            <w:t>van</w:t>
+          </w:r>
+        </w:hyperlink>
+      </w:r>
+      <w:r>
+        <w:rPr>
+          <w:rFonts w:ascii="Charis SIL Regular" w:hAnsi="Charis SIL Regular" w:eastAsia="Charis SIL Regular"/>
+          <w:b w:val="0"/>
+          <w:i w:val="0"/>
+          <w:color w:val="0000FF"/>
+          <w:sz w:val="24"/>
+          <w:u w:val="single"/>
+        </w:rPr>
+        <w:t xml:space="preserve"> </w:t>
+      </w:r>
+      <w:r>
+        <w:rPr>
+          <w:rFonts w:ascii="Charis SIL Regular" w:hAnsi="Charis SIL Regular" w:eastAsia="Charis SIL Regular"/>
+          <w:b w:val="0"/>
+          <w:i w:val="0"/>
+          <w:color w:val="0000FF"/>
+          <w:sz w:val="24"/>
+          <w:u w:val="single"/>
+        </w:rPr>
+        <w:hyperlink r:id="rId12" w:history="1">
+          <w:r>
+            <w:rPr>
+              <w:rStyle w:val="Hyperlink"/>
+            </w:rPr>
+            <w:t>Kunsten</w:t>
+          </w:r>
+        </w:hyperlink>
+      </w:r>
+      <w:r>
+        <w:rPr>
+          <w:rFonts w:ascii="Charis SIL Regular" w:hAnsi="Charis SIL Regular" w:eastAsia="Charis SIL Regular"/>
+          <w:b w:val="0"/>
+          <w:i w:val="0"/>
+          <w:color w:val="0000FF"/>
+          <w:sz w:val="24"/>
+          <w:u w:val="single"/>
+        </w:rPr>
+        <w:t xml:space="preserve"> </w:t>
+      </w:r>
+      <w:r>
+        <w:rPr>
+          <w:rFonts w:ascii="Charis SIL Regular" w:hAnsi="Charis SIL Regular" w:eastAsia="Charis SIL Regular"/>
+          <w:b w:val="0"/>
+          <w:i w:val="0"/>
+          <w:color w:val="0000FF"/>
+          <w:sz w:val="24"/>
+          <w:u w:val="single"/>
+        </w:rPr>
+        <w:hyperlink r:id="rId12" w:history="1">
+          <w:r>
+            <w:rPr>
+              <w:rStyle w:val="Hyperlink"/>
+            </w:rPr>
+            <w:t>en</w:t>
+          </w:r>
+        </w:hyperlink>
+      </w:r>
+      <w:r>
+        <w:rPr>
+          <w:rFonts w:ascii="Charis SIL Regular" w:hAnsi="Charis SIL Regular" w:eastAsia="Charis SIL Regular"/>
+          <w:b w:val="0"/>
+          <w:i w:val="0"/>
+          <w:color w:val="0000FF"/>
+          <w:sz w:val="24"/>
+          <w:u w:val="single"/>
+        </w:rPr>
+        <w:t xml:space="preserve"> </w:t>
+      </w:r>
+      <w:r>
+        <w:rPr>
+          <w:rFonts w:ascii="Charis SIL Regular" w:hAnsi="Charis SIL Regular" w:eastAsia="Charis SIL Regular"/>
+          <w:b w:val="0"/>
+          <w:i w:val="0"/>
+          <w:color w:val="0000FF"/>
+          <w:sz w:val="24"/>
+          <w:u w:val="single"/>
+        </w:rPr>
+        <w:hyperlink r:id="rId12" w:history="1">
+          <w:r>
+            <w:rPr>
+              <w:rStyle w:val="Hyperlink"/>
+            </w:rPr>
+            <w:t>Wetenschappen</w:t>
+          </w:r>
+        </w:hyperlink>
+      </w:r>
+      <w:r>
+        <w:rPr>
+          <w:rFonts w:ascii="Charis SIL Regular" w:hAnsi="Charis SIL Regular" w:eastAsia="Charis SIL Regular"/>
+          <w:b w:val="0"/>
+          <w:i w:val="0"/>
+          <w:color w:val="000000"/>
+          <w:sz w:val="24"/>
+        </w:rPr>
+        <w:t>.In addition, the N</w:t>
+      </w:r>
+      <w:r>
+        <w:rPr>
+          <w:u w:val="single" w:color="0000ff"/>
+          <w:rFonts w:ascii="Charis SIL Regular" w:hAnsi="Charis SIL Regular" w:eastAsia="Charis SIL Regular"/>
+          <w:b w:val="0"/>
+          <w:i w:val="0"/>
+          <w:color w:val="000000"/>
+          <w:sz w:val="24"/>
+        </w:rPr>
+        <w:hyperlink r:id="rId12" w:history="1">
+          <w:r>
+            <w:rPr>
+              <w:rStyle w:val="Hyperlink"/>
+            </w:rPr>
+            <w:t>ational M</w:t>
+          </w:r>
+        </w:hyperlink>
+      </w:r>
+      <w:r>
+        <w:rPr>
+          <w:u w:val="single" w:color="0000ff"/>
+          <w:rFonts w:ascii="Charis SIL Regular" w:hAnsi="Charis SIL Regular" w:eastAsia="Charis SIL Regular"/>
+          <w:b w:val="0"/>
+          <w:i w:val="0"/>
+          <w:color w:val="000000"/>
+          <w:sz w:val="24"/>
+        </w:rPr>
+        <w:hyperlink r:id="rId12" w:history="1">
+          <w:r>
+            <w:rPr>
+              <w:rStyle w:val="Hyperlink"/>
+            </w:rPr>
+            <w:t>u</w:t>
+          </w:r>
+        </w:hyperlink>
+      </w:r>
+      <w:r>
+        <w:rPr>
+          <w:u w:val="single" w:color="0000ff"/>
+          <w:rFonts w:ascii="Charis SIL Regular" w:hAnsi="Charis SIL Regular" w:eastAsia="Charis SIL Regular"/>
+          <w:b w:val="0"/>
+          <w:i w:val="0"/>
+          <w:color w:val="000000"/>
+          <w:sz w:val="24"/>
+        </w:rPr>
+        <w:hyperlink r:id="rId12" w:history="1">
+          <w:r>
+            <w:rPr>
+              <w:rStyle w:val="Hyperlink"/>
+            </w:rPr>
+            <w:t>seum of Eth</w:t>
+          </w:r>
+        </w:hyperlink>
+      </w:r>
+      <w:r>
+        <w:rPr>
+          <w:rFonts w:ascii="Charis SIL Regular" w:hAnsi="Charis SIL Regular" w:eastAsia="Charis SIL Regular"/>
+          <w:b w:val="0"/>
+          <w:i w:val="0"/>
+          <w:color w:val="000000"/>
+          <w:sz w:val="24"/>
+        </w:rPr>
+        <w:t xml:space="preserve">nology </w:t>
+      </w:r>
+      <w:r>
+        <w:rPr>
+          <w:u w:val="single" w:color="0000ff"/>
+          <w:rFonts w:ascii="Charis SIL Regular" w:hAnsi="Charis SIL Regular" w:eastAsia="Charis SIL Regular"/>
+          <w:b w:val="0"/>
+          <w:i w:val="0"/>
+          <w:color w:val="000000"/>
+          <w:sz w:val="24"/>
+        </w:rPr>
+        <w:hyperlink r:id="rId12" w:history="1">
+          <w:r>
+            <w:rPr>
+              <w:rStyle w:val="Hyperlink"/>
+            </w:rPr>
+            <w:t xml:space="preserve">itself was an </w:t>
+          </w:r>
+        </w:hyperlink>
+      </w:r>
+      <w:r>
+        <w:rPr>
+          <w:u w:val="single" w:color="0000ff"/>
+          <w:rFonts w:ascii="Charis SIL Regular" w:hAnsi="Charis SIL Regular" w:eastAsia="Charis SIL Regular"/>
+          <w:b w:val="0"/>
+          <w:i w:val="0"/>
+          <w:color w:val="000000"/>
+          <w:sz w:val="24"/>
+        </w:rPr>
+        <w:hyperlink r:id="rId12" w:history="1">
+          <w:r>
+            <w:rPr>
+              <w:rStyle w:val="Hyperlink"/>
+            </w:rPr>
+            <w:t>acti</w:t>
+          </w:r>
+        </w:hyperlink>
+      </w:r>
+      <w:r>
+        <w:rPr>
+          <w:u w:val="single" w:color="0000ff"/>
+          <w:rFonts w:ascii="Charis SIL Regular" w:hAnsi="Charis SIL Regular" w:eastAsia="Charis SIL Regular"/>
+          <w:b w:val="0"/>
+          <w:i w:val="0"/>
+          <w:color w:val="000000"/>
+          <w:sz w:val="24"/>
+        </w:rPr>
+        <w:hyperlink r:id="rId12" w:history="1">
+          <w:r>
+            <w:rPr>
+              <w:rStyle w:val="Hyperlink"/>
+            </w:rPr>
+            <w:t>v</w:t>
+          </w:r>
+        </w:hyperlink>
+      </w:r>
+      <w:r>
+        <w:rPr>
+          <w:u w:val="single" w:color="0000ff"/>
+          <w:rFonts w:ascii="Charis SIL Regular" w:hAnsi="Charis SIL Regular" w:eastAsia="Charis SIL Regular"/>
+          <w:b w:val="0"/>
+          <w:i w:val="0"/>
+          <w:color w:val="000000"/>
+          <w:sz w:val="24"/>
+        </w:rPr>
+        <w:hyperlink r:id="rId12" w:history="1">
+          <w:r>
+            <w:rPr>
+              <w:rStyle w:val="Hyperlink"/>
+            </w:rPr>
+            <w:t xml:space="preserve">e buyer </w:t>
+          </w:r>
+        </w:hyperlink>
+      </w:r>
+      <w:r>
+        <w:rPr>
+          <w:u w:val="single" w:color="0000ff"/>
+          <w:rFonts w:ascii="Charis SIL Regular" w:hAnsi="Charis SIL Regular" w:eastAsia="Charis SIL Regular"/>
+          <w:b w:val="0"/>
+          <w:i w:val="0"/>
+          <w:color w:val="000000"/>
+          <w:sz w:val="24"/>
+        </w:rPr>
+        <w:hyperlink r:id="rId12" w:history="1">
+          <w:r>
+            <w:rPr>
+              <w:rStyle w:val="Hyperlink"/>
+            </w:rPr>
+            <w:t xml:space="preserve">of </w:t>
+          </w:r>
+        </w:hyperlink>
+      </w:r>
+      <w:r>
+        <w:rPr>
+          <w:u w:val="single" w:color="0000ff"/>
+          <w:rFonts w:ascii="Charis SIL Regular" w:hAnsi="Charis SIL Regular" w:eastAsia="Charis SIL Regular"/>
+          <w:b w:val="0"/>
+          <w:i w:val="0"/>
+          <w:color w:val="000000"/>
+          <w:sz w:val="24"/>
+        </w:rPr>
+        <w:hyperlink r:id="rId12" w:history="1">
+          <w:r>
+            <w:rPr>
+              <w:rStyle w:val="Hyperlink"/>
+            </w:rPr>
+            <w:t>e</w:t>
+          </w:r>
+        </w:hyperlink>
+      </w:r>
+      <w:r>
+        <w:rPr>
+          <w:u w:val="single" w:color="0000ff"/>
+          <w:rFonts w:ascii="Charis SIL Regular" w:hAnsi="Charis SIL Regular" w:eastAsia="Charis SIL Regular"/>
+          <w:b w:val="0"/>
+          <w:i w:val="0"/>
+          <w:color w:val="000000"/>
+          <w:sz w:val="24"/>
+        </w:rPr>
+        <w:hyperlink r:id="rId12" w:history="1">
+          <w:r>
+            <w:rPr>
+              <w:rStyle w:val="Hyperlink"/>
+            </w:rPr>
+            <w:t>thnographic ob</w:t>
+          </w:r>
+        </w:hyperlink>
+      </w:r>
+      <w:r>
+        <w:rPr>
+          <w:rFonts w:ascii="Charis SIL Regular" w:hAnsi="Charis SIL Regular" w:eastAsia="Charis SIL Regular"/>
+          <w:b w:val="0"/>
+          <w:i w:val="0"/>
+          <w:color w:val="000000"/>
+          <w:sz w:val="24"/>
+        </w:rPr>
+        <w:t xml:space="preserve">jects from dealers and auctions, with for </w:t>
+      </w:r>
+      <w:r>
+        <w:rPr>
+          <w:rFonts w:ascii="Charis SIL Regular" w:hAnsi="Charis SIL Regular" w:eastAsia="Charis SIL Regular"/>
+          <w:b w:val="0"/>
+          <w:i w:val="0"/>
+          <w:color w:val="000000"/>
+          <w:sz w:val="24"/>
+        </w:rPr>
+        <w:t xml:space="preserve">example part of the museum's collection of Benin Bronzes having been obtained in this way. </w:t>
+      </w:r>
+      <w:r>
+        <w:rPr>
+          <w:rFonts w:ascii="Charis SIL Regular" w:hAnsi="Charis SIL Regular" w:eastAsia="Charis SIL Regular"/>
+          <w:b w:val="0"/>
+          <w:i w:val="0"/>
+          <w:color w:val="000000"/>
+          <w:sz w:val="24"/>
+        </w:rPr>
+        <w:t xml:space="preserve">Many objects were also received as donations, often from </w:t>
+      </w:r>
+      <w:r>
+        <w:rPr>
+          <w:rFonts w:ascii="Charis SIL Regular" w:hAnsi="Charis SIL Regular" w:eastAsia="Charis SIL Regular"/>
+          <w:b w:val="0"/>
+          <w:i w:val="0"/>
+          <w:color w:val="0000FF"/>
+          <w:sz w:val="24"/>
+          <w:u w:val="single"/>
+        </w:rPr>
+        <w:hyperlink r:id="rId13" w:history="1">
+          <w:r>
+            <w:rPr>
+              <w:rStyle w:val="Hyperlink"/>
+            </w:rPr>
+            <w:t>colonial</w:t>
+          </w:r>
+        </w:hyperlink>
+      </w:r>
+      <w:r>
+        <w:rPr>
+          <w:rFonts w:ascii="Charis SIL Regular" w:hAnsi="Charis SIL Regular" w:eastAsia="Charis SIL Regular"/>
+          <w:b w:val="0"/>
+          <w:i w:val="0"/>
+          <w:color w:val="0000FF"/>
+          <w:sz w:val="24"/>
+          <w:u w:val="single"/>
+        </w:rPr>
+        <w:t xml:space="preserve"> </w:t>
+      </w:r>
+      <w:r>
+        <w:rPr>
+          <w:rFonts w:ascii="Charis SIL Regular" w:hAnsi="Charis SIL Regular" w:eastAsia="Charis SIL Regular"/>
+          <w:b w:val="0"/>
+          <w:i w:val="0"/>
+          <w:color w:val="0000FF"/>
+          <w:sz w:val="24"/>
+          <w:u w:val="single"/>
+        </w:rPr>
+        <w:hyperlink r:id="rId13" w:history="1">
+          <w:r>
+            <w:rPr>
+              <w:rStyle w:val="Hyperlink"/>
+            </w:rPr>
+            <w:t>civil</w:t>
+          </w:r>
+        </w:hyperlink>
+      </w:r>
+      <w:r>
+        <w:rPr>
+          <w:rFonts w:ascii="Charis SIL Regular" w:hAnsi="Charis SIL Regular" w:eastAsia="Charis SIL Regular"/>
+          <w:b w:val="0"/>
+          <w:i w:val="0"/>
+          <w:color w:val="0000FF"/>
+          <w:sz w:val="24"/>
+          <w:u w:val="single"/>
+        </w:rPr>
+        <w:t xml:space="preserve"> </w:t>
+      </w:r>
+      <w:r>
+        <w:rPr>
+          <w:rFonts w:ascii="Charis SIL Regular" w:hAnsi="Charis SIL Regular" w:eastAsia="Charis SIL Regular"/>
+          <w:b w:val="0"/>
+          <w:i w:val="0"/>
+          <w:color w:val="0000FF"/>
+          <w:sz w:val="24"/>
+          <w:u w:val="single"/>
+        </w:rPr>
+        <w:hyperlink r:id="rId13" w:history="1">
+          <w:r>
+            <w:rPr>
+              <w:rStyle w:val="Hyperlink"/>
+            </w:rPr>
+            <w:t>servants</w:t>
+          </w:r>
+        </w:hyperlink>
+      </w:r>
+      <w:r>
+        <w:rPr>
+          <w:rFonts w:ascii="Charis SIL Regular" w:hAnsi="Charis SIL Regular" w:eastAsia="Charis SIL Regular"/>
+          <w:b w:val="0"/>
+          <w:i w:val="0"/>
+          <w:color w:val="000000"/>
+          <w:sz w:val="24"/>
+        </w:rPr>
+        <w:t xml:space="preserve"> or </w:t>
+      </w:r>
+      <w:r>
+        <w:rPr>
+          <w:rFonts w:ascii="Charis SIL Regular" w:hAnsi="Charis SIL Regular" w:eastAsia="Charis SIL Regular"/>
+          <w:b w:val="0"/>
+          <w:i w:val="0"/>
+          <w:color w:val="0000FF"/>
+          <w:sz w:val="24"/>
+          <w:u w:val="single"/>
+        </w:rPr>
+        <w:hyperlink r:id="rId14" w:history="1">
+          <w:r>
+            <w:rPr>
+              <w:rStyle w:val="Hyperlink"/>
+            </w:rPr>
+            <w:t xml:space="preserve">military </w:t>
+          </w:r>
+        </w:hyperlink>
+      </w:r>
+      <w:r>
+        <w:rPr>
+          <w:rFonts w:ascii="Charis SIL Regular" w:hAnsi="Charis SIL Regular" w:eastAsia="Charis SIL Regular"/>
+          <w:b w:val="0"/>
+          <w:i w:val="0"/>
+          <w:color w:val="0000FF"/>
+          <w:sz w:val="24"/>
+          <w:u w:val="single"/>
+        </w:rPr>
+        <w:hyperlink r:id="rId14" w:history="1">
+          <w:r>
+            <w:rPr>
+              <w:rStyle w:val="Hyperlink"/>
+            </w:rPr>
+            <w:t>personnel</w:t>
+          </w:r>
+        </w:hyperlink>
+      </w:r>
+      <w:r>
+        <w:rPr>
+          <w:rFonts w:ascii="Charis SIL Regular" w:hAnsi="Charis SIL Regular" w:eastAsia="Charis SIL Regular"/>
+          <w:b w:val="0"/>
+          <w:i w:val="0"/>
+          <w:color w:val="000000"/>
+          <w:sz w:val="24"/>
+        </w:rPr>
+        <w:t xml:space="preserve"> who served for example with the Royal Dutch E</w:t>
+      </w:r>
+      <w:r>
+        <w:rPr>
+          <w:u w:val="single" w:color="0000ff"/>
+          <w:rFonts w:ascii="Charis SIL Regular" w:hAnsi="Charis SIL Regular" w:eastAsia="Charis SIL Regular"/>
+          <w:b w:val="0"/>
+          <w:i w:val="0"/>
+          <w:color w:val="000000"/>
+          <w:sz w:val="24"/>
+        </w:rPr>
+        <w:hyperlink r:id="rId13" w:history="1">
+          <w:r>
+            <w:rPr>
+              <w:rStyle w:val="Hyperlink"/>
+            </w:rPr>
+            <w:t>ast Indi</w:t>
+          </w:r>
+        </w:hyperlink>
+      </w:r>
+      <w:r>
+        <w:rPr>
+          <w:u w:val="single" w:color="0000ff"/>
+          <w:rFonts w:ascii="Charis SIL Regular" w:hAnsi="Charis SIL Regular" w:eastAsia="Charis SIL Regular"/>
+          <w:b w:val="0"/>
+          <w:i w:val="0"/>
+          <w:color w:val="000000"/>
+          <w:sz w:val="24"/>
+        </w:rPr>
+        <w:hyperlink r:id="rId13" w:history="1">
+          <w:r>
+            <w:rPr>
+              <w:rStyle w:val="Hyperlink"/>
+            </w:rPr>
+            <w:t>e</w:t>
+          </w:r>
+        </w:hyperlink>
+      </w:r>
+      <w:r>
+        <w:rPr>
+          <w:u w:val="single" w:color="0000ff"/>
+          <w:rFonts w:ascii="Charis SIL Regular" w:hAnsi="Charis SIL Regular" w:eastAsia="Charis SIL Regular"/>
+          <w:b w:val="0"/>
+          <w:i w:val="0"/>
+          <w:color w:val="000000"/>
+          <w:sz w:val="24"/>
+        </w:rPr>
+        <w:hyperlink r:id="rId13" w:history="1">
+          <w:r>
+            <w:rPr>
+              <w:rStyle w:val="Hyperlink"/>
+            </w:rPr>
+            <w:t>s Ar</w:t>
+          </w:r>
+        </w:hyperlink>
+      </w:r>
+      <w:r>
+        <w:rPr>
+          <w:u w:val="single" w:color="0000ff"/>
+          <w:rFonts w:ascii="Charis SIL Regular" w:hAnsi="Charis SIL Regular" w:eastAsia="Charis SIL Regular"/>
+          <w:b w:val="0"/>
+          <w:i w:val="0"/>
+          <w:color w:val="000000"/>
+          <w:sz w:val="24"/>
+        </w:rPr>
+        <w:hyperlink r:id="rId13" w:history="1">
+          <w:r>
+            <w:rPr>
+              <w:rStyle w:val="Hyperlink"/>
+            </w:rPr>
+            <w:t>my (KNIL</w:t>
+          </w:r>
+        </w:hyperlink>
+      </w:r>
+      <w:r>
+        <w:rPr>
+          <w:rFonts w:ascii="Charis SIL Regular" w:hAnsi="Charis SIL Regular" w:eastAsia="Charis SIL Regular"/>
+          <w:b w:val="0"/>
+          <w:i w:val="0"/>
+          <w:color w:val="000000"/>
+          <w:sz w:val="24"/>
+        </w:rPr>
+        <w:t xml:space="preserve">). </w:t>
+      </w:r>
+      <w:r>
+        <w:rPr>
+          <w:u w:val="single" w:color="0000ff"/>
+          <w:rFonts w:ascii="Charis SIL Regular" w:hAnsi="Charis SIL Regular" w:eastAsia="Charis SIL Regular"/>
+          <w:b w:val="0"/>
+          <w:i w:val="0"/>
+          <w:color w:val="000000"/>
+          <w:sz w:val="24"/>
+        </w:rPr>
+        <w:t>T</w:t>
+      </w:r>
+      <w:r>
+        <w:rPr>
+          <w:u w:val="single" w:color="0000ff"/>
+          <w:rFonts w:ascii="Charis SIL Regular" w:hAnsi="Charis SIL Regular" w:eastAsia="Charis SIL Regular"/>
+          <w:b w:val="0"/>
+          <w:i w:val="0"/>
+          <w:color w:val="000000"/>
+          <w:sz w:val="24"/>
+        </w:rPr>
+        <w:hyperlink r:id="rId14" w:history="1">
+          <w:r>
+            <w:rPr>
+              <w:rStyle w:val="Hyperlink"/>
+            </w:rPr>
+            <w:t xml:space="preserve">he vast </w:t>
+          </w:r>
+        </w:hyperlink>
+      </w:r>
+      <w:r>
+        <w:rPr>
+          <w:u w:val="single" w:color="0000ff"/>
+          <w:rFonts w:ascii="Charis SIL Regular" w:hAnsi="Charis SIL Regular" w:eastAsia="Charis SIL Regular"/>
+          <w:b w:val="0"/>
+          <w:i w:val="0"/>
+          <w:color w:val="000000"/>
+          <w:sz w:val="24"/>
+        </w:rPr>
+        <w:hyperlink r:id="rId14" w:history="1">
+          <w:r>
+            <w:rPr>
+              <w:rStyle w:val="Hyperlink"/>
+            </w:rPr>
+            <w:t xml:space="preserve">majority </w:t>
+          </w:r>
+        </w:hyperlink>
+      </w:r>
+      <w:r>
+        <w:rPr>
+          <w:u w:val="single" w:color="0000ff"/>
+          <w:rFonts w:ascii="Charis SIL Regular" w:hAnsi="Charis SIL Regular" w:eastAsia="Charis SIL Regular"/>
+          <w:b w:val="0"/>
+          <w:i w:val="0"/>
+          <w:color w:val="000000"/>
+          <w:sz w:val="24"/>
+        </w:rPr>
+        <w:t>o</w:t>
+      </w:r>
+      <w:r>
+        <w:rPr>
+          <w:rFonts w:ascii="Charis SIL Regular" w:hAnsi="Charis SIL Regular" w:eastAsia="Charis SIL Regular"/>
+          <w:b w:val="0"/>
+          <w:i w:val="0"/>
+          <w:color w:val="000000"/>
+          <w:sz w:val="24"/>
+        </w:rPr>
+        <w:t xml:space="preserve">f the collection of the present Wereldmuseum Leiden was therefore collected </w:t>
+      </w:r>
+      <w:r>
+        <w:rPr>
+          <w:rFonts w:ascii="Charis SIL Regular" w:hAnsi="Charis SIL Regular" w:eastAsia="Charis SIL Regular"/>
+          <w:b w:val="0"/>
+          <w:i w:val="0"/>
+          <w:color w:val="000000"/>
+          <w:sz w:val="24"/>
+        </w:rPr>
+        <w:t>during the 19th and 20th centuries.</w:t>
+      </w:r>
+    </w:p>
+    <w:p>
+      <w:pPr>
+        <w:autoSpaceDN w:val="0"/>
+        <w:autoSpaceDE w:val="0"/>
+        <w:widowControl/>
+        <w:spacing w:line="352" w:lineRule="exact" w:before="176" w:after="0"/>
+        <w:ind w:left="10" w:right="0" w:firstLine="0"/>
+        <w:jc w:val="left"/>
+      </w:pPr>
+      <w:r>
+        <w:rPr>
+          <w:rFonts w:ascii="Charis SIL Regular" w:hAnsi="Charis SIL Regular" w:eastAsia="Charis SIL Regular"/>
+          <w:b w:val="0"/>
+          <w:i w:val="0"/>
+          <w:color w:val="000000"/>
+          <w:sz w:val="24"/>
+        </w:rPr>
+        <w:t xml:space="preserve">[image] </w:t>
+      </w:r>
+      <w:r>
+        <w:rPr>
+          <w:rFonts w:ascii="Charis SIL Italic" w:hAnsi="Charis SIL Italic" w:eastAsia="Charis SIL Italic"/>
+          <w:b w:val="0"/>
+          <w:i/>
+          <w:color w:val="000000"/>
+          <w:sz w:val="24"/>
+        </w:rPr>
+        <w:t>The Wereldmuseum Leiden in November 2024</w:t>
+      </w:r>
+      <w:r>
+        <w:rPr>
+          <w:rFonts w:ascii="Charis SIL Regular" w:hAnsi="Charis SIL Regular" w:eastAsia="Charis SIL Regular"/>
+          <w:b w:val="0"/>
+          <w:i w:val="0"/>
+          <w:color w:val="000000"/>
+          <w:sz w:val="24"/>
+        </w:rPr>
+        <w:t xml:space="preserve"> (</w:t>
+      </w:r>
+      <w:r>
+        <w:rPr>
+          <w:rFonts w:ascii="Charis SIL Regular" w:hAnsi="Charis SIL Regular" w:eastAsia="Charis SIL Regular"/>
+          <w:b w:val="0"/>
+          <w:i w:val="0"/>
+          <w:color w:val="0000FF"/>
+          <w:sz w:val="24"/>
+          <w:u w:val="single"/>
+        </w:rPr>
+        <w:hyperlink r:id="rId15" w:history="1">
+          <w:r>
+            <w:rPr>
+              <w:rStyle w:val="Hyperlink"/>
+            </w:rPr>
+            <w:t>Sneeuwvlakte</w:t>
+          </w:r>
+        </w:hyperlink>
+      </w:r>
+      <w:r>
+        <w:rPr>
+          <w:rFonts w:ascii="Charis SIL Regular" w:hAnsi="Charis SIL Regular" w:eastAsia="Charis SIL Regular"/>
+          <w:b w:val="0"/>
+          <w:i w:val="0"/>
+          <w:color w:val="0000FF"/>
+          <w:sz w:val="24"/>
+          <w:u w:val="single"/>
+        </w:rPr>
+        <w:t xml:space="preserve"> </w:t>
+      </w:r>
+      <w:r>
+        <w:rPr>
+          <w:rFonts w:ascii="Charis SIL Regular" w:hAnsi="Charis SIL Regular" w:eastAsia="Charis SIL Regular"/>
+          <w:b w:val="0"/>
+          <w:i w:val="0"/>
+          <w:color w:val="0000FF"/>
+          <w:sz w:val="24"/>
+          <w:u w:val="single"/>
+        </w:rPr>
+        <w:hyperlink r:id="rId15" w:history="1">
+          <w:r>
+            <w:rPr>
+              <w:rStyle w:val="Hyperlink"/>
+            </w:rPr>
+            <w:t>/</w:t>
+          </w:r>
+        </w:hyperlink>
+      </w:r>
+      <w:r>
+        <w:rPr>
+          <w:rFonts w:ascii="Charis SIL Regular" w:hAnsi="Charis SIL Regular" w:eastAsia="Charis SIL Regular"/>
+          <w:b w:val="0"/>
+          <w:i w:val="0"/>
+          <w:color w:val="0000FF"/>
+          <w:sz w:val="24"/>
+          <w:u w:val="single"/>
+        </w:rPr>
+        <w:t xml:space="preserve"> </w:t>
+      </w:r>
+      <w:r>
+        <w:rPr>
+          <w:rFonts w:ascii="Charis SIL Regular" w:hAnsi="Charis SIL Regular" w:eastAsia="Charis SIL Regular"/>
+          <w:b w:val="0"/>
+          <w:i w:val="0"/>
+          <w:color w:val="0000FF"/>
+          <w:sz w:val="24"/>
+          <w:u w:val="single"/>
+        </w:rPr>
+        <w:hyperlink r:id="rId15" w:history="1">
+          <w:r>
+            <w:rPr>
+              <w:rStyle w:val="Hyperlink"/>
+            </w:rPr>
+            <w:t>Wikimedia</w:t>
+          </w:r>
+        </w:hyperlink>
+      </w:r>
+      <w:r>
+        <w:rPr>
+          <w:rFonts w:ascii="Charis SIL Regular" w:hAnsi="Charis SIL Regular" w:eastAsia="Charis SIL Regular"/>
+          <w:b w:val="0"/>
+          <w:i w:val="0"/>
+          <w:color w:val="0000FF"/>
+          <w:sz w:val="24"/>
+          <w:u w:val="single"/>
+        </w:rPr>
+        <w:t xml:space="preserve"> </w:t>
+      </w:r>
+      <w:r>
+        <w:rPr>
+          <w:rFonts w:ascii="Charis SIL Regular" w:hAnsi="Charis SIL Regular" w:eastAsia="Charis SIL Regular"/>
+          <w:b w:val="0"/>
+          <w:i w:val="0"/>
+          <w:color w:val="0000FF"/>
+          <w:sz w:val="24"/>
+          <w:u w:val="single"/>
+        </w:rPr>
+        <w:hyperlink r:id="rId15" w:history="1">
+          <w:r>
+            <w:rPr>
+              <w:rStyle w:val="Hyperlink"/>
+            </w:rPr>
+            <w:t>Commons</w:t>
+          </w:r>
+        </w:hyperlink>
+      </w:r>
+      <w:r>
+        <w:rPr>
+          <w:rFonts w:ascii="Charis SIL Regular" w:hAnsi="Charis SIL Regular" w:eastAsia="Charis SIL Regular"/>
+          <w:b w:val="0"/>
+          <w:i w:val="0"/>
+          <w:color w:val="000000"/>
+          <w:sz w:val="24"/>
+        </w:rPr>
+        <w:t>)</w:t>
+      </w:r>
+    </w:p>
+    <w:p>
+      <w:pPr>
+        <w:autoSpaceDN w:val="0"/>
+        <w:autoSpaceDE w:val="0"/>
+        <w:widowControl/>
+        <w:spacing w:line="420" w:lineRule="exact" w:before="204" w:after="0"/>
+        <w:ind w:left="10" w:right="0" w:firstLine="0"/>
+        <w:jc w:val="left"/>
+      </w:pPr>
+      <w:r>
+        <w:rPr>
+          <w:rFonts w:ascii="Charis SIL Bold" w:hAnsi="Charis SIL Bold" w:eastAsia="Charis SIL Bold"/>
+          <w:b/>
+          <w:i w:val="0"/>
+          <w:color w:val="000000"/>
+          <w:sz w:val="28"/>
+        </w:rPr>
+        <w:t>Provenance research</w:t>
+      </w:r>
+    </w:p>
+    <w:p>
+      <w:pPr>
+        <w:autoSpaceDN w:val="0"/>
+        <w:autoSpaceDE w:val="0"/>
+        <w:widowControl/>
+        <w:spacing w:line="288" w:lineRule="exact" w:before="276" w:after="0"/>
+        <w:ind w:left="10" w:right="144" w:firstLine="0"/>
+        <w:jc w:val="left"/>
+      </w:pPr>
+      <w:r>
+        <w:rPr>
+          <w:rFonts w:ascii="Charis SIL Regular" w:hAnsi="Charis SIL Regular" w:eastAsia="Charis SIL Regular"/>
+          <w:b w:val="0"/>
+          <w:i w:val="0"/>
+          <w:color w:val="000000"/>
+          <w:sz w:val="24"/>
+        </w:rPr>
+        <w:t xml:space="preserve">Objects from the Wereldmuseum Leiden can be identified within the Wereldmuseum </w:t>
+      </w:r>
+      <w:r>
+        <w:rPr>
+          <w:rFonts w:ascii="Charis SIL Regular" w:hAnsi="Charis SIL Regular" w:eastAsia="Charis SIL Regular"/>
+          <w:b w:val="0"/>
+          <w:i w:val="0"/>
+          <w:color w:val="000000"/>
+          <w:sz w:val="24"/>
+        </w:rPr>
+        <w:t xml:space="preserve">collection by the attribute ‘RV-’. ‘RV-360’ comprises the objects that were received from the </w:t>
+      </w:r>
+      <w:r>
+        <w:rPr>
+          <w:rFonts w:ascii="Charis SIL Regular" w:hAnsi="Charis SIL Regular" w:eastAsia="Charis SIL Regular"/>
+          <w:b w:val="0"/>
+          <w:i w:val="0"/>
+          <w:color w:val="0000FF"/>
+          <w:sz w:val="24"/>
+          <w:u w:val="single"/>
+        </w:rPr>
+        <w:hyperlink r:id="rId10" w:history="1">
+          <w:r>
+            <w:rPr>
+              <w:rStyle w:val="Hyperlink"/>
+            </w:rPr>
+            <w:t>Royal</w:t>
+          </w:r>
+        </w:hyperlink>
+      </w:r>
+      <w:r>
+        <w:rPr>
+          <w:rFonts w:ascii="Charis SIL Regular" w:hAnsi="Charis SIL Regular" w:eastAsia="Charis SIL Regular"/>
+          <w:b w:val="0"/>
+          <w:i w:val="0"/>
+          <w:color w:val="0000FF"/>
+          <w:sz w:val="24"/>
+          <w:u w:val="single"/>
+        </w:rPr>
+        <w:t xml:space="preserve"> </w:t>
+      </w:r>
+      <w:r>
+        <w:rPr>
+          <w:rFonts w:ascii="Charis SIL Regular" w:hAnsi="Charis SIL Regular" w:eastAsia="Charis SIL Regular"/>
+          <w:b w:val="0"/>
+          <w:i w:val="0"/>
+          <w:color w:val="0000FF"/>
+          <w:sz w:val="24"/>
+          <w:u w:val="single"/>
+        </w:rPr>
+        <w:hyperlink r:id="rId10" w:history="1">
+          <w:r>
+            <w:rPr>
+              <w:rStyle w:val="Hyperlink"/>
+            </w:rPr>
+            <w:t>Cabinet</w:t>
+          </w:r>
+        </w:hyperlink>
+      </w:r>
+      <w:r>
+        <w:rPr>
+          <w:rFonts w:ascii="Charis SIL Regular" w:hAnsi="Charis SIL Regular" w:eastAsia="Charis SIL Regular"/>
+          <w:b w:val="0"/>
+          <w:i w:val="0"/>
+          <w:color w:val="0000FF"/>
+          <w:sz w:val="24"/>
+          <w:u w:val="single"/>
+        </w:rPr>
+        <w:t xml:space="preserve"> </w:t>
+      </w:r>
+      <w:r>
+        <w:rPr>
+          <w:rFonts w:ascii="Charis SIL Regular" w:hAnsi="Charis SIL Regular" w:eastAsia="Charis SIL Regular"/>
+          <w:b w:val="0"/>
+          <w:i w:val="0"/>
+          <w:color w:val="0000FF"/>
+          <w:sz w:val="24"/>
+          <w:u w:val="single"/>
+        </w:rPr>
+        <w:hyperlink r:id="rId10" w:history="1">
+          <w:r>
+            <w:rPr>
+              <w:rStyle w:val="Hyperlink"/>
+            </w:rPr>
+            <w:t>of</w:t>
+          </w:r>
+        </w:hyperlink>
+      </w:r>
+      <w:r>
+        <w:rPr>
+          <w:rFonts w:ascii="Charis SIL Regular" w:hAnsi="Charis SIL Regular" w:eastAsia="Charis SIL Regular"/>
+          <w:b w:val="0"/>
+          <w:i w:val="0"/>
+          <w:color w:val="0000FF"/>
+          <w:sz w:val="24"/>
+          <w:u w:val="single"/>
+        </w:rPr>
+        <w:t xml:space="preserve"> </w:t>
+      </w:r>
+      <w:r>
+        <w:rPr>
+          <w:rFonts w:ascii="Charis SIL Regular" w:hAnsi="Charis SIL Regular" w:eastAsia="Charis SIL Regular"/>
+          <w:b w:val="0"/>
+          <w:i w:val="0"/>
+          <w:color w:val="0000FF"/>
+          <w:sz w:val="24"/>
+          <w:u w:val="single"/>
+        </w:rPr>
+        <w:hyperlink r:id="rId10" w:history="1">
+          <w:r>
+            <w:rPr>
+              <w:rStyle w:val="Hyperlink"/>
+            </w:rPr>
+            <w:t>Curiosities</w:t>
+          </w:r>
+        </w:hyperlink>
+      </w:r>
+      <w:r>
+        <w:rPr>
+          <w:rFonts w:ascii="Charis SIL Regular" w:hAnsi="Charis SIL Regular" w:eastAsia="Charis SIL Regular"/>
+          <w:b w:val="0"/>
+          <w:i w:val="0"/>
+          <w:color w:val="000000"/>
+          <w:sz w:val="24"/>
+        </w:rPr>
+        <w:t xml:space="preserve"> in 1883. ‘RV-1403’ refers to a significant collection of objects </w:t>
+      </w:r>
+      <w:r>
+        <w:rPr>
+          <w:rFonts w:ascii="Charis SIL Regular" w:hAnsi="Charis SIL Regular" w:eastAsia="Charis SIL Regular"/>
+          <w:b w:val="0"/>
+          <w:i w:val="0"/>
+          <w:color w:val="000000"/>
+          <w:sz w:val="24"/>
+        </w:rPr>
+        <w:t xml:space="preserve">that were transferred from the </w:t>
+      </w:r>
+      <w:r>
+        <w:rPr>
+          <w:rFonts w:ascii="Charis SIL Regular" w:hAnsi="Charis SIL Regular" w:eastAsia="Charis SIL Regular"/>
+          <w:b w:val="0"/>
+          <w:i w:val="0"/>
+          <w:color w:val="0000FF"/>
+          <w:sz w:val="24"/>
+          <w:u w:val="single"/>
+        </w:rPr>
+        <w:hyperlink r:id="rId11" w:history="1">
+          <w:r>
+            <w:rPr>
+              <w:rStyle w:val="Hyperlink"/>
+            </w:rPr>
+            <w:t>Museum</w:t>
+          </w:r>
+        </w:hyperlink>
+      </w:r>
+      <w:r>
+        <w:rPr>
+          <w:rFonts w:ascii="Charis SIL Regular" w:hAnsi="Charis SIL Regular" w:eastAsia="Charis SIL Regular"/>
+          <w:b w:val="0"/>
+          <w:i w:val="0"/>
+          <w:color w:val="0000FF"/>
+          <w:sz w:val="24"/>
+          <w:u w:val="single"/>
+        </w:rPr>
+        <w:t xml:space="preserve"> </w:t>
+      </w:r>
+      <w:r>
+        <w:rPr>
+          <w:rFonts w:ascii="Charis SIL Regular" w:hAnsi="Charis SIL Regular" w:eastAsia="Charis SIL Regular"/>
+          <w:b w:val="0"/>
+          <w:i w:val="0"/>
+          <w:color w:val="0000FF"/>
+          <w:sz w:val="24"/>
+          <w:u w:val="single"/>
+        </w:rPr>
+        <w:hyperlink r:id="rId11" w:history="1">
+          <w:r>
+            <w:rPr>
+              <w:rStyle w:val="Hyperlink"/>
+            </w:rPr>
+            <w:t>of</w:t>
+          </w:r>
+        </w:hyperlink>
+      </w:r>
+      <w:r>
+        <w:rPr>
+          <w:rFonts w:ascii="Charis SIL Regular" w:hAnsi="Charis SIL Regular" w:eastAsia="Charis SIL Regular"/>
+          <w:b w:val="0"/>
+          <w:i w:val="0"/>
+          <w:color w:val="0000FF"/>
+          <w:sz w:val="24"/>
+          <w:u w:val="single"/>
+        </w:rPr>
+        <w:t xml:space="preserve"> </w:t>
+      </w:r>
+      <w:r>
+        <w:rPr>
+          <w:rFonts w:ascii="Charis SIL Regular" w:hAnsi="Charis SIL Regular" w:eastAsia="Charis SIL Regular"/>
+          <w:b w:val="0"/>
+          <w:i w:val="0"/>
+          <w:color w:val="0000FF"/>
+          <w:sz w:val="24"/>
+          <w:u w:val="single"/>
+        </w:rPr>
+        <w:hyperlink r:id="rId11" w:history="1">
+          <w:r>
+            <w:rPr>
+              <w:rStyle w:val="Hyperlink"/>
+            </w:rPr>
+            <w:t>Antiquities</w:t>
+          </w:r>
+        </w:hyperlink>
+      </w:r>
+      <w:r>
+        <w:rPr>
+          <w:rFonts w:ascii="Charis SIL Regular" w:hAnsi="Charis SIL Regular" w:eastAsia="Charis SIL Regular"/>
+          <w:b w:val="0"/>
+          <w:i w:val="0"/>
+          <w:color w:val="000000"/>
+          <w:sz w:val="24"/>
+        </w:rPr>
+        <w:t xml:space="preserve"> in 1904. The Wereldmuseum Leiden </w:t>
+      </w:r>
+      <w:r>
+        <w:rPr>
+          <w:rFonts w:ascii="Charis SIL Regular" w:hAnsi="Charis SIL Regular" w:eastAsia="Charis SIL Regular"/>
+          <w:b w:val="0"/>
+          <w:i w:val="0"/>
+          <w:color w:val="000000"/>
+          <w:sz w:val="24"/>
+        </w:rPr>
+        <w:t>has kept records of the collecti</w:t>
+      </w:r>
+      <w:r>
+        <w:rPr>
+          <w:u w:val="single" w:color="0000ff"/>
+          <w:rFonts w:ascii="Charis SIL Regular" w:hAnsi="Charis SIL Regular" w:eastAsia="Charis SIL Regular"/>
+          <w:b w:val="0"/>
+          <w:i w:val="0"/>
+          <w:color w:val="000000"/>
+          <w:sz w:val="24"/>
+        </w:rPr>
+        <w:hyperlink r:id="rId11" w:history="1">
+          <w:r>
+            <w:rPr>
+              <w:rStyle w:val="Hyperlink"/>
+            </w:rPr>
+            <w:t xml:space="preserve">on since </w:t>
+          </w:r>
+        </w:hyperlink>
+      </w:r>
+      <w:r>
+        <w:rPr>
+          <w:u w:val="single" w:color="0000ff"/>
+          <w:rFonts w:ascii="Charis SIL Regular" w:hAnsi="Charis SIL Regular" w:eastAsia="Charis SIL Regular"/>
+          <w:b w:val="0"/>
+          <w:i w:val="0"/>
+          <w:color w:val="000000"/>
+          <w:sz w:val="24"/>
+        </w:rPr>
+        <w:hyperlink r:id="rId11" w:history="1">
+          <w:r>
+            <w:rPr>
+              <w:rStyle w:val="Hyperlink"/>
+            </w:rPr>
+            <w:t>i</w:t>
+          </w:r>
+        </w:hyperlink>
+      </w:r>
+      <w:r>
+        <w:rPr>
+          <w:u w:val="single" w:color="0000ff"/>
+          <w:rFonts w:ascii="Charis SIL Regular" w:hAnsi="Charis SIL Regular" w:eastAsia="Charis SIL Regular"/>
+          <w:b w:val="0"/>
+          <w:i w:val="0"/>
+          <w:color w:val="000000"/>
+          <w:sz w:val="24"/>
+        </w:rPr>
+        <w:hyperlink r:id="rId11" w:history="1">
+          <w:r>
+            <w:rPr>
+              <w:rStyle w:val="Hyperlink"/>
+            </w:rPr>
+            <w:t>ts</w:t>
+          </w:r>
+        </w:hyperlink>
+      </w:r>
+      <w:r>
+        <w:rPr>
+          <w:u w:val="single" w:color="0000ff"/>
+          <w:rFonts w:ascii="Charis SIL Regular" w:hAnsi="Charis SIL Regular" w:eastAsia="Charis SIL Regular"/>
+          <w:b w:val="0"/>
+          <w:i w:val="0"/>
+          <w:color w:val="000000"/>
+          <w:sz w:val="24"/>
+        </w:rPr>
+        <w:t xml:space="preserve"> </w:t>
+      </w:r>
+      <w:r>
+        <w:rPr>
+          <w:u w:val="single" w:color="0000ff"/>
+          <w:rFonts w:ascii="Charis SIL Regular" w:hAnsi="Charis SIL Regular" w:eastAsia="Charis SIL Regular"/>
+          <w:b w:val="0"/>
+          <w:i w:val="0"/>
+          <w:color w:val="000000"/>
+          <w:sz w:val="24"/>
+        </w:rPr>
+        <w:hyperlink r:id="rId11" w:history="1">
+          <w:r>
+            <w:rPr>
+              <w:rStyle w:val="Hyperlink"/>
+            </w:rPr>
+            <w:t>foundation.</w:t>
+          </w:r>
+        </w:hyperlink>
+      </w:r>
+      <w:r>
+        <w:rPr>
+          <w:rFonts w:ascii="Charis SIL Regular" w:hAnsi="Charis SIL Regular" w:eastAsia="Charis SIL Regular"/>
+          <w:b w:val="0"/>
+          <w:i w:val="0"/>
+          <w:color w:val="000000"/>
+          <w:sz w:val="24"/>
+        </w:rPr>
+        <w:t xml:space="preserve"> However, the archive system has </w:t>
+      </w:r>
+      <w:r>
+        <w:rPr>
+          <w:rFonts w:ascii="Charis SIL Regular" w:hAnsi="Charis SIL Regular" w:eastAsia="Charis SIL Regular"/>
+          <w:b w:val="0"/>
+          <w:i w:val="0"/>
+          <w:color w:val="000000"/>
+          <w:sz w:val="24"/>
+        </w:rPr>
+        <w:t xml:space="preserve">changed several times and different documentation is available for each object or collection </w:t>
+      </w:r>
+      <w:r>
+        <w:rPr>
+          <w:rFonts w:ascii="Charis SIL Regular" w:hAnsi="Charis SIL Regular" w:eastAsia="Charis SIL Regular"/>
+          <w:b w:val="0"/>
+          <w:i w:val="0"/>
+          <w:color w:val="000000"/>
+          <w:sz w:val="24"/>
+        </w:rPr>
+        <w:t>series (several pieces that were registered at the same time).</w:t>
+      </w:r>
+    </w:p>
+    <w:p>
+      <w:pPr>
+        <w:autoSpaceDN w:val="0"/>
+        <w:autoSpaceDE w:val="0"/>
+        <w:widowControl/>
+        <w:spacing w:line="354" w:lineRule="exact" w:before="174" w:after="0"/>
+        <w:ind w:left="10" w:right="0" w:firstLine="0"/>
+        <w:jc w:val="left"/>
+      </w:pPr>
+      <w:r>
+        <w:rPr>
+          <w:rFonts w:ascii="Charis SIL Regular" w:hAnsi="Charis SIL Regular" w:eastAsia="Charis SIL Regular"/>
+          <w:b w:val="0"/>
+          <w:i w:val="0"/>
+          <w:color w:val="000000"/>
+          <w:sz w:val="24"/>
+        </w:rPr>
+        <w:t>The archives can roughly be divided into the collection archive and the correspondence</w:t>
+      </w:r>
+    </w:p>
+    <w:p>
+      <w:pPr>
+        <w:sectPr>
+          <w:pgSz w:w="11900" w:h="16840"/>
+          <w:pgMar w:top="448" w:right="966" w:bottom="382" w:left="950" w:header="720" w:footer="720" w:gutter="0"/>
+          <w:cols/>
+          <w:docGrid w:linePitch="360"/>
+        </w:sectPr>
+      </w:pPr>
+    </w:p>
+    <w:p>
+      <w:pPr>
+        <w:autoSpaceDN w:val="0"/>
+        <w:autoSpaceDE w:val="0"/>
+        <w:widowControl/>
+        <w:spacing w:line="220" w:lineRule="exact" w:before="0" w:after="104"/>
+        <w:ind w:left="0" w:right="0"/>
+      </w:pPr>
+    </w:p>
+    <w:p>
+      <w:pPr>
+        <w:autoSpaceDN w:val="0"/>
+        <w:autoSpaceDE w:val="0"/>
+        <w:widowControl/>
+        <w:spacing w:line="288" w:lineRule="exact" w:before="64" w:after="0"/>
+        <w:ind w:left="10" w:right="0" w:firstLine="0"/>
+        <w:jc w:val="left"/>
+      </w:pPr>
+      <w:r>
+        <w:rPr>
+          <w:rFonts w:ascii="Charis SIL Regular" w:hAnsi="Charis SIL Regular" w:eastAsia="Charis SIL Regular"/>
+          <w:b w:val="0"/>
+          <w:i w:val="0"/>
+          <w:color w:val="000000"/>
+          <w:sz w:val="24"/>
+        </w:rPr>
+        <w:t xml:space="preserve">archive. The collection archive consists of object registers, inventories, series files and, for </w:t>
+      </w:r>
+      <w:r>
+        <w:rPr>
+          <w:rFonts w:ascii="Charis SIL Regular" w:hAnsi="Charis SIL Regular" w:eastAsia="Charis SIL Regular"/>
+          <w:b w:val="0"/>
+          <w:i w:val="0"/>
+          <w:color w:val="000000"/>
+          <w:sz w:val="24"/>
+        </w:rPr>
+        <w:t>some older objects, lists of donations and exchanges. This archive can be found under NL-</w:t>
+      </w:r>
+      <w:r>
+        <w:rPr>
+          <w:rFonts w:ascii="Charis SIL Regular" w:hAnsi="Charis SIL Regular" w:eastAsia="Charis SIL Regular"/>
+          <w:b w:val="0"/>
+          <w:i w:val="0"/>
+          <w:color w:val="000000"/>
+          <w:sz w:val="24"/>
+        </w:rPr>
+        <w:t xml:space="preserve">LdnRMV_A3. The correspondence archive contains incoming letters and telegrams, copies of </w:t>
+      </w:r>
+      <w:r>
+        <w:rPr>
+          <w:rFonts w:ascii="Charis SIL Regular" w:hAnsi="Charis SIL Regular" w:eastAsia="Charis SIL Regular"/>
+          <w:b w:val="0"/>
+          <w:i w:val="0"/>
+          <w:color w:val="000000"/>
+          <w:sz w:val="24"/>
+        </w:rPr>
+        <w:t xml:space="preserve">outgoing letters, lists of incoming and outgoing correspondence, and so on. This archive can </w:t>
+      </w:r>
+      <w:r>
+        <w:rPr>
+          <w:rFonts w:ascii="Charis SIL Regular" w:hAnsi="Charis SIL Regular" w:eastAsia="Charis SIL Regular"/>
+          <w:b w:val="0"/>
+          <w:i w:val="0"/>
+          <w:color w:val="000000"/>
+          <w:sz w:val="24"/>
+        </w:rPr>
+        <w:t>be found under NL-LdnRMV_A1.</w:t>
       </w:r>
     </w:p>
     <w:p>
@@ -198,7 +2202,20 @@
           <w:color w:val="000000"/>
           <w:sz w:val="24"/>
         </w:rPr>
-        <w:t xml:space="preserve">The collection of the Wereldmuseum Leiden originated from the private collection of </w:t>
+        <w:t xml:space="preserve">The archive of the Wereldmuseum Leiden is not accessible online. For more information </w:t>
+      </w:r>
+      <w:r>
+        <w:rPr>
+          <w:rFonts w:ascii="Charis SIL Regular" w:hAnsi="Charis SIL Regular" w:eastAsia="Charis SIL Regular"/>
+          <w:b w:val="0"/>
+          <w:i w:val="0"/>
+          <w:color w:val="000000"/>
+          <w:sz w:val="24"/>
+        </w:rPr>
+        <w:t xml:space="preserve">about the collection or to view archival documents please contact </w:t>
+      </w:r>
+      <w:r>
+        <w:br/>
       </w:r>
       <w:r>
         <w:rPr>
@@ -209,12 +2226,12 @@
           <w:sz w:val="24"/>
           <w:u w:val="single"/>
         </w:rPr>
-        <w:hyperlink r:id="rId9" w:history="1">
+        <w:hyperlink r:id="rId16" w:history="1">
           <w:r>
             <w:rPr>
               <w:rStyle w:val="Hyperlink"/>
             </w:rPr>
-            <w:t xml:space="preserve">Philipp </w:t>
+            <w:t>collectieinfo@wereldmuseum.nl</w:t>
           </w:r>
         </w:hyperlink>
       </w:r>
@@ -223,622 +2240,10 @@
           <w:rFonts w:ascii="Charis SIL Regular" w:hAnsi="Charis SIL Regular" w:eastAsia="Charis SIL Regular"/>
           <w:b w:val="0"/>
           <w:i w:val="0"/>
-          <w:color w:val="0000FF"/>
-          <w:sz w:val="24"/>
-          <w:u w:val="single"/>
-        </w:rPr>
-        <w:hyperlink r:id="rId9" w:history="1">
-          <w:r>
-            <w:rPr>
-              <w:rStyle w:val="Hyperlink"/>
-            </w:rPr>
-            <w:t>Franz</w:t>
-          </w:r>
-        </w:hyperlink>
-      </w:r>
-      <w:r>
-        <w:rPr>
-          <w:rFonts w:ascii="Charis SIL Regular" w:hAnsi="Charis SIL Regular" w:eastAsia="Charis SIL Regular"/>
-          <w:b w:val="0"/>
-          <w:i w:val="0"/>
-          <w:color w:val="0000FF"/>
-          <w:sz w:val="24"/>
-          <w:u w:val="single"/>
-        </w:rPr>
-        <w:t xml:space="preserve"> </w:t>
-      </w:r>
-      <w:r>
-        <w:rPr>
-          <w:rFonts w:ascii="Charis SIL Regular" w:hAnsi="Charis SIL Regular" w:eastAsia="Charis SIL Regular"/>
-          <w:b w:val="0"/>
-          <w:i w:val="0"/>
-          <w:color w:val="0000FF"/>
-          <w:sz w:val="24"/>
-          <w:u w:val="single"/>
-        </w:rPr>
-        <w:hyperlink r:id="rId9" w:history="1">
-          <w:r>
-            <w:rPr>
-              <w:rStyle w:val="Hyperlink"/>
-            </w:rPr>
-            <w:t>von</w:t>
-          </w:r>
-        </w:hyperlink>
-      </w:r>
-      <w:r>
-        <w:rPr>
-          <w:rFonts w:ascii="Charis SIL Regular" w:hAnsi="Charis SIL Regular" w:eastAsia="Charis SIL Regular"/>
-          <w:b w:val="0"/>
-          <w:i w:val="0"/>
-          <w:color w:val="0000FF"/>
-          <w:sz w:val="24"/>
-          <w:u w:val="single"/>
-        </w:rPr>
-        <w:t xml:space="preserve"> </w:t>
-      </w:r>
-      <w:r>
-        <w:rPr>
-          <w:rFonts w:ascii="Charis SIL Regular" w:hAnsi="Charis SIL Regular" w:eastAsia="Charis SIL Regular"/>
-          <w:b w:val="0"/>
-          <w:i w:val="0"/>
-          <w:color w:val="0000FF"/>
-          <w:sz w:val="24"/>
-          <w:u w:val="single"/>
-        </w:rPr>
-        <w:hyperlink r:id="rId9" w:history="1">
-          <w:r>
-            <w:rPr>
-              <w:rStyle w:val="Hyperlink"/>
-            </w:rPr>
-            <w:t>Siebold</w:t>
-          </w:r>
-        </w:hyperlink>
-      </w:r>
-      <w:r>
-        <w:rPr>
-          <w:rFonts w:ascii="Charis SIL Regular" w:hAnsi="Charis SIL Regular" w:eastAsia="Charis SIL Regular"/>
-          <w:b w:val="0"/>
-          <w:i w:val="0"/>
           <w:color w:val="000000"/>
           <w:sz w:val="24"/>
         </w:rPr>
-        <w:t>, who was also the museum's first director. His collection, which ori</w:t>
-      </w:r>
-      <w:r>
-        <w:rPr>
-          <w:u w:val="single" w:color="0000ff"/>
-          <w:rFonts w:ascii="Charis SIL Regular" w:hAnsi="Charis SIL Regular" w:eastAsia="Charis SIL Regular"/>
-          <w:b w:val="0"/>
-          <w:i w:val="0"/>
-          <w:color w:val="000000"/>
-          <w:sz w:val="24"/>
-        </w:rPr>
-        <w:hyperlink r:id="rId9" w:history="1">
-          <w:r>
-            <w:rPr>
-              <w:rStyle w:val="Hyperlink"/>
-            </w:rPr>
-            <w:t xml:space="preserve">ginally </w:t>
-          </w:r>
-        </w:hyperlink>
-      </w:r>
-      <w:r>
-        <w:rPr>
-          <w:u w:val="single" w:color="0000ff"/>
-          <w:rFonts w:ascii="Charis SIL Regular" w:hAnsi="Charis SIL Regular" w:eastAsia="Charis SIL Regular"/>
-          <w:b w:val="0"/>
-          <w:i w:val="0"/>
-          <w:color w:val="000000"/>
-          <w:sz w:val="24"/>
-        </w:rPr>
-        <w:hyperlink r:id="rId9" w:history="1">
-          <w:r>
-            <w:rPr>
-              <w:rStyle w:val="Hyperlink"/>
-            </w:rPr>
-            <w:t>consi</w:t>
-          </w:r>
-        </w:hyperlink>
-      </w:r>
-      <w:r>
-        <w:rPr>
-          <w:u w:val="single" w:color="0000ff"/>
-          <w:rFonts w:ascii="Charis SIL Regular" w:hAnsi="Charis SIL Regular" w:eastAsia="Charis SIL Regular"/>
-          <w:b w:val="0"/>
-          <w:i w:val="0"/>
-          <w:color w:val="000000"/>
-          <w:sz w:val="24"/>
-        </w:rPr>
-        <w:hyperlink r:id="rId9" w:history="1">
-          <w:r>
-            <w:rPr>
-              <w:rStyle w:val="Hyperlink"/>
-            </w:rPr>
-            <w:t>s</w:t>
-          </w:r>
-        </w:hyperlink>
-      </w:r>
-      <w:r>
-        <w:rPr>
-          <w:u w:val="single" w:color="0000ff"/>
-          <w:rFonts w:ascii="Charis SIL Regular" w:hAnsi="Charis SIL Regular" w:eastAsia="Charis SIL Regular"/>
-          <w:b w:val="0"/>
-          <w:i w:val="0"/>
-          <w:color w:val="000000"/>
-          <w:sz w:val="24"/>
-        </w:rPr>
-        <w:hyperlink r:id="rId9" w:history="1">
-          <w:r>
-            <w:rPr>
-              <w:rStyle w:val="Hyperlink"/>
-            </w:rPr>
-            <w:t xml:space="preserve">ted </w:t>
-          </w:r>
-        </w:hyperlink>
-      </w:r>
-      <w:r>
-        <w:rPr>
-          <w:u w:val="single" w:color="0000ff"/>
-          <w:rFonts w:ascii="Charis SIL Regular" w:hAnsi="Charis SIL Regular" w:eastAsia="Charis SIL Regular"/>
-          <w:b w:val="0"/>
-          <w:i w:val="0"/>
-          <w:color w:val="000000"/>
-          <w:sz w:val="24"/>
-        </w:rPr>
-        <w:hyperlink r:id="rId9" w:history="1">
-          <w:r>
-            <w:rPr>
-              <w:rStyle w:val="Hyperlink"/>
-            </w:rPr>
-            <w:t xml:space="preserve">mainly </w:t>
-          </w:r>
-        </w:hyperlink>
-      </w:r>
-      <w:r>
-        <w:rPr>
-          <w:u w:val="single" w:color="0000ff"/>
-          <w:rFonts w:ascii="Charis SIL Regular" w:hAnsi="Charis SIL Regular" w:eastAsia="Charis SIL Regular"/>
-          <w:b w:val="0"/>
-          <w:i w:val="0"/>
-          <w:color w:val="000000"/>
-          <w:sz w:val="24"/>
-        </w:rPr>
-        <w:t>o</w:t>
-      </w:r>
-      <w:r>
-        <w:rPr>
-          <w:rFonts w:ascii="Charis SIL Regular" w:hAnsi="Charis SIL Regular" w:eastAsia="Charis SIL Regular"/>
-          <w:b w:val="0"/>
-          <w:i w:val="0"/>
-          <w:color w:val="000000"/>
-          <w:sz w:val="24"/>
-        </w:rPr>
-        <w:t xml:space="preserve">f Japanese objects, was expanded during the 19th century to include </w:t>
-      </w:r>
-      <w:r>
-        <w:rPr>
-          <w:rFonts w:ascii="Charis SIL Regular" w:hAnsi="Charis SIL Regular" w:eastAsia="Charis SIL Regular"/>
-          <w:b w:val="0"/>
-          <w:i w:val="0"/>
-          <w:color w:val="000000"/>
-          <w:sz w:val="24"/>
-        </w:rPr>
-        <w:t xml:space="preserve">several private collections and, in 1883, a significant collection of ethnographic objects from </w:t>
-      </w:r>
-      <w:r>
-        <w:rPr>
-          <w:rFonts w:ascii="Charis SIL Regular" w:hAnsi="Charis SIL Regular" w:eastAsia="Charis SIL Regular"/>
-          <w:b w:val="0"/>
-          <w:i w:val="0"/>
-          <w:color w:val="000000"/>
-          <w:sz w:val="24"/>
-        </w:rPr>
-        <w:t xml:space="preserve">the collection of the </w:t>
-      </w:r>
-      <w:r>
-        <w:rPr>
-          <w:rFonts w:ascii="Charis SIL Regular" w:hAnsi="Charis SIL Regular" w:eastAsia="Charis SIL Regular"/>
-          <w:b w:val="0"/>
-          <w:i w:val="0"/>
-          <w:color w:val="0000FF"/>
-          <w:sz w:val="24"/>
-          <w:u w:val="single"/>
-        </w:rPr>
-        <w:hyperlink r:id="rId10" w:history="1">
-          <w:r>
-            <w:rPr>
-              <w:rStyle w:val="Hyperlink"/>
-            </w:rPr>
-            <w:t>Royal</w:t>
-          </w:r>
-        </w:hyperlink>
-      </w:r>
-      <w:r>
-        <w:rPr>
-          <w:rFonts w:ascii="Charis SIL Regular" w:hAnsi="Charis SIL Regular" w:eastAsia="Charis SIL Regular"/>
-          <w:b w:val="0"/>
-          <w:i w:val="0"/>
-          <w:color w:val="0000FF"/>
-          <w:sz w:val="24"/>
-          <w:u w:val="single"/>
-        </w:rPr>
-        <w:t xml:space="preserve"> </w:t>
-      </w:r>
-      <w:r>
-        <w:rPr>
-          <w:rFonts w:ascii="Charis SIL Regular" w:hAnsi="Charis SIL Regular" w:eastAsia="Charis SIL Regular"/>
-          <w:b w:val="0"/>
-          <w:i w:val="0"/>
-          <w:color w:val="0000FF"/>
-          <w:sz w:val="24"/>
-          <w:u w:val="single"/>
-        </w:rPr>
-        <w:hyperlink r:id="rId10" w:history="1">
-          <w:r>
-            <w:rPr>
-              <w:rStyle w:val="Hyperlink"/>
-            </w:rPr>
-            <w:t>Cabinet</w:t>
-          </w:r>
-        </w:hyperlink>
-      </w:r>
-      <w:r>
-        <w:rPr>
-          <w:rFonts w:ascii="Charis SIL Regular" w:hAnsi="Charis SIL Regular" w:eastAsia="Charis SIL Regular"/>
-          <w:b w:val="0"/>
-          <w:i w:val="0"/>
-          <w:color w:val="0000FF"/>
-          <w:sz w:val="24"/>
-          <w:u w:val="single"/>
-        </w:rPr>
-        <w:t xml:space="preserve"> </w:t>
-      </w:r>
-      <w:r>
-        <w:rPr>
-          <w:rFonts w:ascii="Charis SIL Regular" w:hAnsi="Charis SIL Regular" w:eastAsia="Charis SIL Regular"/>
-          <w:b w:val="0"/>
-          <w:i w:val="0"/>
-          <w:color w:val="0000FF"/>
-          <w:sz w:val="24"/>
-          <w:u w:val="single"/>
-        </w:rPr>
-        <w:hyperlink r:id="rId10" w:history="1">
-          <w:r>
-            <w:rPr>
-              <w:rStyle w:val="Hyperlink"/>
-            </w:rPr>
-            <w:t>of</w:t>
-          </w:r>
-        </w:hyperlink>
-      </w:r>
-      <w:r>
-        <w:rPr>
-          <w:rFonts w:ascii="Charis SIL Regular" w:hAnsi="Charis SIL Regular" w:eastAsia="Charis SIL Regular"/>
-          <w:b w:val="0"/>
-          <w:i w:val="0"/>
-          <w:color w:val="0000FF"/>
-          <w:sz w:val="24"/>
-          <w:u w:val="single"/>
-        </w:rPr>
-        <w:t xml:space="preserve"> </w:t>
-      </w:r>
-      <w:r>
-        <w:rPr>
-          <w:rFonts w:ascii="Charis SIL Regular" w:hAnsi="Charis SIL Regular" w:eastAsia="Charis SIL Regular"/>
-          <w:b w:val="0"/>
-          <w:i w:val="0"/>
-          <w:color w:val="0000FF"/>
-          <w:sz w:val="24"/>
-          <w:u w:val="single"/>
-        </w:rPr>
-        <w:hyperlink r:id="rId10" w:history="1">
-          <w:r>
-            <w:rPr>
-              <w:rStyle w:val="Hyperlink"/>
-            </w:rPr>
-            <w:t>Curiosities</w:t>
-          </w:r>
-        </w:hyperlink>
-      </w:r>
-      <w:r>
-        <w:rPr>
-          <w:rFonts w:ascii="Charis SIL Regular" w:hAnsi="Charis SIL Regular" w:eastAsia="Charis SIL Regular"/>
-          <w:b w:val="0"/>
-          <w:i w:val="0"/>
-          <w:color w:val="000000"/>
-          <w:sz w:val="24"/>
-        </w:rPr>
-        <w:t xml:space="preserve">. At the start of the twentieth century, part </w:t>
-      </w:r>
-      <w:r>
-        <w:rPr>
-          <w:rFonts w:ascii="Charis SIL Regular" w:hAnsi="Charis SIL Regular" w:eastAsia="Charis SIL Regular"/>
-          <w:b w:val="0"/>
-          <w:i w:val="0"/>
-          <w:color w:val="000000"/>
-          <w:sz w:val="24"/>
-        </w:rPr>
-        <w:t xml:space="preserve">of the collection of the </w:t>
-      </w:r>
-      <w:r>
-        <w:rPr>
-          <w:rFonts w:ascii="Charis SIL Regular" w:hAnsi="Charis SIL Regular" w:eastAsia="Charis SIL Regular"/>
-          <w:b w:val="0"/>
-          <w:i w:val="0"/>
-          <w:color w:val="0000FF"/>
-          <w:sz w:val="24"/>
-          <w:u w:val="single"/>
-        </w:rPr>
-        <w:hyperlink r:id="rId11" w:history="1">
-          <w:r>
-            <w:rPr>
-              <w:rStyle w:val="Hyperlink"/>
-            </w:rPr>
-            <w:t>Mu</w:t>
-          </w:r>
-        </w:hyperlink>
-      </w:r>
-      <w:r>
-        <w:rPr>
-          <w:rFonts w:ascii="Charis SIL Regular" w:hAnsi="Charis SIL Regular" w:eastAsia="Charis SIL Regular"/>
-          <w:b w:val="0"/>
-          <w:i w:val="0"/>
-          <w:color w:val="0000FF"/>
-          <w:sz w:val="24"/>
-          <w:u w:val="single"/>
-        </w:rPr>
-        <w:hyperlink r:id="rId10" w:history="1">
-          <w:r>
-            <w:rPr>
-              <w:rStyle w:val="Hyperlink"/>
-            </w:rPr>
-            <w:t>s</w:t>
-          </w:r>
-        </w:hyperlink>
-      </w:r>
-      <w:r>
-        <w:rPr>
-          <w:rFonts w:ascii="Charis SIL Regular" w:hAnsi="Charis SIL Regular" w:eastAsia="Charis SIL Regular"/>
-          <w:b w:val="0"/>
-          <w:i w:val="0"/>
-          <w:color w:val="0000FF"/>
-          <w:sz w:val="24"/>
-          <w:u w:val="single"/>
-        </w:rPr>
-        <w:hyperlink r:id="rId10" w:history="1">
-          <w:r>
-            <w:rPr>
-              <w:rStyle w:val="Hyperlink"/>
-            </w:rPr>
-            <w:t>eum</w:t>
-          </w:r>
-        </w:hyperlink>
-      </w:r>
-      <w:r>
-        <w:rPr>
-          <w:rFonts w:ascii="Charis SIL Regular" w:hAnsi="Charis SIL Regular" w:eastAsia="Charis SIL Regular"/>
-          <w:b w:val="0"/>
-          <w:i w:val="0"/>
-          <w:color w:val="0000FF"/>
-          <w:sz w:val="24"/>
-          <w:u w:val="single"/>
-        </w:rPr>
-        <w:t xml:space="preserve"> </w:t>
-      </w:r>
-      <w:r>
-        <w:rPr>
-          <w:rFonts w:ascii="Charis SIL Regular" w:hAnsi="Charis SIL Regular" w:eastAsia="Charis SIL Regular"/>
-          <w:b w:val="0"/>
-          <w:i w:val="0"/>
-          <w:color w:val="0000FF"/>
-          <w:sz w:val="24"/>
-          <w:u w:val="single"/>
-        </w:rPr>
-        <w:hyperlink r:id="rId10" w:history="1">
-          <w:r>
-            <w:rPr>
-              <w:rStyle w:val="Hyperlink"/>
-            </w:rPr>
-            <w:t>of</w:t>
-          </w:r>
-        </w:hyperlink>
-      </w:r>
-      <w:r>
-        <w:rPr>
-          <w:rFonts w:ascii="Charis SIL Regular" w:hAnsi="Charis SIL Regular" w:eastAsia="Charis SIL Regular"/>
-          <w:b w:val="0"/>
-          <w:i w:val="0"/>
-          <w:color w:val="0000FF"/>
-          <w:sz w:val="24"/>
-          <w:u w:val="single"/>
-        </w:rPr>
-        <w:t xml:space="preserve"> </w:t>
-      </w:r>
-      <w:r>
-        <w:rPr>
-          <w:rFonts w:ascii="Charis SIL Regular" w:hAnsi="Charis SIL Regular" w:eastAsia="Charis SIL Regular"/>
-          <w:b w:val="0"/>
-          <w:i w:val="0"/>
-          <w:color w:val="0000FF"/>
-          <w:sz w:val="24"/>
-          <w:u w:val="single"/>
-        </w:rPr>
-        <w:hyperlink r:id="rId10" w:history="1">
-          <w:r>
-            <w:rPr>
-              <w:rStyle w:val="Hyperlink"/>
-            </w:rPr>
-            <w:t>An</w:t>
-          </w:r>
-        </w:hyperlink>
-      </w:r>
-      <w:r>
-        <w:rPr>
-          <w:rFonts w:ascii="Charis SIL Regular" w:hAnsi="Charis SIL Regular" w:eastAsia="Charis SIL Regular"/>
-          <w:b w:val="0"/>
-          <w:i w:val="0"/>
-          <w:color w:val="0000FF"/>
-          <w:sz w:val="24"/>
-          <w:u w:val="single"/>
-        </w:rPr>
-        <w:hyperlink r:id="rId10" w:history="1">
-          <w:r>
-            <w:rPr>
-              <w:rStyle w:val="Hyperlink"/>
-            </w:rPr>
-            <w:t>tiquities</w:t>
-          </w:r>
-        </w:hyperlink>
-      </w:r>
-      <w:r>
-        <w:rPr>
-          <w:u w:val="single" w:color="0000ff"/>
-          <w:rFonts w:ascii="Charis SIL Regular" w:hAnsi="Charis SIL Regular" w:eastAsia="Charis SIL Regular"/>
-          <w:b w:val="0"/>
-          <w:i w:val="0"/>
-          <w:color w:val="000000"/>
-          <w:sz w:val="24"/>
-        </w:rPr>
-        <w:hyperlink r:id="rId10" w:history="1">
-          <w:r>
-            <w:rPr>
-              <w:rStyle w:val="Hyperlink"/>
-            </w:rPr>
-            <w:t xml:space="preserve"> in</w:t>
-          </w:r>
-        </w:hyperlink>
-      </w:r>
-      <w:r>
-        <w:rPr>
-          <w:rFonts w:ascii="Charis SIL Regular" w:hAnsi="Charis SIL Regular" w:eastAsia="Charis SIL Regular"/>
-          <w:b w:val="0"/>
-          <w:i w:val="0"/>
-          <w:color w:val="000000"/>
-          <w:sz w:val="24"/>
-        </w:rPr>
-        <w:t xml:space="preserve"> Leiden was also transferred to what was </w:t>
-      </w:r>
-      <w:r>
-        <w:rPr>
-          <w:rFonts w:ascii="Charis SIL Regular" w:hAnsi="Charis SIL Regular" w:eastAsia="Charis SIL Regular"/>
-          <w:b w:val="0"/>
-          <w:i w:val="0"/>
-          <w:color w:val="000000"/>
-          <w:sz w:val="24"/>
-        </w:rPr>
-        <w:t>then the Rijks Ethnogra</w:t>
-      </w:r>
-      <w:r>
-        <w:rPr>
-          <w:u w:val="single" w:color="0000ff"/>
-          <w:rFonts w:ascii="Charis SIL Regular" w:hAnsi="Charis SIL Regular" w:eastAsia="Charis SIL Regular"/>
-          <w:b w:val="0"/>
-          <w:i w:val="0"/>
-          <w:color w:val="000000"/>
-          <w:sz w:val="24"/>
-        </w:rPr>
-        <w:hyperlink r:id="rId11" w:history="1">
-          <w:r>
-            <w:rPr>
-              <w:rStyle w:val="Hyperlink"/>
-            </w:rPr>
-            <w:t>phisch M</w:t>
-          </w:r>
-        </w:hyperlink>
-      </w:r>
-      <w:r>
-        <w:rPr>
-          <w:u w:val="single" w:color="0000ff"/>
-          <w:rFonts w:ascii="Charis SIL Regular" w:hAnsi="Charis SIL Regular" w:eastAsia="Charis SIL Regular"/>
-          <w:b w:val="0"/>
-          <w:i w:val="0"/>
-          <w:color w:val="000000"/>
-          <w:sz w:val="24"/>
-        </w:rPr>
-        <w:hyperlink r:id="rId11" w:history="1">
-          <w:r>
-            <w:rPr>
-              <w:rStyle w:val="Hyperlink"/>
-            </w:rPr>
-            <w:t>u</w:t>
-          </w:r>
-        </w:hyperlink>
-      </w:r>
-      <w:r>
-        <w:rPr>
-          <w:u w:val="single" w:color="0000ff"/>
-          <w:rFonts w:ascii="Charis SIL Regular" w:hAnsi="Charis SIL Regular" w:eastAsia="Charis SIL Regular"/>
-          <w:b w:val="0"/>
-          <w:i w:val="0"/>
-          <w:color w:val="000000"/>
-          <w:sz w:val="24"/>
-        </w:rPr>
-        <w:hyperlink r:id="rId11" w:history="1">
-          <w:r>
-            <w:rPr>
-              <w:rStyle w:val="Hyperlink"/>
-            </w:rPr>
-            <w:t>s</w:t>
-          </w:r>
-        </w:hyperlink>
-      </w:r>
-      <w:r>
-        <w:rPr>
-          <w:u w:val="single" w:color="0000ff"/>
-          <w:rFonts w:ascii="Charis SIL Regular" w:hAnsi="Charis SIL Regular" w:eastAsia="Charis SIL Regular"/>
-          <w:b w:val="0"/>
-          <w:i w:val="0"/>
-          <w:color w:val="000000"/>
-          <w:sz w:val="24"/>
-        </w:rPr>
-        <w:hyperlink r:id="rId11" w:history="1">
-          <w:r>
-            <w:rPr>
-              <w:rStyle w:val="Hyperlink"/>
-            </w:rPr>
-            <w:t>eum (Natio</w:t>
-          </w:r>
-        </w:hyperlink>
-      </w:r>
-      <w:r>
-        <w:rPr>
-          <w:rFonts w:ascii="Charis SIL Regular" w:hAnsi="Charis SIL Regular" w:eastAsia="Charis SIL Regular"/>
-          <w:b w:val="0"/>
-          <w:i w:val="0"/>
-          <w:color w:val="000000"/>
-          <w:sz w:val="24"/>
-        </w:rPr>
-        <w:t xml:space="preserve">nal Museum of Ethnology). The latter group of </w:t>
-      </w:r>
-      <w:r>
-        <w:rPr>
-          <w:rFonts w:ascii="Charis SIL Regular" w:hAnsi="Charis SIL Regular" w:eastAsia="Charis SIL Regular"/>
-          <w:b w:val="0"/>
-          <w:i w:val="0"/>
-          <w:color w:val="000000"/>
-          <w:sz w:val="24"/>
-        </w:rPr>
-        <w:t xml:space="preserve">objects included the various Singhasari statues, some of which were returned to Indonesia in </w:t>
-      </w:r>
-      <w:r>
-        <w:rPr>
-          <w:rFonts w:ascii="Charis SIL Regular" w:hAnsi="Charis SIL Regular" w:eastAsia="Charis SIL Regular"/>
-          <w:b w:val="0"/>
-          <w:i w:val="0"/>
-          <w:color w:val="000000"/>
-          <w:sz w:val="24"/>
-        </w:rPr>
-        <w:t xml:space="preserve">1978 and others in 2023. Objects were also transferred from the National Museum of </w:t>
-      </w:r>
-      <w:r>
-        <w:rPr>
-          <w:rFonts w:ascii="Charis SIL Regular" w:hAnsi="Charis SIL Regular" w:eastAsia="Charis SIL Regular"/>
-          <w:b w:val="0"/>
-          <w:i w:val="0"/>
-          <w:color w:val="000000"/>
-          <w:sz w:val="24"/>
-        </w:rPr>
-        <w:t>Ethnology to other museums, such as the Anatomical Museum in Leiden in 1935.</w:t>
+        <w:t>.</w:t>
       </w:r>
     </w:p>
     <w:p>
@@ -858,7 +2263,7 @@
           <w:color w:val="000000"/>
           <w:sz w:val="24"/>
         </w:rPr>
-        <w:t xml:space="preserve">Objects were acquired in various ways. First, as described above, through exchange with </w:t>
+        <w:t xml:space="preserve">Documents related to the Wereldmuseum Leiden can also be found at the Dutch National </w:t>
       </w:r>
       <w:r>
         <w:rPr>
@@ -868,10 +2273,7 @@
           <w:color w:val="000000"/>
           <w:sz w:val="24"/>
         </w:rPr>
-        <w:t xml:space="preserve">other museums. Many objects from Indonesia were sent by the [Koninklijk Bataviaasch </w:t>
-      </w:r>
-      <w:r>
-        <w:br/>
+        <w:t xml:space="preserve">Archives, these are mainly administrative records. The archives of museums that exchanged </w:t>
       </w:r>
       <w:r>
         <w:rPr>
@@ -881,10 +2283,7 @@
           <w:color w:val="000000"/>
           <w:sz w:val="24"/>
         </w:rPr>
-        <w:t xml:space="preserve">Genootschap van Kunsten en Wetenschappen](https://app.colonialcollections.nl/en/ </w:t>
-      </w:r>
-      <w:r>
-        <w:br/>
+        <w:t xml:space="preserve">collections with Wereldmuseum Leiden may contain further archival material on those </w:t>
       </w:r>
       <w:r>
         <w:rPr>
@@ -894,321 +2293,7 @@
           <w:color w:val="000000"/>
           <w:sz w:val="24"/>
         </w:rPr>
-        <w:t xml:space="preserve">research-aids/ </w:t>
-      </w:r>
-      <w:r>
-        <w:br/>
-      </w:r>
-      <w:r>
-        <w:rPr>
-          <w:rFonts w:ascii="Charis SIL Regular" w:hAnsi="Charis SIL Regular" w:eastAsia="Charis SIL Regular"/>
-          <w:b w:val="0"/>
-          <w:i w:val="0"/>
-          <w:color w:val="000000"/>
-          <w:sz w:val="24"/>
-        </w:rPr>
-        <w:t xml:space="preserve">https%3A%2F%2Fn2t%252Enet%2Fark%3A%2F27023%2F879aa24d509fdae582d9cbd6cc60160 </w:t>
-      </w:r>
-      <w:r>
-        <w:rPr>
-          <w:rFonts w:ascii="Charis SIL Regular" w:hAnsi="Charis SIL Regular" w:eastAsia="Charis SIL Regular"/>
-          <w:b w:val="0"/>
-          <w:i w:val="0"/>
-          <w:color w:val="000000"/>
-          <w:sz w:val="24"/>
-        </w:rPr>
-        <w:t xml:space="preserve">addition, the National Museum of Ethnology itself was an active buyer of ethnographic </w:t>
-      </w:r>
-      <w:r>
-        <w:br/>
-      </w:r>
-      <w:r>
-        <w:rPr>
-          <w:rFonts w:ascii="Charis SIL Regular" w:hAnsi="Charis SIL Regular" w:eastAsia="Charis SIL Regular"/>
-          <w:b w:val="0"/>
-          <w:i w:val="0"/>
-          <w:color w:val="000000"/>
-          <w:sz w:val="24"/>
-        </w:rPr>
-        <w:t xml:space="preserve">objects from dealers and auctions, with for example part of the museum's collection of Benin </w:t>
-      </w:r>
-      <w:r>
-        <w:rPr>
-          <w:rFonts w:ascii="Charis SIL Regular" w:hAnsi="Charis SIL Regular" w:eastAsia="Charis SIL Regular"/>
-          <w:b w:val="0"/>
-          <w:i w:val="0"/>
-          <w:color w:val="000000"/>
-          <w:sz w:val="24"/>
-        </w:rPr>
-        <w:t xml:space="preserve">Bronzes having been obtained in this way. Many objects were also received as donations, </w:t>
-      </w:r>
-      <w:r>
-        <w:rPr>
-          <w:rFonts w:ascii="Charis SIL Regular" w:hAnsi="Charis SIL Regular" w:eastAsia="Charis SIL Regular"/>
-          <w:b w:val="0"/>
-          <w:i w:val="0"/>
-          <w:color w:val="000000"/>
-          <w:sz w:val="24"/>
-        </w:rPr>
-        <w:t xml:space="preserve">often from </w:t>
-      </w:r>
-      <w:r>
-        <w:rPr>
-          <w:rFonts w:ascii="Charis SIL Regular" w:hAnsi="Charis SIL Regular" w:eastAsia="Charis SIL Regular"/>
-          <w:b w:val="0"/>
-          <w:i w:val="0"/>
-          <w:color w:val="0000FF"/>
-          <w:sz w:val="24"/>
-          <w:u w:val="single"/>
-        </w:rPr>
-        <w:hyperlink r:id="rId12" w:history="1">
-          <w:r>
-            <w:rPr>
-              <w:rStyle w:val="Hyperlink"/>
-            </w:rPr>
-            <w:t>colonial</w:t>
-          </w:r>
-        </w:hyperlink>
-      </w:r>
-      <w:r>
-        <w:rPr>
-          <w:rFonts w:ascii="Charis SIL Regular" w:hAnsi="Charis SIL Regular" w:eastAsia="Charis SIL Regular"/>
-          <w:b w:val="0"/>
-          <w:i w:val="0"/>
-          <w:color w:val="0000FF"/>
-          <w:sz w:val="24"/>
-          <w:u w:val="single"/>
-        </w:rPr>
-        <w:t xml:space="preserve"> </w:t>
-      </w:r>
-      <w:r>
-        <w:rPr>
-          <w:rFonts w:ascii="Charis SIL Regular" w:hAnsi="Charis SIL Regular" w:eastAsia="Charis SIL Regular"/>
-          <w:b w:val="0"/>
-          <w:i w:val="0"/>
-          <w:color w:val="0000FF"/>
-          <w:sz w:val="24"/>
-          <w:u w:val="single"/>
-        </w:rPr>
-        <w:hyperlink r:id="rId12" w:history="1">
-          <w:r>
-            <w:rPr>
-              <w:rStyle w:val="Hyperlink"/>
-            </w:rPr>
-            <w:t>civil</w:t>
-          </w:r>
-        </w:hyperlink>
-      </w:r>
-      <w:r>
-        <w:rPr>
-          <w:rFonts w:ascii="Charis SIL Regular" w:hAnsi="Charis SIL Regular" w:eastAsia="Charis SIL Regular"/>
-          <w:b w:val="0"/>
-          <w:i w:val="0"/>
-          <w:color w:val="0000FF"/>
-          <w:sz w:val="24"/>
-          <w:u w:val="single"/>
-        </w:rPr>
-        <w:t xml:space="preserve"> </w:t>
-      </w:r>
-      <w:r>
-        <w:rPr>
-          <w:rFonts w:ascii="Charis SIL Regular" w:hAnsi="Charis SIL Regular" w:eastAsia="Charis SIL Regular"/>
-          <w:b w:val="0"/>
-          <w:i w:val="0"/>
-          <w:color w:val="0000FF"/>
-          <w:sz w:val="24"/>
-          <w:u w:val="single"/>
-        </w:rPr>
-        <w:hyperlink r:id="rId12" w:history="1">
-          <w:r>
-            <w:rPr>
-              <w:rStyle w:val="Hyperlink"/>
-            </w:rPr>
-            <w:t>servants</w:t>
-          </w:r>
-        </w:hyperlink>
-      </w:r>
-      <w:r>
-        <w:rPr>
-          <w:rFonts w:ascii="Charis SIL Regular" w:hAnsi="Charis SIL Regular" w:eastAsia="Charis SIL Regular"/>
-          <w:b w:val="0"/>
-          <w:i w:val="0"/>
-          <w:color w:val="000000"/>
-          <w:sz w:val="24"/>
-        </w:rPr>
-        <w:t xml:space="preserve"> or </w:t>
-      </w:r>
-      <w:r>
-        <w:rPr>
-          <w:rFonts w:ascii="Charis SIL Regular" w:hAnsi="Charis SIL Regular" w:eastAsia="Charis SIL Regular"/>
-          <w:b w:val="0"/>
-          <w:i w:val="0"/>
-          <w:color w:val="0000FF"/>
-          <w:sz w:val="24"/>
-          <w:u w:val="single"/>
-        </w:rPr>
-        <w:hyperlink r:id="rId13" w:history="1">
-          <w:r>
-            <w:rPr>
-              <w:rStyle w:val="Hyperlink"/>
-            </w:rPr>
-            <w:t>military</w:t>
-          </w:r>
-        </w:hyperlink>
-      </w:r>
-      <w:r>
-        <w:rPr>
-          <w:rFonts w:ascii="Charis SIL Regular" w:hAnsi="Charis SIL Regular" w:eastAsia="Charis SIL Regular"/>
-          <w:b w:val="0"/>
-          <w:i w:val="0"/>
-          <w:color w:val="0000FF"/>
-          <w:sz w:val="24"/>
-          <w:u w:val="single"/>
-        </w:rPr>
-        <w:t xml:space="preserve"> </w:t>
-      </w:r>
-      <w:r>
-        <w:rPr>
-          <w:rFonts w:ascii="Charis SIL Regular" w:hAnsi="Charis SIL Regular" w:eastAsia="Charis SIL Regular"/>
-          <w:b w:val="0"/>
-          <w:i w:val="0"/>
-          <w:color w:val="0000FF"/>
-          <w:sz w:val="24"/>
-          <w:u w:val="single"/>
-        </w:rPr>
-        <w:hyperlink r:id="rId13" w:history="1">
-          <w:r>
-            <w:rPr>
-              <w:rStyle w:val="Hyperlink"/>
-            </w:rPr>
-            <w:t>personnel</w:t>
-          </w:r>
-        </w:hyperlink>
-      </w:r>
-      <w:r>
-        <w:rPr>
-          <w:rFonts w:ascii="Charis SIL Regular" w:hAnsi="Charis SIL Regular" w:eastAsia="Charis SIL Regular"/>
-          <w:b w:val="0"/>
-          <w:i w:val="0"/>
-          <w:color w:val="000000"/>
-          <w:sz w:val="24"/>
-        </w:rPr>
-        <w:t xml:space="preserve"> who served for example with the </w:t>
-      </w:r>
-      <w:r>
-        <w:rPr>
-          <w:rFonts w:ascii="Charis SIL Regular" w:hAnsi="Charis SIL Regular" w:eastAsia="Charis SIL Regular"/>
-          <w:b w:val="0"/>
-          <w:i w:val="0"/>
-          <w:color w:val="000000"/>
-          <w:sz w:val="24"/>
-        </w:rPr>
-        <w:t xml:space="preserve">Royal Dutch East Indies </w:t>
-      </w:r>
-      <w:r>
-        <w:rPr>
-          <w:u w:val="single" w:color="0000ff"/>
-          <w:rFonts w:ascii="Charis SIL Regular" w:hAnsi="Charis SIL Regular" w:eastAsia="Charis SIL Regular"/>
-          <w:b w:val="0"/>
-          <w:i w:val="0"/>
-          <w:color w:val="000000"/>
-          <w:sz w:val="24"/>
-        </w:rPr>
-        <w:hyperlink r:id="rId12" w:history="1">
-          <w:r>
-            <w:rPr>
-              <w:rStyle w:val="Hyperlink"/>
-            </w:rPr>
-            <w:t>Army (K</w:t>
-          </w:r>
-        </w:hyperlink>
-      </w:r>
-      <w:r>
-        <w:rPr>
-          <w:rFonts w:ascii="Charis SIL Regular" w:hAnsi="Charis SIL Regular" w:eastAsia="Charis SIL Regular"/>
-          <w:b w:val="0"/>
-          <w:i w:val="0"/>
-          <w:color w:val="000000"/>
-          <w:sz w:val="24"/>
-        </w:rPr>
-        <w:t>NIL</w:t>
-      </w:r>
-      <w:r>
-        <w:rPr>
-          <w:u w:val="single" w:color="0000ff"/>
-          <w:rFonts w:ascii="Charis SIL Regular" w:hAnsi="Charis SIL Regular" w:eastAsia="Charis SIL Regular"/>
-          <w:b w:val="0"/>
-          <w:i w:val="0"/>
-          <w:color w:val="000000"/>
-          <w:sz w:val="24"/>
-        </w:rPr>
-        <w:hyperlink r:id="rId13" w:history="1">
-          <w:r>
-            <w:rPr>
-              <w:rStyle w:val="Hyperlink"/>
-            </w:rPr>
-            <w:t>). The v</w:t>
-          </w:r>
-        </w:hyperlink>
-      </w:r>
-      <w:r>
-        <w:rPr>
-          <w:u w:val="single" w:color="0000ff"/>
-          <w:rFonts w:ascii="Charis SIL Regular" w:hAnsi="Charis SIL Regular" w:eastAsia="Charis SIL Regular"/>
-          <w:b w:val="0"/>
-          <w:i w:val="0"/>
-          <w:color w:val="000000"/>
-          <w:sz w:val="24"/>
-        </w:rPr>
-        <w:hyperlink r:id="rId13" w:history="1">
-          <w:r>
-            <w:rPr>
-              <w:rStyle w:val="Hyperlink"/>
-            </w:rPr>
-            <w:t>a</w:t>
-          </w:r>
-        </w:hyperlink>
-      </w:r>
-      <w:r>
-        <w:rPr>
-          <w:u w:val="single" w:color="0000ff"/>
-          <w:rFonts w:ascii="Charis SIL Regular" w:hAnsi="Charis SIL Regular" w:eastAsia="Charis SIL Regular"/>
-          <w:b w:val="0"/>
-          <w:i w:val="0"/>
-          <w:color w:val="000000"/>
-          <w:sz w:val="24"/>
-        </w:rPr>
-        <w:hyperlink r:id="rId13" w:history="1">
-          <w:r>
-            <w:rPr>
-              <w:rStyle w:val="Hyperlink"/>
-            </w:rPr>
-            <w:t>st majorit</w:t>
-          </w:r>
-        </w:hyperlink>
-      </w:r>
-      <w:r>
-        <w:rPr>
-          <w:rFonts w:ascii="Charis SIL Regular" w:hAnsi="Charis SIL Regular" w:eastAsia="Charis SIL Regular"/>
-          <w:b w:val="0"/>
-          <w:i w:val="0"/>
-          <w:color w:val="000000"/>
-          <w:sz w:val="24"/>
-        </w:rPr>
-        <w:t xml:space="preserve">y of the collection of the present </w:t>
-      </w:r>
-      <w:r>
-        <w:br/>
-      </w:r>
-      <w:r>
-        <w:rPr>
-          <w:rFonts w:ascii="Charis SIL Regular" w:hAnsi="Charis SIL Regular" w:eastAsia="Charis SIL Regular"/>
-          <w:b w:val="0"/>
-          <w:i w:val="0"/>
-          <w:color w:val="000000"/>
-          <w:sz w:val="24"/>
-        </w:rPr>
-        <w:t>Wereldmuseum Leiden was therefore collected during the 19th and 20th centuries.</w:t>
+        <w:t>specific objects.</w:t>
       </w:r>
     </w:p>
     <w:p>
@@ -1216,154 +2301,19 @@
         <w:autoSpaceDN w:val="0"/>
         <w:autoSpaceDE w:val="0"/>
         <w:widowControl/>
-        <w:spacing w:line="352" w:lineRule="exact" w:before="176" w:after="0"/>
+        <w:spacing w:line="538" w:lineRule="exact" w:before="198" w:after="0"/>
         <w:ind w:left="10" w:right="0" w:firstLine="0"/>
         <w:jc w:val="left"/>
       </w:pPr>
       <w:r>
         <w:rPr>
-          <w:rFonts w:ascii="Charis SIL Regular" w:hAnsi="Charis SIL Regular" w:eastAsia="Charis SIL Regular"/>
-          <w:b w:val="0"/>
+          <w:rFonts w:ascii="Charis SIL Bold" w:hAnsi="Charis SIL Bold" w:eastAsia="Charis SIL Bold"/>
+          <w:b/>
           <w:i w:val="0"/>
           <w:color w:val="000000"/>
-          <w:sz w:val="24"/>
-        </w:rPr>
-        <w:t xml:space="preserve">[image] </w:t>
-      </w:r>
-      <w:r>
-        <w:rPr>
-          <w:rFonts w:ascii="Charis SIL Italic" w:hAnsi="Charis SIL Italic" w:eastAsia="Charis SIL Italic"/>
-          <w:b w:val="0"/>
-          <w:i/>
-          <w:color w:val="000000"/>
-          <w:sz w:val="24"/>
-        </w:rPr>
-        <w:t>The Wereldmuseum Leiden in November 2024</w:t>
-      </w:r>
-      <w:r>
-        <w:rPr>
-          <w:rFonts w:ascii="Charis SIL Regular" w:hAnsi="Charis SIL Regular" w:eastAsia="Charis SIL Regular"/>
-          <w:b w:val="0"/>
-          <w:i w:val="0"/>
-          <w:color w:val="000000"/>
-          <w:sz w:val="24"/>
-        </w:rPr>
-        <w:t xml:space="preserve"> (</w:t>
-      </w:r>
-      <w:r>
-        <w:rPr>
-          <w:rFonts w:ascii="Charis SIL Regular" w:hAnsi="Charis SIL Regular" w:eastAsia="Charis SIL Regular"/>
-          <w:b w:val="0"/>
-          <w:i w:val="0"/>
-          <w:color w:val="0000FF"/>
-          <w:sz w:val="24"/>
-          <w:u w:val="single"/>
-        </w:rPr>
-        <w:hyperlink r:id="rId14" w:history="1">
-          <w:r>
-            <w:rPr>
-              <w:rStyle w:val="Hyperlink"/>
-            </w:rPr>
-            <w:t>Sneeuwvlakte</w:t>
-          </w:r>
-        </w:hyperlink>
-      </w:r>
-      <w:r>
-        <w:rPr>
-          <w:rFonts w:ascii="Charis SIL Regular" w:hAnsi="Charis SIL Regular" w:eastAsia="Charis SIL Regular"/>
-          <w:b w:val="0"/>
-          <w:i w:val="0"/>
-          <w:color w:val="0000FF"/>
-          <w:sz w:val="24"/>
-          <w:u w:val="single"/>
-        </w:rPr>
-        <w:t xml:space="preserve"> </w:t>
-      </w:r>
-      <w:r>
-        <w:rPr>
-          <w:rFonts w:ascii="Charis SIL Regular" w:hAnsi="Charis SIL Regular" w:eastAsia="Charis SIL Regular"/>
-          <w:b w:val="0"/>
-          <w:i w:val="0"/>
-          <w:color w:val="0000FF"/>
-          <w:sz w:val="24"/>
-          <w:u w:val="single"/>
-        </w:rPr>
-        <w:hyperlink r:id="rId14" w:history="1">
-          <w:r>
-            <w:rPr>
-              <w:rStyle w:val="Hyperlink"/>
-            </w:rPr>
-            <w:t>/</w:t>
-          </w:r>
-        </w:hyperlink>
-      </w:r>
-      <w:r>
-        <w:rPr>
-          <w:rFonts w:ascii="Charis SIL Regular" w:hAnsi="Charis SIL Regular" w:eastAsia="Charis SIL Regular"/>
-          <w:b w:val="0"/>
-          <w:i w:val="0"/>
-          <w:color w:val="0000FF"/>
-          <w:sz w:val="24"/>
-          <w:u w:val="single"/>
-        </w:rPr>
-        <w:t xml:space="preserve"> </w:t>
-      </w:r>
-      <w:r>
-        <w:rPr>
-          <w:rFonts w:ascii="Charis SIL Regular" w:hAnsi="Charis SIL Regular" w:eastAsia="Charis SIL Regular"/>
-          <w:b w:val="0"/>
-          <w:i w:val="0"/>
-          <w:color w:val="0000FF"/>
-          <w:sz w:val="24"/>
-          <w:u w:val="single"/>
-        </w:rPr>
-        <w:hyperlink r:id="rId14" w:history="1">
-          <w:r>
-            <w:rPr>
-              <w:rStyle w:val="Hyperlink"/>
-            </w:rPr>
-            <w:t>Wikimedia</w:t>
-          </w:r>
-        </w:hyperlink>
-      </w:r>
-      <w:r>
-        <w:rPr>
-          <w:rFonts w:ascii="Charis SIL Regular" w:hAnsi="Charis SIL Regular" w:eastAsia="Charis SIL Regular"/>
-          <w:b w:val="0"/>
-          <w:i w:val="0"/>
-          <w:color w:val="0000FF"/>
-          <w:sz w:val="24"/>
-          <w:u w:val="single"/>
-        </w:rPr>
-        <w:t xml:space="preserve"> </w:t>
-      </w:r>
-      <w:r>
-        <w:rPr>
-          <w:rFonts w:ascii="Charis SIL Regular" w:hAnsi="Charis SIL Regular" w:eastAsia="Charis SIL Regular"/>
-          <w:b w:val="0"/>
-          <w:i w:val="0"/>
-          <w:color w:val="0000FF"/>
-          <w:sz w:val="24"/>
-          <w:u w:val="single"/>
-        </w:rPr>
-        <w:hyperlink r:id="rId14" w:history="1">
-          <w:r>
-            <w:rPr>
-              <w:rStyle w:val="Hyperlink"/>
-            </w:rPr>
-            <w:t>Commons</w:t>
-          </w:r>
-        </w:hyperlink>
-      </w:r>
-      <w:r>
-        <w:rPr>
-          <w:rFonts w:ascii="Charis SIL Regular" w:hAnsi="Charis SIL Regular" w:eastAsia="Charis SIL Regular"/>
-          <w:b w:val="0"/>
-          <w:i w:val="0"/>
-          <w:color w:val="000000"/>
-          <w:sz w:val="24"/>
-        </w:rPr>
-        <w:t>)</w:t>
+          <w:sz w:val="36"/>
+        </w:rPr>
+        <w:t>Related Aids</w:t>
       </w:r>
     </w:p>
     <w:p>
@@ -1371,19 +2321,728 @@
         <w:autoSpaceDN w:val="0"/>
         <w:autoSpaceDE w:val="0"/>
         <w:widowControl/>
-        <w:spacing w:line="420" w:lineRule="exact" w:before="204" w:after="0"/>
-        <w:ind w:left="10" w:right="0" w:firstLine="0"/>
+        <w:spacing w:line="288" w:lineRule="exact" w:before="294" w:after="0"/>
+        <w:ind w:left="398" w:right="1728" w:firstLine="0"/>
         <w:jc w:val="left"/>
       </w:pPr>
       <w:r>
         <w:rPr>
-          <w:rFonts w:ascii="Charis SIL Bold" w:hAnsi="Charis SIL Bold" w:eastAsia="Charis SIL Bold"/>
-          <w:b/>
+          <w:rFonts w:ascii="Charis SIL Regular" w:hAnsi="Charis SIL Regular" w:eastAsia="Charis SIL Regular"/>
+          <w:b w:val="0"/>
           <w:i w:val="0"/>
           <w:color w:val="000000"/>
-          <w:sz w:val="28"/>
-        </w:rPr>
-        <w:t>Provenance research</w:t>
+          <w:sz w:val="24"/>
+        </w:rPr>
+        <w:t xml:space="preserve">•  </w:t>
+      </w:r>
+      <w:r>
+        <w:rPr>
+          <w:rFonts w:ascii="Charis SIL Regular" w:hAnsi="Charis SIL Regular" w:eastAsia="Charis SIL Regular"/>
+          <w:b w:val="0"/>
+          <w:i w:val="0"/>
+          <w:color w:val="0000FF"/>
+          <w:sz w:val="24"/>
+          <w:u w:val="single"/>
+        </w:rPr>
+        <w:t>Sources</w:t>
+      </w:r>
+      <w:r>
+        <w:br/>
+      </w:r>
+      <w:r>
+        <w:rPr>
+          <w:rFonts w:ascii="Charis SIL Regular" w:hAnsi="Charis SIL Regular" w:eastAsia="Charis SIL Regular"/>
+          <w:b w:val="0"/>
+          <w:i w:val="0"/>
+          <w:color w:val="000000"/>
+          <w:sz w:val="24"/>
+        </w:rPr>
+        <w:t xml:space="preserve">•  </w:t>
+      </w:r>
+      <w:r>
+        <w:rPr>
+          <w:rFonts w:ascii="Charis SIL Regular" w:hAnsi="Charis SIL Regular" w:eastAsia="Charis SIL Regular"/>
+          <w:b w:val="0"/>
+          <w:i w:val="0"/>
+          <w:color w:val="0000FF"/>
+          <w:sz w:val="24"/>
+          <w:u w:val="single"/>
+        </w:rPr>
+        <w:t>The tra</w:t>
+      </w:r>
+      <w:r>
+        <w:rPr>
+          <w:rFonts w:ascii="Charis SIL Regular" w:hAnsi="Charis SIL Regular" w:eastAsia="Charis SIL Regular"/>
+          <w:b w:val="0"/>
+          <w:i w:val="0"/>
+          <w:color w:val="0000FF"/>
+          <w:sz w:val="24"/>
+          <w:u w:val="single"/>
+        </w:rPr>
+        <w:t>de in objects from a colonial context</w:t>
+      </w:r>
+      <w:r>
+        <w:br/>
+      </w:r>
+      <w:r>
+        <w:rPr>
+          <w:rFonts w:ascii="Charis SIL Regular" w:hAnsi="Charis SIL Regular" w:eastAsia="Charis SIL Regular"/>
+          <w:b w:val="0"/>
+          <w:i w:val="0"/>
+          <w:color w:val="000000"/>
+          <w:sz w:val="24"/>
+        </w:rPr>
+        <w:t xml:space="preserve">•  </w:t>
+      </w:r>
+      <w:r>
+        <w:rPr>
+          <w:rFonts w:ascii="Charis SIL Regular" w:hAnsi="Charis SIL Regular" w:eastAsia="Charis SIL Regular"/>
+          <w:b w:val="0"/>
+          <w:i w:val="0"/>
+          <w:color w:val="0000FF"/>
+          <w:sz w:val="24"/>
+          <w:u w:val="single"/>
+        </w:rPr>
+        <w:t>Army and navy personnel in colonised territ</w:t>
+      </w:r>
+      <w:r>
+        <w:rPr>
+          <w:rFonts w:ascii="Charis SIL Regular" w:hAnsi="Charis SIL Regular" w:eastAsia="Charis SIL Regular"/>
+          <w:b w:val="0"/>
+          <w:i w:val="0"/>
+          <w:color w:val="0000FF"/>
+          <w:sz w:val="24"/>
+          <w:u w:val="single"/>
+        </w:rPr>
+        <w:t>ories</w:t>
+      </w:r>
+      <w:r>
+        <w:br/>
+      </w:r>
+      <w:r>
+        <w:rPr>
+          <w:rFonts w:ascii="Charis SIL Regular" w:hAnsi="Charis SIL Regular" w:eastAsia="Charis SIL Regular"/>
+          <w:b w:val="0"/>
+          <w:i w:val="0"/>
+          <w:color w:val="000000"/>
+          <w:sz w:val="24"/>
+        </w:rPr>
+        <w:t xml:space="preserve">•  </w:t>
+      </w:r>
+      <w:r>
+        <w:rPr>
+          <w:rFonts w:ascii="Charis SIL Regular" w:hAnsi="Charis SIL Regular" w:eastAsia="Charis SIL Regular"/>
+          <w:b w:val="0"/>
+          <w:i w:val="0"/>
+          <w:color w:val="0000FF"/>
+          <w:sz w:val="24"/>
+          <w:u w:val="single"/>
+        </w:rPr>
+        <w:t>Civil servants in colonised territories</w:t>
+      </w:r>
+      <w:r>
+        <w:br/>
+      </w:r>
+      <w:r>
+        <w:rPr>
+          <w:rFonts w:ascii="Charis SIL Regular" w:hAnsi="Charis SIL Regular" w:eastAsia="Charis SIL Regular"/>
+          <w:b w:val="0"/>
+          <w:i w:val="0"/>
+          <w:color w:val="000000"/>
+          <w:sz w:val="24"/>
+        </w:rPr>
+        <w:t xml:space="preserve">•  </w:t>
+      </w:r>
+      <w:r>
+        <w:rPr>
+          <w:rFonts w:ascii="Charis SIL Regular" w:hAnsi="Charis SIL Regular" w:eastAsia="Charis SIL Regular"/>
+          <w:b w:val="0"/>
+          <w:i w:val="0"/>
+          <w:color w:val="0000FF"/>
+          <w:sz w:val="24"/>
+          <w:u w:val="single"/>
+        </w:rPr>
+        <w:t>Indonesia</w:t>
+      </w:r>
+      <w:r>
+        <w:br/>
+      </w:r>
+      <w:r>
+        <w:rPr>
+          <w:rFonts w:ascii="Charis SIL Regular" w:hAnsi="Charis SIL Regular" w:eastAsia="Charis SIL Regular"/>
+          <w:b w:val="0"/>
+          <w:i w:val="0"/>
+          <w:color w:val="000000"/>
+          <w:sz w:val="24"/>
+        </w:rPr>
+        <w:t xml:space="preserve">•  </w:t>
+      </w:r>
+      <w:r>
+        <w:rPr>
+          <w:rFonts w:ascii="Charis SIL Regular" w:hAnsi="Charis SIL Regular" w:eastAsia="Charis SIL Regular"/>
+          <w:b w:val="0"/>
+          <w:i w:val="0"/>
+          <w:color w:val="0000FF"/>
+          <w:sz w:val="24"/>
+          <w:u w:val="single"/>
+        </w:rPr>
+        <w:t>Suriname</w:t>
+      </w:r>
+      <w:r>
+        <w:br/>
+      </w:r>
+      <w:r>
+        <w:rPr>
+          <w:rFonts w:ascii="Charis SIL Regular" w:hAnsi="Charis SIL Regular" w:eastAsia="Charis SIL Regular"/>
+          <w:b w:val="0"/>
+          <w:i w:val="0"/>
+          <w:color w:val="000000"/>
+          <w:sz w:val="24"/>
+        </w:rPr>
+        <w:t xml:space="preserve">•  </w:t>
+      </w:r>
+      <w:r>
+        <w:rPr>
+          <w:rFonts w:ascii="Charis SIL Regular" w:hAnsi="Charis SIL Regular" w:eastAsia="Charis SIL Regular"/>
+          <w:b w:val="0"/>
+          <w:i w:val="0"/>
+          <w:color w:val="0000FF"/>
+          <w:sz w:val="24"/>
+          <w:u w:val="single"/>
+        </w:rPr>
+        <w:t>Royal Cab</w:t>
+      </w:r>
+      <w:r>
+        <w:rPr>
+          <w:rFonts w:ascii="Charis SIL Regular" w:hAnsi="Charis SIL Regular" w:eastAsia="Charis SIL Regular"/>
+          <w:b w:val="0"/>
+          <w:i w:val="0"/>
+          <w:color w:val="0000FF"/>
+          <w:sz w:val="24"/>
+          <w:u w:val="single"/>
+        </w:rPr>
+        <w:t>inet of Curiosities</w:t>
+      </w:r>
+      <w:r>
+        <w:br/>
+      </w:r>
+      <w:r>
+        <w:rPr>
+          <w:rFonts w:ascii="Charis SIL Regular" w:hAnsi="Charis SIL Regular" w:eastAsia="Charis SIL Regular"/>
+          <w:b w:val="0"/>
+          <w:i w:val="0"/>
+          <w:color w:val="000000"/>
+          <w:sz w:val="24"/>
+        </w:rPr>
+        <w:t xml:space="preserve">•  </w:t>
+      </w:r>
+      <w:r>
+        <w:rPr>
+          <w:rFonts w:ascii="Charis SIL Regular" w:hAnsi="Charis SIL Regular" w:eastAsia="Charis SIL Regular"/>
+          <w:b w:val="0"/>
+          <w:i w:val="0"/>
+          <w:color w:val="0000FF"/>
+          <w:sz w:val="24"/>
+          <w:u w:val="single"/>
+        </w:rPr>
+        <w:t>Groote Koninklijke Bazar</w:t>
+      </w:r>
+      <w:r>
+        <w:br/>
+      </w:r>
+      <w:r>
+        <w:rPr>
+          <w:rFonts w:ascii="Charis SIL Regular" w:hAnsi="Charis SIL Regular" w:eastAsia="Charis SIL Regular"/>
+          <w:b w:val="0"/>
+          <w:i w:val="0"/>
+          <w:color w:val="000000"/>
+          <w:sz w:val="24"/>
+        </w:rPr>
+        <w:t xml:space="preserve">•  </w:t>
+      </w:r>
+      <w:r>
+        <w:rPr>
+          <w:rFonts w:ascii="Charis SIL Regular" w:hAnsi="Charis SIL Regular" w:eastAsia="Charis SIL Regular"/>
+          <w:b w:val="0"/>
+          <w:i w:val="0"/>
+          <w:color w:val="0000FF"/>
+          <w:sz w:val="24"/>
+          <w:u w:val="single"/>
+        </w:rPr>
+        <w:t>Kunsthandel Van Lier</w:t>
+      </w:r>
+      <w:r>
+        <w:br/>
+      </w:r>
+      <w:r>
+        <w:rPr>
+          <w:rFonts w:ascii="Charis SIL Regular" w:hAnsi="Charis SIL Regular" w:eastAsia="Charis SIL Regular"/>
+          <w:b w:val="0"/>
+          <w:i w:val="0"/>
+          <w:color w:val="000000"/>
+          <w:sz w:val="24"/>
+        </w:rPr>
+        <w:t xml:space="preserve">•  </w:t>
+      </w:r>
+      <w:r>
+        <w:rPr>
+          <w:rFonts w:ascii="Charis SIL Regular" w:hAnsi="Charis SIL Regular" w:eastAsia="Charis SIL Regular"/>
+          <w:b w:val="0"/>
+          <w:i w:val="0"/>
+          <w:color w:val="0000FF"/>
+          <w:sz w:val="24"/>
+          <w:u w:val="single"/>
+        </w:rPr>
+        <w:t>Artis Ethnographic M</w:t>
+      </w:r>
+      <w:r>
+        <w:rPr>
+          <w:rFonts w:ascii="Charis SIL Regular" w:hAnsi="Charis SIL Regular" w:eastAsia="Charis SIL Regular"/>
+          <w:b w:val="0"/>
+          <w:i w:val="0"/>
+          <w:color w:val="0000FF"/>
+          <w:sz w:val="24"/>
+          <w:u w:val="single"/>
+        </w:rPr>
+        <w:t>useum</w:t>
+      </w:r>
+      <w:r>
+        <w:br/>
+      </w:r>
+      <w:r>
+        <w:rPr>
+          <w:rFonts w:ascii="Charis SIL Regular" w:hAnsi="Charis SIL Regular" w:eastAsia="Charis SIL Regular"/>
+          <w:b w:val="0"/>
+          <w:i w:val="0"/>
+          <w:color w:val="000000"/>
+          <w:sz w:val="24"/>
+        </w:rPr>
+        <w:t xml:space="preserve">•  </w:t>
+      </w:r>
+      <w:r>
+        <w:rPr>
+          <w:rFonts w:ascii="Charis SIL Regular" w:hAnsi="Charis SIL Regular" w:eastAsia="Charis SIL Regular"/>
+          <w:b w:val="0"/>
+          <w:i w:val="0"/>
+          <w:color w:val="0000FF"/>
+          <w:sz w:val="24"/>
+          <w:u w:val="single"/>
+        </w:rPr>
+        <w:t>Koninklijk Bataviaasch Gen</w:t>
+      </w:r>
+      <w:r>
+        <w:rPr>
+          <w:rFonts w:ascii="Charis SIL Regular" w:hAnsi="Charis SIL Regular" w:eastAsia="Charis SIL Regular"/>
+          <w:b w:val="0"/>
+          <w:i w:val="0"/>
+          <w:color w:val="0000FF"/>
+          <w:sz w:val="24"/>
+          <w:u w:val="single"/>
+        </w:rPr>
+        <w:t>ootschap van Wetenschappen en Kunsten</w:t>
+      </w:r>
+      <w:r>
+        <w:rPr>
+          <w:rFonts w:ascii="Charis SIL Regular" w:hAnsi="Charis SIL Regular" w:eastAsia="Charis SIL Regular"/>
+          <w:b w:val="0"/>
+          <w:i w:val="0"/>
+          <w:color w:val="000000"/>
+          <w:sz w:val="24"/>
+        </w:rPr>
+        <w:t xml:space="preserve">•  </w:t>
+      </w:r>
+      <w:r>
+        <w:rPr>
+          <w:rFonts w:ascii="Charis SIL Regular" w:hAnsi="Charis SIL Regular" w:eastAsia="Charis SIL Regular"/>
+          <w:b w:val="0"/>
+          <w:i w:val="0"/>
+          <w:color w:val="0000FF"/>
+          <w:sz w:val="24"/>
+          <w:u w:val="single"/>
+        </w:rPr>
+        <w:t>Naturalis Biodiversity Center</w:t>
+      </w:r>
+      <w:r>
+        <w:br/>
+      </w:r>
+      <w:r>
+        <w:rPr>
+          <w:rFonts w:ascii="Charis SIL Regular" w:hAnsi="Charis SIL Regular" w:eastAsia="Charis SIL Regular"/>
+          <w:b w:val="0"/>
+          <w:i w:val="0"/>
+          <w:color w:val="000000"/>
+          <w:sz w:val="24"/>
+        </w:rPr>
+        <w:t xml:space="preserve">•  </w:t>
+      </w:r>
+      <w:r>
+        <w:rPr>
+          <w:rFonts w:ascii="Charis SIL Regular" w:hAnsi="Charis SIL Regular" w:eastAsia="Charis SIL Regular"/>
+          <w:b w:val="0"/>
+          <w:i w:val="0"/>
+          <w:color w:val="0000FF"/>
+          <w:sz w:val="24"/>
+          <w:u w:val="single"/>
+        </w:rPr>
+        <w:t>Wereldmuseum Amsterdam</w:t>
+      </w:r>
+      <w:r>
+        <w:br/>
+      </w:r>
+      <w:r>
+        <w:rPr>
+          <w:rFonts w:ascii="Charis SIL Regular" w:hAnsi="Charis SIL Regular" w:eastAsia="Charis SIL Regular"/>
+          <w:b w:val="0"/>
+          <w:i w:val="0"/>
+          <w:color w:val="000000"/>
+          <w:sz w:val="24"/>
+        </w:rPr>
+        <w:t xml:space="preserve">•  </w:t>
+      </w:r>
+      <w:r>
+        <w:rPr>
+          <w:rFonts w:ascii="Charis SIL Regular" w:hAnsi="Charis SIL Regular" w:eastAsia="Charis SIL Regular"/>
+          <w:b w:val="0"/>
+          <w:i w:val="0"/>
+          <w:color w:val="0000FF"/>
+          <w:sz w:val="24"/>
+          <w:u w:val="single"/>
+        </w:rPr>
+        <w:t>Wereldmuseum Rotterdam</w:t>
+      </w:r>
+      <w:r>
+        <w:br/>
+      </w:r>
+      <w:r>
+        <w:rPr>
+          <w:rFonts w:ascii="Charis SIL Regular" w:hAnsi="Charis SIL Regular" w:eastAsia="Charis SIL Regular"/>
+          <w:b w:val="0"/>
+          <w:i w:val="0"/>
+          <w:color w:val="000000"/>
+          <w:sz w:val="24"/>
+        </w:rPr>
+        <w:t xml:space="preserve">•  </w:t>
+      </w:r>
+      <w:r>
+        <w:rPr>
+          <w:rFonts w:ascii="Charis SIL Regular" w:hAnsi="Charis SIL Regular" w:eastAsia="Charis SIL Regular"/>
+          <w:b w:val="0"/>
+          <w:i w:val="0"/>
+          <w:color w:val="0000FF"/>
+          <w:sz w:val="24"/>
+          <w:u w:val="single"/>
+        </w:rPr>
+        <w:t>Wereldmuseum Berg en Da</w:t>
+      </w:r>
+      <w:r>
+        <w:rPr>
+          <w:rFonts w:ascii="Charis SIL Regular" w:hAnsi="Charis SIL Regular" w:eastAsia="Charis SIL Regular"/>
+          <w:b w:val="0"/>
+          <w:i w:val="0"/>
+          <w:color w:val="0000FF"/>
+          <w:sz w:val="24"/>
+          <w:u w:val="single"/>
+        </w:rPr>
+        <w:t>l</w:t>
+      </w:r>
+      <w:r>
+        <w:br/>
+      </w:r>
+      <w:r>
+        <w:rPr>
+          <w:rFonts w:ascii="Charis SIL Regular" w:hAnsi="Charis SIL Regular" w:eastAsia="Charis SIL Regular"/>
+          <w:b w:val="0"/>
+          <w:i w:val="0"/>
+          <w:color w:val="000000"/>
+          <w:sz w:val="24"/>
+        </w:rPr>
+        <w:t xml:space="preserve">•  </w:t>
+      </w:r>
+      <w:r>
+        <w:rPr>
+          <w:rFonts w:ascii="Charis SIL Regular" w:hAnsi="Charis SIL Regular" w:eastAsia="Charis SIL Regular"/>
+          <w:b w:val="0"/>
+          <w:i w:val="0"/>
+          <w:color w:val="0000FF"/>
+          <w:sz w:val="24"/>
+          <w:u w:val="single"/>
+        </w:rPr>
+        <w:t xml:space="preserve">Royal Netherlands Institute </w:t>
+      </w:r>
+      <w:r>
+        <w:rPr>
+          <w:rFonts w:ascii="Charis SIL Regular" w:hAnsi="Charis SIL Regular" w:eastAsia="Charis SIL Regular"/>
+          <w:b w:val="0"/>
+          <w:i w:val="0"/>
+          <w:color w:val="0000FF"/>
+          <w:sz w:val="24"/>
+        </w:rPr>
+        <w:t>of Southeast Asian and Caribbean Studies</w:t>
+      </w:r>
+      <w:r>
+        <w:rPr>
+          <w:rFonts w:ascii="Charis SIL Regular" w:hAnsi="Charis SIL Regular" w:eastAsia="Charis SIL Regular"/>
+          <w:b w:val="0"/>
+          <w:i w:val="0"/>
+          <w:color w:val="000000"/>
+          <w:sz w:val="24"/>
+        </w:rPr>
+        <w:t xml:space="preserve">•  </w:t>
+      </w:r>
+      <w:r>
+        <w:rPr>
+          <w:rFonts w:ascii="Charis SIL Regular" w:hAnsi="Charis SIL Regular" w:eastAsia="Charis SIL Regular"/>
+          <w:b w:val="0"/>
+          <w:i w:val="0"/>
+          <w:color w:val="0000FF"/>
+          <w:sz w:val="24"/>
+          <w:u w:val="single"/>
+        </w:rPr>
+        <w:t>Rijksmuseum Amsterdam</w:t>
+      </w:r>
+      <w:r>
+        <w:br/>
+      </w:r>
+      <w:r>
+        <w:rPr>
+          <w:rFonts w:ascii="Charis SIL Regular" w:hAnsi="Charis SIL Regular" w:eastAsia="Charis SIL Regular"/>
+          <w:b w:val="0"/>
+          <w:i w:val="0"/>
+          <w:color w:val="000000"/>
+          <w:sz w:val="24"/>
+        </w:rPr>
+        <w:t xml:space="preserve">•  </w:t>
+      </w:r>
+      <w:r>
+        <w:rPr>
+          <w:rFonts w:ascii="Charis SIL Regular" w:hAnsi="Charis SIL Regular" w:eastAsia="Charis SIL Regular"/>
+          <w:b w:val="0"/>
+          <w:i w:val="0"/>
+          <w:color w:val="0000FF"/>
+          <w:sz w:val="24"/>
+          <w:u w:val="single"/>
+        </w:rPr>
+        <w:t>Rijksmuseum van Oudhed</w:t>
+      </w:r>
+      <w:r>
+        <w:rPr>
+          <w:rFonts w:ascii="Charis SIL Regular" w:hAnsi="Charis SIL Regular" w:eastAsia="Charis SIL Regular"/>
+          <w:b w:val="0"/>
+          <w:i w:val="0"/>
+          <w:color w:val="0000FF"/>
+          <w:sz w:val="24"/>
+          <w:u w:val="single"/>
+        </w:rPr>
+        <w:t>en</w:t>
+      </w:r>
+      <w:r>
+        <w:br/>
+      </w:r>
+      <w:r>
+        <w:rPr>
+          <w:rFonts w:ascii="Charis SIL Regular" w:hAnsi="Charis SIL Regular" w:eastAsia="Charis SIL Regular"/>
+          <w:b w:val="0"/>
+          <w:i w:val="0"/>
+          <w:color w:val="000000"/>
+          <w:sz w:val="24"/>
+        </w:rPr>
+        <w:t xml:space="preserve">•  </w:t>
+      </w:r>
+      <w:r>
+        <w:rPr>
+          <w:rFonts w:ascii="Charis SIL Regular" w:hAnsi="Charis SIL Regular" w:eastAsia="Charis SIL Regular"/>
+          <w:b w:val="0"/>
+          <w:i w:val="0"/>
+          <w:color w:val="0000FF"/>
+          <w:sz w:val="24"/>
+          <w:u w:val="single"/>
+        </w:rPr>
+        <w:t>C.G.C. Reinwardt</w:t>
+      </w:r>
+      <w:r>
+        <w:br/>
+      </w:r>
+      <w:r>
+        <w:rPr>
+          <w:rFonts w:ascii="Charis SIL Regular" w:hAnsi="Charis SIL Regular" w:eastAsia="Charis SIL Regular"/>
+          <w:b w:val="0"/>
+          <w:i w:val="0"/>
+          <w:color w:val="000000"/>
+          <w:sz w:val="24"/>
+        </w:rPr>
+        <w:t xml:space="preserve">•  </w:t>
+      </w:r>
+      <w:r>
+        <w:rPr>
+          <w:rFonts w:ascii="Charis SIL Regular" w:hAnsi="Charis SIL Regular" w:eastAsia="Charis SIL Regular"/>
+          <w:b w:val="0"/>
+          <w:i w:val="0"/>
+          <w:color w:val="0000FF"/>
+          <w:sz w:val="24"/>
+          <w:u w:val="single"/>
+        </w:rPr>
+        <w:t>Museum Nusanta</w:t>
+      </w:r>
+      <w:r>
+        <w:rPr>
+          <w:rFonts w:ascii="Charis SIL Regular" w:hAnsi="Charis SIL Regular" w:eastAsia="Charis SIL Regular"/>
+          <w:b w:val="0"/>
+          <w:i w:val="0"/>
+          <w:color w:val="0000FF"/>
+          <w:sz w:val="24"/>
+          <w:u w:val="single"/>
+        </w:rPr>
+        <w:t>ra</w:t>
+      </w:r>
+      <w:r>
+        <w:br/>
+      </w:r>
+      <w:r>
+        <w:rPr>
+          <w:rFonts w:ascii="Charis SIL Regular" w:hAnsi="Charis SIL Regular" w:eastAsia="Charis SIL Regular"/>
+          <w:b w:val="0"/>
+          <w:i w:val="0"/>
+          <w:color w:val="000000"/>
+          <w:sz w:val="24"/>
+        </w:rPr>
+        <w:t xml:space="preserve">•  </w:t>
+      </w:r>
+      <w:r>
+        <w:rPr>
+          <w:rFonts w:ascii="Charis SIL Regular" w:hAnsi="Charis SIL Regular" w:eastAsia="Charis SIL Regular"/>
+          <w:b w:val="0"/>
+          <w:i w:val="0"/>
+          <w:color w:val="0000FF"/>
+          <w:sz w:val="24"/>
+          <w:u w:val="single"/>
+        </w:rPr>
+        <w:t>Volkenkundig Muse</w:t>
+      </w:r>
+      <w:r>
+        <w:rPr>
+          <w:rFonts w:ascii="Charis SIL Regular" w:hAnsi="Charis SIL Regular" w:eastAsia="Charis SIL Regular"/>
+          <w:b w:val="0"/>
+          <w:i w:val="0"/>
+          <w:color w:val="0000FF"/>
+          <w:sz w:val="24"/>
+          <w:u w:val="single"/>
+        </w:rPr>
+        <w:t>um Justinus van Nassau</w:t>
+      </w:r>
+      <w:r>
+        <w:br/>
+      </w:r>
+      <w:r>
+        <w:rPr>
+          <w:rFonts w:ascii="Charis SIL Regular" w:hAnsi="Charis SIL Regular" w:eastAsia="Charis SIL Regular"/>
+          <w:b w:val="0"/>
+          <w:i w:val="0"/>
+          <w:color w:val="000000"/>
+          <w:sz w:val="24"/>
+        </w:rPr>
+        <w:t xml:space="preserve">•  </w:t>
+      </w:r>
+      <w:r>
+        <w:rPr>
+          <w:rFonts w:ascii="Charis SIL Regular" w:hAnsi="Charis SIL Regular" w:eastAsia="Charis SIL Regular"/>
+          <w:b w:val="0"/>
+          <w:i w:val="0"/>
+          <w:color w:val="0000FF"/>
+          <w:sz w:val="24"/>
+          <w:u w:val="single"/>
+        </w:rPr>
+        <w:t>International Colonial and Export Exhibition</w:t>
+      </w:r>
+      <w:r>
+        <w:rPr>
+          <w:rFonts w:ascii="Charis SIL Regular" w:hAnsi="Charis SIL Regular" w:eastAsia="Charis SIL Regular"/>
+          <w:b w:val="0"/>
+          <w:i w:val="0"/>
+          <w:color w:val="0000FF"/>
+          <w:sz w:val="24"/>
+          <w:u w:val="single"/>
+        </w:rPr>
+        <w:t xml:space="preserve"> 1883</w:t>
+      </w:r>
+      <w:r>
+        <w:br/>
+      </w:r>
+      <w:r>
+        <w:rPr>
+          <w:rFonts w:ascii="Charis SIL Regular" w:hAnsi="Charis SIL Regular" w:eastAsia="Charis SIL Regular"/>
+          <w:b w:val="0"/>
+          <w:i w:val="0"/>
+          <w:color w:val="000000"/>
+          <w:sz w:val="24"/>
+        </w:rPr>
+        <w:t xml:space="preserve">•  </w:t>
+      </w:r>
+      <w:r>
+        <w:rPr>
+          <w:rFonts w:ascii="Charis SIL Regular" w:hAnsi="Charis SIL Regular" w:eastAsia="Charis SIL Regular"/>
+          <w:b w:val="0"/>
+          <w:i w:val="0"/>
+          <w:color w:val="0000FF"/>
+          <w:sz w:val="24"/>
+          <w:u w:val="single"/>
+        </w:rPr>
+        <w:t>Natuurhistorisch en Volkenkundig Museum Ouden</w:t>
+      </w:r>
+      <w:r>
+        <w:rPr>
+          <w:rFonts w:ascii="Charis SIL Regular" w:hAnsi="Charis SIL Regular" w:eastAsia="Charis SIL Regular"/>
+          <w:b w:val="0"/>
+          <w:i w:val="0"/>
+          <w:color w:val="0000FF"/>
+          <w:sz w:val="24"/>
+          <w:u w:val="single"/>
+        </w:rPr>
+        <w:t>bosch</w:t>
+      </w:r>
+      <w:r>
+        <w:br/>
+      </w:r>
+      <w:r>
+        <w:rPr>
+          <w:rFonts w:ascii="Charis SIL Regular" w:hAnsi="Charis SIL Regular" w:eastAsia="Charis SIL Regular"/>
+          <w:b w:val="0"/>
+          <w:i w:val="0"/>
+          <w:color w:val="000000"/>
+          <w:sz w:val="24"/>
+        </w:rPr>
+        <w:t xml:space="preserve">•  </w:t>
+      </w:r>
+      <w:r>
+        <w:rPr>
+          <w:rFonts w:ascii="Charis SIL Regular" w:hAnsi="Charis SIL Regular" w:eastAsia="Charis SIL Regular"/>
+          <w:b w:val="0"/>
+          <w:i w:val="0"/>
+          <w:color w:val="0000FF"/>
+          <w:sz w:val="24"/>
+          <w:u w:val="single"/>
+        </w:rPr>
+        <w:t>Royal Zeeland Scientific Socie</w:t>
+      </w:r>
+      <w:r>
+        <w:rPr>
+          <w:rFonts w:ascii="Charis SIL Regular" w:hAnsi="Charis SIL Regular" w:eastAsia="Charis SIL Regular"/>
+          <w:b w:val="0"/>
+          <w:i w:val="0"/>
+          <w:color w:val="0000FF"/>
+          <w:sz w:val="24"/>
+          <w:u w:val="single"/>
+        </w:rPr>
+        <w:t>t</w:t>
+      </w:r>
+      <w:r>
+        <w:rPr>
+          <w:rFonts w:ascii="Charis SIL Regular" w:hAnsi="Charis SIL Regular" w:eastAsia="Charis SIL Regular"/>
+          <w:b w:val="0"/>
+          <w:i w:val="0"/>
+          <w:color w:val="0000FF"/>
+          <w:sz w:val="24"/>
+        </w:rPr>
+        <w:t>y</w:t>
       </w:r>
     </w:p>
     <w:p>
@@ -1391,20 +3050,30 @@
         <w:autoSpaceDN w:val="0"/>
         <w:autoSpaceDE w:val="0"/>
         <w:widowControl/>
-        <w:spacing w:line="288" w:lineRule="exact" w:before="276" w:after="0"/>
-        <w:ind w:left="10" w:right="576" w:firstLine="0"/>
+        <w:spacing w:line="538" w:lineRule="exact" w:before="198" w:after="0"/>
+        <w:ind w:left="10" w:right="0" w:firstLine="0"/>
         <w:jc w:val="left"/>
       </w:pPr>
       <w:r>
         <w:rPr>
-          <w:rFonts w:ascii="Charis SIL Regular" w:hAnsi="Charis SIL Regular" w:eastAsia="Charis SIL Regular"/>
-          <w:b w:val="0"/>
+          <w:rFonts w:ascii="Charis SIL Bold" w:hAnsi="Charis SIL Bold" w:eastAsia="Charis SIL Bold"/>
+          <w:b/>
           <w:i w:val="0"/>
           <w:color w:val="000000"/>
-          <w:sz w:val="24"/>
-        </w:rPr>
-        <w:t xml:space="preserve">Objects from the Wereldmuseum Leiden can be identified within the Wereldmuseum </w:t>
-      </w:r>
+          <w:sz w:val="36"/>
+        </w:rPr>
+        <w:t>Secondary sources</w:t>
+      </w:r>
+    </w:p>
+    <w:p>
+      <w:pPr>
+        <w:autoSpaceDN w:val="0"/>
+        <w:autoSpaceDE w:val="0"/>
+        <w:widowControl/>
+        <w:spacing w:line="354" w:lineRule="exact" w:before="228" w:after="0"/>
+        <w:ind w:left="10" w:right="0" w:firstLine="0"/>
+        <w:jc w:val="left"/>
+      </w:pPr>
       <w:r>
         <w:rPr>
           <w:rFonts w:ascii="Charis SIL Regular" w:hAnsi="Charis SIL Regular" w:eastAsia="Charis SIL Regular"/>
@@ -1413,428 +3082,84 @@
           <w:color w:val="000000"/>
           <w:sz w:val="24"/>
         </w:rPr>
-        <w:t xml:space="preserve">collection by the attribute ‘RV-’. ‘RV-360’ comprises the objects that were received from the </w:t>
-      </w:r>
-      <w:r>
-        <w:rPr>
-          <w:rFonts w:ascii="Charis SIL Regular" w:hAnsi="Charis SIL Regular" w:eastAsia="Charis SIL Regular"/>
-          <w:b w:val="0"/>
-          <w:i w:val="0"/>
-          <w:color w:val="0000FF"/>
-          <w:sz w:val="24"/>
-          <w:u w:val="single"/>
-        </w:rPr>
-        <w:hyperlink r:id="rId10" w:history="1">
-          <w:r>
-            <w:rPr>
-              <w:rStyle w:val="Hyperlink"/>
-            </w:rPr>
-            <w:t>Royal</w:t>
-          </w:r>
-        </w:hyperlink>
-      </w:r>
-      <w:r>
-        <w:rPr>
-          <w:rFonts w:ascii="Charis SIL Regular" w:hAnsi="Charis SIL Regular" w:eastAsia="Charis SIL Regular"/>
-          <w:b w:val="0"/>
-          <w:i w:val="0"/>
-          <w:color w:val="0000FF"/>
-          <w:sz w:val="24"/>
-          <w:u w:val="single"/>
-        </w:rPr>
-        <w:t xml:space="preserve"> </w:t>
-      </w:r>
-      <w:r>
-        <w:rPr>
-          <w:rFonts w:ascii="Charis SIL Regular" w:hAnsi="Charis SIL Regular" w:eastAsia="Charis SIL Regular"/>
-          <w:b w:val="0"/>
-          <w:i w:val="0"/>
-          <w:color w:val="0000FF"/>
-          <w:sz w:val="24"/>
-          <w:u w:val="single"/>
-        </w:rPr>
-        <w:hyperlink r:id="rId10" w:history="1">
-          <w:r>
-            <w:rPr>
-              <w:rStyle w:val="Hyperlink"/>
-            </w:rPr>
-            <w:t>Cabinet</w:t>
-          </w:r>
-        </w:hyperlink>
-      </w:r>
-      <w:r>
-        <w:rPr>
-          <w:rFonts w:ascii="Charis SIL Regular" w:hAnsi="Charis SIL Regular" w:eastAsia="Charis SIL Regular"/>
-          <w:b w:val="0"/>
-          <w:i w:val="0"/>
-          <w:color w:val="0000FF"/>
-          <w:sz w:val="24"/>
-          <w:u w:val="single"/>
-        </w:rPr>
-        <w:t xml:space="preserve"> </w:t>
-      </w:r>
-      <w:r>
-        <w:rPr>
-          <w:rFonts w:ascii="Charis SIL Regular" w:hAnsi="Charis SIL Regular" w:eastAsia="Charis SIL Regular"/>
-          <w:b w:val="0"/>
-          <w:i w:val="0"/>
-          <w:color w:val="0000FF"/>
-          <w:sz w:val="24"/>
-          <w:u w:val="single"/>
-        </w:rPr>
-        <w:hyperlink r:id="rId10" w:history="1">
-          <w:r>
-            <w:rPr>
-              <w:rStyle w:val="Hyperlink"/>
-            </w:rPr>
-            <w:t>of</w:t>
-          </w:r>
-        </w:hyperlink>
-      </w:r>
-      <w:r>
-        <w:rPr>
-          <w:rFonts w:ascii="Charis SIL Regular" w:hAnsi="Charis SIL Regular" w:eastAsia="Charis SIL Regular"/>
-          <w:b w:val="0"/>
-          <w:i w:val="0"/>
-          <w:color w:val="0000FF"/>
-          <w:sz w:val="24"/>
-          <w:u w:val="single"/>
-        </w:rPr>
-        <w:t xml:space="preserve"> </w:t>
-      </w:r>
-      <w:r>
-        <w:rPr>
-          <w:rFonts w:ascii="Charis SIL Regular" w:hAnsi="Charis SIL Regular" w:eastAsia="Charis SIL Regular"/>
-          <w:b w:val="0"/>
-          <w:i w:val="0"/>
-          <w:color w:val="0000FF"/>
-          <w:sz w:val="24"/>
-          <w:u w:val="single"/>
-        </w:rPr>
-        <w:hyperlink r:id="rId10" w:history="1">
-          <w:r>
-            <w:rPr>
-              <w:rStyle w:val="Hyperlink"/>
-            </w:rPr>
-            <w:t>Curiosities</w:t>
-          </w:r>
-        </w:hyperlink>
-      </w:r>
-      <w:r>
-        <w:rPr>
-          <w:rFonts w:ascii="Charis SIL Regular" w:hAnsi="Charis SIL Regular" w:eastAsia="Charis SIL Regular"/>
-          <w:b w:val="0"/>
-          <w:i w:val="0"/>
+        <w:t>Book:</w:t>
+      </w:r>
+    </w:p>
+    <w:p>
+      <w:pPr>
+        <w:autoSpaceDN w:val="0"/>
+        <w:autoSpaceDE w:val="0"/>
+        <w:widowControl/>
+        <w:spacing w:line="288" w:lineRule="exact" w:before="240" w:after="0"/>
+        <w:ind w:left="810" w:right="864" w:firstLine="0"/>
+        <w:jc w:val="left"/>
+      </w:pPr>
+      <w:r>
+        <w:rPr>
+          <w:rFonts w:ascii="Charis SIL Italic" w:hAnsi="Charis SIL Italic" w:eastAsia="Charis SIL Italic"/>
+          <w:b w:val="0"/>
+          <w:i/>
           <w:color w:val="000000"/>
           <w:sz w:val="24"/>
         </w:rPr>
-        <w:t xml:space="preserve"> in 1883. ‘RV-1403’ refers to a significant collection of objects </w:t>
-      </w:r>
-      <w:r>
-        <w:rPr>
-          <w:u w:val="single" w:color="0000ff"/>
-          <w:rFonts w:ascii="Charis SIL Regular" w:hAnsi="Charis SIL Regular" w:eastAsia="Charis SIL Regular"/>
-          <w:b w:val="0"/>
-          <w:i w:val="0"/>
+        <w:t xml:space="preserve">Effert, F.R., and Caffey, Nola. Royal Cabinets and Auxiliary Branches: Origins of </w:t>
+      </w:r>
+      <w:r>
+        <w:rPr>
+          <w:rFonts w:ascii="Charis SIL Italic" w:hAnsi="Charis SIL Italic" w:eastAsia="Charis SIL Italic"/>
+          <w:b w:val="0"/>
+          <w:i/>
           <w:color w:val="000000"/>
           <w:sz w:val="24"/>
         </w:rPr>
-        <w:hyperlink r:id="rId10" w:history="1">
-          <w:r>
-            <w:rPr>
-              <w:rStyle w:val="Hyperlink"/>
-            </w:rPr>
-            <w:t>that w</w:t>
-          </w:r>
-        </w:hyperlink>
-      </w:r>
-      <w:r>
-        <w:rPr>
-          <w:u w:val="single" w:color="0000ff"/>
-          <w:rFonts w:ascii="Charis SIL Regular" w:hAnsi="Charis SIL Regular" w:eastAsia="Charis SIL Regular"/>
-          <w:b w:val="0"/>
-          <w:i w:val="0"/>
+        <w:t xml:space="preserve">the National Museum of Ethnology, 1816-1883. Leiden: Research School CNWS, </w:t>
+      </w:r>
+      <w:r>
+        <w:rPr>
+          <w:rFonts w:ascii="Charis SIL Italic" w:hAnsi="Charis SIL Italic" w:eastAsia="Charis SIL Italic"/>
+          <w:b w:val="0"/>
+          <w:i/>
           <w:color w:val="000000"/>
           <w:sz w:val="24"/>
         </w:rPr>
-        <w:hyperlink r:id="rId10" w:history="1">
-          <w:r>
-            <w:rPr>
-              <w:rStyle w:val="Hyperlink"/>
-            </w:rPr>
-            <w:t>ere tran</w:t>
-          </w:r>
-        </w:hyperlink>
-      </w:r>
-      <w:r>
-        <w:rPr>
-          <w:u w:val="single" w:color="0000ff"/>
-          <w:rFonts w:ascii="Charis SIL Regular" w:hAnsi="Charis SIL Regular" w:eastAsia="Charis SIL Regular"/>
-          <w:b w:val="0"/>
-          <w:i w:val="0"/>
+        <w:t>2008.</w:t>
+      </w:r>
+      <w:r>
+        <w:rPr>
+          <w:rFonts w:ascii="Charis SIL Italic" w:hAnsi="Charis SIL Italic" w:eastAsia="Charis SIL Italic"/>
+          <w:b w:val="0"/>
+          <w:i/>
           <w:color w:val="000000"/>
           <w:sz w:val="24"/>
         </w:rPr>
-        <w:hyperlink r:id="rId10" w:history="1">
-          <w:r>
-            <w:rPr>
-              <w:rStyle w:val="Hyperlink"/>
-            </w:rPr>
-            <w:t>s</w:t>
-          </w:r>
-        </w:hyperlink>
-      </w:r>
-      <w:r>
-        <w:rPr>
-          <w:u w:val="single" w:color="0000ff"/>
-          <w:rFonts w:ascii="Charis SIL Regular" w:hAnsi="Charis SIL Regular" w:eastAsia="Charis SIL Regular"/>
-          <w:b w:val="0"/>
-          <w:i w:val="0"/>
+        <w:t xml:space="preserve">History of the Rijks Etnografisch Museum in Leiden (now Wereldmuseum </w:t>
+      </w:r>
+      <w:r>
+        <w:rPr>
+          <w:rFonts w:ascii="Charis SIL Italic" w:hAnsi="Charis SIL Italic" w:eastAsia="Charis SIL Italic"/>
+          <w:b w:val="0"/>
+          <w:i/>
           <w:color w:val="000000"/>
           <w:sz w:val="24"/>
         </w:rPr>
-        <w:hyperlink r:id="rId10" w:history="1">
-          <w:r>
-            <w:rPr>
-              <w:rStyle w:val="Hyperlink"/>
-            </w:rPr>
-            <w:t>fe</w:t>
-          </w:r>
-        </w:hyperlink>
-      </w:r>
-      <w:r>
-        <w:rPr>
-          <w:u w:val="single" w:color="0000ff"/>
-          <w:rFonts w:ascii="Charis SIL Regular" w:hAnsi="Charis SIL Regular" w:eastAsia="Charis SIL Regular"/>
-          <w:b w:val="0"/>
-          <w:i w:val="0"/>
+        <w:t xml:space="preserve">Leiden) and how it was formed from the collections of the Royal Cabinet of </w:t>
+      </w:r>
+      <w:r>
+        <w:rPr>
+          <w:rFonts w:ascii="Charis SIL Italic" w:hAnsi="Charis SIL Italic" w:eastAsia="Charis SIL Italic"/>
+          <w:b w:val="0"/>
+          <w:i/>
           <w:color w:val="000000"/>
           <w:sz w:val="24"/>
         </w:rPr>
-        <w:hyperlink r:id="rId10" w:history="1">
-          <w:r>
-            <w:rPr>
-              <w:rStyle w:val="Hyperlink"/>
-            </w:rPr>
-            <w:t>rred from t</w:t>
-          </w:r>
-        </w:hyperlink>
-      </w:r>
-      <w:r>
-        <w:rPr>
-          <w:rFonts w:ascii="Charis SIL Regular" w:hAnsi="Charis SIL Regular" w:eastAsia="Charis SIL Regular"/>
-          <w:b w:val="0"/>
-          <w:i w:val="0"/>
-          <w:color w:val="000000"/>
-          <w:sz w:val="24"/>
-        </w:rPr>
-        <w:t xml:space="preserve">he </w:t>
-      </w:r>
-      <w:r>
-        <w:rPr>
-          <w:rFonts w:ascii="Charis SIL Regular" w:hAnsi="Charis SIL Regular" w:eastAsia="Charis SIL Regular"/>
-          <w:b w:val="0"/>
-          <w:i w:val="0"/>
-          <w:color w:val="0000FF"/>
-          <w:sz w:val="24"/>
-          <w:u w:val="single"/>
-        </w:rPr>
-        <w:hyperlink r:id="rId11" w:history="1">
-          <w:r>
-            <w:rPr>
-              <w:rStyle w:val="Hyperlink"/>
-            </w:rPr>
-            <w:t>Museum</w:t>
-          </w:r>
-        </w:hyperlink>
-      </w:r>
-      <w:r>
-        <w:rPr>
-          <w:rFonts w:ascii="Charis SIL Regular" w:hAnsi="Charis SIL Regular" w:eastAsia="Charis SIL Regular"/>
-          <w:b w:val="0"/>
-          <w:i w:val="0"/>
-          <w:color w:val="0000FF"/>
-          <w:sz w:val="24"/>
-          <w:u w:val="single"/>
-        </w:rPr>
-        <w:t xml:space="preserve"> </w:t>
-      </w:r>
-      <w:r>
-        <w:rPr>
-          <w:rFonts w:ascii="Charis SIL Regular" w:hAnsi="Charis SIL Regular" w:eastAsia="Charis SIL Regular"/>
-          <w:b w:val="0"/>
-          <w:i w:val="0"/>
-          <w:color w:val="0000FF"/>
-          <w:sz w:val="24"/>
-          <w:u w:val="single"/>
-        </w:rPr>
-        <w:hyperlink r:id="rId11" w:history="1">
-          <w:r>
-            <w:rPr>
-              <w:rStyle w:val="Hyperlink"/>
-            </w:rPr>
-            <w:t>of</w:t>
-          </w:r>
-        </w:hyperlink>
-      </w:r>
-      <w:r>
-        <w:rPr>
-          <w:rFonts w:ascii="Charis SIL Regular" w:hAnsi="Charis SIL Regular" w:eastAsia="Charis SIL Regular"/>
-          <w:b w:val="0"/>
-          <w:i w:val="0"/>
-          <w:color w:val="0000FF"/>
-          <w:sz w:val="24"/>
-          <w:u w:val="single"/>
-        </w:rPr>
-        <w:t xml:space="preserve"> </w:t>
-      </w:r>
-      <w:r>
-        <w:rPr>
-          <w:rFonts w:ascii="Charis SIL Regular" w:hAnsi="Charis SIL Regular" w:eastAsia="Charis SIL Regular"/>
-          <w:b w:val="0"/>
-          <w:i w:val="0"/>
-          <w:color w:val="0000FF"/>
-          <w:sz w:val="24"/>
-          <w:u w:val="single"/>
-        </w:rPr>
-        <w:hyperlink r:id="rId11" w:history="1">
-          <w:r>
-            <w:rPr>
-              <w:rStyle w:val="Hyperlink"/>
-            </w:rPr>
-            <w:t>Antiquities</w:t>
-          </w:r>
-        </w:hyperlink>
-      </w:r>
-      <w:r>
-        <w:rPr>
-          <w:rFonts w:ascii="Charis SIL Regular" w:hAnsi="Charis SIL Regular" w:eastAsia="Charis SIL Regular"/>
-          <w:b w:val="0"/>
-          <w:i w:val="0"/>
-          <w:color w:val="000000"/>
-          <w:sz w:val="24"/>
-        </w:rPr>
-        <w:t xml:space="preserve"> in 1904. The Wereldmuseum Leiden </w:t>
-      </w:r>
-      <w:r>
-        <w:rPr>
-          <w:rFonts w:ascii="Charis SIL Regular" w:hAnsi="Charis SIL Regular" w:eastAsia="Charis SIL Regular"/>
-          <w:b w:val="0"/>
-          <w:i w:val="0"/>
-          <w:color w:val="000000"/>
-          <w:sz w:val="24"/>
-        </w:rPr>
-        <w:t>has kept records of the collecti</w:t>
-      </w:r>
-      <w:r>
-        <w:rPr>
-          <w:u w:val="single" w:color="0000ff"/>
-          <w:rFonts w:ascii="Charis SIL Regular" w:hAnsi="Charis SIL Regular" w:eastAsia="Charis SIL Regular"/>
-          <w:b w:val="0"/>
-          <w:i w:val="0"/>
-          <w:color w:val="000000"/>
-          <w:sz w:val="24"/>
-        </w:rPr>
-        <w:hyperlink r:id="rId11" w:history="1">
-          <w:r>
-            <w:rPr>
-              <w:rStyle w:val="Hyperlink"/>
-            </w:rPr>
-            <w:t xml:space="preserve">on since </w:t>
-          </w:r>
-        </w:hyperlink>
-      </w:r>
-      <w:r>
-        <w:rPr>
-          <w:u w:val="single" w:color="0000ff"/>
-          <w:rFonts w:ascii="Charis SIL Regular" w:hAnsi="Charis SIL Regular" w:eastAsia="Charis SIL Regular"/>
-          <w:b w:val="0"/>
-          <w:i w:val="0"/>
-          <w:color w:val="000000"/>
-          <w:sz w:val="24"/>
-        </w:rPr>
-        <w:hyperlink r:id="rId11" w:history="1">
-          <w:r>
-            <w:rPr>
-              <w:rStyle w:val="Hyperlink"/>
-            </w:rPr>
-            <w:t>i</w:t>
-          </w:r>
-        </w:hyperlink>
-      </w:r>
-      <w:r>
-        <w:rPr>
-          <w:u w:val="single" w:color="0000ff"/>
-          <w:rFonts w:ascii="Charis SIL Regular" w:hAnsi="Charis SIL Regular" w:eastAsia="Charis SIL Regular"/>
-          <w:b w:val="0"/>
-          <w:i w:val="0"/>
-          <w:color w:val="000000"/>
-          <w:sz w:val="24"/>
-        </w:rPr>
-        <w:hyperlink r:id="rId11" w:history="1">
-          <w:r>
-            <w:rPr>
-              <w:rStyle w:val="Hyperlink"/>
-            </w:rPr>
-            <w:t>ts</w:t>
-          </w:r>
-        </w:hyperlink>
-      </w:r>
-      <w:r>
-        <w:rPr>
-          <w:u w:val="single" w:color="0000ff"/>
-          <w:rFonts w:ascii="Charis SIL Regular" w:hAnsi="Charis SIL Regular" w:eastAsia="Charis SIL Regular"/>
-          <w:b w:val="0"/>
-          <w:i w:val="0"/>
-          <w:color w:val="000000"/>
-          <w:sz w:val="24"/>
-        </w:rPr>
-        <w:t xml:space="preserve"> </w:t>
-      </w:r>
-      <w:r>
-        <w:rPr>
-          <w:u w:val="single" w:color="0000ff"/>
-          <w:rFonts w:ascii="Charis SIL Regular" w:hAnsi="Charis SIL Regular" w:eastAsia="Charis SIL Regular"/>
-          <w:b w:val="0"/>
-          <w:i w:val="0"/>
-          <w:color w:val="000000"/>
-          <w:sz w:val="24"/>
-        </w:rPr>
-        <w:hyperlink r:id="rId11" w:history="1">
-          <w:r>
-            <w:rPr>
-              <w:rStyle w:val="Hyperlink"/>
-            </w:rPr>
-            <w:t>foundation.</w:t>
-          </w:r>
-        </w:hyperlink>
-      </w:r>
-      <w:r>
-        <w:rPr>
-          <w:rFonts w:ascii="Charis SIL Regular" w:hAnsi="Charis SIL Regular" w:eastAsia="Charis SIL Regular"/>
-          <w:b w:val="0"/>
-          <w:i w:val="0"/>
-          <w:color w:val="000000"/>
-          <w:sz w:val="24"/>
-        </w:rPr>
-        <w:t xml:space="preserve"> However, the archive system has </w:t>
-      </w:r>
-      <w:r>
-        <w:rPr>
-          <w:rFonts w:ascii="Charis SIL Regular" w:hAnsi="Charis SIL Regular" w:eastAsia="Charis SIL Regular"/>
-          <w:b w:val="0"/>
-          <w:i w:val="0"/>
-          <w:color w:val="000000"/>
-          <w:sz w:val="24"/>
-        </w:rPr>
-        <w:t>changed several times and different documentation is available for each object or collection</w:t>
+        <w:t>Curiosities.</w:t>
       </w:r>
     </w:p>
     <w:p>
       <w:pPr>
         <w:sectPr>
           <w:pgSz w:w="11900" w:h="16840"/>
-          <w:pgMar w:top="448" w:right="576" w:bottom="502" w:left="950" w:header="720" w:footer="720" w:gutter="0"/>
+          <w:pgMar w:top="324" w:right="1120" w:bottom="626" w:left="950" w:header="720" w:footer="720" w:gutter="0"/>
           <w:cols/>
           <w:docGrid w:linePitch="360"/>
         </w:sectPr>
@@ -1855,7 +3180,7 @@
         <w:autoSpaceDE w:val="0"/>
         <w:widowControl/>
         <w:spacing w:line="352" w:lineRule="exact" w:before="0" w:after="0"/>
-        <w:ind w:left="10" w:right="0" w:firstLine="0"/>
+        <w:ind w:left="800" w:right="0" w:firstLine="0"/>
         <w:jc w:val="left"/>
       </w:pPr>
       <w:r>
@@ -1863,10 +3188,124 @@
           <w:rFonts w:ascii="Charis SIL Regular" w:hAnsi="Charis SIL Regular" w:eastAsia="Charis SIL Regular"/>
           <w:b w:val="0"/>
           <w:i w:val="0"/>
+          <w:color w:val="0000FF"/>
+          <w:sz w:val="24"/>
+          <w:u w:val="single"/>
+        </w:rPr>
+        <w:hyperlink r:id="rId17" w:history="1">
+          <w:r>
+            <w:rPr>
+              <w:rStyle w:val="Hyperlink"/>
+            </w:rPr>
+            <w:t>ISBN</w:t>
+          </w:r>
+        </w:hyperlink>
+      </w:r>
+      <w:r>
+        <w:rPr>
+          <w:rFonts w:ascii="Charis SIL Regular" w:hAnsi="Charis SIL Regular" w:eastAsia="Charis SIL Regular"/>
+          <w:b w:val="0"/>
+          <w:i w:val="0"/>
+          <w:color w:val="0000FF"/>
+          <w:sz w:val="24"/>
+          <w:u w:val="single"/>
+        </w:rPr>
+        <w:t xml:space="preserve"> </w:t>
+      </w:r>
+      <w:r>
+        <w:rPr>
+          <w:rFonts w:ascii="Charis SIL Regular" w:hAnsi="Charis SIL Regular" w:eastAsia="Charis SIL Regular"/>
+          <w:b w:val="0"/>
+          <w:i w:val="0"/>
+          <w:color w:val="0000FF"/>
+          <w:sz w:val="24"/>
+          <w:u w:val="single"/>
+        </w:rPr>
+        <w:hyperlink r:id="rId17" w:history="1">
+          <w:r>
+            <w:rPr>
+              <w:rStyle w:val="Hyperlink"/>
+            </w:rPr>
+            <w:t>9789057891595</w:t>
+          </w:r>
+        </w:hyperlink>
+      </w:r>
+      <w:r>
+        <w:rPr>
+          <w:rFonts w:ascii="Charis SIL Regular" w:hAnsi="Charis SIL Regular" w:eastAsia="Charis SIL Regular"/>
+          <w:b w:val="0"/>
+          <w:i w:val="0"/>
           <w:color w:val="000000"/>
           <w:sz w:val="24"/>
         </w:rPr>
-        <w:t>series (several pieces that were registered at the same time).</w:t>
+        <w:t xml:space="preserve">, </w:t>
+      </w:r>
+      <w:r>
+        <w:rPr>
+          <w:rFonts w:ascii="Charis SIL Regular" w:hAnsi="Charis SIL Regular" w:eastAsia="Charis SIL Regular"/>
+          <w:b w:val="0"/>
+          <w:i w:val="0"/>
+          <w:color w:val="0000FF"/>
+          <w:sz w:val="24"/>
+          <w:u w:val="single"/>
+        </w:rPr>
+        <w:hyperlink r:id="rId18" w:history="1">
+          <w:r>
+            <w:rPr>
+              <w:rStyle w:val="Hyperlink"/>
+            </w:rPr>
+            <w:t>WorldCat</w:t>
+          </w:r>
+        </w:hyperlink>
+      </w:r>
+      <w:r>
+        <w:rPr>
+          <w:rFonts w:ascii="Charis SIL Regular" w:hAnsi="Charis SIL Regular" w:eastAsia="Charis SIL Regular"/>
+          <w:b w:val="0"/>
+          <w:i w:val="0"/>
+          <w:color w:val="0000FF"/>
+          <w:sz w:val="24"/>
+          <w:u w:val="single"/>
+        </w:rPr>
+        <w:t xml:space="preserve"> </w:t>
+      </w:r>
+      <w:r>
+        <w:rPr>
+          <w:rFonts w:ascii="Charis SIL Regular" w:hAnsi="Charis SIL Regular" w:eastAsia="Charis SIL Regular"/>
+          <w:b w:val="0"/>
+          <w:i w:val="0"/>
+          <w:color w:val="0000FF"/>
+          <w:sz w:val="24"/>
+          <w:u w:val="single"/>
+        </w:rPr>
+        <w:hyperlink r:id="rId18" w:history="1">
+          <w:r>
+            <w:rPr>
+              <w:rStyle w:val="Hyperlink"/>
+            </w:rPr>
+            <w:t>244247206</w:t>
+          </w:r>
+        </w:hyperlink>
+      </w:r>
+    </w:p>
+    <w:p>
+      <w:pPr>
+        <w:autoSpaceDN w:val="0"/>
+        <w:autoSpaceDE w:val="0"/>
+        <w:widowControl/>
+        <w:spacing w:line="352" w:lineRule="exact" w:before="176" w:after="0"/>
+        <w:ind w:left="0" w:right="0" w:firstLine="0"/>
+        <w:jc w:val="left"/>
+      </w:pPr>
+      <w:r>
+        <w:rPr>
+          <w:rFonts w:ascii="Charis SIL Regular" w:hAnsi="Charis SIL Regular" w:eastAsia="Charis SIL Regular"/>
+          <w:b w:val="0"/>
+          <w:i w:val="0"/>
+          <w:color w:val="000000"/>
+          <w:sz w:val="24"/>
+        </w:rPr>
+        <w:t>Dissertation:</w:t>
       </w:r>
     </w:p>
     <w:p>
@@ -1875,68 +3314,148 @@
         <w:autoSpaceDE w:val="0"/>
         <w:widowControl/>
         <w:spacing w:line="288" w:lineRule="exact" w:before="240" w:after="0"/>
-        <w:ind w:left="10" w:right="0" w:firstLine="0"/>
+        <w:ind w:left="800" w:right="864" w:firstLine="0"/>
         <w:jc w:val="left"/>
       </w:pPr>
       <w:r>
         <w:rPr>
+          <w:rFonts w:ascii="Charis SIL Italic" w:hAnsi="Charis SIL Italic" w:eastAsia="Charis SIL Italic"/>
+          <w:b w:val="0"/>
+          <w:i/>
+          <w:color w:val="000000"/>
+          <w:sz w:val="24"/>
+        </w:rPr>
+        <w:t xml:space="preserve">Effert, Rudolf. “Volkenkundig Verzamelen: het Koninklijk Kabinet Van </w:t>
+      </w:r>
+      <w:r>
+        <w:br/>
+      </w:r>
+      <w:r>
+        <w:rPr>
+          <w:rFonts w:ascii="Charis SIL Italic" w:hAnsi="Charis SIL Italic" w:eastAsia="Charis SIL Italic"/>
+          <w:b w:val="0"/>
+          <w:i/>
+          <w:color w:val="000000"/>
+          <w:sz w:val="24"/>
+        </w:rPr>
+        <w:t xml:space="preserve">Zeldzaamheden en het Rijks Ethnographisch Museum 1816-1883.” Dissertatie, </w:t>
+      </w:r>
+      <w:r>
+        <w:rPr>
+          <w:rFonts w:ascii="Charis SIL Italic" w:hAnsi="Charis SIL Italic" w:eastAsia="Charis SIL Italic"/>
+          <w:b w:val="0"/>
+          <w:i/>
+          <w:color w:val="000000"/>
+          <w:sz w:val="24"/>
+        </w:rPr>
+        <w:t>Universiteit Leiden, Leiden 2003.</w:t>
+      </w:r>
+      <w:r>
+        <w:rPr>
+          <w:rFonts w:ascii="Charis SIL Italic" w:hAnsi="Charis SIL Italic" w:eastAsia="Charis SIL Italic"/>
+          <w:b w:val="0"/>
+          <w:i/>
+          <w:color w:val="000000"/>
+          <w:sz w:val="24"/>
+        </w:rPr>
+        <w:t xml:space="preserve">Dissertation by Rudolf Effert, corresponds to the </w:t>
+      </w:r>
+      <w:r>
+        <w:rPr>
+          <w:rFonts w:ascii="Charis SIL Italic" w:hAnsi="Charis SIL Italic" w:eastAsia="Charis SIL Italic"/>
+          <w:b w:val="0"/>
+          <w:i/>
+          <w:color w:val="000000"/>
+          <w:sz w:val="24"/>
+        </w:rPr>
+        <w:t xml:space="preserve">English version. About the history of the National Museum of Ethnology and how it </w:t>
+      </w:r>
+      <w:r>
+        <w:rPr>
+          <w:rFonts w:ascii="Charis SIL Italic" w:hAnsi="Charis SIL Italic" w:eastAsia="Charis SIL Italic"/>
+          <w:b w:val="0"/>
+          <w:i/>
+          <w:color w:val="000000"/>
+          <w:sz w:val="24"/>
+        </w:rPr>
+        <w:t>was formed from the collections of the Royal Cabinet of Curiosities.</w:t>
+      </w:r>
+    </w:p>
+    <w:p>
+      <w:pPr>
+        <w:autoSpaceDN w:val="0"/>
+        <w:autoSpaceDE w:val="0"/>
+        <w:widowControl/>
+        <w:spacing w:line="352" w:lineRule="exact" w:before="176" w:after="0"/>
+        <w:ind w:left="800" w:right="0" w:firstLine="0"/>
+        <w:jc w:val="left"/>
+      </w:pPr>
+      <w:r>
+        <w:rPr>
+          <w:rFonts w:ascii="Charis SIL Regular" w:hAnsi="Charis SIL Regular" w:eastAsia="Charis SIL Regular"/>
+          <w:b w:val="0"/>
+          <w:i w:val="0"/>
+          <w:color w:val="0000FF"/>
+          <w:sz w:val="24"/>
+          <w:u w:val="single"/>
+        </w:rPr>
+        <w:hyperlink r:id="rId19" w:history="1">
+          <w:r>
+            <w:rPr>
+              <w:rStyle w:val="Hyperlink"/>
+            </w:rPr>
+            <w:t>WorldCat</w:t>
+          </w:r>
+        </w:hyperlink>
+      </w:r>
+      <w:r>
+        <w:rPr>
+          <w:rFonts w:ascii="Charis SIL Regular" w:hAnsi="Charis SIL Regular" w:eastAsia="Charis SIL Regular"/>
+          <w:b w:val="0"/>
+          <w:i w:val="0"/>
+          <w:color w:val="0000FF"/>
+          <w:sz w:val="24"/>
+          <w:u w:val="single"/>
+        </w:rPr>
+        <w:t xml:space="preserve"> </w:t>
+      </w:r>
+      <w:r>
+        <w:rPr>
+          <w:rFonts w:ascii="Charis SIL Regular" w:hAnsi="Charis SIL Regular" w:eastAsia="Charis SIL Regular"/>
+          <w:b w:val="0"/>
+          <w:i w:val="0"/>
+          <w:color w:val="0000FF"/>
+          <w:sz w:val="24"/>
+          <w:u w:val="single"/>
+        </w:rPr>
+        <w:hyperlink r:id="rId19" w:history="1">
+          <w:r>
+            <w:rPr>
+              <w:rStyle w:val="Hyperlink"/>
+            </w:rPr>
+            <w:t>317117313</w:t>
+          </w:r>
+        </w:hyperlink>
+      </w:r>
+    </w:p>
+    <w:p>
+      <w:pPr>
+        <w:autoSpaceDN w:val="0"/>
+        <w:autoSpaceDE w:val="0"/>
+        <w:widowControl/>
+        <w:spacing w:line="352" w:lineRule="exact" w:before="176" w:after="0"/>
+        <w:ind w:left="0" w:right="0" w:firstLine="0"/>
+        <w:jc w:val="left"/>
+      </w:pPr>
+      <w:r>
+        <w:rPr>
           <w:rFonts w:ascii="Charis SIL Regular" w:hAnsi="Charis SIL Regular" w:eastAsia="Charis SIL Regular"/>
           <w:b w:val="0"/>
           <w:i w:val="0"/>
           <w:color w:val="000000"/>
           <w:sz w:val="24"/>
         </w:rPr>
-        <w:t xml:space="preserve">The archives can roughly be divided into the collection archive and the correspondence </w:t>
-      </w:r>
-      <w:r>
-        <w:rPr>
-          <w:rFonts w:ascii="Charis SIL Regular" w:hAnsi="Charis SIL Regular" w:eastAsia="Charis SIL Regular"/>
-          <w:b w:val="0"/>
-          <w:i w:val="0"/>
-          <w:color w:val="000000"/>
-          <w:sz w:val="24"/>
-        </w:rPr>
-        <w:t xml:space="preserve">archive. The collection archive consists of object registers, inventories, series files and, for </w:t>
-      </w:r>
-      <w:r>
-        <w:rPr>
-          <w:rFonts w:ascii="Charis SIL Regular" w:hAnsi="Charis SIL Regular" w:eastAsia="Charis SIL Regular"/>
-          <w:b w:val="0"/>
-          <w:i w:val="0"/>
-          <w:color w:val="000000"/>
-          <w:sz w:val="24"/>
-        </w:rPr>
-        <w:t>some older objects, lists of donations and exchanges. This archive can be found under NL-</w:t>
-      </w:r>
-      <w:r>
-        <w:rPr>
-          <w:rFonts w:ascii="Charis SIL Regular" w:hAnsi="Charis SIL Regular" w:eastAsia="Charis SIL Regular"/>
-          <w:b w:val="0"/>
-          <w:i w:val="0"/>
-          <w:color w:val="000000"/>
-          <w:sz w:val="24"/>
-        </w:rPr>
-        <w:t xml:space="preserve">LdnRMV_A3. The correspondence archive contains incoming letters and telegrams, copies of </w:t>
-      </w:r>
-      <w:r>
-        <w:rPr>
-          <w:rFonts w:ascii="Charis SIL Regular" w:hAnsi="Charis SIL Regular" w:eastAsia="Charis SIL Regular"/>
-          <w:b w:val="0"/>
-          <w:i w:val="0"/>
-          <w:color w:val="000000"/>
-          <w:sz w:val="24"/>
-        </w:rPr>
-        <w:t xml:space="preserve">outgoing letters, lists of incoming and outgoing correspondence, and so on. This archive can </w:t>
-      </w:r>
-      <w:r>
-        <w:rPr>
-          <w:rFonts w:ascii="Charis SIL Regular" w:hAnsi="Charis SIL Regular" w:eastAsia="Charis SIL Regular"/>
-          <w:b w:val="0"/>
-          <w:i w:val="0"/>
-          <w:color w:val="000000"/>
-          <w:sz w:val="24"/>
-        </w:rPr>
-        <w:t>be found under NL-LdnRMV_A1.</w:t>
+        <w:t>Book:</w:t>
       </w:r>
     </w:p>
     <w:p>
@@ -1945,32 +3464,159 @@
         <w:autoSpaceDE w:val="0"/>
         <w:widowControl/>
         <w:spacing w:line="288" w:lineRule="exact" w:before="240" w:after="0"/>
-        <w:ind w:left="10" w:right="432" w:firstLine="0"/>
+        <w:ind w:left="800" w:right="1008" w:firstLine="0"/>
         <w:jc w:val="left"/>
       </w:pPr>
       <w:r>
         <w:rPr>
-          <w:rFonts w:ascii="Charis SIL Regular" w:hAnsi="Charis SIL Regular" w:eastAsia="Charis SIL Regular"/>
+          <w:rFonts w:ascii="Charis SIL Italic" w:hAnsi="Charis SIL Italic" w:eastAsia="Charis SIL Italic"/>
+          <w:b w:val="0"/>
+          <w:i/>
+          <w:color w:val="000000"/>
+          <w:sz w:val="24"/>
+        </w:rPr>
+        <w:t>Marquart, Joseph. Die Benin-Sammlung des Reichsmuseums fu</w:t>
+      </w:r>
+      <w:r>
+        <w:rPr>
+          <w:rFonts w:ascii="Noto Serif" w:hAnsi="Noto Serif" w:eastAsia="Noto Serif"/>
           <w:b w:val="0"/>
           <w:i w:val="0"/>
           <w:color w:val="000000"/>
           <w:sz w:val="24"/>
         </w:rPr>
-        <w:t xml:space="preserve">The archive of the Wereldmuseum Leiden is not accessible online. For more information </w:t>
-      </w:r>
-      <w:r>
-        <w:rPr>
-          <w:rFonts w:ascii="Charis SIL Regular" w:hAnsi="Charis SIL Regular" w:eastAsia="Charis SIL Regular"/>
+        <w:t>̈</w:t>
+      </w:r>
+      <w:r>
+        <w:rPr>
+          <w:rFonts w:ascii="Charis SIL Italic" w:hAnsi="Charis SIL Italic" w:eastAsia="Charis SIL Italic"/>
+          <w:b w:val="0"/>
+          <w:i/>
+          <w:color w:val="000000"/>
+          <w:sz w:val="24"/>
+        </w:rPr>
+        <w:t>r Vo</w:t>
+      </w:r>
+      <w:r>
+        <w:rPr>
+          <w:rFonts w:ascii="Noto Serif" w:hAnsi="Noto Serif" w:eastAsia="Noto Serif"/>
           <w:b w:val="0"/>
           <w:i w:val="0"/>
           <w:color w:val="000000"/>
           <w:sz w:val="24"/>
         </w:rPr>
-        <w:t xml:space="preserve">about the collection or to view archival documents please contact </w:t>
-      </w:r>
-      <w:r>
-        <w:br/>
-      </w:r>
+        <w:t>̈</w:t>
+      </w:r>
+      <w:r>
+        <w:rPr>
+          <w:rFonts w:ascii="Charis SIL Italic" w:hAnsi="Charis SIL Italic" w:eastAsia="Charis SIL Italic"/>
+          <w:b w:val="0"/>
+          <w:i/>
+          <w:color w:val="000000"/>
+          <w:sz w:val="24"/>
+        </w:rPr>
+        <w:t xml:space="preserve">lkerkunde in </w:t>
+      </w:r>
+      <w:r>
+        <w:rPr>
+          <w:rFonts w:ascii="Charis SIL Italic" w:hAnsi="Charis SIL Italic" w:eastAsia="Charis SIL Italic"/>
+          <w:b w:val="0"/>
+          <w:i/>
+          <w:color w:val="000000"/>
+          <w:sz w:val="24"/>
+        </w:rPr>
+        <w:t>Leiden. Beschrieben und mit ausfu</w:t>
+      </w:r>
+      <w:r>
+        <w:rPr>
+          <w:rFonts w:ascii="Noto Serif" w:hAnsi="Noto Serif" w:eastAsia="Noto Serif"/>
+          <w:b w:val="0"/>
+          <w:i w:val="0"/>
+          <w:color w:val="000000"/>
+          <w:sz w:val="24"/>
+        </w:rPr>
+        <w:t>̈</w:t>
+      </w:r>
+      <w:r>
+        <w:rPr>
+          <w:rFonts w:ascii="Charis SIL Italic" w:hAnsi="Charis SIL Italic" w:eastAsia="Charis SIL Italic"/>
+          <w:b w:val="0"/>
+          <w:i/>
+          <w:color w:val="000000"/>
+          <w:sz w:val="24"/>
+        </w:rPr>
+        <w:t xml:space="preserve">hrlichen Prolegomena zur Geschichte der </w:t>
+      </w:r>
+      <w:r>
+        <w:rPr>
+          <w:rFonts w:ascii="Charis SIL Italic" w:hAnsi="Charis SIL Italic" w:eastAsia="Charis SIL Italic"/>
+          <w:b w:val="0"/>
+          <w:i/>
+          <w:color w:val="000000"/>
+          <w:sz w:val="24"/>
+        </w:rPr>
+        <w:t>Handelswege und Vo</w:t>
+      </w:r>
+      <w:r>
+        <w:rPr>
+          <w:rFonts w:ascii="Noto Serif" w:hAnsi="Noto Serif" w:eastAsia="Noto Serif"/>
+          <w:b w:val="0"/>
+          <w:i w:val="0"/>
+          <w:color w:val="000000"/>
+          <w:sz w:val="24"/>
+        </w:rPr>
+        <w:t>̈</w:t>
+      </w:r>
+      <w:r>
+        <w:rPr>
+          <w:rFonts w:ascii="Charis SIL Italic" w:hAnsi="Charis SIL Italic" w:eastAsia="Charis SIL Italic"/>
+          <w:b w:val="0"/>
+          <w:i/>
+          <w:color w:val="000000"/>
+          <w:sz w:val="24"/>
+        </w:rPr>
+        <w:t>lkerbewegungen in Nordafrika, Leiden: Brill, 1913.</w:t>
+      </w:r>
+      <w:r>
+        <w:rPr>
+          <w:rFonts w:ascii="Charis SIL Italic" w:hAnsi="Charis SIL Italic" w:eastAsia="Charis SIL Italic"/>
+          <w:b w:val="0"/>
+          <w:i/>
+          <w:color w:val="000000"/>
+          <w:sz w:val="24"/>
+        </w:rPr>
+        <w:t xml:space="preserve">Book by </w:t>
+      </w:r>
+      <w:r>
+        <w:rPr>
+          <w:rFonts w:ascii="Charis SIL Italic" w:hAnsi="Charis SIL Italic" w:eastAsia="Charis SIL Italic"/>
+          <w:b w:val="0"/>
+          <w:i/>
+          <w:color w:val="000000"/>
+          <w:sz w:val="24"/>
+        </w:rPr>
+        <w:t xml:space="preserve">Joseph Marquart, a German historian and curator of the Rijks Ethnografisch </w:t>
+      </w:r>
+      <w:r>
+        <w:rPr>
+          <w:rFonts w:ascii="Charis SIL Italic" w:hAnsi="Charis SIL Italic" w:eastAsia="Charis SIL Italic"/>
+          <w:b w:val="0"/>
+          <w:i/>
+          <w:color w:val="000000"/>
+          <w:sz w:val="24"/>
+        </w:rPr>
+        <w:t>Museum in Leiden, about the museum’s Benin collection.</w:t>
+      </w:r>
+    </w:p>
+    <w:p>
+      <w:pPr>
+        <w:autoSpaceDN w:val="0"/>
+        <w:autoSpaceDE w:val="0"/>
+        <w:widowControl/>
+        <w:spacing w:line="352" w:lineRule="exact" w:before="176" w:after="0"/>
+        <w:ind w:left="800" w:right="0" w:firstLine="0"/>
+        <w:jc w:val="left"/>
+      </w:pPr>
       <w:r>
         <w:rPr>
           <w:rFonts w:ascii="Charis SIL Regular" w:hAnsi="Charis SIL Regular" w:eastAsia="Charis SIL Regular"/>
@@ -1980,12 +3626,12 @@
           <w:sz w:val="24"/>
           <w:u w:val="single"/>
         </w:rPr>
-        <w:hyperlink r:id="rId15" w:history="1">
+        <w:hyperlink r:id="rId20" w:history="1">
           <w:r>
             <w:rPr>
               <w:rStyle w:val="Hyperlink"/>
             </w:rPr>
-            <w:t>collectieinfo@wereldmuseum.nl</w:t>
+            <w:t>WorldCat</w:t>
           </w:r>
         </w:hyperlink>
       </w:r>
@@ -1994,10 +3640,49 @@
           <w:rFonts w:ascii="Charis SIL Regular" w:hAnsi="Charis SIL Regular" w:eastAsia="Charis SIL Regular"/>
           <w:b w:val="0"/>
           <w:i w:val="0"/>
+          <w:color w:val="0000FF"/>
+          <w:sz w:val="24"/>
+          <w:u w:val="single"/>
+        </w:rPr>
+        <w:t xml:space="preserve"> </w:t>
+      </w:r>
+      <w:r>
+        <w:rPr>
+          <w:rFonts w:ascii="Charis SIL Regular" w:hAnsi="Charis SIL Regular" w:eastAsia="Charis SIL Regular"/>
+          <w:b w:val="0"/>
+          <w:i w:val="0"/>
+          <w:color w:val="0000FF"/>
+          <w:sz w:val="24"/>
+          <w:u w:val="single"/>
+        </w:rPr>
+        <w:hyperlink r:id="rId20" w:history="1">
+          <w:r>
+            <w:rPr>
+              <w:rStyle w:val="Hyperlink"/>
+            </w:rPr>
+            <w:t>562473153</w:t>
+          </w:r>
+        </w:hyperlink>
+      </w:r>
+    </w:p>
+    <w:p>
+      <w:pPr>
+        <w:autoSpaceDN w:val="0"/>
+        <w:autoSpaceDE w:val="0"/>
+        <w:widowControl/>
+        <w:spacing w:line="352" w:lineRule="exact" w:before="176" w:after="0"/>
+        <w:ind w:left="0" w:right="0" w:firstLine="0"/>
+        <w:jc w:val="left"/>
+      </w:pPr>
+      <w:r>
+        <w:rPr>
+          <w:rFonts w:ascii="Charis SIL Regular" w:hAnsi="Charis SIL Regular" w:eastAsia="Charis SIL Regular"/>
+          <w:b w:val="0"/>
+          <w:i w:val="0"/>
           <w:color w:val="000000"/>
           <w:sz w:val="24"/>
         </w:rPr>
-        <w:t>.</w:t>
+        <w:t>Book:</w:t>
       </w:r>
     </w:p>
     <w:p>
@@ -2006,48 +3691,78 @@
         <w:autoSpaceDE w:val="0"/>
         <w:widowControl/>
         <w:spacing w:line="288" w:lineRule="exact" w:before="240" w:after="0"/>
-        <w:ind w:left="10" w:right="0" w:firstLine="0"/>
+        <w:ind w:left="800" w:right="1152" w:firstLine="0"/>
         <w:jc w:val="left"/>
       </w:pPr>
       <w:r>
         <w:rPr>
-          <w:rFonts w:ascii="Charis SIL Regular" w:hAnsi="Charis SIL Regular" w:eastAsia="Charis SIL Regular"/>
-          <w:b w:val="0"/>
-          <w:i w:val="0"/>
+          <w:rFonts w:ascii="Charis SIL Italic" w:hAnsi="Charis SIL Italic" w:eastAsia="Charis SIL Italic"/>
+          <w:b w:val="0"/>
+          <w:i/>
           <w:color w:val="000000"/>
           <w:sz w:val="24"/>
         </w:rPr>
-        <w:t xml:space="preserve">Documents related to the Wereldmuseum Leiden can also be found at the Dutch National </w:t>
-      </w:r>
-      <w:r>
-        <w:rPr>
-          <w:rFonts w:ascii="Charis SIL Regular" w:hAnsi="Charis SIL Regular" w:eastAsia="Charis SIL Regular"/>
-          <w:b w:val="0"/>
-          <w:i w:val="0"/>
+        <w:t xml:space="preserve">Rassers, Willem H. Overzicht van de geschiedenis van het Rijksmuseum voor </w:t>
+      </w:r>
+      <w:r>
+        <w:rPr>
+          <w:rFonts w:ascii="Charis SIL Italic" w:hAnsi="Charis SIL Italic" w:eastAsia="Charis SIL Italic"/>
+          <w:b w:val="0"/>
+          <w:i/>
           <w:color w:val="000000"/>
           <w:sz w:val="24"/>
         </w:rPr>
-        <w:t xml:space="preserve">Archives, these are mainly administrative records. The archives of museums that exchanged </w:t>
-      </w:r>
-      <w:r>
-        <w:rPr>
-          <w:rFonts w:ascii="Charis SIL Regular" w:hAnsi="Charis SIL Regular" w:eastAsia="Charis SIL Regular"/>
-          <w:b w:val="0"/>
-          <w:i w:val="0"/>
+        <w:t>Volkenkunde, 1837-1937. Sijthoff,1937.</w:t>
+      </w:r>
+      <w:r>
+        <w:rPr>
+          <w:rFonts w:ascii="Charis SIL Italic" w:hAnsi="Charis SIL Italic" w:eastAsia="Charis SIL Italic"/>
+          <w:b w:val="0"/>
+          <w:i/>
           <w:color w:val="000000"/>
           <w:sz w:val="24"/>
         </w:rPr>
-        <w:t xml:space="preserve">collections with Wereldmuseum Leiden may contain further archival material on those </w:t>
-      </w:r>
-      <w:r>
-        <w:rPr>
-          <w:rFonts w:ascii="Charis SIL Regular" w:hAnsi="Charis SIL Regular" w:eastAsia="Charis SIL Regular"/>
-          <w:b w:val="0"/>
-          <w:i w:val="0"/>
+        <w:t xml:space="preserve">Comprehensive history of the first one </w:t>
+      </w:r>
+      <w:r>
+        <w:rPr>
+          <w:rFonts w:ascii="Charis SIL Italic" w:hAnsi="Charis SIL Italic" w:eastAsia="Charis SIL Italic"/>
+          <w:b w:val="0"/>
+          <w:i/>
           <w:color w:val="000000"/>
           <w:sz w:val="24"/>
         </w:rPr>
-        <w:t>specific objects.</w:t>
+        <w:t xml:space="preserve">hundred years of the National Museum of Ethnology. Describes how the museum </w:t>
+      </w:r>
+      <w:r>
+        <w:rPr>
+          <w:rFonts w:ascii="Charis SIL Italic" w:hAnsi="Charis SIL Italic" w:eastAsia="Charis SIL Italic"/>
+          <w:b w:val="0"/>
+          <w:i/>
+          <w:color w:val="000000"/>
+          <w:sz w:val="24"/>
+        </w:rPr>
+        <w:t xml:space="preserve">originated from the Von Siebold collection and the Royal Cabinet of Curiosities, </w:t>
+      </w:r>
+      <w:r>
+        <w:rPr>
+          <w:rFonts w:ascii="Charis SIL Italic" w:hAnsi="Charis SIL Italic" w:eastAsia="Charis SIL Italic"/>
+          <w:b w:val="0"/>
+          <w:i/>
+          <w:color w:val="000000"/>
+          <w:sz w:val="24"/>
+        </w:rPr>
+        <w:t xml:space="preserve">and how it was subsequently formed into an ethnographic museum. Contains </w:t>
+      </w:r>
+      <w:r>
+        <w:rPr>
+          <w:rFonts w:ascii="Charis SIL Italic" w:hAnsi="Charis SIL Italic" w:eastAsia="Charis SIL Italic"/>
+          <w:b w:val="0"/>
+          <w:i/>
+          <w:color w:val="000000"/>
+          <w:sz w:val="24"/>
+        </w:rPr>
+        <w:t>information on objects acquired during the first hundred years of the museum.</w:t>
       </w:r>
     </w:p>
     <w:p>
@@ -2055,19 +3770,81 @@
         <w:autoSpaceDN w:val="0"/>
         <w:autoSpaceDE w:val="0"/>
         <w:widowControl/>
-        <w:spacing w:line="538" w:lineRule="exact" w:before="198" w:after="0"/>
-        <w:ind w:left="10" w:right="0" w:firstLine="0"/>
+        <w:spacing w:line="352" w:lineRule="exact" w:before="176" w:after="0"/>
+        <w:ind w:left="800" w:right="0" w:firstLine="0"/>
         <w:jc w:val="left"/>
       </w:pPr>
       <w:r>
         <w:rPr>
-          <w:rFonts w:ascii="Charis SIL Bold" w:hAnsi="Charis SIL Bold" w:eastAsia="Charis SIL Bold"/>
-          <w:b/>
+          <w:rFonts w:ascii="Charis SIL Regular" w:hAnsi="Charis SIL Regular" w:eastAsia="Charis SIL Regular"/>
+          <w:b w:val="0"/>
           <w:i w:val="0"/>
-          <w:color w:val="000000"/>
-          <w:sz w:val="36"/>
-        </w:rPr>
-        <w:t>Related Aids</w:t>
+          <w:color w:val="0000FF"/>
+          <w:sz w:val="24"/>
+          <w:u w:val="single"/>
+        </w:rPr>
+        <w:hyperlink r:id="rId21" w:history="1">
+          <w:r>
+            <w:rPr>
+              <w:rStyle w:val="Hyperlink"/>
+            </w:rPr>
+            <w:t>https://</w:t>
+          </w:r>
+        </w:hyperlink>
+      </w:r>
+      <w:r>
+        <w:rPr>
+          <w:rFonts w:ascii="Charis SIL Regular" w:hAnsi="Charis SIL Regular" w:eastAsia="Charis SIL Regular"/>
+          <w:b w:val="0"/>
+          <w:i w:val="0"/>
+          <w:color w:val="0000FF"/>
+          <w:sz w:val="24"/>
+          <w:u w:val="single"/>
+        </w:rPr>
+        <w:hyperlink r:id="rId21" w:history="1">
+          <w:r>
+            <w:rPr>
+              <w:rStyle w:val="Hyperlink"/>
+            </w:rPr>
+            <w:t>resolver.kb.nl/</w:t>
+          </w:r>
+        </w:hyperlink>
+      </w:r>
+      <w:r>
+        <w:rPr>
+          <w:rFonts w:ascii="Charis SIL Regular" w:hAnsi="Charis SIL Regular" w:eastAsia="Charis SIL Regular"/>
+          <w:b w:val="0"/>
+          <w:i w:val="0"/>
+          <w:color w:val="0000FF"/>
+          <w:sz w:val="24"/>
+          <w:u w:val="single"/>
+        </w:rPr>
+        <w:hyperlink r:id="rId21" w:history="1">
+          <w:r>
+            <w:rPr>
+              <w:rStyle w:val="Hyperlink"/>
+            </w:rPr>
+            <w:t>resolve?</w:t>
+          </w:r>
+        </w:hyperlink>
+      </w:r>
+      <w:r>
+        <w:rPr>
+          <w:rFonts w:ascii="Charis SIL Regular" w:hAnsi="Charis SIL Regular" w:eastAsia="Charis SIL Regular"/>
+          <w:b w:val="0"/>
+          <w:i w:val="0"/>
+          <w:color w:val="0000FF"/>
+          <w:sz w:val="24"/>
+          <w:u w:val="single"/>
+        </w:rPr>
+        <w:hyperlink r:id="rId21" w:history="1">
+          <w:r>
+            <w:rPr>
+              <w:rStyle w:val="Hyperlink"/>
+            </w:rPr>
+            <w:t>urn=MMKB06:000003234:00005</w:t>
+          </w:r>
+        </w:hyperlink>
       </w:r>
     </w:p>
     <w:p>
@@ -2075,8 +3852,8 @@
         <w:autoSpaceDN w:val="0"/>
         <w:autoSpaceDE w:val="0"/>
         <w:widowControl/>
-        <w:spacing w:line="288" w:lineRule="exact" w:before="294" w:after="0"/>
-        <w:ind w:left="398" w:right="1728" w:firstLine="0"/>
+        <w:spacing w:line="352" w:lineRule="exact" w:before="176" w:after="0"/>
+        <w:ind w:left="0" w:right="0" w:firstLine="0"/>
         <w:jc w:val="left"/>
       </w:pPr>
       <w:r>
@@ -2087,756 +3864,7 @@
           <w:color w:val="000000"/>
           <w:sz w:val="24"/>
         </w:rPr>
-        <w:t xml:space="preserve">•  </w:t>
-      </w:r>
-      <w:r>
-        <w:rPr>
-          <w:rFonts w:ascii="Charis SIL Regular" w:hAnsi="Charis SIL Regular" w:eastAsia="Charis SIL Regular"/>
-          <w:b w:val="0"/>
-          <w:i w:val="0"/>
-          <w:color w:val="0000FF"/>
-          <w:sz w:val="24"/>
-          <w:u w:val="single"/>
-        </w:rPr>
-        <w:t>Sources</w:t>
-      </w:r>
-      <w:r>
-        <w:br/>
-      </w:r>
-      <w:r>
-        <w:rPr>
-          <w:rFonts w:ascii="Charis SIL Regular" w:hAnsi="Charis SIL Regular" w:eastAsia="Charis SIL Regular"/>
-          <w:b w:val="0"/>
-          <w:i w:val="0"/>
-          <w:color w:val="000000"/>
-          <w:sz w:val="24"/>
-        </w:rPr>
-        <w:t xml:space="preserve">•  </w:t>
-      </w:r>
-      <w:r>
-        <w:rPr>
-          <w:rFonts w:ascii="Charis SIL Regular" w:hAnsi="Charis SIL Regular" w:eastAsia="Charis SIL Regular"/>
-          <w:b w:val="0"/>
-          <w:i w:val="0"/>
-          <w:color w:val="0000FF"/>
-          <w:sz w:val="24"/>
-          <w:u w:val="single"/>
-        </w:rPr>
-        <w:t>The tra</w:t>
-      </w:r>
-      <w:r>
-        <w:rPr>
-          <w:rFonts w:ascii="Charis SIL Regular" w:hAnsi="Charis SIL Regular" w:eastAsia="Charis SIL Regular"/>
-          <w:b w:val="0"/>
-          <w:i w:val="0"/>
-          <w:color w:val="0000FF"/>
-          <w:sz w:val="24"/>
-          <w:u w:val="single"/>
-        </w:rPr>
-        <w:t>de in objects from a colonial context</w:t>
-      </w:r>
-      <w:r>
-        <w:br/>
-      </w:r>
-      <w:r>
-        <w:rPr>
-          <w:rFonts w:ascii="Charis SIL Regular" w:hAnsi="Charis SIL Regular" w:eastAsia="Charis SIL Regular"/>
-          <w:b w:val="0"/>
-          <w:i w:val="0"/>
-          <w:color w:val="000000"/>
-          <w:sz w:val="24"/>
-        </w:rPr>
-        <w:t xml:space="preserve">•  </w:t>
-      </w:r>
-      <w:r>
-        <w:rPr>
-          <w:rFonts w:ascii="Charis SIL Regular" w:hAnsi="Charis SIL Regular" w:eastAsia="Charis SIL Regular"/>
-          <w:b w:val="0"/>
-          <w:i w:val="0"/>
-          <w:color w:val="0000FF"/>
-          <w:sz w:val="24"/>
-          <w:u w:val="single"/>
-        </w:rPr>
-        <w:t>Army and navy personnel in colonised territ</w:t>
-      </w:r>
-      <w:r>
-        <w:rPr>
-          <w:rFonts w:ascii="Charis SIL Regular" w:hAnsi="Charis SIL Regular" w:eastAsia="Charis SIL Regular"/>
-          <w:b w:val="0"/>
-          <w:i w:val="0"/>
-          <w:color w:val="0000FF"/>
-          <w:sz w:val="24"/>
-          <w:u w:val="single"/>
-        </w:rPr>
-        <w:t>ories</w:t>
-      </w:r>
-      <w:r>
-        <w:br/>
-      </w:r>
-      <w:r>
-        <w:rPr>
-          <w:rFonts w:ascii="Charis SIL Regular" w:hAnsi="Charis SIL Regular" w:eastAsia="Charis SIL Regular"/>
-          <w:b w:val="0"/>
-          <w:i w:val="0"/>
-          <w:color w:val="000000"/>
-          <w:sz w:val="24"/>
-        </w:rPr>
-        <w:t xml:space="preserve">•  </w:t>
-      </w:r>
-      <w:r>
-        <w:rPr>
-          <w:rFonts w:ascii="Charis SIL Regular" w:hAnsi="Charis SIL Regular" w:eastAsia="Charis SIL Regular"/>
-          <w:b w:val="0"/>
-          <w:i w:val="0"/>
-          <w:color w:val="0000FF"/>
-          <w:sz w:val="24"/>
-          <w:u w:val="single"/>
-        </w:rPr>
-        <w:t>Civil servants in colonised territories</w:t>
-      </w:r>
-      <w:r>
-        <w:br/>
-      </w:r>
-      <w:r>
-        <w:rPr>
-          <w:rFonts w:ascii="Charis SIL Regular" w:hAnsi="Charis SIL Regular" w:eastAsia="Charis SIL Regular"/>
-          <w:b w:val="0"/>
-          <w:i w:val="0"/>
-          <w:color w:val="000000"/>
-          <w:sz w:val="24"/>
-        </w:rPr>
-        <w:t xml:space="preserve">•  </w:t>
-      </w:r>
-      <w:r>
-        <w:rPr>
-          <w:rFonts w:ascii="Charis SIL Regular" w:hAnsi="Charis SIL Regular" w:eastAsia="Charis SIL Regular"/>
-          <w:b w:val="0"/>
-          <w:i w:val="0"/>
-          <w:color w:val="0000FF"/>
-          <w:sz w:val="24"/>
-          <w:u w:val="single"/>
-        </w:rPr>
-        <w:t>Indonesia</w:t>
-      </w:r>
-      <w:r>
-        <w:br/>
-      </w:r>
-      <w:r>
-        <w:rPr>
-          <w:rFonts w:ascii="Charis SIL Regular" w:hAnsi="Charis SIL Regular" w:eastAsia="Charis SIL Regular"/>
-          <w:b w:val="0"/>
-          <w:i w:val="0"/>
-          <w:color w:val="000000"/>
-          <w:sz w:val="24"/>
-        </w:rPr>
-        <w:t xml:space="preserve">•  </w:t>
-      </w:r>
-      <w:r>
-        <w:rPr>
-          <w:rFonts w:ascii="Charis SIL Regular" w:hAnsi="Charis SIL Regular" w:eastAsia="Charis SIL Regular"/>
-          <w:b w:val="0"/>
-          <w:i w:val="0"/>
-          <w:color w:val="0000FF"/>
-          <w:sz w:val="24"/>
-          <w:u w:val="single"/>
-        </w:rPr>
-        <w:t>Suriname</w:t>
-      </w:r>
-      <w:r>
-        <w:br/>
-      </w:r>
-      <w:r>
-        <w:rPr>
-          <w:rFonts w:ascii="Charis SIL Regular" w:hAnsi="Charis SIL Regular" w:eastAsia="Charis SIL Regular"/>
-          <w:b w:val="0"/>
-          <w:i w:val="0"/>
-          <w:color w:val="000000"/>
-          <w:sz w:val="24"/>
-        </w:rPr>
-        <w:t xml:space="preserve">•  </w:t>
-      </w:r>
-      <w:r>
-        <w:rPr>
-          <w:rFonts w:ascii="Charis SIL Regular" w:hAnsi="Charis SIL Regular" w:eastAsia="Charis SIL Regular"/>
-          <w:b w:val="0"/>
-          <w:i w:val="0"/>
-          <w:color w:val="0000FF"/>
-          <w:sz w:val="24"/>
-          <w:u w:val="single"/>
-        </w:rPr>
-        <w:t>Royal Cab</w:t>
-      </w:r>
-      <w:r>
-        <w:rPr>
-          <w:rFonts w:ascii="Charis SIL Regular" w:hAnsi="Charis SIL Regular" w:eastAsia="Charis SIL Regular"/>
-          <w:b w:val="0"/>
-          <w:i w:val="0"/>
-          <w:color w:val="0000FF"/>
-          <w:sz w:val="24"/>
-          <w:u w:val="single"/>
-        </w:rPr>
-        <w:t>inet of Curiosities</w:t>
-      </w:r>
-      <w:r>
-        <w:br/>
-      </w:r>
-      <w:r>
-        <w:rPr>
-          <w:rFonts w:ascii="Charis SIL Regular" w:hAnsi="Charis SIL Regular" w:eastAsia="Charis SIL Regular"/>
-          <w:b w:val="0"/>
-          <w:i w:val="0"/>
-          <w:color w:val="000000"/>
-          <w:sz w:val="24"/>
-        </w:rPr>
-        <w:t xml:space="preserve">•  </w:t>
-      </w:r>
-      <w:r>
-        <w:rPr>
-          <w:rFonts w:ascii="Charis SIL Regular" w:hAnsi="Charis SIL Regular" w:eastAsia="Charis SIL Regular"/>
-          <w:b w:val="0"/>
-          <w:i w:val="0"/>
-          <w:color w:val="0000FF"/>
-          <w:sz w:val="24"/>
-          <w:u w:val="single"/>
-        </w:rPr>
-        <w:t>Groote Koninklijke Bazar</w:t>
-      </w:r>
-      <w:r>
-        <w:br/>
-      </w:r>
-      <w:r>
-        <w:rPr>
-          <w:rFonts w:ascii="Charis SIL Regular" w:hAnsi="Charis SIL Regular" w:eastAsia="Charis SIL Regular"/>
-          <w:b w:val="0"/>
-          <w:i w:val="0"/>
-          <w:color w:val="000000"/>
-          <w:sz w:val="24"/>
-        </w:rPr>
-        <w:t xml:space="preserve">•  </w:t>
-      </w:r>
-      <w:r>
-        <w:rPr>
-          <w:rFonts w:ascii="Charis SIL Regular" w:hAnsi="Charis SIL Regular" w:eastAsia="Charis SIL Regular"/>
-          <w:b w:val="0"/>
-          <w:i w:val="0"/>
-          <w:color w:val="0000FF"/>
-          <w:sz w:val="24"/>
-          <w:u w:val="single"/>
-        </w:rPr>
-        <w:t>Kunsthandel Van Lier</w:t>
-      </w:r>
-      <w:r>
-        <w:br/>
-      </w:r>
-      <w:r>
-        <w:rPr>
-          <w:rFonts w:ascii="Charis SIL Regular" w:hAnsi="Charis SIL Regular" w:eastAsia="Charis SIL Regular"/>
-          <w:b w:val="0"/>
-          <w:i w:val="0"/>
-          <w:color w:val="000000"/>
-          <w:sz w:val="24"/>
-        </w:rPr>
-        <w:t xml:space="preserve">•  </w:t>
-      </w:r>
-      <w:r>
-        <w:rPr>
-          <w:rFonts w:ascii="Charis SIL Regular" w:hAnsi="Charis SIL Regular" w:eastAsia="Charis SIL Regular"/>
-          <w:b w:val="0"/>
-          <w:i w:val="0"/>
-          <w:color w:val="0000FF"/>
-          <w:sz w:val="24"/>
-          <w:u w:val="single"/>
-        </w:rPr>
-        <w:t>Artis Ethnographic M</w:t>
-      </w:r>
-      <w:r>
-        <w:rPr>
-          <w:rFonts w:ascii="Charis SIL Regular" w:hAnsi="Charis SIL Regular" w:eastAsia="Charis SIL Regular"/>
-          <w:b w:val="0"/>
-          <w:i w:val="0"/>
-          <w:color w:val="0000FF"/>
-          <w:sz w:val="24"/>
-          <w:u w:val="single"/>
-        </w:rPr>
-        <w:t>useum</w:t>
-      </w:r>
-      <w:r>
-        <w:br/>
-      </w:r>
-      <w:r>
-        <w:rPr>
-          <w:rFonts w:ascii="Charis SIL Regular" w:hAnsi="Charis SIL Regular" w:eastAsia="Charis SIL Regular"/>
-          <w:b w:val="0"/>
-          <w:i w:val="0"/>
-          <w:color w:val="000000"/>
-          <w:sz w:val="24"/>
-        </w:rPr>
-        <w:t xml:space="preserve">•  </w:t>
-      </w:r>
-      <w:r>
-        <w:rPr>
-          <w:rFonts w:ascii="Charis SIL Regular" w:hAnsi="Charis SIL Regular" w:eastAsia="Charis SIL Regular"/>
-          <w:b w:val="0"/>
-          <w:i w:val="0"/>
-          <w:color w:val="0000FF"/>
-          <w:sz w:val="24"/>
-          <w:u w:val="single"/>
-        </w:rPr>
-        <w:t>Koninklijk Bataviaasch Gen</w:t>
-      </w:r>
-      <w:r>
-        <w:rPr>
-          <w:rFonts w:ascii="Charis SIL Regular" w:hAnsi="Charis SIL Regular" w:eastAsia="Charis SIL Regular"/>
-          <w:b w:val="0"/>
-          <w:i w:val="0"/>
-          <w:color w:val="0000FF"/>
-          <w:sz w:val="24"/>
-          <w:u w:val="single"/>
-        </w:rPr>
-        <w:t>ootschap van Wetenschappen en Kunsten</w:t>
-      </w:r>
-      <w:r>
-        <w:rPr>
-          <w:rFonts w:ascii="Charis SIL Regular" w:hAnsi="Charis SIL Regular" w:eastAsia="Charis SIL Regular"/>
-          <w:b w:val="0"/>
-          <w:i w:val="0"/>
-          <w:color w:val="000000"/>
-          <w:sz w:val="24"/>
-        </w:rPr>
-        <w:t xml:space="preserve">•  </w:t>
-      </w:r>
-      <w:r>
-        <w:rPr>
-          <w:rFonts w:ascii="Charis SIL Regular" w:hAnsi="Charis SIL Regular" w:eastAsia="Charis SIL Regular"/>
-          <w:b w:val="0"/>
-          <w:i w:val="0"/>
-          <w:color w:val="0000FF"/>
-          <w:sz w:val="24"/>
-          <w:u w:val="single"/>
-        </w:rPr>
-        <w:t>Naturalis Biodiversity Center</w:t>
-      </w:r>
-      <w:r>
-        <w:br/>
-      </w:r>
-      <w:r>
-        <w:rPr>
-          <w:rFonts w:ascii="Charis SIL Regular" w:hAnsi="Charis SIL Regular" w:eastAsia="Charis SIL Regular"/>
-          <w:b w:val="0"/>
-          <w:i w:val="0"/>
-          <w:color w:val="000000"/>
-          <w:sz w:val="24"/>
-        </w:rPr>
-        <w:t xml:space="preserve">•  </w:t>
-      </w:r>
-      <w:r>
-        <w:rPr>
-          <w:rFonts w:ascii="Charis SIL Regular" w:hAnsi="Charis SIL Regular" w:eastAsia="Charis SIL Regular"/>
-          <w:b w:val="0"/>
-          <w:i w:val="0"/>
-          <w:color w:val="0000FF"/>
-          <w:sz w:val="24"/>
-          <w:u w:val="single"/>
-        </w:rPr>
-        <w:t>Wereldmuseum Amsterdam</w:t>
-      </w:r>
-      <w:r>
-        <w:br/>
-      </w:r>
-      <w:r>
-        <w:rPr>
-          <w:rFonts w:ascii="Charis SIL Regular" w:hAnsi="Charis SIL Regular" w:eastAsia="Charis SIL Regular"/>
-          <w:b w:val="0"/>
-          <w:i w:val="0"/>
-          <w:color w:val="000000"/>
-          <w:sz w:val="24"/>
-        </w:rPr>
-        <w:t xml:space="preserve">•  </w:t>
-      </w:r>
-      <w:r>
-        <w:rPr>
-          <w:rFonts w:ascii="Charis SIL Regular" w:hAnsi="Charis SIL Regular" w:eastAsia="Charis SIL Regular"/>
-          <w:b w:val="0"/>
-          <w:i w:val="0"/>
-          <w:color w:val="0000FF"/>
-          <w:sz w:val="24"/>
-          <w:u w:val="single"/>
-        </w:rPr>
-        <w:t>Wereldmuseum Rotterdam</w:t>
-      </w:r>
-      <w:r>
-        <w:br/>
-      </w:r>
-      <w:r>
-        <w:rPr>
-          <w:rFonts w:ascii="Charis SIL Regular" w:hAnsi="Charis SIL Regular" w:eastAsia="Charis SIL Regular"/>
-          <w:b w:val="0"/>
-          <w:i w:val="0"/>
-          <w:color w:val="000000"/>
-          <w:sz w:val="24"/>
-        </w:rPr>
-        <w:t xml:space="preserve">•  </w:t>
-      </w:r>
-      <w:r>
-        <w:rPr>
-          <w:rFonts w:ascii="Charis SIL Regular" w:hAnsi="Charis SIL Regular" w:eastAsia="Charis SIL Regular"/>
-          <w:b w:val="0"/>
-          <w:i w:val="0"/>
-          <w:color w:val="0000FF"/>
-          <w:sz w:val="24"/>
-          <w:u w:val="single"/>
-        </w:rPr>
-        <w:t>Wereldmuseum Berg en Da</w:t>
-      </w:r>
-      <w:r>
-        <w:rPr>
-          <w:rFonts w:ascii="Charis SIL Regular" w:hAnsi="Charis SIL Regular" w:eastAsia="Charis SIL Regular"/>
-          <w:b w:val="0"/>
-          <w:i w:val="0"/>
-          <w:color w:val="0000FF"/>
-          <w:sz w:val="24"/>
-          <w:u w:val="single"/>
-        </w:rPr>
-        <w:t>l</w:t>
-      </w:r>
-      <w:r>
-        <w:br/>
-      </w:r>
-      <w:r>
-        <w:rPr>
-          <w:rFonts w:ascii="Charis SIL Regular" w:hAnsi="Charis SIL Regular" w:eastAsia="Charis SIL Regular"/>
-          <w:b w:val="0"/>
-          <w:i w:val="0"/>
-          <w:color w:val="000000"/>
-          <w:sz w:val="24"/>
-        </w:rPr>
-        <w:t xml:space="preserve">•  </w:t>
-      </w:r>
-      <w:r>
-        <w:rPr>
-          <w:rFonts w:ascii="Charis SIL Regular" w:hAnsi="Charis SIL Regular" w:eastAsia="Charis SIL Regular"/>
-          <w:b w:val="0"/>
-          <w:i w:val="0"/>
-          <w:color w:val="0000FF"/>
-          <w:sz w:val="24"/>
-          <w:u w:val="single"/>
-        </w:rPr>
-        <w:t xml:space="preserve">Royal Netherlands Institute </w:t>
-      </w:r>
-      <w:r>
-        <w:rPr>
-          <w:rFonts w:ascii="Charis SIL Regular" w:hAnsi="Charis SIL Regular" w:eastAsia="Charis SIL Regular"/>
-          <w:b w:val="0"/>
-          <w:i w:val="0"/>
-          <w:color w:val="0000FF"/>
-          <w:sz w:val="24"/>
-        </w:rPr>
-        <w:t>of Southeast Asian and Caribbean Studies</w:t>
-      </w:r>
-      <w:r>
-        <w:rPr>
-          <w:rFonts w:ascii="Charis SIL Regular" w:hAnsi="Charis SIL Regular" w:eastAsia="Charis SIL Regular"/>
-          <w:b w:val="0"/>
-          <w:i w:val="0"/>
-          <w:color w:val="000000"/>
-          <w:sz w:val="24"/>
-        </w:rPr>
-        <w:t xml:space="preserve">•  </w:t>
-      </w:r>
-      <w:r>
-        <w:rPr>
-          <w:rFonts w:ascii="Charis SIL Regular" w:hAnsi="Charis SIL Regular" w:eastAsia="Charis SIL Regular"/>
-          <w:b w:val="0"/>
-          <w:i w:val="0"/>
-          <w:color w:val="0000FF"/>
-          <w:sz w:val="24"/>
-          <w:u w:val="single"/>
-        </w:rPr>
-        <w:t>Rijksmuseum Amsterdam</w:t>
-      </w:r>
-      <w:r>
-        <w:br/>
-      </w:r>
-      <w:r>
-        <w:rPr>
-          <w:rFonts w:ascii="Charis SIL Regular" w:hAnsi="Charis SIL Regular" w:eastAsia="Charis SIL Regular"/>
-          <w:b w:val="0"/>
-          <w:i w:val="0"/>
-          <w:color w:val="000000"/>
-          <w:sz w:val="24"/>
-        </w:rPr>
-        <w:t xml:space="preserve">•  </w:t>
-      </w:r>
-      <w:r>
-        <w:rPr>
-          <w:rFonts w:ascii="Charis SIL Regular" w:hAnsi="Charis SIL Regular" w:eastAsia="Charis SIL Regular"/>
-          <w:b w:val="0"/>
-          <w:i w:val="0"/>
-          <w:color w:val="0000FF"/>
-          <w:sz w:val="24"/>
-          <w:u w:val="single"/>
-        </w:rPr>
-        <w:t>Rijksmuseum van Oudhed</w:t>
-      </w:r>
-      <w:r>
-        <w:rPr>
-          <w:rFonts w:ascii="Charis SIL Regular" w:hAnsi="Charis SIL Regular" w:eastAsia="Charis SIL Regular"/>
-          <w:b w:val="0"/>
-          <w:i w:val="0"/>
-          <w:color w:val="0000FF"/>
-          <w:sz w:val="24"/>
-          <w:u w:val="single"/>
-        </w:rPr>
-        <w:t>en</w:t>
-      </w:r>
-      <w:r>
-        <w:br/>
-      </w:r>
-      <w:r>
-        <w:rPr>
-          <w:rFonts w:ascii="Charis SIL Regular" w:hAnsi="Charis SIL Regular" w:eastAsia="Charis SIL Regular"/>
-          <w:b w:val="0"/>
-          <w:i w:val="0"/>
-          <w:color w:val="000000"/>
-          <w:sz w:val="24"/>
-        </w:rPr>
-        <w:t xml:space="preserve">•  </w:t>
-      </w:r>
-      <w:r>
-        <w:rPr>
-          <w:rFonts w:ascii="Charis SIL Regular" w:hAnsi="Charis SIL Regular" w:eastAsia="Charis SIL Regular"/>
-          <w:b w:val="0"/>
-          <w:i w:val="0"/>
-          <w:color w:val="0000FF"/>
-          <w:sz w:val="24"/>
-          <w:u w:val="single"/>
-        </w:rPr>
-        <w:t>C.G.C. Reinwardt</w:t>
-      </w:r>
-      <w:r>
-        <w:br/>
-      </w:r>
-      <w:r>
-        <w:rPr>
-          <w:rFonts w:ascii="Charis SIL Regular" w:hAnsi="Charis SIL Regular" w:eastAsia="Charis SIL Regular"/>
-          <w:b w:val="0"/>
-          <w:i w:val="0"/>
-          <w:color w:val="000000"/>
-          <w:sz w:val="24"/>
-        </w:rPr>
-        <w:t xml:space="preserve">•  </w:t>
-      </w:r>
-      <w:r>
-        <w:rPr>
-          <w:rFonts w:ascii="Charis SIL Regular" w:hAnsi="Charis SIL Regular" w:eastAsia="Charis SIL Regular"/>
-          <w:b w:val="0"/>
-          <w:i w:val="0"/>
-          <w:color w:val="0000FF"/>
-          <w:sz w:val="24"/>
-          <w:u w:val="single"/>
-        </w:rPr>
-        <w:t>Museum Nusanta</w:t>
-      </w:r>
-      <w:r>
-        <w:rPr>
-          <w:rFonts w:ascii="Charis SIL Regular" w:hAnsi="Charis SIL Regular" w:eastAsia="Charis SIL Regular"/>
-          <w:b w:val="0"/>
-          <w:i w:val="0"/>
-          <w:color w:val="0000FF"/>
-          <w:sz w:val="24"/>
-          <w:u w:val="single"/>
-        </w:rPr>
-        <w:t>ra</w:t>
-      </w:r>
-      <w:r>
-        <w:br/>
-      </w:r>
-      <w:r>
-        <w:rPr>
-          <w:rFonts w:ascii="Charis SIL Regular" w:hAnsi="Charis SIL Regular" w:eastAsia="Charis SIL Regular"/>
-          <w:b w:val="0"/>
-          <w:i w:val="0"/>
-          <w:color w:val="000000"/>
-          <w:sz w:val="24"/>
-        </w:rPr>
-        <w:t xml:space="preserve">•  </w:t>
-      </w:r>
-      <w:r>
-        <w:rPr>
-          <w:rFonts w:ascii="Charis SIL Regular" w:hAnsi="Charis SIL Regular" w:eastAsia="Charis SIL Regular"/>
-          <w:b w:val="0"/>
-          <w:i w:val="0"/>
-          <w:color w:val="0000FF"/>
-          <w:sz w:val="24"/>
-          <w:u w:val="single"/>
-        </w:rPr>
-        <w:t>Volkenkundig Muse</w:t>
-      </w:r>
-      <w:r>
-        <w:rPr>
-          <w:rFonts w:ascii="Charis SIL Regular" w:hAnsi="Charis SIL Regular" w:eastAsia="Charis SIL Regular"/>
-          <w:b w:val="0"/>
-          <w:i w:val="0"/>
-          <w:color w:val="0000FF"/>
-          <w:sz w:val="24"/>
-          <w:u w:val="single"/>
-        </w:rPr>
-        <w:t>um Justinus van Nassau</w:t>
-      </w:r>
-      <w:r>
-        <w:br/>
-      </w:r>
-      <w:r>
-        <w:rPr>
-          <w:rFonts w:ascii="Charis SIL Regular" w:hAnsi="Charis SIL Regular" w:eastAsia="Charis SIL Regular"/>
-          <w:b w:val="0"/>
-          <w:i w:val="0"/>
-          <w:color w:val="000000"/>
-          <w:sz w:val="24"/>
-        </w:rPr>
-        <w:t xml:space="preserve">•  </w:t>
-      </w:r>
-      <w:r>
-        <w:rPr>
-          <w:rFonts w:ascii="Charis SIL Regular" w:hAnsi="Charis SIL Regular" w:eastAsia="Charis SIL Regular"/>
-          <w:b w:val="0"/>
-          <w:i w:val="0"/>
-          <w:color w:val="0000FF"/>
-          <w:sz w:val="24"/>
-          <w:u w:val="single"/>
-        </w:rPr>
-        <w:t>International Colonial and Export Exhibition</w:t>
-      </w:r>
-      <w:r>
-        <w:rPr>
-          <w:rFonts w:ascii="Charis SIL Regular" w:hAnsi="Charis SIL Regular" w:eastAsia="Charis SIL Regular"/>
-          <w:b w:val="0"/>
-          <w:i w:val="0"/>
-          <w:color w:val="0000FF"/>
-          <w:sz w:val="24"/>
-          <w:u w:val="single"/>
-        </w:rPr>
-        <w:t xml:space="preserve"> 1883</w:t>
-      </w:r>
-      <w:r>
-        <w:br/>
-      </w:r>
-      <w:r>
-        <w:rPr>
-          <w:rFonts w:ascii="Charis SIL Regular" w:hAnsi="Charis SIL Regular" w:eastAsia="Charis SIL Regular"/>
-          <w:b w:val="0"/>
-          <w:i w:val="0"/>
-          <w:color w:val="000000"/>
-          <w:sz w:val="24"/>
-        </w:rPr>
-        <w:t xml:space="preserve">•  </w:t>
-      </w:r>
-      <w:r>
-        <w:rPr>
-          <w:rFonts w:ascii="Charis SIL Regular" w:hAnsi="Charis SIL Regular" w:eastAsia="Charis SIL Regular"/>
-          <w:b w:val="0"/>
-          <w:i w:val="0"/>
-          <w:color w:val="0000FF"/>
-          <w:sz w:val="24"/>
-          <w:u w:val="single"/>
-        </w:rPr>
-        <w:t>Natuurhistorisch en Volkenkundig Museum Ouden</w:t>
-      </w:r>
-      <w:r>
-        <w:rPr>
-          <w:rFonts w:ascii="Charis SIL Regular" w:hAnsi="Charis SIL Regular" w:eastAsia="Charis SIL Regular"/>
-          <w:b w:val="0"/>
-          <w:i w:val="0"/>
-          <w:color w:val="0000FF"/>
-          <w:sz w:val="24"/>
-          <w:u w:val="single"/>
-        </w:rPr>
-        <w:t>bosch</w:t>
-      </w:r>
-      <w:r>
-        <w:br/>
-      </w:r>
-      <w:r>
-        <w:rPr>
-          <w:rFonts w:ascii="Charis SIL Regular" w:hAnsi="Charis SIL Regular" w:eastAsia="Charis SIL Regular"/>
-          <w:b w:val="0"/>
-          <w:i w:val="0"/>
-          <w:color w:val="000000"/>
-          <w:sz w:val="24"/>
-        </w:rPr>
-        <w:t xml:space="preserve">•  </w:t>
-      </w:r>
-      <w:r>
-        <w:rPr>
-          <w:rFonts w:ascii="Charis SIL Regular" w:hAnsi="Charis SIL Regular" w:eastAsia="Charis SIL Regular"/>
-          <w:b w:val="0"/>
-          <w:i w:val="0"/>
-          <w:color w:val="0000FF"/>
-          <w:sz w:val="24"/>
-          <w:u w:val="single"/>
-        </w:rPr>
-        <w:t>Royal Zeeland Scientific Socie</w:t>
-      </w:r>
-      <w:r>
-        <w:rPr>
-          <w:rFonts w:ascii="Charis SIL Regular" w:hAnsi="Charis SIL Regular" w:eastAsia="Charis SIL Regular"/>
-          <w:b w:val="0"/>
-          <w:i w:val="0"/>
-          <w:color w:val="0000FF"/>
-          <w:sz w:val="24"/>
-          <w:u w:val="single"/>
-        </w:rPr>
-        <w:t>t</w:t>
-      </w:r>
-      <w:r>
-        <w:rPr>
-          <w:rFonts w:ascii="Charis SIL Regular" w:hAnsi="Charis SIL Regular" w:eastAsia="Charis SIL Regular"/>
-          <w:b w:val="0"/>
-          <w:i w:val="0"/>
-          <w:color w:val="0000FF"/>
-          <w:sz w:val="24"/>
-        </w:rPr>
-        <w:t>y</w:t>
-      </w:r>
-    </w:p>
-    <w:p>
-      <w:pPr>
-        <w:autoSpaceDN w:val="0"/>
-        <w:autoSpaceDE w:val="0"/>
-        <w:widowControl/>
-        <w:spacing w:line="538" w:lineRule="exact" w:before="198" w:after="0"/>
-        <w:ind w:left="10" w:right="0" w:firstLine="0"/>
-        <w:jc w:val="left"/>
-      </w:pPr>
-      <w:r>
-        <w:rPr>
-          <w:rFonts w:ascii="Charis SIL Bold" w:hAnsi="Charis SIL Bold" w:eastAsia="Charis SIL Bold"/>
-          <w:b/>
-          <w:i w:val="0"/>
-          <w:color w:val="000000"/>
-          <w:sz w:val="36"/>
-        </w:rPr>
-        <w:t>Secondary sources</w:t>
-      </w:r>
-    </w:p>
-    <w:p>
-      <w:pPr>
-        <w:autoSpaceDN w:val="0"/>
-        <w:autoSpaceDE w:val="0"/>
-        <w:widowControl/>
-        <w:spacing w:line="354" w:lineRule="exact" w:before="228" w:after="0"/>
-        <w:ind w:left="10" w:right="0" w:firstLine="0"/>
-        <w:jc w:val="left"/>
-      </w:pPr>
-      <w:r>
-        <w:rPr>
-          <w:rFonts w:ascii="Charis SIL Regular" w:hAnsi="Charis SIL Regular" w:eastAsia="Charis SIL Regular"/>
-          <w:b w:val="0"/>
-          <w:i w:val="0"/>
-          <w:color w:val="000000"/>
-          <w:sz w:val="24"/>
-        </w:rPr>
-        <w:t>Book:</w:t>
+        <w:t>Magazine:</w:t>
       </w:r>
     </w:p>
     <w:p>
@@ -2845,7 +3873,7 @@
         <w:autoSpaceDE w:val="0"/>
         <w:widowControl/>
         <w:spacing w:line="288" w:lineRule="exact" w:before="240" w:after="0"/>
-        <w:ind w:left="810" w:right="864" w:firstLine="0"/>
+        <w:ind w:left="800" w:right="720" w:firstLine="0"/>
         <w:jc w:val="left"/>
       </w:pPr>
       <w:r>
@@ -2856,7 +3884,7 @@
           <w:color w:val="000000"/>
           <w:sz w:val="24"/>
         </w:rPr>
-        <w:t xml:space="preserve">Effert, F.R., and Caffey, Nola. Royal Cabinets and Auxiliary Branches: Origins of </w:t>
+        <w:t xml:space="preserve">Veys, Fanny Wonu, en Nationaal Museum van Wereldculturen, red. The Benin </w:t>
       </w:r>
       <w:r>
         <w:rPr>
@@ -2866,7 +3894,7 @@
           <w:color w:val="000000"/>
           <w:sz w:val="24"/>
         </w:rPr>
-        <w:t xml:space="preserve">the National Museum of Ethnology, 1816-1883. Leiden: Research School CNWS, </w:t>
+        <w:t xml:space="preserve">Collections at the National Museum of World Cultures. Provenance, #2. Leiden: </w:t>
       </w:r>
       <w:r>
         <w:rPr>
@@ -2876,7 +3904,7 @@
           <w:color w:val="000000"/>
           <w:sz w:val="24"/>
         </w:rPr>
-        <w:t>2008.</w:t>
+        <w:t>Nationaal Museum van Wereldculturen, 2021.</w:t>
       </w:r>
       <w:r>
         <w:rPr>
@@ -2886,14 +3914,362 @@
           <w:color w:val="000000"/>
           <w:sz w:val="24"/>
         </w:rPr>
-        <w:t>History of the Rijks Etnografisch Museum in Leiden (now Wereldmuseum</w:t>
+        <w:t xml:space="preserve">Publication of the Wereldmuseum </w:t>
+      </w:r>
+      <w:r>
+        <w:rPr>
+          <w:rFonts w:ascii="Charis SIL Italic" w:hAnsi="Charis SIL Italic" w:eastAsia="Charis SIL Italic"/>
+          <w:b w:val="0"/>
+          <w:i/>
+          <w:color w:val="000000"/>
+          <w:sz w:val="24"/>
+        </w:rPr>
+        <w:t xml:space="preserve">regarding its Benin collection. Provides information on the link between objects </w:t>
+      </w:r>
+      <w:r>
+        <w:rPr>
+          <w:rFonts w:ascii="Charis SIL Italic" w:hAnsi="Charis SIL Italic" w:eastAsia="Charis SIL Italic"/>
+          <w:b w:val="0"/>
+          <w:i/>
+          <w:color w:val="000000"/>
+          <w:sz w:val="24"/>
+        </w:rPr>
+        <w:t xml:space="preserve">from Benin within the Wereldmuseum collection (not just in Leiden) and the looting </w:t>
+      </w:r>
+      <w:r>
+        <w:rPr>
+          <w:rFonts w:ascii="Charis SIL Italic" w:hAnsi="Charis SIL Italic" w:eastAsia="Charis SIL Italic"/>
+          <w:b w:val="0"/>
+          <w:i/>
+          <w:color w:val="000000"/>
+          <w:sz w:val="24"/>
+        </w:rPr>
+        <w:t>of Benin City by British soldiers in 1897.</w:t>
+      </w:r>
+    </w:p>
+    <w:p>
+      <w:pPr>
+        <w:autoSpaceDN w:val="0"/>
+        <w:autoSpaceDE w:val="0"/>
+        <w:widowControl/>
+        <w:spacing w:line="352" w:lineRule="exact" w:before="176" w:after="0"/>
+        <w:ind w:left="800" w:right="0" w:firstLine="0"/>
+        <w:jc w:val="left"/>
+      </w:pPr>
+      <w:r>
+        <w:rPr>
+          <w:rFonts w:ascii="Charis SIL Regular" w:hAnsi="Charis SIL Regular" w:eastAsia="Charis SIL Regular"/>
+          <w:b w:val="0"/>
+          <w:i w:val="0"/>
+          <w:color w:val="0000FF"/>
+          <w:sz w:val="24"/>
+          <w:u w:val="single"/>
+        </w:rPr>
+        <w:hyperlink r:id="rId22" w:history="1">
+          <w:r>
+            <w:rPr>
+              <w:rStyle w:val="Hyperlink"/>
+            </w:rPr>
+            <w:t>ISBN</w:t>
+          </w:r>
+        </w:hyperlink>
+      </w:r>
+      <w:r>
+        <w:rPr>
+          <w:rFonts w:ascii="Charis SIL Regular" w:hAnsi="Charis SIL Regular" w:eastAsia="Charis SIL Regular"/>
+          <w:b w:val="0"/>
+          <w:i w:val="0"/>
+          <w:color w:val="0000FF"/>
+          <w:sz w:val="24"/>
+          <w:u w:val="single"/>
+        </w:rPr>
+        <w:t xml:space="preserve"> </w:t>
+      </w:r>
+      <w:r>
+        <w:rPr>
+          <w:rFonts w:ascii="Charis SIL Regular" w:hAnsi="Charis SIL Regular" w:eastAsia="Charis SIL Regular"/>
+          <w:b w:val="0"/>
+          <w:i w:val="0"/>
+          <w:color w:val="0000FF"/>
+          <w:sz w:val="24"/>
+          <w:u w:val="single"/>
+        </w:rPr>
+        <w:hyperlink r:id="rId22" w:history="1">
+          <w:r>
+            <w:rPr>
+              <w:rStyle w:val="Hyperlink"/>
+            </w:rPr>
+            <w:t>9789088909986</w:t>
+          </w:r>
+        </w:hyperlink>
+      </w:r>
+      <w:r>
+        <w:rPr>
+          <w:rFonts w:ascii="Charis SIL Regular" w:hAnsi="Charis SIL Regular" w:eastAsia="Charis SIL Regular"/>
+          <w:b w:val="0"/>
+          <w:i w:val="0"/>
+          <w:color w:val="000000"/>
+          <w:sz w:val="24"/>
+        </w:rPr>
+        <w:t xml:space="preserve">, </w:t>
+      </w:r>
+      <w:r>
+        <w:rPr>
+          <w:rFonts w:ascii="Charis SIL Regular" w:hAnsi="Charis SIL Regular" w:eastAsia="Charis SIL Regular"/>
+          <w:b w:val="0"/>
+          <w:i w:val="0"/>
+          <w:color w:val="0000FF"/>
+          <w:sz w:val="24"/>
+          <w:u w:val="single"/>
+        </w:rPr>
+        <w:hyperlink r:id="rId23" w:history="1">
+          <w:r>
+            <w:rPr>
+              <w:rStyle w:val="Hyperlink"/>
+            </w:rPr>
+            <w:t>WorldCat</w:t>
+          </w:r>
+        </w:hyperlink>
+      </w:r>
+      <w:r>
+        <w:rPr>
+          <w:rFonts w:ascii="Charis SIL Regular" w:hAnsi="Charis SIL Regular" w:eastAsia="Charis SIL Regular"/>
+          <w:b w:val="0"/>
+          <w:i w:val="0"/>
+          <w:color w:val="0000FF"/>
+          <w:sz w:val="24"/>
+          <w:u w:val="single"/>
+        </w:rPr>
+        <w:t xml:space="preserve"> </w:t>
+      </w:r>
+      <w:r>
+        <w:rPr>
+          <w:rFonts w:ascii="Charis SIL Regular" w:hAnsi="Charis SIL Regular" w:eastAsia="Charis SIL Regular"/>
+          <w:b w:val="0"/>
+          <w:i w:val="0"/>
+          <w:color w:val="0000FF"/>
+          <w:sz w:val="24"/>
+          <w:u w:val="single"/>
+        </w:rPr>
+        <w:hyperlink r:id="rId23" w:history="1">
+          <w:r>
+            <w:rPr>
+              <w:rStyle w:val="Hyperlink"/>
+            </w:rPr>
+            <w:t>1293851263</w:t>
+          </w:r>
+        </w:hyperlink>
+      </w:r>
+    </w:p>
+    <w:p>
+      <w:pPr>
+        <w:autoSpaceDN w:val="0"/>
+        <w:autoSpaceDE w:val="0"/>
+        <w:widowControl/>
+        <w:spacing w:line="352" w:lineRule="exact" w:before="176" w:after="0"/>
+        <w:ind w:left="0" w:right="0" w:firstLine="0"/>
+        <w:jc w:val="left"/>
+      </w:pPr>
+      <w:r>
+        <w:rPr>
+          <w:rFonts w:ascii="Charis SIL Regular" w:hAnsi="Charis SIL Regular" w:eastAsia="Charis SIL Regular"/>
+          <w:b w:val="0"/>
+          <w:i w:val="0"/>
+          <w:color w:val="000000"/>
+          <w:sz w:val="24"/>
+        </w:rPr>
+        <w:t>Book:</w:t>
+      </w:r>
+    </w:p>
+    <w:p>
+      <w:pPr>
+        <w:autoSpaceDN w:val="0"/>
+        <w:autoSpaceDE w:val="0"/>
+        <w:widowControl/>
+        <w:spacing w:line="288" w:lineRule="exact" w:before="240" w:after="0"/>
+        <w:ind w:left="800" w:right="720" w:firstLine="0"/>
+        <w:jc w:val="left"/>
+      </w:pPr>
+      <w:r>
+        <w:rPr>
+          <w:rFonts w:ascii="Charis SIL Italic" w:hAnsi="Charis SIL Italic" w:eastAsia="Charis SIL Italic"/>
+          <w:b w:val="0"/>
+          <w:i/>
+          <w:color w:val="000000"/>
+          <w:sz w:val="24"/>
+        </w:rPr>
+        <w:t xml:space="preserve">Wengen, Ger van. Wat is er te doen in Volkenkunde?: de bewogen geschiedenis van </w:t>
+      </w:r>
+      <w:r>
+        <w:rPr>
+          <w:rFonts w:ascii="Charis SIL Italic" w:hAnsi="Charis SIL Italic" w:eastAsia="Charis SIL Italic"/>
+          <w:b w:val="0"/>
+          <w:i/>
+          <w:color w:val="000000"/>
+          <w:sz w:val="24"/>
+        </w:rPr>
+        <w:t>het Rijksmuseum voor Volkenkunde in Leiden, Leiden 2002.</w:t>
+      </w:r>
+      <w:r>
+        <w:rPr>
+          <w:rFonts w:ascii="Charis SIL Italic" w:hAnsi="Charis SIL Italic" w:eastAsia="Charis SIL Italic"/>
+          <w:b w:val="0"/>
+          <w:i/>
+          <w:color w:val="000000"/>
+          <w:sz w:val="24"/>
+        </w:rPr>
+        <w:t xml:space="preserve">Book about the history </w:t>
+      </w:r>
+      <w:r>
+        <w:rPr>
+          <w:rFonts w:ascii="Charis SIL Italic" w:hAnsi="Charis SIL Italic" w:eastAsia="Charis SIL Italic"/>
+          <w:b w:val="0"/>
+          <w:i/>
+          <w:color w:val="000000"/>
+          <w:sz w:val="24"/>
+        </w:rPr>
+        <w:t>of today's Wereldmuseum Leiden.</w:t>
+      </w:r>
+    </w:p>
+    <w:p>
+      <w:pPr>
+        <w:autoSpaceDN w:val="0"/>
+        <w:autoSpaceDE w:val="0"/>
+        <w:widowControl/>
+        <w:spacing w:line="352" w:lineRule="exact" w:before="176" w:after="0"/>
+        <w:ind w:left="800" w:right="0" w:firstLine="0"/>
+        <w:jc w:val="left"/>
+      </w:pPr>
+      <w:r>
+        <w:rPr>
+          <w:rFonts w:ascii="Charis SIL Regular" w:hAnsi="Charis SIL Regular" w:eastAsia="Charis SIL Regular"/>
+          <w:b w:val="0"/>
+          <w:i w:val="0"/>
+          <w:color w:val="0000FF"/>
+          <w:sz w:val="24"/>
+          <w:u w:val="single"/>
+        </w:rPr>
+        <w:hyperlink r:id="rId24" w:history="1">
+          <w:r>
+            <w:rPr>
+              <w:rStyle w:val="Hyperlink"/>
+            </w:rPr>
+            <w:t>ISBN</w:t>
+          </w:r>
+        </w:hyperlink>
+      </w:r>
+      <w:r>
+        <w:rPr>
+          <w:rFonts w:ascii="Charis SIL Regular" w:hAnsi="Charis SIL Regular" w:eastAsia="Charis SIL Regular"/>
+          <w:b w:val="0"/>
+          <w:i w:val="0"/>
+          <w:color w:val="0000FF"/>
+          <w:sz w:val="24"/>
+          <w:u w:val="single"/>
+        </w:rPr>
+        <w:t xml:space="preserve"> </w:t>
+      </w:r>
+      <w:r>
+        <w:rPr>
+          <w:rFonts w:ascii="Charis SIL Regular" w:hAnsi="Charis SIL Regular" w:eastAsia="Charis SIL Regular"/>
+          <w:b w:val="0"/>
+          <w:i w:val="0"/>
+          <w:color w:val="0000FF"/>
+          <w:sz w:val="24"/>
+          <w:u w:val="single"/>
+        </w:rPr>
+        <w:hyperlink r:id="rId24" w:history="1">
+          <w:r>
+            <w:rPr>
+              <w:rStyle w:val="Hyperlink"/>
+            </w:rPr>
+            <w:t>9789071310812</w:t>
+          </w:r>
+        </w:hyperlink>
+      </w:r>
+      <w:r>
+        <w:rPr>
+          <w:rFonts w:ascii="Charis SIL Regular" w:hAnsi="Charis SIL Regular" w:eastAsia="Charis SIL Regular"/>
+          <w:b w:val="0"/>
+          <w:i w:val="0"/>
+          <w:color w:val="000000"/>
+          <w:sz w:val="24"/>
+        </w:rPr>
+        <w:t xml:space="preserve">, </w:t>
+      </w:r>
+      <w:r>
+        <w:rPr>
+          <w:rFonts w:ascii="Charis SIL Regular" w:hAnsi="Charis SIL Regular" w:eastAsia="Charis SIL Regular"/>
+          <w:b w:val="0"/>
+          <w:i w:val="0"/>
+          <w:color w:val="0000FF"/>
+          <w:sz w:val="24"/>
+          <w:u w:val="single"/>
+        </w:rPr>
+        <w:hyperlink r:id="rId25" w:history="1">
+          <w:r>
+            <w:rPr>
+              <w:rStyle w:val="Hyperlink"/>
+            </w:rPr>
+            <w:t>WorldCat</w:t>
+          </w:r>
+        </w:hyperlink>
+      </w:r>
+      <w:r>
+        <w:rPr>
+          <w:rFonts w:ascii="Charis SIL Regular" w:hAnsi="Charis SIL Regular" w:eastAsia="Charis SIL Regular"/>
+          <w:b w:val="0"/>
+          <w:i w:val="0"/>
+          <w:color w:val="0000FF"/>
+          <w:sz w:val="24"/>
+          <w:u w:val="single"/>
+        </w:rPr>
+        <w:t xml:space="preserve"> </w:t>
+      </w:r>
+      <w:r>
+        <w:rPr>
+          <w:rFonts w:ascii="Charis SIL Regular" w:hAnsi="Charis SIL Regular" w:eastAsia="Charis SIL Regular"/>
+          <w:b w:val="0"/>
+          <w:i w:val="0"/>
+          <w:color w:val="0000FF"/>
+          <w:sz w:val="24"/>
+          <w:u w:val="single"/>
+        </w:rPr>
+        <w:hyperlink r:id="rId25" w:history="1">
+          <w:r>
+            <w:rPr>
+              <w:rStyle w:val="Hyperlink"/>
+            </w:rPr>
+            <w:t>901467113</w:t>
+          </w:r>
+        </w:hyperlink>
+      </w:r>
+    </w:p>
+    <w:p>
+      <w:pPr>
+        <w:autoSpaceDN w:val="0"/>
+        <w:autoSpaceDE w:val="0"/>
+        <w:widowControl/>
+        <w:spacing w:line="540" w:lineRule="exact" w:before="478" w:after="0"/>
+        <w:ind w:left="0" w:right="0" w:firstLine="0"/>
+        <w:jc w:val="left"/>
+      </w:pPr>
+      <w:r>
+        <w:rPr>
+          <w:rFonts w:ascii="Charis SIL Bold" w:hAnsi="Charis SIL Bold" w:eastAsia="Charis SIL Bold"/>
+          <w:b/>
+          <w:i w:val="0"/>
+          <w:color w:val="000000"/>
+          <w:sz w:val="36"/>
+        </w:rPr>
+        <w:t>Relevant Data</w:t>
       </w:r>
     </w:p>
     <w:p>
       <w:pPr>
         <w:sectPr>
           <w:pgSz w:w="11900" w:h="16840"/>
-          <w:pgMar w:top="324" w:right="1120" w:bottom="506" w:left="950" w:header="720" w:footer="720" w:gutter="0"/>
+          <w:pgMar w:top="324" w:right="940" w:bottom="570" w:left="960" w:header="720" w:footer="720" w:gutter="0"/>
           <w:cols/>
           <w:docGrid w:linePitch="360"/>
         </w:sectPr>
@@ -2913,1145 +4289,12 @@
         <w:autoSpaceDN w:val="0"/>
         <w:autoSpaceDE w:val="0"/>
         <w:widowControl/>
-        <w:spacing w:line="288" w:lineRule="exact" w:before="64" w:after="0"/>
-        <w:ind w:left="800" w:right="1584" w:firstLine="0"/>
-        <w:jc w:val="left"/>
-      </w:pPr>
-      <w:r>
-        <w:rPr>
-          <w:rFonts w:ascii="Charis SIL Italic" w:hAnsi="Charis SIL Italic" w:eastAsia="Charis SIL Italic"/>
-          <w:b w:val="0"/>
-          <w:i/>
-          <w:color w:val="000000"/>
-          <w:sz w:val="24"/>
-        </w:rPr>
-        <w:t xml:space="preserve">Leiden) and how it was formed from the collections of the Royal Cabinet of </w:t>
-      </w:r>
-      <w:r>
-        <w:rPr>
-          <w:rFonts w:ascii="Charis SIL Italic" w:hAnsi="Charis SIL Italic" w:eastAsia="Charis SIL Italic"/>
-          <w:b w:val="0"/>
-          <w:i/>
-          <w:color w:val="000000"/>
-          <w:sz w:val="24"/>
-        </w:rPr>
-        <w:t>Curiosities.</w:t>
-      </w:r>
-    </w:p>
-    <w:p>
-      <w:pPr>
-        <w:autoSpaceDN w:val="0"/>
-        <w:autoSpaceDE w:val="0"/>
-        <w:widowControl/>
-        <w:spacing w:line="352" w:lineRule="exact" w:before="176" w:after="0"/>
-        <w:ind w:left="800" w:right="0" w:firstLine="0"/>
-        <w:jc w:val="left"/>
-      </w:pPr>
-      <w:r>
-        <w:rPr>
-          <w:rFonts w:ascii="Charis SIL Regular" w:hAnsi="Charis SIL Regular" w:eastAsia="Charis SIL Regular"/>
-          <w:b w:val="0"/>
-          <w:i w:val="0"/>
-          <w:color w:val="0000FF"/>
-          <w:sz w:val="24"/>
-          <w:u w:val="single"/>
-        </w:rPr>
-        <w:hyperlink r:id="rId16" w:history="1">
-          <w:r>
-            <w:rPr>
-              <w:rStyle w:val="Hyperlink"/>
-            </w:rPr>
-            <w:t>ISBN</w:t>
-          </w:r>
-        </w:hyperlink>
-      </w:r>
-      <w:r>
-        <w:rPr>
-          <w:rFonts w:ascii="Charis SIL Regular" w:hAnsi="Charis SIL Regular" w:eastAsia="Charis SIL Regular"/>
-          <w:b w:val="0"/>
-          <w:i w:val="0"/>
-          <w:color w:val="0000FF"/>
-          <w:sz w:val="24"/>
-          <w:u w:val="single"/>
-        </w:rPr>
-        <w:t xml:space="preserve"> </w:t>
-      </w:r>
-      <w:r>
-        <w:rPr>
-          <w:rFonts w:ascii="Charis SIL Regular" w:hAnsi="Charis SIL Regular" w:eastAsia="Charis SIL Regular"/>
-          <w:b w:val="0"/>
-          <w:i w:val="0"/>
-          <w:color w:val="0000FF"/>
-          <w:sz w:val="24"/>
-          <w:u w:val="single"/>
-        </w:rPr>
-        <w:hyperlink r:id="rId16" w:history="1">
-          <w:r>
-            <w:rPr>
-              <w:rStyle w:val="Hyperlink"/>
-            </w:rPr>
-            <w:t>9789057891595</w:t>
-          </w:r>
-        </w:hyperlink>
-      </w:r>
-      <w:r>
-        <w:rPr>
-          <w:rFonts w:ascii="Charis SIL Regular" w:hAnsi="Charis SIL Regular" w:eastAsia="Charis SIL Regular"/>
-          <w:b w:val="0"/>
-          <w:i w:val="0"/>
-          <w:color w:val="000000"/>
-          <w:sz w:val="24"/>
-        </w:rPr>
-        <w:t xml:space="preserve">, </w:t>
-      </w:r>
-      <w:r>
-        <w:rPr>
-          <w:rFonts w:ascii="Charis SIL Regular" w:hAnsi="Charis SIL Regular" w:eastAsia="Charis SIL Regular"/>
-          <w:b w:val="0"/>
-          <w:i w:val="0"/>
-          <w:color w:val="0000FF"/>
-          <w:sz w:val="24"/>
-          <w:u w:val="single"/>
-        </w:rPr>
-        <w:hyperlink r:id="rId17" w:history="1">
-          <w:r>
-            <w:rPr>
-              <w:rStyle w:val="Hyperlink"/>
-            </w:rPr>
-            <w:t>WorldCat</w:t>
-          </w:r>
-        </w:hyperlink>
-      </w:r>
-      <w:r>
-        <w:rPr>
-          <w:rFonts w:ascii="Charis SIL Regular" w:hAnsi="Charis SIL Regular" w:eastAsia="Charis SIL Regular"/>
-          <w:b w:val="0"/>
-          <w:i w:val="0"/>
-          <w:color w:val="0000FF"/>
-          <w:sz w:val="24"/>
-          <w:u w:val="single"/>
-        </w:rPr>
-        <w:t xml:space="preserve"> </w:t>
-      </w:r>
-      <w:r>
-        <w:rPr>
-          <w:rFonts w:ascii="Charis SIL Regular" w:hAnsi="Charis SIL Regular" w:eastAsia="Charis SIL Regular"/>
-          <w:b w:val="0"/>
-          <w:i w:val="0"/>
-          <w:color w:val="0000FF"/>
-          <w:sz w:val="24"/>
-          <w:u w:val="single"/>
-        </w:rPr>
-        <w:hyperlink r:id="rId17" w:history="1">
-          <w:r>
-            <w:rPr>
-              <w:rStyle w:val="Hyperlink"/>
-            </w:rPr>
-            <w:t>244247206</w:t>
-          </w:r>
-        </w:hyperlink>
-      </w:r>
-    </w:p>
-    <w:p>
-      <w:pPr>
-        <w:autoSpaceDN w:val="0"/>
-        <w:autoSpaceDE w:val="0"/>
-        <w:widowControl/>
-        <w:spacing w:line="352" w:lineRule="exact" w:before="176" w:after="0"/>
-        <w:ind w:left="0" w:right="0" w:firstLine="0"/>
-        <w:jc w:val="left"/>
-      </w:pPr>
-      <w:r>
-        <w:rPr>
-          <w:rFonts w:ascii="Charis SIL Regular" w:hAnsi="Charis SIL Regular" w:eastAsia="Charis SIL Regular"/>
-          <w:b w:val="0"/>
-          <w:i w:val="0"/>
-          <w:color w:val="000000"/>
-          <w:sz w:val="24"/>
-        </w:rPr>
-        <w:t>Dissertation:</w:t>
-      </w:r>
-    </w:p>
-    <w:p>
-      <w:pPr>
-        <w:autoSpaceDN w:val="0"/>
-        <w:autoSpaceDE w:val="0"/>
-        <w:widowControl/>
-        <w:spacing w:line="288" w:lineRule="exact" w:before="240" w:after="0"/>
-        <w:ind w:left="800" w:right="864" w:firstLine="0"/>
-        <w:jc w:val="left"/>
-      </w:pPr>
-      <w:r>
-        <w:rPr>
-          <w:rFonts w:ascii="Charis SIL Italic" w:hAnsi="Charis SIL Italic" w:eastAsia="Charis SIL Italic"/>
-          <w:b w:val="0"/>
-          <w:i/>
-          <w:color w:val="000000"/>
-          <w:sz w:val="24"/>
-        </w:rPr>
-        <w:t xml:space="preserve">Effert, Rudolf. “Volkenkundig Verzamelen: het Koninklijk Kabinet Van </w:t>
-      </w:r>
-      <w:r>
-        <w:br/>
-      </w:r>
-      <w:r>
-        <w:rPr>
-          <w:rFonts w:ascii="Charis SIL Italic" w:hAnsi="Charis SIL Italic" w:eastAsia="Charis SIL Italic"/>
-          <w:b w:val="0"/>
-          <w:i/>
-          <w:color w:val="000000"/>
-          <w:sz w:val="24"/>
-        </w:rPr>
-        <w:t xml:space="preserve">Zeldzaamheden en het Rijks Ethnographisch Museum 1816-1883.” Dissertatie, </w:t>
-      </w:r>
-      <w:r>
-        <w:rPr>
-          <w:rFonts w:ascii="Charis SIL Italic" w:hAnsi="Charis SIL Italic" w:eastAsia="Charis SIL Italic"/>
-          <w:b w:val="0"/>
-          <w:i/>
-          <w:color w:val="000000"/>
-          <w:sz w:val="24"/>
-        </w:rPr>
-        <w:t>Universiteit Leiden, Leiden 2003.</w:t>
-      </w:r>
-      <w:r>
-        <w:rPr>
-          <w:rFonts w:ascii="Charis SIL Italic" w:hAnsi="Charis SIL Italic" w:eastAsia="Charis SIL Italic"/>
-          <w:b w:val="0"/>
-          <w:i/>
-          <w:color w:val="000000"/>
-          <w:sz w:val="24"/>
-        </w:rPr>
-        <w:t xml:space="preserve">Dissertation by Rudolf Effert, corresponds to the </w:t>
-      </w:r>
-      <w:r>
-        <w:rPr>
-          <w:rFonts w:ascii="Charis SIL Italic" w:hAnsi="Charis SIL Italic" w:eastAsia="Charis SIL Italic"/>
-          <w:b w:val="0"/>
-          <w:i/>
-          <w:color w:val="000000"/>
-          <w:sz w:val="24"/>
-        </w:rPr>
-        <w:t xml:space="preserve">English version. About the history of the National Museum of Ethnology and how it </w:t>
-      </w:r>
-      <w:r>
-        <w:rPr>
-          <w:rFonts w:ascii="Charis SIL Italic" w:hAnsi="Charis SIL Italic" w:eastAsia="Charis SIL Italic"/>
-          <w:b w:val="0"/>
-          <w:i/>
-          <w:color w:val="000000"/>
-          <w:sz w:val="24"/>
-        </w:rPr>
-        <w:t>was formed from the collections of the Royal Cabinet of Curiosities.</w:t>
-      </w:r>
-    </w:p>
-    <w:p>
-      <w:pPr>
-        <w:autoSpaceDN w:val="0"/>
-        <w:autoSpaceDE w:val="0"/>
-        <w:widowControl/>
-        <w:spacing w:line="352" w:lineRule="exact" w:before="176" w:after="0"/>
-        <w:ind w:left="800" w:right="0" w:firstLine="0"/>
-        <w:jc w:val="left"/>
-      </w:pPr>
-      <w:r>
-        <w:rPr>
-          <w:rFonts w:ascii="Charis SIL Regular" w:hAnsi="Charis SIL Regular" w:eastAsia="Charis SIL Regular"/>
-          <w:b w:val="0"/>
-          <w:i w:val="0"/>
-          <w:color w:val="0000FF"/>
-          <w:sz w:val="24"/>
-          <w:u w:val="single"/>
-        </w:rPr>
-        <w:hyperlink r:id="rId18" w:history="1">
-          <w:r>
-            <w:rPr>
-              <w:rStyle w:val="Hyperlink"/>
-            </w:rPr>
-            <w:t>WorldCat</w:t>
-          </w:r>
-        </w:hyperlink>
-      </w:r>
-      <w:r>
-        <w:rPr>
-          <w:rFonts w:ascii="Charis SIL Regular" w:hAnsi="Charis SIL Regular" w:eastAsia="Charis SIL Regular"/>
-          <w:b w:val="0"/>
-          <w:i w:val="0"/>
-          <w:color w:val="0000FF"/>
-          <w:sz w:val="24"/>
-          <w:u w:val="single"/>
-        </w:rPr>
-        <w:t xml:space="preserve"> </w:t>
-      </w:r>
-      <w:r>
-        <w:rPr>
-          <w:rFonts w:ascii="Charis SIL Regular" w:hAnsi="Charis SIL Regular" w:eastAsia="Charis SIL Regular"/>
-          <w:b w:val="0"/>
-          <w:i w:val="0"/>
-          <w:color w:val="0000FF"/>
-          <w:sz w:val="24"/>
-          <w:u w:val="single"/>
-        </w:rPr>
-        <w:hyperlink r:id="rId18" w:history="1">
-          <w:r>
-            <w:rPr>
-              <w:rStyle w:val="Hyperlink"/>
-            </w:rPr>
-            <w:t>317117313</w:t>
-          </w:r>
-        </w:hyperlink>
-      </w:r>
-    </w:p>
-    <w:p>
-      <w:pPr>
-        <w:autoSpaceDN w:val="0"/>
-        <w:autoSpaceDE w:val="0"/>
-        <w:widowControl/>
-        <w:spacing w:line="352" w:lineRule="exact" w:before="176" w:after="0"/>
-        <w:ind w:left="0" w:right="0" w:firstLine="0"/>
-        <w:jc w:val="left"/>
-      </w:pPr>
-      <w:r>
-        <w:rPr>
-          <w:rFonts w:ascii="Charis SIL Regular" w:hAnsi="Charis SIL Regular" w:eastAsia="Charis SIL Regular"/>
-          <w:b w:val="0"/>
-          <w:i w:val="0"/>
-          <w:color w:val="000000"/>
-          <w:sz w:val="24"/>
-        </w:rPr>
-        <w:t>Book:</w:t>
-      </w:r>
-    </w:p>
-    <w:p>
-      <w:pPr>
-        <w:autoSpaceDN w:val="0"/>
-        <w:autoSpaceDE w:val="0"/>
-        <w:widowControl/>
-        <w:spacing w:line="288" w:lineRule="exact" w:before="240" w:after="0"/>
-        <w:ind w:left="800" w:right="1008" w:firstLine="0"/>
-        <w:jc w:val="left"/>
-      </w:pPr>
-      <w:r>
-        <w:rPr>
-          <w:rFonts w:ascii="Charis SIL Italic" w:hAnsi="Charis SIL Italic" w:eastAsia="Charis SIL Italic"/>
-          <w:b w:val="0"/>
-          <w:i/>
-          <w:color w:val="000000"/>
-          <w:sz w:val="24"/>
-        </w:rPr>
-        <w:t>Marquart, Joseph. Die Benin-Sammlung des Reichsmuseums fu</w:t>
-      </w:r>
-      <w:r>
-        <w:rPr>
-          <w:rFonts w:ascii="Noto Serif" w:hAnsi="Noto Serif" w:eastAsia="Noto Serif"/>
-          <w:b w:val="0"/>
-          <w:i w:val="0"/>
-          <w:color w:val="000000"/>
-          <w:sz w:val="24"/>
-        </w:rPr>
-        <w:t>̈</w:t>
-      </w:r>
-      <w:r>
-        <w:rPr>
-          <w:rFonts w:ascii="Charis SIL Italic" w:hAnsi="Charis SIL Italic" w:eastAsia="Charis SIL Italic"/>
-          <w:b w:val="0"/>
-          <w:i/>
-          <w:color w:val="000000"/>
-          <w:sz w:val="24"/>
-        </w:rPr>
-        <w:t>r Vo</w:t>
-      </w:r>
-      <w:r>
-        <w:rPr>
-          <w:rFonts w:ascii="Noto Serif" w:hAnsi="Noto Serif" w:eastAsia="Noto Serif"/>
-          <w:b w:val="0"/>
-          <w:i w:val="0"/>
-          <w:color w:val="000000"/>
-          <w:sz w:val="24"/>
-        </w:rPr>
-        <w:t>̈</w:t>
-      </w:r>
-      <w:r>
-        <w:rPr>
-          <w:rFonts w:ascii="Charis SIL Italic" w:hAnsi="Charis SIL Italic" w:eastAsia="Charis SIL Italic"/>
-          <w:b w:val="0"/>
-          <w:i/>
-          <w:color w:val="000000"/>
-          <w:sz w:val="24"/>
-        </w:rPr>
-        <w:t xml:space="preserve">lkerkunde in </w:t>
-      </w:r>
-      <w:r>
-        <w:rPr>
-          <w:rFonts w:ascii="Charis SIL Italic" w:hAnsi="Charis SIL Italic" w:eastAsia="Charis SIL Italic"/>
-          <w:b w:val="0"/>
-          <w:i/>
-          <w:color w:val="000000"/>
-          <w:sz w:val="24"/>
-        </w:rPr>
-        <w:t>Leiden. Beschrieben und mit ausfu</w:t>
-      </w:r>
-      <w:r>
-        <w:rPr>
-          <w:rFonts w:ascii="Noto Serif" w:hAnsi="Noto Serif" w:eastAsia="Noto Serif"/>
-          <w:b w:val="0"/>
-          <w:i w:val="0"/>
-          <w:color w:val="000000"/>
-          <w:sz w:val="24"/>
-        </w:rPr>
-        <w:t>̈</w:t>
-      </w:r>
-      <w:r>
-        <w:rPr>
-          <w:rFonts w:ascii="Charis SIL Italic" w:hAnsi="Charis SIL Italic" w:eastAsia="Charis SIL Italic"/>
-          <w:b w:val="0"/>
-          <w:i/>
-          <w:color w:val="000000"/>
-          <w:sz w:val="24"/>
-        </w:rPr>
-        <w:t xml:space="preserve">hrlichen Prolegomena zur Geschichte der </w:t>
-      </w:r>
-      <w:r>
-        <w:rPr>
-          <w:rFonts w:ascii="Charis SIL Italic" w:hAnsi="Charis SIL Italic" w:eastAsia="Charis SIL Italic"/>
-          <w:b w:val="0"/>
-          <w:i/>
-          <w:color w:val="000000"/>
-          <w:sz w:val="24"/>
-        </w:rPr>
-        <w:t>Handelswege und Vo</w:t>
-      </w:r>
-      <w:r>
-        <w:rPr>
-          <w:rFonts w:ascii="Noto Serif" w:hAnsi="Noto Serif" w:eastAsia="Noto Serif"/>
-          <w:b w:val="0"/>
-          <w:i w:val="0"/>
-          <w:color w:val="000000"/>
-          <w:sz w:val="24"/>
-        </w:rPr>
-        <w:t>̈</w:t>
-      </w:r>
-      <w:r>
-        <w:rPr>
-          <w:rFonts w:ascii="Charis SIL Italic" w:hAnsi="Charis SIL Italic" w:eastAsia="Charis SIL Italic"/>
-          <w:b w:val="0"/>
-          <w:i/>
-          <w:color w:val="000000"/>
-          <w:sz w:val="24"/>
-        </w:rPr>
-        <w:t>lkerbewegungen in Nordafrika, Leiden: Brill, 1913.</w:t>
-      </w:r>
-      <w:r>
-        <w:rPr>
-          <w:rFonts w:ascii="Charis SIL Italic" w:hAnsi="Charis SIL Italic" w:eastAsia="Charis SIL Italic"/>
-          <w:b w:val="0"/>
-          <w:i/>
-          <w:color w:val="000000"/>
-          <w:sz w:val="24"/>
-        </w:rPr>
-        <w:t xml:space="preserve">Book by </w:t>
-      </w:r>
-      <w:r>
-        <w:rPr>
-          <w:rFonts w:ascii="Charis SIL Italic" w:hAnsi="Charis SIL Italic" w:eastAsia="Charis SIL Italic"/>
-          <w:b w:val="0"/>
-          <w:i/>
-          <w:color w:val="000000"/>
-          <w:sz w:val="24"/>
-        </w:rPr>
-        <w:t xml:space="preserve">Joseph Marquart, a German historian and curator of the Rijks Ethnografisch </w:t>
-      </w:r>
-      <w:r>
-        <w:rPr>
-          <w:rFonts w:ascii="Charis SIL Italic" w:hAnsi="Charis SIL Italic" w:eastAsia="Charis SIL Italic"/>
-          <w:b w:val="0"/>
-          <w:i/>
-          <w:color w:val="000000"/>
-          <w:sz w:val="24"/>
-        </w:rPr>
-        <w:t>Museum in Leiden, about the museum’s Benin collection.</w:t>
-      </w:r>
-    </w:p>
-    <w:p>
-      <w:pPr>
-        <w:autoSpaceDN w:val="0"/>
-        <w:autoSpaceDE w:val="0"/>
-        <w:widowControl/>
-        <w:spacing w:line="352" w:lineRule="exact" w:before="176" w:after="0"/>
-        <w:ind w:left="800" w:right="0" w:firstLine="0"/>
-        <w:jc w:val="left"/>
-      </w:pPr>
-      <w:r>
-        <w:rPr>
-          <w:rFonts w:ascii="Charis SIL Regular" w:hAnsi="Charis SIL Regular" w:eastAsia="Charis SIL Regular"/>
-          <w:b w:val="0"/>
-          <w:i w:val="0"/>
-          <w:color w:val="0000FF"/>
-          <w:sz w:val="24"/>
-          <w:u w:val="single"/>
-        </w:rPr>
-        <w:hyperlink r:id="rId19" w:history="1">
-          <w:r>
-            <w:rPr>
-              <w:rStyle w:val="Hyperlink"/>
-            </w:rPr>
-            <w:t>WorldCat</w:t>
-          </w:r>
-        </w:hyperlink>
-      </w:r>
-      <w:r>
-        <w:rPr>
-          <w:rFonts w:ascii="Charis SIL Regular" w:hAnsi="Charis SIL Regular" w:eastAsia="Charis SIL Regular"/>
-          <w:b w:val="0"/>
-          <w:i w:val="0"/>
-          <w:color w:val="0000FF"/>
-          <w:sz w:val="24"/>
-          <w:u w:val="single"/>
-        </w:rPr>
-        <w:t xml:space="preserve"> </w:t>
-      </w:r>
-      <w:r>
-        <w:rPr>
-          <w:rFonts w:ascii="Charis SIL Regular" w:hAnsi="Charis SIL Regular" w:eastAsia="Charis SIL Regular"/>
-          <w:b w:val="0"/>
-          <w:i w:val="0"/>
-          <w:color w:val="0000FF"/>
-          <w:sz w:val="24"/>
-          <w:u w:val="single"/>
-        </w:rPr>
-        <w:hyperlink r:id="rId19" w:history="1">
-          <w:r>
-            <w:rPr>
-              <w:rStyle w:val="Hyperlink"/>
-            </w:rPr>
-            <w:t>562473153</w:t>
-          </w:r>
-        </w:hyperlink>
-      </w:r>
-    </w:p>
-    <w:p>
-      <w:pPr>
-        <w:autoSpaceDN w:val="0"/>
-        <w:autoSpaceDE w:val="0"/>
-        <w:widowControl/>
-        <w:spacing w:line="352" w:lineRule="exact" w:before="176" w:after="0"/>
-        <w:ind w:left="0" w:right="0" w:firstLine="0"/>
-        <w:jc w:val="left"/>
-      </w:pPr>
-      <w:r>
-        <w:rPr>
-          <w:rFonts w:ascii="Charis SIL Regular" w:hAnsi="Charis SIL Regular" w:eastAsia="Charis SIL Regular"/>
-          <w:b w:val="0"/>
-          <w:i w:val="0"/>
-          <w:color w:val="000000"/>
-          <w:sz w:val="24"/>
-        </w:rPr>
-        <w:t>Book:</w:t>
-      </w:r>
-    </w:p>
-    <w:p>
-      <w:pPr>
-        <w:autoSpaceDN w:val="0"/>
-        <w:autoSpaceDE w:val="0"/>
-        <w:widowControl/>
-        <w:spacing w:line="288" w:lineRule="exact" w:before="240" w:after="0"/>
-        <w:ind w:left="800" w:right="1152" w:firstLine="0"/>
-        <w:jc w:val="left"/>
-      </w:pPr>
-      <w:r>
-        <w:rPr>
-          <w:rFonts w:ascii="Charis SIL Italic" w:hAnsi="Charis SIL Italic" w:eastAsia="Charis SIL Italic"/>
-          <w:b w:val="0"/>
-          <w:i/>
-          <w:color w:val="000000"/>
-          <w:sz w:val="24"/>
-        </w:rPr>
-        <w:t xml:space="preserve">Rassers, Willem H. Overzicht van de geschiedenis van het Rijksmuseum voor </w:t>
-      </w:r>
-      <w:r>
-        <w:rPr>
-          <w:rFonts w:ascii="Charis SIL Italic" w:hAnsi="Charis SIL Italic" w:eastAsia="Charis SIL Italic"/>
-          <w:b w:val="0"/>
-          <w:i/>
-          <w:color w:val="000000"/>
-          <w:sz w:val="24"/>
-        </w:rPr>
-        <w:t>Volkenkunde, 1837-1937. Sijthoff,1937.</w:t>
-      </w:r>
-      <w:r>
-        <w:rPr>
-          <w:rFonts w:ascii="Charis SIL Italic" w:hAnsi="Charis SIL Italic" w:eastAsia="Charis SIL Italic"/>
-          <w:b w:val="0"/>
-          <w:i/>
-          <w:color w:val="000000"/>
-          <w:sz w:val="24"/>
-        </w:rPr>
-        <w:t xml:space="preserve">Comprehensive history of the first one </w:t>
-      </w:r>
-      <w:r>
-        <w:rPr>
-          <w:rFonts w:ascii="Charis SIL Italic" w:hAnsi="Charis SIL Italic" w:eastAsia="Charis SIL Italic"/>
-          <w:b w:val="0"/>
-          <w:i/>
-          <w:color w:val="000000"/>
-          <w:sz w:val="24"/>
-        </w:rPr>
-        <w:t xml:space="preserve">hundred years of the National Museum of Ethnology. Describes how the museum </w:t>
-      </w:r>
-      <w:r>
-        <w:rPr>
-          <w:rFonts w:ascii="Charis SIL Italic" w:hAnsi="Charis SIL Italic" w:eastAsia="Charis SIL Italic"/>
-          <w:b w:val="0"/>
-          <w:i/>
-          <w:color w:val="000000"/>
-          <w:sz w:val="24"/>
-        </w:rPr>
-        <w:t xml:space="preserve">originated from the Von Siebold collection and the Royal Cabinet of Curiosities, </w:t>
-      </w:r>
-      <w:r>
-        <w:rPr>
-          <w:rFonts w:ascii="Charis SIL Italic" w:hAnsi="Charis SIL Italic" w:eastAsia="Charis SIL Italic"/>
-          <w:b w:val="0"/>
-          <w:i/>
-          <w:color w:val="000000"/>
-          <w:sz w:val="24"/>
-        </w:rPr>
-        <w:t xml:space="preserve">and how it was subsequently formed into an ethnographic museum. Contains </w:t>
-      </w:r>
-      <w:r>
-        <w:rPr>
-          <w:rFonts w:ascii="Charis SIL Italic" w:hAnsi="Charis SIL Italic" w:eastAsia="Charis SIL Italic"/>
-          <w:b w:val="0"/>
-          <w:i/>
-          <w:color w:val="000000"/>
-          <w:sz w:val="24"/>
-        </w:rPr>
-        <w:t>information on objects acquired during the first hundred years of the museum.</w:t>
-      </w:r>
-    </w:p>
-    <w:p>
-      <w:pPr>
-        <w:autoSpaceDN w:val="0"/>
-        <w:autoSpaceDE w:val="0"/>
-        <w:widowControl/>
-        <w:spacing w:line="352" w:lineRule="exact" w:before="176" w:after="0"/>
-        <w:ind w:left="800" w:right="0" w:firstLine="0"/>
-        <w:jc w:val="left"/>
-      </w:pPr>
-      <w:r>
-        <w:rPr>
-          <w:rFonts w:ascii="Charis SIL Regular" w:hAnsi="Charis SIL Regular" w:eastAsia="Charis SIL Regular"/>
-          <w:b w:val="0"/>
-          <w:i w:val="0"/>
-          <w:color w:val="0000FF"/>
-          <w:sz w:val="24"/>
-          <w:u w:val="single"/>
-        </w:rPr>
-        <w:hyperlink r:id="rId20" w:history="1">
-          <w:r>
-            <w:rPr>
-              <w:rStyle w:val="Hyperlink"/>
-            </w:rPr>
-            <w:t>https://</w:t>
-          </w:r>
-        </w:hyperlink>
-      </w:r>
-      <w:r>
-        <w:rPr>
-          <w:rFonts w:ascii="Charis SIL Regular" w:hAnsi="Charis SIL Regular" w:eastAsia="Charis SIL Regular"/>
-          <w:b w:val="0"/>
-          <w:i w:val="0"/>
-          <w:color w:val="0000FF"/>
-          <w:sz w:val="24"/>
-          <w:u w:val="single"/>
-        </w:rPr>
-        <w:hyperlink r:id="rId20" w:history="1">
-          <w:r>
-            <w:rPr>
-              <w:rStyle w:val="Hyperlink"/>
-            </w:rPr>
-            <w:t>resolver.kb.nl/</w:t>
-          </w:r>
-        </w:hyperlink>
-      </w:r>
-      <w:r>
-        <w:rPr>
-          <w:rFonts w:ascii="Charis SIL Regular" w:hAnsi="Charis SIL Regular" w:eastAsia="Charis SIL Regular"/>
-          <w:b w:val="0"/>
-          <w:i w:val="0"/>
-          <w:color w:val="0000FF"/>
-          <w:sz w:val="24"/>
-          <w:u w:val="single"/>
-        </w:rPr>
-        <w:hyperlink r:id="rId20" w:history="1">
-          <w:r>
-            <w:rPr>
-              <w:rStyle w:val="Hyperlink"/>
-            </w:rPr>
-            <w:t>resolve?</w:t>
-          </w:r>
-        </w:hyperlink>
-      </w:r>
-      <w:r>
-        <w:rPr>
-          <w:rFonts w:ascii="Charis SIL Regular" w:hAnsi="Charis SIL Regular" w:eastAsia="Charis SIL Regular"/>
-          <w:b w:val="0"/>
-          <w:i w:val="0"/>
-          <w:color w:val="0000FF"/>
-          <w:sz w:val="24"/>
-          <w:u w:val="single"/>
-        </w:rPr>
-        <w:hyperlink r:id="rId20" w:history="1">
-          <w:r>
-            <w:rPr>
-              <w:rStyle w:val="Hyperlink"/>
-            </w:rPr>
-            <w:t>urn=MMKB06:000003234:00005</w:t>
-          </w:r>
-        </w:hyperlink>
-      </w:r>
-    </w:p>
-    <w:p>
-      <w:pPr>
-        <w:autoSpaceDN w:val="0"/>
-        <w:autoSpaceDE w:val="0"/>
-        <w:widowControl/>
-        <w:spacing w:line="352" w:lineRule="exact" w:before="176" w:after="0"/>
-        <w:ind w:left="0" w:right="0" w:firstLine="0"/>
-        <w:jc w:val="left"/>
-      </w:pPr>
-      <w:r>
-        <w:rPr>
-          <w:rFonts w:ascii="Charis SIL Regular" w:hAnsi="Charis SIL Regular" w:eastAsia="Charis SIL Regular"/>
-          <w:b w:val="0"/>
-          <w:i w:val="0"/>
-          <w:color w:val="000000"/>
-          <w:sz w:val="24"/>
-        </w:rPr>
-        <w:t>Magazine:</w:t>
-      </w:r>
-    </w:p>
-    <w:p>
-      <w:pPr>
-        <w:autoSpaceDN w:val="0"/>
-        <w:autoSpaceDE w:val="0"/>
-        <w:widowControl/>
-        <w:spacing w:line="288" w:lineRule="exact" w:before="240" w:after="0"/>
-        <w:ind w:left="800" w:right="720" w:firstLine="0"/>
-        <w:jc w:val="left"/>
-      </w:pPr>
-      <w:r>
-        <w:rPr>
-          <w:rFonts w:ascii="Charis SIL Italic" w:hAnsi="Charis SIL Italic" w:eastAsia="Charis SIL Italic"/>
-          <w:b w:val="0"/>
-          <w:i/>
-          <w:color w:val="000000"/>
-          <w:sz w:val="24"/>
-        </w:rPr>
-        <w:t xml:space="preserve">Veys, Fanny Wonu, en Nationaal Museum van Wereldculturen, red. The Benin </w:t>
-      </w:r>
-      <w:r>
-        <w:rPr>
-          <w:rFonts w:ascii="Charis SIL Italic" w:hAnsi="Charis SIL Italic" w:eastAsia="Charis SIL Italic"/>
-          <w:b w:val="0"/>
-          <w:i/>
-          <w:color w:val="000000"/>
-          <w:sz w:val="24"/>
-        </w:rPr>
-        <w:t xml:space="preserve">Collections at the National Museum of World Cultures. Provenance, #2. Leiden: </w:t>
-      </w:r>
-      <w:r>
-        <w:rPr>
-          <w:rFonts w:ascii="Charis SIL Italic" w:hAnsi="Charis SIL Italic" w:eastAsia="Charis SIL Italic"/>
-          <w:b w:val="0"/>
-          <w:i/>
-          <w:color w:val="000000"/>
-          <w:sz w:val="24"/>
-        </w:rPr>
-        <w:t>Nationaal Museum van Wereldculturen, 2021.</w:t>
-      </w:r>
-      <w:r>
-        <w:rPr>
-          <w:rFonts w:ascii="Charis SIL Italic" w:hAnsi="Charis SIL Italic" w:eastAsia="Charis SIL Italic"/>
-          <w:b w:val="0"/>
-          <w:i/>
-          <w:color w:val="000000"/>
-          <w:sz w:val="24"/>
-        </w:rPr>
-        <w:t xml:space="preserve">Publication of the Wereldmuseum </w:t>
-      </w:r>
-      <w:r>
-        <w:rPr>
-          <w:rFonts w:ascii="Charis SIL Italic" w:hAnsi="Charis SIL Italic" w:eastAsia="Charis SIL Italic"/>
-          <w:b w:val="0"/>
-          <w:i/>
-          <w:color w:val="000000"/>
-          <w:sz w:val="24"/>
-        </w:rPr>
-        <w:t xml:space="preserve">regarding its Benin collection. Provides information on the link between objects </w:t>
-      </w:r>
-      <w:r>
-        <w:rPr>
-          <w:rFonts w:ascii="Charis SIL Italic" w:hAnsi="Charis SIL Italic" w:eastAsia="Charis SIL Italic"/>
-          <w:b w:val="0"/>
-          <w:i/>
-          <w:color w:val="000000"/>
-          <w:sz w:val="24"/>
-        </w:rPr>
-        <w:t xml:space="preserve">from Benin within the Wereldmuseum collection (not just in Leiden) and the looting </w:t>
-      </w:r>
-      <w:r>
-        <w:rPr>
-          <w:rFonts w:ascii="Charis SIL Italic" w:hAnsi="Charis SIL Italic" w:eastAsia="Charis SIL Italic"/>
-          <w:b w:val="0"/>
-          <w:i/>
-          <w:color w:val="000000"/>
-          <w:sz w:val="24"/>
-        </w:rPr>
-        <w:t>of Benin City by British soldiers in 1897.</w:t>
-      </w:r>
-    </w:p>
-    <w:p>
-      <w:pPr>
-        <w:autoSpaceDN w:val="0"/>
-        <w:autoSpaceDE w:val="0"/>
-        <w:widowControl/>
-        <w:spacing w:line="352" w:lineRule="exact" w:before="176" w:after="0"/>
-        <w:ind w:left="800" w:right="0" w:firstLine="0"/>
-        <w:jc w:val="left"/>
-      </w:pPr>
-      <w:r>
-        <w:rPr>
-          <w:rFonts w:ascii="Charis SIL Regular" w:hAnsi="Charis SIL Regular" w:eastAsia="Charis SIL Regular"/>
-          <w:b w:val="0"/>
-          <w:i w:val="0"/>
-          <w:color w:val="0000FF"/>
-          <w:sz w:val="24"/>
-          <w:u w:val="single"/>
-        </w:rPr>
-        <w:hyperlink r:id="rId21" w:history="1">
-          <w:r>
-            <w:rPr>
-              <w:rStyle w:val="Hyperlink"/>
-            </w:rPr>
-            <w:t>ISBN</w:t>
-          </w:r>
-        </w:hyperlink>
-      </w:r>
-      <w:r>
-        <w:rPr>
-          <w:rFonts w:ascii="Charis SIL Regular" w:hAnsi="Charis SIL Regular" w:eastAsia="Charis SIL Regular"/>
-          <w:b w:val="0"/>
-          <w:i w:val="0"/>
-          <w:color w:val="0000FF"/>
-          <w:sz w:val="24"/>
-          <w:u w:val="single"/>
-        </w:rPr>
-        <w:t xml:space="preserve"> </w:t>
-      </w:r>
-      <w:r>
-        <w:rPr>
-          <w:rFonts w:ascii="Charis SIL Regular" w:hAnsi="Charis SIL Regular" w:eastAsia="Charis SIL Regular"/>
-          <w:b w:val="0"/>
-          <w:i w:val="0"/>
-          <w:color w:val="0000FF"/>
-          <w:sz w:val="24"/>
-          <w:u w:val="single"/>
-        </w:rPr>
-        <w:hyperlink r:id="rId21" w:history="1">
-          <w:r>
-            <w:rPr>
-              <w:rStyle w:val="Hyperlink"/>
-            </w:rPr>
-            <w:t>9789088909986</w:t>
-          </w:r>
-        </w:hyperlink>
-      </w:r>
-      <w:r>
-        <w:rPr>
-          <w:rFonts w:ascii="Charis SIL Regular" w:hAnsi="Charis SIL Regular" w:eastAsia="Charis SIL Regular"/>
-          <w:b w:val="0"/>
-          <w:i w:val="0"/>
-          <w:color w:val="000000"/>
-          <w:sz w:val="24"/>
-        </w:rPr>
-        <w:t xml:space="preserve">, </w:t>
-      </w:r>
-      <w:r>
-        <w:rPr>
-          <w:rFonts w:ascii="Charis SIL Regular" w:hAnsi="Charis SIL Regular" w:eastAsia="Charis SIL Regular"/>
-          <w:b w:val="0"/>
-          <w:i w:val="0"/>
-          <w:color w:val="0000FF"/>
-          <w:sz w:val="24"/>
-          <w:u w:val="single"/>
-        </w:rPr>
-        <w:hyperlink r:id="rId22" w:history="1">
-          <w:r>
-            <w:rPr>
-              <w:rStyle w:val="Hyperlink"/>
-            </w:rPr>
-            <w:t>WorldCat</w:t>
-          </w:r>
-        </w:hyperlink>
-      </w:r>
-      <w:r>
-        <w:rPr>
-          <w:rFonts w:ascii="Charis SIL Regular" w:hAnsi="Charis SIL Regular" w:eastAsia="Charis SIL Regular"/>
-          <w:b w:val="0"/>
-          <w:i w:val="0"/>
-          <w:color w:val="0000FF"/>
-          <w:sz w:val="24"/>
-          <w:u w:val="single"/>
-        </w:rPr>
-        <w:t xml:space="preserve"> </w:t>
-      </w:r>
-      <w:r>
-        <w:rPr>
-          <w:rFonts w:ascii="Charis SIL Regular" w:hAnsi="Charis SIL Regular" w:eastAsia="Charis SIL Regular"/>
-          <w:b w:val="0"/>
-          <w:i w:val="0"/>
-          <w:color w:val="0000FF"/>
-          <w:sz w:val="24"/>
-          <w:u w:val="single"/>
-        </w:rPr>
-        <w:hyperlink r:id="rId22" w:history="1">
-          <w:r>
-            <w:rPr>
-              <w:rStyle w:val="Hyperlink"/>
-            </w:rPr>
-            <w:t>1293851263</w:t>
-          </w:r>
-        </w:hyperlink>
-      </w:r>
-    </w:p>
-    <w:p>
-      <w:pPr>
-        <w:autoSpaceDN w:val="0"/>
-        <w:autoSpaceDE w:val="0"/>
-        <w:widowControl/>
-        <w:spacing w:line="352" w:lineRule="exact" w:before="176" w:after="0"/>
-        <w:ind w:left="0" w:right="0" w:firstLine="0"/>
-        <w:jc w:val="left"/>
-      </w:pPr>
-      <w:r>
-        <w:rPr>
-          <w:rFonts w:ascii="Charis SIL Regular" w:hAnsi="Charis SIL Regular" w:eastAsia="Charis SIL Regular"/>
-          <w:b w:val="0"/>
-          <w:i w:val="0"/>
-          <w:color w:val="000000"/>
-          <w:sz w:val="24"/>
-        </w:rPr>
-        <w:t>Book:</w:t>
-      </w:r>
-    </w:p>
-    <w:p>
-      <w:pPr>
-        <w:autoSpaceDN w:val="0"/>
-        <w:autoSpaceDE w:val="0"/>
-        <w:widowControl/>
-        <w:spacing w:line="288" w:lineRule="exact" w:before="240" w:after="0"/>
-        <w:ind w:left="800" w:right="720" w:firstLine="0"/>
-        <w:jc w:val="left"/>
-      </w:pPr>
-      <w:r>
-        <w:rPr>
-          <w:rFonts w:ascii="Charis SIL Italic" w:hAnsi="Charis SIL Italic" w:eastAsia="Charis SIL Italic"/>
-          <w:b w:val="0"/>
-          <w:i/>
-          <w:color w:val="000000"/>
-          <w:sz w:val="24"/>
-        </w:rPr>
-        <w:t xml:space="preserve">Wengen, Ger van. Wat is er te doen in Volkenkunde?: de bewogen geschiedenis van </w:t>
-      </w:r>
-      <w:r>
-        <w:rPr>
-          <w:rFonts w:ascii="Charis SIL Italic" w:hAnsi="Charis SIL Italic" w:eastAsia="Charis SIL Italic"/>
-          <w:b w:val="0"/>
-          <w:i/>
-          <w:color w:val="000000"/>
-          <w:sz w:val="24"/>
-        </w:rPr>
-        <w:t>het Rijksmuseum voor Volkenkunde in Leiden, Leiden 2002.</w:t>
-      </w:r>
-      <w:r>
-        <w:rPr>
-          <w:rFonts w:ascii="Charis SIL Italic" w:hAnsi="Charis SIL Italic" w:eastAsia="Charis SIL Italic"/>
-          <w:b w:val="0"/>
-          <w:i/>
-          <w:color w:val="000000"/>
-          <w:sz w:val="24"/>
-        </w:rPr>
-        <w:t xml:space="preserve">Book about the history </w:t>
-      </w:r>
-      <w:r>
-        <w:rPr>
-          <w:rFonts w:ascii="Charis SIL Italic" w:hAnsi="Charis SIL Italic" w:eastAsia="Charis SIL Italic"/>
-          <w:b w:val="0"/>
-          <w:i/>
-          <w:color w:val="000000"/>
-          <w:sz w:val="24"/>
-        </w:rPr>
-        <w:t>of today's Wereldmuseum Leiden.</w:t>
-      </w:r>
-    </w:p>
-    <w:p>
-      <w:pPr>
-        <w:autoSpaceDN w:val="0"/>
-        <w:autoSpaceDE w:val="0"/>
-        <w:widowControl/>
-        <w:spacing w:line="352" w:lineRule="exact" w:before="176" w:after="0"/>
-        <w:ind w:left="800" w:right="0" w:firstLine="0"/>
-        <w:jc w:val="left"/>
-      </w:pPr>
-      <w:r>
-        <w:rPr>
-          <w:rFonts w:ascii="Charis SIL Regular" w:hAnsi="Charis SIL Regular" w:eastAsia="Charis SIL Regular"/>
-          <w:b w:val="0"/>
-          <w:i w:val="0"/>
-          <w:color w:val="0000FF"/>
-          <w:sz w:val="24"/>
-          <w:u w:val="single"/>
-        </w:rPr>
-        <w:hyperlink r:id="rId23" w:history="1">
-          <w:r>
-            <w:rPr>
-              <w:rStyle w:val="Hyperlink"/>
-            </w:rPr>
-            <w:t>ISBN</w:t>
-          </w:r>
-        </w:hyperlink>
-      </w:r>
-      <w:r>
-        <w:rPr>
-          <w:rFonts w:ascii="Charis SIL Regular" w:hAnsi="Charis SIL Regular" w:eastAsia="Charis SIL Regular"/>
-          <w:b w:val="0"/>
-          <w:i w:val="0"/>
-          <w:color w:val="0000FF"/>
-          <w:sz w:val="24"/>
-          <w:u w:val="single"/>
-        </w:rPr>
-        <w:t xml:space="preserve"> </w:t>
-      </w:r>
-      <w:r>
-        <w:rPr>
-          <w:rFonts w:ascii="Charis SIL Regular" w:hAnsi="Charis SIL Regular" w:eastAsia="Charis SIL Regular"/>
-          <w:b w:val="0"/>
-          <w:i w:val="0"/>
-          <w:color w:val="0000FF"/>
-          <w:sz w:val="24"/>
-          <w:u w:val="single"/>
-        </w:rPr>
-        <w:hyperlink r:id="rId23" w:history="1">
-          <w:r>
-            <w:rPr>
-              <w:rStyle w:val="Hyperlink"/>
-            </w:rPr>
-            <w:t>9789071310812</w:t>
-          </w:r>
-        </w:hyperlink>
-      </w:r>
-      <w:r>
-        <w:rPr>
-          <w:rFonts w:ascii="Charis SIL Regular" w:hAnsi="Charis SIL Regular" w:eastAsia="Charis SIL Regular"/>
-          <w:b w:val="0"/>
-          <w:i w:val="0"/>
-          <w:color w:val="000000"/>
-          <w:sz w:val="24"/>
-        </w:rPr>
-        <w:t xml:space="preserve">, </w:t>
-      </w:r>
-      <w:r>
-        <w:rPr>
-          <w:rFonts w:ascii="Charis SIL Regular" w:hAnsi="Charis SIL Regular" w:eastAsia="Charis SIL Regular"/>
-          <w:b w:val="0"/>
-          <w:i w:val="0"/>
-          <w:color w:val="0000FF"/>
-          <w:sz w:val="24"/>
-          <w:u w:val="single"/>
-        </w:rPr>
-        <w:hyperlink r:id="rId24" w:history="1">
-          <w:r>
-            <w:rPr>
-              <w:rStyle w:val="Hyperlink"/>
-            </w:rPr>
-            <w:t>WorldCat</w:t>
-          </w:r>
-        </w:hyperlink>
-      </w:r>
-      <w:r>
-        <w:rPr>
-          <w:rFonts w:ascii="Charis SIL Regular" w:hAnsi="Charis SIL Regular" w:eastAsia="Charis SIL Regular"/>
-          <w:b w:val="0"/>
-          <w:i w:val="0"/>
-          <w:color w:val="0000FF"/>
-          <w:sz w:val="24"/>
-          <w:u w:val="single"/>
-        </w:rPr>
-        <w:t xml:space="preserve"> </w:t>
-      </w:r>
-      <w:r>
-        <w:rPr>
-          <w:rFonts w:ascii="Charis SIL Regular" w:hAnsi="Charis SIL Regular" w:eastAsia="Charis SIL Regular"/>
-          <w:b w:val="0"/>
-          <w:i w:val="0"/>
-          <w:color w:val="0000FF"/>
-          <w:sz w:val="24"/>
-          <w:u w:val="single"/>
-        </w:rPr>
-        <w:hyperlink r:id="rId24" w:history="1">
-          <w:r>
-            <w:rPr>
-              <w:rStyle w:val="Hyperlink"/>
-            </w:rPr>
-            <w:t>901467113</w:t>
-          </w:r>
-        </w:hyperlink>
-      </w:r>
-    </w:p>
-    <w:p>
-      <w:pPr>
-        <w:sectPr>
-          <w:pgSz w:w="11900" w:h="16840"/>
-          <w:pgMar w:top="324" w:right="940" w:bottom="528" w:left="960" w:header="720" w:footer="720" w:gutter="0"/>
-          <w:cols/>
-          <w:docGrid w:linePitch="360"/>
-        </w:sectPr>
-      </w:pPr>
-    </w:p>
-    <w:p>
-      <w:pPr>
-        <w:autoSpaceDN w:val="0"/>
-        <w:autoSpaceDE w:val="0"/>
-        <w:widowControl/>
-        <w:spacing w:line="220" w:lineRule="exact" w:before="0" w:after="86"/>
-        <w:ind w:left="0" w:right="0"/>
-      </w:pPr>
-    </w:p>
-    <w:p>
-      <w:pPr>
-        <w:autoSpaceDN w:val="0"/>
-        <w:autoSpaceDE w:val="0"/>
-        <w:widowControl/>
-        <w:spacing w:line="466" w:lineRule="exact" w:before="72" w:after="0"/>
+        <w:spacing w:line="390" w:lineRule="exact" w:before="0" w:after="0"/>
         <w:ind w:left="0" w:right="3312" w:firstLine="0"/>
         <w:jc w:val="left"/>
       </w:pPr>
       <w:r>
         <w:rPr>
-          <w:rFonts w:ascii="Charis SIL Bold" w:hAnsi="Charis SIL Bold" w:eastAsia="Charis SIL Bold"/>
-          <w:b/>
-          <w:i w:val="0"/>
-          <w:color w:val="000000"/>
-          <w:sz w:val="36"/>
-        </w:rPr>
-        <w:t xml:space="preserve">Relevant Data </w:t>
-      </w:r>
-      <w:r>
-        <w:br/>
-      </w:r>
-      <w:r>
-        <w:rPr>
           <w:rFonts w:ascii="Charis SIL Regular" w:hAnsi="Charis SIL Regular" w:eastAsia="Charis SIL Regular"/>
           <w:b w:val="0"/>
           <w:i w:val="0"/>
@@ -4086,7 +4329,7 @@
     </w:p>
     <w:sectPr>
       <w:pgSz w:w="11900" w:h="16840"/>
-      <w:pgMar w:top="306" w:right="1440" w:bottom="1440" w:left="960" w:header="720" w:footer="720" w:gutter="0"/>
+      <w:pgMar w:top="324" w:right="1440" w:bottom="1440" w:left="960" w:header="720" w:footer="720" w:gutter="0"/>
       <w:cols/>
       <w:docGrid w:linePitch="360"/>
     </w:sectPr>

--- a/EXPORTS/DOCX/published/niveau3/English/WMLeiden.docx
+++ b/EXPORTS/DOCX/published/niveau3/English/WMLeiden.docx
@@ -324,13 +324,57 @@
       </w:r>
       <w:r>
         <w:rPr>
+          <w:u w:val="single" w:color="0000ff"/>
           <w:rFonts w:ascii="Charis SIL Regular" w:hAnsi="Charis SIL Regular" w:eastAsia="Charis SIL Regular"/>
           <w:b w:val="0"/>
           <w:i w:val="0"/>
           <w:color w:val="000000"/>
           <w:sz w:val="24"/>
         </w:rPr>
-        <w:t xml:space="preserve">consisted </w:t>
+        <w:hyperlink r:id="rId9" w:history="1">
+          <w:r>
+            <w:rPr>
+              <w:rStyle w:val="Hyperlink"/>
+            </w:rPr>
+            <w:t>consi</w:t>
+          </w:r>
+        </w:hyperlink>
+      </w:r>
+      <w:r>
+        <w:rPr>
+          <w:u w:val="single" w:color="0000ff"/>
+          <w:rFonts w:ascii="Charis SIL Regular" w:hAnsi="Charis SIL Regular" w:eastAsia="Charis SIL Regular"/>
+          <w:b w:val="0"/>
+          <w:i w:val="0"/>
+          <w:color w:val="000000"/>
+          <w:sz w:val="24"/>
+        </w:rPr>
+        <w:hyperlink r:id="rId9" w:history="1">
+          <w:r>
+            <w:rPr>
+              <w:rStyle w:val="Hyperlink"/>
+            </w:rPr>
+            <w:t>s</w:t>
+          </w:r>
+        </w:hyperlink>
+      </w:r>
+      <w:r>
+        <w:rPr>
+          <w:u w:val="single" w:color="0000ff"/>
+          <w:rFonts w:ascii="Charis SIL Regular" w:hAnsi="Charis SIL Regular" w:eastAsia="Charis SIL Regular"/>
+          <w:b w:val="0"/>
+          <w:i w:val="0"/>
+          <w:color w:val="000000"/>
+          <w:sz w:val="24"/>
+        </w:rPr>
+        <w:hyperlink r:id="rId9" w:history="1">
+          <w:r>
+            <w:rPr>
+              <w:rStyle w:val="Hyperlink"/>
+            </w:rPr>
+            <w:t xml:space="preserve">ted </w:t>
+          </w:r>
+        </w:hyperlink>
       </w:r>
       <w:r>
         <w:rPr>
@@ -514,24 +558,7 @@
           <w:color w:val="000000"/>
           <w:sz w:val="24"/>
         </w:rPr>
-        <w:t>of the collection of t</w:t>
-      </w:r>
-      <w:r>
-        <w:rPr>
-          <w:rFonts w:ascii="Charis SIL Regular" w:hAnsi="Charis SIL Regular" w:eastAsia="Charis SIL Regular"/>
-          <w:b w:val="0"/>
-          <w:i w:val="0"/>
-          <w:color w:val="000000"/>
-          <w:sz w:val="24"/>
-        </w:rPr>
-        <w:hyperlink r:id="rId10" w:history="1">
-          <w:r>
-            <w:rPr>
-              <w:rStyle w:val="Hyperlink"/>
-            </w:rPr>
-            <w:t xml:space="preserve">he </w:t>
-          </w:r>
-        </w:hyperlink>
+        <w:t xml:space="preserve">of the collection of the </w:t>
       </w:r>
       <w:r>
         <w:rPr>
@@ -542,7 +569,7 @@
           <w:sz w:val="24"/>
           <w:u w:val="single"/>
         </w:rPr>
-        <w:hyperlink r:id="rId10" w:history="1">
+        <w:hyperlink r:id="rId11" w:history="1">
           <w:r>
             <w:rPr>
               <w:rStyle w:val="Hyperlink"/>
@@ -560,7 +587,7 @@
           <w:sz w:val="24"/>
           <w:u w:val="single"/>
         </w:rPr>
-        <w:hyperlink r:id="rId10" w:history="1">
+        <w:hyperlink r:id="rId11" w:history="1">
           <w:r>
             <w:rPr>
               <w:rStyle w:val="Hyperlink"/>
@@ -636,7 +663,7 @@
           <w:sz w:val="24"/>
           <w:u w:val="single"/>
         </w:rPr>
-        <w:hyperlink r:id="rId11" w:history="1">
+        <w:hyperlink r:id="rId10" w:history="1">
           <w:r>
             <w:rPr>
               <w:rStyle w:val="Hyperlink"/>
@@ -654,7 +681,7 @@
           <w:sz w:val="24"/>
           <w:u w:val="single"/>
         </w:rPr>
-        <w:hyperlink r:id="rId11" w:history="1">
+        <w:hyperlink r:id="rId10" w:history="1">
           <w:r>
             <w:rPr>
               <w:rStyle w:val="Hyperlink"/>
@@ -1032,71 +1059,7 @@
           <w:color w:val="000000"/>
           <w:sz w:val="24"/>
         </w:rPr>
-        <w:t>.In addition, the N</w:t>
-      </w:r>
-      <w:r>
-        <w:rPr>
-          <w:u w:val="single" w:color="0000ff"/>
-          <w:rFonts w:ascii="Charis SIL Regular" w:hAnsi="Charis SIL Regular" w:eastAsia="Charis SIL Regular"/>
-          <w:b w:val="0"/>
-          <w:i w:val="0"/>
-          <w:color w:val="000000"/>
-          <w:sz w:val="24"/>
-        </w:rPr>
-        <w:hyperlink r:id="rId12" w:history="1">
-          <w:r>
-            <w:rPr>
-              <w:rStyle w:val="Hyperlink"/>
-            </w:rPr>
-            <w:t>ational M</w:t>
-          </w:r>
-        </w:hyperlink>
-      </w:r>
-      <w:r>
-        <w:rPr>
-          <w:u w:val="single" w:color="0000ff"/>
-          <w:rFonts w:ascii="Charis SIL Regular" w:hAnsi="Charis SIL Regular" w:eastAsia="Charis SIL Regular"/>
-          <w:b w:val="0"/>
-          <w:i w:val="0"/>
-          <w:color w:val="000000"/>
-          <w:sz w:val="24"/>
-        </w:rPr>
-        <w:hyperlink r:id="rId12" w:history="1">
-          <w:r>
-            <w:rPr>
-              <w:rStyle w:val="Hyperlink"/>
-            </w:rPr>
-            <w:t>u</w:t>
-          </w:r>
-        </w:hyperlink>
-      </w:r>
-      <w:r>
-        <w:rPr>
-          <w:u w:val="single" w:color="0000ff"/>
-          <w:rFonts w:ascii="Charis SIL Regular" w:hAnsi="Charis SIL Regular" w:eastAsia="Charis SIL Regular"/>
-          <w:b w:val="0"/>
-          <w:i w:val="0"/>
-          <w:color w:val="000000"/>
-          <w:sz w:val="24"/>
-        </w:rPr>
-        <w:hyperlink r:id="rId12" w:history="1">
-          <w:r>
-            <w:rPr>
-              <w:rStyle w:val="Hyperlink"/>
-            </w:rPr>
-            <w:t>seum of Eth</w:t>
-          </w:r>
-        </w:hyperlink>
-      </w:r>
-      <w:r>
-        <w:rPr>
-          <w:rFonts w:ascii="Charis SIL Regular" w:hAnsi="Charis SIL Regular" w:eastAsia="Charis SIL Regular"/>
-          <w:b w:val="0"/>
-          <w:i w:val="0"/>
-          <w:color w:val="000000"/>
-          <w:sz w:val="24"/>
-        </w:rPr>
-        <w:t xml:space="preserve">nology </w:t>
+        <w:t xml:space="preserve">.In addition, the National Museum of Ethnology </w:t>
       </w:r>
       <w:r>
         <w:rPr>
@@ -1384,61 +1347,7 @@
           <w:color w:val="000000"/>
           <w:sz w:val="24"/>
         </w:rPr>
-        <w:t xml:space="preserve"> who served for example with the Royal Dutch E</w:t>
-      </w:r>
-      <w:r>
-        <w:rPr>
-          <w:u w:val="single" w:color="0000ff"/>
-          <w:rFonts w:ascii="Charis SIL Regular" w:hAnsi="Charis SIL Regular" w:eastAsia="Charis SIL Regular"/>
-          <w:b w:val="0"/>
-          <w:i w:val="0"/>
-          <w:color w:val="000000"/>
-          <w:sz w:val="24"/>
-        </w:rPr>
-        <w:hyperlink r:id="rId13" w:history="1">
-          <w:r>
-            <w:rPr>
-              <w:rStyle w:val="Hyperlink"/>
-            </w:rPr>
-            <w:t>ast Indi</w:t>
-          </w:r>
-        </w:hyperlink>
-      </w:r>
-      <w:r>
-        <w:rPr>
-          <w:u w:val="single" w:color="0000ff"/>
-          <w:rFonts w:ascii="Charis SIL Regular" w:hAnsi="Charis SIL Regular" w:eastAsia="Charis SIL Regular"/>
-          <w:b w:val="0"/>
-          <w:i w:val="0"/>
-          <w:color w:val="000000"/>
-          <w:sz w:val="24"/>
-        </w:rPr>
-        <w:hyperlink r:id="rId13" w:history="1">
-          <w:r>
-            <w:rPr>
-              <w:rStyle w:val="Hyperlink"/>
-            </w:rPr>
-            <w:t>e</w:t>
-          </w:r>
-        </w:hyperlink>
-      </w:r>
-      <w:r>
-        <w:rPr>
-          <w:u w:val="single" w:color="0000ff"/>
-          <w:rFonts w:ascii="Charis SIL Regular" w:hAnsi="Charis SIL Regular" w:eastAsia="Charis SIL Regular"/>
-          <w:b w:val="0"/>
-          <w:i w:val="0"/>
-          <w:color w:val="000000"/>
-          <w:sz w:val="24"/>
-        </w:rPr>
-        <w:hyperlink r:id="rId13" w:history="1">
-          <w:r>
-            <w:rPr>
-              <w:rStyle w:val="Hyperlink"/>
-            </w:rPr>
-            <w:t>s Ar</w:t>
-          </w:r>
-        </w:hyperlink>
+        <w:t xml:space="preserve"> who served for example with the Royal Dutch East Indies Ar</w:t>
       </w:r>
       <w:r>
         <w:rPr>
@@ -1868,13 +1777,103 @@
       </w:r>
       <w:r>
         <w:rPr>
+          <w:u w:val="single" w:color="0000ff"/>
           <w:rFonts w:ascii="Charis SIL Regular" w:hAnsi="Charis SIL Regular" w:eastAsia="Charis SIL Regular"/>
           <w:b w:val="0"/>
           <w:i w:val="0"/>
           <w:color w:val="000000"/>
           <w:sz w:val="24"/>
         </w:rPr>
-        <w:t xml:space="preserve">that were transferred from the </w:t>
+        <w:hyperlink r:id="rId10" w:history="1">
+          <w:r>
+            <w:rPr>
+              <w:rStyle w:val="Hyperlink"/>
+            </w:rPr>
+            <w:t>that w</w:t>
+          </w:r>
+        </w:hyperlink>
+      </w:r>
+      <w:r>
+        <w:rPr>
+          <w:u w:val="single" w:color="0000ff"/>
+          <w:rFonts w:ascii="Charis SIL Regular" w:hAnsi="Charis SIL Regular" w:eastAsia="Charis SIL Regular"/>
+          <w:b w:val="0"/>
+          <w:i w:val="0"/>
+          <w:color w:val="000000"/>
+          <w:sz w:val="24"/>
+        </w:rPr>
+        <w:hyperlink r:id="rId10" w:history="1">
+          <w:r>
+            <w:rPr>
+              <w:rStyle w:val="Hyperlink"/>
+            </w:rPr>
+            <w:t>ere tran</w:t>
+          </w:r>
+        </w:hyperlink>
+      </w:r>
+      <w:r>
+        <w:rPr>
+          <w:u w:val="single" w:color="0000ff"/>
+          <w:rFonts w:ascii="Charis SIL Regular" w:hAnsi="Charis SIL Regular" w:eastAsia="Charis SIL Regular"/>
+          <w:b w:val="0"/>
+          <w:i w:val="0"/>
+          <w:color w:val="000000"/>
+          <w:sz w:val="24"/>
+        </w:rPr>
+        <w:hyperlink r:id="rId10" w:history="1">
+          <w:r>
+            <w:rPr>
+              <w:rStyle w:val="Hyperlink"/>
+            </w:rPr>
+            <w:t>s</w:t>
+          </w:r>
+        </w:hyperlink>
+      </w:r>
+      <w:r>
+        <w:rPr>
+          <w:u w:val="single" w:color="0000ff"/>
+          <w:rFonts w:ascii="Charis SIL Regular" w:hAnsi="Charis SIL Regular" w:eastAsia="Charis SIL Regular"/>
+          <w:b w:val="0"/>
+          <w:i w:val="0"/>
+          <w:color w:val="000000"/>
+          <w:sz w:val="24"/>
+        </w:rPr>
+        <w:hyperlink r:id="rId10" w:history="1">
+          <w:r>
+            <w:rPr>
+              <w:rStyle w:val="Hyperlink"/>
+            </w:rPr>
+            <w:t>fe</w:t>
+          </w:r>
+        </w:hyperlink>
+      </w:r>
+      <w:r>
+        <w:rPr>
+          <w:u w:val="single" w:color="0000ff"/>
+          <w:rFonts w:ascii="Charis SIL Regular" w:hAnsi="Charis SIL Regular" w:eastAsia="Charis SIL Regular"/>
+          <w:b w:val="0"/>
+          <w:i w:val="0"/>
+          <w:color w:val="000000"/>
+          <w:sz w:val="24"/>
+        </w:rPr>
+        <w:hyperlink r:id="rId10" w:history="1">
+          <w:r>
+            <w:rPr>
+              <w:rStyle w:val="Hyperlink"/>
+            </w:rPr>
+            <w:t>rred from t</w:t>
+          </w:r>
+        </w:hyperlink>
+      </w:r>
+      <w:r>
+        <w:rPr>
+          <w:rFonts w:ascii="Charis SIL Regular" w:hAnsi="Charis SIL Regular" w:eastAsia="Charis SIL Regular"/>
+          <w:b w:val="0"/>
+          <w:i w:val="0"/>
+          <w:color w:val="000000"/>
+          <w:sz w:val="24"/>
+        </w:rPr>
+        <w:t xml:space="preserve">he </w:t>
       </w:r>
       <w:r>
         <w:rPr>

--- a/EXPORTS/DOCX/published/niveau3/English/WMLeiden.docx
+++ b/EXPORTS/DOCX/published/niveau3/English/WMLeiden.docx
@@ -324,57 +324,13 @@
       </w:r>
       <w:r>
         <w:rPr>
-          <w:u w:val="single" w:color="0000ff"/>
           <w:rFonts w:ascii="Charis SIL Regular" w:hAnsi="Charis SIL Regular" w:eastAsia="Charis SIL Regular"/>
           <w:b w:val="0"/>
           <w:i w:val="0"/>
           <w:color w:val="000000"/>
           <w:sz w:val="24"/>
         </w:rPr>
-        <w:hyperlink r:id="rId9" w:history="1">
-          <w:r>
-            <w:rPr>
-              <w:rStyle w:val="Hyperlink"/>
-            </w:rPr>
-            <w:t>consi</w:t>
-          </w:r>
-        </w:hyperlink>
-      </w:r>
-      <w:r>
-        <w:rPr>
-          <w:u w:val="single" w:color="0000ff"/>
-          <w:rFonts w:ascii="Charis SIL Regular" w:hAnsi="Charis SIL Regular" w:eastAsia="Charis SIL Regular"/>
-          <w:b w:val="0"/>
-          <w:i w:val="0"/>
-          <w:color w:val="000000"/>
-          <w:sz w:val="24"/>
-        </w:rPr>
-        <w:hyperlink r:id="rId9" w:history="1">
-          <w:r>
-            <w:rPr>
-              <w:rStyle w:val="Hyperlink"/>
-            </w:rPr>
-            <w:t>s</w:t>
-          </w:r>
-        </w:hyperlink>
-      </w:r>
-      <w:r>
-        <w:rPr>
-          <w:u w:val="single" w:color="0000ff"/>
-          <w:rFonts w:ascii="Charis SIL Regular" w:hAnsi="Charis SIL Regular" w:eastAsia="Charis SIL Regular"/>
-          <w:b w:val="0"/>
-          <w:i w:val="0"/>
-          <w:color w:val="000000"/>
-          <w:sz w:val="24"/>
-        </w:rPr>
-        <w:hyperlink r:id="rId9" w:history="1">
-          <w:r>
-            <w:rPr>
-              <w:rStyle w:val="Hyperlink"/>
-            </w:rPr>
-            <w:t xml:space="preserve">ted </w:t>
-          </w:r>
-        </w:hyperlink>
+        <w:t xml:space="preserve">consisted </w:t>
       </w:r>
       <w:r>
         <w:rPr>
@@ -558,7 +514,24 @@
           <w:color w:val="000000"/>
           <w:sz w:val="24"/>
         </w:rPr>
-        <w:t xml:space="preserve">of the collection of the </w:t>
+        <w:t>of the collection of t</w:t>
+      </w:r>
+      <w:r>
+        <w:rPr>
+          <w:rFonts w:ascii="Charis SIL Regular" w:hAnsi="Charis SIL Regular" w:eastAsia="Charis SIL Regular"/>
+          <w:b w:val="0"/>
+          <w:i w:val="0"/>
+          <w:color w:val="000000"/>
+          <w:sz w:val="24"/>
+        </w:rPr>
+        <w:hyperlink r:id="rId10" w:history="1">
+          <w:r>
+            <w:rPr>
+              <w:rStyle w:val="Hyperlink"/>
+            </w:rPr>
+            <w:t xml:space="preserve">he </w:t>
+          </w:r>
+        </w:hyperlink>
       </w:r>
       <w:r>
         <w:rPr>
@@ -569,7 +542,7 @@
           <w:sz w:val="24"/>
           <w:u w:val="single"/>
         </w:rPr>
-        <w:hyperlink r:id="rId11" w:history="1">
+        <w:hyperlink r:id="rId10" w:history="1">
           <w:r>
             <w:rPr>
               <w:rStyle w:val="Hyperlink"/>
@@ -587,7 +560,7 @@
           <w:sz w:val="24"/>
           <w:u w:val="single"/>
         </w:rPr>
-        <w:hyperlink r:id="rId11" w:history="1">
+        <w:hyperlink r:id="rId10" w:history="1">
           <w:r>
             <w:rPr>
               <w:rStyle w:val="Hyperlink"/>
@@ -1059,7 +1032,71 @@
           <w:color w:val="000000"/>
           <w:sz w:val="24"/>
         </w:rPr>
-        <w:t xml:space="preserve">.In addition, the National Museum of Ethnology </w:t>
+        <w:t>.In addition, the N</w:t>
+      </w:r>
+      <w:r>
+        <w:rPr>
+          <w:u w:val="single" w:color="0000ff"/>
+          <w:rFonts w:ascii="Charis SIL Regular" w:hAnsi="Charis SIL Regular" w:eastAsia="Charis SIL Regular"/>
+          <w:b w:val="0"/>
+          <w:i w:val="0"/>
+          <w:color w:val="000000"/>
+          <w:sz w:val="24"/>
+        </w:rPr>
+        <w:hyperlink r:id="rId12" w:history="1">
+          <w:r>
+            <w:rPr>
+              <w:rStyle w:val="Hyperlink"/>
+            </w:rPr>
+            <w:t>ational M</w:t>
+          </w:r>
+        </w:hyperlink>
+      </w:r>
+      <w:r>
+        <w:rPr>
+          <w:u w:val="single" w:color="0000ff"/>
+          <w:rFonts w:ascii="Charis SIL Regular" w:hAnsi="Charis SIL Regular" w:eastAsia="Charis SIL Regular"/>
+          <w:b w:val="0"/>
+          <w:i w:val="0"/>
+          <w:color w:val="000000"/>
+          <w:sz w:val="24"/>
+        </w:rPr>
+        <w:hyperlink r:id="rId12" w:history="1">
+          <w:r>
+            <w:rPr>
+              <w:rStyle w:val="Hyperlink"/>
+            </w:rPr>
+            <w:t>u</w:t>
+          </w:r>
+        </w:hyperlink>
+      </w:r>
+      <w:r>
+        <w:rPr>
+          <w:u w:val="single" w:color="0000ff"/>
+          <w:rFonts w:ascii="Charis SIL Regular" w:hAnsi="Charis SIL Regular" w:eastAsia="Charis SIL Regular"/>
+          <w:b w:val="0"/>
+          <w:i w:val="0"/>
+          <w:color w:val="000000"/>
+          <w:sz w:val="24"/>
+        </w:rPr>
+        <w:hyperlink r:id="rId12" w:history="1">
+          <w:r>
+            <w:rPr>
+              <w:rStyle w:val="Hyperlink"/>
+            </w:rPr>
+            <w:t>seum of Eth</w:t>
+          </w:r>
+        </w:hyperlink>
+      </w:r>
+      <w:r>
+        <w:rPr>
+          <w:rFonts w:ascii="Charis SIL Regular" w:hAnsi="Charis SIL Regular" w:eastAsia="Charis SIL Regular"/>
+          <w:b w:val="0"/>
+          <w:i w:val="0"/>
+          <w:color w:val="000000"/>
+          <w:sz w:val="24"/>
+        </w:rPr>
+        <w:t xml:space="preserve">nology </w:t>
       </w:r>
       <w:r>
         <w:rPr>
@@ -1347,7 +1384,61 @@
           <w:color w:val="000000"/>
           <w:sz w:val="24"/>
         </w:rPr>
-        <w:t xml:space="preserve"> who served for example with the Royal Dutch East Indies Ar</w:t>
+        <w:t xml:space="preserve"> who served for example with the Royal Dutch E</w:t>
+      </w:r>
+      <w:r>
+        <w:rPr>
+          <w:u w:val="single" w:color="0000ff"/>
+          <w:rFonts w:ascii="Charis SIL Regular" w:hAnsi="Charis SIL Regular" w:eastAsia="Charis SIL Regular"/>
+          <w:b w:val="0"/>
+          <w:i w:val="0"/>
+          <w:color w:val="000000"/>
+          <w:sz w:val="24"/>
+        </w:rPr>
+        <w:hyperlink r:id="rId13" w:history="1">
+          <w:r>
+            <w:rPr>
+              <w:rStyle w:val="Hyperlink"/>
+            </w:rPr>
+            <w:t>ast Indi</w:t>
+          </w:r>
+        </w:hyperlink>
+      </w:r>
+      <w:r>
+        <w:rPr>
+          <w:u w:val="single" w:color="0000ff"/>
+          <w:rFonts w:ascii="Charis SIL Regular" w:hAnsi="Charis SIL Regular" w:eastAsia="Charis SIL Regular"/>
+          <w:b w:val="0"/>
+          <w:i w:val="0"/>
+          <w:color w:val="000000"/>
+          <w:sz w:val="24"/>
+        </w:rPr>
+        <w:hyperlink r:id="rId13" w:history="1">
+          <w:r>
+            <w:rPr>
+              <w:rStyle w:val="Hyperlink"/>
+            </w:rPr>
+            <w:t>e</w:t>
+          </w:r>
+        </w:hyperlink>
+      </w:r>
+      <w:r>
+        <w:rPr>
+          <w:u w:val="single" w:color="0000ff"/>
+          <w:rFonts w:ascii="Charis SIL Regular" w:hAnsi="Charis SIL Regular" w:eastAsia="Charis SIL Regular"/>
+          <w:b w:val="0"/>
+          <w:i w:val="0"/>
+          <w:color w:val="000000"/>
+          <w:sz w:val="24"/>
+        </w:rPr>
+        <w:hyperlink r:id="rId13" w:history="1">
+          <w:r>
+            <w:rPr>
+              <w:rStyle w:val="Hyperlink"/>
+            </w:rPr>
+            <w:t>s Ar</w:t>
+          </w:r>
+        </w:hyperlink>
       </w:r>
       <w:r>
         <w:rPr>
@@ -1777,21 +1868,13 @@
       </w:r>
       <w:r>
         <w:rPr>
-          <w:u w:val="single" w:color="0000ff"/>
           <w:rFonts w:ascii="Charis SIL Regular" w:hAnsi="Charis SIL Regular" w:eastAsia="Charis SIL Regular"/>
           <w:b w:val="0"/>
           <w:i w:val="0"/>
           <w:color w:val="000000"/>
           <w:sz w:val="24"/>
         </w:rPr>
-        <w:hyperlink r:id="rId10" w:history="1">
-          <w:r>
-            <w:rPr>
-              <w:rStyle w:val="Hyperlink"/>
-            </w:rPr>
-            <w:t>that w</w:t>
-          </w:r>
-        </w:hyperlink>
+        <w:t>that w</w:t>
       </w:r>
       <w:r>
         <w:rPr>

--- a/EXPORTS/DOCX/published/niveau3/English/WMLeiden.docx
+++ b/EXPORTS/DOCX/published/niveau3/English/WMLeiden.docx
@@ -324,13 +324,57 @@
       </w:r>
       <w:r>
         <w:rPr>
+          <w:u w:val="single" w:color="0000ff"/>
           <w:rFonts w:ascii="Charis SIL Regular" w:hAnsi="Charis SIL Regular" w:eastAsia="Charis SIL Regular"/>
           <w:b w:val="0"/>
           <w:i w:val="0"/>
           <w:color w:val="000000"/>
           <w:sz w:val="24"/>
         </w:rPr>
-        <w:t xml:space="preserve">consisted </w:t>
+        <w:hyperlink r:id="rId9" w:history="1">
+          <w:r>
+            <w:rPr>
+              <w:rStyle w:val="Hyperlink"/>
+            </w:rPr>
+            <w:t>consi</w:t>
+          </w:r>
+        </w:hyperlink>
+      </w:r>
+      <w:r>
+        <w:rPr>
+          <w:u w:val="single" w:color="0000ff"/>
+          <w:rFonts w:ascii="Charis SIL Regular" w:hAnsi="Charis SIL Regular" w:eastAsia="Charis SIL Regular"/>
+          <w:b w:val="0"/>
+          <w:i w:val="0"/>
+          <w:color w:val="000000"/>
+          <w:sz w:val="24"/>
+        </w:rPr>
+        <w:hyperlink r:id="rId9" w:history="1">
+          <w:r>
+            <w:rPr>
+              <w:rStyle w:val="Hyperlink"/>
+            </w:rPr>
+            <w:t>s</w:t>
+          </w:r>
+        </w:hyperlink>
+      </w:r>
+      <w:r>
+        <w:rPr>
+          <w:u w:val="single" w:color="0000ff"/>
+          <w:rFonts w:ascii="Charis SIL Regular" w:hAnsi="Charis SIL Regular" w:eastAsia="Charis SIL Regular"/>
+          <w:b w:val="0"/>
+          <w:i w:val="0"/>
+          <w:color w:val="000000"/>
+          <w:sz w:val="24"/>
+        </w:rPr>
+        <w:hyperlink r:id="rId9" w:history="1">
+          <w:r>
+            <w:rPr>
+              <w:rStyle w:val="Hyperlink"/>
+            </w:rPr>
+            <w:t xml:space="preserve">ted </w:t>
+          </w:r>
+        </w:hyperlink>
       </w:r>
       <w:r>
         <w:rPr>
@@ -514,24 +558,7 @@
           <w:color w:val="000000"/>
           <w:sz w:val="24"/>
         </w:rPr>
-        <w:t>of the collection of t</w:t>
-      </w:r>
-      <w:r>
-        <w:rPr>
-          <w:rFonts w:ascii="Charis SIL Regular" w:hAnsi="Charis SIL Regular" w:eastAsia="Charis SIL Regular"/>
-          <w:b w:val="0"/>
-          <w:i w:val="0"/>
-          <w:color w:val="000000"/>
-          <w:sz w:val="24"/>
-        </w:rPr>
-        <w:hyperlink r:id="rId10" w:history="1">
-          <w:r>
-            <w:rPr>
-              <w:rStyle w:val="Hyperlink"/>
-            </w:rPr>
-            <w:t xml:space="preserve">he </w:t>
-          </w:r>
-        </w:hyperlink>
+        <w:t xml:space="preserve">of the collection of the </w:t>
       </w:r>
       <w:r>
         <w:rPr>
@@ -542,7 +569,7 @@
           <w:sz w:val="24"/>
           <w:u w:val="single"/>
         </w:rPr>
-        <w:hyperlink r:id="rId10" w:history="1">
+        <w:hyperlink r:id="rId11" w:history="1">
           <w:r>
             <w:rPr>
               <w:rStyle w:val="Hyperlink"/>
@@ -560,7 +587,7 @@
           <w:sz w:val="24"/>
           <w:u w:val="single"/>
         </w:rPr>
-        <w:hyperlink r:id="rId10" w:history="1">
+        <w:hyperlink r:id="rId11" w:history="1">
           <w:r>
             <w:rPr>
               <w:rStyle w:val="Hyperlink"/>
@@ -578,7 +605,7 @@
           <w:sz w:val="24"/>
           <w:u w:val="single"/>
         </w:rPr>
-        <w:hyperlink r:id="rId10" w:history="1">
+        <w:hyperlink r:id="rId11" w:history="1">
           <w:r>
             <w:rPr>
               <w:rStyle w:val="Hyperlink"/>
@@ -607,7 +634,7 @@
           <w:sz w:val="24"/>
           <w:u w:val="single"/>
         </w:rPr>
-        <w:hyperlink r:id="rId10" w:history="1">
+        <w:hyperlink r:id="rId11" w:history="1">
           <w:r>
             <w:rPr>
               <w:rStyle w:val="Hyperlink"/>
@@ -1868,13 +1895,21 @@
       </w:r>
       <w:r>
         <w:rPr>
+          <w:u w:val="single" w:color="0000ff"/>
           <w:rFonts w:ascii="Charis SIL Regular" w:hAnsi="Charis SIL Regular" w:eastAsia="Charis SIL Regular"/>
           <w:b w:val="0"/>
           <w:i w:val="0"/>
           <w:color w:val="000000"/>
           <w:sz w:val="24"/>
         </w:rPr>
-        <w:t>that w</w:t>
+        <w:hyperlink r:id="rId10" w:history="1">
+          <w:r>
+            <w:rPr>
+              <w:rStyle w:val="Hyperlink"/>
+            </w:rPr>
+            <w:t>that w</w:t>
+          </w:r>
+        </w:hyperlink>
       </w:r>
       <w:r>
         <w:rPr>

--- a/EXPORTS/DOCX/published/niveau3/English/WMLeiden.docx
+++ b/EXPORTS/DOCX/published/niveau3/English/WMLeiden.docx
@@ -331,50 +331,7 @@
           <w:color w:val="000000"/>
           <w:sz w:val="24"/>
         </w:rPr>
-        <w:hyperlink r:id="rId9" w:history="1">
-          <w:r>
-            <w:rPr>
-              <w:rStyle w:val="Hyperlink"/>
-            </w:rPr>
-            <w:t>consi</w:t>
-          </w:r>
-        </w:hyperlink>
-      </w:r>
-      <w:r>
-        <w:rPr>
-          <w:u w:val="single" w:color="0000ff"/>
-          <w:rFonts w:ascii="Charis SIL Regular" w:hAnsi="Charis SIL Regular" w:eastAsia="Charis SIL Regular"/>
-          <w:b w:val="0"/>
-          <w:i w:val="0"/>
-          <w:color w:val="000000"/>
-          <w:sz w:val="24"/>
-        </w:rPr>
-        <w:hyperlink r:id="rId9" w:history="1">
-          <w:r>
-            <w:rPr>
-              <w:rStyle w:val="Hyperlink"/>
-            </w:rPr>
-            <w:t>s</w:t>
-          </w:r>
-        </w:hyperlink>
-      </w:r>
-      <w:r>
-        <w:rPr>
-          <w:u w:val="single" w:color="0000ff"/>
-          <w:rFonts w:ascii="Charis SIL Regular" w:hAnsi="Charis SIL Regular" w:eastAsia="Charis SIL Regular"/>
-          <w:b w:val="0"/>
-          <w:i w:val="0"/>
-          <w:color w:val="000000"/>
-          <w:sz w:val="24"/>
-        </w:rPr>
-        <w:hyperlink r:id="rId9" w:history="1">
-          <w:r>
-            <w:rPr>
-              <w:rStyle w:val="Hyperlink"/>
-            </w:rPr>
-            <w:t xml:space="preserve">ted </w:t>
-          </w:r>
-        </w:hyperlink>
+        <w:t xml:space="preserve">consisted </w:t>
       </w:r>
       <w:r>
         <w:rPr>
@@ -558,7 +515,24 @@
           <w:color w:val="000000"/>
           <w:sz w:val="24"/>
         </w:rPr>
-        <w:t xml:space="preserve">of the collection of the </w:t>
+        <w:t>of the collection of t</w:t>
+      </w:r>
+      <w:r>
+        <w:rPr>
+          <w:rFonts w:ascii="Charis SIL Regular" w:hAnsi="Charis SIL Regular" w:eastAsia="Charis SIL Regular"/>
+          <w:b w:val="0"/>
+          <w:i w:val="0"/>
+          <w:color w:val="000000"/>
+          <w:sz w:val="24"/>
+        </w:rPr>
+        <w:hyperlink r:id="rId10" w:history="1">
+          <w:r>
+            <w:rPr>
+              <w:rStyle w:val="Hyperlink"/>
+            </w:rPr>
+            <w:t xml:space="preserve">he </w:t>
+          </w:r>
+        </w:hyperlink>
       </w:r>
       <w:r>
         <w:rPr>
@@ -569,7 +543,7 @@
           <w:sz w:val="24"/>
           <w:u w:val="single"/>
         </w:rPr>
-        <w:hyperlink r:id="rId11" w:history="1">
+        <w:hyperlink r:id="rId10" w:history="1">
           <w:r>
             <w:rPr>
               <w:rStyle w:val="Hyperlink"/>
@@ -587,7 +561,7 @@
           <w:sz w:val="24"/>
           <w:u w:val="single"/>
         </w:rPr>
-        <w:hyperlink r:id="rId11" w:history="1">
+        <w:hyperlink r:id="rId10" w:history="1">
           <w:r>
             <w:rPr>
               <w:rStyle w:val="Hyperlink"/>
@@ -605,7 +579,7 @@
           <w:sz w:val="24"/>
           <w:u w:val="single"/>
         </w:rPr>
-        <w:hyperlink r:id="rId11" w:history="1">
+        <w:hyperlink r:id="rId10" w:history="1">
           <w:r>
             <w:rPr>
               <w:rStyle w:val="Hyperlink"/>
@@ -634,7 +608,7 @@
           <w:sz w:val="24"/>
           <w:u w:val="single"/>
         </w:rPr>
-        <w:hyperlink r:id="rId11" w:history="1">
+        <w:hyperlink r:id="rId10" w:history="1">
           <w:r>
             <w:rPr>
               <w:rStyle w:val="Hyperlink"/>
@@ -1895,103 +1869,13 @@
       </w:r>
       <w:r>
         <w:rPr>
-          <w:u w:val="single" w:color="0000ff"/>
           <w:rFonts w:ascii="Charis SIL Regular" w:hAnsi="Charis SIL Regular" w:eastAsia="Charis SIL Regular"/>
           <w:b w:val="0"/>
           <w:i w:val="0"/>
           <w:color w:val="000000"/>
           <w:sz w:val="24"/>
         </w:rPr>
-        <w:hyperlink r:id="rId10" w:history="1">
-          <w:r>
-            <w:rPr>
-              <w:rStyle w:val="Hyperlink"/>
-            </w:rPr>
-            <w:t>that w</w:t>
-          </w:r>
-        </w:hyperlink>
-      </w:r>
-      <w:r>
-        <w:rPr>
-          <w:u w:val="single" w:color="0000ff"/>
-          <w:rFonts w:ascii="Charis SIL Regular" w:hAnsi="Charis SIL Regular" w:eastAsia="Charis SIL Regular"/>
-          <w:b w:val="0"/>
-          <w:i w:val="0"/>
-          <w:color w:val="000000"/>
-          <w:sz w:val="24"/>
-        </w:rPr>
-        <w:hyperlink r:id="rId10" w:history="1">
-          <w:r>
-            <w:rPr>
-              <w:rStyle w:val="Hyperlink"/>
-            </w:rPr>
-            <w:t>ere tran</w:t>
-          </w:r>
-        </w:hyperlink>
-      </w:r>
-      <w:r>
-        <w:rPr>
-          <w:u w:val="single" w:color="0000ff"/>
-          <w:rFonts w:ascii="Charis SIL Regular" w:hAnsi="Charis SIL Regular" w:eastAsia="Charis SIL Regular"/>
-          <w:b w:val="0"/>
-          <w:i w:val="0"/>
-          <w:color w:val="000000"/>
-          <w:sz w:val="24"/>
-        </w:rPr>
-        <w:hyperlink r:id="rId10" w:history="1">
-          <w:r>
-            <w:rPr>
-              <w:rStyle w:val="Hyperlink"/>
-            </w:rPr>
-            <w:t>s</w:t>
-          </w:r>
-        </w:hyperlink>
-      </w:r>
-      <w:r>
-        <w:rPr>
-          <w:u w:val="single" w:color="0000ff"/>
-          <w:rFonts w:ascii="Charis SIL Regular" w:hAnsi="Charis SIL Regular" w:eastAsia="Charis SIL Regular"/>
-          <w:b w:val="0"/>
-          <w:i w:val="0"/>
-          <w:color w:val="000000"/>
-          <w:sz w:val="24"/>
-        </w:rPr>
-        <w:hyperlink r:id="rId10" w:history="1">
-          <w:r>
-            <w:rPr>
-              <w:rStyle w:val="Hyperlink"/>
-            </w:rPr>
-            <w:t>fe</w:t>
-          </w:r>
-        </w:hyperlink>
-      </w:r>
-      <w:r>
-        <w:rPr>
-          <w:u w:val="single" w:color="0000ff"/>
-          <w:rFonts w:ascii="Charis SIL Regular" w:hAnsi="Charis SIL Regular" w:eastAsia="Charis SIL Regular"/>
-          <w:b w:val="0"/>
-          <w:i w:val="0"/>
-          <w:color w:val="000000"/>
-          <w:sz w:val="24"/>
-        </w:rPr>
-        <w:hyperlink r:id="rId10" w:history="1">
-          <w:r>
-            <w:rPr>
-              <w:rStyle w:val="Hyperlink"/>
-            </w:rPr>
-            <w:t>rred from t</w:t>
-          </w:r>
-        </w:hyperlink>
-      </w:r>
-      <w:r>
-        <w:rPr>
-          <w:rFonts w:ascii="Charis SIL Regular" w:hAnsi="Charis SIL Regular" w:eastAsia="Charis SIL Regular"/>
-          <w:b w:val="0"/>
-          <w:i w:val="0"/>
-          <w:color w:val="000000"/>
-          <w:sz w:val="24"/>
-        </w:rPr>
-        <w:t xml:space="preserve">he </w:t>
+        <w:t xml:space="preserve">that were transferred from the </w:t>
       </w:r>
       <w:r>
         <w:rPr>

--- a/EXPORTS/DOCX/published/niveau3/English/WMLeiden.docx
+++ b/EXPORTS/DOCX/published/niveau3/English/WMLeiden.docx
@@ -331,7 +331,50 @@
           <w:color w:val="000000"/>
           <w:sz w:val="24"/>
         </w:rPr>
-        <w:t xml:space="preserve">consisted </w:t>
+        <w:hyperlink r:id="rId9" w:history="1">
+          <w:r>
+            <w:rPr>
+              <w:rStyle w:val="Hyperlink"/>
+            </w:rPr>
+            <w:t>consi</w:t>
+          </w:r>
+        </w:hyperlink>
+      </w:r>
+      <w:r>
+        <w:rPr>
+          <w:u w:val="single" w:color="0000ff"/>
+          <w:rFonts w:ascii="Charis SIL Regular" w:hAnsi="Charis SIL Regular" w:eastAsia="Charis SIL Regular"/>
+          <w:b w:val="0"/>
+          <w:i w:val="0"/>
+          <w:color w:val="000000"/>
+          <w:sz w:val="24"/>
+        </w:rPr>
+        <w:hyperlink r:id="rId9" w:history="1">
+          <w:r>
+            <w:rPr>
+              <w:rStyle w:val="Hyperlink"/>
+            </w:rPr>
+            <w:t>s</w:t>
+          </w:r>
+        </w:hyperlink>
+      </w:r>
+      <w:r>
+        <w:rPr>
+          <w:u w:val="single" w:color="0000ff"/>
+          <w:rFonts w:ascii="Charis SIL Regular" w:hAnsi="Charis SIL Regular" w:eastAsia="Charis SIL Regular"/>
+          <w:b w:val="0"/>
+          <w:i w:val="0"/>
+          <w:color w:val="000000"/>
+          <w:sz w:val="24"/>
+        </w:rPr>
+        <w:hyperlink r:id="rId9" w:history="1">
+          <w:r>
+            <w:rPr>
+              <w:rStyle w:val="Hyperlink"/>
+            </w:rPr>
+            <w:t xml:space="preserve">ted </w:t>
+          </w:r>
+        </w:hyperlink>
       </w:r>
       <w:r>
         <w:rPr>
@@ -515,24 +558,7 @@
           <w:color w:val="000000"/>
           <w:sz w:val="24"/>
         </w:rPr>
-        <w:t>of the collection of t</w:t>
-      </w:r>
-      <w:r>
-        <w:rPr>
-          <w:rFonts w:ascii="Charis SIL Regular" w:hAnsi="Charis SIL Regular" w:eastAsia="Charis SIL Regular"/>
-          <w:b w:val="0"/>
-          <w:i w:val="0"/>
-          <w:color w:val="000000"/>
-          <w:sz w:val="24"/>
-        </w:rPr>
-        <w:hyperlink r:id="rId10" w:history="1">
-          <w:r>
-            <w:rPr>
-              <w:rStyle w:val="Hyperlink"/>
-            </w:rPr>
-            <w:t xml:space="preserve">he </w:t>
-          </w:r>
-        </w:hyperlink>
+        <w:t xml:space="preserve">of the collection of the </w:t>
       </w:r>
       <w:r>
         <w:rPr>
@@ -543,7 +569,7 @@
           <w:sz w:val="24"/>
           <w:u w:val="single"/>
         </w:rPr>
-        <w:hyperlink r:id="rId10" w:history="1">
+        <w:hyperlink r:id="rId11" w:history="1">
           <w:r>
             <w:rPr>
               <w:rStyle w:val="Hyperlink"/>
@@ -561,7 +587,7 @@
           <w:sz w:val="24"/>
           <w:u w:val="single"/>
         </w:rPr>
-        <w:hyperlink r:id="rId10" w:history="1">
+        <w:hyperlink r:id="rId11" w:history="1">
           <w:r>
             <w:rPr>
               <w:rStyle w:val="Hyperlink"/>
@@ -1101,21 +1127,13 @@
       </w:r>
       <w:r>
         <w:rPr>
-          <w:u w:val="single" w:color="0000ff"/>
           <w:rFonts w:ascii="Charis SIL Regular" w:hAnsi="Charis SIL Regular" w:eastAsia="Charis SIL Regular"/>
           <w:b w:val="0"/>
           <w:i w:val="0"/>
           <w:color w:val="000000"/>
           <w:sz w:val="24"/>
         </w:rPr>
-        <w:hyperlink r:id="rId12" w:history="1">
-          <w:r>
-            <w:rPr>
-              <w:rStyle w:val="Hyperlink"/>
-            </w:rPr>
-            <w:t xml:space="preserve">itself was an </w:t>
-          </w:r>
-        </w:hyperlink>
+        <w:t xml:space="preserve">itself was an </w:t>
       </w:r>
       <w:r>
         <w:rPr>
@@ -1869,13 +1887,103 @@
       </w:r>
       <w:r>
         <w:rPr>
+          <w:u w:val="single" w:color="0000ff"/>
           <w:rFonts w:ascii="Charis SIL Regular" w:hAnsi="Charis SIL Regular" w:eastAsia="Charis SIL Regular"/>
           <w:b w:val="0"/>
           <w:i w:val="0"/>
           <w:color w:val="000000"/>
           <w:sz w:val="24"/>
         </w:rPr>
-        <w:t xml:space="preserve">that were transferred from the </w:t>
+        <w:hyperlink r:id="rId10" w:history="1">
+          <w:r>
+            <w:rPr>
+              <w:rStyle w:val="Hyperlink"/>
+            </w:rPr>
+            <w:t>that w</w:t>
+          </w:r>
+        </w:hyperlink>
+      </w:r>
+      <w:r>
+        <w:rPr>
+          <w:u w:val="single" w:color="0000ff"/>
+          <w:rFonts w:ascii="Charis SIL Regular" w:hAnsi="Charis SIL Regular" w:eastAsia="Charis SIL Regular"/>
+          <w:b w:val="0"/>
+          <w:i w:val="0"/>
+          <w:color w:val="000000"/>
+          <w:sz w:val="24"/>
+        </w:rPr>
+        <w:hyperlink r:id="rId10" w:history="1">
+          <w:r>
+            <w:rPr>
+              <w:rStyle w:val="Hyperlink"/>
+            </w:rPr>
+            <w:t>ere tran</w:t>
+          </w:r>
+        </w:hyperlink>
+      </w:r>
+      <w:r>
+        <w:rPr>
+          <w:u w:val="single" w:color="0000ff"/>
+          <w:rFonts w:ascii="Charis SIL Regular" w:hAnsi="Charis SIL Regular" w:eastAsia="Charis SIL Regular"/>
+          <w:b w:val="0"/>
+          <w:i w:val="0"/>
+          <w:color w:val="000000"/>
+          <w:sz w:val="24"/>
+        </w:rPr>
+        <w:hyperlink r:id="rId10" w:history="1">
+          <w:r>
+            <w:rPr>
+              <w:rStyle w:val="Hyperlink"/>
+            </w:rPr>
+            <w:t>s</w:t>
+          </w:r>
+        </w:hyperlink>
+      </w:r>
+      <w:r>
+        <w:rPr>
+          <w:u w:val="single" w:color="0000ff"/>
+          <w:rFonts w:ascii="Charis SIL Regular" w:hAnsi="Charis SIL Regular" w:eastAsia="Charis SIL Regular"/>
+          <w:b w:val="0"/>
+          <w:i w:val="0"/>
+          <w:color w:val="000000"/>
+          <w:sz w:val="24"/>
+        </w:rPr>
+        <w:hyperlink r:id="rId10" w:history="1">
+          <w:r>
+            <w:rPr>
+              <w:rStyle w:val="Hyperlink"/>
+            </w:rPr>
+            <w:t>fe</w:t>
+          </w:r>
+        </w:hyperlink>
+      </w:r>
+      <w:r>
+        <w:rPr>
+          <w:u w:val="single" w:color="0000ff"/>
+          <w:rFonts w:ascii="Charis SIL Regular" w:hAnsi="Charis SIL Regular" w:eastAsia="Charis SIL Regular"/>
+          <w:b w:val="0"/>
+          <w:i w:val="0"/>
+          <w:color w:val="000000"/>
+          <w:sz w:val="24"/>
+        </w:rPr>
+        <w:hyperlink r:id="rId10" w:history="1">
+          <w:r>
+            <w:rPr>
+              <w:rStyle w:val="Hyperlink"/>
+            </w:rPr>
+            <w:t>rred from t</w:t>
+          </w:r>
+        </w:hyperlink>
+      </w:r>
+      <w:r>
+        <w:rPr>
+          <w:rFonts w:ascii="Charis SIL Regular" w:hAnsi="Charis SIL Regular" w:eastAsia="Charis SIL Regular"/>
+          <w:b w:val="0"/>
+          <w:i w:val="0"/>
+          <w:color w:val="000000"/>
+          <w:sz w:val="24"/>
+        </w:rPr>
+        <w:t xml:space="preserve">he </w:t>
       </w:r>
       <w:r>
         <w:rPr>

--- a/EXPORTS/DOCX/published/niveau3/English/WMLeiden.docx
+++ b/EXPORTS/DOCX/published/niveau3/English/WMLeiden.docx
@@ -605,7 +605,7 @@
           <w:sz w:val="24"/>
           <w:u w:val="single"/>
         </w:rPr>
-        <w:hyperlink r:id="rId10" w:history="1">
+        <w:hyperlink r:id="rId11" w:history="1">
           <w:r>
             <w:rPr>
               <w:rStyle w:val="Hyperlink"/>
@@ -634,7 +634,7 @@
           <w:sz w:val="24"/>
           <w:u w:val="single"/>
         </w:rPr>
-        <w:hyperlink r:id="rId10" w:history="1">
+        <w:hyperlink r:id="rId11" w:history="1">
           <w:r>
             <w:rPr>
               <w:rStyle w:val="Hyperlink"/>
@@ -1887,75 +1887,13 @@
       </w:r>
       <w:r>
         <w:rPr>
-          <w:u w:val="single" w:color="0000ff"/>
           <w:rFonts w:ascii="Charis SIL Regular" w:hAnsi="Charis SIL Regular" w:eastAsia="Charis SIL Regular"/>
           <w:b w:val="0"/>
           <w:i w:val="0"/>
           <w:color w:val="000000"/>
           <w:sz w:val="24"/>
         </w:rPr>
-        <w:hyperlink r:id="rId10" w:history="1">
-          <w:r>
-            <w:rPr>
-              <w:rStyle w:val="Hyperlink"/>
-            </w:rPr>
-            <w:t>that w</w:t>
-          </w:r>
-        </w:hyperlink>
-      </w:r>
-      <w:r>
-        <w:rPr>
-          <w:u w:val="single" w:color="0000ff"/>
-          <w:rFonts w:ascii="Charis SIL Regular" w:hAnsi="Charis SIL Regular" w:eastAsia="Charis SIL Regular"/>
-          <w:b w:val="0"/>
-          <w:i w:val="0"/>
-          <w:color w:val="000000"/>
-          <w:sz w:val="24"/>
-        </w:rPr>
-        <w:hyperlink r:id="rId10" w:history="1">
-          <w:r>
-            <w:rPr>
-              <w:rStyle w:val="Hyperlink"/>
-            </w:rPr>
-            <w:t>ere tran</w:t>
-          </w:r>
-        </w:hyperlink>
-      </w:r>
-      <w:r>
-        <w:rPr>
-          <w:u w:val="single" w:color="0000ff"/>
-          <w:rFonts w:ascii="Charis SIL Regular" w:hAnsi="Charis SIL Regular" w:eastAsia="Charis SIL Regular"/>
-          <w:b w:val="0"/>
-          <w:i w:val="0"/>
-          <w:color w:val="000000"/>
-          <w:sz w:val="24"/>
-        </w:rPr>
-        <w:hyperlink r:id="rId10" w:history="1">
-          <w:r>
-            <w:rPr>
-              <w:rStyle w:val="Hyperlink"/>
-            </w:rPr>
-            <w:t>s</w:t>
-          </w:r>
-        </w:hyperlink>
-      </w:r>
-      <w:r>
-        <w:rPr>
-          <w:u w:val="single" w:color="0000ff"/>
-          <w:rFonts w:ascii="Charis SIL Regular" w:hAnsi="Charis SIL Regular" w:eastAsia="Charis SIL Regular"/>
-          <w:b w:val="0"/>
-          <w:i w:val="0"/>
-          <w:color w:val="000000"/>
-          <w:sz w:val="24"/>
-        </w:rPr>
-        <w:hyperlink r:id="rId10" w:history="1">
-          <w:r>
-            <w:rPr>
-              <w:rStyle w:val="Hyperlink"/>
-            </w:rPr>
-            <w:t>fe</w:t>
-          </w:r>
-        </w:hyperlink>
+        <w:t>that were transfe</w:t>
       </w:r>
       <w:r>
         <w:rPr>

--- a/EXPORTS/DOCX/published/niveau3/English/WMLeiden.docx
+++ b/EXPORTS/DOCX/published/niveau3/English/WMLeiden.docx
@@ -558,7 +558,25 @@
           <w:color w:val="000000"/>
           <w:sz w:val="24"/>
         </w:rPr>
-        <w:t xml:space="preserve">of the collection of the </w:t>
+        <w:t>of the collection of t</w:t>
+      </w:r>
+      <w:r>
+        <w:rPr>
+          <w:u w:val="single" w:color="0000ff"/>
+          <w:rFonts w:ascii="Charis SIL Regular" w:hAnsi="Charis SIL Regular" w:eastAsia="Charis SIL Regular"/>
+          <w:b w:val="0"/>
+          <w:i w:val="0"/>
+          <w:color w:val="000000"/>
+          <w:sz w:val="24"/>
+        </w:rPr>
+        <w:hyperlink r:id="rId10" w:history="1">
+          <w:r>
+            <w:rPr>
+              <w:rStyle w:val="Hyperlink"/>
+            </w:rPr>
+            <w:t xml:space="preserve">he </w:t>
+          </w:r>
+        </w:hyperlink>
       </w:r>
       <w:r>
         <w:rPr>
@@ -663,7 +681,7 @@
           <w:sz w:val="24"/>
           <w:u w:val="single"/>
         </w:rPr>
-        <w:hyperlink r:id="rId10" w:history="1">
+        <w:hyperlink r:id="rId11" w:history="1">
           <w:r>
             <w:rPr>
               <w:rStyle w:val="Hyperlink"/>
@@ -1127,13 +1145,21 @@
       </w:r>
       <w:r>
         <w:rPr>
+          <w:u w:val="single" w:color="0000ff"/>
           <w:rFonts w:ascii="Charis SIL Regular" w:hAnsi="Charis SIL Regular" w:eastAsia="Charis SIL Regular"/>
           <w:b w:val="0"/>
           <w:i w:val="0"/>
           <w:color w:val="000000"/>
           <w:sz w:val="24"/>
         </w:rPr>
-        <w:t xml:space="preserve">itself was an </w:t>
+        <w:hyperlink r:id="rId12" w:history="1">
+          <w:r>
+            <w:rPr>
+              <w:rStyle w:val="Hyperlink"/>
+            </w:rPr>
+            <w:t xml:space="preserve">itself was an </w:t>
+          </w:r>
+        </w:hyperlink>
       </w:r>
       <w:r>
         <w:rPr>
@@ -1887,16 +1913,6 @@
       </w:r>
       <w:r>
         <w:rPr>
-          <w:rFonts w:ascii="Charis SIL Regular" w:hAnsi="Charis SIL Regular" w:eastAsia="Charis SIL Regular"/>
-          <w:b w:val="0"/>
-          <w:i w:val="0"/>
-          <w:color w:val="000000"/>
-          <w:sz w:val="24"/>
-        </w:rPr>
-        <w:t>that were transfe</w:t>
-      </w:r>
-      <w:r>
-        <w:rPr>
           <w:u w:val="single" w:color="0000ff"/>
           <w:rFonts w:ascii="Charis SIL Regular" w:hAnsi="Charis SIL Regular" w:eastAsia="Charis SIL Regular"/>
           <w:b w:val="0"/>
@@ -1909,7 +1925,7 @@
             <w:rPr>
               <w:rStyle w:val="Hyperlink"/>
             </w:rPr>
-            <w:t>rred from t</w:t>
+            <w:t>that w</w:t>
           </w:r>
         </w:hyperlink>
       </w:r>
@@ -1921,7 +1937,7 @@
           <w:color w:val="000000"/>
           <w:sz w:val="24"/>
         </w:rPr>
-        <w:t xml:space="preserve">he </w:t>
+        <w:t xml:space="preserve">ere transferred from the </w:t>
       </w:r>
       <w:r>
         <w:rPr>

--- a/EXPORTS/DOCX/published/niveau3/English/WMLeiden.docx
+++ b/EXPORTS/DOCX/published/niveau3/English/WMLeiden.docx
@@ -558,25 +558,7 @@
           <w:color w:val="000000"/>
           <w:sz w:val="24"/>
         </w:rPr>
-        <w:t>of the collection of t</w:t>
-      </w:r>
-      <w:r>
-        <w:rPr>
-          <w:u w:val="single" w:color="0000ff"/>
-          <w:rFonts w:ascii="Charis SIL Regular" w:hAnsi="Charis SIL Regular" w:eastAsia="Charis SIL Regular"/>
-          <w:b w:val="0"/>
-          <w:i w:val="0"/>
-          <w:color w:val="000000"/>
-          <w:sz w:val="24"/>
-        </w:rPr>
-        <w:hyperlink r:id="rId10" w:history="1">
-          <w:r>
-            <w:rPr>
-              <w:rStyle w:val="Hyperlink"/>
-            </w:rPr>
-            <w:t xml:space="preserve">he </w:t>
-          </w:r>
-        </w:hyperlink>
+        <w:t xml:space="preserve">of the collection of the </w:t>
       </w:r>
       <w:r>
         <w:rPr>
@@ -681,7 +663,7 @@
           <w:sz w:val="24"/>
           <w:u w:val="single"/>
         </w:rPr>
-        <w:hyperlink r:id="rId11" w:history="1">
+        <w:hyperlink r:id="rId10" w:history="1">
           <w:r>
             <w:rPr>
               <w:rStyle w:val="Hyperlink"/>
@@ -1117,31 +1099,13 @@
       </w:r>
       <w:r>
         <w:rPr>
-          <w:u w:val="single" w:color="0000ff"/>
           <w:rFonts w:ascii="Charis SIL Regular" w:hAnsi="Charis SIL Regular" w:eastAsia="Charis SIL Regular"/>
           <w:b w:val="0"/>
           <w:i w:val="0"/>
           <w:color w:val="000000"/>
           <w:sz w:val="24"/>
         </w:rPr>
-        <w:hyperlink r:id="rId12" w:history="1">
-          <w:r>
-            <w:rPr>
-              <w:rStyle w:val="Hyperlink"/>
-            </w:rPr>
-            <w:t>seum of Eth</w:t>
-          </w:r>
-        </w:hyperlink>
-      </w:r>
-      <w:r>
-        <w:rPr>
-          <w:rFonts w:ascii="Charis SIL Regular" w:hAnsi="Charis SIL Regular" w:eastAsia="Charis SIL Regular"/>
-          <w:b w:val="0"/>
-          <w:i w:val="0"/>
-          <w:color w:val="000000"/>
-          <w:sz w:val="24"/>
-        </w:rPr>
-        <w:t xml:space="preserve">nology </w:t>
+        <w:t xml:space="preserve">seum of Ethnology </w:t>
       </w:r>
       <w:r>
         <w:rPr>
@@ -1931,13 +1895,85 @@
       </w:r>
       <w:r>
         <w:rPr>
+          <w:u w:val="single" w:color="0000ff"/>
           <w:rFonts w:ascii="Charis SIL Regular" w:hAnsi="Charis SIL Regular" w:eastAsia="Charis SIL Regular"/>
           <w:b w:val="0"/>
           <w:i w:val="0"/>
           <w:color w:val="000000"/>
           <w:sz w:val="24"/>
         </w:rPr>
-        <w:t xml:space="preserve">ere transferred from the </w:t>
+        <w:hyperlink r:id="rId10" w:history="1">
+          <w:r>
+            <w:rPr>
+              <w:rStyle w:val="Hyperlink"/>
+            </w:rPr>
+            <w:t>ere tran</w:t>
+          </w:r>
+        </w:hyperlink>
+      </w:r>
+      <w:r>
+        <w:rPr>
+          <w:u w:val="single" w:color="0000ff"/>
+          <w:rFonts w:ascii="Charis SIL Regular" w:hAnsi="Charis SIL Regular" w:eastAsia="Charis SIL Regular"/>
+          <w:b w:val="0"/>
+          <w:i w:val="0"/>
+          <w:color w:val="000000"/>
+          <w:sz w:val="24"/>
+        </w:rPr>
+        <w:hyperlink r:id="rId10" w:history="1">
+          <w:r>
+            <w:rPr>
+              <w:rStyle w:val="Hyperlink"/>
+            </w:rPr>
+            <w:t>s</w:t>
+          </w:r>
+        </w:hyperlink>
+      </w:r>
+      <w:r>
+        <w:rPr>
+          <w:u w:val="single" w:color="0000ff"/>
+          <w:rFonts w:ascii="Charis SIL Regular" w:hAnsi="Charis SIL Regular" w:eastAsia="Charis SIL Regular"/>
+          <w:b w:val="0"/>
+          <w:i w:val="0"/>
+          <w:color w:val="000000"/>
+          <w:sz w:val="24"/>
+        </w:rPr>
+        <w:hyperlink r:id="rId10" w:history="1">
+          <w:r>
+            <w:rPr>
+              <w:rStyle w:val="Hyperlink"/>
+            </w:rPr>
+            <w:t>fe</w:t>
+          </w:r>
+        </w:hyperlink>
+      </w:r>
+      <w:r>
+        <w:rPr>
+          <w:u w:val="single" w:color="0000ff"/>
+          <w:rFonts w:ascii="Charis SIL Regular" w:hAnsi="Charis SIL Regular" w:eastAsia="Charis SIL Regular"/>
+          <w:b w:val="0"/>
+          <w:i w:val="0"/>
+          <w:color w:val="000000"/>
+          <w:sz w:val="24"/>
+        </w:rPr>
+        <w:hyperlink r:id="rId10" w:history="1">
+          <w:r>
+            <w:rPr>
+              <w:rStyle w:val="Hyperlink"/>
+            </w:rPr>
+            <w:t>rred from t</w:t>
+          </w:r>
+        </w:hyperlink>
+      </w:r>
+      <w:r>
+        <w:rPr>
+          <w:rFonts w:ascii="Charis SIL Regular" w:hAnsi="Charis SIL Regular" w:eastAsia="Charis SIL Regular"/>
+          <w:b w:val="0"/>
+          <w:i w:val="0"/>
+          <w:color w:val="000000"/>
+          <w:sz w:val="24"/>
+        </w:rPr>
+        <w:t xml:space="preserve">he </w:t>
       </w:r>
       <w:r>
         <w:rPr>

--- a/EXPORTS/DOCX/published/niveau3/English/WMLeiden.docx
+++ b/EXPORTS/DOCX/published/niveau3/English/WMLeiden.docx
@@ -558,7 +558,24 @@
           <w:color w:val="000000"/>
           <w:sz w:val="24"/>
         </w:rPr>
-        <w:t xml:space="preserve">of the collection of the </w:t>
+        <w:t>of the collection of t</w:t>
+      </w:r>
+      <w:r>
+        <w:rPr>
+          <w:rFonts w:ascii="Charis SIL Regular" w:hAnsi="Charis SIL Regular" w:eastAsia="Charis SIL Regular"/>
+          <w:b w:val="0"/>
+          <w:i w:val="0"/>
+          <w:color w:val="000000"/>
+          <w:sz w:val="24"/>
+        </w:rPr>
+        <w:hyperlink r:id="rId10" w:history="1">
+          <w:r>
+            <w:rPr>
+              <w:rStyle w:val="Hyperlink"/>
+            </w:rPr>
+            <w:t xml:space="preserve">he </w:t>
+          </w:r>
+        </w:hyperlink>
       </w:r>
       <w:r>
         <w:rPr>
@@ -569,7 +586,7 @@
           <w:sz w:val="24"/>
           <w:u w:val="single"/>
         </w:rPr>
-        <w:hyperlink r:id="rId11" w:history="1">
+        <w:hyperlink r:id="rId10" w:history="1">
           <w:r>
             <w:rPr>
               <w:rStyle w:val="Hyperlink"/>
@@ -587,7 +604,7 @@
           <w:sz w:val="24"/>
           <w:u w:val="single"/>
         </w:rPr>
-        <w:hyperlink r:id="rId11" w:history="1">
+        <w:hyperlink r:id="rId10" w:history="1">
           <w:r>
             <w:rPr>
               <w:rStyle w:val="Hyperlink"/>
@@ -605,7 +622,7 @@
           <w:sz w:val="24"/>
           <w:u w:val="single"/>
         </w:rPr>
-        <w:hyperlink r:id="rId11" w:history="1">
+        <w:hyperlink r:id="rId10" w:history="1">
           <w:r>
             <w:rPr>
               <w:rStyle w:val="Hyperlink"/>
@@ -634,7 +651,7 @@
           <w:sz w:val="24"/>
           <w:u w:val="single"/>
         </w:rPr>
-        <w:hyperlink r:id="rId11" w:history="1">
+        <w:hyperlink r:id="rId10" w:history="1">
           <w:r>
             <w:rPr>
               <w:rStyle w:val="Hyperlink"/>
@@ -1099,13 +1116,31 @@
       </w:r>
       <w:r>
         <w:rPr>
+          <w:u w:val="single" w:color="0000ff"/>
           <w:rFonts w:ascii="Charis SIL Regular" w:hAnsi="Charis SIL Regular" w:eastAsia="Charis SIL Regular"/>
           <w:b w:val="0"/>
           <w:i w:val="0"/>
           <w:color w:val="000000"/>
           <w:sz w:val="24"/>
         </w:rPr>
-        <w:t xml:space="preserve">seum of Ethnology </w:t>
+        <w:hyperlink r:id="rId12" w:history="1">
+          <w:r>
+            <w:rPr>
+              <w:rStyle w:val="Hyperlink"/>
+            </w:rPr>
+            <w:t>seum of Eth</w:t>
+          </w:r>
+        </w:hyperlink>
+      </w:r>
+      <w:r>
+        <w:rPr>
+          <w:rFonts w:ascii="Charis SIL Regular" w:hAnsi="Charis SIL Regular" w:eastAsia="Charis SIL Regular"/>
+          <w:b w:val="0"/>
+          <w:i w:val="0"/>
+          <w:color w:val="000000"/>
+          <w:sz w:val="24"/>
+        </w:rPr>
+        <w:t xml:space="preserve">nology </w:t>
       </w:r>
       <w:r>
         <w:rPr>
@@ -1877,21 +1912,13 @@
       </w:r>
       <w:r>
         <w:rPr>
-          <w:u w:val="single" w:color="0000ff"/>
           <w:rFonts w:ascii="Charis SIL Regular" w:hAnsi="Charis SIL Regular" w:eastAsia="Charis SIL Regular"/>
           <w:b w:val="0"/>
           <w:i w:val="0"/>
           <w:color w:val="000000"/>
           <w:sz w:val="24"/>
         </w:rPr>
-        <w:hyperlink r:id="rId10" w:history="1">
-          <w:r>
-            <w:rPr>
-              <w:rStyle w:val="Hyperlink"/>
-            </w:rPr>
-            <w:t>that w</w:t>
-          </w:r>
-        </w:hyperlink>
+        <w:t>that w</w:t>
       </w:r>
       <w:r>
         <w:rPr>

--- a/EXPORTS/DOCX/published/niveau3/English/WMLeiden.docx
+++ b/EXPORTS/DOCX/published/niveau3/English/WMLeiden.docx
@@ -680,7 +680,7 @@
           <w:sz w:val="24"/>
           <w:u w:val="single"/>
         </w:rPr>
-        <w:hyperlink r:id="rId10" w:history="1">
+        <w:hyperlink r:id="rId11" w:history="1">
           <w:r>
             <w:rPr>
               <w:rStyle w:val="Hyperlink"/>
@@ -698,7 +698,7 @@
           <w:sz w:val="24"/>
           <w:u w:val="single"/>
         </w:rPr>
-        <w:hyperlink r:id="rId10" w:history="1">
+        <w:hyperlink r:id="rId11" w:history="1">
           <w:r>
             <w:rPr>
               <w:rStyle w:val="Hyperlink"/>
@@ -1912,16 +1912,6 @@
       </w:r>
       <w:r>
         <w:rPr>
-          <w:rFonts w:ascii="Charis SIL Regular" w:hAnsi="Charis SIL Regular" w:eastAsia="Charis SIL Regular"/>
-          <w:b w:val="0"/>
-          <w:i w:val="0"/>
-          <w:color w:val="000000"/>
-          <w:sz w:val="24"/>
-        </w:rPr>
-        <w:t>that w</w:t>
-      </w:r>
-      <w:r>
-        <w:rPr>
           <w:u w:val="single" w:color="0000ff"/>
           <w:rFonts w:ascii="Charis SIL Regular" w:hAnsi="Charis SIL Regular" w:eastAsia="Charis SIL Regular"/>
           <w:b w:val="0"/>
@@ -1934,73 +1924,19 @@
             <w:rPr>
               <w:rStyle w:val="Hyperlink"/>
             </w:rPr>
-            <w:t>ere tran</w:t>
+            <w:t>that w</w:t>
           </w:r>
         </w:hyperlink>
       </w:r>
       <w:r>
         <w:rPr>
-          <w:u w:val="single" w:color="0000ff"/>
           <w:rFonts w:ascii="Charis SIL Regular" w:hAnsi="Charis SIL Regular" w:eastAsia="Charis SIL Regular"/>
           <w:b w:val="0"/>
           <w:i w:val="0"/>
           <w:color w:val="000000"/>
           <w:sz w:val="24"/>
         </w:rPr>
-        <w:hyperlink r:id="rId10" w:history="1">
-          <w:r>
-            <w:rPr>
-              <w:rStyle w:val="Hyperlink"/>
-            </w:rPr>
-            <w:t>s</w:t>
-          </w:r>
-        </w:hyperlink>
-      </w:r>
-      <w:r>
-        <w:rPr>
-          <w:u w:val="single" w:color="0000ff"/>
-          <w:rFonts w:ascii="Charis SIL Regular" w:hAnsi="Charis SIL Regular" w:eastAsia="Charis SIL Regular"/>
-          <w:b w:val="0"/>
-          <w:i w:val="0"/>
-          <w:color w:val="000000"/>
-          <w:sz w:val="24"/>
-        </w:rPr>
-        <w:hyperlink r:id="rId10" w:history="1">
-          <w:r>
-            <w:rPr>
-              <w:rStyle w:val="Hyperlink"/>
-            </w:rPr>
-            <w:t>fe</w:t>
-          </w:r>
-        </w:hyperlink>
-      </w:r>
-      <w:r>
-        <w:rPr>
-          <w:u w:val="single" w:color="0000ff"/>
-          <w:rFonts w:ascii="Charis SIL Regular" w:hAnsi="Charis SIL Regular" w:eastAsia="Charis SIL Regular"/>
-          <w:b w:val="0"/>
-          <w:i w:val="0"/>
-          <w:color w:val="000000"/>
-          <w:sz w:val="24"/>
-        </w:rPr>
-        <w:hyperlink r:id="rId10" w:history="1">
-          <w:r>
-            <w:rPr>
-              <w:rStyle w:val="Hyperlink"/>
-            </w:rPr>
-            <w:t>rred from t</w:t>
-          </w:r>
-        </w:hyperlink>
-      </w:r>
-      <w:r>
-        <w:rPr>
-          <w:rFonts w:ascii="Charis SIL Regular" w:hAnsi="Charis SIL Regular" w:eastAsia="Charis SIL Regular"/>
-          <w:b w:val="0"/>
-          <w:i w:val="0"/>
-          <w:color w:val="000000"/>
-          <w:sz w:val="24"/>
-        </w:rPr>
-        <w:t xml:space="preserve">he </w:t>
+        <w:t xml:space="preserve">ere transferred from the </w:t>
       </w:r>
       <w:r>
         <w:rPr>

--- a/EXPORTS/DOCX/published/niveau3/English/WMLeiden.docx
+++ b/EXPORTS/DOCX/published/niveau3/English/WMLeiden.docx
@@ -558,7 +558,25 @@
           <w:color w:val="000000"/>
           <w:sz w:val="24"/>
         </w:rPr>
-        <w:t xml:space="preserve">of the collection of the </w:t>
+        <w:t>of the collection of t</w:t>
+      </w:r>
+      <w:r>
+        <w:rPr>
+          <w:u w:val="single" w:color="0000ff"/>
+          <w:rFonts w:ascii="Charis SIL Regular" w:hAnsi="Charis SIL Regular" w:eastAsia="Charis SIL Regular"/>
+          <w:b w:val="0"/>
+          <w:i w:val="0"/>
+          <w:color w:val="000000"/>
+          <w:sz w:val="24"/>
+        </w:rPr>
+        <w:hyperlink r:id="rId10" w:history="1">
+          <w:r>
+            <w:rPr>
+              <w:rStyle w:val="Hyperlink"/>
+            </w:rPr>
+            <w:t xml:space="preserve">he </w:t>
+          </w:r>
+        </w:hyperlink>
       </w:r>
       <w:r>
         <w:rPr>
@@ -569,7 +587,108 @@
           <w:sz w:val="24"/>
           <w:u w:val="single"/>
         </w:rPr>
-        <w:t>Museum of An</w:t>
+        <w:hyperlink r:id="rId11" w:history="1">
+          <w:r>
+            <w:rPr>
+              <w:rStyle w:val="Hyperlink"/>
+            </w:rPr>
+            <w:t>Mu</w:t>
+          </w:r>
+        </w:hyperlink>
+      </w:r>
+      <w:r>
+        <w:rPr>
+          <w:rFonts w:ascii="Charis SIL Regular" w:hAnsi="Charis SIL Regular" w:eastAsia="Charis SIL Regular"/>
+          <w:b w:val="0"/>
+          <w:i w:val="0"/>
+          <w:color w:val="0000FF"/>
+          <w:sz w:val="24"/>
+          <w:u w:val="single"/>
+        </w:rPr>
+        <w:hyperlink r:id="rId11" w:history="1">
+          <w:r>
+            <w:rPr>
+              <w:rStyle w:val="Hyperlink"/>
+            </w:rPr>
+            <w:t>s</w:t>
+          </w:r>
+        </w:hyperlink>
+      </w:r>
+      <w:r>
+        <w:rPr>
+          <w:rFonts w:ascii="Charis SIL Regular" w:hAnsi="Charis SIL Regular" w:eastAsia="Charis SIL Regular"/>
+          <w:b w:val="0"/>
+          <w:i w:val="0"/>
+          <w:color w:val="0000FF"/>
+          <w:sz w:val="24"/>
+          <w:u w:val="single"/>
+        </w:rPr>
+        <w:hyperlink r:id="rId11" w:history="1">
+          <w:r>
+            <w:rPr>
+              <w:rStyle w:val="Hyperlink"/>
+            </w:rPr>
+            <w:t>eum</w:t>
+          </w:r>
+        </w:hyperlink>
+      </w:r>
+      <w:r>
+        <w:rPr>
+          <w:rFonts w:ascii="Charis SIL Regular" w:hAnsi="Charis SIL Regular" w:eastAsia="Charis SIL Regular"/>
+          <w:b w:val="0"/>
+          <w:i w:val="0"/>
+          <w:color w:val="0000FF"/>
+          <w:sz w:val="24"/>
+          <w:u w:val="single"/>
+        </w:rPr>
+        <w:t xml:space="preserve"> </w:t>
+      </w:r>
+      <w:r>
+        <w:rPr>
+          <w:rFonts w:ascii="Charis SIL Regular" w:hAnsi="Charis SIL Regular" w:eastAsia="Charis SIL Regular"/>
+          <w:b w:val="0"/>
+          <w:i w:val="0"/>
+          <w:color w:val="0000FF"/>
+          <w:sz w:val="24"/>
+          <w:u w:val="single"/>
+        </w:rPr>
+        <w:hyperlink r:id="rId11" w:history="1">
+          <w:r>
+            <w:rPr>
+              <w:rStyle w:val="Hyperlink"/>
+            </w:rPr>
+            <w:t>of</w:t>
+          </w:r>
+        </w:hyperlink>
+      </w:r>
+      <w:r>
+        <w:rPr>
+          <w:rFonts w:ascii="Charis SIL Regular" w:hAnsi="Charis SIL Regular" w:eastAsia="Charis SIL Regular"/>
+          <w:b w:val="0"/>
+          <w:i w:val="0"/>
+          <w:color w:val="0000FF"/>
+          <w:sz w:val="24"/>
+          <w:u w:val="single"/>
+        </w:rPr>
+        <w:t xml:space="preserve"> </w:t>
+      </w:r>
+      <w:r>
+        <w:rPr>
+          <w:rFonts w:ascii="Charis SIL Regular" w:hAnsi="Charis SIL Regular" w:eastAsia="Charis SIL Regular"/>
+          <w:b w:val="0"/>
+          <w:i w:val="0"/>
+          <w:color w:val="0000FF"/>
+          <w:sz w:val="24"/>
+          <w:u w:val="single"/>
+        </w:rPr>
+        <w:hyperlink r:id="rId11" w:history="1">
+          <w:r>
+            <w:rPr>
+              <w:rStyle w:val="Hyperlink"/>
+            </w:rPr>
+            <w:t>An</w:t>
+          </w:r>
+        </w:hyperlink>
       </w:r>
       <w:r>
         <w:rPr>
@@ -1794,31 +1913,13 @@
       </w:r>
       <w:r>
         <w:rPr>
-          <w:u w:val="single" w:color="0000ff"/>
           <w:rFonts w:ascii="Charis SIL Regular" w:hAnsi="Charis SIL Regular" w:eastAsia="Charis SIL Regular"/>
           <w:b w:val="0"/>
           <w:i w:val="0"/>
           <w:color w:val="000000"/>
           <w:sz w:val="24"/>
         </w:rPr>
-        <w:hyperlink r:id="rId10" w:history="1">
-          <w:r>
-            <w:rPr>
-              <w:rStyle w:val="Hyperlink"/>
-            </w:rPr>
-            <w:t>that w</w:t>
-          </w:r>
-        </w:hyperlink>
-      </w:r>
-      <w:r>
-        <w:rPr>
-          <w:rFonts w:ascii="Charis SIL Regular" w:hAnsi="Charis SIL Regular" w:eastAsia="Charis SIL Regular"/>
-          <w:b w:val="0"/>
-          <w:i w:val="0"/>
-          <w:color w:val="000000"/>
-          <w:sz w:val="24"/>
-        </w:rPr>
-        <w:t xml:space="preserve">ere transferred from the </w:t>
+        <w:t xml:space="preserve">that were transferred from the </w:t>
       </w:r>
       <w:r>
         <w:rPr>

--- a/EXPORTS/DOCX/published/niveau3/English/WMLeiden.docx
+++ b/EXPORTS/DOCX/published/niveau3/English/WMLeiden.docx
@@ -680,7 +680,7 @@
           <w:sz w:val="24"/>
           <w:u w:val="single"/>
         </w:rPr>
-        <w:hyperlink r:id="rId11" w:history="1">
+        <w:hyperlink r:id="rId10" w:history="1">
           <w:r>
             <w:rPr>
               <w:rStyle w:val="Hyperlink"/>
@@ -698,7 +698,7 @@
           <w:sz w:val="24"/>
           <w:u w:val="single"/>
         </w:rPr>
-        <w:hyperlink r:id="rId11" w:history="1">
+        <w:hyperlink r:id="rId10" w:history="1">
           <w:r>
             <w:rPr>
               <w:rStyle w:val="Hyperlink"/>
@@ -1439,50 +1439,7 @@
           <w:color w:val="000000"/>
           <w:sz w:val="24"/>
         </w:rPr>
-        <w:hyperlink r:id="rId13" w:history="1">
-          <w:r>
-            <w:rPr>
-              <w:rStyle w:val="Hyperlink"/>
-            </w:rPr>
-            <w:t>ast Indi</w:t>
-          </w:r>
-        </w:hyperlink>
-      </w:r>
-      <w:r>
-        <w:rPr>
-          <w:u w:val="single" w:color="0000ff"/>
-          <w:rFonts w:ascii="Charis SIL Regular" w:hAnsi="Charis SIL Regular" w:eastAsia="Charis SIL Regular"/>
-          <w:b w:val="0"/>
-          <w:i w:val="0"/>
-          <w:color w:val="000000"/>
-          <w:sz w:val="24"/>
-        </w:rPr>
-        <w:hyperlink r:id="rId13" w:history="1">
-          <w:r>
-            <w:rPr>
-              <w:rStyle w:val="Hyperlink"/>
-            </w:rPr>
-            <w:t>e</w:t>
-          </w:r>
-        </w:hyperlink>
-      </w:r>
-      <w:r>
-        <w:rPr>
-          <w:u w:val="single" w:color="0000ff"/>
-          <w:rFonts w:ascii="Charis SIL Regular" w:hAnsi="Charis SIL Regular" w:eastAsia="Charis SIL Regular"/>
-          <w:b w:val="0"/>
-          <w:i w:val="0"/>
-          <w:color w:val="000000"/>
-          <w:sz w:val="24"/>
-        </w:rPr>
-        <w:hyperlink r:id="rId13" w:history="1">
-          <w:r>
-            <w:rPr>
-              <w:rStyle w:val="Hyperlink"/>
-            </w:rPr>
-            <w:t>s Ar</w:t>
-          </w:r>
-        </w:hyperlink>
+        <w:t>ast Indies Ar</w:t>
       </w:r>
       <w:r>
         <w:rPr>
@@ -1912,13 +1869,96 @@
       </w:r>
       <w:r>
         <w:rPr>
+          <w:u w:val="single" w:color="0000ff"/>
           <w:rFonts w:ascii="Charis SIL Regular" w:hAnsi="Charis SIL Regular" w:eastAsia="Charis SIL Regular"/>
           <w:b w:val="0"/>
           <w:i w:val="0"/>
           <w:color w:val="000000"/>
           <w:sz w:val="24"/>
         </w:rPr>
-        <w:t xml:space="preserve">that were transferred from the </w:t>
+        <w:t>that w</w:t>
+      </w:r>
+      <w:r>
+        <w:rPr>
+          <w:u w:val="single" w:color="0000ff"/>
+          <w:rFonts w:ascii="Charis SIL Regular" w:hAnsi="Charis SIL Regular" w:eastAsia="Charis SIL Regular"/>
+          <w:b w:val="0"/>
+          <w:i w:val="0"/>
+          <w:color w:val="000000"/>
+          <w:sz w:val="24"/>
+        </w:rPr>
+        <w:hyperlink r:id="rId10" w:history="1">
+          <w:r>
+            <w:rPr>
+              <w:rStyle w:val="Hyperlink"/>
+            </w:rPr>
+            <w:t>ere tran</w:t>
+          </w:r>
+        </w:hyperlink>
+      </w:r>
+      <w:r>
+        <w:rPr>
+          <w:u w:val="single" w:color="0000ff"/>
+          <w:rFonts w:ascii="Charis SIL Regular" w:hAnsi="Charis SIL Regular" w:eastAsia="Charis SIL Regular"/>
+          <w:b w:val="0"/>
+          <w:i w:val="0"/>
+          <w:color w:val="000000"/>
+          <w:sz w:val="24"/>
+        </w:rPr>
+        <w:hyperlink r:id="rId10" w:history="1">
+          <w:r>
+            <w:rPr>
+              <w:rStyle w:val="Hyperlink"/>
+            </w:rPr>
+            <w:t>s</w:t>
+          </w:r>
+        </w:hyperlink>
+      </w:r>
+      <w:r>
+        <w:rPr>
+          <w:u w:val="single" w:color="0000ff"/>
+          <w:rFonts w:ascii="Charis SIL Regular" w:hAnsi="Charis SIL Regular" w:eastAsia="Charis SIL Regular"/>
+          <w:b w:val="0"/>
+          <w:i w:val="0"/>
+          <w:color w:val="000000"/>
+          <w:sz w:val="24"/>
+        </w:rPr>
+        <w:hyperlink r:id="rId10" w:history="1">
+          <w:r>
+            <w:rPr>
+              <w:rStyle w:val="Hyperlink"/>
+            </w:rPr>
+            <w:t>fe</w:t>
+          </w:r>
+        </w:hyperlink>
+      </w:r>
+      <w:r>
+        <w:rPr>
+          <w:u w:val="single" w:color="0000ff"/>
+          <w:rFonts w:ascii="Charis SIL Regular" w:hAnsi="Charis SIL Regular" w:eastAsia="Charis SIL Regular"/>
+          <w:b w:val="0"/>
+          <w:i w:val="0"/>
+          <w:color w:val="000000"/>
+          <w:sz w:val="24"/>
+        </w:rPr>
+        <w:hyperlink r:id="rId10" w:history="1">
+          <w:r>
+            <w:rPr>
+              <w:rStyle w:val="Hyperlink"/>
+            </w:rPr>
+            <w:t>rred from t</w:t>
+          </w:r>
+        </w:hyperlink>
+      </w:r>
+      <w:r>
+        <w:rPr>
+          <w:rFonts w:ascii="Charis SIL Regular" w:hAnsi="Charis SIL Regular" w:eastAsia="Charis SIL Regular"/>
+          <w:b w:val="0"/>
+          <w:i w:val="0"/>
+          <w:color w:val="000000"/>
+          <w:sz w:val="24"/>
+        </w:rPr>
+        <w:t xml:space="preserve">he </w:t>
       </w:r>
       <w:r>
         <w:rPr>

--- a/EXPORTS/DOCX/published/niveau3/English/WMLeiden.docx
+++ b/EXPORTS/DOCX/published/niveau3/English/WMLeiden.docx
@@ -562,6 +562,7 @@
       </w:r>
       <w:r>
         <w:rPr>
+          <w:u w:val="single" w:color="0000ff"/>
           <w:rFonts w:ascii="Charis SIL Regular" w:hAnsi="Charis SIL Regular" w:eastAsia="Charis SIL Regular"/>
           <w:b w:val="0"/>
           <w:i w:val="0"/>
@@ -651,7 +652,7 @@
           <w:sz w:val="24"/>
           <w:u w:val="single"/>
         </w:rPr>
-        <w:hyperlink r:id="rId10" w:history="1">
+        <w:hyperlink r:id="rId11" w:history="1">
           <w:r>
             <w:rPr>
               <w:rStyle w:val="Hyperlink"/>
@@ -680,7 +681,7 @@
           <w:sz w:val="24"/>
           <w:u w:val="single"/>
         </w:rPr>
-        <w:hyperlink r:id="rId10" w:history="1">
+        <w:hyperlink r:id="rId11" w:history="1">
           <w:r>
             <w:rPr>
               <w:rStyle w:val="Hyperlink"/>
@@ -698,7 +699,7 @@
           <w:sz w:val="24"/>
           <w:u w:val="single"/>
         </w:rPr>
-        <w:hyperlink r:id="rId10" w:history="1">
+        <w:hyperlink r:id="rId11" w:history="1">
           <w:r>
             <w:rPr>
               <w:rStyle w:val="Hyperlink"/>
@@ -1439,7 +1440,50 @@
           <w:color w:val="000000"/>
           <w:sz w:val="24"/>
         </w:rPr>
-        <w:t>ast Indies Ar</w:t>
+        <w:hyperlink r:id="rId13" w:history="1">
+          <w:r>
+            <w:rPr>
+              <w:rStyle w:val="Hyperlink"/>
+            </w:rPr>
+            <w:t>ast Indi</w:t>
+          </w:r>
+        </w:hyperlink>
+      </w:r>
+      <w:r>
+        <w:rPr>
+          <w:u w:val="single" w:color="0000ff"/>
+          <w:rFonts w:ascii="Charis SIL Regular" w:hAnsi="Charis SIL Regular" w:eastAsia="Charis SIL Regular"/>
+          <w:b w:val="0"/>
+          <w:i w:val="0"/>
+          <w:color w:val="000000"/>
+          <w:sz w:val="24"/>
+        </w:rPr>
+        <w:hyperlink r:id="rId13" w:history="1">
+          <w:r>
+            <w:rPr>
+              <w:rStyle w:val="Hyperlink"/>
+            </w:rPr>
+            <w:t>e</w:t>
+          </w:r>
+        </w:hyperlink>
+      </w:r>
+      <w:r>
+        <w:rPr>
+          <w:u w:val="single" w:color="0000ff"/>
+          <w:rFonts w:ascii="Charis SIL Regular" w:hAnsi="Charis SIL Regular" w:eastAsia="Charis SIL Regular"/>
+          <w:b w:val="0"/>
+          <w:i w:val="0"/>
+          <w:color w:val="000000"/>
+          <w:sz w:val="24"/>
+        </w:rPr>
+        <w:hyperlink r:id="rId13" w:history="1">
+          <w:r>
+            <w:rPr>
+              <w:rStyle w:val="Hyperlink"/>
+            </w:rPr>
+            <w:t>s Ar</w:t>
+          </w:r>
+        </w:hyperlink>
       </w:r>
       <w:r>
         <w:rPr>
@@ -1869,96 +1913,13 @@
       </w:r>
       <w:r>
         <w:rPr>
-          <w:u w:val="single" w:color="0000ff"/>
           <w:rFonts w:ascii="Charis SIL Regular" w:hAnsi="Charis SIL Regular" w:eastAsia="Charis SIL Regular"/>
           <w:b w:val="0"/>
           <w:i w:val="0"/>
           <w:color w:val="000000"/>
           <w:sz w:val="24"/>
         </w:rPr>
-        <w:t>that w</w:t>
-      </w:r>
-      <w:r>
-        <w:rPr>
-          <w:u w:val="single" w:color="0000ff"/>
-          <w:rFonts w:ascii="Charis SIL Regular" w:hAnsi="Charis SIL Regular" w:eastAsia="Charis SIL Regular"/>
-          <w:b w:val="0"/>
-          <w:i w:val="0"/>
-          <w:color w:val="000000"/>
-          <w:sz w:val="24"/>
-        </w:rPr>
-        <w:hyperlink r:id="rId10" w:history="1">
-          <w:r>
-            <w:rPr>
-              <w:rStyle w:val="Hyperlink"/>
-            </w:rPr>
-            <w:t>ere tran</w:t>
-          </w:r>
-        </w:hyperlink>
-      </w:r>
-      <w:r>
-        <w:rPr>
-          <w:u w:val="single" w:color="0000ff"/>
-          <w:rFonts w:ascii="Charis SIL Regular" w:hAnsi="Charis SIL Regular" w:eastAsia="Charis SIL Regular"/>
-          <w:b w:val="0"/>
-          <w:i w:val="0"/>
-          <w:color w:val="000000"/>
-          <w:sz w:val="24"/>
-        </w:rPr>
-        <w:hyperlink r:id="rId10" w:history="1">
-          <w:r>
-            <w:rPr>
-              <w:rStyle w:val="Hyperlink"/>
-            </w:rPr>
-            <w:t>s</w:t>
-          </w:r>
-        </w:hyperlink>
-      </w:r>
-      <w:r>
-        <w:rPr>
-          <w:u w:val="single" w:color="0000ff"/>
-          <w:rFonts w:ascii="Charis SIL Regular" w:hAnsi="Charis SIL Regular" w:eastAsia="Charis SIL Regular"/>
-          <w:b w:val="0"/>
-          <w:i w:val="0"/>
-          <w:color w:val="000000"/>
-          <w:sz w:val="24"/>
-        </w:rPr>
-        <w:hyperlink r:id="rId10" w:history="1">
-          <w:r>
-            <w:rPr>
-              <w:rStyle w:val="Hyperlink"/>
-            </w:rPr>
-            <w:t>fe</w:t>
-          </w:r>
-        </w:hyperlink>
-      </w:r>
-      <w:r>
-        <w:rPr>
-          <w:u w:val="single" w:color="0000ff"/>
-          <w:rFonts w:ascii="Charis SIL Regular" w:hAnsi="Charis SIL Regular" w:eastAsia="Charis SIL Regular"/>
-          <w:b w:val="0"/>
-          <w:i w:val="0"/>
-          <w:color w:val="000000"/>
-          <w:sz w:val="24"/>
-        </w:rPr>
-        <w:hyperlink r:id="rId10" w:history="1">
-          <w:r>
-            <w:rPr>
-              <w:rStyle w:val="Hyperlink"/>
-            </w:rPr>
-            <w:t>rred from t</w:t>
-          </w:r>
-        </w:hyperlink>
-      </w:r>
-      <w:r>
-        <w:rPr>
-          <w:rFonts w:ascii="Charis SIL Regular" w:hAnsi="Charis SIL Regular" w:eastAsia="Charis SIL Regular"/>
-          <w:b w:val="0"/>
-          <w:i w:val="0"/>
-          <w:color w:val="000000"/>
-          <w:sz w:val="24"/>
-        </w:rPr>
-        <w:t xml:space="preserve">he </w:t>
+        <w:t xml:space="preserve">that were transferred from the </w:t>
       </w:r>
       <w:r>
         <w:rPr>
@@ -4334,7 +4295,7 @@
         <w:autoSpaceDN w:val="0"/>
         <w:autoSpaceDE w:val="0"/>
         <w:widowControl/>
-        <w:spacing w:line="540" w:lineRule="exact" w:before="478" w:after="0"/>
+        <w:spacing w:line="540" w:lineRule="exact" w:before="458" w:after="0"/>
         <w:ind w:left="0" w:right="0" w:firstLine="0"/>
         <w:jc w:val="left"/>
       </w:pPr>
@@ -4353,7 +4314,7 @@
       <w:pPr>
         <w:sectPr>
           <w:pgSz w:w="11900" w:h="16840"/>
-          <w:pgMar w:top="324" w:right="940" w:bottom="570" w:left="960" w:header="720" w:footer="720" w:gutter="0"/>
+          <w:pgMar w:top="324" w:right="940" w:bottom="580" w:left="960" w:header="720" w:footer="720" w:gutter="0"/>
           <w:cols/>
           <w:docGrid w:linePitch="360"/>
         </w:sectPr>

--- a/EXPORTS/DOCX/published/niveau3/English/WMLeiden.docx
+++ b/EXPORTS/DOCX/published/niveau3/English/WMLeiden.docx
@@ -558,25 +558,7 @@
           <w:color w:val="000000"/>
           <w:sz w:val="24"/>
         </w:rPr>
-        <w:t>of the collection of t</w:t>
-      </w:r>
-      <w:r>
-        <w:rPr>
-          <w:u w:val="single" w:color="0000ff"/>
-          <w:rFonts w:ascii="Charis SIL Regular" w:hAnsi="Charis SIL Regular" w:eastAsia="Charis SIL Regular"/>
-          <w:b w:val="0"/>
-          <w:i w:val="0"/>
-          <w:color w:val="000000"/>
-          <w:sz w:val="24"/>
-        </w:rPr>
-        <w:hyperlink r:id="rId10" w:history="1">
-          <w:r>
-            <w:rPr>
-              <w:rStyle w:val="Hyperlink"/>
-            </w:rPr>
-            <w:t xml:space="preserve">he </w:t>
-          </w:r>
-        </w:hyperlink>
+        <w:t xml:space="preserve">of the collection of the </w:t>
       </w:r>
       <w:r>
         <w:rPr>
@@ -587,7 +569,7 @@
           <w:sz w:val="24"/>
           <w:u w:val="single"/>
         </w:rPr>
-        <w:hyperlink r:id="rId10" w:history="1">
+        <w:hyperlink r:id="rId11" w:history="1">
           <w:r>
             <w:rPr>
               <w:rStyle w:val="Hyperlink"/>
@@ -605,7 +587,7 @@
           <w:sz w:val="24"/>
           <w:u w:val="single"/>
         </w:rPr>
-        <w:hyperlink r:id="rId10" w:history="1">
+        <w:hyperlink r:id="rId11" w:history="1">
           <w:r>
             <w:rPr>
               <w:rStyle w:val="Hyperlink"/>
@@ -652,7 +634,7 @@
           <w:sz w:val="24"/>
           <w:u w:val="single"/>
         </w:rPr>
-        <w:hyperlink r:id="rId11" w:history="1">
+        <w:hyperlink r:id="rId10" w:history="1">
           <w:r>
             <w:rPr>
               <w:rStyle w:val="Hyperlink"/>
@@ -681,7 +663,7 @@
           <w:sz w:val="24"/>
           <w:u w:val="single"/>
         </w:rPr>
-        <w:hyperlink r:id="rId11" w:history="1">
+        <w:hyperlink r:id="rId10" w:history="1">
           <w:r>
             <w:rPr>
               <w:rStyle w:val="Hyperlink"/>
@@ -699,7 +681,7 @@
           <w:sz w:val="24"/>
           <w:u w:val="single"/>
         </w:rPr>
-        <w:hyperlink r:id="rId11" w:history="1">
+        <w:hyperlink r:id="rId10" w:history="1">
           <w:r>
             <w:rPr>
               <w:rStyle w:val="Hyperlink"/>
@@ -1077,71 +1059,7 @@
           <w:color w:val="000000"/>
           <w:sz w:val="24"/>
         </w:rPr>
-        <w:t>.In addition, the N</w:t>
-      </w:r>
-      <w:r>
-        <w:rPr>
-          <w:u w:val="single" w:color="0000ff"/>
-          <w:rFonts w:ascii="Charis SIL Regular" w:hAnsi="Charis SIL Regular" w:eastAsia="Charis SIL Regular"/>
-          <w:b w:val="0"/>
-          <w:i w:val="0"/>
-          <w:color w:val="000000"/>
-          <w:sz w:val="24"/>
-        </w:rPr>
-        <w:hyperlink r:id="rId12" w:history="1">
-          <w:r>
-            <w:rPr>
-              <w:rStyle w:val="Hyperlink"/>
-            </w:rPr>
-            <w:t>ational M</w:t>
-          </w:r>
-        </w:hyperlink>
-      </w:r>
-      <w:r>
-        <w:rPr>
-          <w:u w:val="single" w:color="0000ff"/>
-          <w:rFonts w:ascii="Charis SIL Regular" w:hAnsi="Charis SIL Regular" w:eastAsia="Charis SIL Regular"/>
-          <w:b w:val="0"/>
-          <w:i w:val="0"/>
-          <w:color w:val="000000"/>
-          <w:sz w:val="24"/>
-        </w:rPr>
-        <w:hyperlink r:id="rId12" w:history="1">
-          <w:r>
-            <w:rPr>
-              <w:rStyle w:val="Hyperlink"/>
-            </w:rPr>
-            <w:t>u</w:t>
-          </w:r>
-        </w:hyperlink>
-      </w:r>
-      <w:r>
-        <w:rPr>
-          <w:u w:val="single" w:color="0000ff"/>
-          <w:rFonts w:ascii="Charis SIL Regular" w:hAnsi="Charis SIL Regular" w:eastAsia="Charis SIL Regular"/>
-          <w:b w:val="0"/>
-          <w:i w:val="0"/>
-          <w:color w:val="000000"/>
-          <w:sz w:val="24"/>
-        </w:rPr>
-        <w:hyperlink r:id="rId12" w:history="1">
-          <w:r>
-            <w:rPr>
-              <w:rStyle w:val="Hyperlink"/>
-            </w:rPr>
-            <w:t>seum of Eth</w:t>
-          </w:r>
-        </w:hyperlink>
-      </w:r>
-      <w:r>
-        <w:rPr>
-          <w:rFonts w:ascii="Charis SIL Regular" w:hAnsi="Charis SIL Regular" w:eastAsia="Charis SIL Regular"/>
-          <w:b w:val="0"/>
-          <w:i w:val="0"/>
-          <w:color w:val="000000"/>
-          <w:sz w:val="24"/>
-        </w:rPr>
-        <w:t xml:space="preserve">nology </w:t>
+        <w:t xml:space="preserve">.In addition, the National Museum of Ethnology </w:t>
       </w:r>
       <w:r>
         <w:rPr>
@@ -1913,13 +1831,96 @@
       </w:r>
       <w:r>
         <w:rPr>
+          <w:u w:val="single" w:color="0000ff"/>
           <w:rFonts w:ascii="Charis SIL Regular" w:hAnsi="Charis SIL Regular" w:eastAsia="Charis SIL Regular"/>
           <w:b w:val="0"/>
           <w:i w:val="0"/>
           <w:color w:val="000000"/>
           <w:sz w:val="24"/>
         </w:rPr>
-        <w:t xml:space="preserve">that were transferred from the </w:t>
+        <w:t>that w</w:t>
+      </w:r>
+      <w:r>
+        <w:rPr>
+          <w:u w:val="single" w:color="0000ff"/>
+          <w:rFonts w:ascii="Charis SIL Regular" w:hAnsi="Charis SIL Regular" w:eastAsia="Charis SIL Regular"/>
+          <w:b w:val="0"/>
+          <w:i w:val="0"/>
+          <w:color w:val="000000"/>
+          <w:sz w:val="24"/>
+        </w:rPr>
+        <w:hyperlink r:id="rId10" w:history="1">
+          <w:r>
+            <w:rPr>
+              <w:rStyle w:val="Hyperlink"/>
+            </w:rPr>
+            <w:t>ere tran</w:t>
+          </w:r>
+        </w:hyperlink>
+      </w:r>
+      <w:r>
+        <w:rPr>
+          <w:u w:val="single" w:color="0000ff"/>
+          <w:rFonts w:ascii="Charis SIL Regular" w:hAnsi="Charis SIL Regular" w:eastAsia="Charis SIL Regular"/>
+          <w:b w:val="0"/>
+          <w:i w:val="0"/>
+          <w:color w:val="000000"/>
+          <w:sz w:val="24"/>
+        </w:rPr>
+        <w:hyperlink r:id="rId10" w:history="1">
+          <w:r>
+            <w:rPr>
+              <w:rStyle w:val="Hyperlink"/>
+            </w:rPr>
+            <w:t>s</w:t>
+          </w:r>
+        </w:hyperlink>
+      </w:r>
+      <w:r>
+        <w:rPr>
+          <w:u w:val="single" w:color="0000ff"/>
+          <w:rFonts w:ascii="Charis SIL Regular" w:hAnsi="Charis SIL Regular" w:eastAsia="Charis SIL Regular"/>
+          <w:b w:val="0"/>
+          <w:i w:val="0"/>
+          <w:color w:val="000000"/>
+          <w:sz w:val="24"/>
+        </w:rPr>
+        <w:hyperlink r:id="rId10" w:history="1">
+          <w:r>
+            <w:rPr>
+              <w:rStyle w:val="Hyperlink"/>
+            </w:rPr>
+            <w:t>fe</w:t>
+          </w:r>
+        </w:hyperlink>
+      </w:r>
+      <w:r>
+        <w:rPr>
+          <w:u w:val="single" w:color="0000ff"/>
+          <w:rFonts w:ascii="Charis SIL Regular" w:hAnsi="Charis SIL Regular" w:eastAsia="Charis SIL Regular"/>
+          <w:b w:val="0"/>
+          <w:i w:val="0"/>
+          <w:color w:val="000000"/>
+          <w:sz w:val="24"/>
+        </w:rPr>
+        <w:hyperlink r:id="rId10" w:history="1">
+          <w:r>
+            <w:rPr>
+              <w:rStyle w:val="Hyperlink"/>
+            </w:rPr>
+            <w:t>rred from t</w:t>
+          </w:r>
+        </w:hyperlink>
+      </w:r>
+      <w:r>
+        <w:rPr>
+          <w:rFonts w:ascii="Charis SIL Regular" w:hAnsi="Charis SIL Regular" w:eastAsia="Charis SIL Regular"/>
+          <w:b w:val="0"/>
+          <w:i w:val="0"/>
+          <w:color w:val="000000"/>
+          <w:sz w:val="24"/>
+        </w:rPr>
+        <w:t xml:space="preserve">he </w:t>
       </w:r>
       <w:r>
         <w:rPr>

--- a/EXPORTS/DOCX/published/niveau3/English/WMLeiden.docx
+++ b/EXPORTS/DOCX/published/niveau3/English/WMLeiden.docx
@@ -558,7 +558,24 @@
           <w:color w:val="000000"/>
           <w:sz w:val="24"/>
         </w:rPr>
-        <w:t xml:space="preserve">of the collection of the </w:t>
+        <w:t>of the collection of t</w:t>
+      </w:r>
+      <w:r>
+        <w:rPr>
+          <w:rFonts w:ascii="Charis SIL Regular" w:hAnsi="Charis SIL Regular" w:eastAsia="Charis SIL Regular"/>
+          <w:b w:val="0"/>
+          <w:i w:val="0"/>
+          <w:color w:val="000000"/>
+          <w:sz w:val="24"/>
+        </w:rPr>
+        <w:hyperlink r:id="rId10" w:history="1">
+          <w:r>
+            <w:rPr>
+              <w:rStyle w:val="Hyperlink"/>
+            </w:rPr>
+            <w:t xml:space="preserve">he </w:t>
+          </w:r>
+        </w:hyperlink>
       </w:r>
       <w:r>
         <w:rPr>
@@ -569,7 +586,7 @@
           <w:sz w:val="24"/>
           <w:u w:val="single"/>
         </w:rPr>
-        <w:hyperlink r:id="rId11" w:history="1">
+        <w:hyperlink r:id="rId10" w:history="1">
           <w:r>
             <w:rPr>
               <w:rStyle w:val="Hyperlink"/>
@@ -587,7 +604,7 @@
           <w:sz w:val="24"/>
           <w:u w:val="single"/>
         </w:rPr>
-        <w:hyperlink r:id="rId11" w:history="1">
+        <w:hyperlink r:id="rId10" w:history="1">
           <w:r>
             <w:rPr>
               <w:rStyle w:val="Hyperlink"/>
@@ -663,7 +680,7 @@
           <w:sz w:val="24"/>
           <w:u w:val="single"/>
         </w:rPr>
-        <w:hyperlink r:id="rId10" w:history="1">
+        <w:hyperlink r:id="rId11" w:history="1">
           <w:r>
             <w:rPr>
               <w:rStyle w:val="Hyperlink"/>
@@ -681,7 +698,7 @@
           <w:sz w:val="24"/>
           <w:u w:val="single"/>
         </w:rPr>
-        <w:hyperlink r:id="rId10" w:history="1">
+        <w:hyperlink r:id="rId11" w:history="1">
           <w:r>
             <w:rPr>
               <w:rStyle w:val="Hyperlink"/>
@@ -1059,7 +1076,71 @@
           <w:color w:val="000000"/>
           <w:sz w:val="24"/>
         </w:rPr>
-        <w:t xml:space="preserve">.In addition, the National Museum of Ethnology </w:t>
+        <w:t>.In addition, the N</w:t>
+      </w:r>
+      <w:r>
+        <w:rPr>
+          <w:u w:val="single" w:color="0000ff"/>
+          <w:rFonts w:ascii="Charis SIL Regular" w:hAnsi="Charis SIL Regular" w:eastAsia="Charis SIL Regular"/>
+          <w:b w:val="0"/>
+          <w:i w:val="0"/>
+          <w:color w:val="000000"/>
+          <w:sz w:val="24"/>
+        </w:rPr>
+        <w:hyperlink r:id="rId12" w:history="1">
+          <w:r>
+            <w:rPr>
+              <w:rStyle w:val="Hyperlink"/>
+            </w:rPr>
+            <w:t>ational M</w:t>
+          </w:r>
+        </w:hyperlink>
+      </w:r>
+      <w:r>
+        <w:rPr>
+          <w:u w:val="single" w:color="0000ff"/>
+          <w:rFonts w:ascii="Charis SIL Regular" w:hAnsi="Charis SIL Regular" w:eastAsia="Charis SIL Regular"/>
+          <w:b w:val="0"/>
+          <w:i w:val="0"/>
+          <w:color w:val="000000"/>
+          <w:sz w:val="24"/>
+        </w:rPr>
+        <w:hyperlink r:id="rId12" w:history="1">
+          <w:r>
+            <w:rPr>
+              <w:rStyle w:val="Hyperlink"/>
+            </w:rPr>
+            <w:t>u</w:t>
+          </w:r>
+        </w:hyperlink>
+      </w:r>
+      <w:r>
+        <w:rPr>
+          <w:u w:val="single" w:color="0000ff"/>
+          <w:rFonts w:ascii="Charis SIL Regular" w:hAnsi="Charis SIL Regular" w:eastAsia="Charis SIL Regular"/>
+          <w:b w:val="0"/>
+          <w:i w:val="0"/>
+          <w:color w:val="000000"/>
+          <w:sz w:val="24"/>
+        </w:rPr>
+        <w:hyperlink r:id="rId12" w:history="1">
+          <w:r>
+            <w:rPr>
+              <w:rStyle w:val="Hyperlink"/>
+            </w:rPr>
+            <w:t>seum of Eth</w:t>
+          </w:r>
+        </w:hyperlink>
+      </w:r>
+      <w:r>
+        <w:rPr>
+          <w:rFonts w:ascii="Charis SIL Regular" w:hAnsi="Charis SIL Regular" w:eastAsia="Charis SIL Regular"/>
+          <w:b w:val="0"/>
+          <w:i w:val="0"/>
+          <w:color w:val="000000"/>
+          <w:sz w:val="24"/>
+        </w:rPr>
+        <w:t xml:space="preserve">nology </w:t>
       </w:r>
       <w:r>
         <w:rPr>
@@ -1838,89 +1919,24 @@
           <w:color w:val="000000"/>
           <w:sz w:val="24"/>
         </w:rPr>
-        <w:t>that w</w:t>
-      </w:r>
-      <w:r>
-        <w:rPr>
-          <w:u w:val="single" w:color="0000ff"/>
-          <w:rFonts w:ascii="Charis SIL Regular" w:hAnsi="Charis SIL Regular" w:eastAsia="Charis SIL Regular"/>
-          <w:b w:val="0"/>
-          <w:i w:val="0"/>
-          <w:color w:val="000000"/>
-          <w:sz w:val="24"/>
-        </w:rPr>
         <w:hyperlink r:id="rId10" w:history="1">
           <w:r>
             <w:rPr>
               <w:rStyle w:val="Hyperlink"/>
             </w:rPr>
-            <w:t>ere tran</w:t>
+            <w:t>that w</w:t>
           </w:r>
         </w:hyperlink>
       </w:r>
       <w:r>
         <w:rPr>
-          <w:u w:val="single" w:color="0000ff"/>
           <w:rFonts w:ascii="Charis SIL Regular" w:hAnsi="Charis SIL Regular" w:eastAsia="Charis SIL Regular"/>
           <w:b w:val="0"/>
           <w:i w:val="0"/>
           <w:color w:val="000000"/>
           <w:sz w:val="24"/>
         </w:rPr>
-        <w:hyperlink r:id="rId10" w:history="1">
-          <w:r>
-            <w:rPr>
-              <w:rStyle w:val="Hyperlink"/>
-            </w:rPr>
-            <w:t>s</w:t>
-          </w:r>
-        </w:hyperlink>
-      </w:r>
-      <w:r>
-        <w:rPr>
-          <w:u w:val="single" w:color="0000ff"/>
-          <w:rFonts w:ascii="Charis SIL Regular" w:hAnsi="Charis SIL Regular" w:eastAsia="Charis SIL Regular"/>
-          <w:b w:val="0"/>
-          <w:i w:val="0"/>
-          <w:color w:val="000000"/>
-          <w:sz w:val="24"/>
-        </w:rPr>
-        <w:hyperlink r:id="rId10" w:history="1">
-          <w:r>
-            <w:rPr>
-              <w:rStyle w:val="Hyperlink"/>
-            </w:rPr>
-            <w:t>fe</w:t>
-          </w:r>
-        </w:hyperlink>
-      </w:r>
-      <w:r>
-        <w:rPr>
-          <w:u w:val="single" w:color="0000ff"/>
-          <w:rFonts w:ascii="Charis SIL Regular" w:hAnsi="Charis SIL Regular" w:eastAsia="Charis SIL Regular"/>
-          <w:b w:val="0"/>
-          <w:i w:val="0"/>
-          <w:color w:val="000000"/>
-          <w:sz w:val="24"/>
-        </w:rPr>
-        <w:hyperlink r:id="rId10" w:history="1">
-          <w:r>
-            <w:rPr>
-              <w:rStyle w:val="Hyperlink"/>
-            </w:rPr>
-            <w:t>rred from t</w:t>
-          </w:r>
-        </w:hyperlink>
-      </w:r>
-      <w:r>
-        <w:rPr>
-          <w:rFonts w:ascii="Charis SIL Regular" w:hAnsi="Charis SIL Regular" w:eastAsia="Charis SIL Regular"/>
-          <w:b w:val="0"/>
-          <w:i w:val="0"/>
-          <w:color w:val="000000"/>
-          <w:sz w:val="24"/>
-        </w:rPr>
-        <w:t xml:space="preserve">he </w:t>
+        <w:t xml:space="preserve">ere transferred from the </w:t>
       </w:r>
       <w:r>
         <w:rPr>

--- a/EXPORTS/DOCX/published/niveau3/English/WMLeiden.docx
+++ b/EXPORTS/DOCX/published/niveau3/English/WMLeiden.docx
@@ -558,24 +558,7 @@
           <w:color w:val="000000"/>
           <w:sz w:val="24"/>
         </w:rPr>
-        <w:t>of the collection of t</w:t>
-      </w:r>
-      <w:r>
-        <w:rPr>
-          <w:rFonts w:ascii="Charis SIL Regular" w:hAnsi="Charis SIL Regular" w:eastAsia="Charis SIL Regular"/>
-          <w:b w:val="0"/>
-          <w:i w:val="0"/>
-          <w:color w:val="000000"/>
-          <w:sz w:val="24"/>
-        </w:rPr>
-        <w:hyperlink r:id="rId10" w:history="1">
-          <w:r>
-            <w:rPr>
-              <w:rStyle w:val="Hyperlink"/>
-            </w:rPr>
-            <w:t xml:space="preserve">he </w:t>
-          </w:r>
-        </w:hyperlink>
+        <w:t xml:space="preserve">of the collection of the </w:t>
       </w:r>
       <w:r>
         <w:rPr>
@@ -586,7 +569,7 @@
           <w:sz w:val="24"/>
           <w:u w:val="single"/>
         </w:rPr>
-        <w:hyperlink r:id="rId10" w:history="1">
+        <w:hyperlink r:id="rId11" w:history="1">
           <w:r>
             <w:rPr>
               <w:rStyle w:val="Hyperlink"/>
@@ -604,7 +587,7 @@
           <w:sz w:val="24"/>
           <w:u w:val="single"/>
         </w:rPr>
-        <w:hyperlink r:id="rId10" w:history="1">
+        <w:hyperlink r:id="rId11" w:history="1">
           <w:r>
             <w:rPr>
               <w:rStyle w:val="Hyperlink"/>
@@ -622,7 +605,7 @@
           <w:sz w:val="24"/>
           <w:u w:val="single"/>
         </w:rPr>
-        <w:hyperlink r:id="rId10" w:history="1">
+        <w:hyperlink r:id="rId11" w:history="1">
           <w:r>
             <w:rPr>
               <w:rStyle w:val="Hyperlink"/>
@@ -651,7 +634,7 @@
           <w:sz w:val="24"/>
           <w:u w:val="single"/>
         </w:rPr>
-        <w:hyperlink r:id="rId10" w:history="1">
+        <w:hyperlink r:id="rId11" w:history="1">
           <w:r>
             <w:rPr>
               <w:rStyle w:val="Hyperlink"/>
@@ -680,7 +663,7 @@
           <w:sz w:val="24"/>
           <w:u w:val="single"/>
         </w:rPr>
-        <w:hyperlink r:id="rId11" w:history="1">
+        <w:hyperlink r:id="rId10" w:history="1">
           <w:r>
             <w:rPr>
               <w:rStyle w:val="Hyperlink"/>
@@ -698,7 +681,7 @@
           <w:sz w:val="24"/>
           <w:u w:val="single"/>
         </w:rPr>
-        <w:hyperlink r:id="rId11" w:history="1">
+        <w:hyperlink r:id="rId10" w:history="1">
           <w:r>
             <w:rPr>
               <w:rStyle w:val="Hyperlink"/>
@@ -1144,21 +1127,13 @@
       </w:r>
       <w:r>
         <w:rPr>
-          <w:u w:val="single" w:color="0000ff"/>
           <w:rFonts w:ascii="Charis SIL Regular" w:hAnsi="Charis SIL Regular" w:eastAsia="Charis SIL Regular"/>
           <w:b w:val="0"/>
           <w:i w:val="0"/>
           <w:color w:val="000000"/>
           <w:sz w:val="24"/>
         </w:rPr>
-        <w:hyperlink r:id="rId12" w:history="1">
-          <w:r>
-            <w:rPr>
-              <w:rStyle w:val="Hyperlink"/>
-            </w:rPr>
-            <w:t xml:space="preserve">itself was an </w:t>
-          </w:r>
-        </w:hyperlink>
+        <w:t xml:space="preserve">itself was an </w:t>
       </w:r>
       <w:r>
         <w:rPr>
@@ -1930,13 +1905,85 @@
       </w:r>
       <w:r>
         <w:rPr>
+          <w:u w:val="single" w:color="0000ff"/>
           <w:rFonts w:ascii="Charis SIL Regular" w:hAnsi="Charis SIL Regular" w:eastAsia="Charis SIL Regular"/>
           <w:b w:val="0"/>
           <w:i w:val="0"/>
           <w:color w:val="000000"/>
           <w:sz w:val="24"/>
         </w:rPr>
-        <w:t xml:space="preserve">ere transferred from the </w:t>
+        <w:hyperlink r:id="rId10" w:history="1">
+          <w:r>
+            <w:rPr>
+              <w:rStyle w:val="Hyperlink"/>
+            </w:rPr>
+            <w:t>ere tran</w:t>
+          </w:r>
+        </w:hyperlink>
+      </w:r>
+      <w:r>
+        <w:rPr>
+          <w:u w:val="single" w:color="0000ff"/>
+          <w:rFonts w:ascii="Charis SIL Regular" w:hAnsi="Charis SIL Regular" w:eastAsia="Charis SIL Regular"/>
+          <w:b w:val="0"/>
+          <w:i w:val="0"/>
+          <w:color w:val="000000"/>
+          <w:sz w:val="24"/>
+        </w:rPr>
+        <w:hyperlink r:id="rId10" w:history="1">
+          <w:r>
+            <w:rPr>
+              <w:rStyle w:val="Hyperlink"/>
+            </w:rPr>
+            <w:t>s</w:t>
+          </w:r>
+        </w:hyperlink>
+      </w:r>
+      <w:r>
+        <w:rPr>
+          <w:u w:val="single" w:color="0000ff"/>
+          <w:rFonts w:ascii="Charis SIL Regular" w:hAnsi="Charis SIL Regular" w:eastAsia="Charis SIL Regular"/>
+          <w:b w:val="0"/>
+          <w:i w:val="0"/>
+          <w:color w:val="000000"/>
+          <w:sz w:val="24"/>
+        </w:rPr>
+        <w:hyperlink r:id="rId10" w:history="1">
+          <w:r>
+            <w:rPr>
+              <w:rStyle w:val="Hyperlink"/>
+            </w:rPr>
+            <w:t>fe</w:t>
+          </w:r>
+        </w:hyperlink>
+      </w:r>
+      <w:r>
+        <w:rPr>
+          <w:u w:val="single" w:color="0000ff"/>
+          <w:rFonts w:ascii="Charis SIL Regular" w:hAnsi="Charis SIL Regular" w:eastAsia="Charis SIL Regular"/>
+          <w:b w:val="0"/>
+          <w:i w:val="0"/>
+          <w:color w:val="000000"/>
+          <w:sz w:val="24"/>
+        </w:rPr>
+        <w:hyperlink r:id="rId10" w:history="1">
+          <w:r>
+            <w:rPr>
+              <w:rStyle w:val="Hyperlink"/>
+            </w:rPr>
+            <w:t>rred from t</w:t>
+          </w:r>
+        </w:hyperlink>
+      </w:r>
+      <w:r>
+        <w:rPr>
+          <w:rFonts w:ascii="Charis SIL Regular" w:hAnsi="Charis SIL Regular" w:eastAsia="Charis SIL Regular"/>
+          <w:b w:val="0"/>
+          <w:i w:val="0"/>
+          <w:color w:val="000000"/>
+          <w:sz w:val="24"/>
+        </w:rPr>
+        <w:t xml:space="preserve">he </w:t>
       </w:r>
       <w:r>
         <w:rPr>

--- a/EXPORTS/DOCX/published/niveau3/English/WMLeiden.docx
+++ b/EXPORTS/DOCX/published/niveau3/English/WMLeiden.docx
@@ -567,110 +567,8 @@
           <w:i w:val="0"/>
           <w:color w:val="0000FF"/>
           <w:sz w:val="24"/>
-          <w:u w:val="single"/>
-        </w:rPr>
-        <w:hyperlink r:id="rId11" w:history="1">
-          <w:r>
-            <w:rPr>
-              <w:rStyle w:val="Hyperlink"/>
-            </w:rPr>
-            <w:t>Mu</w:t>
-          </w:r>
-        </w:hyperlink>
-      </w:r>
-      <w:r>
-        <w:rPr>
-          <w:rFonts w:ascii="Charis SIL Regular" w:hAnsi="Charis SIL Regular" w:eastAsia="Charis SIL Regular"/>
-          <w:b w:val="0"/>
-          <w:i w:val="0"/>
-          <w:color w:val="0000FF"/>
-          <w:sz w:val="24"/>
-          <w:u w:val="single"/>
-        </w:rPr>
-        <w:hyperlink r:id="rId11" w:history="1">
-          <w:r>
-            <w:rPr>
-              <w:rStyle w:val="Hyperlink"/>
-            </w:rPr>
-            <w:t>s</w:t>
-          </w:r>
-        </w:hyperlink>
-      </w:r>
-      <w:r>
-        <w:rPr>
-          <w:rFonts w:ascii="Charis SIL Regular" w:hAnsi="Charis SIL Regular" w:eastAsia="Charis SIL Regular"/>
-          <w:b w:val="0"/>
-          <w:i w:val="0"/>
-          <w:color w:val="0000FF"/>
-          <w:sz w:val="24"/>
-          <w:u w:val="single"/>
-        </w:rPr>
-        <w:hyperlink r:id="rId11" w:history="1">
-          <w:r>
-            <w:rPr>
-              <w:rStyle w:val="Hyperlink"/>
-            </w:rPr>
-            <w:t>eum</w:t>
-          </w:r>
-        </w:hyperlink>
-      </w:r>
-      <w:r>
-        <w:rPr>
-          <w:rFonts w:ascii="Charis SIL Regular" w:hAnsi="Charis SIL Regular" w:eastAsia="Charis SIL Regular"/>
-          <w:b w:val="0"/>
-          <w:i w:val="0"/>
-          <w:color w:val="0000FF"/>
-          <w:sz w:val="24"/>
-          <w:u w:val="single"/>
-        </w:rPr>
-        <w:t xml:space="preserve"> </w:t>
-      </w:r>
-      <w:r>
-        <w:rPr>
-          <w:rFonts w:ascii="Charis SIL Regular" w:hAnsi="Charis SIL Regular" w:eastAsia="Charis SIL Regular"/>
-          <w:b w:val="0"/>
-          <w:i w:val="0"/>
-          <w:color w:val="0000FF"/>
-          <w:sz w:val="24"/>
-          <w:u w:val="single"/>
-        </w:rPr>
-        <w:hyperlink r:id="rId11" w:history="1">
-          <w:r>
-            <w:rPr>
-              <w:rStyle w:val="Hyperlink"/>
-            </w:rPr>
-            <w:t>of</w:t>
-          </w:r>
-        </w:hyperlink>
-      </w:r>
-      <w:r>
-        <w:rPr>
-          <w:rFonts w:ascii="Charis SIL Regular" w:hAnsi="Charis SIL Regular" w:eastAsia="Charis SIL Regular"/>
-          <w:b w:val="0"/>
-          <w:i w:val="0"/>
-          <w:color w:val="0000FF"/>
-          <w:sz w:val="24"/>
-          <w:u w:val="single"/>
-        </w:rPr>
-        <w:t xml:space="preserve"> </w:t>
-      </w:r>
-      <w:r>
-        <w:rPr>
-          <w:rFonts w:ascii="Charis SIL Regular" w:hAnsi="Charis SIL Regular" w:eastAsia="Charis SIL Regular"/>
-          <w:b w:val="0"/>
-          <w:i w:val="0"/>
-          <w:color w:val="0000FF"/>
-          <w:sz w:val="24"/>
-          <w:u w:val="single"/>
-        </w:rPr>
-        <w:hyperlink r:id="rId10" w:history="1">
-          <w:r>
-            <w:rPr>
-              <w:rStyle w:val="Hyperlink"/>
-            </w:rPr>
-            <w:t>An</w:t>
-          </w:r>
-        </w:hyperlink>
+        </w:rPr>
+        <w:t>Museum of An</w:t>
       </w:r>
       <w:r>
         <w:rPr>
@@ -1127,13 +1025,21 @@
       </w:r>
       <w:r>
         <w:rPr>
+          <w:u w:val="single" w:color="0000ff"/>
           <w:rFonts w:ascii="Charis SIL Regular" w:hAnsi="Charis SIL Regular" w:eastAsia="Charis SIL Regular"/>
           <w:b w:val="0"/>
           <w:i w:val="0"/>
           <w:color w:val="000000"/>
           <w:sz w:val="24"/>
         </w:rPr>
-        <w:t xml:space="preserve">itself was an </w:t>
+        <w:hyperlink r:id="rId12" w:history="1">
+          <w:r>
+            <w:rPr>
+              <w:rStyle w:val="Hyperlink"/>
+            </w:rPr>
+            <w:t xml:space="preserve">itself was an </w:t>
+          </w:r>
+        </w:hyperlink>
       </w:r>
       <w:r>
         <w:rPr>
@@ -1905,85 +1811,13 @@
       </w:r>
       <w:r>
         <w:rPr>
-          <w:u w:val="single" w:color="0000ff"/>
           <w:rFonts w:ascii="Charis SIL Regular" w:hAnsi="Charis SIL Regular" w:eastAsia="Charis SIL Regular"/>
           <w:b w:val="0"/>
           <w:i w:val="0"/>
           <w:color w:val="000000"/>
           <w:sz w:val="24"/>
         </w:rPr>
-        <w:hyperlink r:id="rId10" w:history="1">
-          <w:r>
-            <w:rPr>
-              <w:rStyle w:val="Hyperlink"/>
-            </w:rPr>
-            <w:t>ere tran</w:t>
-          </w:r>
-        </w:hyperlink>
-      </w:r>
-      <w:r>
-        <w:rPr>
-          <w:u w:val="single" w:color="0000ff"/>
-          <w:rFonts w:ascii="Charis SIL Regular" w:hAnsi="Charis SIL Regular" w:eastAsia="Charis SIL Regular"/>
-          <w:b w:val="0"/>
-          <w:i w:val="0"/>
-          <w:color w:val="000000"/>
-          <w:sz w:val="24"/>
-        </w:rPr>
-        <w:hyperlink r:id="rId10" w:history="1">
-          <w:r>
-            <w:rPr>
-              <w:rStyle w:val="Hyperlink"/>
-            </w:rPr>
-            <w:t>s</w:t>
-          </w:r>
-        </w:hyperlink>
-      </w:r>
-      <w:r>
-        <w:rPr>
-          <w:u w:val="single" w:color="0000ff"/>
-          <w:rFonts w:ascii="Charis SIL Regular" w:hAnsi="Charis SIL Regular" w:eastAsia="Charis SIL Regular"/>
-          <w:b w:val="0"/>
-          <w:i w:val="0"/>
-          <w:color w:val="000000"/>
-          <w:sz w:val="24"/>
-        </w:rPr>
-        <w:hyperlink r:id="rId10" w:history="1">
-          <w:r>
-            <w:rPr>
-              <w:rStyle w:val="Hyperlink"/>
-            </w:rPr>
-            <w:t>fe</w:t>
-          </w:r>
-        </w:hyperlink>
-      </w:r>
-      <w:r>
-        <w:rPr>
-          <w:u w:val="single" w:color="0000ff"/>
-          <w:rFonts w:ascii="Charis SIL Regular" w:hAnsi="Charis SIL Regular" w:eastAsia="Charis SIL Regular"/>
-          <w:b w:val="0"/>
-          <w:i w:val="0"/>
-          <w:color w:val="000000"/>
-          <w:sz w:val="24"/>
-        </w:rPr>
-        <w:hyperlink r:id="rId10" w:history="1">
-          <w:r>
-            <w:rPr>
-              <w:rStyle w:val="Hyperlink"/>
-            </w:rPr>
-            <w:t>rred from t</w:t>
-          </w:r>
-        </w:hyperlink>
-      </w:r>
-      <w:r>
-        <w:rPr>
-          <w:rFonts w:ascii="Charis SIL Regular" w:hAnsi="Charis SIL Regular" w:eastAsia="Charis SIL Regular"/>
-          <w:b w:val="0"/>
-          <w:i w:val="0"/>
-          <w:color w:val="000000"/>
-          <w:sz w:val="24"/>
-        </w:rPr>
-        <w:t xml:space="preserve">he </w:t>
+        <w:t xml:space="preserve">ere transferred from the </w:t>
       </w:r>
       <w:r>
         <w:rPr>

--- a/EXPORTS/DOCX/published/niveau3/English/WMLeiden.docx
+++ b/EXPORTS/DOCX/published/niveau3/English/WMLeiden.docx
@@ -567,8 +567,16 @@
           <w:i w:val="0"/>
           <w:color w:val="0000FF"/>
           <w:sz w:val="24"/>
-        </w:rPr>
-        <w:t>Museum of An</w:t>
+          <w:u w:val="single"/>
+        </w:rPr>
+        <w:hyperlink r:id="rId10" w:history="1">
+          <w:r>
+            <w:rPr>
+              <w:rStyle w:val="Hyperlink"/>
+            </w:rPr>
+            <w:t>Mu</w:t>
+          </w:r>
+        </w:hyperlink>
       </w:r>
       <w:r>
         <w:rPr>
@@ -580,6 +588,100 @@
           <w:u w:val="single"/>
         </w:rPr>
         <w:hyperlink r:id="rId10" w:history="1">
+          <w:r>
+            <w:rPr>
+              <w:rStyle w:val="Hyperlink"/>
+            </w:rPr>
+            <w:t>s</w:t>
+          </w:r>
+        </w:hyperlink>
+      </w:r>
+      <w:r>
+        <w:rPr>
+          <w:rFonts w:ascii="Charis SIL Regular" w:hAnsi="Charis SIL Regular" w:eastAsia="Charis SIL Regular"/>
+          <w:b w:val="0"/>
+          <w:i w:val="0"/>
+          <w:color w:val="0000FF"/>
+          <w:sz w:val="24"/>
+          <w:u w:val="single"/>
+        </w:rPr>
+        <w:hyperlink r:id="rId10" w:history="1">
+          <w:r>
+            <w:rPr>
+              <w:rStyle w:val="Hyperlink"/>
+            </w:rPr>
+            <w:t>eum</w:t>
+          </w:r>
+        </w:hyperlink>
+      </w:r>
+      <w:r>
+        <w:rPr>
+          <w:rFonts w:ascii="Charis SIL Regular" w:hAnsi="Charis SIL Regular" w:eastAsia="Charis SIL Regular"/>
+          <w:b w:val="0"/>
+          <w:i w:val="0"/>
+          <w:color w:val="0000FF"/>
+          <w:sz w:val="24"/>
+          <w:u w:val="single"/>
+        </w:rPr>
+        <w:t xml:space="preserve"> </w:t>
+      </w:r>
+      <w:r>
+        <w:rPr>
+          <w:rFonts w:ascii="Charis SIL Regular" w:hAnsi="Charis SIL Regular" w:eastAsia="Charis SIL Regular"/>
+          <w:b w:val="0"/>
+          <w:i w:val="0"/>
+          <w:color w:val="0000FF"/>
+          <w:sz w:val="24"/>
+          <w:u w:val="single"/>
+        </w:rPr>
+        <w:hyperlink r:id="rId10" w:history="1">
+          <w:r>
+            <w:rPr>
+              <w:rStyle w:val="Hyperlink"/>
+            </w:rPr>
+            <w:t>of</w:t>
+          </w:r>
+        </w:hyperlink>
+      </w:r>
+      <w:r>
+        <w:rPr>
+          <w:rFonts w:ascii="Charis SIL Regular" w:hAnsi="Charis SIL Regular" w:eastAsia="Charis SIL Regular"/>
+          <w:b w:val="0"/>
+          <w:i w:val="0"/>
+          <w:color w:val="0000FF"/>
+          <w:sz w:val="24"/>
+          <w:u w:val="single"/>
+        </w:rPr>
+        <w:t xml:space="preserve"> </w:t>
+      </w:r>
+      <w:r>
+        <w:rPr>
+          <w:rFonts w:ascii="Charis SIL Regular" w:hAnsi="Charis SIL Regular" w:eastAsia="Charis SIL Regular"/>
+          <w:b w:val="0"/>
+          <w:i w:val="0"/>
+          <w:color w:val="0000FF"/>
+          <w:sz w:val="24"/>
+          <w:u w:val="single"/>
+        </w:rPr>
+        <w:hyperlink r:id="rId11" w:history="1">
+          <w:r>
+            <w:rPr>
+              <w:rStyle w:val="Hyperlink"/>
+            </w:rPr>
+            <w:t>An</w:t>
+          </w:r>
+        </w:hyperlink>
+      </w:r>
+      <w:r>
+        <w:rPr>
+          <w:rFonts w:ascii="Charis SIL Regular" w:hAnsi="Charis SIL Regular" w:eastAsia="Charis SIL Regular"/>
+          <w:b w:val="0"/>
+          <w:i w:val="0"/>
+          <w:color w:val="0000FF"/>
+          <w:sz w:val="24"/>
+          <w:u w:val="single"/>
+        </w:rPr>
+        <w:hyperlink r:id="rId11" w:history="1">
           <w:r>
             <w:rPr>
               <w:rStyle w:val="Hyperlink"/>
@@ -1793,31 +1895,13 @@
       </w:r>
       <w:r>
         <w:rPr>
-          <w:u w:val="single" w:color="0000ff"/>
           <w:rFonts w:ascii="Charis SIL Regular" w:hAnsi="Charis SIL Regular" w:eastAsia="Charis SIL Regular"/>
           <w:b w:val="0"/>
           <w:i w:val="0"/>
           <w:color w:val="000000"/>
           <w:sz w:val="24"/>
         </w:rPr>
-        <w:hyperlink r:id="rId10" w:history="1">
-          <w:r>
-            <w:rPr>
-              <w:rStyle w:val="Hyperlink"/>
-            </w:rPr>
-            <w:t>that w</w:t>
-          </w:r>
-        </w:hyperlink>
-      </w:r>
-      <w:r>
-        <w:rPr>
-          <w:rFonts w:ascii="Charis SIL Regular" w:hAnsi="Charis SIL Regular" w:eastAsia="Charis SIL Regular"/>
-          <w:b w:val="0"/>
-          <w:i w:val="0"/>
-          <w:color w:val="000000"/>
-          <w:sz w:val="24"/>
-        </w:rPr>
-        <w:t xml:space="preserve">ere transferred from the </w:t>
+        <w:t xml:space="preserve">that were transferred from the </w:t>
       </w:r>
       <w:r>
         <w:rPr>

--- a/EXPORTS/DOCX/published/niveau3/English/WMLeiden.docx
+++ b/EXPORTS/DOCX/published/niveau3/English/WMLeiden.docx
@@ -569,7 +569,7 @@
           <w:sz w:val="24"/>
           <w:u w:val="single"/>
         </w:rPr>
-        <w:hyperlink r:id="rId10" w:history="1">
+        <w:hyperlink r:id="rId11" w:history="1">
           <w:r>
             <w:rPr>
               <w:rStyle w:val="Hyperlink"/>
@@ -663,7 +663,7 @@
           <w:sz w:val="24"/>
           <w:u w:val="single"/>
         </w:rPr>
-        <w:hyperlink r:id="rId11" w:history="1">
+        <w:hyperlink r:id="rId10" w:history="1">
           <w:r>
             <w:rPr>
               <w:rStyle w:val="Hyperlink"/>
@@ -681,7 +681,7 @@
           <w:sz w:val="24"/>
           <w:u w:val="single"/>
         </w:rPr>
-        <w:hyperlink r:id="rId11" w:history="1">
+        <w:hyperlink r:id="rId10" w:history="1">
           <w:r>
             <w:rPr>
               <w:rStyle w:val="Hyperlink"/>
@@ -1059,71 +1059,7 @@
           <w:color w:val="000000"/>
           <w:sz w:val="24"/>
         </w:rPr>
-        <w:t>.In addition, the N</w:t>
-      </w:r>
-      <w:r>
-        <w:rPr>
-          <w:u w:val="single" w:color="0000ff"/>
-          <w:rFonts w:ascii="Charis SIL Regular" w:hAnsi="Charis SIL Regular" w:eastAsia="Charis SIL Regular"/>
-          <w:b w:val="0"/>
-          <w:i w:val="0"/>
-          <w:color w:val="000000"/>
-          <w:sz w:val="24"/>
-        </w:rPr>
-        <w:hyperlink r:id="rId12" w:history="1">
-          <w:r>
-            <w:rPr>
-              <w:rStyle w:val="Hyperlink"/>
-            </w:rPr>
-            <w:t>ational M</w:t>
-          </w:r>
-        </w:hyperlink>
-      </w:r>
-      <w:r>
-        <w:rPr>
-          <w:u w:val="single" w:color="0000ff"/>
-          <w:rFonts w:ascii="Charis SIL Regular" w:hAnsi="Charis SIL Regular" w:eastAsia="Charis SIL Regular"/>
-          <w:b w:val="0"/>
-          <w:i w:val="0"/>
-          <w:color w:val="000000"/>
-          <w:sz w:val="24"/>
-        </w:rPr>
-        <w:hyperlink r:id="rId12" w:history="1">
-          <w:r>
-            <w:rPr>
-              <w:rStyle w:val="Hyperlink"/>
-            </w:rPr>
-            <w:t>u</w:t>
-          </w:r>
-        </w:hyperlink>
-      </w:r>
-      <w:r>
-        <w:rPr>
-          <w:u w:val="single" w:color="0000ff"/>
-          <w:rFonts w:ascii="Charis SIL Regular" w:hAnsi="Charis SIL Regular" w:eastAsia="Charis SIL Regular"/>
-          <w:b w:val="0"/>
-          <w:i w:val="0"/>
-          <w:color w:val="000000"/>
-          <w:sz w:val="24"/>
-        </w:rPr>
-        <w:hyperlink r:id="rId12" w:history="1">
-          <w:r>
-            <w:rPr>
-              <w:rStyle w:val="Hyperlink"/>
-            </w:rPr>
-            <w:t>seum of Eth</w:t>
-          </w:r>
-        </w:hyperlink>
-      </w:r>
-      <w:r>
-        <w:rPr>
-          <w:rFonts w:ascii="Charis SIL Regular" w:hAnsi="Charis SIL Regular" w:eastAsia="Charis SIL Regular"/>
-          <w:b w:val="0"/>
-          <w:i w:val="0"/>
-          <w:color w:val="000000"/>
-          <w:sz w:val="24"/>
-        </w:rPr>
-        <w:t xml:space="preserve">nology </w:t>
+        <w:t xml:space="preserve">.In addition, the National Museum of Ethnology </w:t>
       </w:r>
       <w:r>
         <w:rPr>
@@ -1901,7 +1837,35 @@
           <w:color w:val="000000"/>
           <w:sz w:val="24"/>
         </w:rPr>
-        <w:t xml:space="preserve">that were transferred from the </w:t>
+        <w:t>that were transfe</w:t>
+      </w:r>
+      <w:r>
+        <w:rPr>
+          <w:u w:val="single" w:color="0000ff"/>
+          <w:rFonts w:ascii="Charis SIL Regular" w:hAnsi="Charis SIL Regular" w:eastAsia="Charis SIL Regular"/>
+          <w:b w:val="0"/>
+          <w:i w:val="0"/>
+          <w:color w:val="000000"/>
+          <w:sz w:val="24"/>
+        </w:rPr>
+        <w:hyperlink r:id="rId10" w:history="1">
+          <w:r>
+            <w:rPr>
+              <w:rStyle w:val="Hyperlink"/>
+            </w:rPr>
+            <w:t>rred from t</w:t>
+          </w:r>
+        </w:hyperlink>
+      </w:r>
+      <w:r>
+        <w:rPr>
+          <w:rFonts w:ascii="Charis SIL Regular" w:hAnsi="Charis SIL Regular" w:eastAsia="Charis SIL Regular"/>
+          <w:b w:val="0"/>
+          <w:i w:val="0"/>
+          <w:color w:val="000000"/>
+          <w:sz w:val="24"/>
+        </w:rPr>
+        <w:t xml:space="preserve">he </w:t>
       </w:r>
       <w:r>
         <w:rPr>

--- a/EXPORTS/DOCX/published/niveau3/English/WMLeiden.docx
+++ b/EXPORTS/DOCX/published/niveau3/English/WMLeiden.docx
@@ -1059,7 +1059,71 @@
           <w:color w:val="000000"/>
           <w:sz w:val="24"/>
         </w:rPr>
-        <w:t xml:space="preserve">.In addition, the National Museum of Ethnology </w:t>
+        <w:t>.In addition, the N</w:t>
+      </w:r>
+      <w:r>
+        <w:rPr>
+          <w:u w:val="single" w:color="0000ff"/>
+          <w:rFonts w:ascii="Charis SIL Regular" w:hAnsi="Charis SIL Regular" w:eastAsia="Charis SIL Regular"/>
+          <w:b w:val="0"/>
+          <w:i w:val="0"/>
+          <w:color w:val="000000"/>
+          <w:sz w:val="24"/>
+        </w:rPr>
+        <w:hyperlink r:id="rId12" w:history="1">
+          <w:r>
+            <w:rPr>
+              <w:rStyle w:val="Hyperlink"/>
+            </w:rPr>
+            <w:t>ational M</w:t>
+          </w:r>
+        </w:hyperlink>
+      </w:r>
+      <w:r>
+        <w:rPr>
+          <w:u w:val="single" w:color="0000ff"/>
+          <w:rFonts w:ascii="Charis SIL Regular" w:hAnsi="Charis SIL Regular" w:eastAsia="Charis SIL Regular"/>
+          <w:b w:val="0"/>
+          <w:i w:val="0"/>
+          <w:color w:val="000000"/>
+          <w:sz w:val="24"/>
+        </w:rPr>
+        <w:hyperlink r:id="rId12" w:history="1">
+          <w:r>
+            <w:rPr>
+              <w:rStyle w:val="Hyperlink"/>
+            </w:rPr>
+            <w:t>u</w:t>
+          </w:r>
+        </w:hyperlink>
+      </w:r>
+      <w:r>
+        <w:rPr>
+          <w:u w:val="single" w:color="0000ff"/>
+          <w:rFonts w:ascii="Charis SIL Regular" w:hAnsi="Charis SIL Regular" w:eastAsia="Charis SIL Regular"/>
+          <w:b w:val="0"/>
+          <w:i w:val="0"/>
+          <w:color w:val="000000"/>
+          <w:sz w:val="24"/>
+        </w:rPr>
+        <w:hyperlink r:id="rId12" w:history="1">
+          <w:r>
+            <w:rPr>
+              <w:rStyle w:val="Hyperlink"/>
+            </w:rPr>
+            <w:t>seum of Eth</w:t>
+          </w:r>
+        </w:hyperlink>
+      </w:r>
+      <w:r>
+        <w:rPr>
+          <w:rFonts w:ascii="Charis SIL Regular" w:hAnsi="Charis SIL Regular" w:eastAsia="Charis SIL Regular"/>
+          <w:b w:val="0"/>
+          <w:i w:val="0"/>
+          <w:color w:val="000000"/>
+          <w:sz w:val="24"/>
+        </w:rPr>
+        <w:t xml:space="preserve">nology </w:t>
       </w:r>
       <w:r>
         <w:rPr>
@@ -1347,61 +1411,7 @@
           <w:color w:val="000000"/>
           <w:sz w:val="24"/>
         </w:rPr>
-        <w:t xml:space="preserve"> who served for example with the Royal Dutch E</w:t>
-      </w:r>
-      <w:r>
-        <w:rPr>
-          <w:u w:val="single" w:color="0000ff"/>
-          <w:rFonts w:ascii="Charis SIL Regular" w:hAnsi="Charis SIL Regular" w:eastAsia="Charis SIL Regular"/>
-          <w:b w:val="0"/>
-          <w:i w:val="0"/>
-          <w:color w:val="000000"/>
-          <w:sz w:val="24"/>
-        </w:rPr>
-        <w:hyperlink r:id="rId13" w:history="1">
-          <w:r>
-            <w:rPr>
-              <w:rStyle w:val="Hyperlink"/>
-            </w:rPr>
-            <w:t>ast Indi</w:t>
-          </w:r>
-        </w:hyperlink>
-      </w:r>
-      <w:r>
-        <w:rPr>
-          <w:u w:val="single" w:color="0000ff"/>
-          <w:rFonts w:ascii="Charis SIL Regular" w:hAnsi="Charis SIL Regular" w:eastAsia="Charis SIL Regular"/>
-          <w:b w:val="0"/>
-          <w:i w:val="0"/>
-          <w:color w:val="000000"/>
-          <w:sz w:val="24"/>
-        </w:rPr>
-        <w:hyperlink r:id="rId13" w:history="1">
-          <w:r>
-            <w:rPr>
-              <w:rStyle w:val="Hyperlink"/>
-            </w:rPr>
-            <w:t>e</w:t>
-          </w:r>
-        </w:hyperlink>
-      </w:r>
-      <w:r>
-        <w:rPr>
-          <w:u w:val="single" w:color="0000ff"/>
-          <w:rFonts w:ascii="Charis SIL Regular" w:hAnsi="Charis SIL Regular" w:eastAsia="Charis SIL Regular"/>
-          <w:b w:val="0"/>
-          <w:i w:val="0"/>
-          <w:color w:val="000000"/>
-          <w:sz w:val="24"/>
-        </w:rPr>
-        <w:hyperlink r:id="rId13" w:history="1">
-          <w:r>
-            <w:rPr>
-              <w:rStyle w:val="Hyperlink"/>
-            </w:rPr>
-            <w:t>s Ar</w:t>
-          </w:r>
-        </w:hyperlink>
+        <w:t xml:space="preserve"> who served for example with the Royal Dutch East Indies Ar</w:t>
       </w:r>
       <w:r>
         <w:rPr>
@@ -1831,13 +1841,75 @@
       </w:r>
       <w:r>
         <w:rPr>
+          <w:u w:val="single" w:color="0000ff"/>
           <w:rFonts w:ascii="Charis SIL Regular" w:hAnsi="Charis SIL Regular" w:eastAsia="Charis SIL Regular"/>
           <w:b w:val="0"/>
           <w:i w:val="0"/>
           <w:color w:val="000000"/>
           <w:sz w:val="24"/>
         </w:rPr>
-        <w:t>that were transfe</w:t>
+        <w:hyperlink r:id="rId10" w:history="1">
+          <w:r>
+            <w:rPr>
+              <w:rStyle w:val="Hyperlink"/>
+            </w:rPr>
+            <w:t>that w</w:t>
+          </w:r>
+        </w:hyperlink>
+      </w:r>
+      <w:r>
+        <w:rPr>
+          <w:u w:val="single" w:color="0000ff"/>
+          <w:rFonts w:ascii="Charis SIL Regular" w:hAnsi="Charis SIL Regular" w:eastAsia="Charis SIL Regular"/>
+          <w:b w:val="0"/>
+          <w:i w:val="0"/>
+          <w:color w:val="000000"/>
+          <w:sz w:val="24"/>
+        </w:rPr>
+        <w:hyperlink r:id="rId10" w:history="1">
+          <w:r>
+            <w:rPr>
+              <w:rStyle w:val="Hyperlink"/>
+            </w:rPr>
+            <w:t>ere tran</w:t>
+          </w:r>
+        </w:hyperlink>
+      </w:r>
+      <w:r>
+        <w:rPr>
+          <w:u w:val="single" w:color="0000ff"/>
+          <w:rFonts w:ascii="Charis SIL Regular" w:hAnsi="Charis SIL Regular" w:eastAsia="Charis SIL Regular"/>
+          <w:b w:val="0"/>
+          <w:i w:val="0"/>
+          <w:color w:val="000000"/>
+          <w:sz w:val="24"/>
+        </w:rPr>
+        <w:hyperlink r:id="rId10" w:history="1">
+          <w:r>
+            <w:rPr>
+              <w:rStyle w:val="Hyperlink"/>
+            </w:rPr>
+            <w:t>s</w:t>
+          </w:r>
+        </w:hyperlink>
+      </w:r>
+      <w:r>
+        <w:rPr>
+          <w:u w:val="single" w:color="0000ff"/>
+          <w:rFonts w:ascii="Charis SIL Regular" w:hAnsi="Charis SIL Regular" w:eastAsia="Charis SIL Regular"/>
+          <w:b w:val="0"/>
+          <w:i w:val="0"/>
+          <w:color w:val="000000"/>
+          <w:sz w:val="24"/>
+        </w:rPr>
+        <w:hyperlink r:id="rId10" w:history="1">
+          <w:r>
+            <w:rPr>
+              <w:rStyle w:val="Hyperlink"/>
+            </w:rPr>
+            <w:t>fe</w:t>
+          </w:r>
+        </w:hyperlink>
       </w:r>
       <w:r>
         <w:rPr>

--- a/EXPORTS/DOCX/published/niveau3/English/WMLeiden.docx
+++ b/EXPORTS/DOCX/published/niveau3/English/WMLeiden.docx
@@ -587,7 +587,7 @@
           <w:sz w:val="24"/>
           <w:u w:val="single"/>
         </w:rPr>
-        <w:hyperlink r:id="rId10" w:history="1">
+        <w:hyperlink r:id="rId11" w:history="1">
           <w:r>
             <w:rPr>
               <w:rStyle w:val="Hyperlink"/>
@@ -605,7 +605,7 @@
           <w:sz w:val="24"/>
           <w:u w:val="single"/>
         </w:rPr>
-        <w:hyperlink r:id="rId10" w:history="1">
+        <w:hyperlink r:id="rId11" w:history="1">
           <w:r>
             <w:rPr>
               <w:rStyle w:val="Hyperlink"/>
@@ -634,7 +634,7 @@
           <w:sz w:val="24"/>
           <w:u w:val="single"/>
         </w:rPr>
-        <w:hyperlink r:id="rId10" w:history="1">
+        <w:hyperlink r:id="rId11" w:history="1">
           <w:r>
             <w:rPr>
               <w:rStyle w:val="Hyperlink"/>
@@ -663,7 +663,7 @@
           <w:sz w:val="24"/>
           <w:u w:val="single"/>
         </w:rPr>
-        <w:hyperlink r:id="rId10" w:history="1">
+        <w:hyperlink r:id="rId11" w:history="1">
           <w:r>
             <w:rPr>
               <w:rStyle w:val="Hyperlink"/>
@@ -1411,7 +1411,61 @@
           <w:color w:val="000000"/>
           <w:sz w:val="24"/>
         </w:rPr>
-        <w:t xml:space="preserve"> who served for example with the Royal Dutch East Indies Ar</w:t>
+        <w:t xml:space="preserve"> who served for example with the Royal Dutch E</w:t>
+      </w:r>
+      <w:r>
+        <w:rPr>
+          <w:u w:val="single" w:color="0000ff"/>
+          <w:rFonts w:ascii="Charis SIL Regular" w:hAnsi="Charis SIL Regular" w:eastAsia="Charis SIL Regular"/>
+          <w:b w:val="0"/>
+          <w:i w:val="0"/>
+          <w:color w:val="000000"/>
+          <w:sz w:val="24"/>
+        </w:rPr>
+        <w:hyperlink r:id="rId13" w:history="1">
+          <w:r>
+            <w:rPr>
+              <w:rStyle w:val="Hyperlink"/>
+            </w:rPr>
+            <w:t>ast Indi</w:t>
+          </w:r>
+        </w:hyperlink>
+      </w:r>
+      <w:r>
+        <w:rPr>
+          <w:u w:val="single" w:color="0000ff"/>
+          <w:rFonts w:ascii="Charis SIL Regular" w:hAnsi="Charis SIL Regular" w:eastAsia="Charis SIL Regular"/>
+          <w:b w:val="0"/>
+          <w:i w:val="0"/>
+          <w:color w:val="000000"/>
+          <w:sz w:val="24"/>
+        </w:rPr>
+        <w:hyperlink r:id="rId13" w:history="1">
+          <w:r>
+            <w:rPr>
+              <w:rStyle w:val="Hyperlink"/>
+            </w:rPr>
+            <w:t>e</w:t>
+          </w:r>
+        </w:hyperlink>
+      </w:r>
+      <w:r>
+        <w:rPr>
+          <w:u w:val="single" w:color="0000ff"/>
+          <w:rFonts w:ascii="Charis SIL Regular" w:hAnsi="Charis SIL Regular" w:eastAsia="Charis SIL Regular"/>
+          <w:b w:val="0"/>
+          <w:i w:val="0"/>
+          <w:color w:val="000000"/>
+          <w:sz w:val="24"/>
+        </w:rPr>
+        <w:hyperlink r:id="rId13" w:history="1">
+          <w:r>
+            <w:rPr>
+              <w:rStyle w:val="Hyperlink"/>
+            </w:rPr>
+            <w:t>s Ar</w:t>
+          </w:r>
+        </w:hyperlink>
       </w:r>
       <w:r>
         <w:rPr>
@@ -1859,85 +1913,13 @@
       </w:r>
       <w:r>
         <w:rPr>
-          <w:u w:val="single" w:color="0000ff"/>
           <w:rFonts w:ascii="Charis SIL Regular" w:hAnsi="Charis SIL Regular" w:eastAsia="Charis SIL Regular"/>
           <w:b w:val="0"/>
           <w:i w:val="0"/>
           <w:color w:val="000000"/>
           <w:sz w:val="24"/>
         </w:rPr>
-        <w:hyperlink r:id="rId10" w:history="1">
-          <w:r>
-            <w:rPr>
-              <w:rStyle w:val="Hyperlink"/>
-            </w:rPr>
-            <w:t>ere tran</w:t>
-          </w:r>
-        </w:hyperlink>
-      </w:r>
-      <w:r>
-        <w:rPr>
-          <w:u w:val="single" w:color="0000ff"/>
-          <w:rFonts w:ascii="Charis SIL Regular" w:hAnsi="Charis SIL Regular" w:eastAsia="Charis SIL Regular"/>
-          <w:b w:val="0"/>
-          <w:i w:val="0"/>
-          <w:color w:val="000000"/>
-          <w:sz w:val="24"/>
-        </w:rPr>
-        <w:hyperlink r:id="rId10" w:history="1">
-          <w:r>
-            <w:rPr>
-              <w:rStyle w:val="Hyperlink"/>
-            </w:rPr>
-            <w:t>s</w:t>
-          </w:r>
-        </w:hyperlink>
-      </w:r>
-      <w:r>
-        <w:rPr>
-          <w:u w:val="single" w:color="0000ff"/>
-          <w:rFonts w:ascii="Charis SIL Regular" w:hAnsi="Charis SIL Regular" w:eastAsia="Charis SIL Regular"/>
-          <w:b w:val="0"/>
-          <w:i w:val="0"/>
-          <w:color w:val="000000"/>
-          <w:sz w:val="24"/>
-        </w:rPr>
-        <w:hyperlink r:id="rId10" w:history="1">
-          <w:r>
-            <w:rPr>
-              <w:rStyle w:val="Hyperlink"/>
-            </w:rPr>
-            <w:t>fe</w:t>
-          </w:r>
-        </w:hyperlink>
-      </w:r>
-      <w:r>
-        <w:rPr>
-          <w:u w:val="single" w:color="0000ff"/>
-          <w:rFonts w:ascii="Charis SIL Regular" w:hAnsi="Charis SIL Regular" w:eastAsia="Charis SIL Regular"/>
-          <w:b w:val="0"/>
-          <w:i w:val="0"/>
-          <w:color w:val="000000"/>
-          <w:sz w:val="24"/>
-        </w:rPr>
-        <w:hyperlink r:id="rId10" w:history="1">
-          <w:r>
-            <w:rPr>
-              <w:rStyle w:val="Hyperlink"/>
-            </w:rPr>
-            <w:t>rred from t</w:t>
-          </w:r>
-        </w:hyperlink>
-      </w:r>
-      <w:r>
-        <w:rPr>
-          <w:rFonts w:ascii="Charis SIL Regular" w:hAnsi="Charis SIL Regular" w:eastAsia="Charis SIL Regular"/>
-          <w:b w:val="0"/>
-          <w:i w:val="0"/>
-          <w:color w:val="000000"/>
-          <w:sz w:val="24"/>
-        </w:rPr>
-        <w:t xml:space="preserve">he </w:t>
+        <w:t xml:space="preserve">ere transferred from the </w:t>
       </w:r>
       <w:r>
         <w:rPr>

--- a/EXPORTS/DOCX/published/niveau3/English/WMLeiden.docx
+++ b/EXPORTS/DOCX/published/niveau3/English/WMLeiden.docx
@@ -663,7 +663,7 @@
           <w:sz w:val="24"/>
           <w:u w:val="single"/>
         </w:rPr>
-        <w:hyperlink r:id="rId11" w:history="1">
+        <w:hyperlink r:id="rId10" w:history="1">
           <w:r>
             <w:rPr>
               <w:rStyle w:val="Hyperlink"/>
@@ -1127,21 +1127,13 @@
       </w:r>
       <w:r>
         <w:rPr>
-          <w:u w:val="single" w:color="0000ff"/>
           <w:rFonts w:ascii="Charis SIL Regular" w:hAnsi="Charis SIL Regular" w:eastAsia="Charis SIL Regular"/>
           <w:b w:val="0"/>
           <w:i w:val="0"/>
           <w:color w:val="000000"/>
           <w:sz w:val="24"/>
         </w:rPr>
-        <w:hyperlink r:id="rId12" w:history="1">
-          <w:r>
-            <w:rPr>
-              <w:rStyle w:val="Hyperlink"/>
-            </w:rPr>
-            <w:t xml:space="preserve">itself was an </w:t>
-          </w:r>
-        </w:hyperlink>
+        <w:t xml:space="preserve">itself was an </w:t>
       </w:r>
       <w:r>
         <w:rPr>
@@ -1895,6 +1887,16 @@
       </w:r>
       <w:r>
         <w:rPr>
+          <w:rFonts w:ascii="Charis SIL Regular" w:hAnsi="Charis SIL Regular" w:eastAsia="Charis SIL Regular"/>
+          <w:b w:val="0"/>
+          <w:i w:val="0"/>
+          <w:color w:val="000000"/>
+          <w:sz w:val="24"/>
+        </w:rPr>
+        <w:t>that were transfe</w:t>
+      </w:r>
+      <w:r>
+        <w:rPr>
           <w:u w:val="single" w:color="0000ff"/>
           <w:rFonts w:ascii="Charis SIL Regular" w:hAnsi="Charis SIL Regular" w:eastAsia="Charis SIL Regular"/>
           <w:b w:val="0"/>
@@ -1907,7 +1909,7 @@
             <w:rPr>
               <w:rStyle w:val="Hyperlink"/>
             </w:rPr>
-            <w:t>that w</w:t>
+            <w:t>rred from t</w:t>
           </w:r>
         </w:hyperlink>
       </w:r>
@@ -1919,7 +1921,7 @@
           <w:color w:val="000000"/>
           <w:sz w:val="24"/>
         </w:rPr>
-        <w:t xml:space="preserve">ere transferred from the </w:t>
+        <w:t xml:space="preserve">he </w:t>
       </w:r>
       <w:r>
         <w:rPr>

--- a/EXPORTS/DOCX/published/niveau3/English/WMLeiden.docx
+++ b/EXPORTS/DOCX/published/niveau3/English/WMLeiden.docx
@@ -634,7 +634,7 @@
           <w:sz w:val="24"/>
           <w:u w:val="single"/>
         </w:rPr>
-        <w:hyperlink r:id="rId11" w:history="1">
+        <w:hyperlink r:id="rId10" w:history="1">
           <w:r>
             <w:rPr>
               <w:rStyle w:val="Hyperlink"/>
@@ -663,7 +663,7 @@
           <w:sz w:val="24"/>
           <w:u w:val="single"/>
         </w:rPr>
-        <w:hyperlink r:id="rId10" w:history="1">
+        <w:hyperlink r:id="rId11" w:history="1">
           <w:r>
             <w:rPr>
               <w:rStyle w:val="Hyperlink"/>
@@ -681,7 +681,7 @@
           <w:sz w:val="24"/>
           <w:u w:val="single"/>
         </w:rPr>
-        <w:hyperlink r:id="rId10" w:history="1">
+        <w:hyperlink r:id="rId11" w:history="1">
           <w:r>
             <w:rPr>
               <w:rStyle w:val="Hyperlink"/>
@@ -1127,13 +1127,21 @@
       </w:r>
       <w:r>
         <w:rPr>
+          <w:u w:val="single" w:color="0000ff"/>
           <w:rFonts w:ascii="Charis SIL Regular" w:hAnsi="Charis SIL Regular" w:eastAsia="Charis SIL Regular"/>
           <w:b w:val="0"/>
           <w:i w:val="0"/>
           <w:color w:val="000000"/>
           <w:sz w:val="24"/>
         </w:rPr>
-        <w:t xml:space="preserve">itself was an </w:t>
+        <w:hyperlink r:id="rId12" w:history="1">
+          <w:r>
+            <w:rPr>
+              <w:rStyle w:val="Hyperlink"/>
+            </w:rPr>
+            <w:t xml:space="preserve">itself was an </w:t>
+          </w:r>
+        </w:hyperlink>
       </w:r>
       <w:r>
         <w:rPr>
@@ -1893,35 +1901,7 @@
           <w:color w:val="000000"/>
           <w:sz w:val="24"/>
         </w:rPr>
-        <w:t>that were transfe</w:t>
-      </w:r>
-      <w:r>
-        <w:rPr>
-          <w:u w:val="single" w:color="0000ff"/>
-          <w:rFonts w:ascii="Charis SIL Regular" w:hAnsi="Charis SIL Regular" w:eastAsia="Charis SIL Regular"/>
-          <w:b w:val="0"/>
-          <w:i w:val="0"/>
-          <w:color w:val="000000"/>
-          <w:sz w:val="24"/>
-        </w:rPr>
-        <w:hyperlink r:id="rId10" w:history="1">
-          <w:r>
-            <w:rPr>
-              <w:rStyle w:val="Hyperlink"/>
-            </w:rPr>
-            <w:t>rred from t</w:t>
-          </w:r>
-        </w:hyperlink>
-      </w:r>
-      <w:r>
-        <w:rPr>
-          <w:rFonts w:ascii="Charis SIL Regular" w:hAnsi="Charis SIL Regular" w:eastAsia="Charis SIL Regular"/>
-          <w:b w:val="0"/>
-          <w:i w:val="0"/>
-          <w:color w:val="000000"/>
-          <w:sz w:val="24"/>
-        </w:rPr>
-        <w:t xml:space="preserve">he </w:t>
+        <w:t xml:space="preserve">that were transferred from the </w:t>
       </w:r>
       <w:r>
         <w:rPr>

--- a/EXPORTS/DOCX/published/niveau3/English/WMLeiden.docx
+++ b/EXPORTS/DOCX/published/niveau3/English/WMLeiden.docx
@@ -558,7 +558,24 @@
           <w:color w:val="000000"/>
           <w:sz w:val="24"/>
         </w:rPr>
-        <w:t xml:space="preserve">of the collection of the </w:t>
+        <w:t>of the collection of t</w:t>
+      </w:r>
+      <w:r>
+        <w:rPr>
+          <w:rFonts w:ascii="Charis SIL Regular" w:hAnsi="Charis SIL Regular" w:eastAsia="Charis SIL Regular"/>
+          <w:b w:val="0"/>
+          <w:i w:val="0"/>
+          <w:color w:val="000000"/>
+          <w:sz w:val="24"/>
+        </w:rPr>
+        <w:hyperlink r:id="rId10" w:history="1">
+          <w:r>
+            <w:rPr>
+              <w:rStyle w:val="Hyperlink"/>
+            </w:rPr>
+            <w:t xml:space="preserve">he </w:t>
+          </w:r>
+        </w:hyperlink>
       </w:r>
       <w:r>
         <w:rPr>
@@ -569,7 +586,7 @@
           <w:sz w:val="24"/>
           <w:u w:val="single"/>
         </w:rPr>
-        <w:hyperlink r:id="rId11" w:history="1">
+        <w:hyperlink r:id="rId10" w:history="1">
           <w:r>
             <w:rPr>
               <w:rStyle w:val="Hyperlink"/>
@@ -587,7 +604,7 @@
           <w:sz w:val="24"/>
           <w:u w:val="single"/>
         </w:rPr>
-        <w:hyperlink r:id="rId11" w:history="1">
+        <w:hyperlink r:id="rId10" w:history="1">
           <w:r>
             <w:rPr>
               <w:rStyle w:val="Hyperlink"/>
@@ -605,7 +622,7 @@
           <w:sz w:val="24"/>
           <w:u w:val="single"/>
         </w:rPr>
-        <w:hyperlink r:id="rId11" w:history="1">
+        <w:hyperlink r:id="rId10" w:history="1">
           <w:r>
             <w:rPr>
               <w:rStyle w:val="Hyperlink"/>
@@ -1895,13 +1912,31 @@
       </w:r>
       <w:r>
         <w:rPr>
+          <w:u w:val="single" w:color="0000ff"/>
           <w:rFonts w:ascii="Charis SIL Regular" w:hAnsi="Charis SIL Regular" w:eastAsia="Charis SIL Regular"/>
           <w:b w:val="0"/>
           <w:i w:val="0"/>
           <w:color w:val="000000"/>
           <w:sz w:val="24"/>
         </w:rPr>
-        <w:t xml:space="preserve">that were transferred from the </w:t>
+        <w:hyperlink r:id="rId10" w:history="1">
+          <w:r>
+            <w:rPr>
+              <w:rStyle w:val="Hyperlink"/>
+            </w:rPr>
+            <w:t>that w</w:t>
+          </w:r>
+        </w:hyperlink>
+      </w:r>
+      <w:r>
+        <w:rPr>
+          <w:rFonts w:ascii="Charis SIL Regular" w:hAnsi="Charis SIL Regular" w:eastAsia="Charis SIL Regular"/>
+          <w:b w:val="0"/>
+          <w:i w:val="0"/>
+          <w:color w:val="000000"/>
+          <w:sz w:val="24"/>
+        </w:rPr>
+        <w:t xml:space="preserve">ere transferred from the </w:t>
       </w:r>
       <w:r>
         <w:rPr>

--- a/EXPORTS/DOCX/published/niveau3/English/WMLeiden.docx
+++ b/EXPORTS/DOCX/published/niveau3/English/WMLeiden.docx
@@ -562,6 +562,7 @@
       </w:r>
       <w:r>
         <w:rPr>
+          <w:u w:val="single" w:color="0000ff"/>
           <w:rFonts w:ascii="Charis SIL Regular" w:hAnsi="Charis SIL Regular" w:eastAsia="Charis SIL Regular"/>
           <w:b w:val="0"/>
           <w:i w:val="0"/>
@@ -586,7 +587,7 @@
           <w:sz w:val="24"/>
           <w:u w:val="single"/>
         </w:rPr>
-        <w:hyperlink r:id="rId10" w:history="1">
+        <w:hyperlink r:id="rId11" w:history="1">
           <w:r>
             <w:rPr>
               <w:rStyle w:val="Hyperlink"/>
@@ -604,7 +605,7 @@
           <w:sz w:val="24"/>
           <w:u w:val="single"/>
         </w:rPr>
-        <w:hyperlink r:id="rId10" w:history="1">
+        <w:hyperlink r:id="rId11" w:history="1">
           <w:r>
             <w:rPr>
               <w:rStyle w:val="Hyperlink"/>
@@ -622,7 +623,7 @@
           <w:sz w:val="24"/>
           <w:u w:val="single"/>
         </w:rPr>
-        <w:hyperlink r:id="rId10" w:history="1">
+        <w:hyperlink r:id="rId11" w:history="1">
           <w:r>
             <w:rPr>
               <w:rStyle w:val="Hyperlink"/>
@@ -651,7 +652,7 @@
           <w:sz w:val="24"/>
           <w:u w:val="single"/>
         </w:rPr>
-        <w:hyperlink r:id="rId10" w:history="1">
+        <w:hyperlink r:id="rId11" w:history="1">
           <w:r>
             <w:rPr>
               <w:rStyle w:val="Hyperlink"/>
@@ -698,7 +699,7 @@
           <w:sz w:val="24"/>
           <w:u w:val="single"/>
         </w:rPr>
-        <w:hyperlink r:id="rId11" w:history="1">
+        <w:hyperlink r:id="rId10" w:history="1">
           <w:r>
             <w:rPr>
               <w:rStyle w:val="Hyperlink"/>

--- a/EXPORTS/DOCX/published/niveau3/English/WMLeiden.docx
+++ b/EXPORTS/DOCX/published/niveau3/English/WMLeiden.docx
@@ -699,7 +699,7 @@
           <w:sz w:val="24"/>
           <w:u w:val="single"/>
         </w:rPr>
-        <w:hyperlink r:id="rId10" w:history="1">
+        <w:hyperlink r:id="rId11" w:history="1">
           <w:r>
             <w:rPr>
               <w:rStyle w:val="Hyperlink"/>
@@ -1913,31 +1913,13 @@
       </w:r>
       <w:r>
         <w:rPr>
-          <w:u w:val="single" w:color="0000ff"/>
           <w:rFonts w:ascii="Charis SIL Regular" w:hAnsi="Charis SIL Regular" w:eastAsia="Charis SIL Regular"/>
           <w:b w:val="0"/>
           <w:i w:val="0"/>
           <w:color w:val="000000"/>
           <w:sz w:val="24"/>
         </w:rPr>
-        <w:hyperlink r:id="rId10" w:history="1">
-          <w:r>
-            <w:rPr>
-              <w:rStyle w:val="Hyperlink"/>
-            </w:rPr>
-            <w:t>that w</w:t>
-          </w:r>
-        </w:hyperlink>
-      </w:r>
-      <w:r>
-        <w:rPr>
-          <w:rFonts w:ascii="Charis SIL Regular" w:hAnsi="Charis SIL Regular" w:eastAsia="Charis SIL Regular"/>
-          <w:b w:val="0"/>
-          <w:i w:val="0"/>
-          <w:color w:val="000000"/>
-          <w:sz w:val="24"/>
-        </w:rPr>
-        <w:t xml:space="preserve">ere transferred from the </w:t>
+        <w:t xml:space="preserve">that were transferred from the </w:t>
       </w:r>
       <w:r>
         <w:rPr>

--- a/EXPORTS/DOCX/published/niveau3/English/WMLeiden.docx
+++ b/EXPORTS/DOCX/published/niveau3/English/WMLeiden.docx
@@ -558,25 +558,7 @@
           <w:color w:val="000000"/>
           <w:sz w:val="24"/>
         </w:rPr>
-        <w:t>of the collection of t</w:t>
-      </w:r>
-      <w:r>
-        <w:rPr>
-          <w:u w:val="single" w:color="0000ff"/>
-          <w:rFonts w:ascii="Charis SIL Regular" w:hAnsi="Charis SIL Regular" w:eastAsia="Charis SIL Regular"/>
-          <w:b w:val="0"/>
-          <w:i w:val="0"/>
-          <w:color w:val="000000"/>
-          <w:sz w:val="24"/>
-        </w:rPr>
-        <w:hyperlink r:id="rId10" w:history="1">
-          <w:r>
-            <w:rPr>
-              <w:rStyle w:val="Hyperlink"/>
-            </w:rPr>
-            <w:t xml:space="preserve">he </w:t>
-          </w:r>
-        </w:hyperlink>
+        <w:t xml:space="preserve">of the collection of the </w:t>
       </w:r>
       <w:r>
         <w:rPr>
@@ -623,7 +605,7 @@
           <w:sz w:val="24"/>
           <w:u w:val="single"/>
         </w:rPr>
-        <w:hyperlink r:id="rId11" w:history="1">
+        <w:hyperlink r:id="rId10" w:history="1">
           <w:r>
             <w:rPr>
               <w:rStyle w:val="Hyperlink"/>
@@ -652,7 +634,7 @@
           <w:sz w:val="24"/>
           <w:u w:val="single"/>
         </w:rPr>
-        <w:hyperlink r:id="rId11" w:history="1">
+        <w:hyperlink r:id="rId10" w:history="1">
           <w:r>
             <w:rPr>
               <w:rStyle w:val="Hyperlink"/>
@@ -681,7 +663,7 @@
           <w:sz w:val="24"/>
           <w:u w:val="single"/>
         </w:rPr>
-        <w:hyperlink r:id="rId11" w:history="1">
+        <w:hyperlink r:id="rId10" w:history="1">
           <w:r>
             <w:rPr>
               <w:rStyle w:val="Hyperlink"/>
@@ -699,7 +681,7 @@
           <w:sz w:val="24"/>
           <w:u w:val="single"/>
         </w:rPr>
-        <w:hyperlink r:id="rId11" w:history="1">
+        <w:hyperlink r:id="rId10" w:history="1">
           <w:r>
             <w:rPr>
               <w:rStyle w:val="Hyperlink"/>
@@ -1145,21 +1127,13 @@
       </w:r>
       <w:r>
         <w:rPr>
-          <w:u w:val="single" w:color="0000ff"/>
           <w:rFonts w:ascii="Charis SIL Regular" w:hAnsi="Charis SIL Regular" w:eastAsia="Charis SIL Regular"/>
           <w:b w:val="0"/>
           <w:i w:val="0"/>
           <w:color w:val="000000"/>
           <w:sz w:val="24"/>
         </w:rPr>
-        <w:hyperlink r:id="rId12" w:history="1">
-          <w:r>
-            <w:rPr>
-              <w:rStyle w:val="Hyperlink"/>
-            </w:rPr>
-            <w:t xml:space="preserve">itself was an </w:t>
-          </w:r>
-        </w:hyperlink>
+        <w:t xml:space="preserve">itself was an </w:t>
       </w:r>
       <w:r>
         <w:rPr>
@@ -1919,7 +1893,35 @@
           <w:color w:val="000000"/>
           <w:sz w:val="24"/>
         </w:rPr>
-        <w:t xml:space="preserve">that were transferred from the </w:t>
+        <w:t>that were transfe</w:t>
+      </w:r>
+      <w:r>
+        <w:rPr>
+          <w:u w:val="single" w:color="0000ff"/>
+          <w:rFonts w:ascii="Charis SIL Regular" w:hAnsi="Charis SIL Regular" w:eastAsia="Charis SIL Regular"/>
+          <w:b w:val="0"/>
+          <w:i w:val="0"/>
+          <w:color w:val="000000"/>
+          <w:sz w:val="24"/>
+        </w:rPr>
+        <w:hyperlink r:id="rId10" w:history="1">
+          <w:r>
+            <w:rPr>
+              <w:rStyle w:val="Hyperlink"/>
+            </w:rPr>
+            <w:t>rred from t</w:t>
+          </w:r>
+        </w:hyperlink>
+      </w:r>
+      <w:r>
+        <w:rPr>
+          <w:rFonts w:ascii="Charis SIL Regular" w:hAnsi="Charis SIL Regular" w:eastAsia="Charis SIL Regular"/>
+          <w:b w:val="0"/>
+          <w:i w:val="0"/>
+          <w:color w:val="000000"/>
+          <w:sz w:val="24"/>
+        </w:rPr>
+        <w:t xml:space="preserve">he </w:t>
       </w:r>
       <w:r>
         <w:rPr>

--- a/EXPORTS/DOCX/published/niveau3/English/WMLeiden.docx
+++ b/EXPORTS/DOCX/published/niveau3/English/WMLeiden.docx
@@ -569,108 +569,7 @@
           <w:sz w:val="24"/>
           <w:u w:val="single"/>
         </w:rPr>
-        <w:hyperlink r:id="rId11" w:history="1">
-          <w:r>
-            <w:rPr>
-              <w:rStyle w:val="Hyperlink"/>
-            </w:rPr>
-            <w:t>Mu</w:t>
-          </w:r>
-        </w:hyperlink>
-      </w:r>
-      <w:r>
-        <w:rPr>
-          <w:rFonts w:ascii="Charis SIL Regular" w:hAnsi="Charis SIL Regular" w:eastAsia="Charis SIL Regular"/>
-          <w:b w:val="0"/>
-          <w:i w:val="0"/>
-          <w:color w:val="0000FF"/>
-          <w:sz w:val="24"/>
-          <w:u w:val="single"/>
-        </w:rPr>
-        <w:hyperlink r:id="rId11" w:history="1">
-          <w:r>
-            <w:rPr>
-              <w:rStyle w:val="Hyperlink"/>
-            </w:rPr>
-            <w:t>s</w:t>
-          </w:r>
-        </w:hyperlink>
-      </w:r>
-      <w:r>
-        <w:rPr>
-          <w:rFonts w:ascii="Charis SIL Regular" w:hAnsi="Charis SIL Regular" w:eastAsia="Charis SIL Regular"/>
-          <w:b w:val="0"/>
-          <w:i w:val="0"/>
-          <w:color w:val="0000FF"/>
-          <w:sz w:val="24"/>
-          <w:u w:val="single"/>
-        </w:rPr>
-        <w:hyperlink r:id="rId10" w:history="1">
-          <w:r>
-            <w:rPr>
-              <w:rStyle w:val="Hyperlink"/>
-            </w:rPr>
-            <w:t>eum</w:t>
-          </w:r>
-        </w:hyperlink>
-      </w:r>
-      <w:r>
-        <w:rPr>
-          <w:rFonts w:ascii="Charis SIL Regular" w:hAnsi="Charis SIL Regular" w:eastAsia="Charis SIL Regular"/>
-          <w:b w:val="0"/>
-          <w:i w:val="0"/>
-          <w:color w:val="0000FF"/>
-          <w:sz w:val="24"/>
-          <w:u w:val="single"/>
-        </w:rPr>
-        <w:t xml:space="preserve"> </w:t>
-      </w:r>
-      <w:r>
-        <w:rPr>
-          <w:rFonts w:ascii="Charis SIL Regular" w:hAnsi="Charis SIL Regular" w:eastAsia="Charis SIL Regular"/>
-          <w:b w:val="0"/>
-          <w:i w:val="0"/>
-          <w:color w:val="0000FF"/>
-          <w:sz w:val="24"/>
-          <w:u w:val="single"/>
-        </w:rPr>
-        <w:hyperlink r:id="rId10" w:history="1">
-          <w:r>
-            <w:rPr>
-              <w:rStyle w:val="Hyperlink"/>
-            </w:rPr>
-            <w:t>of</w:t>
-          </w:r>
-        </w:hyperlink>
-      </w:r>
-      <w:r>
-        <w:rPr>
-          <w:rFonts w:ascii="Charis SIL Regular" w:hAnsi="Charis SIL Regular" w:eastAsia="Charis SIL Regular"/>
-          <w:b w:val="0"/>
-          <w:i w:val="0"/>
-          <w:color w:val="0000FF"/>
-          <w:sz w:val="24"/>
-          <w:u w:val="single"/>
-        </w:rPr>
-        <w:t xml:space="preserve"> </w:t>
-      </w:r>
-      <w:r>
-        <w:rPr>
-          <w:rFonts w:ascii="Charis SIL Regular" w:hAnsi="Charis SIL Regular" w:eastAsia="Charis SIL Regular"/>
-          <w:b w:val="0"/>
-          <w:i w:val="0"/>
-          <w:color w:val="0000FF"/>
-          <w:sz w:val="24"/>
-          <w:u w:val="single"/>
-        </w:rPr>
-        <w:hyperlink r:id="rId10" w:history="1">
-          <w:r>
-            <w:rPr>
-              <w:rStyle w:val="Hyperlink"/>
-            </w:rPr>
-            <w:t>An</w:t>
-          </w:r>
-        </w:hyperlink>
+        <w:t>Museum of An</w:t>
       </w:r>
       <w:r>
         <w:rPr>
@@ -1127,13 +1026,21 @@
       </w:r>
       <w:r>
         <w:rPr>
+          <w:u w:val="single" w:color="0000ff"/>
           <w:rFonts w:ascii="Charis SIL Regular" w:hAnsi="Charis SIL Regular" w:eastAsia="Charis SIL Regular"/>
           <w:b w:val="0"/>
           <w:i w:val="0"/>
           <w:color w:val="000000"/>
           <w:sz w:val="24"/>
         </w:rPr>
-        <w:t xml:space="preserve">itself was an </w:t>
+        <w:hyperlink r:id="rId12" w:history="1">
+          <w:r>
+            <w:rPr>
+              <w:rStyle w:val="Hyperlink"/>
+            </w:rPr>
+            <w:t xml:space="preserve">itself was an </w:t>
+          </w:r>
+        </w:hyperlink>
       </w:r>
       <w:r>
         <w:rPr>
@@ -1887,16 +1794,6 @@
       </w:r>
       <w:r>
         <w:rPr>
-          <w:rFonts w:ascii="Charis SIL Regular" w:hAnsi="Charis SIL Regular" w:eastAsia="Charis SIL Regular"/>
-          <w:b w:val="0"/>
-          <w:i w:val="0"/>
-          <w:color w:val="000000"/>
-          <w:sz w:val="24"/>
-        </w:rPr>
-        <w:t>that were transfe</w:t>
-      </w:r>
-      <w:r>
-        <w:rPr>
           <w:u w:val="single" w:color="0000ff"/>
           <w:rFonts w:ascii="Charis SIL Regular" w:hAnsi="Charis SIL Regular" w:eastAsia="Charis SIL Regular"/>
           <w:b w:val="0"/>
@@ -1909,7 +1806,7 @@
             <w:rPr>
               <w:rStyle w:val="Hyperlink"/>
             </w:rPr>
-            <w:t>rred from t</w:t>
+            <w:t>that w</w:t>
           </w:r>
         </w:hyperlink>
       </w:r>
@@ -1921,7 +1818,7 @@
           <w:color w:val="000000"/>
           <w:sz w:val="24"/>
         </w:rPr>
-        <w:t xml:space="preserve">he </w:t>
+        <w:t xml:space="preserve">ere transferred from the </w:t>
       </w:r>
       <w:r>
         <w:rPr>

--- a/EXPORTS/DOCX/published/niveau3/English/WMLeiden.docx
+++ b/EXPORTS/DOCX/published/niveau3/English/WMLeiden.docx
@@ -569,7 +569,108 @@
           <w:sz w:val="24"/>
           <w:u w:val="single"/>
         </w:rPr>
-        <w:t>Museum of An</w:t>
+        <w:hyperlink r:id="rId11" w:history="1">
+          <w:r>
+            <w:rPr>
+              <w:rStyle w:val="Hyperlink"/>
+            </w:rPr>
+            <w:t>Mu</w:t>
+          </w:r>
+        </w:hyperlink>
+      </w:r>
+      <w:r>
+        <w:rPr>
+          <w:rFonts w:ascii="Charis SIL Regular" w:hAnsi="Charis SIL Regular" w:eastAsia="Charis SIL Regular"/>
+          <w:b w:val="0"/>
+          <w:i w:val="0"/>
+          <w:color w:val="0000FF"/>
+          <w:sz w:val="24"/>
+          <w:u w:val="single"/>
+        </w:rPr>
+        <w:hyperlink r:id="rId11" w:history="1">
+          <w:r>
+            <w:rPr>
+              <w:rStyle w:val="Hyperlink"/>
+            </w:rPr>
+            <w:t>s</w:t>
+          </w:r>
+        </w:hyperlink>
+      </w:r>
+      <w:r>
+        <w:rPr>
+          <w:rFonts w:ascii="Charis SIL Regular" w:hAnsi="Charis SIL Regular" w:eastAsia="Charis SIL Regular"/>
+          <w:b w:val="0"/>
+          <w:i w:val="0"/>
+          <w:color w:val="0000FF"/>
+          <w:sz w:val="24"/>
+          <w:u w:val="single"/>
+        </w:rPr>
+        <w:hyperlink r:id="rId11" w:history="1">
+          <w:r>
+            <w:rPr>
+              <w:rStyle w:val="Hyperlink"/>
+            </w:rPr>
+            <w:t>eum</w:t>
+          </w:r>
+        </w:hyperlink>
+      </w:r>
+      <w:r>
+        <w:rPr>
+          <w:rFonts w:ascii="Charis SIL Regular" w:hAnsi="Charis SIL Regular" w:eastAsia="Charis SIL Regular"/>
+          <w:b w:val="0"/>
+          <w:i w:val="0"/>
+          <w:color w:val="0000FF"/>
+          <w:sz w:val="24"/>
+          <w:u w:val="single"/>
+        </w:rPr>
+        <w:t xml:space="preserve"> </w:t>
+      </w:r>
+      <w:r>
+        <w:rPr>
+          <w:rFonts w:ascii="Charis SIL Regular" w:hAnsi="Charis SIL Regular" w:eastAsia="Charis SIL Regular"/>
+          <w:b w:val="0"/>
+          <w:i w:val="0"/>
+          <w:color w:val="0000FF"/>
+          <w:sz w:val="24"/>
+          <w:u w:val="single"/>
+        </w:rPr>
+        <w:hyperlink r:id="rId11" w:history="1">
+          <w:r>
+            <w:rPr>
+              <w:rStyle w:val="Hyperlink"/>
+            </w:rPr>
+            <w:t>of</w:t>
+          </w:r>
+        </w:hyperlink>
+      </w:r>
+      <w:r>
+        <w:rPr>
+          <w:rFonts w:ascii="Charis SIL Regular" w:hAnsi="Charis SIL Regular" w:eastAsia="Charis SIL Regular"/>
+          <w:b w:val="0"/>
+          <w:i w:val="0"/>
+          <w:color w:val="0000FF"/>
+          <w:sz w:val="24"/>
+          <w:u w:val="single"/>
+        </w:rPr>
+        <w:t xml:space="preserve"> </w:t>
+      </w:r>
+      <w:r>
+        <w:rPr>
+          <w:rFonts w:ascii="Charis SIL Regular" w:hAnsi="Charis SIL Regular" w:eastAsia="Charis SIL Regular"/>
+          <w:b w:val="0"/>
+          <w:i w:val="0"/>
+          <w:color w:val="0000FF"/>
+          <w:sz w:val="24"/>
+          <w:u w:val="single"/>
+        </w:rPr>
+        <w:hyperlink r:id="rId11" w:history="1">
+          <w:r>
+            <w:rPr>
+              <w:rStyle w:val="Hyperlink"/>
+            </w:rPr>
+            <w:t>An</w:t>
+          </w:r>
+        </w:hyperlink>
       </w:r>
       <w:r>
         <w:rPr>
@@ -1026,75 +1127,13 @@
       </w:r>
       <w:r>
         <w:rPr>
-          <w:u w:val="single" w:color="0000ff"/>
           <w:rFonts w:ascii="Charis SIL Regular" w:hAnsi="Charis SIL Regular" w:eastAsia="Charis SIL Regular"/>
           <w:b w:val="0"/>
           <w:i w:val="0"/>
           <w:color w:val="000000"/>
           <w:sz w:val="24"/>
         </w:rPr>
-        <w:hyperlink r:id="rId12" w:history="1">
-          <w:r>
-            <w:rPr>
-              <w:rStyle w:val="Hyperlink"/>
-            </w:rPr>
-            <w:t xml:space="preserve">itself was an </w:t>
-          </w:r>
-        </w:hyperlink>
-      </w:r>
-      <w:r>
-        <w:rPr>
-          <w:u w:val="single" w:color="0000ff"/>
-          <w:rFonts w:ascii="Charis SIL Regular" w:hAnsi="Charis SIL Regular" w:eastAsia="Charis SIL Regular"/>
-          <w:b w:val="0"/>
-          <w:i w:val="0"/>
-          <w:color w:val="000000"/>
-          <w:sz w:val="24"/>
-        </w:rPr>
-        <w:hyperlink r:id="rId12" w:history="1">
-          <w:r>
-            <w:rPr>
-              <w:rStyle w:val="Hyperlink"/>
-            </w:rPr>
-            <w:t>acti</w:t>
-          </w:r>
-        </w:hyperlink>
-      </w:r>
-      <w:r>
-        <w:rPr>
-          <w:u w:val="single" w:color="0000ff"/>
-          <w:rFonts w:ascii="Charis SIL Regular" w:hAnsi="Charis SIL Regular" w:eastAsia="Charis SIL Regular"/>
-          <w:b w:val="0"/>
-          <w:i w:val="0"/>
-          <w:color w:val="000000"/>
-          <w:sz w:val="24"/>
-        </w:rPr>
-        <w:hyperlink r:id="rId12" w:history="1">
-          <w:r>
-            <w:rPr>
-              <w:rStyle w:val="Hyperlink"/>
-            </w:rPr>
-            <w:t>v</w:t>
-          </w:r>
-        </w:hyperlink>
-      </w:r>
-      <w:r>
-        <w:rPr>
-          <w:u w:val="single" w:color="0000ff"/>
-          <w:rFonts w:ascii="Charis SIL Regular" w:hAnsi="Charis SIL Regular" w:eastAsia="Charis SIL Regular"/>
-          <w:b w:val="0"/>
-          <w:i w:val="0"/>
-          <w:color w:val="000000"/>
-          <w:sz w:val="24"/>
-        </w:rPr>
-        <w:hyperlink r:id="rId12" w:history="1">
-          <w:r>
-            <w:rPr>
-              <w:rStyle w:val="Hyperlink"/>
-            </w:rPr>
-            <w:t xml:space="preserve">e buyer </w:t>
-          </w:r>
-        </w:hyperlink>
+        <w:t xml:space="preserve">itself was an active buyer </w:t>
       </w:r>
       <w:r>
         <w:rPr>
@@ -1794,31 +1833,13 @@
       </w:r>
       <w:r>
         <w:rPr>
-          <w:u w:val="single" w:color="0000ff"/>
           <w:rFonts w:ascii="Charis SIL Regular" w:hAnsi="Charis SIL Regular" w:eastAsia="Charis SIL Regular"/>
           <w:b w:val="0"/>
           <w:i w:val="0"/>
           <w:color w:val="000000"/>
           <w:sz w:val="24"/>
         </w:rPr>
-        <w:hyperlink r:id="rId10" w:history="1">
-          <w:r>
-            <w:rPr>
-              <w:rStyle w:val="Hyperlink"/>
-            </w:rPr>
-            <w:t>that w</w:t>
-          </w:r>
-        </w:hyperlink>
-      </w:r>
-      <w:r>
-        <w:rPr>
-          <w:rFonts w:ascii="Charis SIL Regular" w:hAnsi="Charis SIL Regular" w:eastAsia="Charis SIL Regular"/>
-          <w:b w:val="0"/>
-          <w:i w:val="0"/>
-          <w:color w:val="000000"/>
-          <w:sz w:val="24"/>
-        </w:rPr>
-        <w:t xml:space="preserve">ere transferred from the </w:t>
+        <w:t xml:space="preserve">that were transferred from the </w:t>
       </w:r>
       <w:r>
         <w:rPr>

--- a/EXPORTS/DOCX/published/niveau3/English/WMLeiden.docx
+++ b/EXPORTS/DOCX/published/niveau3/English/WMLeiden.docx
@@ -605,7 +605,7 @@
           <w:sz w:val="24"/>
           <w:u w:val="single"/>
         </w:rPr>
-        <w:hyperlink r:id="rId11" w:history="1">
+        <w:hyperlink r:id="rId10" w:history="1">
           <w:r>
             <w:rPr>
               <w:rStyle w:val="Hyperlink"/>
@@ -634,7 +634,7 @@
           <w:sz w:val="24"/>
           <w:u w:val="single"/>
         </w:rPr>
-        <w:hyperlink r:id="rId11" w:history="1">
+        <w:hyperlink r:id="rId10" w:history="1">
           <w:r>
             <w:rPr>
               <w:rStyle w:val="Hyperlink"/>
@@ -663,7 +663,7 @@
           <w:sz w:val="24"/>
           <w:u w:val="single"/>
         </w:rPr>
-        <w:hyperlink r:id="rId11" w:history="1">
+        <w:hyperlink r:id="rId10" w:history="1">
           <w:r>
             <w:rPr>
               <w:rStyle w:val="Hyperlink"/>
@@ -1133,7 +1133,61 @@
           <w:color w:val="000000"/>
           <w:sz w:val="24"/>
         </w:rPr>
-        <w:t xml:space="preserve">itself was an active buyer </w:t>
+        <w:t xml:space="preserve">itself was an </w:t>
+      </w:r>
+      <w:r>
+        <w:rPr>
+          <w:u w:val="single" w:color="0000ff"/>
+          <w:rFonts w:ascii="Charis SIL Regular" w:hAnsi="Charis SIL Regular" w:eastAsia="Charis SIL Regular"/>
+          <w:b w:val="0"/>
+          <w:i w:val="0"/>
+          <w:color w:val="000000"/>
+          <w:sz w:val="24"/>
+        </w:rPr>
+        <w:hyperlink r:id="rId12" w:history="1">
+          <w:r>
+            <w:rPr>
+              <w:rStyle w:val="Hyperlink"/>
+            </w:rPr>
+            <w:t>acti</w:t>
+          </w:r>
+        </w:hyperlink>
+      </w:r>
+      <w:r>
+        <w:rPr>
+          <w:u w:val="single" w:color="0000ff"/>
+          <w:rFonts w:ascii="Charis SIL Regular" w:hAnsi="Charis SIL Regular" w:eastAsia="Charis SIL Regular"/>
+          <w:b w:val="0"/>
+          <w:i w:val="0"/>
+          <w:color w:val="000000"/>
+          <w:sz w:val="24"/>
+        </w:rPr>
+        <w:hyperlink r:id="rId12" w:history="1">
+          <w:r>
+            <w:rPr>
+              <w:rStyle w:val="Hyperlink"/>
+            </w:rPr>
+            <w:t>v</w:t>
+          </w:r>
+        </w:hyperlink>
+      </w:r>
+      <w:r>
+        <w:rPr>
+          <w:u w:val="single" w:color="0000ff"/>
+          <w:rFonts w:ascii="Charis SIL Regular" w:hAnsi="Charis SIL Regular" w:eastAsia="Charis SIL Regular"/>
+          <w:b w:val="0"/>
+          <w:i w:val="0"/>
+          <w:color w:val="000000"/>
+          <w:sz w:val="24"/>
+        </w:rPr>
+        <w:hyperlink r:id="rId12" w:history="1">
+          <w:r>
+            <w:rPr>
+              <w:rStyle w:val="Hyperlink"/>
+            </w:rPr>
+            <w:t xml:space="preserve">e buyer </w:t>
+          </w:r>
+        </w:hyperlink>
       </w:r>
       <w:r>
         <w:rPr>
@@ -1839,7 +1893,35 @@
           <w:color w:val="000000"/>
           <w:sz w:val="24"/>
         </w:rPr>
-        <w:t xml:space="preserve">that were transferred from the </w:t>
+        <w:t>that were transfe</w:t>
+      </w:r>
+      <w:r>
+        <w:rPr>
+          <w:u w:val="single" w:color="0000ff"/>
+          <w:rFonts w:ascii="Charis SIL Regular" w:hAnsi="Charis SIL Regular" w:eastAsia="Charis SIL Regular"/>
+          <w:b w:val="0"/>
+          <w:i w:val="0"/>
+          <w:color w:val="000000"/>
+          <w:sz w:val="24"/>
+        </w:rPr>
+        <w:hyperlink r:id="rId10" w:history="1">
+          <w:r>
+            <w:rPr>
+              <w:rStyle w:val="Hyperlink"/>
+            </w:rPr>
+            <w:t>rred from t</w:t>
+          </w:r>
+        </w:hyperlink>
+      </w:r>
+      <w:r>
+        <w:rPr>
+          <w:rFonts w:ascii="Charis SIL Regular" w:hAnsi="Charis SIL Regular" w:eastAsia="Charis SIL Regular"/>
+          <w:b w:val="0"/>
+          <w:i w:val="0"/>
+          <w:color w:val="000000"/>
+          <w:sz w:val="24"/>
+        </w:rPr>
+        <w:t xml:space="preserve">he </w:t>
       </w:r>
       <w:r>
         <w:rPr>

--- a/EXPORTS/DOCX/published/niveau3/English/WMLeiden.docx
+++ b/EXPORTS/DOCX/published/niveau3/English/WMLeiden.docx
@@ -587,7 +587,7 @@
           <w:sz w:val="24"/>
           <w:u w:val="single"/>
         </w:rPr>
-        <w:hyperlink r:id="rId11" w:history="1">
+        <w:hyperlink r:id="rId10" w:history="1">
           <w:r>
             <w:rPr>
               <w:rStyle w:val="Hyperlink"/>
@@ -1059,7 +1059,7 @@
           <w:color w:val="000000"/>
           <w:sz w:val="24"/>
         </w:rPr>
-        <w:t>.In addition, the N</w:t>
+        <w:t xml:space="preserve">.In addition, the National Museum of Ethnology </w:t>
       </w:r>
       <w:r>
         <w:rPr>
@@ -1075,65 +1075,9 @@
             <w:rPr>
               <w:rStyle w:val="Hyperlink"/>
             </w:rPr>
-            <w:t>ational M</w:t>
+            <w:t xml:space="preserve">itself was an </w:t>
           </w:r>
         </w:hyperlink>
-      </w:r>
-      <w:r>
-        <w:rPr>
-          <w:u w:val="single" w:color="0000ff"/>
-          <w:rFonts w:ascii="Charis SIL Regular" w:hAnsi="Charis SIL Regular" w:eastAsia="Charis SIL Regular"/>
-          <w:b w:val="0"/>
-          <w:i w:val="0"/>
-          <w:color w:val="000000"/>
-          <w:sz w:val="24"/>
-        </w:rPr>
-        <w:hyperlink r:id="rId12" w:history="1">
-          <w:r>
-            <w:rPr>
-              <w:rStyle w:val="Hyperlink"/>
-            </w:rPr>
-            <w:t>u</w:t>
-          </w:r>
-        </w:hyperlink>
-      </w:r>
-      <w:r>
-        <w:rPr>
-          <w:u w:val="single" w:color="0000ff"/>
-          <w:rFonts w:ascii="Charis SIL Regular" w:hAnsi="Charis SIL Regular" w:eastAsia="Charis SIL Regular"/>
-          <w:b w:val="0"/>
-          <w:i w:val="0"/>
-          <w:color w:val="000000"/>
-          <w:sz w:val="24"/>
-        </w:rPr>
-        <w:hyperlink r:id="rId12" w:history="1">
-          <w:r>
-            <w:rPr>
-              <w:rStyle w:val="Hyperlink"/>
-            </w:rPr>
-            <w:t>seum of Eth</w:t>
-          </w:r>
-        </w:hyperlink>
-      </w:r>
-      <w:r>
-        <w:rPr>
-          <w:rFonts w:ascii="Charis SIL Regular" w:hAnsi="Charis SIL Regular" w:eastAsia="Charis SIL Regular"/>
-          <w:b w:val="0"/>
-          <w:i w:val="0"/>
-          <w:color w:val="000000"/>
-          <w:sz w:val="24"/>
-        </w:rPr>
-        <w:t xml:space="preserve">nology </w:t>
-      </w:r>
-      <w:r>
-        <w:rPr>
-          <w:rFonts w:ascii="Charis SIL Regular" w:hAnsi="Charis SIL Regular" w:eastAsia="Charis SIL Regular"/>
-          <w:b w:val="0"/>
-          <w:i w:val="0"/>
-          <w:color w:val="000000"/>
-          <w:sz w:val="24"/>
-        </w:rPr>
-        <w:t xml:space="preserve">itself was an </w:t>
       </w:r>
       <w:r>
         <w:rPr>
@@ -1887,13 +1831,75 @@
       </w:r>
       <w:r>
         <w:rPr>
+          <w:u w:val="single" w:color="0000ff"/>
           <w:rFonts w:ascii="Charis SIL Regular" w:hAnsi="Charis SIL Regular" w:eastAsia="Charis SIL Regular"/>
           <w:b w:val="0"/>
           <w:i w:val="0"/>
           <w:color w:val="000000"/>
           <w:sz w:val="24"/>
         </w:rPr>
-        <w:t>that were transfe</w:t>
+        <w:hyperlink r:id="rId10" w:history="1">
+          <w:r>
+            <w:rPr>
+              <w:rStyle w:val="Hyperlink"/>
+            </w:rPr>
+            <w:t>that w</w:t>
+          </w:r>
+        </w:hyperlink>
+      </w:r>
+      <w:r>
+        <w:rPr>
+          <w:u w:val="single" w:color="0000ff"/>
+          <w:rFonts w:ascii="Charis SIL Regular" w:hAnsi="Charis SIL Regular" w:eastAsia="Charis SIL Regular"/>
+          <w:b w:val="0"/>
+          <w:i w:val="0"/>
+          <w:color w:val="000000"/>
+          <w:sz w:val="24"/>
+        </w:rPr>
+        <w:hyperlink r:id="rId10" w:history="1">
+          <w:r>
+            <w:rPr>
+              <w:rStyle w:val="Hyperlink"/>
+            </w:rPr>
+            <w:t>ere tran</w:t>
+          </w:r>
+        </w:hyperlink>
+      </w:r>
+      <w:r>
+        <w:rPr>
+          <w:u w:val="single" w:color="0000ff"/>
+          <w:rFonts w:ascii="Charis SIL Regular" w:hAnsi="Charis SIL Regular" w:eastAsia="Charis SIL Regular"/>
+          <w:b w:val="0"/>
+          <w:i w:val="0"/>
+          <w:color w:val="000000"/>
+          <w:sz w:val="24"/>
+        </w:rPr>
+        <w:hyperlink r:id="rId10" w:history="1">
+          <w:r>
+            <w:rPr>
+              <w:rStyle w:val="Hyperlink"/>
+            </w:rPr>
+            <w:t>s</w:t>
+          </w:r>
+        </w:hyperlink>
+      </w:r>
+      <w:r>
+        <w:rPr>
+          <w:u w:val="single" w:color="0000ff"/>
+          <w:rFonts w:ascii="Charis SIL Regular" w:hAnsi="Charis SIL Regular" w:eastAsia="Charis SIL Regular"/>
+          <w:b w:val="0"/>
+          <w:i w:val="0"/>
+          <w:color w:val="000000"/>
+          <w:sz w:val="24"/>
+        </w:rPr>
+        <w:hyperlink r:id="rId10" w:history="1">
+          <w:r>
+            <w:rPr>
+              <w:rStyle w:val="Hyperlink"/>
+            </w:rPr>
+            <w:t>fe</w:t>
+          </w:r>
+        </w:hyperlink>
       </w:r>
       <w:r>
         <w:rPr>

--- a/EXPORTS/DOCX/published/niveau3/English/WMLeiden.docx
+++ b/EXPORTS/DOCX/published/niveau3/English/WMLeiden.docx
@@ -558,7 +558,24 @@
           <w:color w:val="000000"/>
           <w:sz w:val="24"/>
         </w:rPr>
-        <w:t xml:space="preserve">of the collection of the </w:t>
+        <w:t>of the collection of t</w:t>
+      </w:r>
+      <w:r>
+        <w:rPr>
+          <w:rFonts w:ascii="Charis SIL Regular" w:hAnsi="Charis SIL Regular" w:eastAsia="Charis SIL Regular"/>
+          <w:b w:val="0"/>
+          <w:i w:val="0"/>
+          <w:color w:val="000000"/>
+          <w:sz w:val="24"/>
+        </w:rPr>
+        <w:hyperlink r:id="rId10" w:history="1">
+          <w:r>
+            <w:rPr>
+              <w:rStyle w:val="Hyperlink"/>
+            </w:rPr>
+            <w:t xml:space="preserve">he </w:t>
+          </w:r>
+        </w:hyperlink>
       </w:r>
       <w:r>
         <w:rPr>
@@ -569,7 +586,7 @@
           <w:sz w:val="24"/>
           <w:u w:val="single"/>
         </w:rPr>
-        <w:hyperlink r:id="rId11" w:history="1">
+        <w:hyperlink r:id="rId10" w:history="1">
           <w:r>
             <w:rPr>
               <w:rStyle w:val="Hyperlink"/>
@@ -634,7 +651,7 @@
           <w:sz w:val="24"/>
           <w:u w:val="single"/>
         </w:rPr>
-        <w:hyperlink r:id="rId10" w:history="1">
+        <w:hyperlink r:id="rId11" w:history="1">
           <w:r>
             <w:rPr>
               <w:rStyle w:val="Hyperlink"/>
@@ -663,7 +680,7 @@
           <w:sz w:val="24"/>
           <w:u w:val="single"/>
         </w:rPr>
-        <w:hyperlink r:id="rId10" w:history="1">
+        <w:hyperlink r:id="rId11" w:history="1">
           <w:r>
             <w:rPr>
               <w:rStyle w:val="Hyperlink"/>
@@ -681,7 +698,7 @@
           <w:sz w:val="24"/>
           <w:u w:val="single"/>
         </w:rPr>
-        <w:hyperlink r:id="rId10" w:history="1">
+        <w:hyperlink r:id="rId11" w:history="1">
           <w:r>
             <w:rPr>
               <w:rStyle w:val="Hyperlink"/>
@@ -1059,7 +1076,71 @@
           <w:color w:val="000000"/>
           <w:sz w:val="24"/>
         </w:rPr>
-        <w:t xml:space="preserve">.In addition, the National Museum of Ethnology </w:t>
+        <w:t>.In addition, the N</w:t>
+      </w:r>
+      <w:r>
+        <w:rPr>
+          <w:u w:val="single" w:color="0000ff"/>
+          <w:rFonts w:ascii="Charis SIL Regular" w:hAnsi="Charis SIL Regular" w:eastAsia="Charis SIL Regular"/>
+          <w:b w:val="0"/>
+          <w:i w:val="0"/>
+          <w:color w:val="000000"/>
+          <w:sz w:val="24"/>
+        </w:rPr>
+        <w:hyperlink r:id="rId12" w:history="1">
+          <w:r>
+            <w:rPr>
+              <w:rStyle w:val="Hyperlink"/>
+            </w:rPr>
+            <w:t>ational M</w:t>
+          </w:r>
+        </w:hyperlink>
+      </w:r>
+      <w:r>
+        <w:rPr>
+          <w:u w:val="single" w:color="0000ff"/>
+          <w:rFonts w:ascii="Charis SIL Regular" w:hAnsi="Charis SIL Regular" w:eastAsia="Charis SIL Regular"/>
+          <w:b w:val="0"/>
+          <w:i w:val="0"/>
+          <w:color w:val="000000"/>
+          <w:sz w:val="24"/>
+        </w:rPr>
+        <w:hyperlink r:id="rId12" w:history="1">
+          <w:r>
+            <w:rPr>
+              <w:rStyle w:val="Hyperlink"/>
+            </w:rPr>
+            <w:t>u</w:t>
+          </w:r>
+        </w:hyperlink>
+      </w:r>
+      <w:r>
+        <w:rPr>
+          <w:u w:val="single" w:color="0000ff"/>
+          <w:rFonts w:ascii="Charis SIL Regular" w:hAnsi="Charis SIL Regular" w:eastAsia="Charis SIL Regular"/>
+          <w:b w:val="0"/>
+          <w:i w:val="0"/>
+          <w:color w:val="000000"/>
+          <w:sz w:val="24"/>
+        </w:rPr>
+        <w:hyperlink r:id="rId12" w:history="1">
+          <w:r>
+            <w:rPr>
+              <w:rStyle w:val="Hyperlink"/>
+            </w:rPr>
+            <w:t>seum of Eth</w:t>
+          </w:r>
+        </w:hyperlink>
+      </w:r>
+      <w:r>
+        <w:rPr>
+          <w:rFonts w:ascii="Charis SIL Regular" w:hAnsi="Charis SIL Regular" w:eastAsia="Charis SIL Regular"/>
+          <w:b w:val="0"/>
+          <w:i w:val="0"/>
+          <w:color w:val="000000"/>
+          <w:sz w:val="24"/>
+        </w:rPr>
+        <w:t xml:space="preserve">nology </w:t>
       </w:r>
       <w:r>
         <w:rPr>
@@ -1831,103 +1912,13 @@
       </w:r>
       <w:r>
         <w:rPr>
-          <w:u w:val="single" w:color="0000ff"/>
           <w:rFonts w:ascii="Charis SIL Regular" w:hAnsi="Charis SIL Regular" w:eastAsia="Charis SIL Regular"/>
           <w:b w:val="0"/>
           <w:i w:val="0"/>
           <w:color w:val="000000"/>
           <w:sz w:val="24"/>
         </w:rPr>
-        <w:hyperlink r:id="rId10" w:history="1">
-          <w:r>
-            <w:rPr>
-              <w:rStyle w:val="Hyperlink"/>
-            </w:rPr>
-            <w:t>that w</w:t>
-          </w:r>
-        </w:hyperlink>
-      </w:r>
-      <w:r>
-        <w:rPr>
-          <w:u w:val="single" w:color="0000ff"/>
-          <w:rFonts w:ascii="Charis SIL Regular" w:hAnsi="Charis SIL Regular" w:eastAsia="Charis SIL Regular"/>
-          <w:b w:val="0"/>
-          <w:i w:val="0"/>
-          <w:color w:val="000000"/>
-          <w:sz w:val="24"/>
-        </w:rPr>
-        <w:hyperlink r:id="rId10" w:history="1">
-          <w:r>
-            <w:rPr>
-              <w:rStyle w:val="Hyperlink"/>
-            </w:rPr>
-            <w:t>ere tran</w:t>
-          </w:r>
-        </w:hyperlink>
-      </w:r>
-      <w:r>
-        <w:rPr>
-          <w:u w:val="single" w:color="0000ff"/>
-          <w:rFonts w:ascii="Charis SIL Regular" w:hAnsi="Charis SIL Regular" w:eastAsia="Charis SIL Regular"/>
-          <w:b w:val="0"/>
-          <w:i w:val="0"/>
-          <w:color w:val="000000"/>
-          <w:sz w:val="24"/>
-        </w:rPr>
-        <w:hyperlink r:id="rId10" w:history="1">
-          <w:r>
-            <w:rPr>
-              <w:rStyle w:val="Hyperlink"/>
-            </w:rPr>
-            <w:t>s</w:t>
-          </w:r>
-        </w:hyperlink>
-      </w:r>
-      <w:r>
-        <w:rPr>
-          <w:u w:val="single" w:color="0000ff"/>
-          <w:rFonts w:ascii="Charis SIL Regular" w:hAnsi="Charis SIL Regular" w:eastAsia="Charis SIL Regular"/>
-          <w:b w:val="0"/>
-          <w:i w:val="0"/>
-          <w:color w:val="000000"/>
-          <w:sz w:val="24"/>
-        </w:rPr>
-        <w:hyperlink r:id="rId10" w:history="1">
-          <w:r>
-            <w:rPr>
-              <w:rStyle w:val="Hyperlink"/>
-            </w:rPr>
-            <w:t>fe</w:t>
-          </w:r>
-        </w:hyperlink>
-      </w:r>
-      <w:r>
-        <w:rPr>
-          <w:u w:val="single" w:color="0000ff"/>
-          <w:rFonts w:ascii="Charis SIL Regular" w:hAnsi="Charis SIL Regular" w:eastAsia="Charis SIL Regular"/>
-          <w:b w:val="0"/>
-          <w:i w:val="0"/>
-          <w:color w:val="000000"/>
-          <w:sz w:val="24"/>
-        </w:rPr>
-        <w:hyperlink r:id="rId10" w:history="1">
-          <w:r>
-            <w:rPr>
-              <w:rStyle w:val="Hyperlink"/>
-            </w:rPr>
-            <w:t>rred from t</w:t>
-          </w:r>
-        </w:hyperlink>
-      </w:r>
-      <w:r>
-        <w:rPr>
-          <w:rFonts w:ascii="Charis SIL Regular" w:hAnsi="Charis SIL Regular" w:eastAsia="Charis SIL Regular"/>
-          <w:b w:val="0"/>
-          <w:i w:val="0"/>
-          <w:color w:val="000000"/>
-          <w:sz w:val="24"/>
-        </w:rPr>
-        <w:t xml:space="preserve">he </w:t>
+        <w:t xml:space="preserve">that were transferred from the </w:t>
       </w:r>
       <w:r>
         <w:rPr>

--- a/EXPORTS/DOCX/published/niveau3/English/WMLeiden.docx
+++ b/EXPORTS/DOCX/published/niveau3/English/WMLeiden.docx
@@ -743,25 +743,7 @@
           <w:color w:val="000000"/>
           <w:sz w:val="24"/>
         </w:rPr>
-        <w:t>then the Rijks Ethnogra</w:t>
-      </w:r>
-      <w:r>
-        <w:rPr>
-          <w:u w:val="single" w:color="0000ff"/>
-          <w:rFonts w:ascii="Charis SIL Regular" w:hAnsi="Charis SIL Regular" w:eastAsia="Charis SIL Regular"/>
-          <w:b w:val="0"/>
-          <w:i w:val="0"/>
-          <w:color w:val="000000"/>
-          <w:sz w:val="24"/>
-        </w:rPr>
-        <w:hyperlink r:id="rId11" w:history="1">
-          <w:r>
-            <w:rPr>
-              <w:rStyle w:val="Hyperlink"/>
-            </w:rPr>
-            <w:t>phisch M</w:t>
-          </w:r>
-        </w:hyperlink>
+        <w:t>then the Rijks Ethnographisch M</w:t>
       </w:r>
       <w:r>
         <w:rPr>

--- a/EXPORTS/DOCX/published/niveau3/English/WMLeiden.docx
+++ b/EXPORTS/DOCX/published/niveau3/English/WMLeiden.docx
@@ -558,24 +558,7 @@
           <w:color w:val="000000"/>
           <w:sz w:val="24"/>
         </w:rPr>
-        <w:t>of the collection of t</w:t>
-      </w:r>
-      <w:r>
-        <w:rPr>
-          <w:rFonts w:ascii="Charis SIL Regular" w:hAnsi="Charis SIL Regular" w:eastAsia="Charis SIL Regular"/>
-          <w:b w:val="0"/>
-          <w:i w:val="0"/>
-          <w:color w:val="000000"/>
-          <w:sz w:val="24"/>
-        </w:rPr>
-        <w:hyperlink r:id="rId10" w:history="1">
-          <w:r>
-            <w:rPr>
-              <w:rStyle w:val="Hyperlink"/>
-            </w:rPr>
-            <w:t xml:space="preserve">he </w:t>
-          </w:r>
-        </w:hyperlink>
+        <w:t xml:space="preserve">of the collection of the </w:t>
       </w:r>
       <w:r>
         <w:rPr>
@@ -586,7 +569,7 @@
           <w:sz w:val="24"/>
           <w:u w:val="single"/>
         </w:rPr>
-        <w:hyperlink r:id="rId10" w:history="1">
+        <w:hyperlink r:id="rId11" w:history="1">
           <w:r>
             <w:rPr>
               <w:rStyle w:val="Hyperlink"/>
@@ -604,7 +587,7 @@
           <w:sz w:val="24"/>
           <w:u w:val="single"/>
         </w:rPr>
-        <w:hyperlink r:id="rId10" w:history="1">
+        <w:hyperlink r:id="rId11" w:history="1">
           <w:r>
             <w:rPr>
               <w:rStyle w:val="Hyperlink"/>
@@ -622,7 +605,7 @@
           <w:sz w:val="24"/>
           <w:u w:val="single"/>
         </w:rPr>
-        <w:hyperlink r:id="rId10" w:history="1">
+        <w:hyperlink r:id="rId11" w:history="1">
           <w:r>
             <w:rPr>
               <w:rStyle w:val="Hyperlink"/>
@@ -680,7 +663,7 @@
           <w:sz w:val="24"/>
           <w:u w:val="single"/>
         </w:rPr>
-        <w:hyperlink r:id="rId11" w:history="1">
+        <w:hyperlink r:id="rId10" w:history="1">
           <w:r>
             <w:rPr>
               <w:rStyle w:val="Hyperlink"/>
@@ -698,7 +681,7 @@
           <w:sz w:val="24"/>
           <w:u w:val="single"/>
         </w:rPr>
-        <w:hyperlink r:id="rId11" w:history="1">
+        <w:hyperlink r:id="rId10" w:history="1">
           <w:r>
             <w:rPr>
               <w:rStyle w:val="Hyperlink"/>
@@ -743,7 +726,25 @@
           <w:color w:val="000000"/>
           <w:sz w:val="24"/>
         </w:rPr>
-        <w:t>then the Rijks Ethnographisch M</w:t>
+        <w:t>then the Rijks Ethnogra</w:t>
+      </w:r>
+      <w:r>
+        <w:rPr>
+          <w:u w:val="single" w:color="0000ff"/>
+          <w:rFonts w:ascii="Charis SIL Regular" w:hAnsi="Charis SIL Regular" w:eastAsia="Charis SIL Regular"/>
+          <w:b w:val="0"/>
+          <w:i w:val="0"/>
+          <w:color w:val="000000"/>
+          <w:sz w:val="24"/>
+        </w:rPr>
+        <w:hyperlink r:id="rId11" w:history="1">
+          <w:r>
+            <w:rPr>
+              <w:rStyle w:val="Hyperlink"/>
+            </w:rPr>
+            <w:t>phisch M</w:t>
+          </w:r>
+        </w:hyperlink>
       </w:r>
       <w:r>
         <w:rPr>
@@ -1133,14 +1134,7 @@
           <w:color w:val="000000"/>
           <w:sz w:val="24"/>
         </w:rPr>
-        <w:hyperlink r:id="rId12" w:history="1">
-          <w:r>
-            <w:rPr>
-              <w:rStyle w:val="Hyperlink"/>
-            </w:rPr>
-            <w:t xml:space="preserve">itself was an </w:t>
-          </w:r>
-        </w:hyperlink>
+        <w:t xml:space="preserve">itself was an </w:t>
       </w:r>
       <w:r>
         <w:rPr>
@@ -1894,13 +1888,59 @@
       </w:r>
       <w:r>
         <w:rPr>
+          <w:u w:val="single" w:color="0000ff"/>
           <w:rFonts w:ascii="Charis SIL Regular" w:hAnsi="Charis SIL Regular" w:eastAsia="Charis SIL Regular"/>
           <w:b w:val="0"/>
           <w:i w:val="0"/>
           <w:color w:val="000000"/>
           <w:sz w:val="24"/>
         </w:rPr>
-        <w:t xml:space="preserve">that were transferred from the </w:t>
+        <w:hyperlink r:id="rId10" w:history="1">
+          <w:r>
+            <w:rPr>
+              <w:rStyle w:val="Hyperlink"/>
+            </w:rPr>
+            <w:t>that w</w:t>
+          </w:r>
+        </w:hyperlink>
+      </w:r>
+      <w:r>
+        <w:rPr>
+          <w:rFonts w:ascii="Charis SIL Regular" w:hAnsi="Charis SIL Regular" w:eastAsia="Charis SIL Regular"/>
+          <w:b w:val="0"/>
+          <w:i w:val="0"/>
+          <w:color w:val="000000"/>
+          <w:sz w:val="24"/>
+        </w:rPr>
+        <w:t>ere transfe</w:t>
+      </w:r>
+      <w:r>
+        <w:rPr>
+          <w:u w:val="single" w:color="0000ff"/>
+          <w:rFonts w:ascii="Charis SIL Regular" w:hAnsi="Charis SIL Regular" w:eastAsia="Charis SIL Regular"/>
+          <w:b w:val="0"/>
+          <w:i w:val="0"/>
+          <w:color w:val="000000"/>
+          <w:sz w:val="24"/>
+        </w:rPr>
+        <w:hyperlink r:id="rId10" w:history="1">
+          <w:r>
+            <w:rPr>
+              <w:rStyle w:val="Hyperlink"/>
+            </w:rPr>
+            <w:t>rred from t</w:t>
+          </w:r>
+        </w:hyperlink>
+      </w:r>
+      <w:r>
+        <w:rPr>
+          <w:rFonts w:ascii="Charis SIL Regular" w:hAnsi="Charis SIL Regular" w:eastAsia="Charis SIL Regular"/>
+          <w:b w:val="0"/>
+          <w:i w:val="0"/>
+          <w:color w:val="000000"/>
+          <w:sz w:val="24"/>
+        </w:rPr>
+        <w:t xml:space="preserve">he </w:t>
       </w:r>
       <w:r>
         <w:rPr>

--- a/EXPORTS/DOCX/published/niveau3/English/WMLeiden.docx
+++ b/EXPORTS/DOCX/published/niveau3/English/WMLeiden.docx
@@ -663,7 +663,7 @@
           <w:sz w:val="24"/>
           <w:u w:val="single"/>
         </w:rPr>
-        <w:hyperlink r:id="rId10" w:history="1">
+        <w:hyperlink r:id="rId11" w:history="1">
           <w:r>
             <w:rPr>
               <w:rStyle w:val="Hyperlink"/>
@@ -681,7 +681,7 @@
           <w:sz w:val="24"/>
           <w:u w:val="single"/>
         </w:rPr>
-        <w:hyperlink r:id="rId10" w:history="1">
+        <w:hyperlink r:id="rId11" w:history="1">
           <w:r>
             <w:rPr>
               <w:rStyle w:val="Hyperlink"/>
@@ -1134,61 +1134,7 @@
           <w:color w:val="000000"/>
           <w:sz w:val="24"/>
         </w:rPr>
-        <w:t xml:space="preserve">itself was an </w:t>
-      </w:r>
-      <w:r>
-        <w:rPr>
-          <w:u w:val="single" w:color="0000ff"/>
-          <w:rFonts w:ascii="Charis SIL Regular" w:hAnsi="Charis SIL Regular" w:eastAsia="Charis SIL Regular"/>
-          <w:b w:val="0"/>
-          <w:i w:val="0"/>
-          <w:color w:val="000000"/>
-          <w:sz w:val="24"/>
-        </w:rPr>
-        <w:hyperlink r:id="rId12" w:history="1">
-          <w:r>
-            <w:rPr>
-              <w:rStyle w:val="Hyperlink"/>
-            </w:rPr>
-            <w:t>acti</w:t>
-          </w:r>
-        </w:hyperlink>
-      </w:r>
-      <w:r>
-        <w:rPr>
-          <w:u w:val="single" w:color="0000ff"/>
-          <w:rFonts w:ascii="Charis SIL Regular" w:hAnsi="Charis SIL Regular" w:eastAsia="Charis SIL Regular"/>
-          <w:b w:val="0"/>
-          <w:i w:val="0"/>
-          <w:color w:val="000000"/>
-          <w:sz w:val="24"/>
-        </w:rPr>
-        <w:hyperlink r:id="rId12" w:history="1">
-          <w:r>
-            <w:rPr>
-              <w:rStyle w:val="Hyperlink"/>
-            </w:rPr>
-            <w:t>v</w:t>
-          </w:r>
-        </w:hyperlink>
-      </w:r>
-      <w:r>
-        <w:rPr>
-          <w:u w:val="single" w:color="0000ff"/>
-          <w:rFonts w:ascii="Charis SIL Regular" w:hAnsi="Charis SIL Regular" w:eastAsia="Charis SIL Regular"/>
-          <w:b w:val="0"/>
-          <w:i w:val="0"/>
-          <w:color w:val="000000"/>
-          <w:sz w:val="24"/>
-        </w:rPr>
-        <w:hyperlink r:id="rId12" w:history="1">
-          <w:r>
-            <w:rPr>
-              <w:rStyle w:val="Hyperlink"/>
-            </w:rPr>
-            <w:t xml:space="preserve">e buyer </w:t>
-          </w:r>
-        </w:hyperlink>
+        <w:t xml:space="preserve">itself was an active buyer </w:t>
       </w:r>
       <w:r>
         <w:rPr>
@@ -1912,35 +1858,7 @@
           <w:color w:val="000000"/>
           <w:sz w:val="24"/>
         </w:rPr>
-        <w:t>ere transfe</w:t>
-      </w:r>
-      <w:r>
-        <w:rPr>
-          <w:u w:val="single" w:color="0000ff"/>
-          <w:rFonts w:ascii="Charis SIL Regular" w:hAnsi="Charis SIL Regular" w:eastAsia="Charis SIL Regular"/>
-          <w:b w:val="0"/>
-          <w:i w:val="0"/>
-          <w:color w:val="000000"/>
-          <w:sz w:val="24"/>
-        </w:rPr>
-        <w:hyperlink r:id="rId10" w:history="1">
-          <w:r>
-            <w:rPr>
-              <w:rStyle w:val="Hyperlink"/>
-            </w:rPr>
-            <w:t>rred from t</w:t>
-          </w:r>
-        </w:hyperlink>
-      </w:r>
-      <w:r>
-        <w:rPr>
-          <w:rFonts w:ascii="Charis SIL Regular" w:hAnsi="Charis SIL Regular" w:eastAsia="Charis SIL Regular"/>
-          <w:b w:val="0"/>
-          <w:i w:val="0"/>
-          <w:color w:val="000000"/>
-          <w:sz w:val="24"/>
-        </w:rPr>
-        <w:t xml:space="preserve">he </w:t>
+        <w:t xml:space="preserve">ere transferred from the </w:t>
       </w:r>
       <w:r>
         <w:rPr>
